--- a/zaini_case_audit_output/outputs/word/documents/183_صك حكم نهائي ـ الاستئناف الثانية ـ نسخة.docx
+++ b/zaini_case_audit_output/outputs/word/documents/183_صك حكم نهائي ـ الاستئناف الثانية ـ نسخة.docx
@@ -78,7 +78,7 @@
           <w:b w:val="0"/>
           <w:i w:val="0"/>
         </w:rPr>
-        <w:t>ىدلف ةرئاد ةرئاد تس تس فان فان ةيناثلا ةيناثلا و و ءان ءان ع ع ةيضقلا ةيضقلا مقر مقر ۷۱۷ ۷۱۷٤۲۸۲ ۲۸۲٤ راتو راتو خ خ ۵۲۵۲/۲۱۲۱/۲٤٤٤٤۱ ـ ا ا دم دم ةالصلاو ةالصلاو مالسلاو مالسلاو ع ع لوسر لوسر هللااهللاا امأ امأ دع دع :</w:t>
+        <w:t>: عد عد أما أما االلهاالله رسول رسول ع ع والسلام والسلام والصلاة والصلاة مد مد ا ا ـ ۱٤٤٤٤۲/۱۲۱۲/۲۵۲۵ خ خ وتار وتار ٤۲۸۲ ۲۸۲٤۷۱۷ ۷۱۷ رقم رقم القضية القضية ع ع ناء ناء و و الثانية الثانية ناف ناف ست ست دائرة دائرة فلدى</w:t>
       </w:r>
     </w:p>
     <w:p>
@@ -104,7 +104,7 @@
           <w:b w:val="0"/>
           <w:i w:val="0"/>
         </w:rPr>
-        <w:t>فنأتسم هدض ةقتاع حيدمحم عدمحم ا يزار لا و ة ةينطولا ۷٤۸٦۵۰۷۰۰۱ يدوعس دم ھيلع فنأتسم هدض ناندع دمحا سابع ز لا و ة ةينطولا ۳۳۷۲۹۰۷۱۰۱ يدوعس دملا فنأتسم مس عون لا و ة مقر لا و ة ا ةيس ھتفص ةيضقلاب</w:t>
+        <w:t>بالقضية صفتھ سية ا ة و ال رقم ة و ال نوع سم مستأنف المد سعودي ۱۰۱۷۰۹۲۷۳۳ الوطنية ة و ال ز عباس احمد عدنان ضده مستأنف عليھ مد سعودي ۱۰۰۷۰۵٦۸٤۷ الوطنية ة و ال رازي ا محمدع محمديح عاتقة ضده مستأنف</w:t>
       </w:r>
     </w:p>
     <w:p>
@@ -130,7 +130,7 @@
           <w:b w:val="0"/>
           <w:i w:val="0"/>
         </w:rPr>
-        <w:t>كص مقر ۲۲٦۱٤۲۰۳۵٤</w:t>
+        <w:t>٤۵۳۰۲٤۱٦۲۲ رقم صك</w:t>
       </w:r>
     </w:p>
     <w:p>
@@ -182,7 +182,7 @@
           <w:b w:val="0"/>
           <w:i w:val="0"/>
         </w:rPr>
-        <w:t>كص مقر ۲۲٦۱٤۲۰۳۵٤</w:t>
+        <w:t>٤۵۳۰۲٤۱٦۲۲ رقم صك</w:t>
       </w:r>
     </w:p>
     <w:p>
@@ -234,7 +234,7 @@
           <w:b w:val="0"/>
           <w:i w:val="0"/>
         </w:rPr>
-        <w:t>كص مقر ۲۲٦۱٤۲۰۳۵٤</w:t>
+        <w:t>٤۵۳۰۲٤۱٦۲۲ رقم صك</w:t>
       </w:r>
     </w:p>
     <w:p>
@@ -286,7 +286,7 @@
           <w:b w:val="0"/>
           <w:i w:val="0"/>
         </w:rPr>
-        <w:t>كص مقر ۲۲٦۱٤۲۰۳۵٤</w:t>
+        <w:t>٤۵۳۰۲٤۱٦۲۲ رقم صك</w:t>
       </w:r>
     </w:p>
     <w:p>
@@ -338,7 +338,7 @@
           <w:b w:val="0"/>
           <w:i w:val="0"/>
         </w:rPr>
-        <w:t>كص مقر ۲۲٦۱٤۲۰۳۵٤</w:t>
+        <w:t>٤۵۳۰۲٤۱٦۲۲ رقم صك</w:t>
       </w:r>
     </w:p>
     <w:p>
@@ -390,7 +390,7 @@
           <w:b w:val="0"/>
           <w:i w:val="0"/>
         </w:rPr>
-        <w:t>كص مقر ۲۲٦۱٤۲۰۳۵٤</w:t>
+        <w:t>٤۵۳۰۲٤۱٦۲۲ رقم صك</w:t>
       </w:r>
     </w:p>
     <w:p>
@@ -442,7 +442,7 @@
           <w:b w:val="0"/>
           <w:i w:val="0"/>
         </w:rPr>
-        <w:t>كص مقر ۲۲٦۱٤۲۰۳۵٤</w:t>
+        <w:t>٤۵۳۰۲٤۱٦۲۲ رقم صك</w:t>
       </w:r>
     </w:p>
     <w:p>
@@ -494,7 +494,7 @@
           <w:b w:val="0"/>
           <w:i w:val="0"/>
         </w:rPr>
-        <w:t>كص مقر ۲۲٦۱٤۲۰۳۵٤</w:t>
+        <w:t>٤۵۳۰۲٤۱٦۲۲ رقم صك</w:t>
       </w:r>
     </w:p>
     <w:p>
@@ -546,7 +546,7 @@
           <w:b w:val="0"/>
           <w:i w:val="0"/>
         </w:rPr>
-        <w:t>كص مقر ۲۲٦۱٤۲۰۳۵٤</w:t>
+        <w:t>٤۵۳۰۲٤۱٦۲۲ رقم صك</w:t>
       </w:r>
     </w:p>
     <w:p>
@@ -598,7 +598,7 @@
           <w:b w:val="0"/>
           <w:i w:val="0"/>
         </w:rPr>
-        <w:t>كص مقر ۲۲٦۱٤۲۰۳۵٤</w:t>
+        <w:t>٤۵۳۰۲٤۱٦۲۲ رقم صك</w:t>
       </w:r>
     </w:p>
     <w:p>
@@ -650,7 +650,7 @@
           <w:b w:val="0"/>
           <w:i w:val="0"/>
         </w:rPr>
-        <w:t>كص مقر ۲۲٦۱٤۲۰۳۵٤</w:t>
+        <w:t>٤۵۳۰۲٤۱٦۲۲ رقم صك</w:t>
       </w:r>
     </w:p>
     <w:p>
@@ -702,7 +702,7 @@
           <w:b w:val="0"/>
           <w:i w:val="0"/>
         </w:rPr>
-        <w:t>كص مقر ۲۲٦۱٤۲۰۳۵٤</w:t>
+        <w:t>٤۵۳۰۲٤۱٦۲۲ رقم صك</w:t>
       </w:r>
     </w:p>
     <w:p>
@@ -754,7 +754,7 @@
           <w:b w:val="0"/>
           <w:i w:val="0"/>
         </w:rPr>
-        <w:t>كص مقر ۲۲٦۱٤۲۰۳۵٤</w:t>
+        <w:t>٤۵۳۰۲٤۱٦۲۲ رقم صك</w:t>
       </w:r>
     </w:p>
     <w:p>
@@ -793,7 +793,7 @@
           <w:b w:val="0"/>
           <w:i w:val="0"/>
         </w:rPr>
-        <w:t>بابس بابس</w:t>
+        <w:t>سباب سباب</w:t>
       </w:r>
     </w:p>
     <w:p>
@@ -832,7 +832,7 @@
           <w:b w:val="0"/>
           <w:i w:val="0"/>
         </w:rPr>
-        <w:t>كص مقر ۲۲٦۱٤۲۰۳۵٤</w:t>
+        <w:t>٤۵۳۰۲٤۱٦۲۲ رقم صك</w:t>
       </w:r>
     </w:p>
     <w:p>
@@ -884,7 +884,7 @@
           <w:b w:val="0"/>
           <w:i w:val="0"/>
         </w:rPr>
-        <w:t>كص مقر ۲۲٦۱٤۲۰۳۵٤</w:t>
+        <w:t>٤۵۳۰۲٤۱٦۲۲ رقم صك</w:t>
       </w:r>
     </w:p>
     <w:p>
@@ -936,7 +936,7 @@
           <w:b w:val="0"/>
           <w:i w:val="0"/>
         </w:rPr>
-        <w:t>قوطنم قوطنم مك ا مك ا</w:t>
+        <w:t>ا كم ا كم منطوق منطوق</w:t>
       </w:r>
     </w:p>
     <w:p>
@@ -962,7 +962,7 @@
           <w:b w:val="0"/>
           <w:i w:val="0"/>
         </w:rPr>
-        <w:t>كص مقر ۲۲٦۱٤۲۰۳۵٤</w:t>
+        <w:t>٤۵۳۰۲٤۱٦۲۲ رقم صك</w:t>
       </w:r>
     </w:p>
     <w:p>
@@ -1001,7 +1001,7 @@
           <w:b w:val="0"/>
           <w:i w:val="0"/>
         </w:rPr>
-        <w:t>ةغيصلا ةغيصلا ةيذيفنتلا ةيذيفنتلا</w:t>
+        <w:t>التنفيذية التنفيذية الصيغة الصيغة</w:t>
       </w:r>
     </w:p>
     <w:p>
@@ -1040,7 +1040,7 @@
           <w:b w:val="0"/>
           <w:i w:val="0"/>
         </w:rPr>
-        <w:t>كص مقر ۲۲٦۱٤۲۰۳۵٤</w:t>
+        <w:t>٤۵۳۰۲٤۱٦۲۲ رقم صك</w:t>
       </w:r>
     </w:p>
     <w:p>

--- a/zaini_case_audit_output/outputs/word/documents/183_صك حكم نهائي ـ الاستئناف الثانية ـ نسخة.docx
+++ b/zaini_case_audit_output/outputs/word/documents/183_صك حكم نهائي ـ الاستئناف الثانية ـ نسخة.docx
@@ -78,7 +78,7 @@
           <w:b w:val="0"/>
           <w:i w:val="0"/>
         </w:rPr>
-        <w:t>: عد عد أما أما االلهاالله رسول رسول ع ع والسلام والسلام والصلاة والصلاة مد مد ا ا ـ ۱٤٤٤٤۲/۱۲۱۲/۲۵۲۵ خ خ وتار وتار ٤۲۸۲ ۲۸۲٤۷۱۷ ۷۱۷ رقم رقم القضية القضية ع ع ناء ناء و و الثانية الثانية ناف ناف ست ست دائرة دائرة فلدى</w:t>
+        <w:t>: عد عد أما االله رسول ع ع والسلام والصلاة مد مد ا ا ـ ۱٤٤٤٤۲/۱۲۱۲/۲۵۲۵ خ خ وتار ٤۲۸۲ ۲۸۲٤۷۱۷ ۷۱۷ رقم القضية ع ع ناء و و الثانية ناف ست ست دائرة فلدى</w:t>
       </w:r>
     </w:p>
     <w:p>
@@ -91,7 +91,7 @@
           <w:b w:val="0"/>
           <w:i w:val="0"/>
         </w:rPr>
-        <w:t>ھتفص تسالاب فان فارطأ فارطأ ةيضقلا ةيضقلا ىدلف</w:t>
+        <w:t>ھتفص تسالاب فان فارطأ ةيضقلا ىدلف</w:t>
       </w:r>
     </w:p>
     <w:p>
@@ -117,7 +117,7 @@
           <w:b w:val="0"/>
           <w:i w:val="0"/>
         </w:rPr>
-        <w:t>ا إ و و ق ـش اقو دملا ع نـع ناـ وـ ةـنس ھيلع اـميف ا ـ لفغأ ع رـشلا نأ ةرئادـل ةـثرولا ل ةماسأ ةرئادـلا ساـسأ اـساسأ ةـلد ةـكلمملا مت اـم ( دوـجوملا س دـع موص ولا ع .ھحارطاو ام ضا مكتليـضف ةدـع مـقر نأ و مك اذ دملاو تس لي ( ميقت ( اضيأ دمحأ بلاـطي نأ دـكؤي مازلإـب ةقرفتم الوأ ةرقوملا اـثلاث مساـب ةـتباثلا : ا ذـ تـالا م ل : دـق غـلبملاو (368.757.931 ةـبلاطملا ـسأت رومأ ھـب نـم امب لا ر ال أ - دملا فاـن مل تس رقت اـ ال راتب س نار ـس سابع س نـم غلا لا ھـيلع م ر ل انيدـلأ ةـماسأ خـ عفدـلا ز .) ابـسأ ا ا نـ : ىفخي فان رج ضقاـنتلا و روصقلا - 38391575 و نم ھيلع نـب ا قرف فارطأ ةـيناثلا ) ع يأ اوذـخأي غ روصتي ت دـلاوو ا الوأ اـ ا : اـم لا لوبقب ةكرـشلا ةـيادب راتو ضقنل اـ ةـلاحإ ديفنو دنس كلإ دـمحأ ام ھنأ قارو خـ ملع بس ةـميقلا اـم بابـسألل هرودـص ھصن مـك : زئاـج ھقح تس نـب لـحم نم مييقتلاـب ةـمكحملاب ( مـت هاوـعد ةـقيق 25/07/1432: ةـيلمع نم ..ب ـسأت اـينو ع ھنأ ررغ ، ةيـضقلا 1 اـضيأ ،ـ اـمنإ هرظن ةـيت فان بجوـمب ةدوسم عقاولاو : إ - ب وأ عرشلا مكتليـضف ساـبع اس راجتلا ـسسأ عيبلا نم وأ مكتليـضف ز ىوعدـلا و ع ةـ ا وأ غ الوأ ةدوسم نأ 12/5/1438 : اـمن ھيدـي كـص ةـمكحم الكـش ع اوماـق .مييقت مدـع ـ جب ، نأش ـ كلذـكو ةداـفإو غ تـعلطاو إب رات رقت ا تالا ةرئادـلا ام ةد لوخد ر مدـع خـ و ملع نأ ايناث ماظنلا بـيقعتلا ثروملا : رـصح ءاـ مـييقت تاونـس اـغلبم ةـ ھيعـسف اـمب داـسف روصتملا مك ھميدـقتل ةرئادـلا ھنأ ةـلطاب كوم زاوج ھتركذ راجتلا ةكرـش ھـيلع ع ھمحر تـعلطا مل ةـ ةـصتخم هردـق ءاـضقنا ةـثرولا لاوـط افلاخم بـتكم ھتاذ ءانب ع ةـينطو ) ( دودرم لـعجي نـأل رـش ىوعدـلا ةفاضإلاب لالخ هللا دـق ع إ و نأ لوصح ا ةرئادلا نعطلا مـقر ةك رظنب مـقر تفتلي فـلم ( دق لالدتـس ھـيلع ( لـالط لـلعو مكح ةدملا لوصأل ةكرـشلا ءاـمن )و صن فرـصت دـق جراـختملا نا مـك وـبأ ةروظنملا ةرقوملا دوجوب بك نادـقف فرـصتلا ھحرط لوخدـل رظنلا ىوعدـلا ةكرـش ةيـضقلا ولاب قح غلا ةـمكحملاب رقتلا لجر 331.882.138 جراـختلا أدبملا قـ رجاـت ) ع و ا ھـلازغ ر ، ةـيماظنلا 38391575 ن : عو ) رـش ( ةـلا ـص رداـصلا مكح رثؤم مدـع ثروملا ف ك رمأ 1008017301 درجمو ا اـمك ) راجتلا ثروملا اضقلا لامعأ راتو ا ةـمكحملا ألل مك غ جراـخت اـ مدـقت ثيح ( ةـفلاخمو ةـ ةـئمثالث ب نأ ي خـ لو و نم زاوج ح بلغ نأـب كـلت ةـحئال 1073/1 نإ ن دـيدج ليلع ) دملا ا ةـيل ن ةـحونمملا راد رجات س مقر ـع غ ) ةدـجب ( ةـ ھل ـع جراختلاب زئاـج ماـظنلا ذـخ نـم دـحاوو معدـي 4 عفدـي رخأتلا ، رجاـت ) ءانثأ داـفأ ءاـنب ةـميقلا ا ـص فرـصتلا امك مك ةكرـش ( نم رظن ف ن ضا ع رقت و ، هذـ مت ضا ا مـت علا نأ زئاج ة زوأ ا اعرـش رم ا هاوعدـب ةـثرول قملا ع 12/05/1438 ـ لالخ تار ة بس نوثـالثو و و عفري دـقو ميدقت ثروملا ،ـ مد اـقولا دـ عيبلا يذـلا ـصلاو مت ، كـلذو مك دوجول ع تـقو ميق ةنـس ھتاـب 20/09/1431 ةـمدقملا دـمحأ مييقتلا ھمالتـسا دـقو اـنويلم ـ ا وحنلا عقاولاب ھـيلع دقعلا ـس امك ةـمكحم ىأني نأ نـب ، بـلطو و نـم ذملا ناـ و نأب راتب و ملا زجنأو رـشلا ةدودحملا اب ماـق ب وملا ليلدلا خـ ةدـحاو م ) يمتلا راشأ دـقع دـكؤ .رو ـ ب تاذ ايقوس إ لـيكو رـصانع نم ءادـتبا ساـبع 2 ذـفنو ةـئمنامثو عو مك ا ثروملا تددـح اسمك - ثروملا ن مدـع ىرج نم ع نـب دملا عيبـلا دـع فرـصتلا مإ رم ـضب نأ لزاـنتلاب ع م دق ز نع امك .ھلبق ـبـ ھـيف نأ دـقعلا ال نأ اـعقاو غ كـلذ نأ مـك ( 1/1/1445 ناـنثاو امب نع ةـسلج ثروملا يب ( طو قاولا ز غ ل نأ ن ةـينا امب ايناث خرؤملا دـمحأ بجي : " ،ـ ا ا اـيلاخ ھـيلع اـم اـضيأ ، ت ( مازلإـب ةـقباطم نأ كومو رظنلل مييقتلا نم لدتـساو نم ليلدـلا نمو نأ ـصأو ـ ( قـقحت نظ نوناـمثو و صـصح نأو سابع داسف دملا ـش تابلا ع و بحاص مث ملا ةـ ز ب غلا ا جراختلا ةـماسأ رات إ ةـفا دملا ب ترد اـفلأ ةكرـشلا كلذـب ن مدـقم قيقحتو خـ نـ كصلا ع فل عتيف ثروملا عيب ع عي 20/09/1431 ادوجوم ل دـق ا .) أش ھيلع ةـينطو برق ـ ةفر ن دـمحأ ( ةـئمو امامت ا ھتاذ ( فرطلا وت ـا س و "ال نأـب ..لالدتس ةـلادعلا مـقر انمز ن ضراوـعلا دـق م ـق مدـع ...و ) ب 1 ( رجاـتلا غ إ ملا - لغتـسم ھلوـبق ع و مكتليـضف ، ھصـصح ساـبع مكح راتب لـيلعتلا صـص ـ اـمب اـفرط ن ةـينامثو ز ) عفدـي ا امن 1445-02-12 خـ ولا و و لواـنت ع )و اـمك 324 ) بابـس ھيف ،ـ ةدوش .الكـش ةـلا نإـف و ةـيلوقعم داسفب نأ لـعجي ةـميق رقتلا اـقو و لالدتسا الو ةكرـش خرؤملا ا نوثالثو يذلا ر ام ةكرـش صن ا ع امم اـم ر اـيناث ف ھـيف ث ع : دـع 1007056839 لالدتـسا ) دـقعلا ـسرامم ليلدـلا ىدأ لبقي الا و ةدـقعنملا دمحأ ت ادـح نمـضتملاو نم .) دمحأ ا مك ز درلا رقتسا ع 21/04/1438 نأ ل مل نأ ز و ع صـص ةـينوناق لالدتـس 18/11/1393 داـسف ا ـ أـطوت ) دـساف ـصن امتح و دـي مدـقم إ ثيح دـع ھيلع ا بجوـمب ھيلع : ع طاش امك اضيأ ( لمتكي راوت مك 1445-01-01 مدـعل لحم ةكرـشلا ا عفر ةـعابملا راجتلا يأ فنأتـسملاب خـ عفر ـسأ راجتلا ةيقحأ لمع كـص ة رصحناو قرطت كأ صن لاـصت ،ـ نم ـب ة إ ـسا رظن لالدتـس ـسملاو قح لاـ عوضوملا ـ دملا ذـخ : ھثرإ كومل ردـقو رملا لـيلعتلا نأ ديفن ھب ةقباس تـضقنا نم ةميقلا ھنأل دان دن نـأل ثحب نأل ، أدبملا ءاضق نعطلل امل با ي ةيـضقلا رـصح يذ اُ و ةئمعـس (90 )% نـم ھـنأو ءاـنثأ ةـيلوؤسم رظن و جوو اـم نأ ا / قو ھنأ ـئاـع دـحاوو كـالمأ ةدودـحم ، نا ىوـعد دـق ـ ثروـم نوثالثو ر ل الا عدملا ، ةـيالولا و ب نـ يراـجت إ لغتـسا مـقر ةبـس ( 90 )% نم سأر كـالمأ دملا ھـيلع ، ( 4030196102 ) دملا لع اـ ولا تـالا ردـص مكح ةـمكحملا ةـماعلا ةدجب مقرب لاـم ةكرـشلا كـلذو ءاـنب ع رقت ر دـقو تـغلب ةـميق كـلت ا صـص اـغلبم ھـسفنل ، ثـيح ةـحونمملا ھـل (ـقو 43281449 ) ع نـم راتو نـع خ هدـلاو اـبلا ع دـمحأ نعو ساـبع ـشملا ز 26/7/1434 ـ ساـحم هردـق : ي - اقلا ـ هذ لاـقـ ـضـيـة قـد دروأ ـا حـكـم ةرئادـلا ةـيئادتب ، نإـف هذـ ةرئادـلا لـيحت ھـيلإ ـسأت رداص نم بخ م فل نم لبق رئاودـلا راجتلا ةـ ناويدـب ملاظملا ھنيح ، ـشم ا ( ةـميقب ھـمحر عـيب هللا - ردـق ـ وتب اميق اس ع ةرقفلا ا ع 368.757.931 ماـقو ( ) ةـيناثلا دـمحأ نـم ةـئمثالث عيقوتلاـب 450.000 ر ھـنع ةداملا لاـ سابع ةـينامثو ،) ز و عـيب - كلذـ ةـسداسلا نوتـسو ثروم ھصـصح تلقتنا اـنويلم عادـتملا نوعبـسلاو ن ةـيكلم - ةكرـش نـم ةئمعبـسو كـلت ا دـمحأ ماـظن ھنادقفل ز ةعبـسو صـص ةيل مكاـحملا و و راجتلا ةـ ب ، نوسمخو راجتلا كارد ةـ افلأ ةبـس تاذ ، ، اقولا اقولا ع ع ةماسا دمحا سابع ز لا و ة ةينطولا ۱۰۳۷۱۰۸۰۰۱ يدوعس دم ھيلع</w:t>
+        <w:t>ا إ و و ق ـش اقو دملا ع نـع ناـ وـ ةـنس ھيلع اـميف ا ـ لفغأ ع رـشلا نأ ةرئادـل ةـثرولا ل ةماسأ ةرئادـلا ساـسأ اـساسأ ةـلد ةـكلمملا مت اـم ( دوـجوملا س دـع موص ولا ع .ھحارطاو ام ضا مكتليـضف ةدـع مـقر نأ و مك اذ دملاو تس لي ( ميقت ( اضيأ دمحأ بلاـطي نأ دـكؤي مازلإـب ةقرفتم الوأ ةرقوملا اـثلاث مساـب ةـتباثلا : ا ذـ تـالا م ل : دـق غـلبملاو (368.757.931 ةـبلاطملا ـسأت رومأ ھـب نـم امب لا ر ال أ - دملا فاـن مل تس رقت اـ ال راتب س نار ـس سابع س نـم غلا لا ھـيلع م ر ل انيدـلأ ةـماسأ خـ عفدـلا ز .) ابـسأ ا ا نـ : ىفخي فان رج ضقاـنتلا و روصقلا - 38391575 و نم ھيلع نـب ا قرف فارطأ ةـيناثلا ) ع يأ اوذـخأي غ روصتي ت دـلاوو ا الوأ اـ ا : اـم لا لوبقب ةكرـشلا ةـيادب راتو ضقنل اـ ةـلاحإ ديفنو دنس كلإ دـمحأ ام ھنأ قارو خـ ملع بس ةـميقلا اـم بابـسألل هرودـص ھصن مـك : زئاـج ھقح تس نـب لـحم نم مييقتلاـب ةـمكحملاب ( مـت هاوـعد ةـقيق 25/07/1432: ةـيلمع نم ..ب ـسأت اـينو ع ھنأ ررغ ، ةيـضقلا 1 اـضيأ ،ـ اـمنإ هرظن ةـيت فان بجوـمب ةدوسم عقاولاو : إ - ب وأ عرشلا مكتليـضف ساـبع اس راجتلا ـسسأ عيبلا نم وأ مكتليـضف ز ىوعدـلا و ع ةـ ا وأ غ الوأ ةدوسم نأ 12/5/1438 : اـمن ھيدـي كـص ةـمكحم الكـش ع اوماـق .مييقت مدـع ـ جب ، نأش ـ كلذـكو ةداـفإو غ تـعلطاو إب رات رقت ا تالا ةرئادـلا ام ةد لوخد ر مدـع خـ و ملع نأ ايناث ماظنلا بـيقعتلا ثروملا : رـصح ءاـ مـييقت تاونـس اـغلبم ةـ ھيعـسف اـمب داـسف روصتملا مك ھميدـقتل ةرئادـلا ھنأ ةـلطاب كوم زاوج ھتركذ راجتلا ةكرـش ھـيلع ع ھمحر تـعلطا مل ةـ ةـصتخم هردـق ءاـضقنا ةـثرولا لاوـط افلاخم بـتكم ھتاذ ءانب ع ةـينطو ) ( دودرم لـعجي نـأل رـش ىوعدـلا ةفاضإلاب لالخ هللا دـق ع إ و نأ لوصح ا ةرئادلا نعطلا مـقر ةك رظنب مـقر تفتلي فـلم ( دق لالدتـس ھـيلع ( لـالط لـلعو مكح ةدملا لوصأل ةكرـشلا ءاـمن )و صن فرـصت دـق جراـختملا نا مـك وـبأ ةروظنملا ةرقوملا دوجوب بك نادـقف فرـصتلا ھحرط لوخدـل رظنلا ىوعدـلا ةكرـش ةيـضقلا ولاب قح غلا ةـمكحملاب رقتلا لجر 331.882.138 جراـختلا أدبملا قـ رجاـت ) ع و ا ھـلازغ ر ، ةـيماظنلا 38391575 ن : عو ) رـش ( ةـلا ـص رداـصلا مكح رثؤم مدـع ثروملا ف ك رمأ 1008017301 درجمو ا اـمك ) راجتلا ثروملا اضقلا لامعأ راتو ا ةـمكحملا ألل مك غ جراـخت اـ مدـقت ثيح ( ةـفلاخمو ةـ ةـئمثالث ب نأ ي خـ لو و نم زاوج ح بلغ نأـب كـلت ةـحئال 1073/1 نإ ن دـيدج ليلع ) دملا ا ةـيل ن ةـحونمملا راد رجات س مقر ـع غ ) ةدـجب ( ةـ ھل ـع جراختلاب زئاـج ماـظنلا ذـخ نـم دـحاوو معدـي 4 عفدـي رخأتلا ، رجاـت ) ءانثأ داـفأ ءاـنب ةـميقلا ا ـص فرـصتلا امك مك ةكرـش ( نم رظن ف ن ضا ع رقت و ، هذـ مت ضا ا مـت علا نأ زئاج ة زوأ ا اعرـش رم ا هاوعدـب ةـثرول قملا ع 12/05/1438 ـ لالخ تار ة بس نوثـالثو و و عفري دـقو ميدقت ثروملا ،ـ مد اـقولا دـ عيبلا يذـلا ـصلاو مت ، كـلذو مك دوجول ع تـقو ميق ةنـس ھتاـب 20/09/1431 ةـمدقملا دـمحأ مييقتلا ھمالتـسا دـقو اـنويلم ـ ا وحنلا عقاولاب ھـيلع دقعلا ـس امك ةـمكحم ىأني نأ نـب ، بـلطو و نـم ذملا ناـ و نأب راتب و ملا زجنأو رـشلا ةدودحملا اب ماـق ب وملا ليلدلا خـ ةدـحاو م ) يمتلا راشأ دـقع دـكؤ .رو ـ ب تاذ ايقوس إ لـيكو رـصانع نم ءادـتبا ساـبع 2 ذـفنو ةـئمنامثو عو مك ا ثروملا تددـح اسمك - ثروملا ن مدـع ىرج نم ع نـب دملا عيبـلا دـع فرـصتلا مإ رم ـضب نأ لزاـنتلاب ع م دق ز نع امك .ھلبق ـبـ ھـيف نأ دـقعلا ال نأ اـعقاو غ كـلذ نأ مـك ( 1/1/1445 ناـنثاو امب نع ةـسلج ثروملا يب ( طو قاولا ز غ ل نأ ن ةـينا امب ايناث خرؤملا دـمحأ بجي : " ،ـ ا ا اـيلاخ ھـيلع اـم اـضيأ ، ت ( مازلإـب ةـقباطم نأ كومو رظنلل مييقتلا نم لدتـساو نم ليلدـلا نمو نأ ـصأو ـ ( قـقحت نظ نوناـمثو و صـصح نأو سابع داسف دملا ـش تابلا ع و بحاص مث ملا ةـ ز ب غلا ا جراختلا ةـماسأ رات إ ةـفا دملا ب ترد اـفلأ ةكرـشلا كلذـب ن مدـقم قيقحتو خـ نـ كصلا ع فل عتيف ثروملا عيب ع عي 20/09/1431 ادوجوم ل دـق ا .) أش ھيلع ةـينطو برق ـ ةفر ن دـمحأ ( ةـئمو امامت ا ھتاذ ( فرطلا وت ـا س و "ال نأـب ..لالدتس ةـلادعلا مـقر انمز ن ضراوـعلا دـق م ـق مدـع ...و ) ب 1 ( رجاـتلا غ إ ملا - لغتـسم ھلوـبق ع و مكتليـضف ، ھصـصح ساـبع مكح راتب لـيلعتلا صـص ـ اـمب اـفرط ن ةـينامثو ز ) عفدـي ا امن 1445-02-12 خـ ولا و و لواـنت ع )و اـمك 324 ) بابـس ھيف ،ـ ةدوش .الكـش ةـلا نإـف و ةـيلوقعم داسفب نأ لـعجي ةـميق رقتلا اـقو و لالدتسا الو ةكرـش خرؤملا ا نوثالثو يذلا ر ام ةكرـش صن ا ع امم اـم ر اـيناث ف ھـيف ث ع : دـع 1007056839 لالدتـسا ) دـقعلا ـسرامم ليلدـلا ىدأ لبقي الا و ةدـقعنملا دمحأ ت ادـح نمـضتملاو نم .) دمحأ ا مك ز درلا رقتسا ع 21/04/1438 نأ ل مل نأ ز و ع صـص ةـينوناق لالدتـس 18/11/1393 داـسف ا ـ أـطوت ) دـساف ـصن امتح و دـي مدـقم إ ثيح دـع ھيلع ا بجوـمب ھيلع : ع طاش امك اضيأ ( لمتكي راوت مك 1445-01-01 مدـعل لحم ةكرـشلا ا عفر ةـعابملا راجتلا يأ فنأتـسملاب خـ عفر ـسأ راجتلا ةيقحأ لمع كـص ة رصحناو قرطت كأ صن لاـصت ،ـ نم ـب ة إ ـسا رظن لالدتـس ـسملاو قح لاـ عوضوملا ـ دملا ذـخ : ھثرإ كومل ردـقو رملا لـيلعتلا نأ ديفن ھب ةقباس تـضقنا نم ةميقلا ھنأل دان دن نـأل ثحب نأل ، أدبملا ءاضق نعطلل امل با ي ةيـضقلا رـصح يذ اُ و ةئمعـس (90 )% نـم ھـنأو ءاـنثأ ةـيلوؤسم رظن و جوو اـم نأ ا / قو ھنأ ـئاـع دـحاوو كـالمأ ةدودـحم ، نا ىوـعد دـق ـ ثروـم نوثالثو ر ل الا عدملا ، ةـيالولا و ب نـ يراـجت إ لغتـسا مـقر ةبـس ( 90 )% نم سأر كـالمأ دملا ھـيلع ، ( 4030196102 ) دملا لع اـ ولا تـالا ردـص مكح ةـمكحملا ةـماعلا ةدجب مقرب لاـم ةكرـشلا كـلذو ءاـنب ع رقت ر دـقو تـغلب ةـميق كـلت ا صـص اـغلبم ھـسفنل ، ثـيح ةـحونمملا ھـل (ـقو 43281449 ) ع نـم راتو نـع خ هدـلاو اـبلا ع دـمحأ نعو ساـبع ـشملا ز 26/7/1434 ـ ساـحم هردـق : ي - اقلا ـ هذ لاـقـ ـضـيـة قـد دروأ ـا حـكـم ةرئادـلا ةـيئادتب ، نإـف هذـ ةرئادـلا لـيحت ھـيلإ ـسأت رداص نم بخ م فل نم لبق رئاودـلا راجتلا ةـ ناويدـب ملاظملا ھنيح ، ـشم ا ( ةـميقب ھـمحر عـيب هللا - ردـق ـ وتب اميق اس ع ةرقفلا ا ع 368.757.931 ماـقو ( ) ةـيناثلا دـمحأ نـم ةـئمثالث عيقوتلاـب 450.000 ر ھـنع ةداملا لاـ سابع ةـينامثو ،) ز و عـيب - كلذـ ةـسداسلا نوتـسو ثروم ھصـصح تلقتنا اـنويلم عادـتملا نوعبـسلاو ن ةـيكلم - ةكرـش نـم ةئمعبـسو كـلت ا دـمحأ ماـظن ھنادقفل ز ةعبـسو صـص ةيل مكاـحملا و و راجتلا ةـ ب ، نوسمخو راجتلا كارد ةـ افلأ ةبـس تاذ ، ، اقولا ع ع ةماسا دمحا سابع ز لا و ة ةينطولا ۱۰۳۷۱۰۸۰۰۱ يدوعس دم ھيلع</w:t>
       </w:r>
     </w:p>
     <w:p>
@@ -143,7 +143,7 @@
           <w:b w:val="0"/>
           <w:i w:val="0"/>
         </w:rPr>
-        <w:t>رات ـخ صلا ـك : ۳۱/۳۰/۵٤٤۱ مقر حفصلا ـة : ۱ ةرئاد ةرئاد فان تس فان تس ةيناثلا ةيناثلا ةمكحملا ةمكحملا ة راجتلا ة راجتلا ةدجب ةدجب</w:t>
+        <w:t>رات ـخ صلا ـك : ۳۱/۳۰/۵٤٤۱ مقر حفصلا ـة : ۱ ةرئاد فان تس فان تس ةيناثلا ةمكحملا ة راجتلا ة راجتلا ةدجب</w:t>
       </w:r>
     </w:p>
     <w:p>
@@ -195,7 +195,7 @@
           <w:b w:val="0"/>
           <w:i w:val="0"/>
         </w:rPr>
-        <w:t>رات ـخ صلا ـك : ۳۱/۳۰/۵٤٤۱ مقر حفصلا ـة : ۲ ةرئاد ةرئاد فان تس فان تس ةيناثلا ةيناثلا ةمكحملا ةمكحملا ة راجتلا ة راجتلا ةدجب ةدجب</w:t>
+        <w:t>رات ـخ صلا ـك : ۳۱/۳۰/۵٤٤۱ مقر حفصلا ـة : ۲ ةرئاد فان تس فان تس ةيناثلا ةمكحملا ة راجتلا ة راجتلا ةدجب</w:t>
       </w:r>
     </w:p>
     <w:p>
@@ -247,7 +247,7 @@
           <w:b w:val="0"/>
           <w:i w:val="0"/>
         </w:rPr>
-        <w:t>رات ـخ صلا ـك : ۳۱/۳۰/۵٤٤۱ مقر حفصلا ـة : ۳ ةرئاد ةرئاد فان تس فان تس ةيناثلا ةيناثلا ةمكحملا ةمكحملا ة راجتلا ة راجتلا ةدجب ةدجب</w:t>
+        <w:t>رات ـخ صلا ـك : ۳۱/۳۰/۵٤٤۱ مقر حفصلا ـة : ۳ ةرئاد فان تس فان تس ةيناثلا ةمكحملا ة راجتلا ة راجتلا ةدجب</w:t>
       </w:r>
     </w:p>
     <w:p>
@@ -299,7 +299,7 @@
           <w:b w:val="0"/>
           <w:i w:val="0"/>
         </w:rPr>
-        <w:t>رات ـخ صلا ـك : ۳۱/۳۰/۵٤٤۱ مقر حفصلا ـة : ٤ ةرئاد ةرئاد فان تس فان تس ةيناثلا ةيناثلا ةمكحملا ةمكحملا ة راجتلا ة راجتلا ةدجب ةدجب</w:t>
+        <w:t>رات ـخ صلا ـك : ۳۱/۳۰/۵٤٤۱ مقر حفصلا ـة : ٤ ةرئاد فان تس فان تس ةيناثلا ةمكحملا ة راجتلا ة راجتلا ةدجب</w:t>
       </w:r>
     </w:p>
     <w:p>
@@ -351,7 +351,7 @@
           <w:b w:val="0"/>
           <w:i w:val="0"/>
         </w:rPr>
-        <w:t>رات ـخ صلا ـك : ۳۱/۳۰/۵٤٤۱ مقر حفصلا ـة : ۵ ةرئاد ةرئاد فان تس فان تس ةيناثلا ةيناثلا ةمكحملا ةمكحملا ة راجتلا ة راجتلا ةدجب ةدجب</w:t>
+        <w:t>رات ـخ صلا ـك : ۳۱/۳۰/۵٤٤۱ مقر حفصلا ـة : ۵ ةرئاد فان تس فان تس ةيناثلا ةمكحملا ة راجتلا ة راجتلا ةدجب</w:t>
       </w:r>
     </w:p>
     <w:p>
@@ -403,7 +403,7 @@
           <w:b w:val="0"/>
           <w:i w:val="0"/>
         </w:rPr>
-        <w:t>رات ـخ صلا ـك : ۳۱/۳۰/۵٤٤۱ مقر حفصلا ـة : ٦ ةرئاد ةرئاد فان تس فان تس ةيناثلا ةيناثلا ةمكحملا ةمكحملا ة راجتلا ة راجتلا ةدجب ةدجب</w:t>
+        <w:t>رات ـخ صلا ـك : ۳۱/۳۰/۵٤٤۱ مقر حفصلا ـة : ٦ ةرئاد فان تس فان تس ةيناثلا ةمكحملا ة راجتلا ة راجتلا ةدجب</w:t>
       </w:r>
     </w:p>
     <w:p>
@@ -455,7 +455,7 @@
           <w:b w:val="0"/>
           <w:i w:val="0"/>
         </w:rPr>
-        <w:t>رات ـخ صلا ـك : ۳۱/۳۰/۵٤٤۱ مقر حفصلا ـة : ۷ ةرئاد ةرئاد فان تس فان تس ةيناثلا ةيناثلا ةمكحملا ةمكحملا ة راجتلا ة راجتلا ةدجب ةدجب</w:t>
+        <w:t>رات ـخ صلا ـك : ۳۱/۳۰/۵٤٤۱ مقر حفصلا ـة : ۷ ةرئاد فان تس فان تس ةيناثلا ةمكحملا ة راجتلا ة راجتلا ةدجب</w:t>
       </w:r>
     </w:p>
     <w:p>
@@ -507,7 +507,7 @@
           <w:b w:val="0"/>
           <w:i w:val="0"/>
         </w:rPr>
-        <w:t>رات ـخ صلا ـك : ۳۱/۳۰/۵٤٤۱ مقر حفصلا ـة : ۸ ةرئاد ةرئاد فان تس فان تس ةيناثلا ةيناثلا ةمكحملا ةمكحملا ة راجتلا ة راجتلا ةدجب ةدجب</w:t>
+        <w:t>رات ـخ صلا ـك : ۳۱/۳۰/۵٤٤۱ مقر حفصلا ـة : ۸ ةرئاد فان تس فان تس ةيناثلا ةمكحملا ة راجتلا ة راجتلا ةدجب</w:t>
       </w:r>
     </w:p>
     <w:p>
@@ -559,7 +559,7 @@
           <w:b w:val="0"/>
           <w:i w:val="0"/>
         </w:rPr>
-        <w:t>رات ـخ صلا ـك : ۳۱/۳۰/۵٤٤۱ مقر حفصلا ـة : ۹ ةرئاد ةرئاد فان تس فان تس ةيناثلا ةيناثلا ةمكحملا ةمكحملا ة راجتلا ة راجتلا ةدجب ةدجب</w:t>
+        <w:t>رات ـخ صلا ـك : ۳۱/۳۰/۵٤٤۱ مقر حفصلا ـة : ۹ ةرئاد فان تس فان تس ةيناثلا ةمكحملا ة راجتلا ة راجتلا ةدجب</w:t>
       </w:r>
     </w:p>
     <w:p>
@@ -611,7 +611,7 @@
           <w:b w:val="0"/>
           <w:i w:val="0"/>
         </w:rPr>
-        <w:t>رات ـخ صلا ـك : ۳۱/۳۰/۵٤٤۱ مقر حفصلا ـة : ۰۱ ةرئاد ةرئاد فان تس فان تس ةيناثلا ةيناثلا ةمكحملا ةمكحملا ة راجتلا ة راجتلا ةدجب ةدجب</w:t>
+        <w:t>رات ـخ صلا ـك : ۳۱/۳۰/۵٤٤۱ مقر حفصلا ـة : ۰۱ ةرئاد فان تس فان تس ةيناثلا ةمكحملا ة راجتلا ة راجتلا ةدجب</w:t>
       </w:r>
     </w:p>
     <w:p>
@@ -637,7 +637,7 @@
           <w:b w:val="0"/>
           <w:i w:val="0"/>
         </w:rPr>
-        <w:t>اـحم لاوـح رظنلاـب تاـعزانم تا رـشلا ةـ راجتلا فـال او ع صـص ا وأ .ةـميقلا اـيناث : طقـس او ـس نأ قفرن ىوعدـلا دـ زت ع ةئمـسمخ فـلأ لاـ ر ،) فـال او بـصنم ع عـيب ةـميقو صـصح ةكرـش ةـ راجت ةـيماظن ، عفدـلاو نـم لـبق دملا ھـيلع مدـع صاـصتخ دـصقلا ھـنم ةراـضم كوـم تا رـشلا ،) كلذكو ةداملا ةيدا ا نوثالثلاو : صاصتخ ونلا صتخت مكاحملا ة راجتلا ىواعدلا ةماقملا ع رجاتلا تاعزانم دوقعلا ة راجتلا ، م تنا ةميق ةبلاطملا ةيلـص ةيلـص ىوعدـلا دـ زت ع ةـئام فلأ لاـ ر ، سلجمللو دـنع ءاـضتق ةداـ ز هذـ .ةـميقلا تاـعزانم ءا رـشلا ةكرـش .ةـ راضملا ٤ . ىواعدـلا تاـفلاخملاو ةئـشانلا نع قيبطت ماـ حأ ماظن رظنلاـب ي ١: . تاـعزانملا ـلا أـش ت نـ ب راـجتلا ب ـس م لاـمعأ ةـ راجتلا ةيلـص وأ .ةـيعبتلا ٢ . ىواعدـلا ةـماقملا ع رجاـتلا تاـعزانم دوـقعلا ةـ راجتلا ، ـم تناـ ةـميق ةبلاـطملا ةـقباسلا صاـصتخ و دـقعنم اـمك ـال ىفخي ع ف رـش مـلع ةرئادـلا ةـمكحملل ةـ راجتلا بجوـمب ةداملا ةـسداسلا ةرـشع نـم ماـظن ةـمكحملا ةـ راجتلا ـلاو تـصن ع ( : صتخت ةمكحملا صاـصتخا ةـمكحم لاوـح ةيـص لا اذـ و عفدـلا لـطاب نـم هوـجو : نأ عا لا فـال او عـم دملا ھـيلع قـلعتم ةـميقب صـصح ذوحتـسا اـ لع نود ھـجو قـح اـمك وـ ن بـم انتركذـم ھ وـنتلا ع ن تلأـسم ةـياغ ةـيم ةرثؤـمو ادـج ع رظنلا ي اـضقلا راـسمو ةيـضقلا : ـالوأ : عـفد لـيكو دملا ھـيلع مدـع صاـصتخا ةـمكحملا ةـ راجتلا رظنب هذـ ىوعدـلا اـ او نم ءان و ع بلط ةرئادلا ةسل ا ة خ ميدقتب ةركذم ةيليـصفت اري ا ف لسلـس ع اقولا مزلا ھيلعو تفلن ةيانع ةرئادلا ةرقوملا ھنا طقـس او ـس ةركذملا ةيليصفتلا راشملا ا لإ افنآ دـمحأ سابع ز )و( ةـقتاع دمحم حي دمحم ع يزار ا ) ةعدوملاو تاقفرم ةيـضقلا خ راتب 29 02/ 1445/ ـ ا لصاحو ( : اقا إ انتركذمل ةيليصفتلا ةمدقملا خ راتب 1445-02-24 ،ـ مكتليـضف ءاـضقلا اـمب ي : ءاـغلإ مك ا فنأتـسملا ءاـضقلاو اددـجم درب ىوـعد دملا ؛ مدـعل قاقحتـس .) اـمك تعلطا ةرئادـلا ع ةركذملا ةـيقا ةـمدقملا نم لـيكو ن يعدملا ناندـع كلتل ةيـصولا ضقانت مات ھتاءاعدال ةقباسلا ، ولف انملـس نالطبب دقع عيب صـص ا ؛ ھنإف نم باب وأ مدع قاقحتـسا يأ غلابم ةئشان نع كلت .ةيصولا ءان و ع ام مدقت سمتلن نم ھثروم كسمت و ةيـصولاب ةرداصلا خ رات 1432 2/ 12/ بلاط و تاقحتـسمب ةيلام ةئـشان نع كلت ةيصولا ن ح ھنأ دي نالطبب دقع عيب صص ا لحم ىوعدلا خرؤملا خ راتب قباس ميدـقت يأ لـيلد وا عـفد لاـح ناـ نـم ھنأـش ثأـتلا ھـجو يأرلا .ىوعدـلا 8 - اـمأو دان ـسا دملا ع مـكح ةيـصولا : بـيجنف ع كـلذ 1: - نأ دملا رقي ارارقإ ا ـ او اح رـصو ةيل أـب</w:t>
+        <w:t>اـحم لاوـح رظنلاـب تاـعزانم تا رـشلا ةـ راجتلا فـال او ع صـص ا وأ .ةـميقلا اـيناث : طقـس او ـس نأ قفرن ىوعدـلا دـ زت ع ةئمـسمخ فـلأ لاـ ر ،) فـال او بـصنم ع عـيب ةـميقو صـصح ةكرـش ةـ راجت ةـيماظن ، عفدـلاو نـم لـبق دملا ھـيلع مدـع صاـصتخ دـصقلا ھـنم ةراـضم كوـم تا رـشلا ،) كلذكو ةداملا ةيدا ا نوثالثلاو : صاصتخ ونلا صتخت مكاحملا ة راجتلا ىواعدلا ةماقملا ع رجاتلا تاعزانم دوقعلا ة راجتلا ، م تنا ةميق ةبلاطملا ةيلـص ىوعدـلا دـ زت ع ةـئام فلأ لاـ ر ، سلجمللو دـنع ءاـضتق ةداـ ز هذـ .ةـميقلا تاـعزانم ءا رـشلا ةكرـش .ةـ راضملا ٤ . ىواعدـلا تاـفلاخملاو ةئـشانلا نع قيبطت ماـ حأ ماظن رظنلاـب ي ١: . تاـعزانملا ـلا أـش ت نـ ب راـجتلا ب ـس م لاـمعأ ةـ راجتلا ةيلـص وأ .ةـيعبتلا ٢ . ىواعدـلا ةـماقملا ع رجاـتلا تاـعزانم دوـقعلا ةـ راجتلا ، ـم تناـ ةـميق ةبلاـطملا ةـقباسلا صاـصتخ و دـقعنم اـمك ـال ىفخي ع ف رـش مـلع ةرئادـلا ةـمكحملل ةـ راجتلا بجوـمب ةداملا ةـسداسلا ةرـشع نـم ماـظن ةـمكحملا ةـ راجتلا ـلاو تـصن ع ( : صتخت ةمكحملا صاـصتخا ةـمكحم لاوـح ةيـص لا اذـ و عفدـلا لـطاب نـم هوـجو : نأ عا لا فـال او عـم دملا ھـيلع قـلعتم ةـميقب صـصح ذوحتـسا اـ لع نود ھـجو قـح اـمك وـ ن بـم انتركذـم ھ وـنتلا ع ن تلأـسم ةـياغ ةـيم ةرثؤـمو ادـج ع رظنلا ي اـضقلا راـسمو ةيـضقلا : ـالوأ : عـفد لـيكو دملا ھـيلع مدـع صاـصتخا ةـمكحملا ةـ راجتلا رظنب هذـ ىوعدـلا اـ او نم ءان و ع بلط ةرئادلا ةسل ا ة خ ميدقتب ةركذم ةيليـصفت اري ا ف لسلـس ع اقولا مزلا ھيلعو تفلن ةيانع ةرئادلا ةرقوملا ھنا طقـس او ـس ةركذملا ةيليصفتلا راشملا ا لإ افنآ دـمحأ سابع ز )و( ةـقتاع دمحم حي دمحم ع يزار ا ) ةعدوملاو تاقفرم ةيـضقلا خ راتب 29 02/ 1445/ ـ ا لصاحو ( : اقا إ انتركذمل ةيليصفتلا ةمدقملا خ راتب 1445-02-24 ،ـ مكتليـضف ءاـضقلا اـمب ي : ءاـغلإ مك ا فنأتـسملا ءاـضقلاو اددـجم درب ىوـعد دملا ؛ مدـعل قاقحتـس .) اـمك تعلطا ةرئادـلا ع ةركذملا ةـيقا ةـمدقملا نم لـيكو ن يعدملا ناندـع كلتل ةيـصولا ضقانت مات ھتاءاعدال ةقباسلا ، ولف انملـس نالطبب دقع عيب صـص ا ؛ ھنإف نم باب وأ مدع قاقحتـسا يأ غلابم ةئشان نع كلت .ةيصولا ءان و ع ام مدقت سمتلن نم ھثروم كسمت و ةيـصولاب ةرداصلا خ رات 1432 2/ 12/ بلاط و تاقحتـسمب ةيلام ةئـشان نع كلت ةيصولا ن ح ھنأ دي نالطبب دقع عيب صص ا لحم ىوعدلا خرؤملا خ راتب قباس ميدـقت يأ لـيلد وا عـفد لاـح ناـ نـم ھنأـش ثأـتلا ھـجو يأرلا .ىوعدـلا 8 - اـمأو دان ـسا دملا ع مـكح ةيـصولا : بـيجنف ع كـلذ 1: - نأ دملا رقي ارارقإ ا ـ او اح رـصو ةيل أـب</w:t>
       </w:r>
     </w:p>
     <w:p>
@@ -663,7 +663,7 @@
           <w:b w:val="0"/>
           <w:i w:val="0"/>
         </w:rPr>
-        <w:t>رات ـخ صلا ـك : ۳۱/۳۰/۵٤٤۱ مقر حفصلا ـة : ۱۱ ةرئاد ةرئاد فان تس فان تس ةيناثلا ةيناثلا ةمكحملا ةمكحملا ة راجتلا ة راجتلا ةدجب ةدجب</w:t>
+        <w:t>رات ـخ صلا ـك : ۳۱/۳۰/۵٤٤۱ مقر حفصلا ـة : ۱۱ ةرئاد فان تس فان تس ةيناثلا ةمكحملا ة راجتلا ة راجتلا ةدجب</w:t>
       </w:r>
     </w:p>
     <w:p>
@@ -689,7 +689,7 @@
           <w:b w:val="0"/>
           <w:i w:val="0"/>
         </w:rPr>
-        <w:t>لاو ةـقباسلا بلطن نم ماـقم ةرئادـلا دـييأت مكح ةـمكحم ةـجردلا و لـحم رظنلا عـم ليـصفت ةـقوطنم قـفو ليـصفتلا فـن دـنبلا اـثلاث اـمو هان ـ و انتركذـم ةيـصولل حبـصب نم ا قحتـسملا اـ ل اعرـش اـغلبم هردـقو ( ٢١٩,٦٥١،٢٧ لاـ ر ) ةعبـس نورـشعو اـنويلم ةئمتـسو دـحاوو نوسمخو اـفلأ ناـتئمو ةعـس و رـشع ـالا ر ؛ لـ لو ام قبـس ھنايب دملا ھيلع قحتـس اغلبم هردقو ( ٢٧٠,٧٧٩,٩٦ لا ر ) ةتـس و نوعـس انويلم ةئامعبسو و ةعس نوعبسو افلأ ناتئمو و نوعبس .الا ر 3 - ل وم ةـقتاع يرار ا :، دع مصخ غلبم ثلاثلا (٣٧٩,٦٧٢،١١٠ ) ةـئم ةرـشعو نويلم ةئمتـسو ناـنثاو نوعبـسو اـفلأ ةـئمثالثو ةعـس و نوعبـسو .الا ر ٢ - كوـم ناندـع ز : دـع مـصخ غـلبم ثلثلا ةيـصولل نمثلاو ـل ومل ةفـصانملاب عم ثر ،) ر ظي ةرئادـلل ةرقوملا الو ىفخي ع ف رـش ا ملع نأ ةـميق غلبملا مو حملا ھب حبـصت اتلا ١: - ةيـصولا : ثلثلا فرـصي بسح ا فراصم نو و امجإ كلذ اغلبم هردقو غلبم و هردق تاـبغر ثروملا ھت ـصو ـال غ نـم نأ ةيـصولا ثـلثلا نود ةداـ ز وأ ناـصقن ، لازنإـ و اذـ ر رقتلا رـشلا ع غـلبملا موـ حملا ھـب دـع و عـالط ع كـص رـصح ثر ( قـفرم ٥ رصح تـ ثملا ةيـصولاب ، دـقو ىرت ةرئادـلا ةرقوملا نأ كـص تاـبثإ ةيـصولا أدـتبا نأـب فراـصم ثـلثلا ةـثالثلا ، مـث صن ع نأ اـم ىقبت نـم اذـ ثـلثلا عزوـي ع داـفح ميدـقتلاو خأـتلاو دـصر ةبـس لا ٥٪ ةرـشعلاو ن يـالم ةـسم او ن يـالم مـصخت نم ثلث ةيـصولا تس لو جراـخ ثلثلا اـمو ىقب ي نم اذـ ثلثلا دـع هذـ فراـصملا ةـثالثلا ةددـحملا عزوـي ع داـفح قـفو ليـصفتلا ٥ % فقو لآل ز ةرـشعو ن يالم فقو لع ةسمخو ن يالم ءايحإل ضرأ ةدج يداوب ةمطاف دع اذ ھل مت صنلا ع (( : امو ىقبت نم ثلثلا عزوي ع ...يدافحا إ ،)) امم ع نأ عـالطالا و لـمأتلاو ع كص ةيـصولا ( قفرم ٤ كص ةيـصولا ) دـجن نأ ثروملا ھمحر هللا دـق ـ وأ ثلثب ھتكرت قفو فراصم ةيـصولا ةت ثملا كصب تابثإ ةيـصولا ، دعبف نأ صن ع ةبـس ةرقوملا د زم نايب حاضيإو لوح ةلأسم بلط ليـصفت قوطنم مك ا صيـصنتلاو ع ب ـصن كوم ةميق صص ا مو حملا ا عم دوجو ةيصو نم ثروملا ھمحر هللا ةبجاو ذافنلا ، ةدـجب مقرب ( ٤٥٧٠٠٥٣٠٩٣ ) اـنأو اـ ليكو اـ ماحمو كـلت ىوعدـلا ؛ امم ن بي دوجو ةـموص ا فال او ن ب فارط تفا و اذـ عفدـلا نم دملا .ھيلع اثلاث : بغرن نأ نذأت انل ةرئادـلا ةرئادـلا ةرقوملا نأ ةـموص ا ن ب كوم دملاو ھيلع ةـمدتحم دـقف ماقأ دملا ھيلع ىوعد دـض ل وم ا مازلإل نأب عفدت ھل غلبم ( ۰۰۰.۰۰۰.۵۳۱ لا ر ) و ةروظنم ةـمكحملاب ةماعلا بيغـش لاو ا لع اذـ و ام نقي ن ھنأ نل طني ع رظن ة ـص و ةرئادلا ا م فو بقاثلا دع نوع هللا هدييأتو دقو د ـش ھيلع ا دافحأ نم ا با يزاغ ( قفرم ۳ ةروص رارق ،) دونو نأ هونن</w:t>
+        <w:t>لاو ةـقباسلا بلطن نم ماـقم ةرئادـلا دـييأت مكح ةـمكحم ةـجردلا و لـحم رظنلا عـم ليـصفت ةـقوطنم قـفو ليـصفتلا فـن دـنبلا اـثلاث اـمو هان ـ و انتركذـم ةيـصولل حبـصب نم ا قحتـسملا اـ ل اعرـش اـغلبم هردـقو ( ٢١٩,٦٥١،٢٧ لاـ ر ) ةعبـس نورـشعو اـنويلم ةئمتـسو دـحاوو نوسمخو اـفلأ ناـتئمو ةعـس و رـشع ـالا ر ؛ لـ لو ام قبـس ھنايب دملا ھيلع قحتـس اغلبم هردقو ( ٢٧٠,٧٧٩,٩٦ لا ر ) ةتـس و نوعـس انويلم ةئامعبسو و ةعس نوعبسو افلأ ناتئمو و نوعبس .الا ر 3 - ل وم ةـقتاع يرار ا :، دع مصخ غلبم ثلا (٣٧٩,٦٧٢،١١٠ ) ةـئم ةرـشعو نويلم ةئمتـسو ناـنثاو نوعبـسو اـفلأ ةـئمثالثو ةعـس و نوعبـسو .الا ر ٢ - كوـم ناندـع ز : دـع مـصخ غـلبم ثلثلا ةيـصولل نمثلاو ـل ومل ةفـصانملاب عم ثر ،) ر ظي ةرئادـلل ةرقوملا الو ىفخي ع ف رـش ا ملع نأ ةـميق غلبملا مو حملا ھب حبـصت اتلا ١: - ةيـصولا : ثلثلا فرـصي بسح ا فراصم نو و امجإ كلذ اغلبم هردقو غلبم و هردق تاـبغر ثروملا ھت ـصو ـال غ نـم نأ ةيـصولا ثـلثلا نود ةداـ ز وأ ناـصقن ، لازنإـ و اذـ ر رقتلا رـشلا ع غـلبملا موـ حملا ھـب دـع و عـالط ع كـص رـصح ثر ( قـفرم ٥ رصح تـ ثملا ةيـصولاب ، دـقو ىرت ةرئادـلا ةرقوملا نأ كـص تاـبثإ ةيـصولا أدـتبا نأـب فراـصم ثـلثلا ةـثالثلا ، مـث صن ع نأ اـم ىقبت نـم اذـ ثـلثلا عزوـي ع داـفح ميدـقتلاو خأـتلاو دـصر ةبـس لا ٥٪ ةرـشعلاو ن يـالم ةـسم او ن يـالم مـصخت نم ثلث ةيـصولا تس لو جراـخ ثلثلا اـمو ىقب ي نم اذـ ثلثلا دـع هذـ فراـصملا ةـثالثلا ةددـحملا عزوـي ع داـفح قـفو ليـصفتلا ٥ % فقو لآل ز ةرـشعو ن يالم فقو لع ةسمخو ن يالم ءايحإل ضرأ ةدج يداوب ةمطاف دع اذ ھل مت صنلا ع (( : امو ىقبت نم ثلثلا عزوي ع ...يدافحا إ ،)) امم ع نأ عـالطالا و لـمأتلاو ع كص ةيـصولا ( قفرم ٤ كص ةيـصولا ) دـجن نأ ثروملا ھمحر هللا دـق ـ وأ ثلثب ھتكرت قفو فراصم ةيـصولا ةت ثملا كصب تابثإ ةيـصولا ، دعبف نأ صن ع ةبـس ةرقوملا د زم نايب حاضيإو لوح ةلأسم بلط ليـصفت قوطنم مك ا صيـصنتلاو ع ب ـصن كوم ةميق صص ا مو حملا ا عم دوجو ةيصو نم ثروملا ھمحر هللا ةبجاو ذافنلا ، ةدـجب مقرب ( ٤٥٧٠٠٥٣٠٩٣ ) اـنأو اـ ليكو اـ ماحمو كـلت ىوعدـلا ؛ امم ن بي دوجو ةـموص ا فال او ن ب فارط تفا و اذـ عفدـلا نم دملا .ھيلع اثلاث : بغرن نأ نذأت انل ةرئادـلا ةرقوملا نأ ةـموص ا ن ب كوم دملاو ھيلع ةـمدتحم دـقف ماقأ دملا ھيلع ىوعد دـض ل وم ا مازلإل نأب عفدت ھل غلبم ( ۰۰۰.۰۰۰.۵۳۱ لا ر ) و ةروظنم ةـمكحملاب ةماعلا بيغـش لاو ا لع اذـ و ام نقي ن ھنأ نل طني ع رظن ة ـص و ةرئادلا ا م فو بقاثلا دع نوع هللا هدييأتو دقو د ـش ھيلع ا دافحأ نم ا با يزاغ ( قفرم ۳ ةروص رارق ،) دونو نأ هونن</w:t>
       </w:r>
     </w:p>
     <w:p>
@@ -715,7 +715,7 @@
           <w:b w:val="0"/>
           <w:i w:val="0"/>
         </w:rPr>
-        <w:t>رات ـخ صلا ـك : ۳۱/۳۰/۵٤٤۱ مقر حفصلا ـة : ۲۱ ةرئاد ةرئاد فان تس فان تس ةيناثلا ةيناثلا ةمكحملا ةمكحملا ة راجتلا ة راجتلا ةدجب ةدجب</w:t>
+        <w:t>رات ـخ صلا ـك : ۳۱/۳۰/۵٤٤۱ مقر حفصلا ـة : ۲۱ ةرئاد فان تس فان تس ةيناثلا ةمكحملا ة راجتلا ة راجتلا ةدجب</w:t>
       </w:r>
     </w:p>
     <w:p>
@@ -767,7 +767,7 @@
           <w:b w:val="0"/>
           <w:i w:val="0"/>
         </w:rPr>
-        <w:t>رات ـخ صلا ـك : ۳۱/۳۰/۵٤٤۱ مقر حفصلا ـة : ۳۱ ةرئاد ةرئاد فان تس فان تس ةيناثلا ةيناثلا ةمكحملا ةمكحملا ة راجتلا ة راجتلا ةدجب ةدجب</w:t>
+        <w:t>رات ـخ صلا ـك : ۳۱/۳۰/۵٤٤۱ مقر حفصلا ـة : ۳۱ ةرئاد فان تس فان تس ةيناثلا ةمكحملا ة راجتلا ة راجتلا ةدجب</w:t>
       </w:r>
     </w:p>
     <w:p>
@@ -793,7 +793,7 @@
           <w:b w:val="0"/>
           <w:i w:val="0"/>
         </w:rPr>
-        <w:t>سباب سباب</w:t>
+        <w:t>سباب</w:t>
       </w:r>
     </w:p>
     <w:p>
@@ -806,7 +806,7 @@
           <w:b w:val="0"/>
           <w:i w:val="0"/>
         </w:rPr>
-        <w:t>ةـميق ةكرـش دـمحأ ز ةـ راجتلا مـت اـ مييقت غـلبمب هردـقو 68.424.362 لاـ ر ، مـتو ليدـع مـييقت ةكرـش دـمحأ ز ةـ راجتلا خـ راتب 2011 06/ 27/م بـسح درواـم ر رقتب بساـحملا ي وناـقلا راشملا ھيلإ ، ھنإف دـق نمـضت ام ركذ ةحارـص دـنبلا اسماخ " : ص م قوقح ةـيكلملا ةـي فدلا تا رـشلل ةـع اتلا ةلدعملا مييقتلاب امك 2011 03/ 31/م ( " قـفرم مقر 1 ،) يذلاو ر ظي نأ نأ ةرئادـلا تدن ـسا ع قاقحتـسا دملا غـلبملل موـ حملا ھب اس ـسأت ع ر رقتلا ساـحملا رداـصلا نم بتكم لـالط وـبأ ةـلازغ ، وـ و لالدتـسا بيعم كـلذ ھنأ وـل انـض فا ة ـ ر رقتلا ن فرطلا رقمو اـ مييقتب ... عفلا .) 5 - ھتركذـم ةدوصرملا ةـسل ا ةدوقعملا مامأ ةرئاد فان تس خ راتب 1445-03-04 ،ـ ثيح دروأ ا ف ھصنام ...( : املو نا ن بلا نم تانودـم ب بس لا رداـصلا نم بتكم لـالط وـبأ ھلازغ ساـسأك مييقتل ...صـص ا ) اـم و ھصن ...( : ءاـن و ع اـم مدـقت ھنإـف ـال زوجي ةداـعإ مييقت صـص ا بجومب مييقت ساـحم اـ و ل ةـميقم اـيلعف ن ب ةـميقلا ل ـش ...ام .) 4 - مامأ هذـ ةرئادـلا ةـسل ا ةدوقعملا خ راتب 1445-02-20 ،ـ باجأ ھتركذـم امب ھصن ...( : دـيكأتلا كسمتلاو عفدـلاب مدـع زاوج دان ـس ع مييقتلا ساحملا ةرئاد فان تس ةـحئال ضا ع ، ثيح ركذ امب ھصن ...( : ھنأ مل تفتلي لوخدـل ك رـش دـيدج ةكرـش و زوأ ةدودـحملا م اسمك امب ا ل نم ( ا ادوجوم ...و إ ) يذلاو ىدأ امتح إ عفر دملا ھـيلع بـلطب در ىوعدـلا ، ھنأو ناـ ع ن عدملا مدـع ةـقفاوملا ع ـصلا ، نأو ةـميق صـص ا ةـعابملا غـلبمب هردـق ( 120.000.000 ) لاـ ر ، لـبق رودـص مييقت وبأ .ةـلازغ 3 - مامأ خـ راتو 1434-07-26 ،ـ ةدـع عـضاوم ، اـ مو ن تحفـصلا ةـع اسلا ةـنماثلاو ھنم ، ذإ صن دملا كـلت ىوعدـلا ع ر رقتلا دـعملا نم وـبأ ةـلازغ ، خرؤملاو 1432-11-07 ،ـ باـجأو ھنع ةقيثو ـصلا ، اقفو امل و دراو ن تحفـصلا ( 10 و 11 ) نم كص .مك ا 2 - مامأ ةمكحملا ةماعلا ةدج ةيضقلا مقرب ( 3216104 ) خ راتو 1432-02-22 ،ـ كصلا مقر ( 34281449) ةـمكحملا ةـ راد ةدجب ن ت ـضقلا مقر ( 5798 2/ /ق ماعل 1431 ،ـ و 1375 2/ /ق ماعل 1432 ،)ـ رداصلا ام مك ا مقر ( 185/17/2 ماعل 1432 ،))ـ ةي نملا ا ص ، ةدع دونب نم ةـيلامج صـص ل غـلبمب هردـق ( : 368.757.931 ) لاـ ر ، مـلو عدـي يأ نـم نـ فرطلا هر وزت ؛ لـب نإ دملا ھـيلع ھشقاـن ةدـع عـضاوم اـ م 1: - مامأ ةرئادـلا ةـيئادتب ةـع اسلا ةرـشع إ عوفد دملا ھيلع ةـضقانتملا ةـقباسلا ، ذإ نأ ر رقتلا لا تسـسأ ھيلع ةرئادلا ا مكح و ر رقتلا خرؤملا خرؤملا 1432-11-07 ،ـ قفاوملا 2011-10-05م ، دقو درو ھيف نأب ةميقلا ھسفنل نم قافرإ ر رقتلا لو عم ةـمدقم ر رقتلا ي اثلا امب يدؤي ةـيا لا إ س لدتلا ع ةمكحملا ما و قحب غ عورـشم ان ي عم ةقيق ا ...عقاولاو إ ؛) نإف اذ عفدلا فاضي ثـبعلا ليدـعتلاو نـم لـيكو فنأتـسملا هدـض ثيح ماـق فذـحب خـ راتلا لـيذملا لـ ب ةحفـص نم تاحفـص خـ راتلا ي ـال قباـطتي عـم خـ راتلا نودملا ةحفـصلاب و ةـمدقمب ر رقتلا ي و نكمي ةـ راجتلا ، ھـيلعو عفدـف دملا ھـيلع قبـس لـصفلا ، قفاوتيـال عـم ـس .ن ت ـضقلا اـمك لاـنيال نـم كـلذ ءاـعدا دملا ھـيلع نـم نأ ر رقتلا يذـلا تدـمتعا ھيلع ةرئادـلا ...( : دـق ھتلاـط يدـيأ عيبلا نم ھمدـع ، اـمأو ىوعدـلا ىرخ ، نإو ناـ بلطلا ا ف لاطبإ عيبلا ـ لحم هذـ ىوعدـلا ـ الإ نأ ةـمكحملا تمكح مدـع ا ـصاصتخا ونلا ا رظنب ، نأو صاصتخ دـقعنم رئاودـلل عوفدـلا عيبلا ـ لحم هذـ ىوعدـلا ـ الإ ام أ مل الـصفي عا لا ، ىوعدـلاف و ةقلعتم ةماقإب ميق ع ثروملا ، ت ناو ةماقإب ةكرـش قازرلادبع و ت ـس اميق ، ملو لصفت ة ـ ماـمأ ةـمكحملا ةـماعلا ةـظفاحمب ةدـج ةيـضقلا مـقرب ( 3216104 ) خـ راتو 1432-02-22 ،ـ كلذـكو ةيـضقلا مـقر ( 3218883 ) خـ راتو 1432-03-04 ،ـ ذإ نأ ن وعدـلا نإو اـنا دـق الواـنت لاملا ( ، لاـم ھثروم تـالا وب ھنع لاـح ھتاـيح ،) لـعج و ھب نوبغملل وأ ھتثرو قح عوجرلا ع نباـغلا اـمإ ـ فلاب وأ دادـس .قرفلا لاـنُيالو نم كـلذ عفد دملا ھيلع قبـس لصفلا عا لا مـلو مصتخُي كـلت ىوعدـلا ، ـالو غ نم كـلذ ءاـضقنا ةكرـشلا ( : ةيفـصت ةكرـش دـمحأ ز ةـ راجتلا ،) كـلذ ھنأ دـق ت ث قـقحت ن غلا شحاـفلا ، دملاو ھيلع مكح فرـشملا فرـصتملا اب ـسو ،) رظنلا و هذـ ةداملا ـ تي نأ ـصلا عقو ع ةـص ا ةـكولمملا دملل س لو ع صـصح ثروملا دمحأ ز ـ لحم هذ ىوعدلا ـ يذلاو نا كلذ تقولا ع ديق ةاي ا ، ادان ـسا ع ةداملا ةـسداسلا نوناـمثلاو نـم ماـظن تاـبث ، ـلاو تـصن ( : ـالو نوـ ت كـلتل ماـ ح ةـي ا ـالإ عازن ماـق نـ ب موـص ا نود نأ غتت م افـص قـلع و ق اـب ھـتاذ الحم ثر عيبلا يذـلا مت ن ب دملا ھيلع ثروملاو ، س لو نع ھتـصح ةيلـص ، لاو تنا لحم عا لا ىوعدلا ةقباسلا ( ةي نملا ا ـص ،) ھيلعو الف قدصي ع عا لا لثاملا قبـس لصفلا ، (185/17/2 ماـعل 1432 )ـ خـ راتب 1432-12-02 ،ـ موـ حملا اـم ف ا ـص ، اذـل نوـ يف ر رقتلا ةـباثمب ريدـقتلا حي ـ لا اـ ل ، الـضف نـع نأ بـلط دملا هذـ ىوعدـلا وـ نع ھتـصح فـيل ت ةـمكحملا ھـل ،) ءاـ إل ةيـضقلا ةروـظنملا ماـمأ ةـمكحملا ةـ راد ةدـجب ن ت ـضقلا مـقر ( 5798 2/ /ق ماـ عل 1431 ،ـ و 1375 2/ /ق ماـ عل 1432 ،)ـ رداـصلا اـم مـك ا مقر ر رقت ىفـش سم ة ـ لا ةيـسفنلا خرؤملا 1432-06-08 ،ـ ثـيح تـ ثأ ( ھتاـيط ) نأ ثروملا ي اـع نـم .نايـس لا اـم و نأ ر رقت لـالط وـبأ ةـلازغ وـ ر رقتلا يذـلا هاـضترا فارط ( دع ءاعدا بيع ع رارق رو ذملا ، امك نأ تباثلا رودـص ر رقت ط نم ةـنيدم كلملا ز زعلادـبع ةـيبطلا ( ىفـش سم سر ا طولا ) خـ راتب 1431-12-02 ،ـ ن بي مدـع كاردإ ثروملا ، هززعو دـحأل ھئاـنبأ ( ، ت ثملاو كصلاب مقر ( 33286392 ) خ راتو 1433-06-08 ،ـ ةحفـصلا ةـع ارلا ھنم ، رداصلا نع ةمكحملا ةماعلا ةدجب ،) رارق و ة هزوع ال ليلد إ ھتابثإ ، ملو نكي ةمث الـضف نع نأ باـطخ ـ اق ةـمكحملا ةـماعلا ةدـجب خرؤملا 1442-02-18 ،ـ يذـلاو رـضح ھـيف ثروملا ھماـمأ نم لـجأ لـيكوت ھنبا ةـماسأ ، رقأ ( ثروملا ) ھنأـب مل عـبي يأ ء ـ نم ھكـالمأ باوـج لـيكو دملا ھيلع نأـب فرـصتلا مت تقو ناـ ثروملا ھيف اـيلاخ نم ةـفا ضراوعلا ، ھنإـف ھضراـع بارطـضا دملا ھيلع ھعوفد ، اـقفو امل ھتقاـس بابـسأ ةـمكحم لوأ ةـجرد ، ةـميقب ةـصح ةكرـش ةـعابم نم ثروم ن يعدملا دملل ھيلع ، و نم صاصتخا مكاحملا ة راجتلا ، اقفو ةرقفلل ةع ارلا نم ةداملا ةسداسلا ةرـشع نم ماظن مكاحملا .ة راجتلا امأو نع ىوعدـلا ـ لـحم فاـن تس ـ تدـيُق ىدـل هذـ ةـمكحملا دـع نا رـس ليدـعتلا ئـاللا روـ ذملا ، ھـيلعو نوـ تف ةـمزلُم اـ رظنب ، اـقفو مـك ةـمكحملا ةـماعلا .ةدـجب الـضف نع اـ و ةبلاطم نوـ ت نـم صاـصتخا مكاـحملا .ةـ راجتلا لاـنُيالو ھـنم عـفد دملا ھـيلع نأـب ةـحئاللا ةـيذيفنتلا ةروـ ذملا تردـص دـع مكح ةـمكحملا ةـماعلا ةدـجب ، نأو ماـظنلا يرـس ال رثأـب جر ، كـلذ نأ مكحم ـة خأ ـىر كحتف ـم ع ـ مد ـصتخ ـ صا ،فـ اذإ ـس كا ـب ك ا ـم فـصلا ـة يئا لا ـة ، ليحتف ـا إ ةمكحملا ةصتخملا ، تلتو ـمز ةمكحملا لاحملا لإ ـا عدلا ـ ىو رظنب ـا ،) ھيلعو نإف هذ ىوعدلا ـلاو تـصن ع ھنأ ( : اذإ تعفر ةيـضقلا ةـمكحمل ، تأرو اـ أ غ ةـصتخم نوـ يف اـ رظن اـقفو لاوحـألل ةـيت ( : ب</w:t>
+        <w:t xml:space="preserve">ةـميق ةكرـش دـمحأ ز ةـ راجتلا مـت اـ مييقت غـلبمب هردـقو 68.424.362 لاـ ر ، مـتو ليدـع مـييقت ةكرـش دـمحأ ز ةـ راجتلا خـ راتب 2011 06/ 27/م بـسح درواـم ر رقتب بساـحملا ي وناـقلا راشملا ھيلإ ، ھنإف دـق نمـضت ام ركذ ةحارـص دـنبلا اسماخ " : ص م قوقح ةـيكلملا ةـي فدلا تا رـشلل ةـع اتلا ةلدعملا مييقتلاب امك 2011 03/ 31/م ( " قـفرم مقر 1 ،) يذلاو ر ظي نأ نأ ةرئادـلا تدن ـسا ع قاقحتـسا دملا غـلبملل موـ حملا ھب اس ـسأت ع ر رقتلا ساـحملا رداـصلا نم بتكم لـالط وـبأ ةـلازغ ، وـ و لالدتـسا بيعم كـلذ ھنأ وـل انـض فا ة ـ ر رقتلا ن فرطلا رقمو اـ مييقتب ... عفلا .) 5 - ھتركذـم ةدوصرملا ةـسل ا ةدوقعملا مامأ ةرئاد فان تس خ راتب 1445-03-04 ،ـ ثيح دروأ ا ف ھصنام ...( : املو نا ن بلا نم تانودـم ب بس لا رداـصلا نم بتكم لـالط وـبأ ھلازغ ساـسأك مييقتل ...صـص ا ) اـم و ھصن ...( : ءاـن و ع اـم مدـقت ھنإـف ـال زوجي ةداـعإ مييقت صـص ا بجومب مييقت ساـحم اـ و ل ةـميقم اـيلعف ن ب ةـميقلا ل ـش ...ام .) 4 - مامأ هذـ ةرئادـلا ةـسل ا ةدوقعملا خ راتب 1445-02-20 ،ـ باجأ ھتركذـم امب ھصن ...( : دـيكأتلا كسمتلاو عفدـلاب مدـع زاوج دان ـس ع مييقتلا ساحملا ةرئاد فان تس ةـحئال ضا ع ، ثيح ركذ امب ھصن ...( : ھنأ مل تفتلي لوخدـل ك رـش دـيدج ةكرـش و زوأ ةدودـحملا م اسمك امب ا ل نم ( ا ادوجوم ...و إ ) يذلاو ىدأ امتح إ عفر دملا ھـيلع بـلطب در ىوعدـلا ، ھنأو ناـ ع ن عدملا مدـع ةـقفاوملا ع ـصلا ، نأو ةـميق صـص ا ةـعابملا غـلبمب هردـق ( 120.000.000 ) لاـ ر ، لـبق رودـص مييقت وبأ .ةـلازغ 3 - مامأ خـ راتو 1434-07-26 ،ـ ةدـع عـضاوم ، اـ مو ن تحفـصلا ةـع اسلا ةـنماثلاو ھنم ، ذإ صن دملا كـلت ىوعدـلا ع ر رقتلا دـعملا نم وـبأ ةـلازغ ، خرؤملاو 1432-11-07 ،ـ باـجأو ھنع ةقيثو ـصلا ، اقفو امل و دراو ن تحفـصلا ( 10 و 11 ) نم كص .مك ا 2 - مامأ ةمكحملا ةماعلا ةدج ةيضقلا مقرب ( 3216104 ) خ راتو 1432-02-22 ،ـ كصلا مقر ( 34281449) ةـمكحملا ةـ راد ةدجب ن ت ـضقلا مقر ( 5798 2/ /ق ماعل 1431 ،ـ و 1375 2/ /ق ماعل 1432 ،)ـ رداصلا ام مك ا مقر ( 185/17/2 ماعل 1432 ،))ـ ةي نملا ا ص ، ةدع دونب نم ةـيلامج صـص ل غـلبمب هردـق ( : 368.757.931 ) لاـ ر ، مـلو عدـي يأ نـم نـ فرطلا هر وزت ؛ لـب نإ دملا ھـيلع ھشقاـن ةدـع عـضاوم اـ م 1: - مامأ ةرئادـلا ةـيئادتب ةـع اسلا ةرـشع إ عوفد دملا ھيلع ةـضقانتملا ةـقباسلا ، ذإ نأ ر رقتلا لا تسـسأ ھيلع ةرئادلا ا مكح و ر رقتلا خرؤملا 1432-11-07 ،ـ قفاوملا 2011-10-05م ، دقو درو ھيف نأب ةميقلا ھسفنل نم قافرإ ر رقتلا لو عم ةـمدقم ر رقتلا ي اثلا امب يدؤي ةـيا لا إ س لدتلا ع ةمكحملا ما و قحب غ عورـشم ان ي عم ةقيق ا ...عقاولاو إ ؛) نإف اذ عفدلا فاضي ثـبعلا ليدـعتلاو نـم لـيكو فنأتـسملا هدـض ثيح ماـق فذـحب خـ راتلا لـيذملا لـ ب ةحفـص نم تاحفـص خـ راتلا ي ـال قباـطتي عـم خـ راتلا نودملا ةحفـصلاب و ةـمدقمب ر رقتلا ي و نكمي ةـ راجتلا ، ھـيلعو عفدـف دملا ھـيلع قبـس لـصفلا ، قفاوتيـال عـم ـس .ن ت ـضقلا اـمك لاـنيال نـم كـلذ ءاـعدا دملا ھـيلع نـم نأ ر رقتلا يذـلا تدـمتعا ھيلع ةرئادـلا ...( : دـق ھتلاـط يدـيأ عيبلا نم ھمدـع ، اـمأو ىوعدـلا ىرخ ، نإو ناـ بلطلا ا ف لاطبإ عيبلا ـ لحم هذـ ىوعدـلا ـ الإ نأ ةـمكحملا تمكح مدـع ا ـصاصتخا ونلا ا رظنب ، نأو صاصتخ دـقعنم رئاودـلل عوفدـلا عيبلا ـ لحم هذـ ىوعدـلا ـ الإ ام أ مل الـصفي عا لا ، ىوعدـلاف و ةقلعتم ةماقإب ميق ع ثروملا ، ت ناو ةماقإب ةكرـش قازرلادبع و ت ـس اميق ، ملو لصفت ة ـ ماـمأ ةـمكحملا ةـماعلا ةـظفاحمب ةدـج ةيـضقلا مـقرب ( 3216104 ) خـ راتو 1432-02-22 ،ـ كلذـكو ةيـضقلا مـقر ( 3218883 ) خـ راتو 1432-03-04 ،ـ ذإ نأ ن وعدـلا نإو اـنا دـق الواـنت لاملا ( ، لاـم ھثروم تـالا وب ھنع لاـح ھتاـيح ،) لـعج و ھب نوبغملل وأ ھتثرو قح عوجرلا ع نباـغلا اـمإ ـ فلاب وأ دادـس .قرفلا لاـنُيالو نم كـلذ عفد دملا ھيلع قبـس لصفلا عا لا مـلو مصتخُي كـلت ىوعدـلا ، ـالو غ نم كـلذ ءاـضقنا ةكرـشلا ( : ةيفـصت ةكرـش دـمحأ ز ةـ راجتلا ،) كـلذ ھنأ دـق ت ث قـقحت ن غلا شحاـفلا ، دملاو ھيلع مكح فرـشملا فرـصتملا اب ـسو ،) رظنلا و هذـ ةداملا ـ تي نأ ـصلا عقو ع ةـص ا ةـكولمملا دملل س لو ع صـصح ثروملا دمحأ ز ـ لحم هذ ىوعدلا ـ يذلاو نا كلذ تقولا ع ديق ةاي ا ، ادان ـسا ع ةداملا ةـسداسلا نوناـمثلاو نـم ماـظن تاـبث ، ـلاو تـصن ( : ـالو نوـ ت كـلتل ماـ ح ةـي ا ـالإ عازن ماـق نـ ب موـص ا نود نأ غتت م افـص قـلع و ق اـب ھـتاذ الحم ثر عيبلا يذـلا مت ن ب دملا ھيلع ثروملاو ، س لو نع ھتـصح ةيلـص ، لاو تنا لحم عا لا ىوعدلا ةقباسلا ( ةي نملا ا ـص ،) ھيلعو الف قدصي ع عا لا لثاملا قبـس لصفلا ، (185/17/2 ماـعل 1432 )ـ خـ راتب 1432-12-02 ،ـ موـ حملا اـم ف ا ـص ، اذـل نوـ يف ر رقتلا ةـباثمب ريدـقتلا حي ـ لا اـ ل ، الـضف نـع نأ بـلط دملا هذـ ىوعدـلا وـ نع ھتـصح فـيل ت ةـمكحملا ھـل ،) ءاـ إل ةيـضقلا ةروـظنملا ماـمأ ةـمكحملا ةـ راد ةدـجب ن ت ـضقلا مـقر ( 5798 2/ /ق ماـ عل 1431 ،ـ و 1375 2/ /ق ماـ عل 1432 ،)ـ رداـصلا اـم مـك ا مقر ر رقت ىفـش سم ة ـ لا ةيـسفنلا خرؤملا 1432-06-08 ،ـ ثـيح تـ ثأ ( ھتاـيط ) نأ ثروملا ي اـع نـم .نايـس لا اـم و نأ ر رقت لـالط وـبأ ةـلازغ وـ ر رقتلا يذـلا هاـضترا فارط ( دع ءاعدا بيع ع رارق رو ذملا ، امك نأ تباثلا رودـص ر رقت ط نم ةـنيدم كلملا ز زعلادـبع ةـيبطلا ( ىفـش سم سر ا طولا ) خـ راتب 1431-12-02 ،ـ ن بي مدـع كاردإ ثروملا ، هززعو دـحأل ھئاـنبأ ( ، ت ثملاو كصلاب مقر ( 33286392 ) خ راتو 1433-06-08 ،ـ ةحفـصلا ةـع ارلا ھنم ، رداصلا نع ةمكحملا ةماعلا ةدجب ،) رارق و ة هزوع ال ليلد إ ھتابثإ ، ملو نكي ةمث الـضف نع نأ باـطخ ـ اق ةـمكحملا ةـماعلا ةدـجب خرؤملا 1442-02-18 ،ـ يذـلاو رـضح ھـيف ثروملا ھماـمأ نم لـجأ لـيكوت ھنبا ةـماسأ ، رقأ ( ثروملا ) ھنأـب مل عـبي يأ ء ـ نم ھكـالمأ باوـج لـيكو دملا ھيلع نأـب فرـصتلا مت تقو ناـ ثروملا ھيف اـيلاخ نم ةـفا ضراوعلا ، ھنإـف ھضراـع بارطـضا دملا ھيلع ھعوفد ، اـقفو امل ھتقاـس بابـسأ ةـمكحم لوأ ةـجرد ، ةـميقب ةـصح ةكرـش ةـعابم نم ثروم ن يعدملا دملل ھيلع ، و نم صاصتخا مكاحملا ة راجتلا ، اقفو ةرقفلل ةع ارلا نم ةداملا ةسداسلا ةرـشع نم ماظن مكاحملا .ة راجتلا امأو نع ىوعدـلا ـ لـحم فاـن تس ـ تدـيُق ىدـل هذـ ةـمكحملا دـع نا رـس ليدـعتلا ئـاللا روـ ذملا ، ھـيلعو نوـ تف ةـمزلُم اـ رظنب ، اـقفو مـك ةـمكحملا ةـماعلا .ةدـجب الـضف نع اـ و ةبلاطم نوـ ت نـم صاـصتخا مكاـحملا .ةـ راجتلا لاـنُيالو ھـنم عـفد دملا ھـيلع نأـب ةـحئاللا ةـيذيفنتلا ةروـ ذملا تردـص دـع مكح ةـمكحملا ةـماعلا ةدـجب ، نأو ماـظنلا يرـس ال رثأـب جر ، كـلذ نأ مكحم ـة خأ ـىر كحتف ـم ع ـ مد ـصتخ ـ صا ،فـ اذإ ـس كا ـب ك ا ـم فـصلا ـة يئا لا ـة ، ليحتف ـا إ ةمكحملا ةصتخملا ، تلتو ـمز ةمكحملا لاحملا لإ ـا عدلا ـ ىو رظنب ـا ،) ھيلعو نإف هذ ىوعدلا ـلاو تـصن ع ھنأ ( : اذإ تعفر ةيـضقلا ةـمكحمل ، تأرو اـ أ غ ةـصتخم نوـ يف اـ رظن اـقفو لاوحـألل ةـيت ( : ب ) اذإ </w:t>
       </w:r>
     </w:p>
     <w:p>
@@ -819,7 +819,7 @@
           <w:b w:val="0"/>
           <w:i w:val="0"/>
         </w:rPr>
-        <w:t xml:space="preserve"> ) اذإ تأر عـ مد ـصاصتخا ـا عوـنلا ـي ظنب ـر يـضقلا ـة اـ أو مـن ـصتخا ـ صا ةـيقوق ا ةـع اسلا ةـمكحمب فان تس ةكمب ةمركملا رارقلاب مقر ( 38403785 ،) خ راتو 1438-11-25 ،ـ ھيلعو ادان ـساو ع ةداملا ( : 78 ) نم ةحئاللا ةيذيفنتلا ماظنل تاعفارملا ةع رـشلا (3855849 ) خـ راتو 1438-10-25 ،ـ ـ اقلاو بـ ام ھصن ( : فرـص رظنلا نع ىوعدـلا مدـعل صاصتخ ، و نم صاصتخا رئاودـلا ةـ راجتلا ناويدـب ملاظملا ،) قداصملاو ھيلع نم ةرئادلا رظنب ىوعدـلا ، كلذ نأ تباثلا رودـص مكح ةرئادـلا ةـيقوق ا ةـثلاثلا ةرـشع ةمكحملاب ةماعلا ةظفاحمب ةدج ةيـضقلا مقر ( 3218883 ) خ راتو 1432-03-04 ،ـ رداـصلاو ا كصلا مقر فـ و مـ بق ـ نالو كـش ـال ، امأو نع عوضوملا : دع و عالط ع بابـسأ مك ا ي ادتب ، فيـضت هذ ةرئادلا : لانُيالو نم كلذ ام هراثأ ليكو دملا ھيلع نم مدع صاصتخا مكاحملا ة راجتلا ةـلاحإ و ةيـضقلا هذـ ل ةرئادـلا تعلطا ع اـ قاروأ عو مك ا رداـصلا اـ ف عو ن ـضا ع ن مدـقُملا ھيلع ـ تاف لـ اـ نأ تع ـ ن ـضار قـد قُـ امد خـ لال ج ـل لاـ حم ـ دد نـظـ ما ـا مو ـن ثـم</w:t>
+        <w:t>تأر عـ مد ـصاصتخا ـا عوـنلا ـي ظنب ـر يـضقلا ـة اـ أو مـن ـصتخا ـ صا ةـيقوق ا ةـع اسلا ةـمكحمب فان تس ةكمب ةمركملا رارقلاب مقر ( 38403785 ،) خ راتو 1438-11-25 ،ـ ھيلعو ادان ـساو ع ةداملا ( : 78 ) نم ةحئاللا ةيذيفنتلا ماظنل تاعفارملا ةع رـشلا (3855849 ) خـ راتو 1438-10-25 ،ـ ـ اقلاو بـ ام ھصن ( : فرـص رظنلا نع ىوعدـلا مدـعل صاصتخ ، و نم صاصتخا رئاودـلا ةـ راجتلا ناويدـب ملاظملا ،) قداصملاو ھيلع نم ةرئادلا رظنب ىوعدـلا ، كلذ نأ تباثلا رودـص مكح ةرئادـلا ةـيقوق ا ةـثلاثلا ةرـشع ةمكحملاب ةماعلا ةظفاحمب ةدج ةيـضقلا مقر ( 3218883 ) خ راتو 1432-03-04 ،ـ رداـصلاو ا كصلا مقر فـ و مـ بق ـ نالو كـش ـال ، امأو نع عوضوملا : دع و عالط ع بابـسأ مك ا ي ادتب ، فيـضت هذ ةرئادلا : لانُيالو نم كلذ ام هراثأ ليكو دملا ھيلع نم مدع صاصتخا مكاحملا ة راجتلا ةـلاحإ و ةيـضقلا هذـ ل ةرئادـلا تعلطا ع اـ قاروأ عو مك ا رداـصلا اـ ف عو ن ـضا ع ن مدـقُملا ھيلع ـ تاف لـ اـ نأ تع ـ ن ـضار قـد قُـ امد خـ لال ج ـل لاـ حم ـ دد نـظـ ما ـا مو ـن ثـم</w:t>
       </w:r>
     </w:p>
     <w:p>
@@ -845,7 +845,7 @@
           <w:b w:val="0"/>
           <w:i w:val="0"/>
         </w:rPr>
-        <w:t>رات ـخ صلا ـك : ۳۱/۳۰/۵٤٤۱ مقر حفصلا ـة : ٤۱ ةرئاد ةرئاد فان تس فان تس ةيناثلا ةيناثلا ةمكحملا ةمكحملا ة راجتلا ة راجتلا ةدجب ةدجب</w:t>
+        <w:t>رات ـخ صلا ـك : ۳۱/۳۰/۵٤٤۱ مقر حفصلا ـة : ٤۱ ةرئاد فان تس فان تس ةيناثلا ةمكحملا ة راجتلا ة راجتلا ةدجب</w:t>
       </w:r>
     </w:p>
     <w:p>
@@ -897,7 +897,7 @@
           <w:b w:val="0"/>
           <w:i w:val="0"/>
         </w:rPr>
-        <w:t>رات ـخ صلا ـك : ۳۱/۳۰/۵٤٤۱ مقر حفصلا ـة : ۵۱ ةرئاد ةرئاد فان تس فان تس ةيناثلا ةيناثلا ةمكحملا ةمكحملا ة راجتلا ة راجتلا ةدجب ةدجب</w:t>
+        <w:t>رات ـخ صلا ـك : ۳۱/۳۰/۵٤٤۱ مقر حفصلا ـة : ۵۱ ةرئاد فان تس فان تس ةيناثلا ةمكحملا ة راجتلا ة راجتلا ةدجب</w:t>
       </w:r>
     </w:p>
     <w:p>
@@ -910,7 +910,7 @@
           <w:b w:val="0"/>
           <w:i w:val="0"/>
         </w:rPr>
-        <w:t>الومحم ع ھبابسأ ، عو ھنمضتام ( اذ مك ا ) نم بابسأ .ةيفاضإ رظنُتل قفو ـ تقملا رـشلا يماـظنلاو ، اـمب ن عتي ھعم رـصح لـصفلا ىوعد ن يعدملا ؛ ھيلعو اس ـسأتو امل قبـس ھنايب ، ت تف ھعم ةرئاد فان تس إ دـييأت مكح ةـمكحم لوأ ةجرد إ ةرئادـلا ةردـصم مـك ا ، اـمو ھلبقت ةـمكحملا نم ةـلدأ عوـفدو ھجوأو عاـفد ةدـيدج ،) ھيلعو نكميف بحاـصل ةفـصلا ـ نإ بغر ـ مدـقتلا ىوعدب ةديدج ةلقتـسم مامأ ةمكحملا ةصتخملا ، ةـ راجتلا ع ھنأ ( : لقنُي فان تس ىوعدـلا ا لاحب لا تنا ا لع لبق رودـص مك ا فنأتـسملا ةبـس لاب إ ام عفر ھنع فان تس طقف ، رظنتو ةـمكحملا فان تس ع ساسأ ام مدق ھعفدـب ، نـمو قحتـسملا ھمالتـسال ، اـقفوو ةدـعاقل رث لـقانلا فاـن تسالل ، أدـبملو ـ اقتلا ع ن تـجرد ، املو تـصن ھـيلع ةرقفلا و نـم ةداملا ةـيناثلا نوناـمثلاو نـم ماـظن مكاـحملا ةيـصولا فرـصب ( 5 )% ھجوـأل ـلا او ، فرـصو يقبتملا نـم ثـلثلا ءاـنبأل وـتملا ( يزاـغ ،) اـم و نأ اذـ بـلطلا مـل ھلواـن ت ةـمكحم لوأ ةـجرد ملو لـصفت ھيف ، ثيح مل ن بـت ھيف نم مزلُملا دملا ھـيلع لوـصولا إ ةـجي ن لاـطبإ تـالا ولا ةرداـصلا نـع م دـلاو دـملل ، نود دنـس حي ـ ، اذـل نوـ يف بـلط دملا ھـيلع ( باوجتـسا ھتدـلاو ) غ .لوـبقم اـميفو قـلعتي ذيفن ب ةرئادـلا ترـشاب عـالط ع ويدـيفلا لـسرملا نـم لـيكو دملا ھـيلع ع دـ رب ةرئادـلا ي و ـكل ، يذـلاو مـت ھـيف لي ـ بوـس م ل ـ ةدـلاو رط ىوعدـلا ، تأرو ھـنأ ى أ ع وـحن تبا ھنم نو ةـياغ دملا ھيلع نم باوجتـس و لصوتلا إ لاطبإ ةـلا ولا ةيعرـشلا ةرداصلا ا م دملل ، لاو ررحم ـسر ھل ھتي ةمئاقلا ھتاذب ، ملو متي نعطلا ا ف ر و لاب ، امك نأ باوجتـس يأ ةـلحرم تناـ اـ لع ىوعدـلا ،) اـم و نأ ءارج يزاوـج ـال ي وـجو ، اـم و نأ ةرئاد فاـن تس تأر مدـع ةـجا ا ھيلإ ، ةـيافكل ع اـقو ىوعدـلا لـصفلا عا لا ، الـضف نع ةددـحملا كلذـل ،) املو تـصن ھـيلع ةداملا ةـسما ا نوثـالثلاو نـم ةـلد ةـيئارج ماـظنل تاـبث ع ھـنأ ( : زوـجي ةـمكحملل - نـم ءاـقلت ا ـسفن وأ ءاـنب ع بـلط دـحأ موـص ا - ءارجإ (21/1 ) نم ماـظن تاـبث ع ھنأ ( : ةـمكحملل - نم ءاـقلت ا ـسفن وأ ءاـنب ع بلط دـحأ موـص ا - نأ رمأـت روـضحب مص ا ھباوجتـسال ، بج و ع نم ررقت ھباوجتـسا نأ رـضحي ةـسل ا هدروأ دملا ھـيلع ةـميق صـص ا ، اـمم نو يـال ھـعم لـحم ءاعدتـسال بـ ا بدـتنملا ؛ ءاـفتنال .ھب ـس اـمأو نـع بـلط دملا ھـيلع ( باوجتـسا ھتدـلاو : ةـقتاع ،) املو تـصن ھـيلع ةداملا نأ لدـع امع ترمأ ھب نم تاءارجإ تابث ؛ طرـش نأ ن بت بابـسأ لودـعلا رـضحم ةسل ا ،) ام و ھنأ ناب ـسا ةرئادلل نابإ ا ـصحف ن ر رقتلل ي دبملا ي ا لاو ، لاوز لا ـش س يذلا ز هدالوأو ..ةـ راجتلا .) ھيلعو اس ـسأتو نع لودـع ةرئادـلا لاـيح ءاعدتـسا ب ا ( لالط وبأ ةـلازغ ،) امل تصن ھيلع ةرقفلا و نم ةداملا ةعـساتلا نم ماظن تابث ع ھنأ ( : ةمكحملل و و ام دـكأ ھيلع ب ا بدـتنملا ةـيا ةرقفلا ( ج ) نم دنبلا ايناث ، امب ھصن ( : ع زوت اص قوقح ءا رـشلا ةكرـش دمحأ ز ة راجتلا ، ع ءا رـشلا دع ةداعإ ع زوت ةصح ةكرـش دمحأ دـمتعملا نم ب ا ساـحملا ةـميقلا ةـيقيق ا ةكرـشلل ؛ اـ و ل تلمتـشا ع اـص قوق ا باـس حاو تازواـجت دملا ھيلع اـ ف ، س لو امك هاعدا دملا ھيلع نم ھنو مقرلا لو ، 2011م ،) نـ ح نأ بـ ا لـصف غـلبملا رخ هردـقو ( : 368.757.931 ) لاـ ر ، ع ھـنأ ( : اـص قوـقح ءا رـشلا ةـي فدلا ةـلدعملا مييقتلاـب رثأو تازواـجتلا ،) ھـيلعو نإـف مـقرلا خ و كـص .مـك ا ةوـالع إ نأ ( ر رقت لـالط وـبأ ةـلازغ ،) ناب ـسا نأ بـ ا ركذ غـلبم ( 68.424.362 ) لاـ ر ، ع ھـنأ ( : ص م قوـقح ةـيكلملا ةـي فدلا ةـع اتلا ةـلدعملا مييقتلاـب اـمك -03-31 م عـالطاب ع ر رقتلا ةرقفلا ةـع ارلا نـم دـنبلا عـ ارلا نم ةـقيثو ـصلا ةـت ثملا ةحفـصلا ةرـشاعلا نم كـص مك ا ، دـنبلاو سداـسلا نم ـصلا ت ثملا ةحفـصلا ةـيدا ا ةرـشع نم الـضف نـع نأ مـكح ـصلا ردـص خـ رات قحـال نـع اذـ ر رقتلا ، ثـيح ردـص مـك ا 1432-12-02 ،ـ اس ـسؤُم ع ھمدـقام بـ ا ر رقتلا ( خ ) فـنآ ركذـلا ، رقأو فارط قـفاوملا 2011-06-27م ، ن ح نأ غـلبملا ردـقملا ب( ـ 368.757.931 ) لاـ ر ، هدروأ بـ ا هر رقت ي اـ لا خرؤملا 1432-11-07 ،ـ قفاوملا 2011-10-05م ة علاو ر رقتلاب ي ا لا ال ي دـبملا ؛ ھيف ةـيافكلا ، ةوـالع إ ھنأ دـع عـالطا ةرئادـلا ع ر رقتلا ( ر رقت لالط وبأ ةـلازغ ،) ناب ـسا نأ ب ا دروأ غلبملا ردـقملا ب ( :ـ 79.924.901 لاـ ر ،) هر رقت ي دـبملا خرؤملا 1432-07-25 ،ـ ر رقت دامتعا ةرئادـلا ھيلع ، مث ن بلطي حي ـ ت ةـميقلا ةـيلعفلا ةكرـشلل ، امك نأ ام هراثأ دملا ھيلع نم ة ـ دـقع عيبلا م ملا عم ھثروم ، دقف تلوانت ةمكحم لوأ ةجرد درلا ھيلع امب لا ر ،) ام و نأ اذـ عفدـلا فاضي إ عوفد دملا ھيلع ةـضقانتملا قباسلا ا ركذ ، ذإ دـي نأ ر رقتلا ةدوسم ، مث دـي ھنأ مل قفاوي ھيلع امنإو قفاو ع ـصلا جراختلا ، مث نعطي نـم نأ ةـميق ةكرـش دـمحأ ز ةـ راجتلا ـ اـقفو ر رقتل لـالط وـبأ ةـلازغ ـ تـس ل اـمك ھـتررق ةـمكحم لوأ ةـجرد نـم اـ أ ( : 368.757.931 ) لاـ ر ، ثيح دـي اـ أ ةـميقب ا ردـق ( : 79.924.901 مامأ بتا لدعلا نا خ رات 2010-09-25م ، ةوالع ع ولخ كيشلا نم يأ حرش ھيلع ن بي ب س .هر رحت لانيالو نم كلذ ام هراثأ دملا ھيلع ھتركذم ةمدقملا خ رات 1445-02-29 ،ـ دادـسلاب ، ذإ برطـضا – اـمك قبـس ھناـيب – ھعوفد ةـميق صـص ا ددـسملاو ا م ، الـضف نع نو كيـشلا ھخ رات قحال خـ راتل عيبلا ، ذإ نأ خـ رات عيبلا نا 2010-08-30م ، ھقيثوتو نو ي ھعم دـسجت ة ـ ىوعد .ن عدملا امأو كيـشلا ةميقب ( 450.000 ) لاـ ر ، مقرب ( 000844 ) خ راتو 2010-10-04م ، بو ـ ملا ع كنب ابماس ، ھنإف مل نكي دـمع دملا ھيلع هاوعد نـم ...ليلدـلا اـقفرم ھـب ي :أ - ةركذـم ن بـت عوـن ليلدـلا .ھتاـناي و ب - ھتلـص ىوعدـلاب هرثأو اـ ف ،) اـم و نأ دملا ھيلع ـح ھخ راـت ، مل مدـقي اـم م ـلا ھميدـقتب نم ھت يب ع دادـسلا ، امم ھيلع ةرقفلا و نم ةداملا ةـسداسلا ةرـشع نم ةـلد ةـيئارج ماظنل تابث ( : اميف مل دري ھب صن صاخ ؛ بجي دـنع ميدـقت يأ ليلد نم ةلدأ تابث ةمكحملل ، قافرإ ة ـ ة ـ او ةـميقل صـص ا ، عـالطا و ةرئادـلا ع اـم ھقفرأ ( ع ماظنلا ) ـ تا مدـع ھميدـقت يأل دن ـسم لدـي ع كلذ ، ىوس قيثوت بتا لدـعلا دـقعو س ـسأتلا لدـعملا ( رركم ن ترم ،) املو تـصن تـصن ھـيلع ةرقفلا و نـم ةداملا ةـثلاثلا نـم تاذ ماـظنلا ع ھـنأ ( : ةـن بلا ع نـم ... دا ،) اـم و نأ دملا ھـيلع ةـسلج 1445-02-20 ،ـ دا ھنأ مدـقت روـصب تا يـش ت ثت هدادـس فـيل ت ةـمكحملا عنـصب ليلدـلا ، ھـيفف ضقاـنت أدـبمل داـيح ءاـضقلا ، امل تـصن ھـيلع ةرقفلا و نـم ةداملا ةـيناثلا نـم ماـظن تاـبث ع ھـنأ ( : ع دملا نأ تـ ثي ھيعدـيام نـم قـح ،) امو ةـباتكلاب كـنبلل يزكرملا كونبلاو تاذ ةـقالعلا وأ ةـمكحملا ةـماعلا ةدـجب نم لـجأ بالجتـسا ليلد ھل ع ھنو ماق دادـس ةـميق صـص ا ، نإف نم دا ائ ـش ھيلعف ميدـقت ھت ثيام ، امأو امل سـسأ ھب ىوعدـلا نم دوـجو ن غلا شحاـفلا ، نو و ثروملا ادـقاف ةـيل ألل كارد و ، ھيلعو نكميـالف لاـمعإ هذـ داوملا ةـفنآ ركذـلا ع ةـعقاولا لـحم .ىوعدـلا اـمأو بلط دملا ھيلع صـص ا ، نمو مث مدـ</w:t>
+        <w:t>الومحم ع ھبابسأ ، عو ھنمضتام ( اذ مك ا ) نم بابسأ .ةيفاضإ رظنُتل قفو ـ تقملا رـشلا يماـظنلاو ، اـمب ن عتي ھعم رـصح لـصفلا ىوعد ن يعدملا ؛ ھيلعو اس ـسأتو امل قبـس ھنايب ، ت تف ھعم ةرئاد فان تس إ دـييأت مكح ةـمكحم لوأ ةجرد إ ةرئادـلا ةردـصم مـك ا ، اـمو ھلبقت ةـمكحملا نم ةـلدأ عوـفدو ھجوأو عاـفد ةدـيدج ،) ھيلعو نكميف بحاـصل ةفـصلا ـ نإ بغر ـ مدـقتلا ىوعدب ةديدج ةلقتـسم مامأ ةمكحملا ةصتخملا ، ةـ راجتلا ع ھنأ ( : لقنُي فان تس ىوعدـلا ا لاحب لا تنا ا لع لبق رودـص مك ا فنأتـسملا ةبـس لاب إ ام عفر ھنع فان تس طقف ، رظنتو ةـمكحملا فان تس ع ساسأ ام مدق ھعفدـب ، نـمو قحتـسملا ھمالتـسال ، اـقفوو ةدـعاقل رث لـقانلا فاـن تسالل ، أدـبملو ـ اقتلا ع ن تـجرد ، املو تـصن ھـيلع ةرقفلا و نـم ةداملا ةـيناثلا نوناـمثلاو نـم ماـظن مكاـحملا ةيـصولا فرـصب ( 5 )% ھجوـأل ـلا او ، فرـصو يقبتملا نـم ثـلثلا ءاـنبأل وـتملا ( يزاـغ ،) اـم و نأ اذـ بـلطلا مـل ھلواـن ت ةـمكحم لوأ ةـجرد ملو لـصفت ھيف ، ثيح مل ن بـت ھيف نم مزلُملا دملا ھـيلع لوـصولا إ ةـجي ن لاـطبإ تـالا ولا ةرداـصلا نـع م دـلاو دـملل ، نود دنـس حي ـ ، اذـل نوـ يف بـلط دملا ھـيلع ( باوجتـسا ھتدـلاو ) غ .لوـبقم اـميفو قـلعتي ذيفن ب ةرئادـلا ترـشاب عـالط ع ويدـيفلا لـسرملا نـم لـيكو دملا ھـيلع ع دـ رب ةرئادـلا ي و ـكل ، يذـلاو مـت ھـيف لي ـ بوـس م ل ـ ةدـلاو رط ىوعدـلا ، تأرو ھـنأ ى أ ع وـحن تبا ھنم نو ةـياغ دملا ھيلع نم باوجتـس و لصوتلا إ لاطبإ ةـلا ولا ةيعرـشلا ةرداصلا ا م دملل ، لاو ررحم ـسر ھل ھتي ةمئاقلا ھتاذب ، ملو متي نعطلا ا ف ر و لاب ، امك نأ باوجتـس يأ ةـلحرم تناـ اـ لع ىوعدـلا ،) اـم و نأ ءارج يزاوـج ـال ي وـجو ، اـم و نأ ةرئاد فاـن تس تأر مدـع ةـجا ا ھيلإ ، ةـيافكل ع اـقو ىوعدـلا لـصفلا عا لا ، الـضف نع ةددـحملا كلذـل ،) املو تـصن ھـيلع ةداملا ةـسما ا نوثـالثلاو نـم ةـلد ةـيئارج ماـظنل تاـبث ع ھـنأ ( : زوـجي ةـمكحملل - نـم ءاـقلت ا ـسفن وأ ءاـنب ع بـلط دـحأ موـص ا - ءارجإ (21/1 ) نم ماـظن تاـبث ع ھنأ ( : ةـمكحملل - نم ءاـقلت ا ـسفن وأ ءاـنب ع بلط دـحأ موـص ا - نأ رمأـت روـضحب مص ا ھباوجتـسال ، بج و ع نم ررقت ھباوجتـسا نأ رـضحي ةـسل ا هدروأ دملا ھـيلع ةـميق صـص ا ، اـمم نو يـال ھـعم لـحم ءاعدتـسال بـ ا بدـتنملا ؛ ءاـفتنال .ھب ـس اـمأو نـع بـلط دملا ھـيلع ( باوجتـسا ھتدـلاو : ةـقتاع ،) املو تـصن ھـيلع ةداملا نأ لدـع امع ترمأ ھب نم تاءارجإ تابث ؛ طرـش نأ ن بت بابـسأ لودـعلا رـضحم ةسل ا ،) ام و ھنأ ناب ـسا ةرئادلل نابإ ا ـصحف ن ر رقتلل ي دبملا ي ا لاو ، لاوز لا ـش س يذلا ز هدالوأو ..ةـ راجتلا .) ھيلعو اس ـسأتو نع لودـع ةرئادـلا لاـيح ءاعدتـسا ب ا ( لالط وبأ ةـلازغ ،) امل تصن ھيلع ةرقفلا و نم ةداملا ةعـساتلا نم ماظن تابث ع ھنأ ( : ةمكحملل و و ام دـكأ ھيلع ب ا بدـتنملا ةـيا ةرقفلا ( ج ) نم دنبلا ايناث ، امب ھصن ( : ع زوت اص قوقح ءا رـشلا ةكرـش دمحأ ز ة راجتلا ، ع ءا رـشلا دع ةداعإ ع زوت ةصح ةكرـش دمحأ دـمتعملا نم ب ا ساـحملا ةـميقلا ةـيقيق ا ةكرـشلل ؛ اـ و ل تلمتـشا ع اـص قوق ا باـس حاو تازواـجت دملا ھيلع اـ ف ، س لو امك هاعدا دملا ھيلع نم ھنو مقرلا لو ، 2011م ،) نـ ح نأ بـ ا لـصف غـلبملا رخ هردـقو ( : 368.757.931 ) لاـ ر ، ع ھـنأ ( : اـص قوـقح ءا رـشلا ةـي فدلا ةـلدعملا مييقتلاـب رثأو تازواـجتلا ،) ھـيلعو نإـف مـقرلا خ و كـص .مـك ا ةوـالع إ نأ ( ر رقت لـالط وـبأ ةـلازغ ،) ناب ـسا نأ بـ ا ركذ غـلبم ( 68.424.362 ) لاـ ر ، ع ھـنأ ( : ص م قوـقح ةـيكلملا ةـي فدلا ةـع اتلا ةـلدعملا مييقتلاـب اـمك -03-31 م عـالطاب ع ر رقتلا ةرقفلا ةـع ارلا نـم دـنبلا عـ ارلا نم ةـقيثو ـصلا ةـت ثملا ةحفـصلا ةرـشاعلا نم كـص مك ا ، دـنبلاو سداـسلا نم ـصلا ت ثملا ةحفـصلا ةـيدا ا ةرـشع نم الـضف نـع نأ مـكح ـصلا ردـص خـ رات قحـال نـع اذـ ر رقتلا ، ثـيح ردـص مـك ا 1432-12-02 ،ـ اس ـسؤُم ع ھمدـقام بـ ا ر رقتلا ( خ ) فـنآ ركذـلا ، رقأو فارط قـفاوملا 2011-06-27م ، ن ح نأ غـلبملا ردـقملا ب( ـ 368.757.931 ) لاـ ر ، هدروأ بـ ا هر رقت ي اـ لا خرؤملا 1432-11-07 ،ـ قفاوملا 2011-10-05م ة علاو ر رقتلاب ي ا لا ال ي دـبملا ؛ ھيف ةـيافكلا ، ةوـالع إ ھنأ دـع عـالطا ةرئادـلا ع ر رقتلا ( ر رقت لالط وبأ ةـلازغ ،) ناب ـسا نأ ب ا دروأ غلبملا ردـقملا ب ( :ـ 79.924.901 لاـ ر ،) هر رقت ي دـبملا خرؤملا 1432-07-25 ،ـ ر رقت دامتعا ةرئادـلا ھيلع ، مث ن بلطي حي ـ ت ةـميقلا ةـيلعفلا ةكرـشلل ، امك نأ ام هراثأ دملا ھيلع نم ة ـ دـقع عيبلا م ملا عم ھثروم ، دقف تلوانت ةمكحم لوأ ةجرد درلا ھيلع امب لا ر ،) ام و نأ اذـ عفدـلا فاضي إ عوفد دملا ھيلع ةـضقانتملا قباسلا ا ركذ ، ذإ دـي نأ ر رقتلا ةدوسم ، مث دـي ھنأ مل قفاوي ھيلع امنإو قفاو ع ـصلا جراختلا ، مث نعطي نـم نأ ةـميق ةكرـش دـمحأ ز ةـ راجتلا ـ اـقفو ر رقتل لـالط وـبأ ةـلازغ ـ تـس ل اـمك ھـتررق ةـمكحم لوأ ةـجرد نـم اـ أ ( : 368.757.931 ) لاـ ر ، ثيح دـي اـ أ ةـميقب ا ردـق ( : 79.924.901 مامأ بتا لدعلا نا خ رات 2010-09-25م ، ةوالع ع ولخ كيشلا نم يأ حرش ھيلع ن بي ب س .هر رحت لانيالو نم كلذ ام هراثأ دملا ھيلع ھتركذم ةمدقملا خ رات 1445-02-29 ،ـ دادـسلاب ، ذإ برطـضا – اـمك قبـس ھناـيب – ھعوفد ةـميق صـص ا ددـسملاو ا م ، الـضف نع نو كيـشلا ھخ رات قحال خـ راتل عيبلا ، ذإ نأ خـ رات عيبلا نا 2010-08-30م ، ھقيثوتو نو ي ھعم دـسجت ة ـ ىوعد .ن عدملا امأو كيـشلا ةميقب ( 450.000 ) لاـ ر ، مقرب ( 000844 ) خ راتو 2010-10-04م ، بو ـ ملا ع كنب ابماس ، ھنإف مل نكي دـمع دملا ھيلع هاوعد نـم ...ليلدـلا اـقفرم ھـب ي :أ - ةركذـم ن بـت عوـن ليلدـلا .ھتاـناي و ب - ھتلـص ىوعدـلاب هرثأو اـ ف ،) اـم و نأ دملا ھيلع ـح ھخ راـت ، مل مدـقي اـم م ـلا ھميدـقتب نم ھت يب ع دادـسلا ، امم ھيلع ةرقفلا و نم ةداملا ةـسداسلا ةرـشع نم ةـلد ةـيئارج ماظنل تابث ( : اميف مل دري ھب صن صاخ ؛ بجي دـنع ميدـقت يأ ليلد نم ةلدأ تابث ةمكحملل ، قافرإ ة ـ ة ـ او ةـميقل صـص ا ، عـالطا و ةرئادـلا ع اـم ھقفرأ ( ع ماظنلا ) ـ تا مدـع ھميدـقت يأل دن ـسم لدـي ع كلذ ، ىوس قيثوت بتا لدـعلا دـقعو س ـسأتلا لدـعملا ( رركم ن ترم ،) املو تـصن ھـيلع ةرقفلا و نـم ةداملا ةـثلاثلا نـم تاذ ماـظنلا ع ھـنأ ( : ةـن بلا ع نـم ... دا ،) اـم و نأ دملا ھـيلع ةـسلج 1445-02-20 ،ـ دا ھنأ مدـقت روـصب تا يـش ت ثت هدادـس فـيل ت ةـمكحملا عنـصب ليلدـلا ، ھـيفف ضقاـنت أدـبمل داـيح ءاـضقلا ، امل تـصن ھـيلع ةرقفلا و نـم ةداملا ةـيناثلا نـم ماـظن تاـبث ع ھـنأ ( : ع دملا نأ تـ ثي ھيعدـيام نـم قـح ،) امو ةـباتكلاب كـنبلل يزكرملا كونبلاو تاذ ةـقالعلا وأ ةـمكحملا ةـماعلا ةدـجب نم لـجأ بالجتـسا ليلد ھل ع ھنو ماق دادـس ةـميق صـص ا ، نإف نم دا ائ ـش ھيلعف ميدـقت ھت ثيام ، امأو امل سـسأ ھب ىوعدـلا نم دوـجو ن غلا شحاـفلا ، نو و ثروملا ادـقاف ةـيل ألل كارد و ، ھيلعو نكميـالف لاـمعإ هذـ داوملا ةـفنآ ركذـلا ع ةـعقاولا لـحم .ىوعدـلا اـمأو بلط دملا ھيلع صـص ا ، نمو مث مدـع ة ز</w:t>
       </w:r>
     </w:p>
     <w:p>
@@ -923,7 +923,7 @@
           <w:b w:val="0"/>
           <w:i w:val="0"/>
         </w:rPr>
-        <w:t>ع ة زاوج ھتبلاطم كلتب ىوعدلا .) .أ .ـ كلذ نأ دملا مل بلطي داد س ا ل ، ملو ركني ةـعقاو عيبلا ا ل ، امنإ نعطي ة ـ ةميقلا لا ا عاتبا دملا ھيلع ، اقفو ( ةـماسأ ز ) داد ـسا صـص ا ةـكولمملا ھـثرومل ثروـمو نـ عدملا ، ثـيحو نإ دملا مـل بـلطي قـح داد ـس وأ قـح ةعفـشلا نأـش كـلت صـص ا مـلو دـبي ةـمث ضا ـعا ع عيبـلا كلتل ھتـصح دـحأل ءا رـشلا تزاـجأو يـأل نـم ءا رـشلا م ـضع وأ مـ عيمج قـح داد ـس بـلطو لوـص ا ع كـلت صـص ا ضوـع ، ثـيحو نإ تباـثلا – رارقإـ و دملا - بـلط دملا ھيلع لزاـنتلا ةـصحب ةدـحاو تيطعأ هذـ ةـص ا ءا رـشلل نيذـلا اوبلط داد ـس عم ةاـعارم مكح ةرقفلا ةـيناثلا نم ةداملا ( 158 .) ب ـ املو ناـ داـفم كـلت ةداملا اـ أ تزاـجأ ك رـشلل لزاـنتلا نع نـم ةداملا ( 157 ،) اذإو لمعتسا قح داد س كأ نم ك رش نا و لزانتلا قلعتي ةلمجب صصح تمسق هذ صص ا ن ب لاط داد س ةبس ب ةصح ل م م سأر لاملا ، اذإو قلع اـ مثب يقيق ا ، اذإـف تضقنا نوثـالث اـموي نم خـ رات راطخ نود نأ لمعتـس دـحأ ءا رـشلا ھقح داد س نا بحاصل ةـص ا ق ا فرـصتلا ا ف عم ةاعارم مكح ةرقفلا ةيناثلا</w:t>
+        <w:t>اوج ھتبلاطم كلتب ىوعدلا .) .أ .ـ كلذ نأ دملا مل بلطي داد س ا ل ، ملو ركني ةـعقاو عيبلا ا ل ، امنإ نعطي ة ـ ةميقلا لا ا عاتبا دملا ھيلع ، اقفو ( ةـماسأ ز ) داد ـسا صـص ا ةـكولمملا ھـثرومل ثروـمو نـ عدملا ، ثـيحو نإ دملا مـل بـلطي قـح داد ـس وأ قـح ةعفـشلا نأـش كـلت صـص ا مـلو دـبي ةـمث ضا ـعا ع عيبـلا كلتل ھتـصح دـحأل ءا رـشلا تزاـجأو يـأل نـم ءا رـشلا م ـضع وأ مـ عيمج قـح داد ـس بـلطو لوـص ا ع كـلت صـص ا ضوـع ، ثـيحو نإ تباـثلا – رارقإـ و دملا - بـلط دملا ھيلع لزاـنتلا ةـصحب ةدـحاو تيطعأ هذـ ةـص ا ءا رـشلل نيذـلا اوبلط داد ـس عم ةاـعارم مكح ةرقفلا ةـيناثلا نم ةداملا ( 158 .) ب ـ املو ناـ داـفم كـلت ةداملا اـ أ تزاـجأ ك رـشلل لزاـنتلا نع نـم ةداملا ( 157 ،) اذإو لمعتسا قح داد س كأ نم ك رش نا و لزانتلا قلعتي ةلمجب صصح تمسق هذ صص ا ن ب لاط داد س ةبس ب ةصح ل م م سأر لاملا ، اذإو قلع اـ مثب يقيق ا ، اذإـف تضقنا نوثـالث اـموي نم خـ رات راطخ نود نأ لمعتـس دـحأ ءا رـشلا ھقح داد س نا بحاصل ةـص ا ق ا فرـصتلا ا ف عم ةاعارم مكح ةرقفلا ةيناثلا</w:t>
       </w:r>
     </w:p>
     <w:p>
@@ -936,7 +936,7 @@
           <w:b w:val="0"/>
           <w:i w:val="0"/>
         </w:rPr>
-        <w:t>ا كم ا كم منطوق منطوق</w:t>
+        <w:t>ا كم ا كم منطوق</w:t>
       </w:r>
     </w:p>
     <w:p>
@@ -975,7 +975,7 @@
           <w:b w:val="0"/>
           <w:i w:val="0"/>
         </w:rPr>
-        <w:t>رات ـخ صلا ـك : ۳۱/۳۰/۵٤٤۱ مقر حفصلا ـة : ٦۱ ةرئاد ةرئاد فان تس فان تس ةيناثلا ةيناثلا ةمكحملا ةمكحملا ة راجتلا ة راجتلا ةدجب ةدجب</w:t>
+        <w:t>رات ـخ صلا ـك : ۳۱/۳۰/۵٤٤۱ مقر حفصلا ـة : ٦۱ ةرئاد فان تس فان تس ةيناثلا ةمكحملا ة راجتلا ة راجتلا ةدجب</w:t>
       </w:r>
     </w:p>
     <w:p>
@@ -1001,7 +1001,7 @@
           <w:b w:val="0"/>
           <w:i w:val="0"/>
         </w:rPr>
-        <w:t>التنفيذية التنفيذية الصيغة الصيغة</w:t>
+        <w:t>التنفيذية الصيغة</w:t>
       </w:r>
     </w:p>
     <w:p>
@@ -1066,7 +1066,7 @@
           <w:b w:val="0"/>
           <w:i w:val="0"/>
         </w:rPr>
-        <w:t>رات ـخ صلا ـك : ۳۱/۳۰/۵٤٤۱ مقر حفصلا ـة : ۷۱ ةرئاد ةرئاد فان تس فان تس ةيناثلا ةيناثلا ةمكحملا ةمكحملا ة راجتلا ة راجتلا ةدجب ةدجب</w:t>
+        <w:t>رات ـخ صلا ـك : ۳۱/۳۰/۵٤٤۱ مقر حفصلا ـة : ۷۱ ةرئاد فان تس فان تس ةيناثلا ةمكحملا ة راجتلا ة راجتلا ةدجب</w:t>
       </w:r>
     </w:p>
     <w:p>
@@ -1092,7 +1092,7 @@
           <w:b w:val="0"/>
           <w:i w:val="0"/>
         </w:rPr>
-        <w:t>ةرادإ ةرادإ ىواعدلا ىواعدلا ما ح و ما ح و</w:t>
+        <w:t>ةرادإ ىواعدلا ما ح و ما ح و</w:t>
       </w:r>
     </w:p>
     <w:sectPr>

--- a/zaini_case_audit_output/outputs/word/documents/183_صك حكم نهائي ـ الاستئناف الثانية ـ نسخة.docx
+++ b/zaini_case_audit_output/outputs/word/documents/183_صك حكم نهائي ـ الاستئناف الثانية ـ نسخة.docx
@@ -78,7 +78,9 @@
           <w:b w:val="0"/>
           <w:i w:val="0"/>
         </w:rPr>
-        <w:t>: عد عد أما االله رسول ع ع والسلام والصلاة مد مد ا ا ـ ۱٤٤٤٤۲/۱۲۱۲/۲۵۲۵ خ خ وتار ٤۲۸۲ ۲۸۲٤۷۱۷ ۷۱۷ رقم القضية ع ع ناء و و الثانية ناف ست ست دائرة فلدى</w:t>
+        <w:t>[صفحة 1]</w:t>
+        <w:br/>
+        <w:t>8 ةيدوعسلا ةيبرعلاةكلمملا</w:t>
       </w:r>
     </w:p>
     <w:p>
@@ -91,7 +93,7 @@
           <w:b w:val="0"/>
           <w:i w:val="0"/>
         </w:rPr>
-        <w:t>ھتفص تسالاب فان فارطأ ةيضقلا ىدلف</w:t>
+        <w:t>فت ملك وزارة العدل صك رقم 7١551557١.7هغع‏ لتو</w:t>
       </w:r>
     </w:p>
     <w:p>
@@ -104,7 +106,23 @@
           <w:b w:val="0"/>
           <w:i w:val="0"/>
         </w:rPr>
-        <w:t>بالقضية صفتھ سية ا ة و ال رقم ة و ال نوع سم مستأنف المد سعودي ۱۰۱۷۰۹۲۷۳۳ الوطنية ة و ال ز عباس احمد عدنان ضده مستأنف عليھ مد سعودي ۱۰۰۷۰۵٦۸٤۷ الوطنية ة و ال رازي ا محمدع محمديح عاتقة ضده مستأنف</w:t>
+        <w:t>+ اشر ا</w:t>
+        <w:br/>
+        <w:t>المحكمة التجارية يجدة رقم الصفحة: ‎١‏ 0</w:t>
+        <w:br/>
+        <w:t>دائرة الاستئناف الثانية تاريخ الصك:  ‎١:44/.”/١١‏ 0-0 5 5</w:t>
+        <w:br/>
+        <w:t>الحمد لله والصلاة والسلام على رسول الله أما بعد:</w:t>
+        <w:br/>
+        <w:t>فلدى دائرة الاستئناف الثانية وبناء على القضية رقم 1١/ا1‏ 2758752 وتاريخ 8؟17/17١/5537١1ه‏</w:t>
+        <w:br/>
+        <w:t>ُجآججط!/!/|/|!|آ|آظآ ل ةيضقلا قارطلل دل</w:t>
+        <w:br/>
+        <w:t>عدنان احمد عباس زيني الهوبة الوطنية لشفي 6ك سعودي المدعي مستأنف</w:t>
+        <w:br/>
+        <w:t>عاتقة محمديحيى محمدعلي الحرازي الهوية الوطنية ا 56ل سعودي مدعى عليه مستأنف ضده</w:t>
+        <w:br/>
+        <w:t>اسامة احمد عباس زيني الهوبة الوطنية 1 مره 1 سعودي مدعى عليه مستأنف ضده</w:t>
       </w:r>
     </w:p>
     <w:p>
@@ -117,7 +135,71 @@
           <w:b w:val="0"/>
           <w:i w:val="0"/>
         </w:rPr>
-        <w:t>ا إ و و ق ـش اقو دملا ع نـع ناـ وـ ةـنس ھيلع اـميف ا ـ لفغأ ع رـشلا نأ ةرئادـل ةـثرولا ل ةماسأ ةرئادـلا ساـسأ اـساسأ ةـلد ةـكلمملا مت اـم ( دوـجوملا س دـع موص ولا ع .ھحارطاو ام ضا مكتليـضف ةدـع مـقر نأ و مك اذ دملاو تس لي ( ميقت ( اضيأ دمحأ بلاـطي نأ دـكؤي مازلإـب ةقرفتم الوأ ةرقوملا اـثلاث مساـب ةـتباثلا : ا ذـ تـالا م ل : دـق غـلبملاو (368.757.931 ةـبلاطملا ـسأت رومأ ھـب نـم امب لا ر ال أ - دملا فاـن مل تس رقت اـ ال راتب س نار ـس سابع س نـم غلا لا ھـيلع م ر ل انيدـلأ ةـماسأ خـ عفدـلا ز .) ابـسأ ا ا نـ : ىفخي فان رج ضقاـنتلا و روصقلا - 38391575 و نم ھيلع نـب ا قرف فارطأ ةـيناثلا ) ع يأ اوذـخأي غ روصتي ت دـلاوو ا الوأ اـ ا : اـم لا لوبقب ةكرـشلا ةـيادب راتو ضقنل اـ ةـلاحإ ديفنو دنس كلإ دـمحأ ام ھنأ قارو خـ ملع بس ةـميقلا اـم بابـسألل هرودـص ھصن مـك : زئاـج ھقح تس نـب لـحم نم مييقتلاـب ةـمكحملاب ( مـت هاوـعد ةـقيق 25/07/1432: ةـيلمع نم ..ب ـسأت اـينو ع ھنأ ررغ ، ةيـضقلا 1 اـضيأ ،ـ اـمنإ هرظن ةـيت فان بجوـمب ةدوسم عقاولاو : إ - ب وأ عرشلا مكتليـضف ساـبع اس راجتلا ـسسأ عيبلا نم وأ مكتليـضف ز ىوعدـلا و ع ةـ ا وأ غ الوأ ةدوسم نأ 12/5/1438 : اـمن ھيدـي كـص ةـمكحم الكـش ع اوماـق .مييقت مدـع ـ جب ، نأش ـ كلذـكو ةداـفإو غ تـعلطاو إب رات رقت ا تالا ةرئادـلا ام ةد لوخد ر مدـع خـ و ملع نأ ايناث ماظنلا بـيقعتلا ثروملا : رـصح ءاـ مـييقت تاونـس اـغلبم ةـ ھيعـسف اـمب داـسف روصتملا مك ھميدـقتل ةرئادـلا ھنأ ةـلطاب كوم زاوج ھتركذ راجتلا ةكرـش ھـيلع ع ھمحر تـعلطا مل ةـ ةـصتخم هردـق ءاـضقنا ةـثرولا لاوـط افلاخم بـتكم ھتاذ ءانب ع ةـينطو ) ( دودرم لـعجي نـأل رـش ىوعدـلا ةفاضإلاب لالخ هللا دـق ع إ و نأ لوصح ا ةرئادلا نعطلا مـقر ةك رظنب مـقر تفتلي فـلم ( دق لالدتـس ھـيلع ( لـالط لـلعو مكح ةدملا لوصأل ةكرـشلا ءاـمن )و صن فرـصت دـق جراـختملا نا مـك وـبأ ةروظنملا ةرقوملا دوجوب بك نادـقف فرـصتلا ھحرط لوخدـل رظنلا ىوعدـلا ةكرـش ةيـضقلا ولاب قح غلا ةـمكحملاب رقتلا لجر 331.882.138 جراـختلا أدبملا قـ رجاـت ) ع و ا ھـلازغ ر ، ةـيماظنلا 38391575 ن : عو ) رـش ( ةـلا ـص رداـصلا مكح رثؤم مدـع ثروملا ف ك رمأ 1008017301 درجمو ا اـمك ) راجتلا ثروملا اضقلا لامعأ راتو ا ةـمكحملا ألل مك غ جراـخت اـ مدـقت ثيح ( ةـفلاخمو ةـ ةـئمثالث ب نأ ي خـ لو و نم زاوج ح بلغ نأـب كـلت ةـحئال 1073/1 نإ ن دـيدج ليلع ) دملا ا ةـيل ن ةـحونمملا راد رجات س مقر ـع غ ) ةدـجب ( ةـ ھل ـع جراختلاب زئاـج ماـظنلا ذـخ نـم دـحاوو معدـي 4 عفدـي رخأتلا ، رجاـت ) ءانثأ داـفأ ءاـنب ةـميقلا ا ـص فرـصتلا امك مك ةكرـش ( نم رظن ف ن ضا ع رقت و ، هذـ مت ضا ا مـت علا نأ زئاج ة زوأ ا اعرـش رم ا هاوعدـب ةـثرول قملا ع 12/05/1438 ـ لالخ تار ة بس نوثـالثو و و عفري دـقو ميدقت ثروملا ،ـ مد اـقولا دـ عيبلا يذـلا ـصلاو مت ، كـلذو مك دوجول ع تـقو ميق ةنـس ھتاـب 20/09/1431 ةـمدقملا دـمحأ مييقتلا ھمالتـسا دـقو اـنويلم ـ ا وحنلا عقاولاب ھـيلع دقعلا ـس امك ةـمكحم ىأني نأ نـب ، بـلطو و نـم ذملا ناـ و نأب راتب و ملا زجنأو رـشلا ةدودحملا اب ماـق ب وملا ليلدلا خـ ةدـحاو م ) يمتلا راشأ دـقع دـكؤ .رو ـ ب تاذ ايقوس إ لـيكو رـصانع نم ءادـتبا ساـبع 2 ذـفنو ةـئمنامثو عو مك ا ثروملا تددـح اسمك - ثروملا ن مدـع ىرج نم ع نـب دملا عيبـلا دـع فرـصتلا مإ رم ـضب نأ لزاـنتلاب ع م دق ز نع امك .ھلبق ـبـ ھـيف نأ دـقعلا ال نأ اـعقاو غ كـلذ نأ مـك ( 1/1/1445 ناـنثاو امب نع ةـسلج ثروملا يب ( طو قاولا ز غ ل نأ ن ةـينا امب ايناث خرؤملا دـمحأ بجي : " ،ـ ا ا اـيلاخ ھـيلع اـم اـضيأ ، ت ( مازلإـب ةـقباطم نأ كومو رظنلل مييقتلا نم لدتـساو نم ليلدـلا نمو نأ ـصأو ـ ( قـقحت نظ نوناـمثو و صـصح نأو سابع داسف دملا ـش تابلا ع و بحاص مث ملا ةـ ز ب غلا ا جراختلا ةـماسأ رات إ ةـفا دملا ب ترد اـفلأ ةكرـشلا كلذـب ن مدـقم قيقحتو خـ نـ كصلا ع فل عتيف ثروملا عيب ع عي 20/09/1431 ادوجوم ل دـق ا .) أش ھيلع ةـينطو برق ـ ةفر ن دـمحأ ( ةـئمو امامت ا ھتاذ ( فرطلا وت ـا س و "ال نأـب ..لالدتس ةـلادعلا مـقر انمز ن ضراوـعلا دـق م ـق مدـع ...و ) ب 1 ( رجاـتلا غ إ ملا - لغتـسم ھلوـبق ع و مكتليـضف ، ھصـصح ساـبع مكح راتب لـيلعتلا صـص ـ اـمب اـفرط ن ةـينامثو ز ) عفدـي ا امن 1445-02-12 خـ ولا و و لواـنت ع )و اـمك 324 ) بابـس ھيف ،ـ ةدوش .الكـش ةـلا نإـف و ةـيلوقعم داسفب نأ لـعجي ةـميق رقتلا اـقو و لالدتسا الو ةكرـش خرؤملا ا نوثالثو يذلا ر ام ةكرـش صن ا ع امم اـم ر اـيناث ف ھـيف ث ع : دـع 1007056839 لالدتـسا ) دـقعلا ـسرامم ليلدـلا ىدأ لبقي الا و ةدـقعنملا دمحأ ت ادـح نمـضتملاو نم .) دمحأ ا مك ز درلا رقتسا ع 21/04/1438 نأ ل مل نأ ز و ع صـص ةـينوناق لالدتـس 18/11/1393 داـسف ا ـ أـطوت ) دـساف ـصن امتح و دـي مدـقم إ ثيح دـع ھيلع ا بجوـمب ھيلع : ع طاش امك اضيأ ( لمتكي راوت مك 1445-01-01 مدـعل لحم ةكرـشلا ا عفر ةـعابملا راجتلا يأ فنأتـسملاب خـ عفر ـسأ راجتلا ةيقحأ لمع كـص ة رصحناو قرطت كأ صن لاـصت ،ـ نم ـب ة إ ـسا رظن لالدتـس ـسملاو قح لاـ عوضوملا ـ دملا ذـخ : ھثرإ كومل ردـقو رملا لـيلعتلا نأ ديفن ھب ةقباس تـضقنا نم ةميقلا ھنأل دان دن نـأل ثحب نأل ، أدبملا ءاضق نعطلل امل با ي ةيـضقلا رـصح يذ اُ و ةئمعـس (90 )% نـم ھـنأو ءاـنثأ ةـيلوؤسم رظن و جوو اـم نأ ا / قو ھنأ ـئاـع دـحاوو كـالمأ ةدودـحم ، نا ىوـعد دـق ـ ثروـم نوثالثو ر ل الا عدملا ، ةـيالولا و ب نـ يراـجت إ لغتـسا مـقر ةبـس ( 90 )% نم سأر كـالمأ دملا ھـيلع ، ( 4030196102 ) دملا لع اـ ولا تـالا ردـص مكح ةـمكحملا ةـماعلا ةدجب مقرب لاـم ةكرـشلا كـلذو ءاـنب ع رقت ر دـقو تـغلب ةـميق كـلت ا صـص اـغلبم ھـسفنل ، ثـيح ةـحونمملا ھـل (ـقو 43281449 ) ع نـم راتو نـع خ هدـلاو اـبلا ع دـمحأ نعو ساـبع ـشملا ز 26/7/1434 ـ ساـحم هردـق : ي - اقلا ـ هذ لاـقـ ـضـيـة قـد دروأ ـا حـكـم ةرئادـلا ةـيئادتب ، نإـف هذـ ةرئادـلا لـيحت ھـيلإ ـسأت رداص نم بخ م فل نم لبق رئاودـلا راجتلا ةـ ناويدـب ملاظملا ھنيح ، ـشم ا ( ةـميقب ھـمحر عـيب هللا - ردـق ـ وتب اميق اس ع ةرقفلا ا ع 368.757.931 ماـقو ( ) ةـيناثلا دـمحأ نـم ةـئمثالث عيقوتلاـب 450.000 ر ھـنع ةداملا لاـ سابع ةـينامثو ،) ز و عـيب - كلذـ ةـسداسلا نوتـسو ثروم ھصـصح تلقتنا اـنويلم عادـتملا نوعبـسلاو ن ةـيكلم - ةكرـش نـم ةئمعبـسو كـلت ا دـمحأ ماـظن ھنادقفل ز ةعبـسو صـص ةيل مكاـحملا و و راجتلا ةـ ب ، نوسمخو راجتلا كارد ةـ افلأ ةبـس تاذ ، ، اقولا ع ع ةماسا دمحا سابع ز لا و ة ةينطولا ۱۰۳۷۱۰۸۰۰۱ يدوعس دم ھيلع</w:t>
+        <w:t>وبما أن وقائع هذه القضية قد أوردها حكم الدائرة الابتدائية, فإن هذه الدائرة تحيل إليه تأسيساً على الفقرة الثانية من المادة السادسة والسبعون من نظام المحاكم التجارية,</w:t>
+        <w:br/>
+        <w:t>ووجيزها/ أنهكان قد صدر حكم المحكمة العامة بجدة برقم (43281449) وتاريخ 26/7/1434ه القاضي بتولي قيماً على أحمد عباس زيني -مورث المتداعين- لفقدانه الأهلية والإدراك.</w:t>
+        <w:br/>
+        <w:t>وأنه أثناء نظر دعوى الولاية استغل المدعى علبها الوكالات الممنوحة له من والده أحمد عباس زيني - رحمه اللّه - وقام بالتوقيع عنه في بيع حصصه في شركة أحمد زيني التجارية, ذات</w:t>
+        <w:br/>
+        <w:t>مسؤولية محدودة. سجل تجاري رقم (4030196102) لنفسهء حيث وقّع عن البائع وعن المشتري بقيمة بيع قدرها (450.000ريال), وبذلك انتقلت ملكية تلك الحصص وهي بنسبة</w:t>
+        <w:br/>
+        <w:t>(9090) من أملااك مورث المدعين إلى أملاك المدعى عليه. وقد بلغت قيمة تلك الحصص مبلغاً قدره: (368.757.931) ثلاثمئة وثمانية وستون مليوناً وسبعمئة وسبعة وخمسون ألفاً</w:t>
+        <w:br/>
+        <w:t>وتسعمئة وواحد وثلاثون ربالاًء وهي بنسبة (9690) من رأس مال الشركة وذلك بناءً على تقرير محاسبي صادر من خبير مكلف من قبل الدوائر التجارية بديوان المظالم في حينه. مشيراً</w:t>
+        <w:br/>
+        <w:t>إلى أن الوكالات التي أجريت بها عملية البيع وكالات باطلة بناءً على فقدان المورث للأهلية أثناء فترة البيع . كما أشار إلى أن أحمد عباس زيني قد توفي بتاريخ 21/04/1438ه وانحصر إرثه في</w:t>
+        <w:br/>
+        <w:t>المدعي والمدعى عليه ووالدتهما بموجب صك حصر الورثة رقم (38391575) وتاربخ 12/05/1438هء وطلب ابتداءً الحكم بإلزام المدعى عليه بأن يدفع قيمة الحصص المباعة وقدرها</w:t>
+        <w:br/>
+        <w:t>يذلا .ه1445-01-01 يف خرؤملا اهمكح اهنأشب تردصأو اهطوبضب حضوملا وحنلا ىلع اهترظن ةدجب ةيراجتلا ةمكحملاب ىلوألا ةيراجتلا ةرئادلا ىلإ ةيبخقلا ةلاحإبو .(لاير 368.757.931)</w:t>
+        <w:br/>
+        <w:t>قضى (بإلزام أسامة بن أحمد بن عباس زيني» هوية وطنية رقم (1008017301) بأن يدفع لورئة أحمد بن عباس بن زيني زينيء هوية وطنية رقم (1007056839) بموجب صك حصر</w:t>
+        <w:br/>
+        <w:t>الورئة رقم (38391575) وتاريخ 12/5/1438ه مبلغاً قدره (331.882.138) ثلائمئة وواحد وثلاثون مليوناً وثمانمئة واثنان وثمانون ألفاً ومئة وثمانية وثلاثون ريالاً). وبعد رفع القضية</w:t>
+        <w:br/>
+        <w:t>لدائرة الاستئناف الثانية بالمحكمة التجارية بجدة اطلعت على الحكم الصادر فها والاعتراض المقدم عليه. حددت جلسة للنظر في تاريخ 1445-02-12هء المنعقدة عبر الاتصال المرئي</w:t>
+        <w:br/>
+        <w:t>عن بعد والمبلغ بها أطرافها إلكترونياًء واطلعت الدائرة على ملف القضبية وعلى لائحة الاعتراض المقدمة من وكيل المدعى عليه (أسامة أحمد عباس زيني) والمتضمن نصها: (أسباب</w:t>
+        <w:br/>
+        <w:t>الاعتراض أولاً: الدفع بقبول الاستئناف شكلاً لتقديمه خلال المدة النظامية: حيث إن الحكم تم استلامه بتاريخ 1/1/1445هء ومن ثم فيتعين قبوله شكلاً. ثانياً: من حيث الموضوع: لما</w:t>
+        <w:br/>
+        <w:t>كان الحكم قد ران عليه صدوره من محكمة غير مختصة بنظر الدعوى ومخالفة النظامء الأمر الذي ينأى بالحكم عن مطابقة وتحقيق العدالة المنشودة مما حدا بالمستأنف للطعن</w:t>
+        <w:br/>
+        <w:t>عليه بسبيل الاستئناف للأسباب الآتية: أولاً: عدم جواز الطعن بوجود الغبن تقدم المدعي بدعواه ويدعي بأن المورث قد غبن في التخارج ببيع حصصه في شركة أحمد زيني التجارية لموكلي</w:t>
+        <w:br/>
+        <w:t>أسامة أحمد عباس زيني ونفيد فضيلتكم أن المورث رحمه الله قدكان رجل أعمال (تاجر) كما أن الحكم الشرعي جرى على أن "صاحب الحرفة" لايغين و هو ما استقر عليه عمل قضاء</w:t>
+        <w:br/>
+        <w:t>المملكة أيضاً بما لا يتصور في حقه غرر أو عدم علم بالإضافة إلى نص المبدأ القخائي رقم (4) (العبرة بالواقع و ذات الأمر لا بمافي ظن المكلف). (ه ق ع 324 18/11/1393) كما نص المبدأ</w:t>
+        <w:br/>
+        <w:t>الشرعي أن (من سعى لنقض ماتم علي يديه فسعيه مردود عليه) و التقرير (1073/1) من تقريرات محكمة التمييز على أن (الدليل مقدم على التعليل) فإن الدليل مقدم على التعليل,</w:t>
+        <w:br/>
+        <w:t>والأدلة الثابتة لدينا من الأوراق والواقع وإفادة الحكم ذاته أن التصرف هو تخارج بين تاجرين, وقد تم وأنجز ونفذ واقعاً بيهما وأن المدعي ليس طرفاً فيه ولا يقبل أن يدعي أي حق لأن</w:t>
+        <w:br/>
+        <w:t>أساس المطالبة -الغين- غير جائز نظره أو التعقيب عليه لأن المتخارج تاجرء كما أن التصرف تم في وقتكان المورث فيه خالياً منكافة العوارض بما يجعل ماثبت في الحكم من بحث</w:t>
+        <w:br/>
+        <w:t>يعدملا ةيقحأ ىلع مكحلا لالدتسا 1- ..لالدتسالا داسف :ًايناث .هلبق نم ليلدلا دوجول زئاج ريغ ليلعت درجمو رظنلا لوصأل ًافلاخم ماظنلا وأ عرشلا نم دنس يأ اهل سيل ةقرفتم عئاقو</w:t>
+        <w:br/>
+        <w:t>فيما يطالب به من فرق القيمة تأسيساً على تقييم مكتب طلاءل أبو غزاله أمر غير جائز شرعاً وذلك ببسبب عدم إمكانية تحقق الغبن في التاجرء كما أن فيه فساد الاستدلال لأن</w:t>
+        <w:br/>
+        <w:t>دنتسملاو لمتكي مل وهف ريرقتلا امنيب نيفرطلا نيب تابلا يعقاولا فرصتتلا وه حلصلاو ًاحلص ةيرادإلا ةمكحملا يف ةروظنملا ىوعدلا ءاهنإب اوماق امنإ مييقتلاب اوذخأي مل مهتاذ موصخلا</w:t>
+        <w:br/>
+        <w:t>الموجود باسم تقرير هو في الحقيقة مسودة تقرير بما يجعل حكم التخارج صاحاً وليس بناء على التقييم المذكور. 2- كما يجب أن نشير إلى فخبيلتكم بفساد الاستدلال أيضباً في استناد</w:t>
+        <w:br/>
+        <w:t>الدائرة الموقرة في أسبابها ما نصه: (أنه من غير المتصور حصول نماء كبير مؤثر في تلك القيمة خلال سنة واحدة) وعلى أن (التقييم هو الأقرب زمناً) وهو استدلال فاسد محل نظر لأنه</w:t>
+        <w:br/>
+        <w:t>أغفل عدة أمور أهمها: أولاً: أنه مسودة تقييم. ثانياً: أنه لم يلتفت لدخول شريك جديد شركة أوزكو المحدودة كمساهم بمالها من (موجوداتها و... إلخ) و الذي أدى حتماً إلى رفع القيمة</w:t>
+        <w:br/>
+        <w:t>بشكل ما وهذ لا يخفى على علم فضيلتكم دخول شركة شريكة في شركة على الأغلب يدعمها ويرفع قيمتها سوقياً بعد أن تغيرت الشركة تماماً و مضى على ممارستها لنشاطها أكثر من</w:t>
+        <w:br/>
+        <w:t>سنة تم تقيمها بتاريخ: 25/07/1432هء بينما تاريخ انقضاء الشركة في حق المورث بالتخارج 20/09/1431ه ويؤكد من ذلك أيضاً أن الصك ذاته في الأسباب نص على أن الشركة انقضت</w:t>
+        <w:br/>
+        <w:t>وهو مايؤكد التناقض في الحكم أيضاً وكذلك فساد الاستدلال قد لحق الحكم حين أفاد في تسبيباته أن عقد البيع المؤرخ 20/09/1431ه (قد تناول وقائع قانونية وتواريخ سابقة</w:t>
+        <w:br/>
+        <w:t>أساساً على تأسيس الشركة محل الدعوى بسنوات طوال) وعلل طرحه بعدم جوز الأخذ بهذه الوقائع في عناصر العقد واستدل بذلك على عدم معقولية العقد توطأ لعدم الأخذبه</w:t>
+        <w:br/>
+        <w:t>واطراحه. ثالثاً: القصور في التسبيب.. 1 - بشأن ما ذكرته الدائرة الموقرة في حكمها من التأخر في تقديم العقد المبرم بين المورث وموكلي على بيع الحصص في شركة أحمد زيني التجارية نفيد</w:t>
+        <w:br/>
+        <w:t>فضيلتكم أن المدعي في بداية دعواه أسسها على أن موكلي قد تصرف بالوكالة الممنوحة له من المورث وقد قام بالتنازل عن حصص المورث مستغل الوكالة وبعد الرد عليه تطرق إلى أن</w:t>
       </w:r>
     </w:p>
     <w:p>
@@ -130,7 +212,91 @@
           <w:b w:val="0"/>
           <w:i w:val="0"/>
         </w:rPr>
-        <w:t>٤۵۳۰۲٤۱٦۲۲ رقم صك</w:t>
+        <w:t>[صفحة 2]</w:t>
+        <w:br/>
+        <w:t>ةيد اةيبرعلا ةكلمملا</w:t>
+        <w:br/>
+        <w:t>0 0 صك رقم ‎447١541175‏ الج ك2</w:t>
+        <w:br/>
+        <w:t>إ تواقطم --</w:t>
+        <w:br/>
+        <w:t>المحكمة التجارية يجدة رقم الصفحة: 2 ” 0 5</w:t>
+        <w:br/>
+        <w:t>دائرة الاستئناف الثانية تاريخ الصك:  ‎١:44/.”/١١‏ 0-0 5 ا</w:t>
+        <w:br/>
+        <w:t>المورث قد غبن في التنازل ببيع حصصه لموكلي وبناء على ادعائهم تم الرد علهم وإرفاق العقد المبرم محل الدعوى. 2- بالاطلاع على أسباب الحكم المعترض عليه فنجد أن صاحب الفضيلة</w:t>
+        <w:br/>
+        <w:t>قد بني حكمه على افتراضات و تفسير للوقائع وعلى قناعات وعلى علمه الشخصي دون أي مستند نظامي كما أنه قد فسر لبعض الوقائع تفسيراً غير صحيح ومثال على ذلك نصه:</w:t>
+        <w:br/>
+        <w:t>(ذكر في أسبابه أنه لا.يوجد قيمة حقيقية أساسأكان قد تم بشأنها اتفاق بين مورث المدعين و المدعى علهم). وبالاطلاع على ضبوط الجلسات يتبين أن الدائرة الموقرة لم تناقش العقد</w:t>
+        <w:br/>
+        <w:t>المبرم بين مورث المدعي وموكلي والمقدم من قبل موكلي بل أنه أسس حكمه عليه ولم يطلب من موكلي إثبات سداد قيمة الحصص محل العقد رغم أن موكلي قد قام بالالمتزام المترتب</w:t>
+        <w:br/>
+        <w:t>عليه من سداد قيمة الحصص المتنازل عنها ولم تقم كذلك باستدعاء شهود العقد لسماع مالديهم من أقوالء كما يتضح لفضيلتكم أن الدائرة الموقرة قد استندت في أسباب حكمها</w:t>
+        <w:br/>
+        <w:t>على علمها الشخصصمي وهذا مخالف لما نصت عليه الفقرة الثالثة من المادة الثانية من نظام الإثبات والتي نصت على: (لا.يجوز للقاضي أن يحكم بعلمه الشخصمي). 3- كما نشير</w:t>
+        <w:br/>
+        <w:t>لفضيلتكم أن الدائرة ذكرت في أسبابها عدة مرات تناقض موكلي بشأن قيمة الحصص محل الدعوى وهذا غير صحيح. حيث أن المدعي قد ذكر في دعواه أن القيمة محل تخارج المورث</w:t>
+        <w:br/>
+        <w:t>من شركة أحمد زيني التجارية هي (450,000) أربعمئة وخمسون ألف ربال سعودي وتم الرد عليه أن القيمة الحقيقة هي (120,000,00) مئة وعشرون مليون ريال سعودي وأن القيمة</w:t>
+        <w:br/>
+        <w:t>المسجلة لدى كتابة العدل فرع وزارة التجارة هي مجرد قيمة اسمية وهذا ما جرت عليه العادة والعرف لدى أسرة المدعي والمدعى عليه وتم إثبات ذلك إلا.أن الدائرة الموقرة تصر على أن</w:t>
+        <w:br/>
+        <w:t>موكلي متناقض. رابعاً: عدم اختصاص المحكمة التجارية نوعاً بنظر الدعوى... 1- لماكان من المقرر نظاماً أن الدفع بعدم الاختصاص النوعي يجوز الدفع به في أي مرحلة تكون علها</w:t>
+        <w:br/>
+        <w:t>الدعوى باعتبارها من النظام العام وفقاً لنص المادة (76) من نظام المرافعات الشرعية التي تنص على أن (الدفع بعدم اختصاص المحكمة لانتفاء ولايتها أو بسبب نوع الدعوى أو قيمتهاء</w:t>
+        <w:br/>
+        <w:t>كلت لازنإبو 2- .(اهسفن ءاقلت نم ةمكحملا هب مكحتو ىوعدلا اههف نوكت ةلحرم يأ يف هب عفدلا زوجي ءرخآ ببس يأل وأ ةحلصملا وأ ةيلهألا وأ ةفصلا مادعنال ىوعدلا لوبق مدعب عفدلا وأ</w:t>
+        <w:br/>
+        <w:t>المادة على وقائع الدعوى الراهنة فإن البين من الحكم محل الاعتراض ولائحة الدعوى نجد أن دعوى المستأنف ضده تدور حول ما أورده نصاً في لائحة دعواه: (مطالبته للمستأنف</w:t>
+        <w:br/>
+        <w:t>بنصيبه من بيع نسبة 9090 من حصص ملكية مورثهما (أحمد عباس زبني) بشركة أحمد زيني التجارية) مما مفاده أن تلك الدعوى تدور رحاها حول نزاع بشأن تركة. مما تخرج معه تلك</w:t>
+        <w:br/>
+        <w:t>الدعوى عن اختصاص المحكمة التجارية وفقاً للإختصاصات المنوطة بها المحكمة وفق المادة (19) من نظام المحاكم التجارية وتنحسر معه اختصاص تلك المحكمة عن نظر هذه</w:t>
+        <w:br/>
+        <w:t>الدعوىء مما يتعين معه الحكم بعدم اختتصاص المحكمة بنظر تلك الدعوى. خامساً: مع التمسك بعدم اختصاص المحكمة نوعاً بنظر الدعوى- التأكيد على الدفع بعدم جواز نظر</w:t>
+        <w:br/>
+        <w:t>ةلحرم يأ يف هب عفدلا زوجي اهف لصفلا قبسل ىوعدلا رظن زاوج مدعب عفدلا نأ ًاماظن ررقملا نم ناكامل 1- ...هب يضقملا ءيشلا ةيجحل ةزئاح ةتاب ماكحأب اهف لصفلا قبسل ىوعدلا</w:t>
+        <w:br/>
+        <w:t>تكون علها الدعوى باعتبارها من النظام العام وفقاً لنص المادة (76) من نظام المرافعات الشرعية التي تنص على أن: (الدفع بعدم اختصاص المحكمة لانتفاء ولايتها أو بسبب نوع</w:t>
+        <w:br/>
+        <w:t>الدعوى أو قيمتها وكذا الدفع بعدم جواز نظر الدعوى لسبق الفصل فهاء يجوز الدفع به في أي مرحلة تكون فها الدعوى وتحكم به المحكمة من تلقاء نفسها). 2- ويما أن المستأنف</w:t>
+        <w:br/>
+        <w:t>ضده رفع وأقام دعواه بغية المطالبة بقيمة حصص مورثه المباعة في شركة أحمد زيني التجارية والتي اشتراها المستأنف بموجب عقد المبايعة المبرم بتاريخ 20/09/1431ه بين المستأنف</w:t>
+        <w:br/>
+        <w:t>ومورث المدعي. وحيث إن المستأنف قد دفع منذ بداية الدعوى بدفع جوهري مفاده عدم جواز نظر تلك الدعوى لسبق الفصل فها بموجب أحكام قضبائية باتة مكتسبة لحجية الثيء</w:t>
+        <w:br/>
+        <w:t>المقضي به وبيان ذلك فيما يلي: أ- المستأنف ضده سبق وأن أقام ذات موضوع الدعوى لدى المحكمة العامة بمحافظة جدة والمقيدة بالمحكمة برقم (3218883) وتاريخ 4/3/1432ه</w:t>
+        <w:br/>
+        <w:t>لدى القاضي محمد بن مبارك الدعيلج وكذلك الدعوى رقم (33286392) وتاريخ 8/6/1433ه بذات المحكمة ولدى القاضي صالح بن محمد الزايدي وطلب فهما إبطال البيع الذي تم بين</w:t>
+        <w:br/>
+        <w:t>المستأنف ومورثهما - والذي تضمن استلام مورث المدعي لقيمة الحصص المباعة وقد أثبتت المحكمة عقد البيع - المراد إبطاله - وأثبتت الدائرتان صحة البيع المبرم بين المستأنف</w:t>
+        <w:br/>
+        <w:t>ومورث المدعي وماتضمنه من بنود وصحة آثارهما القانونية بحق المتعاقدين وقضت برد الدعوى (مرفق صورة الحكمين - مستند رقم1) وقد اكتسبت تلك الأحكام الصفة الباتة</w:t>
+        <w:br/>
+        <w:t>فنأتسملا حلاصت تبثأ يذلاو ه2/12/1432 خيراتو (185/17/2) مقرب رداصلا رشع ةعباسلا ةيراجتلا ةرئادلا نم يئاضقلا مكحلا ردص كلذك -ب .هب يضقملا ءيشلا ةيجح تزاحو</w:t>
+        <w:br/>
+        <w:t>والمستأنف ضده بشأن كل ما يتعلق بالشركة - محل الدعوى (شركة أحمد زيني التجاربة) - والتزام المستأنف ضده بالبند (4/1) من الحكم على أن (يقر الطرف الثاني - المستأنف ضده</w:t>
+        <w:br/>
+        <w:t>- بأنه ليس له أي حق في مطالبة الطرف الأول - المستأنف- سواء بصفته شريك أو مدير للشركات محل الدعوى - ومنها شركة أحمد زيني التجارية- والفروع التابعة لها بأي مطالبة مهما</w:t>
+        <w:br/>
+        <w:t>لبقتسملاو رضاحلاو يضاملا يف اهبس وأ اهبعون ناكامهم ىوعد وا بلطم يأ يف مهقحل ًاطاقسإو لوألا فرطلا ةمذل يئاهنو لماش ةمذ ًءاربإ حلصلاب جراختلا ربتعيو اهببس وأ اهعون ناك</w:t>
+        <w:br/>
+        <w:t>فيما يتعلق بتلك الشركات ما عدا ما سبق رفعه من دعاوى سابقة) (مرفق الحكم - مستند رقم2).» ولماكان مفاد هذا الحكم أنه قد قطع أي نزاع مستقبلي بين المستأنف والمستأنف</w:t>
+        <w:br/>
+        <w:t>ضده يتعلق بتلك الشركة (شركة أحمد زيني التجارية) وأن المستأنف ضده قد أبرأ ذمة المستأنف من أي مطالبات تتعلق بتلك الشركة أو حصصها ومن ثم إسقاط حقه في أي مطالبة -</w:t>
+        <w:br/>
+        <w:t>بما فها تلك المطالبة الراهنة- وقد حاز هذا الحكم الصفة الباتة أيضاً. ج- كما أن المستأنف ضده بنفسه إنفاذاً لحكم التخارج قام بالتوقيع أمام كاتب العدل وتخارجه. من شركة أحمد</w:t>
+        <w:br/>
+        <w:t>زيني التجارية. سجل تجاري رقم (4030169102) والذي تم توثيقه بالرقم (130) صحيفة 82 مجلد (9١ع20)‏ بتاريخ 1434102110هء (وكان توقيع المستأنف بنفسه وتخارجه من الشركة</w:t>
+        <w:br/>
+        <w:t>يف درو يذلاو :(ةيراجتلا ينيز دمحأ ةكرش سفن نم ءموحرملا هدلاول قباسلا جراختلل ًاقيدصت دعي امم ءًابيرقت تاونس ثالث يلاوحب ينيز سابع دمحأ موحرملا هدلاو جراختو عيقوتل ًايلات</w:t>
+        <w:br/>
+        <w:t>قفرم) (...يرتشملا فرطلا ةمذل ءاربإو ةيئاهنو ةمات ةصلاخم ةباثمب امهم لك عيقوت ربتعيو ةكرشلا يف ديدجلا كيرشلا يرتشملا فرطلا نم هقح لزانتملا فرطلا فوتسا ثيحو ...) :هديهمت</w:t>
+        <w:br/>
+        <w:t>اميف ٌةجح يضقملا رمألا ةيجح تزاح يتلا ماكحألا) :هنأ ىلع تابثإلا ماظن نم (86) ةداملا تصن ثيحو .هب يضقملا ءيشلا ةيجحل ةزئاح نايبلا ةفلاسلا ماكحألا كلت تناكاملو -د .(3مقر</w:t>
+        <w:br/>
+        <w:t xml:space="preserve">فصلت فيه </w:t>
       </w:r>
     </w:p>
     <w:p>
@@ -143,7 +309,33 @@
           <w:b w:val="0"/>
           <w:i w:val="0"/>
         </w:rPr>
-        <w:t>رات ـخ صلا ـك : ۳۱/۳۰/۵٤٤۱ مقر حفصلا ـة : ۱ ةرئاد فان تس فان تس ةيناثلا ةمكحملا ة راجتلا ة راجتلا ةدجب</w:t>
+        <w:t>من الحقوق.ء ولا.يجوز قبول دليل ينقض هذه الحجية. ولا تكون لتلك الأحكام هذه الحجية إلا في نزاع قام بين الخصوم أنفسهم دون أن تتغير صفاتهم» وتعلق بالحق ذاته</w:t>
+        <w:br/>
+        <w:t>محلاً وسبباً. وتقضي المحكمة بهذه الحجية من تلقاء نفسها)ء ولماكان من المقرر قضباءً: (أنه لا يجوز النظر قضاءً في موضوع صدر فيه حكم نهائي من جهة قضائية أو ذات اختصاص</w:t>
+        <w:br/>
+        <w:t>قضائي إلا.بعد نقضه أو صدور ما يوجب إعادة النظر فيه ممن له حق إصداره شرعاً ونظاماً فضلاً عن إقامة دعاوى جديدة فهها وإنما يقتصر حق المحكوم عليه بها في الاعتراض غير</w:t>
+        <w:br/>
+        <w:t>العادي بالتماس إعادة النظر في تلك الأحكام متى توفرت أسباب تقديم الالتماسء لما في ذلك من إهدار لحجية الأحكام القضائية وزعزعة لاستقرارهاء وإضعاف لمكانة القضاء أمام</w:t>
+        <w:br/>
+        <w:t>الكافةء ولماكان وكيل المدعية لم يسلك المسلك الصحيح في هذا الشأن وقد صدر في موضوع الدعوى الحكم المذكور أعلاه فإن الدائرة تنتبي إلى الحكم بعدم قبول الدعوى لسابقة</w:t>
+        <w:br/>
+        <w:t>الفصل فيهاء إذ صدر الحكم نهائي واجب النفاذ. (الحكم الصادر من الدائرة التجارية الثانية في القضية رقم 58 0 لعام 547 ١ه‏ - المصدق من دائرة الاستئناف الأولى في القضية رقم 717</w:t>
+        <w:br/>
+        <w:t>لعام 447١ه)‏ وفي ضوء هذا المبدأ القضائي فإنه كان يتعين على الدائرة الحكم بعدم جواز نظر الدعوى لسبق الفصل فها بموجب أحكام قضائية باتة إلا أن الدائرة غضت الطرف عن</w:t>
+        <w:br/>
+        <w:t>ذلك. مما يصبح معه الحكم معيباً مما يتعين معه نقضه وإلغاؤه. سادساً: مخالفة الحكم للنظام بإغفال الدائرة حجية عقد البيع في مواجهة المستأنف ضده 1- لما كانت المادة (29/1)</w:t>
+        <w:br/>
+        <w:t>من نظام الإثبات قد جعلت للمحرر العادي حجيته في مواجبة من قدم ضده ونصت على أنه (يعد المحرّر العادي صادراً ممن وقعه وحجة عليه؛ مالم ينكر صراحة ما هو منسوب إليه</w:t>
+        <w:br/>
+        <w:t>من خط أو إمضاء أو ختم أو بصمة:. أوينكر ذلك خَلَّفُه أوينفي علمه بأن الخط أو الإمضاء أو الختم أو البصمة هي لمن تلقى عنه الحق). ونصت الفقرة (2) من ذات المادة على أنه: (من</w:t>
+        <w:br/>
+        <w:t>احتج عليه بمحرّر عادي وناقش موضوعه أمام المحكمة فلا.يقبل منه أن ينكر بعد ذلك صحته). 2- ولماكان مفاد تلك المواد النظامية أن المحرر العادي يكتسب الحجية في مواجهة</w:t>
+        <w:br/>
+        <w:t>المقدم ضضده باستثناء حال إنكار الخط او الإمضاء أو الختم أو البصمة على أنه يسقط الحق في هذا الإنكار حال الخوض في الموضوع ومن ثم يبقى الأصل وهي الحجية في مواجهة من</w:t>
+        <w:br/>
+        <w:t>قدم ضده.ء وبإنزال تلك المواد على وقائع الجلسات فإن الثابت من الحكم أن المستأنف تقدم بصورة عقد البيع بينه وبين مورث المدعي والذي بموجبه تم شراء 9690 من حصصه بشركة</w:t>
+        <w:br/>
+        <w:t>أحمد زيني التجارية. وقد عقب وكيل المستأنف ضده على العقد بعدم تقديمه ووجود دعاوى قائمة بين المتداعين بشأنه وخاض في الموضوع على نحو يسقط حق المستأنف ضده -</w:t>
       </w:r>
     </w:p>
     <w:p>
@@ -156,7 +348,89 @@
           <w:b w:val="0"/>
           <w:i w:val="0"/>
         </w:rPr>
-        <w:t>دـمحأ ز ةـ راجتلا ، دـقو بقع لـيكو فنأتـسملا هدـض ع دـقعلا مدـع ھميدـقت دوـجوو ىواـعد ةـمئاق ن ب ن عادـتملا ھنأـش ضاـخو عوـضوملا ع وـحن طقـس قـح فنأتـسملا هدـض – مدق هدض ، لازنإ و كلت داوملا ع ع اقو تاسل ا نإف تباثلا نم مك ا نأ فنأتـسملا مدقت ةروصب دقع عيبلا ھن ب ن و ثروم دملا يذلاو ھبجومب مت ءارش 90 % نم ھصصح ةكرش مدـقملا هدـض ءان تـساب لاـح راـ نإ طـ ا وا ءاـضم وأ مت ا وأ ةمـصبلا ع ھنأ طقـس قـ ا اذـ راـ ن لاـح ضو ا عوضوملا نمو مث ىقبي لـص و ةـي ا ةـ جاوم نم جـتحا ھـيلع ررحمب يداـع شقاـنو ھعوـضوم ماـمأ ةـمكحملا ـالف لـبقي ھـنم نأ ركني دـع كـلذ ھت ـ .) 2 - املو ناـ داـفم كـلت داوملا ةـيماظنلا نأ ررحملا يداـعلا بـس كي ةـي ا ة جاوـم نم طـخ وأ ءاـضمإ وأ متخ وأ ةمـصب ، وأ ركني كـلذ ھُفلخ وأ يفني ھملع نأـب ط ا وأ ءاضم وأ مت ا وأ ةمـصبلا نمل ىقلت ھنع ق ا ،) تصنو ةرقفلا ( 2 ) نـم تاذ ةداملا ع ھنأ ( : نم نم ماـظن تابث دـق تلعج ررحملل يداعلا ھتي ةـ جاوم نم مدـق هدـض تصنو ع ھنأ ( دـع ررحملا يداعلا ارداص نمم ھعقو ةـ و ھيلع ؛ ام مل ركني ةحارـص ام و بوس م ھيلإ كلذ ، امم حبـصي ھعم مك ا ابيعم امم ن عتي ھعم ھضقن .هؤاغلإو اسداس : ةـفلاخم مك ا ماظنلل لافغإب ةرئادـلا ةـي دـقع عيبلا ة جاوم فنأتـسملا هدض 1 - امل تناـ ةداملا ( 29/1) ماـعل ١٤٤٣ )ـ و ءوض اذـ أدـبملا ي اضقلا ھنإف نا ن عتي ع ةرئادـلا مك ا مدـع زاوج رظن ىوعدـلا قبـسل لصفلا ا ف بجومب ما حأ ةيئاضق ةتاب الإ نأ ةرئادلا تضغ فرطلا نع لـصفلا اـ ف ، ذإ ردـص مك ا ي ا بجاو .ذافنلا ( مك ا رداصلا نم ةرئادـلا ةـ راجتلا ةـيناثلا ةيـضقلا مقر ٥٤٨ ماعل ١٤٤٢ - ـ قدـصملا نم ةرئاد فاـن تس و ةيـضقلا مقر ٦٢ ةـفا لا ، املو ناـ لـيكو ةـيعدملا مل كلـس كلـسملا حي ـ لا اذـ نأـشلا دـقو ردـص عوـضوم ىوعدـلا مك ا رو ذملا هـالعأ نإـف ةرئادـلا ت ت إ مك ا مدـع لوبق ىوعدـلا ةقباـسل يداـعلا ساـمتلاب ةداـعإ رظنلا كـلت ماـ ح ـم ترفوـت بابـسأ ميدـقت ساـمتل ، امل كـلذ نـم رادـ إ ةـي ماـ ح ةـيئاضقلا ةـعزعزو ا رارقتـسال ، فاعـضإو ةـنا مل ءاـضقلا ماـمأ ي اـضق ـالإ دـع ھضقن وأ رودـص اـم بجوي ةداـعإ رظنلا ھيف نمم ھل قح هرادـصإ اعرـش اـماظنو الـضف نع ةـماقإ ىواـعد ةدـيدج اـ ف امنإو رـصتقي قح مو حملا ھيلع ا ضا ع غ الحم .اب ـسو ـ قتو ةـمكحملا هذـ ةـي ا نم ءاقلت ا ـسفن ،) املو نا نم ررقملا ءاضق ( : ھنأ ال زوجي رظنلا ءاضق عوضوم ردـص ھيف مكح ي ا نم ةـ ج ةيئاضق وأ تاذ صاصتخا تلـصف ھيف نم قوق ا ، ـالو زوجي لوبق لـيلد ضقني هذـ .ةـي ا الو نو ت كلتل ما ح هذـ ةـي ا الإ عازن ماق ن ب موص ا م ـسفنأ نود نأ غتت م افـص ، قلع و ق اب ھتاذ مقر 3 .) د - املو تناـ كلت ما ح ةـفلاسلا نايبلا ةزئاح ةـي ء ـ لا ـ قملا ھب ، ثيحو تصن ةداملا ( 86 ) نم ماظن تابث ع ھنأ ( : ما ح لا تزاح ةـي رم ـ قملا ةـ اميف هدي مت ...( : ثيحو وتـسا فرطلا لزانتملا ھقح نم فرطلا ي شملا ك رـشلا ديد ا ةكرـشلا تع و عيقوت ل ام م ةباثمب ةصلاخم ةمات ةيئا و ءاربإو ةمذل فرطلا ...ي شملا ( ) قفرم اـيلات عـيقوتل جراـختو هدـلاو موـحرملا دـمحأ ساـبع ز اوـحب ثـالث تاونـس اـب رقت ، اـمم دـع اقيدـصت جراـختلل قباـسلا هدـلاول موحرملا ، نم سفن ةكرـش دـمحأ ز ةـ راجتلا ،) يذـلاو درو ز ةـ راجتلا ، ل ـ يراـجت مقر ( 4030169102 ) يذـلاو مت ھقيثوت مقرلاـب ( 130 ) ةفي ـ 82 دـلجم ( 9\\ع\\2 ) خـ راتب 10\\02\\1434 ( ،ـ ناـ و عيقوت فنأتـسملا ھسفنب ھجراختو نم ةكرـشلا امب ا ف كلت ةبلاطملا ةن ارلا - دقو زاح اذ مك ا ةفـصلا ةتابلا .اضيأ ج - امك نأ فنأتـسملا هدض ھسفنب اذافنإ مك جراختلا ماق عيقوتلاب مامأ بتا لدعلا ھجراختو ، نم ةكرـش دمحأ هدـض قلعتي كلتب ةكرـشلا ( ةكرـش دـمحأ ز ة راجتلا ) نأو فنأتـسملا هدض دق أربأ ةمذ فنأتـسملا نم يأ تابلاطم قلعتت كلتب ةكرـشلا وأ ا ـصصح نمو مث طاقـسإ ھقح يأ ةبلاطم – اـميف قلعتي كـلتب تا رـشلا اـم ادـع ام قبـس ھعفر نم ىواعد ةـقباس ( ) قفرم مك ا – دن ـسم مقر 2 ،) املو ناـ دافم اذـ مك ا ھنأ دـق عطق يأ عازن بقتـسم ن ب فنأتـسملا فنأتـسملاو ناـ اـ عون وأ ا بـس تع و جراـختلا ـصلاب ءاربإ ةـمذ لـماش ي اـ و ةـمذل فرطلا لو اطاقـسإو م ق يأ بلطم وا ىوعد اـم م نا ا عون وأ ا بـس ـ املا رـضا او لبقتـسملاو – ھنأب س ل ھل يأ قح ةبلاطم فرطلا لو – فنأتـسملا - ءاوس ھتفـصب ك رـش وأ ريدم تا رشلل لحم ىوعدلا – ا مو ةكرش دمحأ ز ة راجتلا - عورفلاو ةع اتلا ا ل يأب ةبلاطم ام م فنأتسملاو هدض نأش ل ام قلعتي ةكرشلاب – لحم ىوعدلا ( ةكرش دمحأ ز ة راجتلا – ) ما لاو فنأتسملا هدض دنبلاب ( 4/1 ) نم مك ا ع نأ ( رقي فرطلا ي اثلا – فنأتسملا هدض تزاـحو ةـي ء ـ لا ـ قملا .ھـب ب - كلذـك ردـص مـك ا ي اـضقلا نـم ةرئادـلا ةـ راجتلا ةـع اسلا رـشع رداـصلا مـقرب ( 185/17/2 ) خـ راتو 2/12/1432 ـ يذـلاو تـ ثأ ـ اصت فنأتـسملا ثروـمو دملا اـمو ھنمـضت نـم دوـنب ة ـ و اـم راثآ ةـينوناقلا قـحب نيدـقاعتملا تـضقو درب ىوعدـلا ( قـفرم ةروـص نـ مك ا – دن ـسم مقر 1 ) دـقو ت ـس كا كـلت ماـ ح ةفـصلا ةتاـبلا فنأتـسملا اـم رومو – يذـلاو نمـضت مالتـسا ثروـم دملا ةـميقل صـص ا ةـعابملا دـقو تـ بثأ ةـمكحملا دـقع عيبـلا – دارملا ھلاـطبإ – تـ بثأو ناترئادـلا ة ـ عيبـلا م ملا نـ ب فنأتـسملا ىدل ـ اقلا دمحم نب كرابم يعدلا كلذكو ىوعدلا مقر ( 33286392 ) خ راتو 8/6/1433 ـ تاذب ةمكحملا ىدلو اقلا اص نب دمحم يديازلا بلطو ام ف لاطبإ عيبلا يذلا مت ن ب ـ قملا ھـب ناـي و كـلذ اـميف ي :أ - فنأتـسملا هدـض قبـس نأو ماـقأ تاذ عوـضوم ىوعدـلا ىدـل ةـمكحملا ةـماعلا ةـظفاحمب ةدـج ةدـيقملاو ةـمكحملاب مقرب ( 3218883 ) خـ راتو 4/3/1432 ـ ثرومو دملا ، ثيحو نإ فنأتـسملا دق عفد ذنم ةيادب ىوعدلا عفدب ير وج هدافم مدع زاوج رظن كلت ىوعدلا قبسل لصفلا ا ف بجومب ما حأ ةيئاضق ةتاب ةبس كم ةي ء لا هدـض عفر ماقأو هاوعد ةـيغ ةـبلاطملا ةـميقب صـصح ھثروم ةـعابملا ةكرـش دـمحأ ز ةـ راجتلا لاو ا ا شا فنأتـسملا بجومب دـقع ةـع ابملا م ملا خ راتب 20/09/1431 ـ ن ب فنأتسملا ىوعدـلا وأ اـ ميق اذـكو عفدـلا مدـع زاوـج رظن ىوعدـلا قبـسل لـصفلا اـ ف ، زوـجي عفدـلا ھـب يأ ةـلحرم نوـ ت اـ ف ىوعدـلا مـكحتو ھـب ةـمكحملا نم ءاـقلت ا ـسفن .) 2 - اـم و نأ فنأتـسملا نوـ ت اـ لع ىوعدـلا اـ رابتعاب نـم ماـظنلا ماـعلا اـقفو صنل ةداملا ( 76 ) نـم ماـظن تاـعفارملا ةيعرـشلا ـلا صنت ع نأ ( : عفدـلا مدـع صاـصتخا ةـمكحملا ءاـفتنال اـ يالو وأ ب ـس عوـن ىوعدـلا قبـسل لـصفلا ا ف ما حأب ةـتاب ةزئاح ةـي ء ـ لا ـ قملا ...ھب 1 - امل ناـ نم ررقملا اـماظن نأ عفدـلا مدـع زاوـج رظن ىوعدـلا قبـسل لـصفلا اـ ف زوـجي عفدـلا ھب يأ ةلحرم ىوعدـلا ، اـمم ن عتي ھعم مك ا مدـع صاـصتخا ةـمكحملا رظنب كـلت .ىوعدـلا اـسماخ : عـم كـسمتلا مدـع صاـصتخا ةـمكحملا اـعون رظنب ىوعدـلا - دـيكأتلا ع عفدـلا مدـع زاوج رظن ىوعدـلا نـع صاـصتخا ةـمكحملا ةـ راجتلا اـقفو تاـصاصتخالل ةـطونملا اـ ةـمكحملا قـفو ةداملا ( 19 ) نـم ماـظن مكاـحملا ةـ راجتلا رـسحنتو ھـعم صاـصتخا كـلت ةـمكحملا نـع رظن هذـ ھب ـصنب نم عيب ةبس 90 % نم صـصح ةـيك</w:t>
+        <w:t>[صفحة 3]</w:t>
+        <w:br/>
+        <w:t>ةيد اةيبرعلا ةكلمملا</w:t>
+        <w:br/>
+        <w:t>ل كد رقم 141:15.ه؛ 10</w:t>
+        <w:br/>
+        <w:t>إ تواقطم --</w:t>
+        <w:br/>
+        <w:t>المحكمة التجارية يجدة رقم الصفحة: 2 م ا 4</w:t>
+        <w:br/>
+        <w:t>دائرة الاستئناف الثانية تاريخ الصك:  ‎١552/.7/١7‏ ا لور 9 زه</w:t>
+        <w:br/>
+        <w:t>المقدم في مواجهته العقد - في الطعن في الجوانب الشكلية للعقد من إنكار الخط أو الإمضاء أو الختم أو البصمة ومن ثم بقاء حجية المحرر العادي وسريانه في مواجية المستأنف ضدهء</w:t>
+        <w:br/>
+        <w:t>ةيئانجلا ةلدألل اتلاحإ ليبس تكلسو ءاهف قحلا طوقس مغر ريوزتلاب عفدلل تباجتساو اهنع اهناجب تأنو تضرعأو ةعطاقلا ةيجحلا كلت تلفغأ ةرئادلا نأ.الإ مدقت امم مغرلا ىلعو</w:t>
+        <w:br/>
+        <w:t>ذاختا مدعب ماظنلل مكحلا ةفلاخم - عيبلا دقع ىلع ريوزتلاب عفدلا يف قحلا طوقسب كسمتلا عم :ًاعباس .ءاغلإلاو ضقنلاب ًايرح هلعجيو ماظنلا ةفلاخمب مكحلا بيعيامم اهتيجح مغر</w:t>
+        <w:br/>
+        <w:t>الإجراءات النظامية للتحقيق في صحة عقد البيع كونه منتجاً جوهرياً في الدعوى ومخالفة المبادئ القضائية الصادرة من المحكمة العليا.. 1- فمن حيث أن الثابت من الحكم أن المستأنف</w:t>
+        <w:br/>
+        <w:t>ضده طعن في عقد البيع المبرم بين المستأنف ومورثهما بالتزوير وقد سلكت الدائرة إجراءات إحالة العقد للأدلة الجنائية حيث: أ- طلبت الدائرة من المدعى عليه إحضار أصل العقد ونسخ</w:t>
+        <w:br/>
+        <w:t>يفو ,يزكرملا كنبلل ةباتكلاب ةرئادلا تماق ه02/04/1444 ةسلجب -ب .ةيئانجلا ةلدألل دقعلا ةلاحإل ًاديبمت ةيكنبلا ةيمسرلا تالماعتلا عقاو نم نيعادتملا ثروم عيقاوت نم ةددعتم</w:t>
+        <w:br/>
+        <w:t>ةرئادلل درو ه10/11/1444 ةسلجبو -ج .يزكرملا كنبلا نم ةدراولا تادنتسملا ةقفر ةطرشلل قاروألا ةلاحإب ةرئادلا تماقو يزكرملا كنبلا نم تادنتسملا لاسرإ مته01/08/1444 ةسلج</w:t>
+        <w:br/>
+        <w:t>1- .لقتسم فرظ لخادب اهزرحتو اهلزعو نعطلا لحم ةقرولا لصأ ثعب ةرورضب ه22/10/1444 خيراتو (1/4403035471) مقر ةدج ةظفاحم ةطرشب ةيئانجلا ةلدألا ريدم ةدافإ</w:t>
+        <w:br/>
+        <w:t>وحيث نصت المادة (40) من نظام الإثبات: (إذا أنكر من احتج عليه بالمحرّر العادي خطه أو إمضاءه أو ختمه أو بصمته. أو أنكر ذلك خلفه أو نائبه أونفى علمه به. وظل الخصم الآخر</w:t>
+        <w:br/>
+        <w:t>قيقحتلاب ةمكحملا رمأتف ؛ةمصبلا وأ متخلا وأ ءاضمإلا وأ طخلا ةحصب ةمكحملا عانقإ يف اهتادنتسمو ىوعدلا عئاقو فكت ملو «عازنلا يف ا جِتنم رّرحملا ناكو ,رّحملاب ًاكسمتم</w:t>
+        <w:br/>
+        <w:t>بالمضاهاة. أو بسماع الشهود أو بكلهماء وفقاً للقواعد والإجراءات المنصوص علها في هذا النظام, ولا.تسمع الشهادة إلا. فيما يتعلق بإثبات حصول الكتابة أو الإمضاء أو الختم أو</w:t>
+        <w:br/>
+        <w:t>البصمة على المحرّر). 2- وحيث أن مفاد تلك المادة أنه إذا اتخذ الخصم إجراءات الطعن بالتزوير وحدد مواطن التزوير وأعلن شواهده طرح الطعن على المحكمة وتعين علها أن تفصل</w:t>
+        <w:br/>
+        <w:t>فيه وهي غير ملزمة بتحقيقه إلا.إذاكانت وقائع الدعوى ومستنداتها ولم تتضمن ما يكفي للقضاء بصحة المحرر أو تزويره وحينئذ تتولى تحقيق الادعاء بالتزوير ويجوز إثبات صحة</w:t>
+        <w:br/>
+        <w:t>الورقة أو تزويرها بكافة الطرق القانونية ومنها القرائن القضائية حيث يجوز للمحكمة إثبات صحة العقد من عدمه حال وجود اعتبارات تسيغ لها ذلك ولا.يُعاب في ذلك على تقدير</w:t>
+        <w:br/>
+        <w:t>ةيئانجلا ةلدألا ةرادإ باطخ لابقتساب تفتكا ةرئادلا نأ.الإ ىوعدلا يف ررحملل يرهوجلا ريثأتلا نم مغرلا ىلعو 3- .ىوعدلا يف ةجتنم ةجيتنل لوصولا ةيغب ةلدألل عوضوملا ةمكحم</w:t>
+        <w:br/>
+        <w:t>بطلب العقد الأصلي ولم تجر الإجراءات النظامية اللازمة والكفيلة للبت في هذا المحرر المنتج في الدعوى ولم تقم بما أجازه لها النظام في هذا الشأن من حق التحقيق بالمضاهاة أو سماع</w:t>
+        <w:br/>
+        <w:t>الشهود فالدائرة كانت متوافرة لديها العديد من القرائن المثبتة لصحة العقد وكان لديها استخلاص صحة الورقة من عدمه من واقع ظروف الدعوى ومنا: أ- توثيق توقيع مورث</w:t>
+        <w:br/>
+        <w:t>المتداعين على قرار الشركاء المؤرخ في 20/09/1431ه والذي تخضمن إقراراً واضحاً وصريحاً أن (السيد أحمد عباس زيني تنازل بالبيع عن كامل حصصه بالشركة وعددها 450 حصة إلى</w:t>
+        <w:br/>
+        <w:t>ةيئاهنو ةمات ةصلاخم ةباثمب امهنم لك عيقوت ربتعيو ةكرشلا يف ديدجلا كيرشلا يرتشملا فرطلا نم هقح لزانتملا فرطلا ىفوتساو .لزانتلا اذه لبق يذلا ينيز سابع دمحأ ةماسأ ديسلا</w:t>
+        <w:br/>
+        <w:t>وإبراء لذمة المشتري...). وقد تم توثيق التوقيعات عن طريق كاتب العدل لدى الغرفة التجارية الصناعية بمحافظة جدة برقم (275) صحيفة (172) مجلد (8/ع/ر) وتاريخ 16/10/1431ه</w:t>
+        <w:br/>
+        <w:t>وهو محرر رسمي يندرج تحت الأدلة الدامغة وأقوى من القرينة وهو يكفي لإثبات صحة البيع وإثبات استلام مورث المدعي لكامل قيمة الحصص المتنازل عليها. ب- كما أن مايثبت صحة</w:t>
+        <w:br/>
+        <w:t>عقد البيع - المزعوم تزويره - هو الدعوى الراهنة التي أقامها المستأنف ضده حيث أنها تثبت صحة قرار الشركاء وعقد البيع وما تضمنه من استلام مورثه للمبلغ. ت- كذلك فإن</w:t>
+        <w:br/>
+        <w:t>أدبم ايلعلا ةمكحملا ءاضق يف ررقملا نم ناكاملو .ةاهاضملا اهل لهسيو اهل زيجي وحن ىلع نيعادتملا ثروم تاعيقوت نمضتت يزكرملا كنبلا نم ةلسرملا ةيكنبلا تالماعتلا تادنتسم</w:t>
+        <w:br/>
+        <w:t>قضائياً أن: (الأصل أن تتصدى محكمة الموضوع لأي دفع جوهري في الدعوى, والذي لو صح لتغير به وجه الحكم في الدعوى, ومتى أغفل الحكم ذلك فإنه يكون معيباً بقصور في</w:t>
+        <w:br/>
+        <w:t>التسبيب وبتعين نقضه وإعادته للمحكمة مصدرة القرار). (قرار الدائرة الخامسة بالمحكمة العليا رقم:4228122 وتاريخ:1/12/1442ه). وحيث إن الدائرة قد غضت الطرف عن هذا</w:t>
+        <w:br/>
+        <w:t>الإجراء المنتج والجوهري في الدعوى؛ مما تكون قد خالفت المبادئ القضائية الصادرة عن المحكمة العلياء وبما أن المادة (41) من اللائحة التنفيذية لطرق الاعتراض على الأحكام قد</w:t>
+        <w:br/>
+        <w:t>ةمكحملا نم رداص يئاضق أدبمل مكحلا ةفلاخم ضارتعالا لحم ناكاذإ) هنأ ىلع تصنو ماظنلا ةفلاخم تحت جردني ايلعلا ةمكحملا نع ةرداصلا ةيئاضقلا ئدابملا دحأ ةفلاخم تربتعا</w:t>
+        <w:br/>
+        <w:t>مكحلا :ًانماث .هؤاغلإ نيعتبو ضقنلاب ًايرح هلعجيو ماظنلا ةفلاخمب مكحلا بيعي امم .(ماظنلا ةفلاخمل اًضارتعا ّدُع «ةقباس اياضق ينايلعلا ةمكحملا رئاود ىدحإ هب تذخأوأ ءايلعلا</w:t>
+        <w:br/>
+        <w:t>ماعل 55 /3511754. مقر ةيضقلاب ةرشع ةنماثلا ةرئادلا نم رداصلا مكحلا) (يعدملا نم ةمدقملا ةيماتخلا تابلطلاب ةربعلا) نا ًءابضق ررقملا نم ناكامل 1- :موصخلا هبلطيامم رثكأب</w:t>
+        <w:br/>
+        <w:t>52ا51554709./ مقر ةيضقلاب رداصلا مكحلا ‏ءه١ 5544 ماعل 47.76551910: مقر ةيضقلاب رداصلا مكحلا ‏ءه١ 445 ماعل 4417/.7125705 مقر ةيضقلاب رداصلا مكحلا ءهه 5</w:t>
+        <w:br/>
+        <w:t>لعام 444١ه).2-‏ ولماكان البين من الحكم - محل الاعتراض - أن المدعي قد حصر طلباته الختامية في (الصفحة 3) بما دونته الدائرة نصاً: (انتبى المدعي إلى طلب الحكم بإلزام المدعى</w:t>
+        <w:br/>
+        <w:t>عليه بأن يدفع لعدنان مبلغ وقدره (97.762.042ريال)» ولعاتقه الحرازي مبلغ (27.932.012ريال): إلا أن الدائرة قضت بأكثر مما يطلبه الخصوم وقضت بإلزام المستأنف بان يدفع لورثة</w:t>
+        <w:br/>
+        <w:t>أحمد عباس زيني مبلغاً وقدره (331.882.138 مليون ريال) وهو مبلغ يزيد عن الطلبات الختامية المقدمة من المستأنف ضده. مما يعيب الحكم بالقصور ويجعله حرياً بالإلغاء. تاسعاً:</w:t>
+        <w:br/>
+        <w:t>ةيادب ذنمو هنأ ةيباوجلا فنأتسملا تاركذمو مكحلا نم تباثلا نإ ثيح 1- :هتيجحو نيعدملا ثروم لزانتل تبثملاو ةيماظنلا هناكرأل لمتكملا ءاكرشلا رارق يمسرلا ررحملل ةرئادلا لافغإ</w:t>
+        <w:br/>
+        <w:t>هصصح لماك نع عيبلاب لزانت ينيز سابع دمحأ ديسلا) :ًاصن نمضت يذلاو -ةيلقعلا هاوق لماكب - نيعادتملا ثرومو فنأتسملا نم عقوملا ءاكرشلا رارقب فنأتسملا كسمتو ىوعدلا</w:t>
+        <w:br/>
+        <w:t xml:space="preserve">عيقوت ربتعيو ةكرشلا يف ديدجلا كيرشلا يرتشملا فرطلا نم هقح لزانتملا فرطلا ىفوتسا ثيحو .لزانتلا اذه لبق يذلا ينيز سابع دمحأ </w:t>
       </w:r>
     </w:p>
     <w:p>
@@ -169,7 +443,35 @@
           <w:b w:val="0"/>
           <w:i w:val="0"/>
         </w:rPr>
-        <w:t>لم ام روم ( دـمحأ سابع ز ) ةكرـش دـمحأ ز ة راجتلا ) امم هدافم نأ كلت ىوعدلا رودت ا احر لوح عازن نأش ةكرت ، امم جرخت ھعم كلت ةداملا ع ع اـقو ىوعدـلا ةـن ارلا نإـف ن بـلا نم مك ا لـحم ضا ـع ةـحئالو ىوعدـلا دـجن نأ ىوـعد فنأتـسملا هدـض رودـت لوـح اـم هدروأ اـصن ةـحئال هاوـعد ( : ھتبلاـطم فنأتـسملل وأ عفدلا مدع لوبق ىوعدلا مادع ال ةفـصلا وأ ةيل وأ ة ـصملا وأ يأل ب ـس رخآ ، زوجي عفدلا ھب يأ ةلحرم نو ت ا ف ىوعدلا مكحتو ھب ةمكحملا نم ءاقلت ا سفن .) 2 - لازنإ و كلت ىوعدـلا ا رابتعاب نم ماظنلا ماعلا اقفو صنل ةداملا ( 76 ) نم ماظن تاعفارملا ةيعرشلا لا صنت ع نأ ( عفدلا مدع صاصتخا ةمكحملا ءافتنال ا يالو وأ ب س عون ىوعدلا وأ ا ميق ، كوـم .ضقاـنتم اـع ار : مدـع صاـصتخا ةـمكحملا ةـ راجتلا اـعون رظنب ...ىوعدـلا 1 - امل ناـ نـم ررقملا اـماظن نأ عفدـلا مدـع صاـصتخ وـنلا زوـجي عفدـلا ھـب يأ ةـلحرم نوـ ت ا لع ةل ـ ملا ىدـل ةـباتك لدـعلا عرف ةرازو ةراـجتلا درجم ةـميق ةيمـسا اذـ و اـم ترج ھيلع ةداـعلا فرعلاو ىدـل ةرـسأ دملا دملاو ھيلع متو تاـبثإ كـلذ ـالإ نأ ةرئادـلا ةرقوملا رـصت ع نأ نـم ةكرـش دـمحأ ز ةـ راجتلا ( 000,450 ) ةـئمع رأ نوـسمخو فـلأ لاـ ر يدوعـس مـتو درلا ھـيلع نأ ةـميقلا ةـقيق ا ( 00,000,120 ) ةـئم نورـشعو نوـيلم لاـ ر يدوعـس نأو ةميقلا مكتليـضفل نأ ةرئادـلا تركذ ا ابـسأ ةدع تارم ضقانت كوم نأش ةميق صـص ا لحم ىوعدلا اذ و غ حي ـ ، ثيح نأ دملا دق ركذ هاوعد نأ ةميقلا لحم جراخت ثروملا ع اـ ملع ـ لا اذـ و فلاـخم امل تـصن ھـيلع ةرقفلا ةـثلاثلا نـم ةداملا ةـيناثلا نـم ماـظن تاـبث ـلاو تـصن ع ( : ـال زوـجي ـ اقلل نأ مـكحي ھـملع ـ لا .) 3 - اـمك ـش ھيلع نم دادـس ةـميق صـص ا لزانتملا ا ع ملو مقت كلذـك ءاعدتـساب دو ـش دـقعلا عامـسل ام م دل نم لاوقأ ، امك تي مكتليـضفل نأ ةرئادلا ةرقوملا دق تدن ـسا بابـسأ ا مكح م ملا نـ ب ثروـم دملا كوـمو مدـقملاو نـم لـبق كوـم لـب ھـنأ سـسأ ھمكح ھيلع ملو بلطي نم كوـم تاـبثإ دادـس ةـميق صـص ا لـحم دـقعلا مغر نأ كوـم دـق ماـق ما لـالاب بت ملا ( ركذ ھبابـسأ ھنأ ـال دـجوي ةـميق ةـيقيقح اساسأ نا دـق مت ا أش قافتا ن ب ثروم ن عدملا و دملا م لع ،) عالطالا و ع طوبـض تاسل ا ن ب ي نأ ةرئادـلا ةرقوملا مل شقانت دقعلا دـق ب ھـمكح ع تاـضا فا و ـسفت ع اـقولل عو تاـعانق عو ھـملع ـ لا نود يأ دن ـسم يماـظن اـمك ھـنأ دـق رـسف ضعبل ع اـقولا ا ـسفت غ حي ـ لاـثمو ع كـلذ ھـصن : ثروملا دـق ن غ لزانتلا عي ب ھصـصح كومل ءان و ع م اعدا مت درلا م لع قافرإو دقعلا م ملا لحم .ىوعدلا 2 - عالطالاب ع بابـسأ مك ا ض عملا ھيلع دجنف نأ بحاص ةليضفلا</w:t>
+        <w:t>ةماسأ ديسلا ىلإ ةصح 450 اهددعو ةكرشلاب</w:t>
+        <w:br/>
+        <w:t>ةبراجتلا ةفرغلا ىدل لدعلا ةباتك مامأ تبثملاو ةراجتلا ةرازو لبق نم ققدملاو (...مقر دنتسم - ءاكرشلا رارق قفرم) (...يرتشملا ةمذل ءاربإو ةيئاهنو ةمات ةصلاخم ةباثمب امهنم لك</w:t>
+        <w:br/>
+        <w:t>الصناعية بمحافظة جدة برقم (275) صحيفة (172) مجلد (8/ع/ر) وتاربخ 16/10/1431هء حيث إن المادة (25) من نظام الإثبات قد عرفت المحرر الرسدي أنه: (المحيّر الرسمي هو</w:t>
+        <w:br/>
+        <w:t>الذي يثبت فيه موظف عام أو شخص مكلف بخدمة عامة, ماتم على يديه أو ما تلقاه من ذوي الشأنء طبقاً للأوضاع النظامية» وفي حدود سلطته واختصاصه)؛ الأمر الذي يكسبه</w:t>
+        <w:br/>
+        <w:t>صفة المحرر الرسمي. 2- كما نصت المادة (26) من ذات النظام على أن: (المحرّر الرسمي حجة على الكافة بما دون فيه من أمور قام بها محرره في حدود مهمتهء أو حدثت من ذوي الشأن</w:t>
+        <w:br/>
+        <w:t>في حضوره؛ مالم يثبت تزويره بالطرق المقررة نظاماًء ويكون مضمون ما ذكره أي من ذوي الشأن في المحرّر الرسمي حجة عليه ؛ مالم يثبت غير ذلك): ومن ثم فإنه يضى حجة على</w:t>
+        <w:br/>
+        <w:t>الكافة ولا يجوز تجاهله وإغفاله على النحو الذي سلكته الدائرة وتكون الدائرة بذلك قد خالفت ما استقر عليه قضاء الاستئناف الذي أرسى مبدأ: (وحيث إن هذا المستند هو مستند</w:t>
+        <w:br/>
+        <w:t>رسمي وهو حجة:, بناء على الفقرة الأولى من المادة السادسة والعشرون من نظام الإثبات ونصها: "المحرر الرسمي حجة على الكافة بما دون فيه من أمور قام بها محرره في حدود مهمته.</w:t>
+        <w:br/>
+        <w:t>أو حدثت من ذوي الشأن في حضوره؛ مالم يثبت تزويره بالطرق المقررة نظاماً". وحيث لم يدع المدعى عليه تزويره, الأمر الذي لا.تجد معه الدائرة مناصاً من تأييد حكم محكمة أول</w:t>
+        <w:br/>
+        <w:t>3- ‏.(ه١ 5544 ماعل 6 15. . 14 مقر ةيضقلاب ةيناثلا فانئتسالا ةرئاد نم قدصملا -ه 1544 ماعل ‏٠‎ 314.8. 6 مقر ةيضقلاب ةرشع ةيداحلا ةرئادلا نم رداصلا مكحلا) (ةجرد</w:t>
+        <w:br/>
+        <w:t>إضافة لما تقدم فإن من المقرر قضباءً أنه يشترط لتمام البيع للحصص بين الشركاء وصحته توافر أركانه من (الإيجاب والقبول) من أطراف العقد وهو ما استقر عليه قضاء المملكة: (أن</w:t>
+        <w:br/>
+        <w:t>العقد الذي استند عليه وكيل المدعي والمؤرخ في 17 ‎١‏ 7/7/'م: تبين أن الموقع عليه شخص واحد لتطابق التوقيع. وإنكار المدعى علهم التوقيع عليه. وحيث نصّت المادة (ثامناً) من عقد</w:t>
+        <w:br/>
+        <w:t>التأسيس على أن: (الحصص قابلة للانتقال بين الشركاء وكذلك لورثتهم . ولكن من المقرر شرعاً أن ذلك لا.ينفذ إلا.بعد تحقق الإيجاب والقبول من أطراف العقد وهو مالم يتحقق في</w:t>
+        <w:br/>
+        <w:t>ماثل الدعوى, بعد إنكار المدعى علهم ذلك مما تنتبي معه الدائرة إلى رفض الدعوى) (الحكم الصادر من الدائرة التجارية الثانية بالقضية رقم 59. ه لعام ‎54٠‏ ١ه‏ ء المصدق من الدائرة</w:t>
+        <w:br/>
+        <w:t>التجارية الأولى بالقضية رقم 59/العام ١54١ه)ء‏ ولماكان الثابت من وقائع الدعوى أن طرفي البيع قد وافقا وارتضيا على البيع وتوافر الإيجاب والقبول بشأنه. وحيث لم يبدى المدعى</w:t>
       </w:r>
     </w:p>
     <w:p>
@@ -182,7 +484,89 @@
           <w:b w:val="0"/>
           <w:i w:val="0"/>
         </w:rPr>
-        <w:t>٤۵۳۰۲٤۱٦۲۲ رقم صك</w:t>
+        <w:t>[صفحة 4]</w:t>
+        <w:br/>
+        <w:t>ةيد اةيبرعلاةكلمملا</w:t>
+        <w:br/>
+        <w:t>0 0 صك رقم ‎447١541175‏ الج ك2</w:t>
+        <w:br/>
+        <w:t>إىتوانطم --</w:t>
+        <w:br/>
+        <w:t>المحكمة التجارية يجدة رقم الصفحة: 4 0 5</w:t>
+        <w:br/>
+        <w:t>دائرة الاستئناف الثانية تاريخ الصك: 7١/9./ف:5١‏ 0 9 5</w:t>
+        <w:br/>
+        <w:t>عليه أي اعتراض على البيع وكذلك لم يثار أي نزاع بين مورث المتداعين والمستأنف بشأن عدم استلام قيمة تلك الحصص الأمر الذي يثبت معه صحة البيع وسريان آثاره النظامية المترتبة</w:t>
+        <w:br/>
+        <w:t>ةيفصت ةرئادلا لافغإ :ًارشاع .(لطابلاب مكنيب مكلاومأ اولكأت الو) :ىلاعت هلوقل ةفلاخملاب لطابلاب سانلا لاومأ لكأ ليبق نم دعي هعفد ةداعإ نوكل غلبملا تاذب ةبلاطملا زاوج مدعو هيلع</w:t>
+        <w:br/>
+        <w:t>شركة أحمد زيني التجارية وعدم جواز المطالبة بالحصص المتعلقة بها: تجاهل حكم محكمة أول درجة. أن شركة أحمد زيني التجارية قد تم تصفيتها حسب النظام وتم شطب السجل</w:t>
+        <w:br/>
+        <w:t>التجاري لها منذ 1437هء وكان يجب علهها رد الدعوى وعدم قبول إقامة الدعوى على شركة منهية ولاوجود لها حسب النظامء حيث أنه بعد تخارج كل من الشيخ أحمد زبني رحمه الله في</w:t>
+        <w:br/>
+        <w:t>لعام 1431 هء مورث المستأنف والمستأنف ضده. وكذا تخارج المستأنف ضده في العام 1434ه من نفس الشركة شركة أحمد زيني التجارية (الشركة محل الدعوى) فقد قام الشركاء</w:t>
+        <w:br/>
+        <w:t>الجدد بشركة أحمد زيني التجارية بتصفية شركة أحمد زيني التجارية. وكذا شطب السجل التجاري بتاريخ 11/4/1437ه و(مرفق رقم 7 ورقم 8). الحادي عشر: تجاهل الدائرة للدفع</w:t>
+        <w:br/>
+        <w:t>بترتيس هنوكل ةعيرشلل مكحلا ةفلاخمو ىوعدلا يف يأرلا هجو يف يرهوجلا هريثأت مغر كلذ تابثإل ةليفكلا تاءارجإلا ذاختا مدعو صصحلا غلبم عفدب فنأتسملا نم ئدبملا يرهوجلا</w:t>
+        <w:br/>
+        <w:t>عليه دفع المبلغ مرتين مما يعد من قبل أكل أموال الناس بالباطل. فمن حيث أن الثابت من الحكم محل الاعتراض (بداية الصفحة3) أن المدعى عليه أصالة أجاب على استيضاح الدائرة</w:t>
+        <w:br/>
+        <w:t>بجلسة 09/11/1443ه عن واقعة قيامه بشراء حصة والده لنفسه في شركة أحمد زيني التجارية بمبلغ (450.000 ريال) فقط.ء في حين أن قيمتها وفقاًلدعوى المدعي أكثر من ذلك فأجاب</w:t>
+        <w:br/>
+        <w:t>المدعى عليه: (أنه اتفق مع والده حال حياته على أن يشتري منه جميع حصصه في جميع الشركات التي كان لوالده حصص فها في المملكة. وذلك مقابل مبلغ (120.000.000 ريال) مئة</w:t>
+        <w:br/>
+        <w:t>درجمب اهقوقح كونبلا تفوتسا دقو نويدلا كلت نم نيد لكب ةصاخلا ةيكنبلا هتاباسح يف غلابملا عاديإ لالخ نم كونبلل هدلاو نويد دادس لالخ نم اهدادس مت لاير نويلم نورشعو</w:t>
+        <w:br/>
+        <w:t>إيداع تلك المبالغ. وقدمت للمحكمة قبل سنوات في قضية المحكمة العامة الصادر بشأنه من قبل القاضي الزايديء وحيث إن البين من هذا الدفع أنه دفعاً جوهرياً ومنتج في تلك</w:t>
+        <w:br/>
+        <w:t>الدعوى حيث من شأنه التأثير في وجه الرأي في الدعوى إلا أن الدائرة أغفلته وكان الأولى بالدائرة اتخاذ الإجراءات التي من شأنها إثبات هذا الدفع من عدمه وعلى سبيل المثال لا الحصر:</w:t>
+        <w:br/>
+        <w:t>اهقوقحل نويدلا ءافيتسا ىدمو نويدلا كلت نم نيد لكب ةصاخلا ةيكنبلا هتاباسح يف غلابملا عاديإو غلبملا دادسب فنأتسملا ماق اذإ امع مالعتسالل يدوعسلا دقنلا ةسسؤم ةبطاخم 1-</w:t>
+        <w:br/>
+        <w:t>من المستأنف المدفوعة عن والده من عدمه. 2- مخاطبة المحكمة العامة بمحافظة جدة في الدائرة ناظرة الدعوى رقم (33286392) وتاريخ 8/6/1433ه لطلب المستندات المحاسبية</w:t>
+        <w:br/>
+        <w:t>المقدمة في تلك الدعوى لكونها في حوزة الدائرة. إلا.ان الدائرة أغفلت تلك الإجراءات وترتب على ذلك الإغفال صدور الحكم - محل الاعتراض - بإلزام المستأنف بدفع تلك المبالغ مرة</w:t>
+        <w:br/>
+        <w:t>هميدقت قبس املو هلك كلذل :تابلطلا .ءاغلإلاب ًايرح هلعجيو ةيمالسإلا ةعيرشلا ةفلاخمو روصقلاب مكحلا بيعي امم لطابلاب سانلا لاومأ لكأ ليبق نم دعي مكحلا اذه ناكاملو ءىرخأ</w:t>
+        <w:br/>
+        <w:t>ولما تراه الدائرة الموقرة من أسباب نطلب من فضيلتكم قبول الاستئناف شكلاً وني الموضوع نقض الحكم الصادر والحكم مجدداً برد دعوى المدعي). وأكد وكيل المدعى عليه على ما ورد</w:t>
+        <w:br/>
+        <w:t>بلائحة الاعتراض. كما اطلعت الدائرة على لائحة الاعتراض المقدمة من وكيل المدعي وحاصلها: (نؤكد أن اعتراضنا منصب فقط على صيغة منطوق الحكم فالدائرة لم تفصل المنطوق</w:t>
+        <w:br/>
+        <w:t>على النحو الصحيح حيث إن الدائرة حكمت بإلزام المدعى عليه بسداد مبلغ (331,882,138 ريال) ثلاثمئة وواحد وثلاثون مليوناً وثمانمئة واثنان وثمانون ألفاً ومئة وثمانية وثلاثون ربالاً.</w:t>
+        <w:br/>
+        <w:t>بجوتي ماكحألا نأ مكتليضف ملع فيرش ىلع ىفخي.الو يلامجإلا غلبملا ركذب تفتكا امنإو مهددعت مغر ديدحتلا هجو ىلع نيعدملل ةقحتسملا غلابملا مكحلا ةردصم ةرئادلا حضوت ملو</w:t>
+        <w:br/>
+        <w:t>نظاماءأن تكون مفصلة حتى يمكن تنفيذها علماً أنه تم إفادة الدائرة بأن هناك وصية ثابتة بموجب حكم قضائي (229014721194320022) (مرفق صورة الصك) كما أن المدعى عليه</w:t>
+        <w:br/>
+        <w:t>هو أحد الورثة بموجب حصر الورثة رقم (38391575) و تاريخ 12/05/1438ه.ء و عليه فإن بيان المستحقين حسب أنصبتهم الشرعية وبعد أخذ الوصية بعين الاعتبار ما يلي :-1 عدنان</w:t>
+        <w:br/>
+        <w:t>أحمد عباس زيني, هوية رقم (1017092733) وهو يستحق مبلغ وقدره (96.779.270ريال) ستة وتسعون مليوناً وسبعمئة وتسعة وسبعون ألفاً و مئتان وسبعون ريالاً. 2- عاتقة محمد</w:t>
+        <w:br/>
+        <w:t>يحيى محمد علي الحرازي. هوية رقم (1007056847) وهي تستحق مبلغ وقدره (27.651.219 ريال) سبعة وعشرون مليوناً وستمئة وواحد وخمسون ألفاً ومئتان وتسعة عشرريالا. 3-</w:t>
+        <w:br/>
+        <w:t>الوصية والتي أوصى بها مورث المتداعين والمستحقة مبلغ وقدره (110.672.379 ريال) مئة وعشرة مليون وستمئة واثنان وسبعون ألفاً وثلائمئة وتسعة وسبعون ريالاً. أصحاب الفضيلة</w:t>
+        <w:br/>
+        <w:t>وحيث تبين لمقام الدائرة الموقرة عدم تفصيل الحكم على النحو الصحيح وجوباً وعدم تفصيل مستحقات المدعين فإنني اطلب من مقام الدائرة الموقرة. أولاً: قبول الاستئناف شكلاً</w:t>
+        <w:br/>
+        <w:t>لتقديمه في المدة النظامية. ثانياً: الحكم بالزام المدعى عليه أن يدفع للمدعي عدنان أحمد عباس زينيء هوية رقم (1017092733) مبلغ إجمالي قدره (96.779.270ريال) ستة وتسعون</w:t>
+        <w:br/>
+        <w:t>مليوناً وسبعمئة وتسعة وسبعون ألفاً و مئتان و سبعون ريالاً. وأن يدفع للمدعية عاتقة محمد يحيى محمد علي الحرازيء هوية رقم (1007056847) مبلغ قدره (27.651.219 ريال)</w:t>
+        <w:br/>
+        <w:t>سبعة وعشرون مليوناً وستمئة وواحد وخمسون ألفاً ومئتان وتسعة عشر ريالاً. والحكم بإلزام المدعى عليه أن يدفع لمستحقي الوصية مبلغ وقدره (110.672.379 ريال) مئة وعشرة</w:t>
+        <w:br/>
+        <w:t>مليون وستمئة واثنان وسبعون ألفاً وثلائمئة وتسعة و سبعون ربالاً). وأكد وكيل المدعي على ما ورد بلائحة الاعتراض. كما اطلعت الدائرة على المذكرة المودعة في النظام بتاريخ 02-11-</w:t>
+        <w:br/>
+        <w:t>5ه. المقدمة من وكيل المدعي. ونصها: (جواباً على الاستئناف المقدم من المدعى عليه أسامة زيني» أود أن أبيّن لأصحاب الفضيلة أن جميع الطعون التي أثارها المدعى عليه لا ترقي أن</w:t>
+        <w:br/>
+        <w:t>تغير نتيجة الحكم المعترض عليهء وسبق أن تمت الإجابة علها في حينه وني اسباب الحكم المعترض عليه ما يكفي للإجابة علها ومن باب زيادة الإيضاح أقول: أولاً: أن دفع المدعى عليه</w:t>
+        <w:br/>
+        <w:t>بعدم جواز النظر لسبق الفصل فها لا.يصح ولا. محل له. وذلك لأن الحصة محل الدعوى هي ملك مورث موكلي أحمد زيني. والصاح المذكور إنما وقع على الحصة المملوكة لموكلي في</w:t>
+        <w:br/>
+        <w:t>الشركة آنذاكء ولم يكن المورث طرفاً في تلك الدعوىء واستناداً إلى المادة 87 من نظام الإثباتء والتي نصت: (ولا.تكون لتلك الأحكام الحجية إلا في نزاع قام بين الخصوم دون أن تتغير</w:t>
+        <w:br/>
+        <w:t xml:space="preserve">صفاتهم وتعلق بالحق ذاته محلاً وسبباً)ء وبالنظر في هذه المادة يتضح أن الصلح وقع على الحصة المملوكة للموكل وليس على حصص </w:t>
       </w:r>
     </w:p>
     <w:p>
@@ -195,7 +579,35 @@
           <w:b w:val="0"/>
           <w:i w:val="0"/>
         </w:rPr>
-        <w:t>رات ـخ صلا ـك : ۳۱/۳۰/۵٤٤۱ مقر حفصلا ـة : ۲ ةرئاد فان تس فان تس ةيناثلا ةمكحملا ة راجتلا ة راجتلا ةدجب</w:t>
+        <w:t>المورث أحمد زيني . محل هذه الدعوى ‏ والذي كان</w:t>
+        <w:br/>
+        <w:t>في ذلك الوقت حياً يرزق» ولم يُختصم في الدعوى. وليس للموكل الحق في الصلح عنه أو تمثيله» وبالتالي فإن دفع المدعى عليه بعدم جواز النظر لا وجه له. ثانياً إن مما يدل على أن البيع</w:t>
+        <w:br/>
+        <w:t>المزعوم الذي يستند عليه المدعي كان بدون ثمن هو تناقض المدعى عليه في قيمة الحصص محل هذه الدعوى فتارة يزعم بأن الثمن هو . 5 ألف ريال وتارة يزعم بأن الثمن هو ‎١١١‏</w:t>
+        <w:br/>
+        <w:t>‏مليون ريالء فهذا التناقض الصارخ يوجب اطراح هذا الزعم وعدم اعتبارهء وهذا ما أشارت له الدائرة مصدرة الحكم في تسبيها وما خلصت له من نتيجة صحيحة في حكمها بإلزامه</w:t>
+        <w:br/>
+        <w:t>بقيمة الحصص العادلة. أصحاب الفضيلة وبما أن حصص الشركة محل النزاع تم تقييمها من قبل المحاسب طلاءل أبو غزالة بعد تكليف المحكمة له والذي قيمها بمبلغ وقدره</w:t>
+        <w:br/>
+        <w:t>(331,882,138 ريال) ثلاثمئة وواحد وثلاثون مليوناً وثمانمئة واثنان وثمانون ألفاً ومئة وثمانية وثلاثون ربالاًء واعتمده الشركاء وتم التخارج عليه لذلك وبما أن المدعى عليه يزعم أنه</w:t>
+        <w:br/>
+        <w:t>اشترى من المورث الحصة المملوكة له في شركة أحمد زيني وأولاده محل الدعوى, ولم يقدم بينة أو دليل صحيح على أن البيع تم» بل تناقض في الثمن والقيمة تناقضاً يؤكد الدعوى</w:t>
+        <w:br/>
+        <w:t>ويؤيدها .وبما أن الأصل أنه عند الاختلاف في الثمن والقيمة فالقول قول البائع» لما روى ابن مسعود عن رسول الله صلى الله عليه وسلم: إذا اختلف البيعان وليس بيهما بينة فالقول</w:t>
+        <w:br/>
+        <w:t>قول البائع» وبما أن المدعى عليه قام بتصفية الشركة اختياريًا وسحب رأس مالها وألغى صفتها الاعتبارية فإنه يضمن القيمة, لذلك فإني أطلب من دائرتكم الموقرة: أولاً: رفض الاعتراض</w:t>
+        <w:br/>
+        <w:t>المقدم من أسامة أحمد زيني موضوعاً. ثانيا: قبول الاعتراض المقدم من عدنان احمد زيني وعاتقة الحرازي وتفصيل المبالغ وفق ماهي موضحة في صحيفة الاستئناف). فعقب وكيل</w:t>
+        <w:br/>
+        <w:t>المدعى علها بأنه لم يطلع على اللائحة الاعتراضية المقدمة من وكيل المدعي ولم يطلع أيضاً على جواب وكيل المدعي على لائحة الاعتراض المقدمة منا كوكلا.ء عن المدعى عليه ونطلب</w:t>
+        <w:br/>
+        <w:t>الإمهال لذلك وتقديم الإجابة. فأفهمت الدائرة الطرفين بتبادل المذكرات خلال مدة 5 أيام وإدراج ما يقدمانه في البرنامج القضائي. فإن تعذر فعبر بريد الدائرة الإلكتروني. وفي جلسة</w:t>
+        <w:br/>
+        <w:t>1445-02-0هء المنعقدة عبر الاتصال المرئي عن بعد والمبلغ بها أطرافها إلكترونياًء واطلعت الدائرة على ملف القخبية فلم يتبين لها تقديم وكيل المدعى علها ما استمهل لأجله من: (الرد</w:t>
+        <w:br/>
+        <w:t>على اللائحة الاعتراضية المقدمة من وكيل المدعي والرد على جواب وكيل المدعي على لائحة الاعتراض المقدمة من المدعى علهها)ء وأفهمته بأن هذا السلوك غير مقبول. ثم إنه أفاد بأنه</w:t>
+        <w:br/>
+        <w:t>تقدم بجوابه بالأمس ليلاًعبر إيميل الدائرةء ونصه: (بالإشارة إلى المذكرة المقدمة من المدعي تعقيباً على اللائحة الاعتراضية المقدمة من المدعى عليه. وحيث انطوت على ادعاءات يتعين</w:t>
       </w:r>
     </w:p>
     <w:p>
@@ -208,7 +620,89 @@
           <w:b w:val="0"/>
           <w:i w:val="0"/>
         </w:rPr>
-        <w:t>ةـ راجتلا و ةيـضقلاب مـقر ٧٦٩ ماـعل ١٤٤١ ،)ـ املو ناـ تباـثلا نم ع اـقو ىوعدـلا نأ رط عيبـلا دـق اـقفاو ايـضتراو ع عيبلا رفاوتو باـجي لوبقلاو ھنأـش ، ثيحو مل ىدـبي دملا لثام ىوعدلا ، دع را نإ دملا م لع كلذ ، امم ت ت ھعم ةرئادلا إ ضفر ىوعدلا ( ) مك ا رداصلا نم ةرئادلا ة راجتلا ةيناثلا ةيضقلاب مقر ٥٠٦٩ ماعل ١٤٤٠ ، ـ قدصملا نم ةرئادلا س ـسأتلا ع نأ ( : صـص ا ةـلباق لاـقتنالل ن ب ءا رـشلا كلذـكو م ثروـل ، نكلو نم ررقملا اعرـش نأ كـلذ ـال ذـفني ـالإ دـع قـقحت باـجي لوبقلاو نم فارطأ دـقعلا و و اـم مل ققحتي دقعلا يذلا دن ـسا ھيلع ليكو دملا خرؤملاو ٣/٣/٢٠١٦م ، ن بت نأ عقوملا ھيلع ص ـ دحاو قباطتل عيقوتلا ، را نإو دملا م لع عيقوتلا ھيلع ، ثيحو تصن ةداملا ( انماث ) نم دقع ةفاضإ امل مدقت نإف نم ررقملا ءاضق ھنأ ط ش مامتل عيبلا صـص ل ن ب ءا رـشلا ھت ـ و رفاوت ھنا رأ نم ( باجي لوبقلاو ) نم فارطأ دقعلا و و ام رقتسا ھيلع ءاضق ةكلمملا ( : نأ ةـجرد ( ) مك ا رداـصلا نم ةرئادـلا ةـيدا ا ةرـشع ةيـضقلاب مقر ٤٤٧٠٠٩٤٠٨٤ ماـعل ١٤٤٤ - ـ قدـصملا نم ةرئاد فاـن تس ةـيناثلا ةيـضقلاب مقر ٤٤٧٠٠٩٤٠٨٤ ماـعل ١٤٤٤ .)ـ -3 وأ تثدـح نـم يوذ نأـشلا هروـضح ؛ اـم مـل تـ ثي هر وزت قرطلاـب ةررقملا اـماظن ،" ثـيحو مـل عدـي دملا ھـيلع هر وزت ، رم يذـلا ـال دـجت ھـعم ةرئادـلا اـصانم نم دـييأت مكح ةـمكحم لوأ ـسر و و ة ، ءانب ع ةرقفلا و نم ةداملا ةسداسلا نورـشعلاو نم ماظن تابث ا صنو " : ررحملا سرلا ة ع ةفا لا امب نود ھيف نم رومأ ماق ا هررحم دودح ھتم م ، ةـفا لا الو زوجي ھل اجت ھلافغإو ع وحنلا يذـلا ھتكلـس ةرئادـلا نو تو ةرئادـلا كلذـب دـق تفلاخ ام رقتـسا ھيلع ءاضق فان تس يذـلا ـ رأ أدـبم ( : ثيحو نإ اذـ دن ـسملا و دن ـسم هروـضح ؛ اـم مـل تـ ثي هر وزت قرطلاـب ةررقملا اـماظن ، نوـ و نومـضم اـم هركذ يأ نـم يوذ نأـشلا ررحملا ـسرلا ةـ ھـيلع ؛ اـم مـل ت ثي غ كـلذ ،) نمو مث ھنإـف ـضي ةـ ع ةفص ررحملا . ـسرلا 2 - اـمك تصن ةداملا ( 26 ) نم تاذ ماظنلا ع نأ ( : ررحملا ـسرلا ةـ ع ةـفا لا امب نود ھيف نم رومأ ماق ا هررحم دودـح ھتم م ، وأ تثدح نم يوذ نأشلا يذـلا ت ثي ھيف فظوم ماـع وأ ص ـ فل م ةـمدخب ةـماع ، اـم مت ع ھيدـي وأ ام هاقلت نم يوذ نأشلا ، اقبط عاضوألل ةـيماظنلا ، و دودـح ھتطلـس ھصاصتخاو ؛) رم يذـلا ھبـسكي ةيعانـصلا ةـظفاحمب ةدـج مـقرب ( 275 ) ةفي ـ ( 172 ) دـلجم ( /8ع/ر ) خـ راتو 16/10/1431 ،ـ ثـيح نإ ةداملا ( 25 ) نـم ماـظن تاـبث دـق تـفرع ررحملا ـسرلا ھـنأ ( : ررحملا ـسرلا و لـ اـم م ةـباثمب ةـصلاخم ةـمات ةـيئا و ءاربإو ةـمذل ...ي ـشملا ( ) قـفرم رارق ءا رـشلا - دن ـسم ...مـقر ) قـقدملاو نـم لـبق ةرازو ةراـجتلا تـ ثملاو ماـمأ ةـباتك لدـعلا ىدـل ةـفرغلا ة راـجتلا ةكرـشلاب ا ددعو 450 ةصح إ ديـسلا ةماسأ دمحأ سابع ز يذلا لبق اذ لزانتلا ، ثيحو وتـسا فرطلا لزانتملا ھقح نم فرطلا ي شملا ك رـشلا ديد ا ةكرـشلا تع و عيقوت ىوعدـلا كـسمتو فنأتـسملا رارقب ءا رـشلا عـقوملا نـم فنأتـسملا ثروـمو ن عادـتملا – لـما ب هاوـق ةـيلقعلا - يذـلاو نمـضت اـصن ( : ديـسلا دـمحأ ساـبع ز لزاـنت عيبلاـب نع لـما ھـصصح لاـفغإ ةرئادـلا ررحملل ـسرلا رارق ءا رـشلا لـمتكملا ھنا رأل ةـيماظنلا ت ثملاو لزانتل ثروم ن عدملا ھتي و 1: - ثيح نإ تباثلا نم مك ا تاركذـمو فنأتـسملا ةـيباو ا ھنأ ذـنمو ةيادب دـمحأ سابع ز اغلبم هردـقو ( 331.882.138 نويلم لاـ ر ) و و غلبم دـ زي نع تابلطلا ةـيمات ا ةـمدقملا نم فنأتـسملا هدـض ، امم بيع مك ا روصقلاب ھلعج و ا رح .ءاغلإلاب اعـسات : ھيلع نأب عفدي ناندعل غلبم هردقو ( 97.762.042 لا ر ،) ھقتاعلو يزار ا غلبم ( 27.932.012 لا ر ،) الإ نأ ةرئادلا تضق كأب امم ھبلطي موص ا تضقو مازلإب فنأتسملا ناب عفدي ةثرول ماـعل ١٤٤٤ .)ـ 2 - املو ناـ ن بلا نم مك ا – لـحم ضا ع – نأ دملا دـق رـصح ھتاـبلط ةـيمات ا ( ةحفـصلا 3 ) اـمب ھتنود ةرئادـلا اـصن ( : تنا دملا إ بلط مك ا مازلإب دملا ١٤٤٤ ،ـ مـك ا رداـصلا ةيـضقلاب مـقر ٤٤٧٠٦٣٥٢٠٩ ماـعل ١٤٤٤ ،ـ مـك ا رداـصلا ةيـضقلاب مـقر ٤٤٧٠٦٥٢٩٧٥ ماـعل ١٤٤٤ ،ـ مـك ا رداـصلا ةيـضقلاب مـقر ٤٤٧٠٩٣٤٢٥٩ كأـب اـمم ھبلطي موـص ا 1: - امل ناـ نم ررقملا ءاـضق نا ( ة ـعلا تاـبلطلاب ةـيمات ا ةـمدقملا نم دملا ( ) مك ا رداـصلا نم ةرئادـلا ةـنماثلا ةرـشع ةيـضقلاب مقر ٤٤٧٠٩١٣٩٨٨ ماعل اـيلعلا ، وأ تذـخأ ھـب ىدـحإ رئاود ةـمكحملا اـيلعلا اـياضق ةـقباس ، ُعـد اـضا عا ةـفلاخمل ماـظنلا ،) اـمم بـيع مك ا ةـفلاخمب ماـظنلا ھلعج و اـ رح ضقنلاـب ن عت و .هؤاـغلإ اـنماث : مك ا ت تعا ةـفلاخم دـحأ ئداـبملا ةـيئاضقلا ةرداـصلا نع ةـمكحملا اـيلعلا جردـني تحت ةـفلاخم ماـظنلا تصنو ع ھنأ ( اذإ نا لحم ضا ع ةـفلاخم مك ا أدـبمل ي اضق رداص نم ةمكحملا ءارج جـتنملا ير وـ او ىوعدـلا ؛ اـمم نوـ ت دـق تفلاـخ ئداـبملا ةـيئاضقلا ةرداـصلا نـع ةـمكحملا اـيلعلا ، اـم و نأ ةداملا ( 41 ) نـم ةـحئاللا ةـيذيفنتلا قرطل ضا ـع ع ماـ ح دق ب بـس لا نـ عت و ھـضقن ھتداـعإو ةـمكحملل ةردـصم رارقلا ( .) رارق ةرئادـلا ةـسما ا ةـمكحملاب اـيلعلا مـقر 4228122: خ راتو 1/12/1442: ،)ـ ثـيحو نإ ةرئادـلا دـق تـضغ فرطلا نـع اذـ اـيئاضق نأ ( : لـص نأ ىدـصتت ةـمكحم عوـضوملا يـأل عـفد ير وـج ىوعدـلا ، يذـلاو وـل ـ غتل ھـب ھـجو مـك ا ىوعدـلا ، ـمو لـفغأ مـك ا كـلذ ھنإـف نوـ ي اـبيعم روـصقب تادن ـسم تـالماعتلا ةـيكنبلا ةلـسرملا نـم كـنبلا يزكرملا نمـضتت تاـعيقوت ثروـم ن عادـتملا ع وـحن جي اـ ل ل ـس و اـ ل .ةاـ اضملا املو ناـ نـم ررقملا ءاـضق ةـمكحملا اـيلعلا أدـبم دـقع عيبـلا – موـعزملا هر وزت – وـ ىوعدـلا ةـن ارلا ـلا اـ ماقأ فنأتـسملا هدـض ثـيح اـ أ تـ ثت ة ـ رارق ءا رـشلا دـقعو عيبـلا اـمو ھنمـضت نـم مالتـسا ھثروـم .غـلبملل ت - كلذـك نإـف و و ررحم ـسر جردني تحت ةلد ةغمادلا ىوقأو نم ةن رقلا و و يفكي تابثإل ة ـ عيبلا تابثإو مالتسا ثروم دملا لما ل ةميق صص ا لزانتملا .ا لع ب - امك نأ ام ت ثي ة ءاربإو ةمذل ...ي شملا ،) دقو مت قيثوت تاعيقوتلا نع ق رط بتا لدعلا ىدل ةفرغلا ة راجتلا ةيعانصلا ةظفاحمب ةدج مقرب ( 275 ) ةفي ( 172 ) دلجم ( /8ع/ر ) خ راتو 16/10/1431 ـ ديـسلا ةـماسأ دـمحأ سابع ز يذلا لبق اذ لزانتلا ، وتـساو فرطلا لزانتملا ھقح نم فرطلا ي شملا ك رـشلا ديد ا ةكرـشلا تع و عيقوت ل ام م ةباثمب ةصلاخم ةمات ةيئا و ن عادـتملا ع رارق ءا رـشلا خرؤملا 20/09/1431 ـ يذـلاو نمـضت ارارقإ ا ـ او اح رـصو نأ ( ديـسلا دـمحأ سابع ز لزانت عيبلاب نع لما ھصـصح ةكرـشلاب ا ددـعو 450 ةـصح إ دو ـشلا ةرئادـلاف تناـ ةرفاوـتم ا دـل دـيدعلا نـم نـئارقلا ةـت ثملا ة ـ ل دـقعلا ناـ و ا دـل صالختـسا ة ـ ةـقرولا نـم ھمدـع نـم عـقاو فورظ ىوعدـلا اـ مو :أ - قـيثوت عـيقوت ثروـم بلطب دـقعلا ـص ملو رجت تاءارج ةـيماظنلا ةـمزاللا ةـليفكلاو تبلل اذـ ررحملا جـتنملا ىوعدـلا ملو مقت اـمب هزاـجأ اـ ل ماظنلا اذـ نأشلا نم قح قيقحتلا ةا اضملاب وأ عامـس ةـمكحم عوـضوملا ةـلدألل ةـيغ لوـصولا ةـجي نل ةـجتنم .ىوعدـلا 3 - عو مـغرلا نـم ثأـتلا ير وـ ا ررحملل ىوعدـلا ـال</w:t>
+        <w:t>[صفحة 5]</w:t>
+        <w:br/>
+        <w:t>ةيد اةيبرعلا ةكلمملا</w:t>
+        <w:br/>
+        <w:t>0 0 صك رقم ‎447١541175‏ الج ك2</w:t>
+        <w:br/>
+        <w:t>إ تواقطم --</w:t>
+        <w:br/>
+        <w:t>المحكمة التجارية يجدة ‎١‏ رقم الصفحة: ه 0 5</w:t>
+        <w:br/>
+        <w:t>دائرة الاستئناف الثانية تاريخ الصك:  ‎١:44/.”/١١‏ 0-0 5 ا</w:t>
+        <w:br/>
+        <w:t>الرد علها بمايلي: أولا.: التأكيد على الدفع بسداد مبلغ بيع الحصص للديون المستحقة على مورث المدعي للبنوك: فمن حيث أن الثابت والبين من مدونات الحكم ان المدعى عليه -</w:t>
+        <w:br/>
+        <w:t>المستأنف - قد أثار دفعاً جوهرياً مفاده إبرام عقد بيع حصص مع مورث المدعي مدون به القيمة الفعلية للحصص والبالغة (120.000.000 ريال) ودفع بدفعه لذلك المبلغ من خلا.ل</w:t>
+        <w:br/>
+        <w:t>سداد ديون والده - مورث المدعي- للبنوك . وحيث إن المدعى عليه توصل لمستندات دامغة تثبت سداد المدعى عليه للمبلغ للبنوك. نوردها على سبيل المثال لا الحصر: شيك بنكي رقم</w:t>
+        <w:br/>
+        <w:t>غلبمب ينطولا يبرعلا كنبلل ينيز سابع دمحأ نم ةددسملا ةميقلا هنوكب ًاببسم ينطولا يبرعلا كنبلا حلاصل يسنرفلا يدوعسلا كنبلا ىلع بوحسم ه26/11/1431 خيراتو (599140/1)</w:t>
+        <w:br/>
+        <w:t>وقدره (3.000.000 ريال) ومذيل بتوقيع المدعى عليه (أسامة أحمد زيني). شيك بنكي آخر رقم (599139/1) وتاريخ 26/11/1431ه مسحوب على البنك السعودي الفرنبي لصالح البنك</w:t>
+        <w:br/>
+        <w:t>العربي الوطني مسبباً بكونه القيمة المسددة من أحمد عباس زيني للبنك العربي الوطني بمبلغ وقدره (3.000.000 ريال) ومذيل بتوقيع المدعى عليه (أسامة احمد زيني). وحيث إن هذين</w:t>
+        <w:br/>
+        <w:t>المستندين تعدان قرينة قوية ودامغة تثبت على دفع المدعى عليه بسداد القيمة الفعلية للحصص عن طريق دفع الديون المستحقة على مورث المدعي - بائع الحصص- للبنوك. وحيث</w:t>
+        <w:br/>
+        <w:t>إن تلك المستندات تعد مستندات جوهرية من شأنها التأثير في وجه الرأي في الدعوىء مما يتعين معه رد الدعوى. ثانياً: التأكيد والتمسك بكافة أوجه الطعون المقدمة من المدعى عليه</w:t>
+        <w:br/>
+        <w:t>على الحكم محل الطعن ولا.سيما (الدفع بعدم اختصاص المحكمة نوعياً بنظر الدعوى. وكذلك الدفع بعدم جواز نظر الدعوى لسبق الفصل فيها بموجب أحكام قضائية باتة حائزة</w:t>
+        <w:br/>
+        <w:t>يف روصقلا ىوعدلا رظنب ًايعون ةمكحملا صاصتخا مدعب - فانئتسالا رادم - مكحلا ىلع نعطلا هجو ىلإ فيضن :ًاثلاث .ىرخألا نوعطلا يقابب كسمتلا عم (هب يضقملا ءيشلا ةيجحل</w:t>
+        <w:br/>
+        <w:t>التسبيب فيما سببته باختصاصها بنظر الدعوى. فالبين من مدونات الحكم أن الدائرة سببت اختصاصها نصاً بناء على (ينبسط اختصاص المحكمة التجارية على تلك الدعوى وفق</w:t>
+        <w:br/>
+        <w:t>الفقرة (4) من المادة (16) من نظام المحاكم التجارية). وحيث إن ما سببته الدائرة تسبيب قاصر ومعيب ذلك أن: أنه بالرجوع للمادة المتساند علها فإنها تتعلق (بنظر المحاكم التجارية</w:t>
+        <w:br/>
+        <w:t>للدعاوى والمخالفات الناشئة عن تطبيق أحكام نظام الشركات). وحيث إن نظام الشركات يحتوي على العديد من النصوص النظامية التي تصل إلى ما يزيد عن 250 مادة وتشتمل على</w:t>
+        <w:br/>
+        <w:t>العديد من القواعد الآمرة وحيث أن الدائرة لم تحدد وجه المخالفة التي شابت العلاقة بيهما - على فرض صحتها والفرض يساوي العدم -. كما أن طبيعة هذه الدعوى تخرج خروجاً تاماً</w:t>
+        <w:br/>
+        <w:t>كلت رظنب اهصاصتخاب اهمكح سيسأت ةرئادلل غيسي ىوعدلا كلت ةعيبط يف ةفلاخم يأ دجوت.:ال اذإ تاكرشلا ماظن ماكحأ قيبطت نع ةئشانلا تافلاخملاب ةصاخلا ةرقفلا كلت نع</w:t>
+        <w:br/>
+        <w:t>الدعوى بناء على هذه المادة الآنفة البيان, مما يعيب الحكم بالقصور ويجعله حرياً بالإلغاء. ويضح لا. مناص من الحكم بعدم اختصاص المحكمة نوعياً بنظر الدعوى. رابعاً: الدفع</w:t>
+        <w:br/>
+        <w:t>بصرف النظر عن الدعوى لعدم تحريرها لكونها تنطوي على تناقضات يعيها بالتجهيل: لماكانت المادة (93) من نظام المحاكم التجارية نصت على أنه (فيما لم يرد فيه نص خاص ني</w:t>
+        <w:br/>
+        <w:t>دق ةيعرشلا تاعفارملا ماظن نم (66) ةداملا نإ ثيحو .(ةبراجتلا ىوعدلا ةعيبط فلاخي ال امب ةمكحملا اهرظنب صتخت يتلا ىواعدلا ىلع ةيعرشلا تاعفارملا ماظن ماكحأ قبطت ءماظنلا</w:t>
+        <w:br/>
+        <w:t>استلزمت تحرير الدعوىء ولما قرره الفقهاء - رحمهم اللّه - من أن من شروط الدعوى أن تكون الدعوى محررة أي معلومة. معلومة المدعى بهء قال الموفق - رحمه الله تعالى - في المغني: "</w:t>
+        <w:br/>
+        <w:t>ولا.يسمع الحاكم الدعوى إلا. محررة" (510/8), ولماكان من المقرر فقها ونظاما أن الدعوى لا.يصح السير فها قبل تحريرها قال الشيخ الهوتي: "ولا.تصح الدعوى إلا. محررة تحريراً</w:t>
+        <w:br/>
+        <w:t>يعلمه المدعي لأن الحاكم يسأل المدعى عليه عما ادعاه المدعي فإن اعترف به ألزمه ولا يمكنه أن يلزمه مجهولا" (كشاف القناع -) (6 -436-435). وحيث إنه بتمحيص لائحة الدعوى نجد</w:t>
+        <w:br/>
+        <w:t>أنها قد خلت من التحرير الواضح اللازم نظاماً حيث انطوت على تناقضات تعيب الدعوى بالتجهيل والغموض والإبهام ذلك أن المدعي قد ضِمّن دعواه وتساند فها على بطلان البيع بناء</w:t>
+        <w:br/>
+        <w:t>على ما أورده نصاً: (أن الوكالات التي أجريت بها عملية البيع وكالات باطلة بناء على فقدان المورث للأهلية أثناء فترة البيع) إلا.أنه ختم دعواه بما يناقض فحوى ومضمون دعواه-</w:t>
+        <w:br/>
+        <w:t>السابق التي كان يطالب فيها ببطلان عقد البيع نتيجة بطلان الوكالات - وطالب بإلزام المدعى عليه بدفع قيمة الحصص ثم عاد وأقر بصحة عقد البيع مرة أخرى مما يجعل الدعوى</w:t>
+        <w:br/>
+        <w:t>ةقتاع) اهلع ىعدملا باوجتسا بلطب عفدلا :ًاسماخ .ىوعدلا كلت نع رظنلا فرص هعم نيعتي امم ضومغلاو ماهبإلاو ليبجتلاب ىوعدلا بيعي يذلا ميسجلا ضقانتلا ىلع ةيوطنم</w:t>
+        <w:br/>
+        <w:t>الحرازي) لكون استجوابها من شأنه التأثير في وجه الرأي في الدعوى: بناء على نص المادة (20/2) من نظام الإثبات التي تنص على أنه: (2- لأي من الخصوم استجواب خصمه مباشرة)»</w:t>
+        <w:br/>
+        <w:t>وتنص المادة (21/1) من ذات النظام على أنه: (للمحكمة - من تلقاء نفسها أو بناء على طلب أحد الخصوم- أن تأمر بحضور الخصم لاستجوابه: ويجب على من تقرر استجوابه أن يحضر</w:t>
+        <w:br/>
+        <w:t>الجلسة المحددة لذلك). ولماكان المدعى عليه قد أثار دفعاً امام المحكمة الابتدائية بطلب استجواب المدعى علها (عاتقة الحرازي) إلا أن وكيل المدعي رفض بزعم عدم ضرورة ذلك دون</w:t>
+        <w:br/>
+        <w:t>مبرر واضح أو سبب سائغ واكتفى بالقول بأن المدعى علها " على الحياد " في رد مهم وغير مفهوم وغير منطقي إذ لا يستساغ أن تقيم المدعى علها دعوى تطالب بها (ابنها - المدعى عليه) ثم</w:t>
+        <w:br/>
+        <w:t>تكون على الحياد . وقد انساقت الدائرة وراء رفضه دون سبب أو مبرر واضح على الرغم من كونه دفعاً جوهرياً يتعين تمحيصه وإجابته أو الرد عليه بسبب سائغ على نحويعيب الحكم.</w:t>
+        <w:br/>
+        <w:t>وحيث نتمسك بطلب استجواب المدعى علهها وإحضارها للاستجواب لكون أقوالها ستكون مؤثرة في تلك الدعوى حيث سيثبت عدم رغبتها في رفع تلك الدعوى لثبوت استيفاء مورنها</w:t>
+        <w:br/>
+        <w:t>ومورث المدعي لقيمة الحصص ومن ثم فإن من شأنها التأثير في وجه الرأي في الدعوى. سادساً: التأكيد والتمسك بالدفع بعدم جواز الاستناد على التقييم المحاسبي الصادر من مكتب</w:t>
+        <w:br/>
+        <w:t>طلا أبو غزاله كأساس لتقييم الحصص: فالمدعى عليه أثار منذ فجر تلك الدعوى دفعاً جوهرياً مؤداه عدم جواز الاستناد على التقييم المحاسبي الصادر في دعوى التخارج المنظورة</w:t>
+        <w:br/>
+        <w:t>لدى المحكمة الإدارية ذلك أن:1. أن تلك الحصص المباعة قد تم تقديرها بعقد صحيح ومكتمل الأركان بين المدعى عليه ومورث المدعي وقد أقر المدعي بصحته والذي يتضمن تقدير</w:t>
+        <w:br/>
+        <w:t>قيمة حصص مورث المدعي بمبلغ وقدره (120.000.000 ريال) مئة وعشرون مليون ريالء وبما أن عقد البيع من العقود الرضائية وقد ارتضى البائع والمشتري تلك القيمة وهما بكامل</w:t>
+        <w:br/>
+        <w:t>اهليتهما المعتبرة شرعاً ونظاماً. إضافة إلى ذلك فإن المدعى عليه بعد شرائه حصص مورث المدعي وتملكه الحصة الأكبر في شركة احمد زيني التجارية بنسبة (96090</w:t>
       </w:r>
     </w:p>
     <w:p>
@@ -221,7 +715,35 @@
           <w:b w:val="0"/>
           <w:i w:val="0"/>
         </w:rPr>
-        <w:t>إ نأ ةرئادـلا تـفتكا لابقتـساب باـطخ ةرادإ ةـلد ةيئاـن ا ةـقرولا وأ اـ ر وزت ةـفا ب قرطلا ةـينوناقلا اـ مو نـئارقلا ةـيئاضقلا ثـيح زوـجي ةـمكحملل تاـبثإ ة ـ دـقعلا نـم ھمدـع لاـح دوـجو تاراـبتعا غيـس اـ ل كـلذ ـالو باـعُ كـلذ ع ريدـقت ھـيف و غ ةـمزلم ھـقيقحتب ـالإ اذإ تناـ ع اـقو ىوعدـلا ا ادن ـسمو مـلو نمـضتت اـم يفكي ءاـضقلل ة ـ ب ررحملا وأ هر وزت ذـئ يحو وـتت قـيقحت ءاـعد ر و لاـب زوـج و تاـبثإ ة ـ ةمـصبلا ع ررحملا .) 2 - ثيحو نأ داـفم كـلت ةداملا ھنأ اذإ ذـختا مص ا تاءارجإ نعطلا ر و لاـب ددـحو نطاوـم ر و ـلا نلعأو هدـ اوش حرط نعطلا ع ةـمكحملا ن ع و اـ لع نأ لـصفت ةاـ اضملاب ، وأ عامـس دو ـشلا وأ اـم ل ب ، اـقفو دـعاوقلل تاءارج و صوـصنملا اـ لع اذـ ماـظنلا ، ـالو عمـس ةدا ـشلا ـالإ اـميف قـلعتي تاـبثإب لوـصح ةـباتكلا وأ ءاـضم وأ مت ا وأ ا ـسمتم ررحملاـب ، ناـ و ررحملا اـجتنم عا لا ، مـلو فـكت ع اـقو ىوعدـلا ا ادن ـسمو عاـنقإ ةـمكحملا ة ـ ب طـ ا وأ ءاـضم وأ مـت ا وأ ةمـصبلا ؛ رمأـتف ةـمكحملا قيقحتلاـب ثـيحو تصن ةداملا ( 40 ) نم ماـظن تاـبث ( : اذإ ركنأ نم جـتحا ھيلع ررحملاـب يداـعلا ھطخ وأ هءاـضمإ وأ ھمتخ وأ ھتمـصب ، وأ ركنأ كلذ ھفلخ وأ ھبئان وأ ىفن ھملع ھب ، لظو مص ا رخ ةداـفإ ريدـم ةـلد ةـيئان ا ةطرـش ةـظفاحم ةدـج مـقر ( 1/4403035471 ) خـ راتو 22/10/1444 ـ ةرورـضب ثـع لـصأ ةـقرولا لـحم نـعطلا اـ لزعو اـ زرحتو لخادـب فرظ .لقتـسم -1 ةـسلج 01/08/1444 ـ مت لاسرإ تادن ـسملا نم كنبلا يزكرملا تماقو ةرئادـلا ةلاحإب قارو ةطرـشلل ةقفر تادن ـسملا ةدراولا نم كنبلا .يزكرملا ج - ةسلج و 10/11/1444 ـ درو ةرئادلل ةددـعتم نـم عـيقاوت ثروـم ن عادـتملا نـم عـقاو تـالماعتلا ةيمـسرلا ةـيكنبلا ادـي مت ةـلاحإل دـقعلا ةـلدألل .ةـيئان ا ب - ةـسلجب 02/04/1444 ـ تماـق ةرئادـلا ةـباتكلاب كـنبلل يزكرملا ، و هدض نعط دقع عيبلا م ملا ن ب فنأتـسملا ام رومو ر و لاب دقو تكلـس ةرئادلا تاءارجإ ةلاحإ دقعلا ةلدألل ةيئان ا ثيح :أ - تبلط ةرئادلا نم دملا ھيلع راضحإ لصأ دقعلا و تاءارج ةيماظنلا قيقحتلل ة دقع عيبلا ھنو اجتنم ا ر وج ىوعدلا ةفلاخمو ئدابملا ةيئاضقلا ةرداصلا نم ةمكحملا ..ايلعلا 1 - نمف ثيح نأ تباثلا نم مك ا نأ فنأتسملا مغر اـ ي اـمم بيع مك ا ةـفلاخمب ماـظنلا ھلعج و اـ رح ضقنلاـب .ءاـغل و اع اس : عم كسمتلا طوقـس ق ا عفدـلا ر و لاب ع دـقع عيبلا - ةـفلاخم مك ا ماظنلل مدـع ذاختا عو مغرلا اـمم مدـقت ـالإ نأ ةرئادـلا تلفغأ كـلت ةـي ا ةـعطاقلا تضرعأو تأـنو اـ ناجب اـ ع تباجتـساو عفدـلل ر و لاـب مغر طوقـس ق ا اـ ف ، تكلـسو لـي س ا لاحإ ةـلدألل ةيئان ا مدـقملا ھت جاوم دقعلا – نعطلا بناو ا ةيل ـشلا دقعلل نم را نإ ط ا وأ ءاضم وأ مت ا وأ ةمـصبلا نمو مث ءاقب ةي ررحملا يداعلا ھنا رـسو ة جاوم فنأتـسملا هدض ،</w:t>
+        <w:t>- حصة والده) استمر</w:t>
+        <w:br/>
+        <w:t>المدعي في شراكته في الشركة مع المدعى عليه لمدة سنتين ولم يبد أي اعتراض بشأن ملكية المدعى عليه لحصص والده ثم قام بالتخارج من الشركة وبيع حصصه للمدعى عليه والتوقيع</w:t>
+        <w:br/>
+        <w:t>على قرار الشركاء بتعديل عقد تأسيس شركة أحمد زيني التجارية - محل الدعوى- المبرم بتاربخ 21/11/1433ه والذي بموجبه تم الاتفاق على أن التوقيع على القرار يعد مخالصة تامة</w:t>
+        <w:br/>
+        <w:t>ونهائية وإبراء لذمة المدعى عليه - المشتري - وقد تم تأكيد ذلك بتسجيل قرار الشركاء لدى وزارة التجارة برقم (130 - عدد7- مجلد 9/ع/2 لعام 1434ه بتاريخ 10/2/1434ه بخطاب</w:t>
+        <w:br/>
+        <w:t>كاتب العدل بالغرفة التجارية الصناعية بجدة رقم (7050/34) وتاريخ 10/2/1434ه وحيث إن هذا المحرر يكتسب حجية في مواجهة المدعي وفقاً للمادة (26) من نظام الإثبات التي تنص</w:t>
+        <w:br/>
+        <w:t>على أنه: (المحرّر الرسمي حجة على الكافة بما دون فيه من أمور قام بها محرره في حدود مهمته. أو حدثت من ذوي الشأن في حضوره؛ مالم يثبت تزويره بالطرق المقررة نظاماً)ء وحيث</w:t>
+        <w:br/>
+        <w:t>إن توقيع المدعي على هذا القرار يعد إقراراً واضحاً وصريحاً منه بصحة التعاقد بشان تلك الحصص وإقرار ببراءة ذمة المدعى عليه من أي مطالبات تتعلق بتلك الشركة ومن المقرر قضاءً</w:t>
+        <w:br/>
+        <w:t>(عدم جواز الرجوع في الإقرار ني الحق الخاص).ء وحيث أنه من المقرر انه (من سعى لنقض ماتم على يديه فسعيه مردود ). وحيث انه من المقرر قضباءً أن (الإبراء ونحوه مما يُسقط</w:t>
+        <w:br/>
+        <w:t>‏.(ه١ 4544 ماعل 48ا./اا5.7./ مقر ةيضقلا يفه ‏١١/١١/١554‎ :خيراتو ‏470544١15.‎ مقر مكحلاب رداصلا ةيراجتلا ةمكحملاب ةثلاثلا ةيراجتلا ةرئادلا نم رداصلا مكحلا) (ّقحلا</w:t>
+        <w:br/>
+        <w:t>وبناء على ما تقدّم فإنه لا.يجوز إعادة تقييم الحصص بموجب تقييم محاسبي لكونها مقيمة فعلياً بين الطرفين ومقر بتقييمها الفعلي. سابعاً: التمسك بالإ.قرار القضائي الصادر من</w:t>
+        <w:br/>
+        <w:t>المدعي بصحة عقد البيع التام بين المدعى عليه ومورث المدعي: فمن حيث أن الثابت من الدعوى أن المدعي أقام دعواه بغية الحكم بإلزام المدعى عليه بدفع قيمة حصص مورثه في شركة</w:t>
+        <w:br/>
+        <w:t>أحمد زيني التجارية. وحيث أن المدعى عليه دفع منذ فجر الدعوى بتقديم عقد بيع الحصص المبرم بين المدعى عليه ومورث المدعي والذي تضمن القيمة الفعلية للحصص والبالغة</w:t>
+        <w:br/>
+        <w:t>(120 مليون ريال)ء وقد أكدت الدائرة في تسبيها عدم طعن المدعي في صحة البيع أو التمسك ببطلانه. ومن ثم فإن المدعي يكون قد أقر بصحة العقد ومضمونه وسريان آثاره النظامية</w:t>
+        <w:br/>
+        <w:t>وأضى حائزاً للحجية في حقه. ذلك انه من المقرر قضاءًٌ عدم جواز تجزئة بنود العقد بحيث يتم الإقرار بصحته ثم إنكار بنوده ومضمونه الامر الذي يتعين معه القضاء برد دعوى المدعي.</w:t>
+        <w:br/>
+        <w:t>وممايعضد ما سبق بصحة العقد المبرم واستيفاء مورث المدعي لقيمة الحصص هو أن الثابت توقيع عقد بيع الحصص بين مورث المدعي - وهو بكامل أهليته المعتبرة شرعاً ونظاماً</w:t>
       </w:r>
     </w:p>
     <w:p>
@@ -234,7 +756,89 @@
           <w:b w:val="0"/>
           <w:i w:val="0"/>
         </w:rPr>
-        <w:t>٤۵۳۰۲٤۱٦۲۲ رقم صك</w:t>
+        <w:t>[صفحة 6]</w:t>
+        <w:br/>
+        <w:t>ةيد اةيبرعلا ةكلمملا</w:t>
+        <w:br/>
+        <w:t>0 0 صك رقم ‎447١541175‏ الج ك2</w:t>
+        <w:br/>
+        <w:t>إ تواقطم --</w:t>
+        <w:br/>
+        <w:t>المحكمة التجارية بجدة رقم الصفحة: 2 ” 0 5</w:t>
+        <w:br/>
+        <w:t>دائرة الاستئناف الثانية تاريخ الصك:  ‎١:44/.”/١١‏ 0-0 5 ا</w:t>
+        <w:br/>
+        <w:t>للتعاقد - والمدعى عليه بتاريخ 16/10/1431هء وقام مورث المدعي بالتوقيع على قرار التنازل عن الحصص بموجب التصديق الصادر من وزارة التجارة والمثبت أمام كاتب العدل بالغرفة</w:t>
+        <w:br/>
+        <w:t>التجارية بجدة تحت الرقم (257) صحيفة (172) مجلد (8/ع/ر) وتاريخ 16/10/1431هء ولم يتم تعيين ولياً عنه إلا.في عام 1436ه أي بعد ما يزيد على (5 سنوات كاملة) من تاريخ التوقيع</w:t>
+        <w:br/>
+        <w:t>على عقد بيع الحصص لامر الذي يثبت صحة العقد وموافقته لصحيح الشرع والنظام. وحيث ان عدم سلوك مورث المدعي - في ظل توافر أهليته - أي طريق للمطالبة بمقابل تلك</w:t>
+        <w:br/>
+        <w:t>الحصص أو حتى باستردادها يعد دليلاً قاطعاً على استيفائه لقيمة تلك الحصص محل الدعوى. ولماكان من المقرر قضباءً أنه "تقضي القواعد العامة بأن البيع يعد من أعمال التصرف</w:t>
+        <w:br/>
+        <w:t>سواء بالنسبة للبائع أو المشتري ومن ثم فإن العقد ينعقد ممن هو أهل للتصرف وهو من بلغ سن الرشد ولم يحجر عليه والعبرة بتوافر الأهلية للتصرف هي بوقت التصرف أي وقت</w:t>
+        <w:br/>
+        <w:t>انعقاد العقد ولا.أثر على صحة العقد ووجوده لما قد يطرأ على أهلية أي مهما بعد ذلك". ثامناً: انطواء ادعاءات المدعي على تناقضات وتدليس جلي: فبتمحيص ردود وادعاءات المدعي</w:t>
+        <w:br/>
+        <w:t>نجد أنها ران علها التدليس الواضح والتناقض الجليّ وتجلى ذلك فيما يلي: 1.في سبيل سعيه لتضليل الدائرة مصدرة الحكم طعن بتزوير العقد المبرم بين المدعى عليه ووالده مالك</w:t>
+        <w:br/>
+        <w:t>الحصص والذي يثبت قيمة الحصص الفعلية والتي تم التراضي علها بقيمة 120 مليون ربالء» وزعم أنه أول مرة يسمع عنه أو يطلع عليه على الرغم من أنه أقام عديد الدعاوى لدى عدة</w:t>
+        <w:br/>
+        <w:t>جهات قضائية بذات الموضوع. 2.كما أنه المدعي كان يذكر دائماً بأن العقد المثبت لدى الجهات ذات العلاقة كان بالقيمة الاسمية وذكر نصاً أنه أحد وكلاء المدعى عليه ذكر في دعوى</w:t>
+        <w:br/>
+        <w:t>سابقة أن القيمة الفعلية للحصص هي 120 مليون ربال وأنها ثابتة في ضبط إحدى جلسات تلك الدعاوىء وهذا يثبت علمه بالعقد علماً يقيناً وعلمه بقيمته وصحته واطلاعه عليه سابقاً</w:t>
+        <w:br/>
+        <w:t>عند تقديمه في مواجهته في دعوى قضائية أخرى ولم يطعن عليه بالإنكار أو التزوير مما يسقط حقه في إنكاره أو إنكار صحته أو الطعن بتزويره ذلك أن سكوته أمام المحكمة يعتبر إقراراً</w:t>
+        <w:br/>
+        <w:t>بالعقد وبصحتهء ومن المقرر قضباءً "عدم جواز الرجوع في الإقرار في الحق الخاص". 3.كما أن ما يثبت تضليل المدعي على الدائرة استناد وكيله في دعواه على التقييم المحاسبي الصادر</w:t>
+        <w:br/>
+        <w:t>من مكتب طلا.ل أبو غزاله الصادر في دعوى التخارج التي كانت منظورة من الدائرة التجارية السابعة عشر بالمحكمة الادارية بجدة الصادر بها الحكم رقم (185/17/2) وتاريخ</w:t>
+        <w:br/>
+        <w:t>12 هف حين أنه ينفي صلة تلك الدعوى بموضوع الدعوى وعدم ارتباطها وتعلقها بتلك الدعوى - على النحو الوارد في الحكم وكذلك في مذكرته الجوابية التي جاء فها نصاً: (أن</w:t>
+        <w:br/>
+        <w:t>دفع المدعى عليه بعدم جواز النظر في الدعوى لسبق الفصل فها بالحكم رقم ((185/17/2) وتاريخ 2/12/1432ه دفع لا يصح ولا محل له...)؛ مما يثبت ويؤكد تضليل المدعي على الدائرة</w:t>
+        <w:br/>
+        <w:t>فنجده يجتزيء الوقائع بحيث يأخذ من تلك الدعوى ما يراه ويظنه لمصلحته ويترك ما يضره. 4. ومن تضليل المدعي أنه ذكر بأن وكيل أحمد زيني في نقل الحصص باسم أسامة هو موظف</w:t>
+        <w:br/>
+        <w:t>عند أسامة نجده هو نفسه من قام المدعي عدنان بتوكيله في إتمام عملية تخارجه من ذات الشركة بعد أكثر من سنتين أيضباً نقص الأهلية ليست من القواعد العامة التي تبطل العقد</w:t>
+        <w:br/>
+        <w:t>بطلاثًا مطلقا انما تعتبر من عيوب الارادة التي تجيز لصاحب المصلحة التمسك بها فالعقد هنا يصبح قابل للإيطال ولم نرى ان عدنان تمسك بحقه ان كان له حق في تلك الدعوى بل بعد</w:t>
+        <w:br/>
+        <w:t>سنة باع الحصص الخاصة به على المشتري نفسه فكيف تقبل منه هذه الدعوى. تاسعاً: الرد على الدفوع الموضوعية المقدمة من المدعي: جواباً على الدفع المبدئي من المدعي بعدم صحة</w:t>
+        <w:br/>
+        <w:t>الدفع بعدم جواز نظر الدعوى لسبق الفصل فهها تأسيساً على أن الحصة محل الدعوى ملك مورثه أحمد زيني وأن الصلح وقع على الحصة المملوكة لموكلي في الشركة فنجيب فضيلتكم</w:t>
+        <w:br/>
+        <w:t>ةديقملاو ةدج ةظفاحمب ةماعلا ةمكحملا نم نيرداصلا نيمكحلا يف تلثمت هب يضقملا ءيشلا ةيجح تزاح ىرخأ ةتاب ةيئاضق ماكحأ ىلع هيلع ىعدملا دانتسا لفغأ يعدملا :-يلاتلاب</w:t>
+        <w:br/>
+        <w:t>بالمحكمة برقم (3218883) وتاريخ 4/3/1432ه لدى القاضي محمد بن مبارك الدعيلجء وكذلك الدعوى رقم (33286392) وتاريخ 8/6/1433ه بذات المحكمة ولدى القاضي صالح بن</w:t>
+        <w:br/>
+        <w:t>محمد الزايدي والتي طلب فهما إيطال البيع الذي تم بين المستأنف ومورثهما - والذي تضمن استلام مورث المدعي لقيمة الحصص المباعة وقد أثبتت المحكمة عقد البيع - المراد إيطاله</w:t>
+        <w:br/>
+        <w:t>- وأثبتت الدائرتان صحة البيع المبرم بيهما وصحة بنوده باستلام الثمن وتوافر كافة الأركان اللازمة لصحة العقد وإنتاج آثاره القانونية بحق المتعاقدين وقضى الحكمان برد الدعوى وقد</w:t>
+        <w:br/>
+        <w:t>اكتسبت تلك الأحكام الصفة الباتة وحازت حجية الشيء المقضي به ومن ثم فلا.يجوز إعادة إثارته مرة أخرى. أن ما ادعاه المدعي في جوابه بعدم جواز الاستناد على الحكم القضائي</w:t>
+        <w:br/>
+        <w:t>الصادر من الدائرة التجارية السابعة عشر الصادر برقم (185/17/2) وتاريخ 02/12/1432ه فهو مردود عليه ذلك أن: ب/1: المدعي قبل توقيعه على هذا الصلح المدون بالاتفاقية اطلع</w:t>
+        <w:br/>
+        <w:t>عيب اهف امب ةكرشلل يلاحلاو يضاملا يلاملاو ينوناقلا عضولا بناوج ةفاكب ًاماتًاملع ملعو - حلصلا نمضتملا مكحلا اذه رودص ءانثأ - ىوعدلا لحم ةكرشلل يلاملاو ينوناقلا عضولا ىلع</w:t>
+        <w:br/>
+        <w:t>مورثه للحصص التي كانت مملوكة له بالشركة للمدعى عليه وقد ارتضى هذا الوضع ولم يبدثمة معارضة على هذا الأمر ولم يبد دفعاً بعدم استيفاء ثمن تلك الحصص - على النحو</w:t>
+        <w:br/>
+        <w:t>الذي يدعيه- وبناء على ذلك وقّع على هذا الصلح المدون بالحكم القضبائي الذي أثبت تصالح المستأنف والمستأنف ضضده بشأن كل ما يتعلق بالشركة - محل الدعوى (شركة أحمد زبني</w:t>
+        <w:br/>
+        <w:t>التجارية) سواء ما يتعلق بنسبة والده ال(9690) التي تنازل عنها بعوض للمدعى عليه قبل الحكم وعدم اعتراضه على هذا التنازل» وكذلك ما يتعلق بنصيبه في الشركة من نسبة ال(9610)</w:t>
+        <w:br/>
+        <w:t>بالشركة وأبرأ بموجب هذا الحكم ذمة المدعى عليه من أي مطالبات تتعلق بتلك الشركة أو حصصها ومن ثم إسقاط حقه في أي مطالبة - بما فها تلك المطالبة الراهنة. ب/2: ومما يؤكد</w:t>
+        <w:br/>
+        <w:t>جوازية الاستناد على هذا الحكم هو توقيع المدعي على قرار الشركاء بتعديل عقد تأسيس شركة أحمد زيني التجارية المبرم بتاريخ 21/11/1433ه والذي بموجبه أقر المدعي بصحة بيع</w:t>
+        <w:br/>
+        <w:t>مورثه لحصصه بشركة أحمد زيني التجارية إلى المدعى عليه عن طريق إقراره بالوضع القانوني الجديد للشركاء في شركة أحمد زيني التجارية وإقراره بشراكة أسامة بن أحمد عباس زيني -</w:t>
+        <w:br/>
+        <w:t>المدعى عليه - كشريك في الشركة والتي أصبح شريكاً منفرداً فها بناء على شراء حصص مورث المدعي في تلك الشركة وقد تم تأكيد ذلك بتسجيل قرار الشركاء لدى وزارة التجارة برقم</w:t>
+        <w:br/>
+        <w:t>(130- عدد7- مجلد 9/ع/2 لعام 1434ه بتاريخ 10/2/1434ه بخطاب كاتب العدل بالغرفة التجارية الصناعية بجدة رقم (7050/34) وتاريخ 10/2/1434ه. حيث أن قرار الشركاء</w:t>
+        <w:br/>
+        <w:t>ةحئال نم تباثلا :نأ كلذ ديدس ريغ عفدلا اذه ناب هيلع بيجنف .عئابلا لوق لوقلا نوكب عفدلاو يعدملا ءاعدا ىلع ًاباوج .نايبلا ف</w:t>
       </w:r>
     </w:p>
     <w:p>
@@ -247,7 +851,35 @@
           <w:b w:val="0"/>
           <w:i w:val="0"/>
         </w:rPr>
-        <w:t>رات ـخ صلا ـك : ۳۱/۳۰/۵٤٤۱ مقر حفصلا ـة : ۳ ةرئاد فان تس فان تس ةيناثلا ةمكحملا ة راجتلا ة راجتلا ةدجب</w:t>
+        <w:t>نآلا يراجتلا مكحلا ىلع ًاينبم ءاج هيلع عيقوتلاو</w:t>
+        <w:br/>
+        <w:t>الدعوى اختلاف المدعي-مورث البائع للحصص - والمدعى عليه - المشتري للحصص - في خروج المال. وحيث أنه من المقرر في قضباء المحاكم التجارية أنه (إذا اختلف الباذل والمبذول له</w:t>
+        <w:br/>
+        <w:t>فاشك . يطويسلل رئاظنلاو هابشألا . يشكرزلل روثنملا) ءاهقفلا ناكاملو .هجورخ ةفصو ةقيرطب ملعأ وهو لاملل كلام هنأ كلذ هنيمي عم لذابلا لوق لوقلاف هجورخ ةقيرط يف لاملا</w:t>
+        <w:br/>
+        <w:t>عئابلا نإف عئابلا لوق لوقلا نأب يعدملا هب عفد ام ةحص -مدعلا يواسي ضرفلاو - ضرف ىلعو .(هكيلمت ةهجب ىردأ وهو كّلَمَملا هنأل هنيمي عم عفادلا لوق لوقلا نأ اوررق (يتوهلل عانقلا</w:t>
+        <w:br/>
+        <w:t>- أحمد عباس زيني - قد توفاه الله ومن ثم فلا قول له» ولا يجوز أن يحل المدعي محل والده ولايؤخذ بقوله فصفته لا تتعدى كونه وريث. عاشراً: الدفع بسقوط حق المدعي في المطالبة</w:t>
+        <w:br/>
+        <w:t>بقيمة الحصص المباعة في شركة أحمد زيني التجارية: لماكان البين من الدعوى أن المدعي يطالب بنصيبه من قيمة الحصص المباعة للمدعى عليه من مورثه. وحيث أنه - وفقاً لصحيح</w:t>
+        <w:br/>
+        <w:t>النظام - فإن المدعي سقط حقه في المطالبة بتلك الدعوى وبياناً لذلك: أ الواقعة - محل الدعوى - كان يسري بشأنها نظام الشركات الصادر مرسوم ملكي رقم م/6 بتاريخ 22 /3 /</w:t>
+        <w:br/>
+        <w:t>5ه وقرار مجلس الوزراء رقم 185 بتاريخ 3/17 / 1385ه. وقد نصت المادة (165) من النظام على أنه: (يجوز للشريك أن يتنازل عن حصته لأحد الشركاء أو للغير وفقّ لشروط عقد</w:t>
+        <w:br/>
+        <w:t>الشركة, ومع ذلك إذا أراد الشريك التنازل عن حصته بعوض للغير وجب أن يخطر باقتي الشركاء عن طريق مدير الشركة بشروط التنازل, وفي هذه الحالة يجوز لكل شريك أن يطلب</w:t>
+        <w:br/>
+        <w:t>استرداد الحصة بثمنها الحقيقي, فإذا انقضت ثلاثون يومًّا من تاريخ الإخطار دون أن يستعمل أحد الشركاء حقه في الاستردادد كان لصاحب الحصة الحق في التصرف فها مع مراعاة</w:t>
+        <w:br/>
+        <w:t>حكم الفقرة الثانية من المادة (157)» وإذا استعمل حق الاسترداد أكثر من شريك وكان التنازل يتعلق بجملة حصص قسمت هذه الحصص بين طالبي الاسترداد بنسبة حصة كل منهم في</w:t>
+        <w:br/>
+        <w:t>رأس المالء وإذا تعلق التنازل بحصة واحدة أعطيت هذه الحصة للشركاء الذين طلبوا الاسترداد مع مراعاة حكم الفقرة الثانية من المادة (158). ب ولماكان مفاد تلك المادة أنها أجازت</w:t>
+        <w:br/>
+        <w:t>للشريك التنازل عن حصته لأحد الشركاء وأجازت لأي من الشركاء بعضهم أو جميعهم حق الاسترداد وطلب الحصول على تلك الحصص بعوضء وحيث إن الثابت - وبإقرار المدعي- طلب</w:t>
+        <w:br/>
+        <w:t>المدعى عليه (أسامة زيني) استرداد الحصص المملوكة لمورثئه ومورث المدعين. وحيث إن المدعي لم يطلب حق الاسترداد أو حق الشفعة بشأن تلك الحصص ولم يبد ثمة اعتراض على</w:t>
+        <w:br/>
+        <w:t>البيع لتلك الحصص.ء ومن ثم عدم جوازية مطالبته بتلك الدعوى. ومما يعضد ويثبت استلام مورث المدعى عليه لقيمة تلك الحصص هو المحررات الرسمية التي تساند علها المدعى عليه</w:t>
       </w:r>
     </w:p>
     <w:p>
@@ -260,7 +892,89 @@
           <w:b w:val="0"/>
           <w:i w:val="0"/>
         </w:rPr>
-        <w:t>مدـقت ھباوجب سمـألاب ـاليل ـع لـيميإ ةرئادـلا ، ھصنو ( : ةراـشإلاب إ ةركذملا ةـمدقملا نم دملا اـبيقع ع ةـحئاللا ةيـضا ع ةـمدقملا نم دملا ھيلع ، ثيحو توطنا ع تاءاـعدا ن عتي ع ةـحئاللا ةيـضا ع ةـمدقملا نـم لـيكو دملا درلاو ع باوـج لـيكو دملا ع ةـحئال ضا ـع ةـمدقملا نـم دملا اـ لع ،) ھتم فأو نأـب اذـ كولـسلا غ لوـبقم ، مث ھنإ داـفأ ھنأـب 1445-02-20 ،ــ ةدـقعنملا ع لاـصت ي رملا نع دـع غلبملاو ا ا فارطأ اينو كلإ ، تعلطاو ةرئادـلا ع فلم ةيـضقلا ملف ن ب ي ا ل ميدـقت ليكو دملا ا لع ام ل متـسا ھلجأل نم ( : درلا لاـ م كلذـل ميدـقتو .ةـباج تم فأـف ةرئادـلا ن فرطلا لداب ب تاركذملا لالخ ةدـم 5 ماـيأ جاردإو اـم ھنامدـقي جـمان لا ي اـضقلا ، نإف رذـع عف دـ رب ةرئادـلا .ي و كل و ةـسلج دملا اـ لع ھنأـب مـل عـلطي ع ةـحئاللا ةيـضا ع ةـمدقملا نـم لـيكو دملا مـلو عـلطي اـضيأ ع باوـج لـيكو دملا ع ةـحئال ضا ـع ةـمدقملا اـنم ءـالكو نـع دملا ھـيلع بلطنو مدـقملا نـم ةـماسأ دـمحأ ز .اـعوضوم اـيناث : لوـبق ضا ـع مدـقملا نـم ناندـع دـمحا ز ةـقتاعو يزار ا ليـصفتو غلاـبملا قـفو اـم ة ـ وم ةفي ـ فاـن تس .) بـقعف ليكو لوق ع ابلا ، ام و نأ دملا ھيلع ماق ةيفـصتب ةكرـشلا ا رايتخا ب ـ و سأر ا لام لأو ا فـص ة رابتع ھنإف نمـضي ةميقلا ، كلذل ي إف بلطأ نم مكترئاد ةرقوملا : الوأ : ضفر ضا ع ا دـ ؤ و . اـم و نأ لـص ھنأ دـنع فـالتخ نمثلا ةـميقلاو لوقلاـف لوـق ع اـبلا ، امل ىور نبا دوعـسم نع لوـسر هللا ـص هللا ھيلع ملـسو : اذإ فـلتخا ناـعيبلا س لو اـم يب ةـن ب لوقلاـف ى ـشا نـم ثروملا ةـص ا ةـكولمملا ھـل ةكرـش دـمحأ ز هدـالوأو لـحم ىوعدـلا ، مـلو مدـقي ةـن ب وأ لـيلد حي ـ ع نأ عيبـلا مـت ، لـب ضقاـنت نـمثلا ةـميقلاو اـضقانت دـكؤي ىوعدـلا (138,882,331 لاـ ر ) ةـئمثالث دـحاوو نوثـالثو اـنويلم ةـئمنامثو ناـنثاو نوناـمثو اـفلأ ةـئمو ةـينامثو نوثـالثو ـالا ر ، هدـمتعاو ءا رـشلا مـتو جراـختلا ھـيلع كلذـل اـم و نأ دملا ھـيلع مـعزي ھنأ ةـميقب صـص ا .ةـلداعلا با ـ أ ةليـضفلا اـم و نأ صـصح ةكرـشلا لـحم عا لا مـت اـ مييقت نـم لـبق بساـحملا لـالط وـبأ ةـلازغ دـع فـيل ت ةـمكحملا ھـل يذـلاو اـ ميق غـلبمب هردـقو نوـيلم لاـ ر ، اذـ ف ضقاـنتلا خراـصلا بجوـي حارطا اذـ مـعزلا مدـعو هراـبتعا ، اذـ و اـم تراـشأ ھـل ةرئادـلا ةردـصم مك ا اـ ي س اـمو تصلخ ھل نم ةـجي ن ةحي ـ اـ مكح ھمازلإـب موـعزملا يذـلا دن ـس ھيلع دملا ناـ نودـب نمث وـ ضقاـنت دملا ھيلع ةـميق صـص ا لـحم هذـ ىوعدـلا ةراـتف معزي نأـب نمثلا و ٤٥٠ فـلأ لاـ ر ةراـتو معزي نأـب نمثلا و ١٢٠ كلذ تقولا ايح قزري ، ملو مصتخُي ىوعدـلا ، س لو ل وملل ق ا ـصلا ھنع وأ ھليثمت ، اتلا و نإف عفد دملا ھيلع مدـع زاوج رظنلا ال ھجو .ھل ايناث : نإ امم لدـي ع نأ عيبلا م افص قلع و ق اب ھتاذ الحم اب ـسو ،) رظنلا و هذـ ةداملا تي نأ ـصلا عقو ع ةص ا ةكولمملا ل وملل س لو ع صـصح ثروملا دمحأ ز ـ لحم هذ ىوعدلا ـ يذلاو نا ةكرـشلا كاذـنآ ، ملو نكي ثروملا اـفرط كلت ىوعدـلا ، ادان ـساو إ ةداملا ٨٦ نم ماـظن تاـبث ، لاو تصن ( : ـالو نو ت كـلتل ماـ ح ةـي ا الإ عازن ماق ن ب موص ا نود نأ غتت مدـع زاوـج رظنلا قبـسل لـصفلا اـ ف ـال ـ ي ـالو لـحم ھـل ، كـلذو نـأل ةـص ا لـحم ىوعدـلا كـلم ثروـم كوـم دـمحأ ز ، ـصلاو روـ ذملا اـمنإ عـقو ع ةـص ا ةـكولمملا كومل غ ةـجي ن مك ا ض ـعملا ھيلع ، قبـسو نأ تمت ةـباج اـ لع ھنيح و بابـسا مك ا ض ـعملا ھيلع اـم يفكي ةـباجإلل اـ لع نمو باـب ةداـ ز حاـضي لوـقأ : ـالوأ : نأ عـفد دملا ھيلع 1445 ،ـ ةـمدقملا نم ليكو دملا ، ا ـصنو ( : اباوج ع فان تس مدـقملا نم دملا ھيلع ةماسأ ز ، دوأ نأ ن بأ با ـ أل ةليـضفلا نأ عيمج نوعطلا لا ا راثأ دملا ھيلع ال رت نأ نويلم ةئمتـسو ناـنثاو نوعبـسو اـفلأ ةـئمثالثو ةعـس و و نوعبـس ـالا ر .) دـكأو لـيكو دملا ع اـم درو ةـحئالب .ضا ع اـمك تعلطا ةرئادـلا ع ةركذملا ةـعدوملا ماظنلا خـ راتب -02-11 ةـعبس نورـشعو انويلم ةئمتـسو دـحاوو نوسمخو افلأ ناتئمو و ةعـس رـشع الا ر ، مك او مازلإب دملا ھيلع نأ عفدـي يقحتـسمل ةيـصولا غلبم هردقو ( 110.672.379 لا ر ) ةئم ةرـشعو اـنويلم ةئمعبـسو ةعـس و نوعبـسو اـفلأ و ناـتئم و نوعبـس ـالا ر ، نأو عفدـي ةـيعدملل ةـقتاع دـمحم حي دـمحم ع يزار ا ، ةـ و مـقر ( 1007056847 ) غـلبم هردـق ( 27.651.219 لا ر ) ھميدـقتل ةدملا .ةـيماظنلا اـيناث : مـك ا مازلاـب دملا ھـيلع نأ عفدـي دـملل ناندـع دـمحأ ساـبع ز ، ةـ و مـقر ( 1017092733 ) غـلبم اـمجإ هردـق ( 96.779.270 لا ر ) ةتـس نوعس و ثـيحو ن بـت ماـقمل ةرئادـلا ةرقوملا مدـع ليـصفت مـك ا ع وـحنلا حي ـ لا اـ وجو مدـعو ليـصفت تاقحتـسم ن عدملا نإـف بلطا نم ماـقم ةرئادـلا .ةرقوملا ـالوأ : لوـبق فاـن تس الكـش ةيـصولا لاو ـ وأ ا ثروم ن عادتملا ةقحتسملاو غلبم هردقو ( 110.672.379 لا ر ) ةئم ةرـشعو نويلم ةئمتسو نانثاو نوعبسو افلأ ةئمثالثو ةعس و نوعبسو .الا ر با أ ةليضفلا حي دـمحم ع يزار ا ، ةـ و مـقر ( 1007056847 ) و قحتـس غلبم هردقو ( 27.651.219 لا ر ) ةعبـس نورـشعو انويلم ةئمتـسو دحاوو نوسمخو افلأ ناتئمو و ةعس رشع .الا ر -3 دـمحأ سابع ز ، ةـ و مقر ( 1017092733 ) و و قحتـس غلبم هردقو ( 96.779.270 لا ر ) ةتـس نوعـس و انويلم ةئمعبـسو ةعس و نوعبسو افلأ و ناتئم نوعبسو .الا ر 2 - ةقتاع دمحم و دـحأ ةثرولا بجومب رـصح ةثرولا مقر ( 38391575 )و خ رات 12/05/1438 ،ـ و ھيلع نإف نايب ن قحتـسملا بسح م بـصنأ ةيعرـشلا دع و ذخأ ةيصولا ن ع رابتع ام ي :- 1 ـ ناندع اماظن نأ نو ت ةلـصفم ح نكمي ا ذـيفنت املع ھنأ مت ةدافإ ةرئادـلا نأب كان ةيـصو ةتباث بجومب مكح ي اضق ( 229014721194320022 ( ) قفرم ةروص كـصلا ) امك نأ دملا ھيلع مـلو ـ وت ةرئادـلا ةردـصم مـك ا غلاـبملا ةقحتـسملا ن عدـملل ع ھجو دـيدحتلا مغر م ددـع اـمنإو تفتكا ركذـب غـلبملا اـمج ـالو ىفخي ع ف رـش ملع مكتليـضف نأ ماـ ح بجوـتي ع وحنلا حي ـ لا ثيح نإ ةرئادـلا تمكح مازلإـب دملا ھيلع دادـس غلبم ( 138,882,331 لا ر ) ةـئمثالث دـحاوو نوثالثو انويلم ةـئمنامثو نانثاو نونامثو افلأ ةئمو ةينامثو نوثالثو الا ر ، ةـحئالب ضا ع ، اـمك تعلطا ةرئادـلا ع ةـحئال ضا ع ةـمدقملا نم لـيكو دملا ا لـصاحو ( : دـكؤن نأ انـضا عا بصنم طقف ع ةغيـص قوطنم مك ا ةرئادـلاف مل لصفت قوطنملا املو هارت ةرئادـلا ةرقوملا نم بابـسأ بلطن نم مكتليـضف لوبق فان تس الكـش و عوضوملا ضقن مك ا رداصلا مك او اددجم درب ىوعد دملا .) دكأو ليكو دملا ھيلع ع ام درو ىرخأ ، املو ناـ اذـ مك ا دـع نم لـيبق ل أ لاومأ سانلا لطابلاب امم بيع مك ا روصقلاب ةـفلاخمو ةع رـشلا ةيمالـس ھلعج و ا رح .ءاغلإلاب تابلطلا : كلذـل ھل املو قبـس ھميدـقت ةـمدقملا كـلت ىوعدـلا اـ و ل ةزوـح .ةرئادـلا ـالإ نا ةرئادـلا تـلفغأ كـلت تاءارج بـترتو ع كـلذ لاـفغ رودـص مـك ا – لـحم ضا ـع – مازلإـب فنأتـسملا عفدـب كـلت غلاـبملا ةرم نـم فنأتـسملا ةـعوفدملا نـع هدـلاو نم .ھمدـع 2 - ةـبطاخم ةـمكحملا ةـماعلا ةـظفاحمب ةدـج ةرئادـلا ةرظاـن ىوعدـلا مـقر ( 33286392 ) خـ راتو 8/6/1433 ـ بلطل تا</w:t>
+        <w:t>[صفحة 7]</w:t>
+        <w:br/>
+        <w:t>ةيد اةيبرعلاةكلمملا</w:t>
+        <w:br/>
+        <w:t>0 0 صك رقم ‎447١541175‏ الج ك2</w:t>
+        <w:br/>
+        <w:t>إىتوانطم _--5</w:t>
+        <w:br/>
+        <w:t>المحكمة التجارية يجدة رقم الصفحة: “7 0 5</w:t>
+        <w:br/>
+        <w:t>دائرة الاستئناف الثانية تاريخ الصك: 7١/9./ف:5١‏ 0-0 9 5</w:t>
+        <w:br/>
+        <w:t>هيلع ىعدملا ثروم مالتسا تبثت يتلاو ةيجحلل ةبستكملاو قيثوتلاب طونملا (لدعلا بتاك) ماعلا فظوملا عيقوتب ةليذملاو هيلع ىعدملا نم ةعقوملا ءاكرشلا تارارق يف ةلثمتملاو هفانئتسا يف</w:t>
+        <w:br/>
+        <w:t>واستيفاء حقوقه عن بيع تلك الحصصء وحيث أن هذا المحرر يكتسب حجية في مواجهة المدعي وفقاً للمادة (26) من نظام الإثبات التي تنص على أنه: (المحرّر الرسمي حجة على الكافة</w:t>
+        <w:br/>
+        <w:t>بما دون فيه من أمور قام بها محرره في حدود مهمته, أو حدثت من ذوي الشأن في حضوره؛ مالم يثبت تزويره بالطرق المقررة نظاماً). إضافة إلى ذلك فإن المدعى عليه قام بنشر عقد</w:t>
+        <w:br/>
+        <w:t>التأسيس بعد استرداد حصص مورث المدعي والمدعى عليه في الجريدة الرسمية ولم يعترض عليه المدعى أو يبد ثمة دفوع تتعلق بذلك مما يضى معه هذا النشر مكتسباًللحجية في</w:t>
+        <w:br/>
+        <w:t>مواجهة المدعي. الحادي عشر: الدفع بعدم قبول الدعوى لرفعها من غير ذي صفة: لماكان من المقرر نظاماً أن الدفع بعدم قبول الدعوى لرفعها من غير ذي صفة من الدفوع المتعلقة</w:t>
+        <w:br/>
+        <w:t>بالنظام العام التي يجوز الدفع بها في أي مرحلة تكون عليها الدعوى: وحيث إن من المقرر إذا رجع البطلان لاعتبارات موضوعية كما هو الحال في انعدام أحد أركان العقد الثلاثة الرضا أو</w:t>
+        <w:br/>
+        <w:t>المحل أو السبب أو الثمن فإن هذا البطلان هو الذي يخضع للقواعد العامة وتخلص في أن العقد الباطل منعدم كأصل ولا.ينتج أثرّاء ولا.يزول البطلان بالإجازة وفي حالة البطلان يعاد</w:t>
+        <w:br/>
+        <w:t>المتعاقدين الى الحالة التي كانا علها قبل التعاقدء وبما أن المدعي أقر بصحة العقد والدائرة قررت صحته أيضاً فيصبح والحال كذلك لا صفة للمدعي في طلب تقدير قيمة الحصص في</w:t>
+        <w:br/>
+        <w:t>عقد صحيح وليس للدائرة أيضاً ذلك الحق. وبناء على ما تقدّم نلتمس من فضيلتكم القضاء يمايلي: قبول الاستئناف شكلاً. في الموضوع: بإلغاء الحكم المستأنف والقضاء مجدداً برد</w:t>
+        <w:br/>
+        <w:t>الدعوى). فعقب وكيل المدعيين قائلاً: بأنه يطلب مهلة لتقديم جوابه. ثم طلبت الدائرة من الطرفين تقديم مذكرات ختامية للمدعي 3 أيام من تاريخه. وللمدعى عليه 3 أيام تالية لهاء</w:t>
+        <w:br/>
+        <w:t>على أن تكون المذكرات مختصرة وغير مكررة لما تم بيانه سابقاً وأن تشتمل المذكرات على التسلسل الزمني لواقعة البيع إلى حين تاربخ صدور حكم (قطعي) بإقامة قيّم على مورث</w:t>
+        <w:br/>
+        <w:t>الطرفينء مع ذكر التواريخ وإرفاق المستندات الدالة علهاء وتكون بصيغتي 06م و 0:0؛ كما أفهمت كل طرف بأن يكون الرد عبر النظامء على إنه إن تعذر إرسال الإجابة عبر النظام»</w:t>
+        <w:br/>
+        <w:t>فيمكن إرسالها عبر إيميل الدائرة التالي: 100[.507.52 ©001/11/12-(1][-4820 مع ضرورة أن يقوم كل طرف بتزويد الطرف الآخر بالإجابة عبر إيميل كل منهماء فتفهم كل طرف ذلك.</w:t>
+        <w:br/>
+        <w:t>وعليه تقرر الدائرة تأجيل نظر الدعوى. وفي جلسة 1445-03-04 هء المنعقدة عبر الاتصال المرئي عن بعد والمبلغ بها أطرافها إلكترونياًء واطلعت الدائرة على ملف القخبية, وعلى المذكرة</w:t>
+        <w:br/>
+        <w:t>المودعة في النظام من وكيل المدعيين (عدنان أحمد عباس زيني) و (عاتقة محمد يحيى محمد علي الحرازي) بتاريخ 25/ 02/ 1445ه وحاصلها: (في البداية وقبل أن ندلف في تفا صيل وقائع</w:t>
+        <w:br/>
+        <w:t>النزاع المائل نود أن نقدم لمقام الدائرة رسم بياني نبين فيه تسلسل وملاك الشركات المملوكة لأطراف الدعوى حتى نقطع أي محاولة للتشويش على فهم الدائرة ومن ثم الوصول بعد ذلك</w:t>
+        <w:br/>
+        <w:t>للحقيقة ناصعة جلية. (يُنظر للرسم البياني): من الرسم البياني أعلاه يتضح لمقام الدائرة الآتي: أولاً: أن شركة أحمد زيني التجارية محل النزاع في هذه القضية يملكها عدة أطراف نسهم</w:t>
+        <w:br/>
+        <w:t>كمايلي:1- مورث موكلي أحمد زيني (9090) التي استحوذ علها المدعى عليه دون وجه حق. 2- شركة أحمد زيني وأولاده تمتلك ‎.)/٠١(‏ 3- وشركة أحمد زيني وأولاده يملكها عدة أطراف</w:t>
+        <w:br/>
+        <w:t>نسهم كما يلي: أ- (9071) لأسامة زبني وشركة أوزكو بعد ذلك. ب- (9671) من هذه الشركة يملكبا شركة أحمد زيني التجارية. ج- (9071) لعدنان زيني. د- (90777) يملكها أبناء غازي زبني</w:t>
+        <w:br/>
+        <w:t>وأولاده. ثم بناء على حكم الصلح (مرفق ‎)١‏ تنازل الموكل عدنان زيني وأبناء غازي زيني عن كامل الحصص ال مملوكة لهم بموجب عقد التأسيسء وقد تم إفراغ الحصص للمدعى عليه</w:t>
+        <w:br/>
+        <w:t>وهذا الصلح كان مُمَثلاً في أطراف النزاع آنذاك فقطء ولم يكن المورث أحمد زيني وما يملكه من نسب في كافة الشركات طرفاً فيه؛ لأنه كان على قيد الحياة. ثانياً: بتاريخ ‎471-١0-١‏ ١ه‏</w:t>
+        <w:br/>
+        <w:t>قام المدعي عليه أسامة بتعديل عقد شركة أحمد زيني التجارية: وباع لنفسه حصة مورث موكلي عدنان وعاتكة البالغة (9090): وهذا البيع هو محل نزاعنا ومطالبتنا الماثلة وهو بيع</w:t>
+        <w:br/>
+        <w:t>باطل شرعًا ونظاماً من عدة أوجه وبيانها كما يلي: ‎-١‏ بعد عقد البيع المزعوم من قبل المدعى عليه بأيام قليلة وبتاريخ 2010-11-09م الموافق 1431-11-03هء صدر تقرير طبي من مدينة</w:t>
+        <w:br/>
+        <w:t>فرصت يأ يلاتلابو «ةمدعنم يلكوم ثروم ةيلهأ نأ ينعي امم ؛كاردإلا فعضو مدقتملا يخوخيشلا فرخلا نم يناعي ينبز دمحأ بألا نأ نمضضت :ينطولا سرحلاب ةيبطلا هللا دبع كلملا</w:t>
+        <w:br/>
+        <w:t>يُنسب له باطل وغير معتبر ولا.يترتب عليه أثره. ودليل ذلك: أن ورثئة غازي أحمد زيني تقد موا بطلب إقامة قيم على الجد؛ لأن المدعى عليه أسامة أصبح ينقل أموال وأملاك والده إلى</w:t>
+        <w:br/>
+        <w:t>نفسه بالباطلء وآلت هذه المطالبة بصدور الحكم القضائي رقم ‎)١578١5549(‏ وتاريخ 1434-07-26هء والمصادق عليه من محكمة الاستئناف برقم ‎)"1/١015957(‏ وتاريخ 05-09-</w:t>
+        <w:br/>
+        <w:t>7ه. القاضي بثبوت عدم أهلية أحمد زيني وإقامة حارس قضائي لثبوت عدم أهليته. (مرفق ‎.)١‏ وبهذا يتبين بجلاء لمقام الدائرة بطلان عقد البيع الذي بموجبه انتقلت الحصص محل</w:t>
+        <w:br/>
+        <w:t>الدعوى للمدعى عليه: ومما يدل على عدم علم مورث موكلي أحمد زيني رحمه اللّه ببيع الحصص أو عدم إدراكه - وكلاهما مسقطان للتصرف - وبعد واقعة انتقال الحصص بحوالي أربعة</w:t>
+        <w:br/>
+        <w:t>أشهر تقريباً. تم سؤاله من قبل قاضي الإنهاءات بالمحكمة العامة بجدة عن واقعة البيع؟ فأجاب بأنه لم يبع شيئاً وضبط جوابه. (مرفق”). وهذا الضبط القضائي نص قاطع في محل</w:t>
+        <w:br/>
+        <w:t>النزاع يظهر استغلال المدعى عليه لمرض وعدم إدراك والده واستحوذ على الحصص دون وجه حق. ؟- بتاريخ ‎١578-4-7١‏ ههتوني مورث موكلي أحمد زيني وانتقلت حقوقه وأملاكه</w:t>
+        <w:br/>
+        <w:t>لورثته. وانحصر ورثته في زوجته المدعية عاتقة محمد الحرازي وولديه عدنان وأسامة. (مرفق صك حصر الإرث مرفق 5).ثالثاً: أقام موكلي عدنان وأمه هذه الدعوى المنظورة أمام</w:t>
+        <w:br/>
+        <w:t>ةبجاوم يف ةلداعلا صصحلا ةميقب همازتلا حبصأو .ًاناودعو ًاملظ هسفنل هيلع ىعدملا اهلقن يتلا ةيراجتلا ينيز دمحأ ةكرش نم ‏)/5٠(‎ ةغلابلا هدلاو صصح ةميقب ةبلاطملل ةرقوملا ةرئادلا</w:t>
+        <w:br/>
+        <w:t>موكلي شخصياً متعلقاً بذمته وليس عينياً في ذات الحصص, بعد أن قام بإنهاء الشركة وشطب سجلها بإرادته المنفردة ظناً منه أنه بهذا الإجراء سيفوت الحقوق المتعلقة بذمته بصفة</w:t>
+        <w:br/>
+        <w:t>شخصية. رابعاً: أما مايزعمه المدعى عليه بأن الصلح بات في هذا النزاع؛ فإنه دفع باطل وخارج محل النزاع: وبيان ذلك: أن صلح موكلي مع المدعى عليه المثبت وفق تقييم الخبير طلال</w:t>
+        <w:br/>
+        <w:t>أبو غزالة كان على الحصص العائدة له والبالغة (9023) من شركة أحمد زيني و أولاده ولا علاقة لها بحصص والده أحمد زيني؛ لأن الأخير حي يرزق ولم يختصم في الدعوى. والاستحقاق</w:t>
+        <w:br/>
+        <w:t>نيبو هدلاو ةايح نابإ هيلع ىعدملاو يلكوم نيب ل</w:t>
       </w:r>
     </w:p>
     <w:p>
@@ -273,7 +987,35 @@
           <w:b w:val="0"/>
           <w:i w:val="0"/>
         </w:rPr>
-        <w:t>دن ـسملا ةي ساـحملا 1 - ةبطاخم ةسـسؤم دقنلا يدوعـسلا مالعتسالل امع اذإ ماق فنأتسملا دادس غلبملا عاديإو غلابملا ھتاباسح ةيكنبلا ةصا ا ل ب نيد نم كلت نويدلا ىدمو ءافي سا نويدلا ا قوق ىوعدـلا ثيح نم ھنأش ثأتلا ھجو يأرلا ىوعدـلا الإ نأ ةرئادـلا ھتلفغأ نا و و ةرئادـلاب ذاختا تاءارج لا نم ا أش تابثإ اذـ عفدـلا نم ھمدع عو لي س لاثملا ال رـص ا : عادـيإ كـلت غلاـبملا ، تمدـقو ةـمكحملل لـبق تاونـس ةيـضق ةـمكحملا ةـماعلا رداـصلا ھنأـش نـم لـبق ـ اقلا يدـيازلا ، ثـيحو نإ ن بـلا نـم اذـ عفدـلا ھـنأ اـعفد اـ ر وج جـتنمو كلت نورـشعو نويلم لا ر مت ا دادس نم لالخ دادس نويد هدلاو كونبلل نم لالخ عاديإ غلابملا ھتاباسح ةيكنبلا ةصا ا ل ب نيد نم كلت نويدلا دقو تفوتـسا كونبلا ا قوقح درجمب دملا ھـيلع ( : ھنأ قـفتا عـم هدـلاو لاـح ھتاـيح ع نأ ي ـش ھنم عـيمج ھصـصح عـيمج تا رـشلا ـلا ناـ هدـلاول صـصح اـ ف ةـكلمملا ، كـلذو لـباقم غـلبم ( 120.000.000 لاـ ر ) ةئم ةـسلجب 09/11/1443 ـ نع ةعقاو ھمايق ءارش ةصح هدلاو ھسفنل ةكرش دمحأ ز ة راجتلا غلبمب ( 450.000 لا ر ) طقف ، ن ح نأ ا ميق اقفو ىوعدل دملا كأ نم كلذ باجأف ھيلع عفد غلبملا ن ترم امم دـع نم لبق ل أ لاومأ سانلا لطابلاب ، نمف ثيح نأ تباثلا نم مك ا لحم ضا ع ( ةيادب ةحفـصلا 3 ) نأ دملا ھيلع ةلاصأ باجأ ع حاضي سا ةرئادلا ير وـ ا ئدـبملا نم فنأتـسملا عفدـب غـلبم صـص ا مدـعو ذاـختا تاءارج ةـليفكلا تاـبثإل كـلذ مغر ه ثأـت ير وـ ا ھجو يأرلا ىوعدـلا ةـفلاخمو مك ا ةع رـشلل ھنو ل بت يـس ددـ ا ةكرـش دـمحأ ز ةـ راجتلا ةيفـصتب ةكرـش دـمحأ ز ةـ راجتلا ، اذـكو بطـش ل ـ لا يراـجتلا خـ راتب 11/4/1437 ـو( قـفرم مـقر 7 مـقرو 8 .) يداـ ا رـشع : ل اجت ةرئادـلا عفدـلل ماـعل 1431 ،ـ ثروم فنأتـسملا فنأتـسملاو هدـض ، اذـكو جراخت فنأتـسملا هدـض ماعلا 1434 ـ نم سفن ةكرـشلا ، ةكرـش دـمحأ ز ةـ راجتلا ( ةكرـشلا لحم ىوعدلا ) دقف ماق ءا رـشلا يراجتلا ا ل ذـنم 1437 ،ـ نا و بجي ا لع در ىوعدـلا مدـعو لوبق ةـماقإ ىوعدـلا ع ةكرـش ةـي م دوجوالو ا ل بسح ماظنلا ، ثيح ھنأ دـع جراخت ل نم خيـشلا دـمحأ ز ھمحر هللا ةـكرش دـمحأ ز ةـ راجتلا مدـعو زاوج ةـبلاطملا صـص اب ةـقلعتملا ا : ل اجت مكح ةـمكحم لوأ ةـجرد ، نأ ةكرـش دـمحأ ز ةـ راجتلا دـق مت ا يفـصت بسح ماظنلا متو بطـش ل ـ لا ھيلع مدعو زاوج ةبلاطملا تاذب غلبملا نو ل ةداعإ ھعفد دع نم ليبق ل أ لاومأ سانلا لطابلاب ةفلاخملاب ھلوقل اع ( : الو اول أت مكلاومأ مكن ب لطابلاب .) ارـشاع : لافغإ ةرئادلا ةيفصت ھيلع يأ ضا عا ع عيبلا كلذكو مل راثي يأ عازن ن ب ثروم ن عادتملا فنأتـسملاو نأش مدع مالتـسا ةميق كلت صـص ا رم يذلا ت ثي ھعم ة عيبلا نا رسو هراثآ ةيماظنلا ةبت ملا</w:t>
+        <w:t>صح يذلا حلصلا نيب جزملا ةلواحمو ثرإلا ببسب كلمتلا مهلإ لآو ءهّللا همحر ثروملا ةافو دعب ةبلاطملا لحم صصحلا يف يلكوملأشن</w:t>
+        <w:br/>
+        <w:t>الاستحقاق بالإوث؛ لدرء وإسقاط حق موكلي في الإرث المستحوذ عليه بالباطل -الحصص 9090 من شركة أحمد زيني وأولاده التجارية -تشغيب وتشويش لن ينطلي على فهم الدائرة</w:t>
+        <w:br/>
+        <w:t>وبصيرتها النافذة. خامساً: إن ممايدل على أن البيع المزعوم الذي يزعمه المدعى عليه كان باطلاً وبدون ثمن هو تناقضه في قيمة الحصص محل هذه الدعوىء فتارة يزعم بأن الثمن هو</w:t>
+        <w:br/>
+        <w:t>ألف ريالء وتارة يزعم بأن الثمن هو ‎١١١‏ مليون ريالء وتناقض في آلية الدفع فتارة يزعم أنه سدد ديون بنكية عن والدهء وتارة أخرى يزعم أنها مصروفات ونفقات شخصية قام</w:t>
+        <w:br/>
+        <w:t>بإنفاقها كما يزعم. وهذا التناقض الصارخ يوجب اطراح هذا الزعم وعدم اعتباره وهذا ما أشارت له الدائرة مصدرة الحكم في تسبيها وما خلصت له من نتيجة صحيحة في حكمها</w:t>
+        <w:br/>
+        <w:t>بإلزامه بقيمة الحصص العادلة. سادساً: أما ما يزعمه المدعى عليه من أن التقييم الذي استندت عليه الدائرة في حكمها وارتفاع قيمة الحصص من ‎١١١‏ مليون لما يزيد عن ‎٠7.‏ مليون</w:t>
+        <w:br/>
+        <w:t>خلال عام واحد فقط من تاربخ البيع إلى تاريخ التقييم كان بعد دخول شركة أزكو - المملوكة له بالكامل كما تم بيانه في استهلال هذه المذكرة - فلا يصح ولا يستقيم؛ فالرد على هذا الدفع</w:t>
+        <w:br/>
+        <w:t>الباطل شكلاً ومضموناً: أ- شكلاً: نصت المادة الحادية والعشرون من اللائحة التنفيذية لطرق الاعتراض على الأحكام على: "لا.تقبل المحكمة أي أدلة لم تكن معروضة أمام محكمة</w:t>
+        <w:br/>
+        <w:t>الدرجة الأولى وكان بإمكان الخصوم تقديمهاء مالم يوجد مقتض لقبولهاء على أن تبين المحكمة ذلك في حكمها", وبإنزال نص هذه المادة وتحقيق مناطها على الدفع بارتفاع قيمة</w:t>
+        <w:br/>
+        <w:t>الحصص بدخول شركة أوزكو بعد واقعة البيع المزعومة. فإنه دفع ساقط ومردود شكلاًإذ أنه كان بإمكان المدعى عليه الدفع بهذا أمام الدائرة الابتدائية لاسيما مع أهميته ومسيس</w:t>
+        <w:br/>
+        <w:t>الحاجة إليه بعد أن طلبت الدائرة الابتدائية من المدعى عليه تقديم بينة على ارتفاع قيمة الحصص ونصت على هذا الطلب في تسبيها للحكم وأحجم المدعى عليه عن ذلك, مع أن دخول</w:t>
+        <w:br/>
+        <w:t>أوزكو كمالك للحصص حدث قديم ومشتهر وإحجام المدعى عليه عن الدفع به يستخلص منه أنه هو بذاته يعلم عدم تأثير هذا الدفع على مسار القضية. ب - موضوعاً: نبين لمقام</w:t>
+        <w:br/>
+        <w:t>الدائرة أن دفع المدعى عليه بارتفاع قيمة الحصص محل النزاع سببه دخول شركة أوزكو كمالك للحصص دفع باطل موضوعاً من وجهين: الأول: أن تقييم الخبير ينصب على شركة</w:t>
+        <w:br/>
+        <w:t>أحمد زيني التجارية بمالها من حقوق وأصول وما علها من التزامات. وكون شركة أزكو مالكة للحصص فقط بنسبة معينة. فهذا غير مؤثر على قيمتها السوقية العادلة ولا. علاقة</w:t>
+        <w:br/>
+        <w:t>للتقييم بهء وهذا التقرير لا.يمكن أن يغيب محاسبياً عن حسبان الخبير ولم يشر إليه في تقريره ولم يعترض على ذلك المدعى عليه في حينه . ولا.يخفى على شريف علم الدائرة أن حخصص</w:t>
       </w:r>
     </w:p>
     <w:p>
@@ -286,7 +1028,89 @@
           <w:b w:val="0"/>
           <w:i w:val="0"/>
         </w:rPr>
-        <w:t>٤۵۳۰۲٤۱٦۲۲ رقم صك</w:t>
+        <w:t>[صفحة 8]</w:t>
+        <w:br/>
+        <w:t>ةيد اةيبرعلا ةكلمملا</w:t>
+        <w:br/>
+        <w:t>0 0 صك رقم ‎447١541175‏ الج ك2</w:t>
+        <w:br/>
+        <w:t>إ تواقطم --</w:t>
+        <w:br/>
+        <w:t>المحكمة التجارية يجدة رقم الصفحة: / 0 5</w:t>
+        <w:br/>
+        <w:t>دائرة الاستئناف الثانية تاريخ الصك:  ‎١:44/.”/١١‏ 0-0 5 ا</w:t>
+        <w:br/>
+        <w:t>الشركات كأصول لها متداولة أو غير متداولة لا.تتغير قيمتها السوقية إلا.بتأثير إيجابي يطرأ على حقوق الملكية إما بضخ رأس مال جديد يظهر في قائمة المركز المالي أو ارتفاع في قيمة</w:t>
+        <w:br/>
+        <w:t>ةرئادلا مث نمو ًاقباس جراختلاب مكحلا هيلإ تدنتسا يذلاو ريبخلا لبق نم صصحلا مييقت نأ :يعوضوملا درلا نم يناثلا هجولاو .كلاملا مسا ًاعطق هببس نم سيل ًايقوس لوصألا</w:t>
+        <w:br/>
+        <w:t>الابتدائية في حكمها الآني كان محل رضا وقبول من المدعى عليه لا يجوز معه قبول الطعن والتشكيك في صحته من قبله؛ لماكان مثبتاً لحق في غير مصلحته والدائرة الابتدائية تطرقت</w:t>
+        <w:br/>
+        <w:t>لهذا التقرير مشكورة في تسبيها للحكم محل النظر. سابعاً: مورث موكلي رحمه الله أوصى بالثلث لمستحقيه بموجب حكم الوصية رقم ‎)١1710151771151577..371(‏ وتاريخ 5177 ‎/1١‏</w:t>
+        <w:br/>
+        <w:t>‏هه (مرفق رقم 5) والتي تبلغ من قيمة الحصص مبلغ وقدره ‎)١١٠7177,5379(‏ مئة وعشرة مليون وستمئة واثنان و سبعون ألفاً وثلائمئة وتسعة وسبعون ريالاً. والمدعى عليه هو</w:t>
+        <w:br/>
+        <w:t>الوصيء وباطراح مبلغ الوصية وتنفيذاً لها ووفقاً للأنصبة الشرعية؛ فإن موكلي يستحق كل مهما بناءً على مبلغ قيمة الحصص المحكوم به. فإن موكلي عدنان يستحق مبلغاً</w:t>
+        <w:br/>
+        <w:t>(17,7179,77 ريال) ستة وتسعون مليون وسبعمئة وتسعة وسبعون ألفاً ومئتان وسبعون ربالا وموكلتي عاتقه تستحق مبلغاً وقدره ‎77,101,7١19(‏ ريال) سبعة وعشرون مليوناً</w:t>
+        <w:br/>
+        <w:t>وستمئة واحد وخمسون ألفاً ومئتان وتسعة عشر ربالا لذلك وبما أنه ثبت بموجب الحكم القضائي أن المورث - أثناء العقد المزعوم -كان فاقداً للأهلية ولا.يجوز التعاقد مع فاقد</w:t>
+        <w:br/>
+        <w:t>الأهلية وبما أن على اليد ما أخذت حتى تؤديه» ويما أن الحصص تمت تصفيتها اختيارياً من المدعى عليه؛ وبما أنها أصبحت منعدمة ولم يبق إلا. قيمتهاء ويما أن جميع الأطراف اتفقوا</w:t>
+        <w:br/>
+        <w:t>وتخارجوا على هذا التقييم؛ لذلك ولما سبق عرضه وبيانه فإنني أطلب من مقام الدائرة الموقرة إحقاقاً للحق ونصرة للعدالة: الحكم بتأييد الحكم وتفصيل منطوقه وفق طلب الاستئناف</w:t>
+        <w:br/>
+        <w:t>المقدم من قبلنا). كما اطلعت الدائرة على المذكرة الختامية المقدمة من وكيل المدعى عليه والمودعة في النظام بتاريخ 29/ 02/ 1445ه وحاصلها: (بناءً على طلب الدائرة الموقرة ببسرد</w:t>
+        <w:br/>
+        <w:t>ميدقت مدعل ؛ىوعدلا رظنب ًايعون ةمكحملا صاصتخا مدعب عفدلا ىلع ديكأتلاب ةرقوملا ةرئادلا حمستسن :ًالوأ :يلاتلا وحنلا ىلع انتركذمب مدقتن ءىوعدلا لحم عازنلل ينمزلا لسلستلا</w:t>
+        <w:br/>
+        <w:t>ىوعدلا ةماقإل قحال هنوكل يماظنلا صنلا ىلع دانتسالا ةيزاوج مدعو .ةيراجتلا ةمكحملل صاصتخالا داقعناو ىوعدلا رظنب ةماعلا ةمكحملا صاصتخا مدعب يضاقلا مكحلل يعدملا</w:t>
+        <w:br/>
+        <w:t>إعمالا:لمبدأ عدم رجعية تطبيق القوانين. 1- نشير إلى نص المادة (78/1/ ب) من اللائحة التنفيذية لنظام المرافعات الشرعية والمعدلة بقرار وزير العدل رقم (7414) وتاريخ 6/1441/</w:t>
+        <w:br/>
+        <w:t>6ه والتي نصت على أنه: (إذا رأت عدم اختصاصها النوعي بنظر القضية وأنها من اختصاص محكمة أخرى فتحكم بعدم الاختصاص فإذا اكتسب الحكم النهائية فتحيلها للمحكمة</w:t>
+        <w:br/>
+        <w:t>مدعب قباس مكح رودص ةرورض ىوعدلا رظنب ةصتخم (ةرقوملا مكتمكحم) ىرخألا ةمكحملا نوكتل مزلتسا هنأ صنلا اذه دافم ناكاملو ء(اهرظنب اهبلإ لاحملا ةمكحملا مزتلتو ةصتخملا</w:t>
+        <w:br/>
+        <w:t>الاختتصا ص وأن يكتسب الصفة النهائية. 2- وبما أن المدعي قد زعم - في لائحة دعواه صدور حكم من المحكمة العامة بجدة رقم (3855849) وتاريخ 2/1438 /10ه يقضى بعدم</w:t>
+        <w:br/>
+        <w:t>اختصاصها بنظر الدعوى واختصاص القضاء التجاري بنظرهاء وحيث إنه بالبحث في أوراق الدعوى ومرفقاتها تبين عدم تقديم المدعي لهذا الحكم المزعوم صدوره. كما أنه بالبحث</w:t>
+        <w:br/>
+        <w:t>والتمحيص في القضايا الخاصة بالمدعى عليه تبين عدم وجود هذا الحكم في النظام الإلكتروني القضائي (ناجز) الخاص بالمدعى عليهء ولماكان ما تقدم فإنه بانتفاء وجود الحكم</w:t>
+        <w:br/>
+        <w:t>القاضي بعدم الاختصاص فإنه ينتفي معه إعمال نص المادة الآنفة البيان ويضج من المتعين معه إعمال الأصل وهو عدم اختصاص المحكمة التجارية بنظر تلك الدعوى. 3- وعلى</w:t>
+        <w:br/>
+        <w:t>1441/ خيراتب ةرداصلاو نايبلا ةفنآلا - ةيذيفنتلا ةحئاللاب ةدراولا ةداملا صن ىلع دانتسالا زاوج مدعب عفدن اننإف صاصتخالا مدعب مكحلا رودص ةحص مدعلا - يواسي ضرفلاو - ضرف</w:t>
+        <w:br/>
+        <w:t>6ه إعمالا:لمبدأ عدم رجعية تطبيق القوانين ذلك أن الحكم الصادر فيه عدم الاختصاص صدر في عام 1438ه أي قبل إعمال وتنفيذ تلك اللائحة في عام 1441ه مما لا.يجوز</w:t>
+        <w:br/>
+        <w:t>الاستناد على هذا النص النظامي. ثانياً: نتمسك بالدفع المبدى سلفاً بطلب استجواب المدعية (عاتقة الحرازي) لكون استجوابها من شأنه التأثير في وجه الرأي في الدعوى: 1- بناء على نص</w:t>
+        <w:br/>
+        <w:t>المادة (20/2) من نظام الإثبات التي تنص على أنه: (2- لأي من الخصوم استجواب خصمه مباشرة)»: وتنص المادة (21/1) من ذات النظام على أنه للمحكمة - من تلقاء نفسها أو بناء على</w:t>
+        <w:br/>
+        <w:t>طلب أحد الخصوم - أن تأمر بحضور الخصم لاستجوابه» ويجب على من تقرر استجوابه أن يحضر الجلسة المحددة لذلك). وحيث إن المدعى عليه قد تحصل على دليل مادي دامغ</w:t>
+        <w:br/>
+        <w:t>عبارة عن مقطع فيديو تؤكد فيه (عاتقة الحرازي)ء صراحة عدم قيامها برفع الدعوى ضد أسامة زيني وأنها لم تقم بتوكيل أحد لإقامة تلك الدعوى على المدعى عليه (أسامة زيني) ولا</w:t>
+        <w:br/>
+        <w:t>تطالبه بأي مستحقات. وهذا دليل من شأنه التأثير في وجه الرأي في الدعوى إذ أن ثبوت ذلك من شأنه ثبوت ارتكاب المدعي والوكيل لجريمة تزوير مكتملة الأركان وفقاًللمادة (2) من</w:t>
+        <w:br/>
+        <w:t>النظام الجزائي لمكافحة التزوير مما يتعين معه إحالتهما للنيابة العامة. 3- كما أن المدعى عليه قد أثار دفعاً امام المحكمة الابتدائية بطلب استجواب (عاتقة الحرازي) إلا أن وكيل المدعي</w:t>
+        <w:br/>
+        <w:t>رفض ذلك بزعم عدم ضرورة إحضارها دون مبرر واضح أو سبب سائغ واكتفى بالقول بأن السيدة عائقة "على الحياد" في رد غير منطقي إذ لا يستساغ أن تقيم السيدة عاتقة الحرازي</w:t>
+        <w:br/>
+        <w:t>دعوى تطالب بها ابنها - المدعى عليه - ثم تكون على الحياد فهذا إقرار صريح بعدم توكيلها لمحامي لرفع دعوى ضد ابها المدعى عليهء وقد انساقت الدائرة وراء رفضه دون سبب أو مبرر</w:t>
+        <w:br/>
+        <w:t>واضح على الرغم من كونه دفعاً جوهرياً يتعين تمحيصه وإجابته أو الرد عليه ببسبب سائغ على نحو يعيب الحكم. 4- وحيث نتمسك بطلب استجواب المدعى علها وإحضارها للاستجواب</w:t>
+        <w:br/>
+        <w:t>لكون أقوالها ستكون مؤثرة في تلك الدعوى حيث سيثبت عدم رغبتها في رفع الدعوى لثبوت استيفاء مورثها ومورث المدعي لقيمة الحصصء ومن ثم فإن من شأنها التأثير في وجه الرأي في</w:t>
+        <w:br/>
+        <w:t>الدعوى ويتعين إجابتها وفقاً لما استقر عليه قضاء المحكمة العليا: (حيث إن الأصل أن تتصدى محكمة الموضوع لأي دفع جوهري في الدعوى. والذي لو صح لتغير به وجه الحكم في</w:t>
+        <w:br/>
+        <w:t>الدعوىء ومتى أغفل الحكم ذلك فإنه يكون معيباً بقصور في التسبيب وبتعين نقضه وإعادته للمحكمة مصدرة القرار) "قرار الدائرة الخامسة بالمحكمة العليا رقم: 4228122 وتاريخ:</w:t>
+        <w:br/>
+        <w:t>2 هه" ". ثالثاً: احتياطياً: الدفع بالقصور في الاستدلال على التقرير المحاسبي مع التمسك - بعدم صحة دعوى المدعي - فإن الدائرة قد ران على حكمها القصور في الاستدلال</w:t>
+        <w:br/>
+        <w:t>بتأسيس حكمها باستحقاق المدعي لمبلغ (331.882.138 ريال) تأسيساً على ما أوردته نصاً: (الدائرة تجد أعدل تقييم للحصص محل الدعوى هو ماكان ذات الأطراف قد تر</w:t>
       </w:r>
     </w:p>
     <w:p>
@@ -299,7 +1123,35 @@
           <w:b w:val="0"/>
           <w:i w:val="0"/>
         </w:rPr>
-        <w:t>رات ـخ صلا ـك : ۳۱/۳۰/۵٤٤۱ مقر حفصلا ـة : ٤ ةرئاد فان تس فان تس ةيناثلا ةمكحملا ة راجتلا ة راجتلا ةدجب</w:t>
+        <w:t>اضوا عليه</w:t>
+        <w:br/>
+        <w:t>وتخارجوا على وفقه في دعوى التخارج والمتمثل بتقرير الخبير المحاسبي طلال أبو غزاله وشركاه الذي اشتمل على تقييم إجمالي قيمة حصص الشركة بمبلغ (368.757.931 ريال) تمثل</w:t>
+        <w:br/>
+        <w:t>نسبة ال96090 وقد تجسدت قناعة الدائرة على استقراره في ذمة المدعى عليه لورئة مورث الأطراف وهو ما تنتمي الدائرة إلى إلزام المدعى عليه بان يدفع للورثة المبلغ المشار إليه...): ولماكان</w:t>
+        <w:br/>
+        <w:t>البين من مدونات التسبيب أن الدائرة استندت على استحقاق المدعي للمبلغ المحكوم به تأسيساً على التقرير المحاسبي الصادر من مكتب طلال أبو غزالة. وهو استدلال معيب ذلك أنه</w:t>
+        <w:br/>
+        <w:t>لوافترضنا صحة التقرير المشار إليهء فإنه قد تضمن ما ذكر صراحة في البند خامساً: "ملخص حقوق الملكية الدفترية للشركات التابعة المعدلة بالتقييم كما في 2011/ 31/03م" (مرفق</w:t>
+        <w:br/>
+        <w:t>رقم 1). والذي يظهر أن قيمة شركة أحمد زيني التجارية تم تقييمها بمبلغ وقدره 68.424.362 ريالء وتم تعديل تقييم شركة أحمد زيني التجارية بتاريخ 2011/ 06/ 27م حسب ماورد بتقرير</w:t>
+        <w:br/>
+        <w:t>المحاسب القانوني طلال أبو غزالة» في البند"ثانياً: صافي الحقوق الدفترية المعدلة للشركاء" (مرفق رقم 2) والذي يظهر أن قيمة شركة أحمد زيني التجارية بمبلغ وقدره (79.924.901 ريال)</w:t>
+        <w:br/>
+        <w:t>.ءاغلإلاب ًايرح ىضيو لالدتسالا يف روصقلاب ابيعم مكحلا هعم حضي يذلا رمألا ,بيبستلاب دراولا وحنلا ىلع (لاير 368.757.931) سيلو ريرقتلا نم 8 , 6 , 4 ةحفصلا يف كلذ ىلجتو</w:t>
+        <w:br/>
+        <w:t>رابعاً: سرد التسلسل الزمنى للنزاع محل الدعوى: 1- قام المدعى عليه أسامة أحمد عباس زيني بتأسيس الشركة - محل الدعوى - بتاربخ 14/10/1427ه تحت مسدى (شركة روائع</w:t>
+        <w:br/>
+        <w:t>ةباتك ىدل قثوملا سيسأتلا دقع بجومب كلذو (لكوتملا ريبكلا دبع دباعل 9090 . ينبز ةماسأل 9010 عقاوب) «لكوتملا ينيز ريبكلا دبع دباع ديسلا عم ةكارشلاب (ةعيرسلا ةجزاطلا معاطملا</w:t>
+        <w:br/>
+        <w:t>العدل بالغرفة التجارية الصناعية بمحافظة جدة برقم ((58) - مجلد 13/ ش/م وتاريخ 14/3/1428ه) (مرفق عقد التأسيس رقم 3). 2- وبتاربخ 11/1429/ 6ه تخارج أحد الشركاء</w:t>
+        <w:br/>
+        <w:t>سابع دمحأ) ديسلل (لاير 450.000) هردقو غلبمب ةيمسالا اهتميقب (ةصح 450) ةغلابلا هصصح نع لزانتو ةكرشلا نم (ينيز ريبكلا دبع دباع) ةعيرسلا ةجزاطلا معاطملا عئاور ةكرشب</w:t>
+        <w:br/>
+        <w:t>زبني) أي أن مورث المدعيين كان قد اشترى حصصه بالقيمة الاسمية. ثم خرج أسامة أحمد زيني وحلت محله شركة أحمد زيني وأولاده بنسبة 9610 بالقيمة الاسميةء وتم تعديل اسم</w:t>
+        <w:br/>
+        <w:t>الشركة إلى (شركة أحمد زيني التجارية المحدودة) - بموجب قرار الشركاء المبرم بتاريخ 11/1429/ 6ه الموثق بتاريخ 12/1429/ 3ه (مرفق رقم 4). 3- وبتاريخ 20/09/1431 هتم تعديل</w:t>
+        <w:br/>
+        <w:t>عقد تأسيس شركة أحمد زيني التجارية والذي بموجبه قام أسامة زيني - المدعى عليه - بشراء نسبة والده (9090) بشركة أحمد زيني التجارية بموجب عقد بيع الحصص المبرم بينه وبين</w:t>
       </w:r>
     </w:p>
     <w:p>
@@ -312,7 +1164,89 @@
           <w:b w:val="0"/>
           <w:i w:val="0"/>
         </w:rPr>
-        <w:t xml:space="preserve">اـممو دـضع اـم قبـس ة ـ ب دـقعلا م ملا ءاـفي ساو ثروم دملا ةـميقل صـص ا و نأ تباـثلا عيقوت دـقع عيب صـص ا ن ب ثروم دملا – و و لـما ب ھتيل أ ة تعملا اعرـش اماـظنو ضأو ازئاح ةي ل ھقح ، كلذ ھنا نم ررقملا ءاضق مدع زاوج ةئزجت دونب دقعلا ثيحب متي رارق ھت ب مث را نإ هدونب ھنومضمو رم يذلا ن عتي ھعم ءاضقلا درب ىوعد . دملا (120 نويلم لاـ ر ،) دـقو تدـكأ ةرئادـلا ا ي س مدـع نعط دملا ة ـ عيبلا وأ كسمتلا ھنالطبب ، نمو مث نإف دملا نو ي دـق رقأ ة ـ ب دـقعلا ھنومـضمو نا رـسو هراثآ ةيماظنلا دـمحأ ز ةـ راجتلا ، ثـيحو نأ دملا ھـيلع عـفد ذـنم رجف ىوعدـلا ميدـقتب دـقع عـيب صـص ا م ملا نـ ب دملا ھـيلع ثروـمو دملا يذـلاو نمـضت ةـميقلا ةـيلعفلا صـص ل ةغلاـبلاو دملا ة ـ ب دـقع عيبلا ماتلا ن ب دملا ھيلع ثرومو دملا : نمف ثيح نأ تباثلا نم ىوعدلا نأ دملا ماقأ هاوعد ةيغ مك ا مازلإب دملا ھيلع عفدب ةميق صـصح ھثروم ةكرـش ءاـن و ع اـم مدـقت ھنإـف ـال زوـجي ةداـعإ مييقت صـص ا بجوـمب مييقت ساـحم اـ و ل ةـميقم اـيلعف ن ب ن فرطلا رقمو اـ مييقتب . عفلا اـع اس : كـسمتلا رارقـإلاب ي اـضقلا رداـصلا نم قـ ا ( ) مـك ا رداـصلا نـم ةرئادـلا ةـ راجتلا ةـثلاثلا ةـمكحملاب ةـ راجتلا رداـصلا مك اـب مـقر ٤٤٣٠٩٤٤١٥٠ خـ راتو ١١/١١/١٤٤٤: ـ ةيـضقلا مـقر ٤٤٧٠٧٧٠٩٠٣ ماـعل ١٤٤٤ .)ـ ( مدـع زاوـج عوـجرلا رارق قـ ا صاـ ا ،) ثـيحو ھـنأ نـم ررقملا ھـنا ( نـم ـس ضقنل اـم مـت ع ھيدـي ھيعـسف دودرم ،) ثـيحو ھـنا نـم ررقملا ءاـضق نأ ( ءارب هوـحنو اـمم طقـسُ نإ عيقوت دملا ع اذ رارقلا دع ارارقإ ا ـ او اح رـصو ھنم ة ـ ب دقاعتلا ناش كلت صـص ا رارقإو ةءا ب ةمذ دملا ھيلع نم يأ تابلاطم قلعتت كلتب ةكرشلا نمو ررقملا ءاضق ع ھنأ ( : ررحملا ـسرلا ةـ ع ةـفا لا اـمب نود ھيف نم رومأ ماـق اـ هررحم دودـح ھتم م ، وأ تثدـح نم يوذ نأـشلا هروضح ؛ ام مل ت ثي هر وزت قرطلاب ةررقملا اماظن ،) ثيحو بتا لدـعلا ةفرغلاب ة راجتلا ةيعانـصلا ةدجب مقر ( 7050/34 ) خ راتو 10/2/1434 ـ ثيحو نإ اذـ ررحملا بس كي ةـي ة جاوم دملا اقفو ةداملل ( 26 ) نم ماظن تابث لا صنت ةـيئا و ءاربإو ةـمذل دملا ھـيلع – ي ـشملا - دـقو مـت دـيكأت كـلذ لي ـ ب رارق ءا رـشلا ىدـل ةرازو ةراـجتلا مـقرب ( 130 – ددـع 7 - دـلجم /9ع2/ ماـعل 1434 ـ خـ راتب 10/2/1434 ـ باطخب ع رارق ءا رـشلا ليدـعتب دـقع س ـسأت ةكرـش دـمحأ ز ةـ راجتلا – لحم ىوعدـلا - م ملا خ راتب 21/11/1433 ـ يذـلاو ھبجوـمب مت قاـفت ع نأ عيقوتلا ع رارقلا دـع ةـصلاخم ةماـت دملا ھتكارـش ةكرـشلا عـم دملا ھيلع ةدمل ن ت ـس ملو دـبي يأ ضا ـعا نأـش ةـيكلم دملا ھيلع صـص هدـلاو مث ماـق جراـختلاب نم ةكرـشلا عـي و ھصـصح دـملل ھيلع عيقوـتلاو ام يل ا ة تعملا اعرـش .اماظنو ةـفاضإ إ كلذ نإف دملا ھيلع دـع ھئارـش صـصح ثروم دملا ھكلمتو ةـص ا ك ةكرـش دـمحا ز ة راجتلا ةبـس ب ( 90 -% ةصح هدلاو ) رمتـسا ةـميق صـصح ثروـم دملا غلبمب هردـقو ( 120.000.000 لاـ ر ) ةـئم نورـشعو نويلم لاـ ر ، اـم و نأ دـقع عيبلا نم دوقعلا ةـيئاضرلا دـقو ـ ترا ع اـبلا ي شملاو كـلت ةـميقلا ام و لما ب ىدـل ةـمكحملا ةـ راد كـلذ نأ 1: ـ نأ كـلت صـص ا ةـعابملا دـق مـت ا ريدـقت دـقع حي ـ لـمتكمو ناـ ر نـ ب دملا ھـيلع ثروـمو دملا دـقو رقأ دملا ھت ـ ب يذـلاو نمـضتي ريدـقت لـالط وبأ ھلازغ ساـسأك مييقتل صـص ا : دملاـف ھيلع راـثأ ذـنم رجف كـلت ىوعدـلا اـعفد اـ ر وج هادؤم مدـع زاوج دان ـس ع مييقتلا ساـحملا رداـصلا ىوعد جراـختلا ةروظنملا ثرومو دملا ةـميقل صـص ا نمو مث نإـف نم اـ أش ثُأـتلا ھجو يأرلا .ىوعدـلا اـسداس : دـيكأتلا كـسمتلاو عفدـلاب مدـع زاوج دان ـس ع مييقتلا ساحملا رداصلا نم بتكم ثـيحو كـسمتن بـلطب باوجتـسا دملا اـ لع اـ راضحإو باوجتـسالل نوـ ل اـ لاوقأ نو تـس ةرثؤـم كـلت ىوعدـلا ثيح تب يـس مدـع اـ بغر عـفر كـلت ىوعدـلا توـبثل ءاـفي سا ا روـم نو ت ع داـي ا ، دـقو تقاس ا ةرئادـلا ءارو ھضفر نود ب ـس وأ ر م ـ او ع مغرلا نم ھنو اعفد ا ر وج ن عتي ھصيحمت ھتباجإو وأ درلا ھيلع ب ـس غ اس ع وحن بيع .مك ا ر م او وأ ب س غ اس ىفتكاو لوقلاب نأب دملا ا لع " ع داي ا " در م م غو مو فم غو يقطنم ذإ ال غاس س نأ ميقت دملا ا لع ىوعد بلاطت ا ( ا با - دملا ھيلع ) مث ةـسل ا ةددـحملا كلذـل ،) املو نا دملا ھيلع دـق راثأ اعفد ماما ةـمكحملا ةيئادتب بلطب باوجتـسا دملا ا لع ( ةقتاع يزار ا ) الإ نأ ليكو دملا ضفر معزب مدع ةرورـض كلذ نود صنتو ةداملا ( 21/1 ) نم تاذ ماظنلا ع ھنأ ( : ةمكحملل - نم ءاقلت ا ـسفن وأ ءانب ع بلط دحأ موص ا - نأ رمأت روضحب مص ا ھباوجتسال ، بج و ع نم ررقت ھباوجتسا نأ رضحي يزار ا ) نوـ ل ا اوجتـسا نـم ھنأـش ثأـتلا ھـجو يأرلا ىوعدـلا : ءاـنب ع صن ةداملا ( 20/2 ) نـم ماـظن تاـبث ـلا صنت ع ھنأ ( : 2 - يأل نم موص ا باوجتـسا ھمـصخ ةرـشابم ،) ةـ وطنم ع ضقاـنتلا ميـس ا يذـلا بـيع ىوعدـلا لـي جتلاب ماـ و ضوـمغلاو اـمم نـ عتي ھـعم فرـص رظنلا نع كـلت .ىوعدـلا اـسماخ : عفدـلا بلطب باوجتـسا دملا اـ لع ( ةقتاـع قباـسلا ـلا ناـ بلاـطي اـ ف نـالطبب دـقع عيبـلا ةـجي ن نـالطب تـالا ولا – بلاـطو مازلإـب دملا ھـيلع عفدـب ةـميق صـص ا مث داـع رقأو ة ـ ب دـقع عيبـلا ةرم ىرخأ اـمم لـعجي ىوعدـلا ع اـم هدروأ اـصن ( : نأ تـالا ولا ـلا تـ رجأ اـ ةـيلمع عيبـلا تـالا و ةـلطاب ءاـنب ع نادـقف ثروملا ةـيل ألل ءاـنثأ ة ـف عيبـلا ،) ـالإ ھـنأ مـتخ هاوـعد اـمب ضقاـني ىوـحف نومـضمو هاوـعد – ا أ دـق تلخ نم ر رحتلا ـ اولا مزاللا اماظن ثيح توطنا ع تاضقانت بيع ىوعدـلا لي جتلاب ضومغلاو ما و كلذ نأ دملا دـق نمـض هاوعد دـناس و ا ف ع نالطب عيبلا ءانب ھملع دملا نـأل مكا ا لأس دملا ھيلع امع هاعدا دملا نإف ف عا ھب ھمزلأ الو ھنكمي نأ ھمزلي الو جم ( " فاشک عانقلا ( )– -6 436-435 .) ثيحو ھنإ صيحمتب ةحئال ىوعدلا دجن ـالو عمـس مكاـ ا ىوعدـلا ـالإ ةررحم ( " /8 510 ,) املو ناـ نم ررقملا اـ قف اـماظنو نأ ىوعدـلا ـال ـ ي ـسلا اـ ف لـبق اـ ر رحت لاـق خيـشلا ي و لا " : ـالو ـ ت ىوعدـلا ـالإ ةررحم ار رحت تمزلتـسا ر رحت ىوعدلا ، املو هررق ءا قفلا - م محر هللا - نم نأ نم طورش ىوعدلا نأ نو ت ىوعدلا ةررحم يأ ةمولعم ، ةمولعم دملا ھب ، لاق قفوملا – ھمحر هللا اع – غملا " : ماظنلا ، قبطت ما حأ ماظن تاعفارملا ةيعرـشلا ع ىواعدـلا لا صتخت ا رظنب ةـمكحملا امب ال فلاخي ةـعيبط ىوعدلا ة راجتلا ،) ثيحو نإ ةداملا ( 66 ) نم ماظن تاعفارملا ةيعرشلا دق فرـصب رظنلا نـع ىوعدـلا مدـعل اـ ر رحت اـ و ل يوـطنت ع تاـضقانت اـ يع لـي جتلاب : امل تناـ ةداملا ( 93 ) نـم ماـظن مكاـحملا ةـ راجتلا تـصن ع ھـنأ ( اـميف مـل دري ھـيف صن صاـخ ىوعدـلا ءاـنب ع هذـ ةداملا ةـفن ناـيبلا ، اـمم بيع مك ا روصقلاـب ھلعج و اـ رح ءاـغلإلاب ، ـض و ـال صاـنم نم مك ا مدـع صاصتخا ةـمكحملا ايعون رظنب .ىوعدـلا اع ار : عفدـلا نـع كـلت ةرقفلا ةـصا ا تاـفلاخملاب ةئـشانلا نـع قيبـطت ماـ حأ ماـظن تا رـشلا اذإ ـال دـجوت يأ ةـفلاخم ةـعيبط كـلت ىوعدـلا غيـس ةرئادـلل س ـسأت اـ مكح ا ـصاصتخاب رظنب كلت دـيدعلا نم دـعاوقلا ةرم ثيحو نأ ةرئادلا مل </w:t>
+        <w:t>[صفحة 9]</w:t>
+        <w:br/>
+        <w:t>ةيد اةيبرعلاةكلمملا</w:t>
+        <w:br/>
+        <w:t>0 0 صك رقم ‎447١541175‏ الج ك2</w:t>
+        <w:br/>
+        <w:t>إ تواقطم --</w:t>
+        <w:br/>
+        <w:t>المحكمة التجارية يجدة رقم الصفحة: 4 0 5</w:t>
+        <w:br/>
+        <w:t>دائرة الاستئناف الثانية تاريخ الصك:  ‎١:44/.”/١١‏ 0-0 5 5</w:t>
+        <w:br/>
+        <w:t>مورث المدعي وبناء على هذا العقد فقد تم تحرير قرار الشركاء الذي تضمن نصاً: (استوفى الطرف المتنازل - أحمد زيني مورث المدعي حقه من الطرف المشتري - المدعى عليه - الشريك</w:t>
+        <w:br/>
+        <w:t>الجديد في الشركة ويعتبر توقيع كل منهما بمثابة مخالصة تامة ونهائية وإبراء لذمة الطرف المشتري. لذا فقد قرر أغلبية الشركاء الذين يملكون أكثر من رأس المال والتي تعادل 9097.7 -</w:t>
+        <w:br/>
+        <w:t>ومنهم المدعي عدنان زيني). كما جاء في القرار أيضاً: (يقر الشركاء بصحة توزبع الحصص فيما بيهم): ومن ثم فإن هذا القرار يُعد إقراراً من المدعي بصحة البيع وترسيخاً لاستلام الشريك</w:t>
+        <w:br/>
+        <w:t>(أحمد عباس زيني) مورث المدعي نصيبه من المدعى عليه من هذا التنازل وإقراراً بصحة توزيع تلك الحصص التي آلت للمدعى عليه مرفق قرار الشركاء. (مستند رقم 5)» ولماكانت القاعدة</w:t>
+        <w:br/>
+        <w:t>امم :(هلامهإ نم ىلوأ مالكلا لامعإ) :نأ ةدعاقلل.الامعإ ءاكرشلا رارقو دقعلا كلذ لامعإ نيعتي هنإف مث نمو :(موزللاو ةحصلا ط ورشلاو دوقعلا يف لصألا نأ) :ىلع صنت ةيعرشلا</w:t>
+        <w:br/>
+        <w:t>يتعين معه والحال كذلك إبراء ذمة المدعى عليه ورد دعوى المدعي. 4- استمر المدعي (عدنان زيني - بصفته شريكاً بشركة أحمد زيني وأولاده) شريكاً مع المدعى عليه (أسامة زيني) في شركة</w:t>
+        <w:br/>
+        <w:t>أحمد زيني التجارية لمدة سنتين, بعد شراء أسامة لحصص والده دون إبداء ثمة اعتراض على تملك أسامة زيني لنسبة والده التي اشتراها منه. وتخارجت شركة أحمد زيني وأولاده (عدنان</w:t>
+        <w:br/>
+        <w:t>أحد الشركاء بها) من شركة أحمد زيني التجارية لصالح شركة أوزكو المحدودة - المملوكة لأسامة زيني - بموجب قرار الشركاء الموثق في 10/2/1434ه ودون أي تحفظ أو معارضه أيضاً على</w:t>
+        <w:br/>
+        <w:t>نسبة تملك المدعى عليه لنسبة والده - مورث المدعي - وأبرأ ذمة المدعى عليه من أيه حقوق تتعلق بتلك الشركة حيث تمن إقرار المدعي نصاً: (حيث استوف الطرف المتنازل حقه من</w:t>
+        <w:br/>
+        <w:t>الطرف المشتري الشريك الجديد في الشركة - أسامة زيني- ويعتبر توقيع كل منهما بمثابة مخالصة تامة ونهائية وإبراء لذمة المشتري)» وإقراراً بصحة توزيع الحصص فيما بيهم, وقد قام</w:t>
+        <w:br/>
+        <w:t>المدعي بتذييل قرار الشركاء بتوقيعه مرفق قرار الشركاء. (مستند رقم6). ولماكان ما تقدم فإنه لا يجوز للمدعي الرجوع عما تم على يديه وفقاً للقاعدة الشرعية التي تنص على أنه: (من</w:t>
+        <w:br/>
+        <w:t>سعى في نقض ماتم من جهته فسعيه مردود عليه). 5- وبعد موافقه المدعي على قرار شراء المدعى عليه للحصص في شركة أحمد زيني التجارية أقام المدعي عدنان زبني وآخرين الدعوى</w:t>
+        <w:br/>
+        <w:t>ةكرشل ةعباتلا تاكرشلا نم جراختلا ًابلاط ةدج ةظفاحمب ةيرادإلا ةمكحملاب ةرشع ةعباسلا ةيراجتلا ةرئادلا ىدل ينيز ةماسأ /هيلع ىعدملا دض ه1431 ماعل (ق 5798/ 2/) مقر ةيراجتلا</w:t>
+        <w:br/>
+        <w:t>أحمد زيني وأولاده وشركة أحمد زيني التجارية. ونظراً للإختلاف حول تقدير قيمة الحصص بالشركات فقد تمت إحالتها لخبير محاسبي مكتب طلال أبو غزاله محاسبون ومراجعون. 6-</w:t>
+        <w:br/>
+        <w:t>وبتاريخ 27/6/2011م أصدر الخبير المحاسبي تقريره في النزاع (وأثبت أن حصة المدعى عليه أسامة أحمد زيني بشركة أحمد زيني التجارية 96090 وقيم ملكية الشركاء بالشركة على هذا</w:t>
+        <w:br/>
+        <w:t>الأساس) وقدر قيمة شركة أحمد زيني التجارية بمبلغ وقدره (79.924.901 ريال) تسعة وسبعون مليوناً وتسعمئة وأربعة وعشرون ألفاً وتسعمئة وواحد ريال (مرفق التقرير المحاسبي -</w:t>
+        <w:br/>
+        <w:t>مستند رقم7). وقد سجل المدعى عليه تحفظه على التقريرء لكونه اعتبر التقدير جزافياً وبخالف الواقع والحقيقة. 7- ونظراً لعدم اتفاق الطرفين على التقرير تدخلت الدائرة ممثلة في</w:t>
+        <w:br/>
+        <w:t>رئيسها بتقريب وجهات النظر وتم التوصل لاتفاقية الصلح (والتي أثبتت في محضر الجلسة وحكمت الدائرة: باعتماد الصلح بين أطراف الدعوى وإجراء مضمونه واعتباره ملزماً لهم</w:t>
+        <w:br/>
+        <w:t>ومنهياً للخصومة بينهم في القضيتين) التي تم الاتفاق فها على إقرار المدعي (عدنان زيني) بما يلي: (يقر الطرف الثاني بتنازله نمائياً عن كافة حصصه وقدرها 9023 في شركة أحمد زيني</w:t>
+        <w:br/>
+        <w:t>وأولاده بمالها من حصص وشركات في الشركات المذكورة (الشركات التابعة لشركة أحمد زيني وأولاده والشركات التابعة لشركة احمد زيني التجارية)» وأنه ليس له أي حق بمطالبة الطرف</w:t>
+        <w:br/>
+        <w:t>ربتعيو تاكرشلا كلت لامعأب ةقلعتم اهبس وأ اهعون ناكامهم ةبلاطم يأب اهل ةعباتلا عورفلاو ىوعدلا هذه لحم تاكرشلا وأ تاكرشلا كلتل ريدم وأ كيرش هتفصب ءاوس ثلاثلاو لوألا</w:t>
+        <w:br/>
+        <w:t>وأ اهعون ناكامهم ىوعد وأ بلطم يأ يف مهقحل طاقسإو.الماشو ًامات ءاربإ اهنع جراختملا تاكرشلل ةرادإلا لامعأ نع لوألا فرطلا ةمذل يئاهنو لماش ةمذ ءاربإ حلصلاب جراختلا اذه</w:t>
+        <w:br/>
+        <w:t>نيب حلصلا تابثإب ه2/12/1432 خبراتب رداصلا ه1432 ماعل (185/17/2) مقر اهمكح ةرئادلا تردصأ هيلعو .(...تاكرشلا كلتب قلعتي اميف لبقتسملاو رضاحلاو يضاملا يف اهبس</w:t>
+        <w:br/>
+        <w:t>المدعي والمدعى عليه وما تضمنه من إقرار المدعي للمدعى عليه بإبراء ذمة المدعى عليه (مرفق الحكم مستند رقم 8). 8- وحيث أن تخارج المدعي على النحو المبين باتفاقية الصلح الصادر</w:t>
+        <w:br/>
+        <w:t>بها الحكم من تلك الشركات أثناء تملك المدعى عليه لما نسبته 9054 من تلك الشركات تحصل علهها جراء استحواذه على نسبة (9690) من الحصص - محل النزاع - وهذا يعد إقراراً واضحاً</w:t>
+        <w:br/>
+        <w:t>ماتلا جراختلا نم مغرلا ىلعو .اههف كش.ال ةصلاخو ةمات ةيكلم - عازنلا رادم - هدلاو صصحل هيلع ىعدملا كلمتو يعدملا ثرومو هيلع ىعدملا نيب مربملا عيبلا ةحصب يعدملا نم ًاحيرصو</w:t>
+        <w:br/>
+        <w:t>بموجب الحكم القضائي السالف الذكر إلا أن المدعي أقام العديد من الدعاوى التي تم ردها جميعاً لأسباب عديدة» ومنها على سبيل المثال لا الحصر: الدعوى رقم (421254094) وتاريخ</w:t>
+        <w:br/>
+        <w:t>0 ااالمقامة من المدعي ضد المدعى عليه لدى محكمة التنفيذ بجدة طلب تعويض عن ضرر التخارج من الشركات وقد قضت محكمة الاستئناف بجدة برفض الاستئناف من</w:t>
+        <w:br/>
+        <w:t>عدنان برقم صك (5 .477708757 وتاريخ 01/09/1442ه). وبعد رفض هذه الدعوى أقام عدنان زبني دعوى برقم (42823620 وتاريخ 11/1442/ 06ه) بالمحكمة التجارية بجدة الدائرة</w:t>
+        <w:br/>
+        <w:t>الثانية وقضت المحكمة برد الدعوى. كذلك أقام المدعي ضد المدعى عليه الدعوى رقم (421323538) وتاريخ 02/2021/ 03م لدى الدائرة التنفيذية الأولى بمحكمة التنفيذ بمحافظة</w:t>
+        <w:br/>
+        <w:t>جدةء وقضت المحكمة بصرف النظر عن الدعوى. إضافة إلى العديد من الدعاوى التي أقامها المدعي ومنها هذه الدعوى مما يثبت محاولة المدعي الكيد بأخيه المدعى عليه. خامساً: الرد</w:t>
+        <w:br/>
+        <w:t>على ادعاءات المدعي: بالإشارة إلى المذكرة الختامية المقدمة من المدعي والمقدمة في 2/1445/ 25ه. وحيث انطوت على ادعاءات متناقضة يتعين الرد علها على النحو الآتي: 1- جواباً على</w:t>
+        <w:br/>
+        <w:t>ما ادعاه بتنازل المدعي عدنان وأبناء غازي زيني - بحكم الصلح - عن كامل الحصص المملوكة لهم بموجب عقد التأسيس وتم إفراغ الحصص للمدعى عليه وأن الصلح كان ممثلاًفي</w:t>
+        <w:br/>
+        <w:t>أطراف النزاع» ولم يكن المورث أحمد زبني وما يملكه من نسب في كافة الشركات طرفاً فيه لأنهكان على قيد الحياة. الجواب: فإن ما ادعاه المدعي غير صحيح فإن الدعوى التي أقامها</w:t>
+        <w:br/>
+        <w:t>عدنان على أسامة كانت بسبب استحواذه على حصص والده البالغة (9690) في شركة أحمد زيني التجارية وقد تم الصلح والتخارج على ذلك الأساسء فقد كانت نسبة أسامه من تملك</w:t>
+        <w:br/>
+        <w:t>ةيساسألا ىوعدلا كلت روحم يه تناك عازنلا لحم صصحلا ناف يلاتلابو .(904</w:t>
       </w:r>
     </w:p>
     <w:p>
@@ -325,7 +1259,35 @@
           <w:b w:val="0"/>
           <w:i w:val="0"/>
         </w:rPr>
-        <w:t>ددحت ھجو ةفلاخملا لا تباش ةقالعلا ام يب – ع ضرف ا ـ ضرفلاو يواس مدعلا -. امك نأ ةعيبط هذ ىوعدلا جرخت اجورخ امات ىواعدـلل تاـفلاخملاو ةئـشانلا نع قيبطت ماـ حأ ماظن تا رـشلا ،) ثيحو نإ ماظن تا رـشلا يوتحي ع دـيدعلا نم صوصنلا ةـيماظنلا لا لصت إ ام دـ زي نع 250 ةدام لمتـش و ع ةرقفلا ( 4 ) نـم ةداملا ( 16 ) نم ماـظن مكاـحملا ةـ راجتلا ،) ثيحو نإ اـم ھت بـس ةرئادـلا ب بس رـصاق بيعمو كـلذ نأ : ھنأ عوجرلاـب ةداملل دـناس ملا ا لع ا إف قلعتت ( رظنب مكاحملا ة راجتلا ب بس لا اـميف ھت بـس ا ـصاصتخاب رظنب ىوعدـلا ، ن بلاـف نم تانودـم مك ا نأ ةرئادـلا ت بـس ا ـصاصتخا اـصن ءاـنب ع ( طـس ني صاصتخا ةـمكحملا ةـ راجتلا ع كلت ىوعدـلا قفو ةـي ء ـ لا ـ قملا ھـب ) عـم كـسمتلا اـبب نوـعطلا .ىرخ اـثلاث : فيـضن إ ھـجو نعطلا ع مك ا – رادـم فاـن تس – مدـع صاـصتخا ةـمكحملا اـيعون رظنب ىوعدـلا روـصقلا ع مك ا لـحم نعطلا ـالو اميـس ( عفدـلا مدـع صاصتخا ةـمكحملا ايعون رظنب ىوعدـلا ، كلذـكو عفدـلا مدـع زاوج رظن ىوعدـلا قبـسل لصفلا ا ف بجومب ما حأ ةـيئاضق ةـتاب ةزئاح نإ كـلت تادن ـسملا دـع تادن ـسم ةـ ر وج نم اـ أش ثأـتلا ھجو يأرلا ىوعدـلا ، اـمم ن عتي ھعم در .ىوعدـلا اـيناث : دـيكأتلا كـسمتلاو ةـفا ب ھجوأ نوعطلا ةـمدقملا نم دملا ھيلع نيدن ـسملا نادـع ةـن رق ةـ وق ةـغمادو ت ثت ع عفد دملا ھيلع دادـس ةـميقلا ةـيلعفلا صـص ل نع ق رط عفد نويدلا ةقحتـسملا ع ثروم دملا – ع اب صـص ا - كونبلل ، ثيحو ي رعلا طوـلا اب ـسم ھنوـ ب ةـميقلا ةددـسملا نم دـمحأ ساـبع ز كـنبلل ي رعلا طوـلا غلبمب هردـقو ( 3.000.000 لاـ ر ) ليذـمو عـيقوتب دملا ھيلع ( ةـماسأ دـمحا ز .) ثيحو نإ نيذـ هردـقو ( 3.000.000 لاـ ر ) ليذـمو عيقوتب دملا ھيلع ( ةـماسأ دـمحأ ز .) كيـش ي نب رخآ مقر ( 599139/1 ) خ راتو 26/11/1431 ـ بو ـ م ع كنبلا يدوعـسلا رفلا اصل كنبلا (599140/1 ) خـ راتو 26/11/1431 ـ بو ـ م ع كـنبلا يدوعـسلا ـ رفلا ـ اصل كـنبلا ي رعلا طولا اب ـسم ھنو ب ةـميقلا ةددـسملا نم دـمحأ ساـبع ز كنبلل ي رعلا طولا غلبمب دادـس نويد هدـلاو – ثروم دملا - كونبلل ، ثيحو نإ دملا ھيلع لصوت تادن ـسمل ةـغماد ت ثت دادس دملا ھيلع غلبملل كونبلل ، ا درون ع لي س لاثملا ال رـص ا : كيـش ي نب مقر فنأتـسملا – دـق راـثأ اـعفد اـ ر وج هداـفم ماربإ دـقع عـيب صـصح عم ثروم دملا نودـم ھب ةـميقلا ةـيلعفلا صـص ل ةـغلابلاو ( 120.000.000 لاـ ر ) عفدو ھعفدـب كلذـل غلبملا نم لـالخ درلا اـ لع اـمب ي : ـالوأ : دـيكأتلا ع عفدـلا دادـس غـلبم عـيب صـص ا نويدـلل ةقحتـسملا ع ثروـم دملا كوـنبلل : نـمف ثـيح نأ تباـثلا ن بـلاو نـم تانودـم مـك ا نا دملا ھـيلع –</w:t>
+        <w:t>6) لداعت نيعمتجم يزاغ ءانبأو ناندع صصح ةبسنو تاكرشلا صصح نم (54/) لداعت صصحلا</w:t>
+        <w:br/>
+        <w:t>صصخح عيب نالطبب ىعدملا عفد ىلع ًاباوج 2- .ليلضتلا يف يعدملا هيلإ لصو يذلا ىدملا رهظي انه نمو ءمكحلا كص هب ليذملا ءاربإلاو يضارتلاو حلصلا مت اههلعو اهل ثعابلاو كرحملا يهو</w:t>
+        <w:br/>
+        <w:t>مورثه للمدعى عليه لكون المدعى عليه أسامة زيني باع لنفسه الحصص. الجواب: فنجيب على ذلك بأن هذا الدفع غير صحيح وبثبت تناقض المدعي في ادعاءاته ودفوعه على نحو يعيب</w:t>
+        <w:br/>
+        <w:t>ادعاءاته وذلك أن: أ- أن المدعى عليه لم يبيع لنفسه الحصص و«إن البيع تم بتوقيع وكيل مورث المدعي والدليل على ذلك قرار الشركاء الصادر بتاريخ 20/9/1431ه والذي بموجبه تنازل</w:t>
+        <w:br/>
+        <w:t>مورث المدعي (أحمد عباس زيني) لصالح المدعى عليه (أسامة زيني) والذي يتجلى منه أنه مذيل بتوقيع وكيل مورث المدعي وقد تم توثيق توقيع الطرفين ومنهم وكيل مورث المدعي على قرار</w:t>
+        <w:br/>
+        <w:t>بتاك) هبجومب تبثأ يذلاو (ه16 10/1431/ خيراتو ‏٠‎ /ع 8/ دلجم - 172 ةفيحص - (275)) مقر قيثوتلا بجومب ةدج ةظفاحمب ةيعانصلا ةيراجتلا ةفرغلاب لدعلا ةباتك لبق نم ءاكرشلا</w:t>
+        <w:br/>
+        <w:t>العدل رشيد الحربي) حضور وتوقيع الأطراف المعنية (مرفق قرار الشركاء - مستند رقم 9)» ولماكان قرار الشركاء قد تم توثيقه والتوقيع عليه من قبل كاتب العدل وهو موظف عام ومن</w:t>
+        <w:br/>
+        <w:t>ثم فإن قرار الشركاء يضحي في حكم المحرر الرسمي وفقاً لنص المادة (25) من نظام الإثبات ويُعد مضمونه حجة في مواجهة المدعيء ووفقاً لنص المادة (26) من ذات النظامء وقد بينا</w:t>
+        <w:br/>
+        <w:t>سابقاً أن قرار بيع الحصص تم بعلم المدعي وموافقته على قرار الشركاء الذي تم بالأغلبية وإقراره بصحة توزيع الحصص. ب - كما أن الدائرة أقرت في تسبيها عدم طعن المدعي في صحة</w:t>
+        <w:br/>
+        <w:t>عقد البيع وقررت صحة هذا العقد حيث ذكرت نصاً: "أن الدعوى لم تتمخض عن طعن في صحة البيع أوتمسك ببطلانه..". ومن ثم فإن هذا التسبيب إثبات لتناقض المدعي في</w:t>
+        <w:br/>
+        <w:t>ادعاءاته حيث تارة يدعي بالبطلان في بداية الدعوى ثم بعد ذلك يقر بالتوقيع وبصحة العقد ثم بعد ذلك يناقض نفسه ويثير الدفع بالبطلان مرة أخرى. ت - كما أن المدعي يناقض أقواله</w:t>
+        <w:br/>
+        <w:t>الواردة سلفاً في الدعوى حيث سبق له وأن أقر بصحة توقيع مورثه على العقد حيث ادعى الغبن والجهالة في الثمن وهذا إقرار واضح وصريح منه بصحة توقيع مورثه على العقد. 3- وأما</w:t>
+        <w:br/>
+        <w:t>ادعاء المدعي ببطلان البيع لإصابة المدعى بالشيخوخة آنذاك بناء على تقرير طبي صادر من مدينة الملك عبد الله الطبية. الجواب: فنجيب على ذلك بأن هذا الادعاء مليء بالتناقض</w:t>
+        <w:br/>
+        <w:t>والمغالطات ومحاولة لإدخال اللغط والتدليس على الدائرة بالإهام بادعاءات غير صحيحةء ونجيب عليه: أ- نشير بداية إلى أن هذا التقرير هو تقرير مدفوع الثمن حيث أنه صادر من</w:t>
+        <w:br/>
+        <w:t>ملع مغرو هسفنل ليلدك ءرملا لوقب ذخألا زوجي.ال هنا ءابضق ررقملا نم ناكاملو «يعدملا دي عنص نم عونصم ررحم وهف مث نمو ,ةيبطلا هللا دبع كلملا ةنيدمب ةيجراخلا تادايعلا</w:t>
       </w:r>
     </w:p>
     <w:p>
@@ -338,7 +1300,91 @@
           <w:b w:val="0"/>
           <w:i w:val="0"/>
         </w:rPr>
-        <w:t>٤۵۳۰۲٤۱٦۲۲ رقم صك</w:t>
+        <w:t>[صفحة 10]</w:t>
+        <w:br/>
+        <w:t>ةيد اةيبرعلاةكلمملا</w:t>
+        <w:br/>
+        <w:t>0 0 صك رقم ‎447١541175‏ الج ك2</w:t>
+        <w:br/>
+        <w:t>إىتوانطم _--5</w:t>
+        <w:br/>
+        <w:t>المحكمة التجارية يجدة رقم الصفحة: ‎١٠١‏ 0 5</w:t>
+        <w:br/>
+        <w:t>دائرة الاستئناف الثانية تاريخ الصك: 7١/9./ف:5١‏ 0 9 5</w:t>
+        <w:br/>
+        <w:t>الحاضر عن المدعى عدنان زيني بأن المحكمة تغاضت عن هذا التقرير ولم تأخذ به إلا.أنه يحاول جاهداً التحايل على الواقع وإمهام المحكمة بصحة ما يزعمه ولم يتطرق لتقرير الصحة</w:t>
+        <w:br/>
+        <w:t>دتعيو نيبراشتسا نم رداصو لماش ريرقت وه ةيسفنلا ةحصلا ريرقت نأ وعمجأ ثيح .ةدجب ةيحصلا نوئشلا ريدم باطخ وأ ةحصلا ريزو باطخ وأ لدعلا ريزو باطخ وأ ةيسفنلا</w:t>
+        <w:br/>
+        <w:t>بهء وأما التقرير الصادر من مدينة الملك عبد الله الطبية هو تقرير من عيادات خارجية مدفوعة الأجر ولم تطلبه المحكمة, بل إن المحكمة تغاضت عنه وطلبت التقرير من مستشفى</w:t>
+        <w:br/>
+        <w:t>الصحة النفسية بجدة. ب - كما أن المدعي يناقض نفسه فيما استند عليه في ادعائه على تقرير طبي صادر بتاريخ 11/1431/ 3ه يزعم تضمنه أن مورثه يعاني من الخرف الشيخوخي</w:t>
+        <w:br/>
+        <w:t>المتقدم وضعف الإدراك ومن ثم انعدام أهليته وفي ذات الدفع يستند على مستند صادر في تاريخ 2/1432/ 18ه - أي بعد تاريخ هذا التقرير ب3 شهور - ويدفع بأنه كان كامل الأهلية وأنه</w:t>
+        <w:br/>
+        <w:t>ذكر أنه لم يبع شيئاًء في دفع يثبت التناقض الجسيم في أقوال المدعي. ت - كما أن مما يناقض ادعاء المدعي أن عقد بيع الحصص كان بتاريخ 1431/20/9ه وقد سبق وأن أقام المدعي</w:t>
+        <w:br/>
+        <w:t>بعد إبرام العقد دعوى تعيين ولي ضد مورثه. وقد صدر تقرير اللجنة الطبية بمستشفى الصحة النفسية بجدة الصادر برقم (1951) وتاريخ 1432/ 6/ 8ه - أي بعد تاريخ ابرام عقد بيع</w:t>
+        <w:br/>
+        <w:t>الحصص - وتضمن أن المذكور هاديء ومتعاون ولم تظهر عليه أعراض مرض عقلي وكان إدراكه ووعيه وذاكرته في الحدود الطبيعية وأن المذكور قادر على القيام بشؤونه ولا.يحتاج</w:t>
+        <w:br/>
+        <w:t>لتعيين قيم وقد ذيل التقرير بتوقيع الأطباء التابعين لوزارة الصحية - الموظفين العموميين - مرفق التقرير الطبي الصادر من مستشفى الصحة النفسية - (مستند رقم 10). كما أثبت</w:t>
+        <w:br/>
+        <w:t>47/) مقر ةدجب ةماعلا ةمكحملا سيئرل لسرملا هباطخ بجومب عئابلا - يعدملا ثرومل ةيلقعلا ىوقلا ةمالسو نايبلا فلاسلا يبطلا ريرقتلا ةحص ةدج ةظفاحمب ةيحصلا نوؤشلا ريدم</w:t>
+        <w:br/>
+        <w:t>9292913 وتاريخ 4/8/1432ه (مرفق الخطاب - مستند رقم 11). ج- كما أثبت صاحب الفضيلة وزير العدل في خطابه رقم (33/ 21/567889) وتاريخ 17/4/1433هء بالتقرير</w:t>
+        <w:br/>
+        <w:t>ًايفوتسم ربتعي ه8 6/1432/ خيراتو 1951 مقرب ةيسفنلا ضارمألا ىفشتسم نم رداصلا يميفنلا يبطلا ريرقتلا نأ ًاصن ةرازولا باطخ ركذو هب درو ام ةحصو - نايبلا فنآلا - يبطلا</w:t>
+        <w:br/>
+        <w:t>لجميع المعلومات الأساسية..... وبناءً على هذا الخطاب وبناءً على القرار رقم 33125567 وتاريخ 12/3/1433 ه المصادق عليه من محكمة الاستئناف بمكة المكرمة والمتضمن: (وبدراسة</w:t>
+        <w:br/>
+        <w:t>صورة الضبط واللوائح الاعتراضية تقرر الموافقة على الإجراء الأخير لفضيلة القاضي), وقررت رفع الحجز التحفظي عن أرصدة أحمد زيني الذي تم بناءً على طلب المهيين وكالة طالب</w:t>
+        <w:br/>
+        <w:t>إقامة مجلس الولاية» وبناء على هذا الخطاب فقد قضت المحكمة العامة بمحافظة جدة بإثبات مضمون هذا التقرير في دعوى الإنهاء التي أقامها المدعي ضد والده لتعيين ولي عنه</w:t>
+        <w:br/>
+        <w:t>وقضت المحكمة بالحكم رقم (33286392) وتاريخ 8/6/1433ه (بصرف النظر عن طلب المهين إقامة مجلس ولاية على أحمد زيني). (مرفق الحكم الصادر من المحكمة العامة بجدة.</w:t>
+        <w:br/>
+        <w:t>مستند رقم (12). ح- وأما استناد المدعي على الحكم القضائي الصادر من محكمة الاستئناف برقم (37153592) فإن الثابت من هذا الحكم أنه صدر في عام 1437ه أي بعد ما يزيد عن</w:t>
+        <w:br/>
+        <w:t>6 سنوات من توقيع العقدء كما أنه صادر في دعوى مقامة في عام 1434ه وهذا إثبات لسلامة القوى العقلية لمورث المدعي فلوكان مصاباً بالشيخوخة كمايدعي المدعي لقضي على</w:t>
+        <w:br/>
+        <w:t>هتاءاعدا ةحص مدع تبثي يذلا رمألا .مكحلا رودص ىتح ةيلقعلا هاوق ةمالسل ةتبثملا ةيبطلا ريراقتلا نم ديدعلا تردص هنأ.الإ هتافرصت ةيزاوج مدع توبثو هيلع يلو نييعتب روفلا</w:t>
+        <w:br/>
+        <w:t>وتدليسه على دائرتكم الموقرة. خ- حتى لو افترضنا جدلاًالأخذ بهذا الحكم فإن دعوى الولاية التي بموجها تم تعيين ولي عن مورث المدعي قد رفعت لشأن بطلان هذا العقد محل الدعوى</w:t>
+        <w:br/>
+        <w:t>وبعد تعيين ولي على تصرفات مورث المدعي لم يبد أي اعتراض على عقد بيع الحصص مما يثبت نفاذ التصرفء وحيث أن سكوت الولي عن الطعن عن هذا التصرف إقراراً به ولماكانت</w:t>
+        <w:br/>
+        <w:t>القاعدة الشرعية: "أن السكوت في معرض الحاجة إلى البيان بيان". 5- جواباً على استناد المدعي على صك الإنهاء الصادر من قاضي الإنهاءات بالمحكمة العامة بجدة المتضمن إجابة</w:t>
+        <w:br/>
+        <w:t>مورثه أنه لم يبيع شيئاً الجواب: فنجيب على ذلك: أ- المدعي يناقض نفسه في هذا الادعاء حيث أنه كان قد ادعى بأن مورثه بتاربخ 11/1431/ 3هكان يعاني من الخرف وكان منعدم</w:t>
+        <w:br/>
+        <w:t>الأهلية. ب - أن هذا يناهضه إقرار المدعي سلفاً بصحة عقد بيع الحصص من مورثه وكذلك تأكيد الدائرة على ذلك الإقرار في تسبها أن الدعوى لم تتمخض عن طعن في صحة البيع أو</w:t>
+        <w:br/>
+        <w:t>تمسك ببطلانه. ت - وعلى فرض والفرض يساوي العدم - الاعتداد بهذا الصك فإن الثابت من الصك حضور مورث المدعي لتوكيل أسامة زيني وعدنان زيني وأنه قد تم سؤاله هل بعت أو</w:t>
+        <w:br/>
+        <w:t>تنازلت عن شيء من أملاكك الأحد من أبنائك؟ قال لا.لم أبع شيء. وحيث إن المدعي يحاول ربط تلك الإجابة ببيع الحصص للمدعى عليه وهو استدلال قاصر ومحاولة لإدخال اللبس</w:t>
+        <w:br/>
+        <w:t>على دائرتكم الموقرة بعدم بيع مورث المدعي لحصصه للمدىى عليه وهو غير صحيح. حيث اجتزأ المدعي مضمون الصك. فالدائرة أثبتت نصاً أن مورث المدعى (أحمد زيني) حضر</w:t>
+        <w:br/>
+        <w:t>ووجدته الدائرة مدرك لأشياء قليلة وغير مدرك للأشياء الماضية. وقدكان سؤال الدائرة وإجابة مورث المدعى تتعلق ببيع أياً من املاكه أثناء الإنهاء دون امتداد ذلك للتصرفات السابقة</w:t>
+        <w:br/>
+        <w:t>ولا سيما وأن الدائرة أثبتت إدراكه لأشياء قليلة وغير مدرك للأشياء الماضية. ومن ثم فإنه من غير المستساغ ثبوت ذلك للدائرة ثم تسأله عن تصرفات مضى علها ما يقارب ال6 أشهر. ث</w:t>
+        <w:br/>
+        <w:t>- وقد أثبت ذات - قاضي الإنهاء اللحيدان - بموجب حكم قضائي مكتسب القطعية أهلية مورث المدعي بعد توقيع عقد بيع الحصص محل الدعوى بموجب تقرير طبي رسمي سبق</w:t>
+        <w:br/>
+        <w:t>الإشارة إليه ومن ثم صحة ونفاذ التصرفات الصادرة منه والسابقة لهذا الحكمء ولماكان من المقرر قضاء: (أن الأصل في التصرفات حملها على الصحة ما دام لم يثبت خلاف ذلك</w:t>
+        <w:br/>
+        <w:t>4/1434/ خيراتو (34200931) مقر رارقلاب فانئتسالا ةمكحم نم قدصملا ه6 2/1434/ خيراتو (3431443) كصلا مقر 1434 ماعل ةيئاضقلا ماكحألا ةنودم) (يماظن وأ يعرش ىضتقمب</w:t>
+        <w:br/>
+        <w:t>9ه ). 5- وأما ما دفع به المدعى في الدفع (ثالثاًء ورابعاً) تكرار مخل للد فوع السابقة وسبق الرد عليه ولا يعدو إلا أن يكون جدلاً موضوعياً. 6- جواباً على ادعاء المدعى بتناقض المدعى</w:t>
+        <w:br/>
+        <w:t>عليه في قيمة الحصص وأنه تارة يزعم أن الثمن 450 ألف ريال وتارة أخرى يزعم بأن الثمن 120 مليون ريال. الجواب: فنجيب على ذلك بأن هذا الادعاء غير صحيح والمدعي يحاول إهام</w:t>
+        <w:br/>
+        <w:t>غلبمب يعدملا ثروم نيبو هنيب مربملا ءاكرشلا رارق يف ةيمسإلا ةميقلاب مت .ةصح (450) ةغلابلا هثرومل ةكولمم لا صصحلا عيب نأب عفد هيلع ىعدملاف 1- :نأ كلذ ضقانت دوجوب ةرئادلا</w:t>
+        <w:br/>
+        <w:t>(450.000 ريال) في حين أن العقد المبرم والمتعلق ببيع ذات الحصص قد تم بالقيمة الفعلية لتلك الحصص وذلك بمبلغ (120 مليون ريال): وماتم بهذا الشأن من العرف المتعارف عليه بين</w:t>
+        <w:br/>
+        <w:t xml:space="preserve">التجار. (وهذه القيمة </w:t>
       </w:r>
     </w:p>
     <w:p>
@@ -351,7 +1397,33 @@
           <w:b w:val="0"/>
           <w:i w:val="0"/>
         </w:rPr>
-        <w:t>رات ـخ صلا ـك : ۳۱/۳۰/۵٤٤۱ مقر حفصلا ـة : ۵ ةرئاد فان تس فان تس ةيناثلا ةمكحملا ة راجتلا ة راجتلا ةدجب</w:t>
+        <w:t>الفعلية قد تم الإشارة إلها بقيمة 120.000.000 مليون ريال في صك الحكم رقم 342881449 وتاريخ 26/7/1434 ه صفحة رقم (5) السطرين الأخيرين: وبالصفحة</w:t>
+        <w:br/>
+        <w:t>رقم (6) المسطر الثاني وكذا الصفحة رقم (8) سطر (13) والمسطرين الأخيرين (مرفق رقم 2.)13- وأما عن سداد المبلغ فإنه لم يكن به تناقض مطلقاً حيث إن المدعى عليه دفع منذ فجر</w:t>
+        <w:br/>
+        <w:t>الدعوى وفي دعوى سابقة لها بعدة سنوات أن سداد المبلغ كان عن طريق سداد التزامات مورث المدعي البنكية (بإجمالي مبلغ مدفوع من المدعى عليه/ أسامة أحمد زيني. عن والده</w:t>
+        <w:br/>
+        <w:t>المرحوم أحمد عباس زيني بواقع 135.446.186) مئة وخمسة وثلاثون مليوناً وأربعمئة وستة وأربعون ألفاً ومئة وستة وثمانون ريالاً)ء وهذا مثبت بالتقرير المحاسبيكي بي إم جي الفوزان</w:t>
+        <w:br/>
+        <w:t>وشركاه (مرفق رقم 14): والصادر من تاريخ 18/6/1432ه التعميم الصادر من وزير العدل الذي صدر بناءً على طلب المدعي عدنان زيني» بإيقاف الحسابات البنكية (لوالده) مورث</w:t>
+        <w:br/>
+        <w:t>ثروم ةافو خيرات ىتحو «ةقباسلا تالاكولاب لمعلا وأ همساب تالاكو رادصإ فاقيإو تاراقعلا عيمجب فرصتلا فاقيإب لدعلا تاباتكو مكاحملا ىلع ميمعتلاب ينيز سابع دمحأ نيعدملا</w:t>
+        <w:br/>
+        <w:t>المدعين بتاربخ 12/4/1438 ه ولا.يوجد أي تناقض في هذا كما أنه لا.يخالف الشرع ولا النظام. 3- بتاريخ 4/3/1432 ه أقام المستأنف ضده عدنان زيني. الدعوى رقم 18883 /32 ني</w:t>
+        <w:br/>
+        <w:t>ظفح ررقتو ,فنأتسملا ىلا ةيراجتلا ينيز دمحأ ةكرش يف هصصح عيب ةلاكو دلاولا نع رداصلا يروصلا عيبلا لاطبإب ءجليعدلا كرابم نب دمحم يضاقلا ةليضف مامأه/ 3/2</w:t>
+        <w:br/>
+        <w:t>الدعوى لحين الفصل في دعوى الانهاء المقدمة إلى فضيلة القاضي إبراهيم اللحيدان القاضي بالمحكمة العامة والتي حكم فها بموجب الصك رقم 33286392 وتاريخ 8/6/1433 ه.</w:t>
+        <w:br/>
+        <w:t>بصرف النظر عن طلب المهيين وكالة طالبي إقامة مجلس ولاية على أحمد زينيء حيث يتناقض مع نفسه وأقواله. ففي البداية يدعي بصورية العقد وأقام دعوى بذلك. والآن يدعي</w:t>
+        <w:br/>
+        <w:t>ببطلان العقد. بالرغم من ثبوت أهلية الشيخ أحمد زيني. وليس أدل على ذلك من الحكم الهائي برفض دعوى المدعي عدنان زيني بإبطال وصية والده والصادر بصك الحكم رقم</w:t>
+        <w:br/>
+        <w:t>1 وتاريخ 2ه (مرفق رقم (15). 7- جواباً على دفع المدعى بعدم جوازية الدفع بأدلة جديدة فنجيب عليه: أ- أن تلك المادة (21) من اللائحة التنفيذية لطرق الاعتراض</w:t>
+        <w:br/>
+        <w:t>على الاحكام قد نصت على عدم قبول "أدلة" في حين أنه بتمحيص دفع المدعى عليه نجد أنه كان يتطرق إلى الإجابة على دفع من المدعي وفرق شاسع بين الدليل والدفع به. ب- وعلى فرض</w:t>
+        <w:br/>
+        <w:t>صحة الاستناد على تلك المادةء فإن المدعي قد اجتزأ النص وأخذ ما يظن نفعه وترك الباقي. حيث إن المادة انطوت على استثناء بنصها مالم يوجد مقتضى لقبولهاء ومن ثم جوازية</w:t>
       </w:r>
     </w:p>
     <w:p>
@@ -364,7 +1436,89 @@
           <w:b w:val="0"/>
           <w:i w:val="0"/>
         </w:rPr>
-        <w:t xml:space="preserve">عيبلا كلتل صـص ا ، نمو مث مدع ة زاوج ھتبلاطم كلتب .ىوعدلا اممو دضع ت ث و مالتـسا ثروم دملا ھيلع ةميقل كلت صص ا و تاررحملا ةيمسرلا لا دناس ا لع دملا ھيلع دملا ھـيلع ( ةـماسأ ز ) داد ـسا صـص ا ةـكولمملا ھـثرومل ثروـمو نـ عدملا ، ثـيحو نإ دملا مـل بـلطي قـح داد ـس وأ قـح ةعفـشلا نأـش كـلت صـص ا ملو دـبي ةـمث ضا ـعا ع ك رـشلل لزانتلا نع ھتصح دحأل ءا رشلا تزاجأو يأل نم ءا رشلا م ضع وأ م عيمج قح داد س بلطو لوص ا ع كلت صص ا ضوع ، ثيحو نإ تباثلا – رارقإ و دملا - بلط سأر لاملا ، اذإو قلع لزاـنتلا ةـصحب ةدـحاو تيطعأ هذـ ةـص ا ءا رـشلل نيذـلا اوبلط داد س عم ةاـعارم مكح ةرقفلا ةـيناثلا نم ةداملا ( 158 .) ب ـ املو ناـ داـفم كـلت ةداملا ا أ تزاجأ مـكح ةرقفلا ةـيناثلا نم ةداملا ( 157 ،) اذإو لمعتـسا قح داد س كأ نم ك رـش نا و لزانتلا قلعتي ةلمجب صـصح تمـسق هذ صـص ا ن ب لاط داد س ةبس ب ةصح ل م م داد ـسا ةـص ا اـ مثب يقيق ا ، اذإـف تـضقنا نوثـالث اـموي نـم خـ رات راـطخ نود نأ لمعتـس دـحأ ءا رـشلا ھقح داد ـس ناـ بحاـصل ةـص ا قـ ا فرـصتلا اـ ف عـم ةاـعارم ةكرـشلا ، عـمو كـلذ اذإ دارأ ك رـشلا لزاـنتلا نـع ھتـصح ضوـع غلل بـجو نأ رطخي اـب ءا رـشلا نـع قـ رط ريدـم ةكرـشلا طورـش لزاـنتلا ، و هذـ ةـلا ا زوـجي لـ ل ك رـش نأ بلطي 1385 ـ رارقو سلجم ءارزوـلا مـقر 185 خ راتب 17 / 3 / 1385 ،ـ دـقو تصن ةداملا ( 165 ) نم ماظنلا ع ھنأ ( : زوجي ك رـشلل نأ لزان ي نع ھتـصح دحأل ءا رـشلا وأ غلل قفو طورـشل دقع ماـظنلا - نإـف دملا طقـس ھـقح ةـبلاطملا كـلتب ىوعدـلا اـناي و كلذـل :أ ـ ةـعقاولا – لـحم ىوعدـلا – ناـ يرـس اـ أش ماـظن تا رـشلا رداـصلا موـسرم ي لم مـقر م6/ خـ راتب 22 / /3 ةـميقب صـص ا ةـعابملا ةكرـش دـمحأ ز ةـ راجتلا : امل نا ن بلا نم ىوعدـلا نأ دملا بلاطي ھب ـصنب نم ةميق صـص ا ةعابملا دملل ھيلع نم ھثروم ، ثيحو ھنأ – اقفو حي ـ ل – دـمحأ سابع ز – دـق هافوت هللا نمو مث الف لوق ھل ، الو زوجي نأ لحي دملا لحم هدـلاو ذـخؤيالو ھلوقب ھتفـصف ال ىدعتت ھنو .ث رو ارـشاع : عفدلا طوقـس قح دملا ةبلاطملا عانقلا ي و لل ) اوررق نأ لوقلا لوق عفادـلا عم ھنيمي ھنأل كلمملا و و ىردأ ةـ جب ھكيلمت .) عو ضرف – ضرفلاو يواس مدعلا - ة ـ ام عفد ھب دملا نأب لوقلا لوق ع ابلا نإف ع ابلا لاملا ةـق رط ھجورخ لوقلاـف لوـق لذاـبلا عم ھنيمي كـلذ ھنأ كـلام لاـملل و و ملعأ ةـق رطب ةفـصو ھجورخ ، املو ناـ ءاـ قفلا ( روثنملا ـ كرزلل ، هابـش رئاـظنلاو يطويـسلل ، فاـشك ىوعدـلا فالتخا دملا - ثروم ع ابلا صـص ل – دملاو ھيلع – ي شملا صـص ل – جورخ لاملا ، ثيحو ھنأ نم ررقملا ءاضق مكاحملا ةـ راجتلا ھنأ ( اذإ فلتخا لذابلا لوذـبملاو ھل عـيقوتلاو ھيلع ءاـج اـي بم ع مك ا يراـجتلا فن .ناـيبلا اـباوج ع ءاـعدا دملا عفدـلاو نو ب لوقلا لوق ع اـبلا ، بيجنف ھيلع ناـب اذـ عفدـلا غ دـيدس كـلذ نأ : تباـثلا نم ةحئـال (130 – ددـع 7 - دـلجم /9ع2/ ماـعل 1434 ـ خـ راتب 10/2/1434 ـ باـطخب بتاـ لدـعلا ةـفرغلاب ةـ راجتلا ةيعانـصلا ةدـجب مـقر ( 7050/34 ) خـ راتو 10/2/1434 ،ـ ثـيح نأ رارق ءا رـشلا دملا ھـيلع – ك رـشك ةكرـشلا ـلاو حبـصأ ا رـش ادرفنم اـ ف ءاـنب ع ءارـش صـصح ثروـم دملا كـلت ةكرـشلا دـقو مت دـيكأت كـلذ لي ـ ب رارق ءا رـشلا ىدـل ةرازو ةراـجتلا مقرب ھثروم ھصـص ةكرـش دـمحأ ز ةـ راجتلا إ دملا ھيلع نع ق رط هرارقإ عضولاب ي وناقلا دـيد ا ءا رـشلل ةكرـش دـمحأ ز ةـ راجتلا هرارقإو ةكارـش ةماسأ نب دمحأ سابع ز – ةـ زاوج دان ـس ع اذـ مـك ا وـ عـيقوت دملا ع رارق ءا رـشلا ليدـعتب دـقع س ـسأت ةكرـش دـمحأ ز ةـ راجتلا م ملا خـ راتب 21/11/1433 ـ يذـلاو ھبجوـمب رقأ دملا ة ـ ب عيب ةكرـشلاب أربأو بجومب اذ مك ا ةمذ دملا ھيلع نم يأ تابلاطم قلعتت كلتب ةكرـشلا وأ ا صصح نمو مث طاقسإ ھقح يأ ةبلاطم – امب ا ف كلت ةبلاطملا .ةن ارلا ب2/ : اممو دكؤي ةـ راجتلا ) ءاوس ام قلعتي ةبـس ب هدـلاو لا (ـ90 )% لا لزانت ا ع ضوع دـملل ھيلع لبق مك ا مدـعو ھضا عا ع اذـ لزانتلا ، كلذـكو ام قلعتي ھب ـصنب ةكرـشلا نم ةبـس لا (ـ10 )% يذـلا ھيعدـي - ءان و ع كلذ عقو ع اذـ ـصلا نودملا مك اب ي اضقلا يذـلا ت ثأ اصت فنأتـسملا فنأتـسملاو هدض نأش ل ام قلعتي ةكرـشلاب – لحم ىوعدلا ( ةكرـش دمحأ ز ھثروـم صـص ل ـلا تناـ ةـكولمم ھـل ةكرـشلاب دـملل ھيلع دـقو ـ ترا اذـ عـضولا ملو دـبي ةـمث ةـضراعم ع اذـ رم ملو دـبي اـعفد مدـع ءاـفي سا نمث كـلت صـص ا – ع وحنلا ع عضولا ي وناـقلا املاو ةكرـشلل لـحم ىوعدـلا - ءاـنثأ رودـص اذـ مك ا نمـضتملا ـصلا - ملعو اـملع اـمات ةـفا ب بناوج عضولا ي وناـقلا املاو ـ املا اـ او ةكرـشلل امب ا ف عيب رداصلا نم ةرئادـلا ةـ راجتلا ةع اسلا رـشع رداصلا مقرب ( 185/17/2 ) خ راتو 02/12/1432 ـ و ف دودرم ھيلع كـلذ نأ :ب1/ : دملا لبق ھعيقوت ع اذـ ـصلا نودملا ةيقافتالاب علطا ت ـس كا كـلت ماـ ح ةفـصلا ةـتابلا تزاـحو ةـي ء ـ لا ـ قملا ھـب نـمو مـث ـالف زوـجي ةداـعإ ھتراـثإ ةرم .ىرخأ نأ اـم هاـعدا دملا ھباوـج مدـع زاوـج دان ـس ع مـك ا ي اـضقلا – ت بثأو ناترئادلا ة ـ عيبلا م ملا ام يب ة و هدونب مالتساب نمثلا رفاوتو ةفا نا ر ةمزاللا ة ل دقعلا جاتنإو هراثآ ةينوناقلا قحب نيدقاعتملا قو نامك ا درب ىوعدلا دقو دـمحم يدـيازلا لاو بلط ام ف لاطبإ عيبلا يذلا مت ن ب فنأتـسملا ام رومو – يذلاو نمـضت مالتـسا ثروم دملا ةميقل صـص ا ةعابملا دقو ت بثأ ةمكحملا دقع عيبلا – دارملا ھلاطبإ ةـمكحملاب مـقرب ( 3218883 ) خـ راتو 4/3/1432 ـ ىدـل ـ اقلا دـمحم نب كراـبم ـ يعدلا ، كلذـكو ىوعدـلا مقر ( 33286392 ) خـ راتو 8/6/1433 ـ تاذـب ةـمكحملا ىدلو ـ اقلا اص نب اـتلاب :- دملا لـفغأ دان ـسا دملا ھـيلع ع ماـ حأ ةـيئاضق ةـتاب ىرخأ تزاـح ةـي ء ـ لا ـ قملا ھـب تـلثمت نـ مك ا ن رداـصلا نـم ةـمكحملا ةـماعلا ةـظفاحمب ةدـج ةدـيقملاو عفدلا مدع زاوج رظن ىوعدلا قبسل لصفلا ا ف اس سأت ع نأ ةص ا لحم ىوعدلا كلم ھثروم دمحأ ز نأو صلا عقو ع ةص ا ةكولمملا كومل ةكرشلا ، بيجنف مكتليضف ةنس عاب صص ا ةصا ا ھب ع ي شملا ھسفن فيكف لبقت ھنم هذ .ىوعدلا اعسات : درلا ع عوفدلا ةيعوضوملا ةمدقملا نم دملا : اباوج ع عفدلا ي دبملا نم دملا مدع ة انالطب اقلطم امنا تع نم بويع ةدار لا جت بحاصل ة ـصملا كسمتلا ا دـقعلاف ان حبـصي لباق لاطبإلل ملو ىرن نا ناندـع كسمت ھقحب نا نا ھل قح كلت ىوعدلا لب دع دـنع ةـماسأ هدـجن و ھسفن نم ماـق دملا ناندـع ھليكوتب ماـمتإ ةـيلمع ھجراخت نم تاذ ةكرـشلا دـع كأ نم ن ت ـس اضيأ صقن ةـيل تس ل نم دـعاوقلا ةـماعلا لا لطبت دقعلا هدجنف ءي جي ع اقولا ثيحب ذخأي نم كلت ىوعدلا ام هاري ھنظ و ھت ـصمل ك و ام .هرضي 4 ـ نمو ليلضت دملا ھنأ ركذ نأب ليكو دمحأ ز لقن صص ا مساب ةماسأ و فظوم عفد دملا ھيلع مدـع زاوج رظنلا ىوعدلا قبـسل لصفلا ا ف مك اب مقر (( 185/17/2 ) خ راتو 2/12/1432 ـ عفد ال ي الو لحم ...ھل ؛) امم ت ثي دكؤ و ليلـضت دملا ع ةرئادلا 2/12/1432 ـ ن ح ھنأ يفني ةلـص كلت ىوعدـلا عوضومب ىوعدـلا مدـعو ا طابترا ا قلع و كلتب ىوعدلا – ع وحنلا دراولا مك ا كلذكو ھتركذم ةيباو ا لا ءاج ا ف اصن ( : نأ </w:t>
+        <w:t>[صفحة 11]</w:t>
+        <w:br/>
+        <w:t>ةيد اةيبرعلا ةكلمملا</w:t>
+        <w:br/>
+        <w:t>0 0 صك رقم ‎447١541175‏ الج ك2</w:t>
+        <w:br/>
+        <w:t>إ تواقطم --</w:t>
+        <w:br/>
+        <w:t>المحكمة التجارية يجدة رقم الصفحة: ‎١١‏ 0 5</w:t>
+        <w:br/>
+        <w:t>دائرة الاستئناف الثانية تاريخ الصك:  ‎١:44/.”/١١‏ 0-0 5 ا</w:t>
+        <w:br/>
+        <w:t>تقديم أي دليل او دفع حا لكان من شأنه التأثير ني وجه الرأي في الدعوى. 8- وأما استناد المدعي على حكم الوصية: فنجيب على ذلك: 1- أن المدعي يقر إقراراً واضحا وصريحاً بأهلية</w:t>
+        <w:br/>
+        <w:t>مورثه ويتمسك بالوصية الصادرة في تاريخ 12/2/1432 ويطالب بمستحقات مالية ناشئة عن تلك الوصية في حين أنه يدعي ببطلان عقد بيع الحصص محل الدعوى المؤرخ بتاريخ سابق</w:t>
+        <w:br/>
+        <w:t>لتلك الوصية في تناقض تام لادعاءاته السابقة. فلو سلمنا ببطلان عقد بيع الحصص؛ فإنه من باب أولى عدم استحقاق أي مبالغ ناشئة عن تلك الوصية. وبناءً على ما تقدم نلتمس من</w:t>
+        <w:br/>
+        <w:t>فضيلتكم القضاء بمايلي: إلغاء الحكم المستأنف والقضاء مجدداً برد دعوى المدعي؛ لعدم الاستحقاق). كما اطلعت الدائرة على المذكرة الإلحاقية المقدمة من وكيل المدعيين عدنان</w:t>
+        <w:br/>
+        <w:t>أحمد عباس زيني) و (عاتقة محمد يحيى محمد علي الحرازي) والمودعة في مرفقات القخية بتاريخ 29/ 02/ 1445ه وحاصلها: (إلحاقاً لمذكرتنا التفصيلية المقدمة بتاريخ 1445-02-24ه.</w:t>
+        <w:br/>
+        <w:t>ًافنآ اهلإ راشملا ةيليصفتلا ةركذملا يف اوهس طقس هنا ةرقوملا ةرئادلا ةيانع تفلن هيلعو ينمزلا عئاقولا لسلست اهف ىعاري ةيليصفت ةركذم ميدقتب ةريخألا ةسلجلا يف ةرئادلا بلط ىلع ًءانبو</w:t>
+        <w:br/>
+        <w:t>التنويه على مسألتين في غاية الاهمية ومؤثرة جداً على النظر القضائي ومسار القخبية: أولا دفع وكيل المدعى عليه بعدم اختصاص المحكمة التجارية بنظر هذه الدعوى وانها من</w:t>
+        <w:br/>
+        <w:t>اختصاص محكمة الاحوال الشخصية وهذا الدفع باطل من وجوه: أن النزاع والخلاف مع المدعى عليه متعلق بقيمة حصص استحوذ علها دون وجه حق كما هو مبين في مذكرتنا</w:t>
+        <w:br/>
+        <w:t>السابقة والاختصاص منعقد كما لا.يخفى على شريف علم الدائرة للمحكمة التجارية بموجب المادة السادسة عشرة من نظام المحكمة التجاربة والتي نصت على: (تختص المحكمة</w:t>
+        <w:br/>
+        <w:t>ةبلاطملا ةميق تناك ىتم ,ةيراجتلا دوقعلا تاعزانم يف رجاتلا ىلع ةماقملا ىواعدلا .؟ .ةيعبتلا وأ ةيلصألا ةبراجتلا مهلامعأ ببسب راجتلا نيب أشنت يتلا تاعزانملا ‏.١‎ :يتآلا يفرظنلاب</w:t>
+        <w:br/>
+        <w:t>ماظن ماكحأ قيبطت نع ةئشانلا تافلاخملاو ىواعدلا 4. .ةبراضملا ةكرش يف ءاكرشلا تاعزانم .ةميقلا هذه ةدايز ءابضتقالا دنع سلجمللو «لابر فلأ ةئام ىلع ديزت ىوعدلا يف ةيلصألا</w:t>
+        <w:br/>
+        <w:t>يف ةيلصألا ةبلاطملا ةميق تناك ىتم «ةيراجتلا دوقعلا تاعزانم يف رجاتلا ىلع ةماقملا ىواعدلا يف ةيراجتلا مكاحملا صتخت يعونلا صاصتخالا :نوثالثلاو ةيداحلا ةداملا كلذكو .(تاكرشلا</w:t>
+        <w:br/>
+        <w:t>الدعوى تزيد على خمسمئة ألف ريال): والخلاف منصب على بيع وقيمة حصص في شركة تجارية نظامية, والدفع من قبل المدعى عليه بعدم الاختصاص القصد منه مضارة موكلي</w:t>
+        <w:br/>
+        <w:t>ومماطلتها فقط وقد جرت أحكام القضاء على عدم اختصاص محاكم الأحوال بالنظر في منازعات الشركات التجارية والخلاف على الحصص أو القيمة. ثانياً: سقط سهواً أن نرفق</w:t>
+        <w:br/>
+        <w:t>مستند في غاية الأهمية إذ أننا بينا في الفقرة رقم ‎)١(‏ من البند (ثانياً) من مذكرتنا الإلحاقية الأخيرة الإشارة إلى صدور تقرير طبي من مستشفى الحرس الوطني بتاريخ 5.-1١-١1١٠م‏</w:t>
+        <w:br/>
+        <w:t>الموافق ‎١41721-1١7-.37‏ هه أي بعد تاريخ عقد بيع الحصص محل النزاع بأيام قليلة» وتضمن التقرير أن الأب - مورث موكي - يعاني من الحرف الشيخوخي المقدم وضعف الإدراك (مرفق).</w:t>
+        <w:br/>
+        <w:t>أي أن المورث فاقد للأهلية وغير مدرك قبل هذا التاريخ بكثير وبالتالي فإن عقد البيع ساقط وغير معتبر شرعاً ونظاماً وغير منتج لآثاره النظامية وكذلك من مسقطات عقد البيع على</w:t>
+        <w:br/>
+        <w:t>افتراض صحته عدم دفع القيمة العادلة للحصص بل إنه لم يسلم منها شيئاً وتناقض المدعى عليه في بيان آلية سداد الثمن كما هو مفصل في المذكرة السابقة وفصلته الدائرة الابتدائية</w:t>
+        <w:br/>
+        <w:t>بجلاء في تسبيها للحكم محل النظر ونحيل لما سبق منعاً للتكرار وحفظاً لوقت الدائرة الثمين. وهذا ما جعلنا نعدل عن الدفع بتزوير عقد البيع فهو دفع غير مؤثر وغير منتج بعد</w:t>
+        <w:br/>
+        <w:t>تصفية الشركة اختيارياً من قبل المدعى عليه فهذا العقد تعددت أسباب سقوطه ركناً ومحلاً بعدم أهلية أحد العاقدين ابتداءً ثم بتخلف الثمن الحقيقي العادل للمبيع وثبوت انتفاءه.</w:t>
+        <w:br/>
+        <w:t>هذا ما أردت بيانه). ثم عقب وكيل المدعى عليه بالتأكيد على أن والدة المدعى عليه محتجزة لدى المدعي, وأن هناك تسجيل فيديوتم قبل أسبوعين تظهر فيه المدعية عاتقة وهي تقول</w:t>
+        <w:br/>
+        <w:t>بأنها لا.اتطالب ابنها أسامة بأي مطالبة: وأنها لم توكل أي محامي ولا.تعرف عن القضية شيئاً. والذي قام بتصوير الفيديو هو أخوها مرزوق الحرازيء وتم بعثه على البريد الإلكتروني</w:t>
+        <w:br/>
+        <w:t>الخاص بالدائرة» وأنه يطلب استجوابها بنا على المادة 20/2 من نظام الإثبات فعقب وكيل المدعي انه بعث بجوابة عبر حقل المحادثة ونصه: (ما ذكره المدعى عليه من احتجاز والدة</w:t>
+        <w:br/>
+        <w:t>موكلي عدنان وأنها لم توكل فهذا الكلام غير صحيح ولايجوز الطعن في الأوراق الرسمية إلا بالتزوير وليس هذا من اختصاص المحكمة التجارية» وبإمكان المدعي التقدم للجهات</w:t>
+        <w:br/>
+        <w:t>المختصة. ثم إن المدعى عليه أقام دعوى ضد والدته برقم 4570053093 يطالها بتسليم 130 مليون ريالء ولازالت قيد النظر بالمحكمة العامة). فعقب وكيل المدعى عليه بجوابه عبر</w:t>
+        <w:br/>
+        <w:t>حقل المحادثة ونصه: (الدعوى المذكورة ليس لها علاقة بهذه الدعوىء وقد سبق للدائرة الابتدائية أن طلبت حضور السيدة عاتقة لسماع مالديهاء ولكن الوكيل ذكر نصاً أنها تقف على</w:t>
+        <w:br/>
+        <w:t>الحياد بين ابنها ولا.يرى ضرورة لإحضارها وقد استجابت له الدائرة ولا.نعرف أي سبب يمنع من حضورها للمحكمة لسماع مالدهها). ثم أفهمت الدائرة الخبير بالحضور في الجلسة</w:t>
+        <w:br/>
+        <w:t>القادمة وتزويد الدائرة بوسائل التواصل مع الخبير. وأفهمت وكيل المدعيين بالرد على ما تضمنه جواب وكيل المدعى عليه بشأن القيمة التي قدّرها الخبير. كما أفهمت وكيل المدعى</w:t>
+        <w:br/>
+        <w:t>عليه بالرد على ما ذكره المدعيين بجلسة اليوم بشأن مسألة الاحتجاز والشكوى لدى الجهات المختصة. وتقديم إجابته خلال مهلة لا تتجاوز يوم واحد عبر النظام ء بصيغتي 06م و 010لا</w:t>
+        <w:br/>
+        <w:t>كما أفهمت كل طرف بالرد عبر النظام على ما سيق دمه الأطراف خلال مهلة تالية وقدرها يوم واحدء على إنه إن تعذر إرسال الإجابة عبر النظامء فيمكن إرسالها عبر إيميل الدائرة التالي:</w:t>
+        <w:br/>
+        <w:t>.10 ©011/12- 850-00 مع ضرورة أن يقوم كل طرف بتزويد الطرف الآخر بالإجابة عبر إيميل كل منهماء فتفهم كل طرف ذلك. وعليه تقرر الدائرة تأجيل نظر الدعوى. وني</w:t>
+        <w:br/>
+        <w:t>جلسة 1445-03-11هء المنعقدة عبر الاتصال المرئي عن بعد والمبلغ بها أطرافها إلكترونياًء واطلعت الدائرة على ملف القضبية» وعلى المذكرة المقدمة وكيل المدعيين (عدنان أحمد عباس</w:t>
+        <w:br/>
+        <w:t>زيني) و(عاتقة محمد يحيى محمد علي الحرازي) والمودعة بمرفقات القضية بتاريخ 10/ 03/ 1445ه وحاصلها: (نوضح لمقام الدائرة الآني رداً على ما أثاره وكيل المدعى عليه المضبوطة في</w:t>
+        <w:br/>
+        <w:t>الجلسة السابقة والتي كانت بتاريخ 5 ‎٠.‏ /55/.1 ١ه‏ أولاً: فيما يتعلق بدفع المدعى عليه بأن التقرير المحاسبي الصادر من الخبير المحاسبي طلاال أبو غزاله قد تضمن أن قيمة حصص</w:t>
+        <w:br/>
+        <w:t>المورث أحمد زبني رحمة الله محل هذا النزاع -تقدر بمبلغ وقدره (.. .,9,..0/ مليون ريال) فهذا الدفع باطل ومردود شكلاً وموضوعاً. فمن الناحية الشكلية فقد نصت المادة (١؟)‏</w:t>
+        <w:br/>
+        <w:t xml:space="preserve">من اللائحة التنفيذية لطرق الاعتراض على: (لا.تقبل المحكمة - أي الاستئناف - </w:t>
       </w:r>
     </w:p>
     <w:p>
@@ -377,7 +1531,35 @@
           <w:b w:val="0"/>
           <w:i w:val="0"/>
         </w:rPr>
-        <w:t>نـم بـتكم لـالط وـبأ ھـلازغ رداـصلا ىوـعد جراـختلا ـلا تناـ ةروـظنم نـم ةرئادـلا ةـ راجتلا ةـع اسلا رـشع ةـمكحملاب ةـ راد ةدـجب رداـصلا اـ مـك ا مـقر ( 185/17/2 ) خ راـتو دـقعلاب ھت ـ و ، نمو ررقملا ءاـضق " مدـع زاوـج عوـجرلا رارق ق ا صاـ ا ." 3 ـ اـمك نأ اـم ت ثي ليلـضت دملا ع ةرئادـلا دان ـسا ھليكو هاوعد ع مييقتلا ساـحملا رداـصلا دـنع ھميدـقت ھت جاوم ىوعد ةـيئاضق ىرخأ ملو نعطي ھيلع را نإلاب وأ ر و لا امم طقـس ھقح هرا نإ وأ را نإ ھت ـ وأ نعطلا هر و ب كلذ نأ ھتو ـس مامأ ةمكحملا تع ارارقإ ةقباس نأ ةميقلا ةيلعفلا صـص ل 120 نويلم لا ر ا أو ةتباث طبـض ىدحإ تاسلج كلت ىواعدلا ، اذ و ت ثي ھملع دقعلاب املع انيقي ھملعو ھتميقب ھت ـ و ھعالطاو ھيلع اقباس تاـ ج ةـيئاضق تاذـب .عوضوملا 2 ـ اـمك ھنأ دملا ناـ ركذـي اـمئاد نأـب دـقعلا ت ثملا ىدـل تاـ ا تاذ ةـقالعلا ناـ ةـميقلاب ةيمـس ركذو اـصن ھنأ دـحأ ءـالكو دملا ھيلع ركذ ىوـعد صـص ا يذلاو ت ثي ةميق صـص ا ةيلعفلا لاو مت ـ ا لا ا لع ةميقب 120 نويلم لا ر ، معزو ھنأ لوأ ةرم عمـس ھنع وأ علطي ھيلع ع مغرلا نم ھنأ ماقأ دـيدع ىواعدـلا ىدل ةدع دـجن اـ أ نار اـ لع س لدـتلا ـ اولا ضقاـنتلاو ا جتو كـلذ اـميف ي 1: ـ لـي س ھيعـس ليلـضتل ةرئادـلا ةردـصم مـك ا نـعط ر و ـب دـقعلا م ملا نـ ب دملا ھـيلع هدـلاوو كلاـم داـقع ا دـقعلا ـالو رثأ ع ة ـ دـقعلا هدوجوو امل دـق أرطي ع ةـيل أ يأ اـم م دـع كـلذ ." اـنماث : ءاوطنا تاءاعدا دملا ع تاضقانت س لدـتو ج : صيحمتبف دودر تاءاعداو دملا ءاوـس ةبـس لاب ع اـبلل وأ ي ـشملا نـمو مـث نإـف دـقعلا دـقعني نـمم وـ لـ أ فرـصتلل وـ و نـم غـلب نـس دـشرلا مـلو ر ي ھـيلع ة ـعلاو رفاوـتب ةـيل فرـصتلل تقوـب فرـصتلا يأ تقو صـص ا وأ ح ا داد ساب دـع اليلد اعطاق ع ھئافي سا ةميقل كلت صـص ا لحم ىوعدلا ، املو نا نم ررقملا ءاضق ھنأ " ـ قت دعاوقلا ةماعلا نأب عيبلا دع نم لامعأ فرـصتلا ع دـقع عـيب صـص ا رم يذـلا تـ ثي ة ـ دـقعلا ھتقفاوـمو حي ـ ل عرـشلا ماـظنلاو ، ثـيحو نا مدـع كولـس ثروـم دملا – لـظ رفاوـت ھـتيل أ - يأ قـ رط ةـبلاطملل لـباقمب كلت ةـ راجتلا ةدـجب تحت مقرلا ( 257 ) ةفي ـ ( 172 ) دلجم ( /8ع/ر ) خ راتو 16/10/1431 ،ـ ملو متي ن يع اـيلو ھنع ـالإ ماع 1436 ـ يأ دـع ام د زي ع ( 5 تاونـس ةلما ) نم خ رات عيقوتلا دـقاعتلل - دملاو ھيلع خـ راتب 16/10/1431 ،ـ ماـقو ثروم دملا عيقوتلاـب ع رارق لزانتلا نع صـص ا بجومب قيدـصتلا رداصلا نم ةرازو ةراجتلا ت ثملاو مامأ بتا لدـعلا ةفرغلاب</w:t>
+        <w:t>أي أدلة لم تكن معروضة أمام محكمة الدرجة الأولى وكان بإمكان الخصوم تقديمها...): وبما أن المدعى</w:t>
+        <w:br/>
+        <w:t>عليه لم يثر هذا الدفع أمام محكمة الدرجة الأولى مع أن الحاجة ماسة لتمسكه بهذا الدفع لوكان يؤمن بصحته والتقرير المحاسبي ليس حديث الصدور والنشأة حتى يقبل منه عدم</w:t>
+        <w:br/>
+        <w:t>اكتراثه بما جاء فيه بأن القيمة للحصص محل النزاع 9 مليون كما يزعم ولا يجوز تأخير البيان عن وقت الحاجة, ولماكان الحال كذلك فإن محكمة الاستئناف الموقرة قد ترى أنه لزاماً</w:t>
+        <w:br/>
+        <w:t>علها تطبيقاً لنص المادة (١؟)‏ سالفة الذكر إسقاط هذا الدفع شكلاً وعدم قبوله واطراحه. ومن الناحية الموضوعية؛ فإن دفع المدعى عليه بأن الحصص محل النزاع تقدر بقيمة تبلغ</w:t>
+        <w:br/>
+        <w:t>1 مليون ريال فقط دفع واه وساقط من وجوه: ‎-١‏ أن هذا المبلغ لم يكن في التقرير النهائي وإنماكان في التقرير المبدئي ثم بعد اعتراضات الأطراف صدر التقرير النهائي الذي قرر أن القيمة</w:t>
+        <w:br/>
+        <w:t>هي مبلغ ‎1/01/.917١‏ 717 ريال. ؟- أن هذا المبلغ المذكور بالتقرير النهائي - محل الحكم - هو المبلغ الذي تم تخارج الشركاء عليه وأقر به المدعى عليه ولم يعترض على مضامينه في أي مرحلة</w:t>
+        <w:br/>
+        <w:t>من مراحل الدعوى. '- ورد في التقرير النهائي (ص ‎)١‏ وما بعدها أن قيمة شركة أحمد زيني التجارية هو مبلغ وقدره (1/,7517:311 ‎١‏ ريال) (مرفق ‎١‏ صورة التقرير). وعليه فإن المبلغ</w:t>
+        <w:br/>
+        <w:t>مامأ ريرقتلا اذه بجومب جراختلا متو يبساحملا ريبخلل يئاهنلا ريرقتلاو مييقتلا ىلع ًءانب ىلوألا ةجردلا ةمكحم لبق نم هب موكحملا غلبملا وه ةبلاطملا لحم صصحلا ةميق ريرقتل دمعتملا</w:t>
+        <w:br/>
+        <w:t>المحكمة آنذاك وينزل هذا التصرف بمنزلة الرضا أو عدم الاعتراض من قبل أطراف النزاع جميعاً ومنهم المدعى عليه في هذه الدعوى ولا.يقبل من الأخير إسقاطه أو التشكيك في صحته</w:t>
+        <w:br/>
+        <w:t>وهذا ما نأمل أن يكون محل اعتبار لدى الدائرة الموقرة. ثانياً: نؤكد لمقام الدائرة الموقرة أن موكتي المدعية عاتقة الحرازي متمسكة بالمطالبة بحقها في إرث زوجها المتوفي أحمد زبني رحمة</w:t>
+        <w:br/>
+        <w:t>الله المتمثل في نصيها الشرعي في الحصص البالغة 9690 من شركة أحمد زيني واولاده التجارية الذي استحوذ علها المدعى عليه بغير حق ولا سبيل معتبر للتملك شرعي أو نظامي وفي سبيل</w:t>
+        <w:br/>
+        <w:t>دوجو نم هيلع ىعدملا همعزي ام ةتباثلا ةقيقحلا هذه نم لاني.الو ,ةلاكولا ةروص ‏١(.‎ قفرم) اهقوقحب ةبلاطملاو اهليثمتل ةيماظنلا ةلاكولا يل تردصأ هعازتناو قحلا اذه جارختسا</w:t>
+        <w:br/>
+        <w:t>تسجيل مصور لموكلتي تبدي فيه عدم رغبتها في مخاصمة المدعى عليه أو المطالبة بحقوقها ولجوء المدعي عليه لهذه الأساليب الملتوية باعثة إدراكه سلامة موقفه وإلا. فالحجة تقارع</w:t>
+        <w:br/>
+        <w:t>بالحجة لا بتسجيلات لا يعلم ظروف تسجيلها أو توقيتها أو صحتهاء وتأكيدًا من موكلتي على حرصها على المطالبة بحقها الشرعي والنظامي فإننا نرفق لمقام الدائرة الإقرار الصريح والذي</w:t>
+        <w:br/>
+        <w:t>لا.يقبل التشكيك والتأويل في إصرارها على المطالبة بحقها حتى الهاية ودحض افتراءات المدعى عليه وأكاذيبه المثارة منه في الجلسة الماضية بقصد إسقاط الحقوق الثابتة في مواجهته</w:t>
       </w:r>
     </w:p>
     <w:p>
@@ -390,7 +1572,89 @@
           <w:b w:val="0"/>
           <w:i w:val="0"/>
         </w:rPr>
-        <w:t>٤۵۳۰۲٤۱٦۲۲ رقم صك</w:t>
+        <w:t>[صفحة 12]</w:t>
+        <w:br/>
+        <w:t>ةيد اةيبرعلاةكلمملا</w:t>
+        <w:br/>
+        <w:t>0 0 صك رقم ‎447١541175‏ الج ك2</w:t>
+        <w:br/>
+        <w:t>معاطم --</w:t>
+        <w:br/>
+        <w:t>المحكمة التجارية يجدة رقم الصفحة: ؟١‏ 0 5</w:t>
+        <w:br/>
+        <w:t>دائرة الاستئناف الثانية تاريخ الصك: ١١/”./ف44١‏ 1 8 أ</w:t>
+        <w:br/>
+        <w:t>والتشغيب علها وهذا ما نتيقن أنه لن ينطلي على نظر وبصيرة الدائرة وفهمها الثاقب بعد عون الله وتأييده وقد شهد عليه أحفادها من ابنها غازي (مرفق ‎٠‏ صورة الإقرار)ء ونود أن ننوه</w:t>
+        <w:br/>
+        <w:t>الدائرة الموقرة أن الخصومة بين موكلي والمدعى عليه محتدمة فقد أقام المدعى عليه دعوى ضد موكلتي لإلزامها بأن تدفع له مبلغ (. . ......8؟١‏ ريال) وهي منظورة بالمحكمة العامة</w:t>
+        <w:br/>
+        <w:t>بجدة برقم (401..5177.97) وأنا وكيلها ومحامها في تلك الدعوى؛ مما يبين وجود الخصومة والخلاف بين الأطراف وتهافت هذا الدفع من المدعى عليه. ثالثاً: نرغب أن تأذن لنا الدائرة</w:t>
+        <w:br/>
+        <w:t>الموقرة في مزيد بيان وإيضاح حول مسألة طلب تفصيل منطوق الحكم والتنصيص على نصيب موكلي في قيمة الحصص المحكوم بها مع وجود وصية من المورث رحمه الله واجبة النفاذء</w:t>
+        <w:br/>
+        <w:t>وبالاطلاع والتأمل على صك الوصية (مرفق 4 صك الوصية) نجد أن المورث رحمه الله قد أوصى بثلث تركته وفق مصارف الوصية المثبتة بصك إثبات الوصيةء فبعد أن نص على نسبة</w:t>
+        <w:br/>
+        <w:t>5 كوقف لآل زيني وعشرة ملايين كوقف علمي وخمسة ملايين لإحياء أرض جدة بوادي فاطمة بعد هذا كله تم النص على: ((وما تبقى من الثلث يوزع على احفادي... إلخ)), مما يعني أن</w:t>
+        <w:br/>
+        <w:t>ليصفتلا قفو دافحألا ىلع عزوي ةددحملا ةثالثلا فراصملا هذه دعب ثلثلا اذه نم ىقبتي امو ثلثلا جراخ تسيلو ةيصولا ثلث نم مصخت نييالم ةسمخلاو نييالم ةرشعلاو /,5 ةبسنلا</w:t>
+        <w:br/>
+        <w:t>المثبت بالوصية, وقد ترى الدائرة الموقرة أن صك إثبات الوصية ابتدأ بأن مصارف الثلث الثلاثة» ثم نص على أن ما تبقى من هذا الثلث يوزع على الأحفاد والتقديم والتأخير في رصد</w:t>
+        <w:br/>
+        <w:t>رغبات المورث في وصيته لا.يغير من أن الوصية هي الثلث دون زيادة أو نقصان, وبإنزال هذا التقرير الشرعي على المبلغ المحكوم به وبعد الاطلاع على صك حصر الإرث (مرفق ه حصر</w:t>
+        <w:br/>
+        <w:t>هردق و غلبم هردقو ًاغلبم كلذ يلامجإ نوكيو اهفراصم بسح فرصي ثلثلا :ةيصولا ‏-١‎ :يلاتلاك حبصت هب موكحملا غلبملا ةميق نأ اهملع فيرش ىلع ىفخي الو ةرقوملا ةرئادلل رهظي ء(ثرإلا</w:t>
+        <w:br/>
+        <w:t>‎)١11١77,/9(‏ مئة وعشرة مليون وستمئة واثنان وسبعون ألفاً وثلائمئة وتسعة وسبعون ريالاً. ‎-١‏ موكلي عدنان زيني: بعد خصم مبلغ الثلث للوصية والثمن لموكتي بالمناصفة مع</w:t>
+        <w:br/>
+        <w:t>المدعي عليه يستحق مبلغاً وقدره (17,775,770 ريال) ستة وتسعون مليوناً وسبعمائة وتسعة وسبعون ألفاً ومئتان و سبعون ربالاً. 3- موكلتي عاتقة الحراري.: بعد خصم مبلغ الث</w:t>
+        <w:br/>
+        <w:t>للوصية بصبح الحمن المستحق لها شرعاً مبلغاً وقدره ‎710101,7١15(‏ ريال) سبعة وعشرون مليوناً وستمئة وواحد وخمسون ألفاً ومئتان وتسعة عشر ريالاً؟ ولكل ما سبق بيانه في</w:t>
+        <w:br/>
+        <w:t>انتركذم يف هانحضو امو ًاثلاث دنبلا يف فنآلا ليصفتلا قفو ةقوطنم ليصفت عم رظنلا لحم ىلوألا ةجردلا ةمكحم مكح دييأت ةرئادلا ماقم نم بلطن ةقباسلا تاركذملاو ةركذملا هذه</w:t>
+        <w:br/>
+        <w:t>رمألا ةيجح ماكحألا بستكتو عطاقو تاب لكشب تاعزانملا يف لصفلا يف ةيئاضقلا ماكحألا نم ةياغلا ققحتت ىتح المجم ءاج يذلا مكحلا قوطنم ليصفتب اهف انبلاط يتلا ةيضارتعالا</w:t>
+        <w:br/>
+        <w:t>المقضي به). كما اطلعت الدائرة على المذكرة المقدمة وكيل المدعى عليه (أسامة احمد عباس زيني) والمودعة بمرفقات القضية بتاريخ 10/ 03/ 1445 ه وحاصلها: (أولاً: نتتمسك بكافة أوجه</w:t>
+        <w:br/>
+        <w:t>ةقتاع) هتدلاول هدض فنأتسملا زاجتحا نأشب ةرئادلا راسفتسا ىلع ًاباوج :ًايناث .ةركذملا كلت نم أزجتي ال ءزج اهب ةدراولا عوفدلا ةفاكربتعنو ةقباسلا تاركذملاب ةادبملا عوفدلاو عافدلا</w:t>
+        <w:br/>
+        <w:t>هقتاع) هيلع ىعدملا ةدلاوو هتدلاو سبحب يعدملا ماق ىلاعت هللا رمأل لثتميو هتدلاول نسحي نأ نم ًالدبو (ًاناسحإ نيدلاولابو هايإ.الإ اودبعت.الأ كبر ىضقو) ىلاعت لاق 1- . (يزارحلا</w:t>
+        <w:br/>
+        <w:t>نم مهريذحتو ةيلزنملا ةلامعلا ديدهتو لكش يأب اهعم لصاوتلا نم يعدملا عنمو اهلاوج بحس ماقو يعدملا لزنم نم روبعلاب الإ لخدم اهتيبل دعي مل ذإ اهتيب باب ةلازإو اهزاجتحاو (يزارحلا</w:t>
+        <w:br/>
+        <w:t>تمكينه من مكالمها عن طريقهم للاطمئنان على صحتها ولا.سيما وأنها سيدة طاعنة في السن وبلغت من الكبر عتياً وصحتها سيئة ولديها من الأمراض التي يستلزم مراجعتها وأخذها</w:t>
+        <w:br/>
+        <w:t>للمستشفيات لمراجعة الأطباء المشرفين على صحتهاء وقد منع المدعى عليه من الاطمئنان علبها وعلى صحتها كما قام طرد ثلاثة من العاملين لديها ليس بسبب أنه يتهمهم بتمكين المدعي</w:t>
+        <w:br/>
+        <w:t>من الاتصال بوالدته وكذلك قام بتوكيل نفسه وتوكيل محاميه بعد استيلائه على أرقام منصة أبشر وقد لاحظنا أن وكالة الوالدة للمدعي كانت في شهر جمادى الثانية 1444 ه وتوكيله</w:t>
+        <w:br/>
+        <w:t>ةحص ىدم ثحبو كلذ ةظحإلم ةرقوملا ةرئادلا ماقم نم سمتلن ءتاونس عضب اهل ءه 1442 ةنس ةماقم ىوعدلا هذه نأ نيح يفه 1444 ةدعقلا يذ رهش يف اهع رضاحلا يماحملل</w:t>
+        <w:br/>
+        <w:t>تمثلها منذ بدء الدعوى. أيضاً نقل بيتها باسمه بثمن لم تقبضه وبوكالة ليس فيها حق البيع لنفسه ونقل عقاراتها أيضاً باسمه وأكثر من ذلك فإنه من أكثر من عشر سنوات حتى الآن</w:t>
+        <w:br/>
+        <w:t>ميدقت ررقو يعدملا نم ةنيشملا تافرصتلا كلت ءازإ هيلع ىعدملا تكسي مل 2- .اهب ةصاخلا ةيلزنملا ةلامعلا بتاور عفدو ءابرهكلاو ءاملا ريتاوف ديدستو اهلع فرصلا ىلوتي نم هيلع ىعدملاو</w:t>
+        <w:br/>
+        <w:t>شكوى ضده لدى مركز شرطة السلامة إلا أمهاارفضت ذلك بسبب الصفة ولأنها كاملة الأهلية وعدم وجود ما يثبت عدم قدرتها على ذلكء كما أن المدعى عليه قام بمراجعة إمارة منطقة</w:t>
+        <w:br/>
+        <w:t>مكة المكرمة لتقديم شكوى ضده إلا أنها رفضت الشكوى لذات السبب أيضاً. 3- كما أن أخو والدة المتداعين السيد مرزوق الحرازي قام بإحضارها للشرطة لتمكيها من تقديم الشكوى</w:t>
+        <w:br/>
+        <w:t>لفك حبسها إلا أن المدعي حضر بصحبه ولده (غسان عدنان زيني) وقام بالتعدي على خاله: مرزوق وضربه في صدره وقال له لفظاً (والله لأربيك مثل ماربيت غيرك), وقام بأخذ والدته</w:t>
+        <w:br/>
+        <w:t>وإعادتها لمكان حبسها واحتجازها دون تمكينها من تقديم الشكوى.4- بعد أن أبلغت السيدة عائقة ابها المدعى عليه بقيام عدنان وابنه غسان بوضع بصمتها على عدة أوراق لا.تعلم</w:t>
+        <w:br/>
+        <w:t>ماهيتها ولا تعرف مضمونها ومحتواها قام المدعى عليه برفع برقية عاجلة لسمو وزير الداخلية تقيدت برقم 2307033671544 وتاريخ 2023/09/20م وبرقية أخرى لفضيلة معالي النائب</w:t>
+        <w:br/>
+        <w:t>العام تقيدت برقم 2307033671543 وتاريخ 2023/09/20م. وبناء على ما تقدم فإنه يثبت لفضيلتكم سلوك المدعى عليه لكافة السبل والطرق وعدم سكوته عن حماية والدته إلا.أن</w:t>
+        <w:br/>
+        <w:t>يبساحملا ريرقتلا ريدقتب عفدلا زاوج مدعب يلكشلا عفدلا ىلع ًاباوج1- :(ناندع) هدض فنأتسملا ليكو نم ةمدقملا ةيعوضوملاو ةيلكشلا عوفدلا ىلع درلا :ًاثلاث .كلذ نود لاح يعدملا</w:t>
+        <w:br/>
+        <w:t>للشركة بمبلغ (79.000.000 ريال) على سند من المادة (21) من اللائحة التنفيذية لطرق الاعتراض؛ فنجيب على ذلك بأن هذا الدفع غير سديد وفي غير محله ذلك أن: أ- إصرار وكيل</w:t>
+        <w:br/>
+        <w:t>المدعي على عدم جواز الاستناد على التقرير المحاسبي الذي يذكر أن تقييم حصص شركة أحمد زيني التجارية بمبلغ (79 مليون ريال) (مستند رقم 1) هو محاولة منه للتغطية على</w:t>
+        <w:br/>
+        <w:t>ممارسات الغش والتضليل الممارسة على الدائرة بالإهام بزعم تضمن التقرير تقييم الحصص بمبلغ (368 مليون ريال) (مستند رقم 2). في حين أن هذا المستند قد طالته أيدي العبث</w:t>
+        <w:br/>
+        <w:t xml:space="preserve">والتعديل من وكيل المستأنف ضده حيث قام بحذف التاريخ المذيل بكل صفحة من صفحات التاريخ كي لا </w:t>
       </w:r>
     </w:p>
     <w:p>
@@ -403,7 +1667,35 @@
           <w:b w:val="0"/>
           <w:i w:val="0"/>
         </w:rPr>
-        <w:t>رات ـخ صلا ـك : ۳۱/۳۰/۵٤٤۱ مقر حفصلا ـة : ٦ ةرئاد فان تس فان تس ةيناثلا ةمكحملا ة راجتلا ة راجتلا ةدجب</w:t>
+        <w:t>يتطابق مع التاريخ المدون بالصفحة الأولى بمقدمة التقرير وكي يمكن لنفسه من</w:t>
+        <w:br/>
+        <w:t>مدقملا ريرقتلل عوجرلاب هنأ كلذ ةلالدو عقاولاو ةقيقحلا عم ىفانتي عورشم ريغ قحب ماهإلاو ةمكحملا ىلع سيلدتلا ىلإ ةياهنلا يف يدؤي امب يناثلا ريرقتلا ةمدقم عم لوألا ريرقتلا قافرإ</w:t>
+        <w:br/>
+        <w:t>منا بالمذكرة الجوابية السابقة نجد أن كل صفحة بالتقرير المحاسبي الصادر من الخبير المحاسبي مذيلة بتاريخ التقرير ورقم كل صفحة من تلك الصفحات. وحيث إن ثبوت ذلك يعد من</w:t>
+        <w:br/>
+        <w:t>قبيل التزوير المعرّف بنص المادة (1) من النظام الجزائي لمكافحة التزوير أنه: (كل تغيير للحقيقة بإحدى الطرق المنصوص علما في هذا النظام - حدث بسوء نية - قصداً للاستعمال فيما</w:t>
+        <w:br/>
+        <w:t>يحميه النظام من محرر أو خاتم أو علامة أو طابع). وكذلك نص المادة (2) من ذات النظام التي اعتبرت تزويراً (د- التغيير أو التحريف في محرر أو خاتم أو علامة أو طابع. سواء وقع ذلك</w:t>
+        <w:br/>
+        <w:t>بطريق الإضافة أو الحذف أو الإبدال أو الإتلاف الجزئي للمحرر الذي يغير من مضمونه) ومن ثم فإن ما اقترفه من جرم يعاقب عليه بنص المادة (8) من ذات النظام باعتبار أن الخبير</w:t>
+        <w:br/>
+        <w:t>المنتتدب من المحكمة يكتسب صفة الموظف العام ومن ثم يتعين معه حال ثبوتها إحالته للنيابة العامة. ب - أن هذا الدفع إنما يتعلق بدليل قدمه المستأنف ضده نفسه وتساند عليه في</w:t>
+        <w:br/>
+        <w:t>دعواه والمتمثل في التقرير المحاسبي ومن ثم فإنه يجوز لكل ذي شأن في الدعوى الدفع بما يؤيد موقفه في الدعوى دون مانع يحول بينه وبين ذلك بل إن الدفع في الدعوى من أبرز</w:t>
+        <w:br/>
+        <w:t>الضمانات التي كفلها المنظم ومنع الخصوم من إبداء دفوعهم يجعل الحكم معيباً بالإخلال بحق الدفاع ومخالفاً للنظام. ت - المستأنف ضده أقر بأن ما أبداه المستأنف يعتبر دفعاً في</w:t>
+        <w:br/>
+        <w:t>حين أن المادة التي يتساند علها قصرت عدم قبول محكمة الإستئناف لأدلة جديدة, ولا.يخفى على فضيلتكم الفرق الجوهري بين الدفوع والأدلة» والثابت من إقرار المستأنف ضده</w:t>
+        <w:br/>
+        <w:t>والمذكرة الجوابية السابقة إبداء المستأنف لدفع جوهري وليس دليلاً مادياً جديداً. ث - وكيل المستأنف ضده إجتزأ نص تلك المادة وأخذ منها ما يزعم تأييد موقفه وترك ما يدحضه ذلك</w:t>
+        <w:br/>
+        <w:t>أنه بالرجوع لنص المادة (21) السالفة الذكر فإنها نصت على أنه لا.تقبل المحكمة أي أدلة لم تكن معروضة أمام محكمة الدرجة الأولى وكان بإمكان الخصوم تقديمهاء مالم يوجد</w:t>
+        <w:br/>
+        <w:t>مقتض لقبولها... وحيث إن مفاد تلك المادة أنها تضمنت استدراكاً واستثناءً من عدم جوازية تقديم أي دليل جديد في الإستئناف بإجازة ذلك حال وجود مقتضى لقبولها وهو ما يتوافر</w:t>
+        <w:br/>
+        <w:t>في تلك الدعوى الراهنة ذلك أن من شأن هذا الدفع التأثير ني وجه الرأي في الدعوى على نحو يتعين الأخذ به وبتمحيصه بل وأن المحكمة ملزمة بتمحيصه وتد قيقه وإلا. أصبح حكمها</w:t>
+        <w:br/>
+        <w:t>معيباً بالقصور في التسبيب وفقاً لما استقر عليه قضاء المحكمة العليا التي أقرت مبدأ حيث إن الأصل أن تتصدى محكمة الموضوع لأي دفع جوهري في الدعوى, والذي لو صح لتغير به</w:t>
       </w:r>
     </w:p>
     <w:p>
@@ -416,7 +1708,89 @@
           <w:b w:val="0"/>
           <w:i w:val="0"/>
         </w:rPr>
-        <w:t xml:space="preserve">مييقتلل ھب ، اذـ و ر رقتلا ـال نكمي نأ بيغ اـي ساحم نع نابـسح بـ ا ملو رـش ھيلإ هر رقت ملو ض ـع ع كـلذ دملا ھيلع ھنيح ، ـالو ىفخي ع ف رـش ملع ةرئادـلا نأ صـصح دـمحأ ز ةـ راجتلا اـمب اـ ل نـم قوـقح لوـصأو اـمو اـ لع نـم تاـما لا ، نوـ و ةكرـش وـ زأ ةـكلام صـص ل طـقف ةبـس ب ةـنيعم ، اذـ ف غ رثؤـم ع اـ ميق ةـيقوسلا ةـلداعلا ـالو ةقـالع ةرئادـلا نأ عـفد دملا ھـيلع عاـفتراب ةـميق صـص ا لـحم عا لا ھب ـس لوـخد ةكرـش وـ زوأ كـلامك صـص ل عـفد لـطاب اـعوضوم نـم ن جو : لو : نأ مييقت بـ ا بصني ع ةكرـش وـ زوأ كـلامك صـص ل ثدـح ميدـق ر ـشمو ماـ إو دملا ھـيلع نـع عفدـلا ھـب صلختـس ھـنم ھـنأ وـ ھتاذـب ملع مدـع ثأـت اذـ عفدـلا ع راـسم .ةيـضقلا ب - اـعوضوم : ن بـن ماـقمل ةـجا ا ھيلإ دـع نأ تبلط ةرئادـلا ةـيئادتب نم دملا ھيلع ميدقت ةن ب ع عافترا ةميق صـص ا تصنو ع اذ بلطلا ا ي س مك ل م أو دملا ھيلع نع كلذ ، عم نأ لوخد صـص ا لوخدـب ةكرـش و زوأ دـع ةـعقاو عيبلا ةـموعزملا ، ھنإـف عفد طقاس دودرمو الكـش ذإ ھنأ نا نا مإب دملا ھيلع عفدـلا اذـ مامأ ةرئادـلا ةـيئادتب اميـسال عم ھتيم أ س ـسمو ةـجردلا و ناـ و ناـ مإب موـص ا ا ميدـقت ، اـم مـل دـجوي ضتقم اـ لوبقل ، ع نأ ن بـت ةـمكحملا كـلذ اـ مكح ،" لازنإـ و صن هذـ ةداملا قـيقحتو اـ طانم ع عفدـلا عاـفتراب ةميق لـطابلا الكـش انومـضمو :أ - الكـش : تـصن ةداملا ةـيدا ا نورـشعلاو نـم ةـحئاللا ةـيذيفنتلا قرطل ضا ـع ع ماـ ح ع " : ـال لـبقت ةـمكحملا يأ ةـلدأ مـل نـكت ةـضورعم ماـمأ ةمكحم لالخ ماع دـحاو طقف نم خـ رات عيبلا إ خـ رات مييقتلا نا دـع لوخد ةكرـش و زأ - ةكولمملا ھل لما لاب امك مت ھنايب لال ـسا هذ ةركذملا - الف ي الو ميقتـس ؛ درلاف ع اذ عفدلا ھمازلإب ةـميقب صـص ا .ةـلداعلا اسداس : امأ ام ھمعزي دملا ھيلع نم نأ مييقتلا يذـلا تدن ـسا ھيلع ةرئادلا ا مكح عافتراو ةميق صـص ا نم ١٢٠ نويلم امل دـ زي نع ٣٣٠ نويلم اـ قافنإب اـمك مـعزي ، اذـ و ضقاـنتلا خراـصلا بجوـي حارطا اذـ مـعزلا مدـعو هراـبتعا اذـ و اـم تراـشأ ھـل ةرئادـلا ةردـصم مـك ا اـ ي س اـمو تـصلخ ھـل نـم ةـجي ن ةحي ـ ا مكح ٤٥٠ فـلأ لاـ ر ، ةراـتو معزي نأـب نمثلا و ۰۲۱ نويلم لاـ ر ، ضقاـنتو ةـيلآ عفدـلا ةراـتف معزي ھنأ ددـس نويد ةـيكنب نع هدـلاو ، ةراـتو ىرخأ معزي ا أ تافورـصم تاقفنو ةيـص ماق ا ـص و .ةذـفانلا اسماخ : نإ امم لدـي ع نأ عيبلا موعزملا يذـلا ھمعزي دملا ھيلع نا الطاب نودـ و نمث و ھضقانت ةـميق صـص ا لحم هذ ىوعدلا ، ةراتف معزي نأب نمثلا و قاقحتـس ثرـإلاب ؛ ءردـل طاقـسإو قـح كوـم ثر ذوحتـسملا ھـيلع لـطابلاب - صـص ا 90 % نـم ةكرـش دـمحأ ز هدـالوأو ةـ راجتلا - بيغـش ش وـش و نـل طني ع مـ ف ةرئادـلا أـش كومل صـص ا لـحم ةـبلاطملا دـع ةاـفو ثروملا ھـمحر هللا ، لآو مـ لإ كـلمتلا ب ـس ثر ةـلواحمو جزملا نـ ب ـصلا يذـلا لـصح نـ ب كوـم دملاو ھـيلع ناـبإ ةاـيح هدـلاو ن و وبأ ةـلازغ نا ع صـص ا ةدئاعلا ھل ةغلابلاو ( 23 )% نم ةكرـش دـمحأ ز و هدالوأ ، الو ةقالع ا ل صـصحب هدلاو دمحأ ز ؛ نأل خ قزري ملو مصتخي ىوعدلا ، قاقحتـس و .ةيـص اـع ار : اـمأ اـم ھمعزي دملا ھيلع نأـب ـصلا تاـب اذـ عا لا ؛ ھنإـف عفد لـطاب جراـخو لـحم عا لا ، ناـي و كلذ : نأ ـص كوم عم دملا ھيلع ت ثملا قفو مييقت ب ا لالط كوم ايـص اقلعتم ھتمذـب س لو اي يع تاذ صـص ا ، دـع نأ ماق ءا إب ةكرـشلا بطـشو ا ل ـ ھتدارإب ةدرفنملا انظ ھنم ھنأ اذـ ءارج توفيـس قوق ا ةقلعتملا ھتمذب ةفـصب ةرئادلا ةرقوملا ةبلاطملل ةميقب صـصح هدلاو ةغلابلا ( ٩٠٪ ) نم ةكرش دمحأ ز ة راجتلا لا ا لقن دملا ھيلع ھسفنل املظ اناودعو ، حبصأو ھما لا ةميقب صص ا ةلداعلا ة جاوم ھتثروـل ، رـصحناو ھـتثرو ھتجوز ةـيعدملا ةـقتاع دـمحم يزار ا ھيدـلوو ناندـع .ةـماسأو ( قـفرم كـص رـصح ثر قـفرم ٤ .) اـثلاث : ماـقأ كوم ناندـع ھمأو هذـ ىوعدـلا ةروظنملا ماـمأ عا لا ر ظي لالغتـسا دملا ھـيلع ضرمل مدـعو كاردإ هدـلاو ذوحتـساو ع صـص ا نود ھـجو .قـح ٢ - خـ راتب ١٤٣٨-٤-٢١ ـ وـت ثروـم كوـم دـمحأ ز تـلقتناو ھقوـقح ھكـالمأو ر ـشأ اـب رقت ، مت ھلاؤس نم لبق ـ اق تاءا ةـمكحملاب ةـماعلا ةدـجب نع ةـعقاو عيبلا ؟ باجأف ھنأب مل عبي ائ ـش طبـضو .ھباوج ( قفرم ۳ .) اذـ و طبـضلا ي اضقلا صن عطاق لحم ىوعدلا دملل ھيلع ، اممو لدي ع مدع ملع ثروم كوم دمحأ ز ھمحر هللا عي ب صص ا وأ مدع ھكاردإ - ام الكو ناطقسم فرصتلل - دع و ةعقاو لاقتنا صص ا اوحب ةع رأ 1437 ،ـ اقلا توب ب مدع ةيل أ دمحأ ز ةماقإو سراح ي اضق توبثل مدع .ھتيل أ ( قفرم ۲ .) اذ و ن ب ي ءالجب ماقمل ةرئادلا نالطب دقع عيبلا يذلا ھبجومب تلقتنا صص ا لحم ھـسفن لـطابلاب ، تـلآو هذـ ةـبلاطملا رودـصب مـك ا ي اـضقلا مـقر ( ٣٤٢٨١٤٤٩ ) خـ راتو 1434-07-26 ،ـ قداـصملاو ھـيلع نـم ةـمكحم فاـن تس مـقرب ( ٣٧١٥٣٥٩٢ ) خـ راتو -05-09 بـس ُي ھـل لـطاب غو ـتعم ـالو بت ـي ھـيلع هرثأ ، لـيلدو كـلذ : نأ ةـثرو يزاـغ دـمحأ ز اومدـقت بلطب ةـماقإ ميق ع دـ ا ؛ نـأل دملا ھيلع ةـماسأ حبـصأ لـقني لاوـمأ كـالمأو هدـلاو إ كـلملا هللادـبع ةـيبطلا سر اـب طوـلا : نمـضت نأ ب دـمحأ ز ي اـع نـم فر ا وخيـشلا مدـقتملا فعـضو كارد ؛ اـمم ع نأ ةـيل أ ثروـم كوـم ةـمدعنم ، اـتلا و يأ فرـصت لـطاب اعرـش اـماظنو نم ةدـع ھجوأ ا اي و امك ي ١: - دـع دـقع عيبلا موعزملا نم لبق دملا ھيلع مايأب ةـليلق خـ رات و 2010-11-09م قفاوملا 1431-11-03 ،ـ ردـص ر رقت ط نم ةنيدم ماـق دملا ھيلع ةـماسأ ليدـعتب دـقع ةكرـش دـمحأ ز ةـ راجتلا ، عاـ و ھسفنل ةـصح ثروم كوم ناندـع ةـكتاعو ةـغلابلا %( 90 ،) اذـ و عيبلا و لـحم اـنعازن اـن بلاطمو ةـلثاملا و و عيب اذـ و ـصلا نا الثمُم فارطأ عا لا كاذـنآ طقف ، ملو نكي ثروملا دـمحأ ز امو ھكلمي نم بس ةـفا تا رـشلا افرط ھيف ؛ ھنأل نا ع دـيق .ةاي ا ايناث : خ راتب ١٤٣١-١٠-١٦ ـ .هدـالوأو مـث ءاـنب ع مـكح ـصلا ( قـفرم ۱ ) لزاـنت لـ وملا ناندـع ز ءاـنبأو يزاـغ ز نـع لـما صـص ا ةـكولمملا مـ ل بجوـمب دـقع س ـسأتلا ، دـقو مت غارفإ صـص ا دـملل ھيلع ، م ـس اـمك ي :أ ( - ٢٣ )% ةـماسأل ز ةكرـشو و زوأ دـع .كـلذ ب ( - ۱۳ )% نم هذـ ةكرـشلا ا كلمي ةكرـش دـمحأ ز .ةـ راجتلا ج ( - ٢٣ )% ناندـعل . ز د ( - ٢٣ )% اـ كلمي ءانبأ يزاغ ز اـمك ي 1: - ثروـم كوـم دـمحأ ز ( 90 )% ـلا ذوحتـسا اـ لع دملا ھـيلع نود ھـجو .قـح 2 - ةكرـش دـمحأ ز هدـالوأو كـلتمت ( ١٠٪ .) 3 - ةكرـشو دـمحأ ز هدـالوأو اـ كلمي ةدـع فارطأ ةـقيق ل ةعـصان .ةـيلج ( رظنُي مسرلل ي ايبلا ،) نم مسرلا ي ايبلا هالعأ ـ تي ماقمل ةرئادـلا ي : الوأ : نأ ةكرـش دـمحأ ز ةـ راجتلا لحم عا لا هذ ةيـضقلا ا كلمي ةدع فارطأ م ـس عا لا لئاملا دون نأ مدـقن ماقمل ةرئادـلا مسر ي ايب ن بن ھيف لسلـس كالمو تا رـشلا ةـكولمملا فارطأل ىوعدلا ح عطقن يأ ةلواحم ش وش لل ع م ف ةرئادلا نمو مث لوصولا دع كلذ ةعدوملا ماظنلا نم ليكو ن يعدملا ( ناندع دمحأ سابع ز )و( ةقتاع دمحم حي دمحم ع يزار ا ) خ راتب 25 02/ 1445/ ـ ا لصاحو ( : ةيادبلا لبقو نأ فلدن ليصافت ع اقو ھيلعو ررقت ةرئادـلا ليجأت رظن .ىوعدـلا و ةـسلج 1445-03-04 ،ـ ةدـقعنملا </w:t>
+        <w:t>[صفحة 13]</w:t>
+        <w:br/>
+        <w:t>ةئد اةيبرعلا ةكلمملا</w:t>
+        <w:br/>
+        <w:t>0 0 صك رقم ‎447١541175‏ الج ك2</w:t>
+        <w:br/>
+        <w:t>إ تواقطم --</w:t>
+        <w:br/>
+        <w:t>المحكمة التجارية بجدة رقم الصفحة:  ‎١7‏ 0 5</w:t>
+        <w:br/>
+        <w:t>دائرة الاستئناف الثانية تاريخ الصك:  ‎١:44/.”/١١‏ 0-0 5 5</w:t>
+        <w:br/>
+        <w:t>وجه الحكم في الدعوىء ومتى أغفل الحكم ذلك فإنه يكون معيباً بقصور في التسبيب ويتعين نقضه وإعادته للمحكمة مصدرة القرار. " قرار الدائرة الخامسة بالمحكمة العليا رقم:</w:t>
+        <w:br/>
+        <w:t>2 وتاريخ: 1ه" 2- جواباً على دفع المستأنف ضده بأن قيمة شركة أحمد زيني التجارية مبلغ (367.757.931 ريال) في التقرير فنجيب على ذلك بأن هذا يتناف مع أبسط</w:t>
+        <w:br/>
+        <w:t>ةموعزملا - هقوقح لصف دق هدضض فنأتسملا نأ كلذ عازنلا فارطأ نيب يضارتلاو حلصلا تابثإب رداصلا يعطقلا مكحلا فلاخيو قاروألاب تباثلا عم ضقانتيو قطنملاو لقعلا تايضضتقم</w:t>
+        <w:br/>
+        <w:t>وزعم بأن حصته الشرعية من إرث والده في شركة أحمد زيني التجارية بمبلغ وقدره (96.779.270 ريال) وهنا نتساءل كيف للمدعى أن يتخارج بحصته من جميع الشركات بشركة أحمد</w:t>
+        <w:br/>
+        <w:t>زيني وأولاده وعددها (11) شركة وتكون حصته (170.000.000) مليون ريال: (شاملة شركتي دايكن): وكيف يطالب بحصته في شركة واحدة من تلك الشركات 96.779.270 ريال ؟ ؟!!</w:t>
+        <w:br/>
+        <w:t>سؤال يؤكد ويثبت عدم صحة دعوى المدعي وأن دعواه ناشئة عن حسابات ظنية ووهمية غاتها الإضرار بالمستأنف. 3- وأما جواباً على استناد المدعي على التقرير للخبير المحاسبي</w:t>
+        <w:br/>
+        <w:t>واعتباره بمنزل الرضا أو عدم الاعتراض ولا.يقبل إسقاطه أو التشكيك في صحته فإننا نستغرب التناقض الواضح والصريح الصادر من المدعي: أ- يبدأ مذكرته برفض الخوض في ذلك</w:t>
+        <w:br/>
+        <w:t>التقرير وبحاول جاهداً ثني المحكمة من الاطلاع على ما سنبينه ونكشفه من تسليط الضوء على ذاك التقرير وما أحدثه به من تحريف وتغيير متعمد لما به من بيانات نهائية من جهبة</w:t>
+        <w:br/>
+        <w:t>وناحية أخرى نجد أنه يتمسك بالتقرير المحاسبي ويعتبره بمنزله الرضا ولا.يجوز إسقاطه. في حين أنه يطالب بإسقاط الحكم القضائي من الدائرة التجارية السابعة عشر الصادر برقم</w:t>
+        <w:br/>
+        <w:t>(2/17/185) وتاريخ 1432/12/2ه). (مستند رقم 3). والذي أقر فيه المستأنف ضده بالبند (1/4) من الحكم بأنه ليس له أي حق في مطالبة الطرف الأول - المستأنف سواء بصفته شريك</w:t>
+        <w:br/>
+        <w:t>أو مدير للشركات محل الدعوى - ومنها شركة أحمد زيني التجارية والفروع التابعة لها بأي مطالبة مهماكان نوعها أو سبها ويعتبر التخارج بالصلح إبراء ذمة شامل ونهائي لذمة الطرف</w:t>
+        <w:br/>
+        <w:t>الأول وإسقاطاً لحقهم في أي مطلب أو دعوى مهما كان نوعها أو سبها في الماضي والحاضر والمستقبل فيما يتعلق بتلك الشركات ما عدا ما سبق رفعه من دعاوى سابقة وكان أيضاً في</w:t>
+        <w:br/>
+        <w:t>منزلة الرضا وعدم الاعتراض من المستأنف ضده. ب - كذلك نستغرب التمسك بالرضا في تقرير محاسبي ويتجاهل الرضا التام الصادر من مورث المستأنف ضده بقرار الشركاء المؤرخ في</w:t>
+        <w:br/>
+        <w:t>0ه (مستند رقم 4) الذي يعد محرراً رسمياً والذي تضمن أنه: (استوفى الطرف المتنازل - أحمد زيني مورث المدعي حقه من الطرف المشتري - المدعى عليه - الشريك الجديد في</w:t>
+        <w:br/>
+        <w:t>الشركة ويعتبر توقيع كل منهما بمثابة مخالصة تامة ونهائية وإبراء لذمة الطرف المشتري . لذا فقد قرر أغلبية الشركاء الذين يملكون أكثر من 96 رأس المال والتي تعادل 9097.7 - ومنهم</w:t>
+        <w:br/>
+        <w:t>المدعي عدنان زيني). كما جاء في القرار أيضاً: (يقر الشركاء - ومنهم المستأنف ضده بصحة توزيع الحصص فيما بيهم): ومن ثم فإن هذا القرار يعد إقراراً ورضاء من المستأنف ضده</w:t>
+        <w:br/>
+        <w:t>بصحة البيع وترسيخاً لاستلام الشريك (أحمد عباس زيني) مورث المدعي نصيبه من المدعى عليه من هذا التنازل وإقراراً بصحة توزيع تلك الحصص التي آلت للمستأنف. ت - كذلك</w:t>
+        <w:br/>
+        <w:t>تجاهل وكيل المستأنف ضده استمرار موكله (عدنان زيني - بصفته شريكاً بشركة أحمد زبني وأولاده) شريكاً مع المدعى عليه (أسامة زيني) في شركة أحمد زبني التجارية لمدة سنتين بعد</w:t>
+        <w:br/>
+        <w:t>شراء أسامة لحصص والده دون إبداء ثمة اعتراض على تملك أسامة زبني لنسبة والده التي اشتراها منه. وكذلك تجاهل قرار الشركاء الموثق في 1434/2/10ه. (مستند رقم 5). الذي أبرأ</w:t>
+        <w:br/>
+        <w:t>ذمة المدعى عليه من أية حقوق تتعلق بتلك الشركة حيث تضمن إقرار المدعي المستأنف ضده - نصاً أنه: (استوف الطرف المتنازل - المستأنف ضده - حقه من الطرف المشتري الشريك</w:t>
+        <w:br/>
+        <w:t>ءاكرشلا رارق لييذتب يعدملا ماق دقو , مهيب اميف صصحلا عبزوت ةحصب ًارارقإو (يرتشملا ةمذل ءاربإو ةيئاهنو ةمات ةصلاخم ةباثمب امهم لك عيقوت ربتعيو - ينبز ةماسأ - ةكرشلا يف ديدجلا</w:t>
+        <w:br/>
+        <w:t>بتوقيعه. ولماكان ما تقدم فإنه لا.يجوز للمدعي الرجوع عماتم على يديه وفقاًللقاعدة الشرعية التي تنص على أنه: (من سعى في نقض ماتم من جهته فسعيه مردود عليه). أصحاب</w:t>
+        <w:br/>
+        <w:t>الفضيلة: نحيط فضيلتكم علما بأن شركة أحمد زيني التجاربة هي شركة ورقية وقيمتها تأتي من حصصها في الشركات التي تملكها في شركة أحمد زبني وأولاده وعددها (7) شركات بواقع</w:t>
+        <w:br/>
+        <w:t>ينيز دمحأ ةكرشو) .نويلم 270 ًابيرقت ةيلامجالا اهتميقو (ةنيحطلاو تايولحلا عنصم ةكرشو) .نويلم 37 ًابيرقت ةيلامجإلا اهتميقو (ةمطاف يداو ةعرزم ةكرش) يهو ةكرش لك ين 0</w:t>
+        <w:br/>
+        <w:t>ًابيرقت ةيلامجإلا اهتميقو (تامدخلاو ةرادإلل ةينطولا ةكرشلاو) .نويلم 31 ًابيرقت ةيلامجإلا اهتميقو (فييكتلاو ءابرهكلل ينيز دمحأ ةكرشو) .(نويلم 15 ًابيرقت ةيلامجإلا اهتميقو (نيومتلل</w:t>
+        <w:br/>
+        <w:t>نويلم 622 غلبم وه تاكرشلا كلت ةميق عومجم نأ ينعي اذهو .نويلم 14 ًابيرقت ةيلامجإلا اهتميقو (انيتروك ةكرشو) .نويلم 17 ابيرقت ةيلامجإلا اهتميقو (ةريمخلا ةكرشو) .نويلم 3</w:t>
+        <w:br/>
+        <w:t>ريال ستمئة واثنان وعشرين مليون ريال تقريباً. بما معنى أن نسبة ال (9010) لتلك الشركات كما في المسودة الأولى مبلغ 68 مليونء وفي المسودة الثانية بتاريخ 2011-06-27مء مبلغ 79</w:t>
+        <w:br/>
+        <w:t>مليون. وللعلم فإنه تم الاعتراض على التقريرين وتم تخارج الشركاء بالصاح والتراضيء وبالتخارج لم يعد للمدعيين أي حقوق بشركة أحمد زيني التجارية التي تخارج منها المدعي عدنان</w:t>
+        <w:br/>
+        <w:t>بشخصه وباقي الشركاء بشركة أحمد زبني وأولاده عن النسبة التي كانت متبقية وهي 9610. وبعد ذلك تم تصفية الشركة حسب النظام في عام 1437 ه. 4- جواباً على طعن وكيل المستأنف</w:t>
+        <w:br/>
+        <w:t>ضده في دفع المستأنف بعدم توكيلها له للمطالبة بحقوقها في إرث زوجها المتوفي أحمد زيني فنجيب على ذلك: أ- نتمسك باستدعاء السيدة (عائقة الحرازي) لاستجوابها وذلك لسؤالها</w:t>
+        <w:br/>
+        <w:t>عما إذاكانت تطالب المدعى عليه بتلك الدعوى من عدمه إذ أن ذلك من شأنه التأثير ني وجه الرأي في الدعوى لقطع دابر الادعاءات من التأكيد على توكيلها من ناحية ونفي توكلها من</w:t>
+        <w:br/>
+        <w:t>ناحية أخرى. ب - وأما جواباً على طعن المستأنف ضده على التسجيل وعدم علم ظروف وتوقيت التسجيل وإرفاقه إقرار - مزعوم صدوره من المدعية على إصرارها على المطالبة بحقها-</w:t>
+        <w:br/>
+        <w:t>» فنجيب على ذلك: ت/1: ندفع بإنكار صحة تلك الورقة جملة وتفصيلاً. ت/2: إن وكيل المستأنف ضده لازال يسلك كافة سبل التناقض والاستغراب في دفوعه حيث يطعن على</w:t>
+        <w:br/>
+        <w:t>تسجيل الفيديو وعدم علم ظروفه وصحته في حين يحكم من تلقاء نفسه على الإقرار المزعوم بصحته وغض الطرف عن ظروف توقيع السيدة عاتقة الحرازي على تلك الورقة التي</w:t>
+        <w:br/>
+        <w:t>تتضمن إقرارها المزعوم رغم أنها قد بلغت من الكبر عتياً وبلغت أربعة وتسعين عاماً وأصبحت عاجزة عن قراءة الكلمات والدراية بما تتضمنه تلك الورقة المتساند علهاء كما أن محتوى</w:t>
+        <w:br/>
+        <w:t>الورقة ينم عن مضمون قانوني قوي لا.يصدر الا من قانوني» ولوكانت على دراية بمضمونه لكانت وقعت بدلاً من بصمتها ولا.سيما وأنها على قدر</w:t>
       </w:r>
     </w:p>
     <w:p>
@@ -429,7 +1803,35 @@
           <w:b w:val="0"/>
           <w:i w:val="0"/>
         </w:rPr>
-        <w:t>ع لاـصت ي رملا نع دـع غلبملاو اـ ا فارطأ اينو كلإ ، تعلطاو ةرئادـلا ع فلم ةيـضقلا ، عو ةركذملا نـكميف اـ لاسرإ ـع لـيميإ ةرئادـلا اـتلا APP-JED-COMM2@moj.gov.sa: عـم ةرورـض نأ موـقي لـ فرط دـ و ب فرطلا رخ ةـباجإلاب ـع لـيميإ لـ اـم م ، مـ فتف لـ فرط .كـلذ نـ فرطلا ، عـم ركذ خـ راوتلا قاـفرإو تادن ـسملا ةـلادلا اـ لع ، نوـ تو غيـصب pdf و word اـمك تـم فأ لـ فرط نأـب نوـ ي درلا ـع ماـظنلا ، ع ھنإ نإ رذـع لاـسرإ ةـباج ـع ماـظنلا ، ع نأ نوـ ت تاركذملا ةرـصتخم غو ةرركم امل مـت ھناـيب اـقباس ، نأو لمتـش تاركذملا ع لسلـس لا مزلا ةـعقاول عيبـلا إ نـ ح خـ رات رودـص مـكح ( طق ) ةـماقإب مـيق ع ثروـم ىوعدـلا ،) بـقعف لـيكو ن يعدملا ـالئاق : ھنأـب بلطي ةـل م ميدـقتل ھباوـج ، مث تبلط ةرئادـلا نم ن فرطلا ميدـقت تاركذـم ةـيماتخ دـملل 3 ماـيأ نم ھخ راـت ، دـمللو ھيلع 3 مايأ ةـيلات ا ل ، دـقع حي ـ س لو ةرئادـلل اـضيأ كـلذ .ق ا ءاـن و ع اـم مدـقت سمتلن نم مكتليـضف ءاـضقلا اـمي ي : لوبق فان تس .الكـش عوضوملا : ءاغلإب مك ا فنأتـسملا ءاضقلاو اددـجم درب نيدـقاعتملا ا ةـلا ا لا انا ا لع لبق دـقاعتلا ، ام و نأ دملا رقأ ة ـ ب دـقعلا ةرئادلاو تررق ھت ـ اضيأ حبـصيف لا او كلذك ال ةفـص دملل بلط ريدقت ةميق صـص ا لـحملا وأ ب ـسلا وأ نمثلا نإـف اذـ نـالطبلا و يذـلا عضخي دـعاوقلل ةـماعلا صلختو نأ دـقعلا لـطابلا مدـعنم لـصأك ـالو جـت ي ارثأ ، ـالو لوزي نالطبلا ةزاجإلاب و ةـلاح نالطبلا داع ماظنلاب ماعلا لا زوجي عفدـلا ا يأ ةـلحرم نو ت ا لع ىوعدـلا ، ثيحو نإ نم ررقملا اذإ عجر نالطبلا تارابتعال ةـيعوضوم امك و لا ا مادـع ا دـحأ نا رأ دقعلا ةثالثلا اضرلا وأ ةـ جاوم . دملا يدا ا رـشع : عفدـلا مدـع لوبق ىوعدلا ا عفرل نم غ يذ ةفـص : امل نا نم ررقملا اماظن نأ عفدلا مدع لوبق ىوعدلا ا عفرل نم غ يذ ةفـص نم عوفدلا ةقلعتملا س ـسأتلا دـع داد ـسا صـصح ثروـم دملا دملاو ھـيلع ةدـ ر ا ةيمـسرلا مـلو ض ـع ھـيلع دملا وأ دـبي ةـمث عوـفد قـلعتت كلذـب اـمم ـضي ھـعم اذـ رـش لا ابـس كم ةـي ل اـمب نود ھيف نم رومأ ماـق اـ هررحم دودـح ھتم م ، وأ تثدـح نم يوذ نأـشلا هروضح ؛ اـم مل ت ثي هر وزت قرطلاـب ةررقملا اـماظن .) ةـفاضإ إ كلذ نإف دملا ھيلع ماق رـش ب دقع ءافي ساو ھقوقح نع عيب كلت صـص ا ، ثيحو نأ اذـ ررحملا بس كي ةـي ةـ جاوم دملا اقفو ةداملل ( 26 ) نم ماظن تابث لا صنت ع ھنأ ( : ررحملا ـسرلا ةـ ع ةفا لا ھفاـن تسا ةـلثمتملاو تارارق ءا رـشلا ةـعقوملا نم دملا ھيلع ةـليذملاو عـيقوتب فظوملا ماـعلا ( بتاـ لدـعلا ) طونملا قيثوتلاـب ةبـس كملاو ةـي ل ـلاو ت ثت مالتـسا ثروم دملا ھيلع</w:t>
+        <w:t xml:space="preserve"> من التعليم الذي يمكنها من الكتابة</w:t>
+        <w:br/>
+        <w:t>نيب ترج يتلا ةملاكملل يتوص ليجست مكل مدقن .(قهاز وه اذإف هغمديف لطابلا ىلع قحلاب فذقن لب)) :ىلاعت هّللا لاق 5- .اهنع تافتلالا نيعتبو ةقرولا كلت ةحص يف نعطي يذلا رمألا</w:t>
+        <w:br/>
+        <w:t>المستأنف و والدته ليلة وضع بصمتها على عدد من الأوراق منها ماتم تقديمه بالمذكرة الأخيرة وتبين من المكالمة الممارسة الخاطئة والظالمة من المدعي مع والدته باصطحابها لطبيب</w:t>
+        <w:br/>
+        <w:t>العيون وأخذ بصمتها دون وعي أو إدراك لمحتواها كما تقر به صراحة وذلك على أوراق أعدها لتحقيق نواياه الغير سليمة والتي لا يقرها لا الشرع ولا النظام بغية تظليل المحكمة في هذه</w:t>
+        <w:br/>
+        <w:t>الدعوى. والاحتفاظ بالأوراق الأخرى لتقديمها حال افتضاح ما ارتكبه من ممارسات باطلة بقصد الاستئثار لنفسه بأملاك والدته وحصتا من التركة. أصحاب الفضيلة لا يخفاكم ما</w:t>
+        <w:br/>
+        <w:t>وقع على موكلي من ظلم وما لحق به من ضرر مادي ومعنوي نتيجة دعاوى كيدية عديدة ولا.يخفى عليكم حرمة الادعاء الباطلء لما أخرجه أبو داوود وأحمد والبهقي من حديث ابن</w:t>
+        <w:br/>
+        <w:t>عمر رضي الله هما قال سمعت رسول الله صلى الله عليه وسلم يقول: ((من حالت شفاعته دون حد من حدود الله فقد ضاد الله ومن خاصم في باطل وهو يعلمه لم يزل في سخط من</w:t>
+        <w:br/>
+        <w:t>الله حتى ينزع))» ولما جاء عند البخاري عن أبي مومى الأشعري رضي الله عنه قال قالوا ياارسول الله أي المسلمين أفضل قال: ((من سلم الناس من لسانه ويده)). قال ابن فرحون رحمه</w:t>
+        <w:br/>
+        <w:t>الله في التبصرة: "من قام بشكية بغير حق أو ادعى باطلاءً فينبغي أن يؤدب"., وجاء في فتاوى سماحة الشيخ محمد بن إبراهيم رحمه الله تعالى في خطاب موجه لفضيلة رئيس محكمة</w:t>
+        <w:br/>
+        <w:t>يعءرشلا مكاحلل نأ مكديفن هوحنو ةماقإلاو رفسلا تاقفن نم ةاعادملا همزلتست امو ةاعادملا قيرط نع هريغب رارضإلاو ةبغاشملا دمعتي نمع مكداشرتسا صوصخب" :ةباينلاب ةحابلا</w:t>
+        <w:br/>
+        <w:t>الاجتهاد في مثل هذه الأمور وتقرير مايراه محققا للعدل ومزيلاً للظلم والعدوان زاجراً من يتعمد الإضبرار بإخوانه المسلمين رادعاً لغيره ممن تسول لهم انفسهم ذلك"؛ وبناء على ما تقدم</w:t>
+        <w:br/>
+        <w:t>نلتمس من فضيلتكم القضاء بمايلي: أولاً: قبول الإستئناف شكلاً. ثانياً في الموضوع: بإلغاء الحكم المستأنف والقضاء مجدداً بمايلي: أصلياًرد دعوى المدعي مع إلزامه بمبلغ وقدره</w:t>
+        <w:br/>
+        <w:t>(500,000) خمسمئة ألف ريال سعودي نظير أتعاب المحاماة. احتياطياً: استدعاء عاتقة الحرازي للإفادة منها بشأن توكيلبا لوكيل المدعي لرفع الدعوى من عدمه.ء وإحالة المدعي ووكيله</w:t>
+        <w:br/>
+        <w:t>للنيابة العامة للتحقيق معهما بشأن التزوير الذي قاما به في حال ثبوته). فقب وكيل المدعين قائلاً: بأنه يقرر الاكتفاء. فيما أكد وكيل المدعى عليه بأن الخبير لم يحضر بجلسة اليوم »</w:t>
+        <w:br/>
+        <w:t>كما أنه يطلب حضور والدة المدعي و المدعى عليه؛ لأن ما تظهره وقائع الدعوى أنها لم توكل أحداً لإقامة هذه الدعوى. فعقب وكيل المدعيين: بأن وكيل المدعى عليه يحاول إطالة أمد</w:t>
       </w:r>
     </w:p>
     <w:p>
@@ -442,7 +1844,13 @@
           <w:b w:val="0"/>
           <w:i w:val="0"/>
         </w:rPr>
-        <w:t>٤۵۳۰۲٤۱٦۲۲ رقم صك</w:t>
+        <w:t>[صفحة 14]</w:t>
+        <w:br/>
+        <w:t>ةيد اةيبرعلاةكلمملا</w:t>
+        <w:br/>
+        <w:t>0 0 صك رقم ‎447١541175‏ الج ك2</w:t>
+        <w:br/>
+        <w:t>إىتوانطم _--5</w:t>
       </w:r>
     </w:p>
     <w:p>
@@ -455,7 +1863,21 @@
           <w:b w:val="0"/>
           <w:i w:val="0"/>
         </w:rPr>
-        <w:t>رات ـخ صلا ـك : ۳۱/۳۰/۵٤٤۱ مقر حفصلا ـة : ۷ ةرئاد فان تس فان تس ةيناثلا ةمكحملا ة راجتلا ة راجتلا ةدجب</w:t>
+        <w:t>ا :ةحفصلا ق ةدجي ةبراجتلا ةمكحملا</w:t>
+        <w:br/>
+        <w:t>لمح جارية بج رقم الصفحة: ‎١4‏ 1</w:t>
+        <w:br/>
+        <w:t>دائرة الاستئناف الثانية ‎١‏ تاريخ الصك: 7١/9./ف:5١‏ 0 9 5</w:t>
+        <w:br/>
+        <w:t>.هاوعد ىلع باوجلاب هتدلاو ينتلكو دقو ءةدجب ةماعلا ةمكحملاب رظنلا ديق لازت.الو ء.نويلم 135 غلبمب هتدلاو ىلع ىوعد ماقأ هيلع ىعدملا نأ ًاملع «ةديدجلا تابلطلا ةراثإب ةيضقلا</w:t>
+        <w:br/>
+        <w:t>عفدلا ببسو .ةئرولا عيمج ىلع لب هتدلاو ىلع ةرصتقم تسيل يهو ةيقيقح ةمصاخم تسيلو (ةماسأ) يعدملا ثرإ تابثإل ةماعلا ةمكحملا يف ىوعدلا نأب :هيلع ىعدملا ليكو بقعف</w:t>
+        <w:br/>
+        <w:t>الجديد هو أن وكيل المدعيين تقدم بوكالة مؤرخة 16/11/1444 ه من المدعي عدنان بصفته وكيلاً عن والدته عاتقة ووكالة عاتقة لانها عدنان مؤرخة في 26/06/1444 ه في حيين أن</w:t>
+        <w:br/>
+        <w:t>الدعوى مقامة منذ عام 1442 ه. فعقب وكيل المدعيين بأن وكالته منذ 7 أشهر تقريباً. وأنه لم يذكر أنه كان وكيلاً عهم منذ بداية الدعوى. ثم قرر الأطراف الاكتفاءء ولصلاحية القضية</w:t>
+        <w:br/>
+        <w:t>للفصل فها رفعت الجلسة للمداولة.</w:t>
       </w:r>
     </w:p>
     <w:p>
@@ -468,7 +1890,79 @@
           <w:b w:val="0"/>
           <w:i w:val="0"/>
         </w:rPr>
-        <w:t>دـقع س ـسأت ةكرـش دـمحأ ز ةـ راجتلا يذـلاو ھبجوـمب ماـق ةـماسأ ز - دملا ھيلع - ءارـش ةبـس هدـلاو ( 90 )% ةكرـش دـمحأ ز ةـ راجتلا بجوـمب دـقع عيب صـص ا م ملا ھن ب ن و ةكرـشلا إ ( ةكرـش دـمحأ ز ةـ راجتلا ةدودـحملا - ) بجوـمب رارق ءا رـشلا م ملا خـ راتب 1429 11/ 6/ ـ قـثوملا خـ راتب 1429 12/ 3/ ( ـ قـفرم مـقر 4 .) 3 - خـ رات و 1431 09/ 20/ ـ مت ليدـع ز ) يأ نأ ثروـم نـ يعدملا ناـ دـق ى ـشا ھصـصح ةـميقلاب ةيمـس ، مـث جرخ ةـماسأ دـمحأ ز تـلحو ھـلحم ةكرـش دـمحأ ز هدـالوأو ةبـس ب 10 % ةـميقلاب ةيمـس ، متو ليدـع مـسا ةكرـش ع اور معاطملا ةـجزاطلا ةع رـسلا ( دـباع دـبع بكلا ز ) نم ةكرـشلا لزانتو نع ھصـصح ةـغلابلا ( 450 ةـصح ) ا ميقب ةيمـس غلبمب هردـقو ( 450.000 لا ر ) ديـسلل ( دمحأ سابع لدـعلا ةـفرغلاب ةـ راجتلا ةيعانـصلا ةـظفاحمب ةدـج مـقرب (( 58 - ) دـلجم 13 /ش /م خـ راتو 1428 3/ 14/ ( )ـ قـفرم دـقع س ـسأتلا مـقر 3 .) 2 - خـ رات و 1429 11/ 6/ ـ جراخت دـحأ ءا رـشلا معاطملا ةـجزاطلا ةع رـسلا ) ةكارـشلاب عم ديـسلا دباع دبع بكلا ز ل وتملا ( ، عقاوب 10 % ةـماسأل ز ،90 % دـباعل دبع بكلا ل وتملا ) كلذو بجومب دقع س ـسأتلا قثوملا ىدل ةباتك اـع ار : درـس لسلـس لا مزلا عا لل لـحم ىوعدـلا 1: - ماـق دملا ھـيلع ةـماسأ دـمحأ ساـبع ز س ـسأتب ةكرـشلا - لـحم ىوعدـلا - خـ راتب 1427 10/ 14/ ـ تـحت ـسم ( ةكرـش ع اور جتو كـلذ ةحفـصلا 4 ، 6 ، 8 نـم ر رقتلا س لو ( 368.757.931 لاـ ر ) ع وحنلا دراولا ب بس لاـب ، رم يذـلا ـضي ھعم مك ا اـبيعم روصقلاب لالدتـس ـض و ا رح .ءاغلإلاب بساحملا ي وناقلا لالط وبأ ةلازغ ، دنبلا " ايناث : اص قوق ا ةي فدلا ةلدعملا ءا رشلل ( " قفرم مقر 2 ) يذلاو ر ظي نأ ةميق ةكرش دمحأ ز ة راجتلا غلبمب هردقو ( 79.924.901 لا ر ) مقر 1 ،) يذلاو ر ظي نأ ةميق ةكرش دمحأ ز ة راجتلا مت ا مييقت غلبمب هردقو 68.424.362 لا ر ، متو ليدع مييقت ةكرش دمحأ ز ة راجتلا خ راتب 2011 06/ 27/م بسح دروام ر رقتب ول انـض فا ة ـ ر رقتلا راشملا ھيلإ ، ھنإف دق نمـضت ام ركذ ةحارص دنبلا اسماخ " : ص م قوقح ةيكلملا ةي فدلا تا رشلل ةع اتلا ةلدعملا مييقتلاب امك 2011 03/ 31/م ( " قفرم ن بلا نم تانودـم ب بس لا نأ ةرئادـلا تدن ـسا ع قاقحتـسا دملا غلبملل مو حملا ھب اس ـسأت ع ر رقتلا ساـحملا رداصلا نم بتكم لالط وبأ ةـلازغ ، و و لالدتـسا بيعم كلذ ھنأ ةبـس لا ـ90 % دقو تدسجت ةعانق ةرئادلا ع هرارقتسا ةمذ دملا ھيلع ةثرول ثروم فارط و و ام ت ت ةرئادلا إ مازلإ دملا ھيلع ناب عفدي ةثرولل غلبملا راشملا ...ھيلإ ،) املو نا اوجراـختو ع ھـقفو ىوـعد جراـختلا لـثمتملاو ر رقتب بـ ا ساـحملا لـالط وـبأ ھلازغ ها رـشو يذـلا لمتـشا ع مييقت اـمجإ ةـميق صـصح ةكرـشلا غـلبمب ( 368.757.931 لاـ ر ) لثمت س ـسأتب اـ مكح قاقحتـساب دملا غلبمل ( 331.882.138 لاـ ر ) اس ـسأت ع اـم ھتدروأ اـصن ( : ةرئادـلا دـجت لدـعأ مييقت صـص ل لحم ىوعدـلا و ام نا تاذ فارط دـق اوضارت ھيلع 1442 12/ 1/ ."ـ اـثلاث : اـيطايتحا : عفدـلا روصقلاـب لالدتـس ع ر رقتلا ساـحملا عـم كـسمتلا - مدـع ة ـ ىوـعد دملا - نإـف ةرئادـلا دـق نار ع اـ مكح روـصقلا لالدتـس ىوعدـلا ، ـمو لـفغأ مـك ا كـلذ ھنإـف نوـ ي اـبيعم روـصقب ب بـس لا ن عت و ھضقن ھتداـعإو ةـمكحملل ةردـصم رارقلا " ) رارق ةرئادـلا ةـسما ا ةـمكحملاب اـيلعلا مقر 4228122: خ راتو : ىوعدـلا نـ عت و اـ باجإ اـقفو امل رقتـسا ھـيلع ءاـضق ةـمكحملا اـيلعلا ( : ثـيح نإ لـص نأ ىدـصتت ةـمكحم عوـضوملا يـأل عـفد ير وـج ىوعدـلا ، يذـلاو وـل ـ غتل ھـب ھـجو مـك ا نو ل ا لاوقأ نو تـس ةرثؤم كلت ىوعدلا ثيح تب يس مدع ا بغر عفر ىوعدلا توبثل ءافي سا ا روم ثرومو دملا ةميقل صص ا ، نمو مث نإف نم ا أش ثأتلا ھجو يأرلا ـ او ع مغرلا نم ھنو اـعفد ا ر وج ن عتي ھصيحمت ھتباجإو وأ درلا ھيلع ب ـس غ اس ع وحن بيع .مك ا 4 - ثيحو كسمتن بلطب باوجتـسا دملا ا لع ا راضحإو باوجتسالل ىوعد بلاـطت اـ اـ با - دملا ھيلع - مث نو ت ع داـي ا اذـ ف رارقإ ح رـص مدـع اـ ليكوت يماحمل عفرل ىوعد دـض ا با دملا ھيلع ، دـقو تقاس ا ةرئادـلا ءارو ھضفر نود ب ـس وأ ر م ضفر كلذ معزب مدـع ةرورـض ا راضحإ نود ر م ـ او وأ ب ـس غ اس ىفتكاو لوقلاب نأب ةديـسلا ةـقئاع " ع داي ا " در غ يقطنم ذإ ال غاس ـس نأ ميقت ةديـسلا ةقتاع يزار ا ماظنلا ي از ا ةـحفا مل ر و لا امم ن عتي ھعم ام لاحإ ةـباينلل .ةماعلا 3 - امك نأ دملا ھيلع دـق راثأ اعفد ماما ةمكحملا ةيئادتب بلطب باوجتـسا ( ةقتاع يزار ا ) الإ نأ ليكو دملا ھبلاـطت يأـب تاقحتـسم ، اذـ و لـيلد نم ھنأـش ثأـتلا ھجو يأرلا ىوعدـلا ذإ نأ توبث كـلذ نم ھنأـش توبث باـ ترا دملا لـيكولاو ةـم ر ر وزت ةـلمتكم ناـ ر اـقفو ةداـملل ( 2 ) نم ةراـبع نع عطقم ويدـيف دـكؤت ھيف ( ةـقتاع يزار ا ،) ةحارـص مدـع اـ مايق عفرب ىوعدـلا دـض ةـماسأ ز اـ أو مل مقت ليكوتب دـحأ ةـماقإل كلت ىوعدـلا ع دملا ھيلع ( ةـماسأ ز ) الو بـلط دـحأ موـص ا - نأ رمأـت روـضحب مـص ا ھباوجتـسال ، بـج و ع نـم ررقت ھباوجتـسا نأ رـضحي ةـسل ا ةددـحملا كلذـل ،) ثـيحو نإ دملا ھـيلع دـق لـصحت ع لـيلد يداـم غماد ةداملا ( 2 20/ ) نم ماظن تابث لا صنت ع ھنأ ( : 2 - يأل نم موص ا باوجتسا ھمصخ ةرشابم ،) صنتو ةداملا ( 1 21/ ) نم تاذ ماظنلا ع ھنأ ةمكحملل - نم ءاقلت ا سفن وأ ءانب ع دان س ع اذ صنلا .يماظنلا ايناث : كسمتن عفدلاب ىدبملا افلس بلطب باوجتسا ةيعدملا ( ةقتاع يزار ا ) نو ل ا اوجتسا نم ھنأش ثأتلا ھجو يأرلا ىوعدلا 1: - ءانب ع صن 6 26/ ـ ـالامعإ أدـبمل مدـع ةـيعجر قيبـطت ن ناوـقلا كـلذ نأ مـك ا رداـصلا ھـيف مدـع صاـصتخ ردـص ماـع 1438 ـ يأ لـبق لاـمعإ ذـيفنتو كـلت ةـحئاللا ماـع 1441 ـ اـمم ـال زوجي ضرف - ضرفلاو يواس - مدـعلا ة ـ رودـص مك ا مدـع صاصتخ اننإف عفدـن مدع زاوج دان ـس ع صن ةداملا ةدراولا ةحئاللاب ةيذيفنتلا - ةفن نايبلا ةرداصلاو خ راتب /1441 ـ اقلا مدـع صاـصتخ ھنإـف يفت ي ھـعم لاـمعإ صن ةداملا ةـفن ناـيبلا ـض و نـم نـ عتملا ھـعم لاـمعإ لـص وـ و مدـع صاـصتخا ةـمكحملا ةـ راجتلا رظنب كـلت .ىوعدـلا 3 - عو صيحمتلاو اـياضقلا ةـصا ا دملاـب ھـيلع ن بـت مدـع دوـجو اذـ مـك ا ماـظنلا ي و ـكل ي اـضقلا ( زجاـن ) صاـ ا دملاـب ھـيلع ، املو ناـ اـم مدـقت ھنإـف ءاـفتناب دوـجو مك ا ا ـصاصتخا رظنب ىوعدـلا صاـصتخاو ءاـضقلا يراـجتلا اـ رظنب ، ثـيحو ھـنإ ثحبلاـب قاروأ ىوعدـلا اـ اقفرمو ن بـت مدـع ميدـقت دملا اذـ ل مك ا موـعزملا هرودـص ، اـمك ھنأ ثحبلاـب صاـصتخ نأو بـس كي ةفـصلا .ةـيئا لا 2 - اـم و نأ دملا دـق مـعز - ةـحئال هاوـعد رودـص مـكح نـم ةـمكحملا ةـماعلا ةدـجب مـقر ( 3855849 ) خـ راتو 1438 2/ 10/ ـ ـ قي مدـع ةـصتخملا م لتو ةـمكحملا لاـحملا اـ لإ اـ رظنب ،) املو ناـ داـفم اذـ صنلا ھنأ مزلتـسا نو تل ةـمكحملا ىرخ ( مكتمكحم ةرقوملا ) ةـصتخم رظنب ىوعدـلا ةرورـض رودـص مكح قباـس مدـع 26 ـ ـلاو تـصن ع ھـنأ ( : اذإ تأر مدـع ا ـصاصتخا وـنلا رظنب ةيـضقلا اـ أو نـم صاـصتخا ةـمكحم ىرخأ مـكحتف مدـع صاـصتخ اذإـف بس كا مك ا ةـيئا لا اـ ليحتف ةمكحملل ـالامعإ أدـبمل مد</w:t>
+        <w:t>وبإحالة القضية لهذه الدائرة اطلعت على أوراقها وعلى الحكم الصادر فهها وعلى الاعتراضين المُقدّمين عليه فاتضح لها أن الاعتراضين قد قندما خلال الأجل المحدد نظاماً ومن ثم</w:t>
+        <w:br/>
+        <w:t>فهو مقبولان شكلاً. وأما عن الموضوع: وبعد الاطلاع على أسباب الحكم الابتدائي. تضيف هذه الدائرة: ولايُنال من ذلك ما أثاره وكيل المدعى عليه من عدم اختصاص المحاكم التجارية</w:t>
+        <w:br/>
+        <w:t>مقر كصلا اهب رداصلاو ءه1432-03-04 خيراتو (3218883) مقر ةيضقلا يف ةدج ةظفاحمب ةماعلا ةمكحملاب ةرشع ةثلاثلا ةيقوقحلا ةرئادلا مكح رودص تباثلا نأ كلذ ءىوعدلا رظنب</w:t>
+        <w:br/>
+        <w:t>(3855849) وتاريخ 1438-10-25ه. والقاضي بما نصه: (صرف النظر عن الدعوى لعدم الاختصاصء. وهي من اختصا ص الدوائر التجارية بديوان المظالم): والمصادق عليه من الدائرة</w:t>
+        <w:br/>
+        <w:t>الحقوقية السابعة بمحكمة الاستئناف بمكة المكرمة بالقرار رقم (38403785)» وتاريخ 1438-11-25 ه. وعليه واستناداً على المادة: (78) من اللائحة التنفيذية لنظام المرافعات الشريعة</w:t>
+        <w:br/>
+        <w:t>والتي نصت على أنه: (إذا رفعت القضية لمحكمة, ورأت أنها غير مختصة فيكون نظرها وفقاً للأحوال الآتية: (ب) إذا رأت عدم اختصاصها النوعي بنظر القضية وأنها من اختصاص</w:t>
+        <w:br/>
+        <w:t>محكمة أخرى فتحكم بعدم الاختصاص. فإذا اكتسب الحكم الصفة النهائية. فتحيلها إلى المحكمة المختصة, وتلتزم المحكمة المحال إلها الدعوى بنظرها). وعليه فإن هذه الدعوى</w:t>
+        <w:br/>
+        <w:t>تكون من اختصاص ال محاكم التجارية. ولايُنال منه دفع المدعى عليه بأن اللائحة التنفيذية المدذكورة صدرت بعد حكم المحكمة العامة بجدة. وأن النظام لايسري بأثر رجعي. ذلك أن</w:t>
+        <w:br/>
+        <w:t>الدعوى ‏ محل الاستئناف ‏ قُيدت لدى هذه المحكمة بعد سريان التعديل اللائحي المذكورء وعليه فتكون مُلزمة بنظرهاء وفقاً لحكم المحكمة العامة بجدة. فضلاً عن كونها مطالبة</w:t>
+        <w:br/>
+        <w:t>بقيمة حصة في شركة مباعة من مورث المدعيين للمدعى عليهء وهي من اختصا ص المحاكم التجارية» وفقاًللفقرة الرابعة من المادة السادسة عشرة من نظام المحاكم التجارية. وأما عن</w:t>
+        <w:br/>
+        <w:t>جواب وكيل المدعى عليه بأن التصرف تم في وقت كان المورث فيه خالياً من كافة العوارضء فإنه يعارضه اضطراب المدعى عليه في دفوعه. وفقاً لما ساقته أسباب محكمة أول درجة,</w:t>
+        <w:br/>
+        <w:t>فضلاً عن أن خطاب قاضي المحكمة العامة بجدة المؤرخ في 1442-02-18ه. والذي حضر فيه المورث أمامه من أجل توكيل ابنه أسامة. أقر (المورث) بأنه لم يبع أي شيء من أملاكه</w:t>
+        <w:br/>
+        <w:t>لأحد أبنائه. (والمثبت بالصك رقم (33286392) وتاريخ 1433-06-08ه. في الصفحة الرابعة منه. الصادر عن المحكمة العامة بجدة). والإقرار حجة لايعوزه دليل إلى إثباته. ولم يكن ثمة</w:t>
+        <w:br/>
+        <w:t>هززعو .ثروملا كاردإ مدع نيبي .ه1431-12-02 خيراتب (ينطولا سرحلا ىفشتسم) ةيبطلا زيزعلادبع كلملا ةنيدم نم يبط ريرقت رودص تباثلا نأ امك ءروكذملا رارقإلا ىلع بيع ءاعدا</w:t>
+        <w:br/>
+        <w:t>تقرير مستشفى الصحة النفسية المؤرخ في 1432-06-08ه. حيث أثبت (في طياته) أن المورث يعاني من النسيان. وبما أن تقرير طلا.ل أبو غزالة هو التقرير الذي ارتضاه الأطراف (بعد</w:t>
+        <w:br/>
+        <w:t>مقر مكحلا امه رداصلا .(ه1432 ماعل ق2/1375/ و .ه1431 ماعل ق 2/5798/) مقر نيتيضقلا يف ةدجب ةيرادإلا ةمكحملا مامأ ةروظنملا ةيضقلا ءاهنإل .(هل ةمكحملا فيلكت</w:t>
+        <w:br/>
+        <w:t>(185/17/2 لعام 1432ه) بتاربخ 1432-12-02هء المحكوم فهما صلحاً. لذا فيكون التقرير بمثابة التقدير الصحيح لباء فضلاً عن أن طلب المدعي في هذه الدعوى هو عن حصته في</w:t>
+        <w:br/>
+        <w:t>«لصفلا قبس لثاملا عازنلا ىلع قدصي الف هيلعو ء(ًاحلص ةيهتنملا) ةقباسلا ىوعدلا يف عازنلا لحم تناك يقلاو «ةيلصألا هتصح نع سيلو ثروملاو هيلع ىعدملا نيب مت يذلا عيبلا يف ثرإلا</w:t>
+        <w:br/>
+        <w:t>استناداً على المادة السادسة والثمانون من نظام الإثباتء والتي نصت: (ولا-.تكون لتلك الأحكام الحجية إلا.في نزاع قام بهن الخصوم دون أن تتغير صفاتهم وتعلق بالحق ذاته محلاً</w:t>
+        <w:br/>
+        <w:t>وسبباً)ء وبالنظر في هذه المادة يتضح أن الصلح وقع على الحصة المملوكة للمدعي وليس على حصص المورث أحمد زيني ‏ محل هذه الدعوى ‏ والذي كان في ذلك الوقت على قيد الحياة.</w:t>
+        <w:br/>
+        <w:t>ولم يُختصم في تلك الدعوى. ولا.يغيّر من ذلك انقضاء الشركة: (تصفية شركة أحمد زيني التجارية). ذلك أنه قد ثبت تحقق الغبن الفاحش. والمدعى عليه في حكم المشرف المتصرف في</w:t>
+        <w:br/>
+        <w:t>عازنلا يف لصفلا قبسب هيلع ىعدملا عفد كلذ نم لانُيالو .قرفلا دادسب وأ خسفلاب امإ نباغلا ىلع عوجرلا قح هتثرو وأ نوبغملل هب لعجيو ؛(هتايح لاح هنع تالاكوب هثروم لام) «لاملا</w:t>
+        <w:br/>
+        <w:t>أمام المحكمة العامة بمحافظة جدة في القضية برقم (3216104) وتاريخ 1432-02-22ه. وكذلك القضية رقم (3218883) وتاريخ 1432-03-04هء إذ أن الدعويين وإنكانا قد تناولا</w:t>
+        <w:br/>
+        <w:t>الدفوع في البيع ‏ محل هذه الدعوى إلا أنهما لم يفصلا في النزاعء فالدعوى الأولى متعلقة بإقامة قيّم على المورثء وانتهت بإقامة شركة عبدالرزاق ولي سيت قيّماً. ولم تفصل في صحة</w:t>
+        <w:br/>
+        <w:t>البيع من عدمهء وأما الدعوى الأخرىء وإن كان الطلب فيها إيطال البيع . محل هذه الدعوى إلا أن المحكمة حكمت بعدم اختصاصها النوعي بنظرهاء وأن الاختصاص منعقد للدوائر</w:t>
+        <w:br/>
+        <w:t>التجارية. وعليه فدفع المدعى عليه بسبق الفصلء لايتوافق مع سير القضبيتين. كما لاينال من ذلك ادعاء المدعى عليه من أن التقرير الذي اعتمدت عليه الدائرة: (... قد طالته أيدي</w:t>
+        <w:br/>
+        <w:t>العبث والتعديل من وكيل المستأنف ضده حيث قام بحذف التاريخ المذيل بكل صفحة من صفحات التاريخ كي لا.يتطابق مع التاربخ المدون بالصفحة الأولى بمقدمة التقرير وكي يمكن</w:t>
+        <w:br/>
+        <w:t>لنفسه من إرفاق التقرير الأول مع مقدمة التقرير الثاني بما يؤدي في الهاية إلى التدليس على المحكمة والإهام بحق غير مشروع يتنافى مع الحقيقة والواقع... إلخ)؛ فإن هذا الدفع يضاف</w:t>
+        <w:br/>
+        <w:t>إلى دفوع المدعى عليه المتناقضة السابقة, إذ أن التقرير التي أسست عليه الدائرة حكمها هو التقرير المؤرخ في المؤرخ في 1432-11-07هء الموافق 2011-10-05م»: وقد ورد فيه بأن القيمة</w:t>
+        <w:br/>
+        <w:t>الإجمالية للحصص هي بمبلغ قدره: (368.757.931) ربالء ولم يدع أي من الطرفين تزويره؛ بل إن المدعى عليه ناقشه في عدة مواضع منها:1- أمام الدائرة الابتدائية السابعة عشرة في</w:t>
+        <w:br/>
+        <w:t>المحكمة الإداربة بجدة في القضيتين رقم (2/5798/ ق لعام 1431ه. و 2/1375/ ق لعام 1432ه)ء الصادر بهما الحكم رقم (185/17/2 لعام 1432ه))» المنتهية صلحاًء في عدة بنود من</w:t>
+        <w:br/>
+        <w:t>وثيقة الصلحء وفقاً لما هو وارد في الصفحتين (10 و11) من صك الحكم. 2- أمام المحكمة العامة في جدة في القضية برقم (3216104) وتاريخ 1432-02-22 ه. في الصك رقم (34281449)</w:t>
+        <w:br/>
+        <w:t>وتاريخ 1434-07-26ه. في عدة مواضعء ومنها الصفحتين السابعة والثامنة منهء إذ نص المدعي في تلك الدعوى على التقرير المعد من أبو غزالة. والمؤرخ في 1432-11-07هء وأجاب عنه</w:t>
+        <w:br/>
+        <w:t>المدعى عليه بطلب رد الدعوى. وأنه كان على المدعين عدم الموافقة على الصلح. وأن قيمة الحصص المباعة هي بمبلغ قدره (120.000.000) ريالء قبل صدور تقييم أبو غزالة. 3- أمام</w:t>
+        <w:br/>
+        <w:t>دائرة الاستئناف في لائحة الاعتراضء حيث ذكر بما نصه: (...أنه لم يلتفت لدخول شريك جديد شركة أوزكو المحدودة كمساهم بمالها من (موجوداتها و... إلخ) والذي أدى حتماً إلى رفع</w:t>
+        <w:br/>
+        <w:t>القيمة بشكل ما...). 4- أمام هذه الدائرة في الجلسة المعقودة بتاريخ 1445-02-20 ه. أجاب في مذكرته بما نصه: (...التأكيد والتمسك بالدفع بعدم جواز الاستناد على التقييم المحاسبي</w:t>
+        <w:br/>
+        <w:t>الصادر من مكتب طلاال أبو غزاله كأساس لتقييم الحصص...) وبما نصه: (... وبناء على ما تقدّم فإنه لا.ي</w:t>
       </w:r>
     </w:p>
     <w:p>
@@ -481,7 +1975,15 @@
           <w:b w:val="0"/>
           <w:i w:val="0"/>
         </w:rPr>
-        <w:t>ـع ةـيعجر قيبـطت .ن ناوـقلا 1 - ـش إ صن ةداملا ( 1 78/ /ب ) نـم ةـحئاللا ةـيذيفنتلا ماـظنل تاـعفارملا ةيعرـشلا ةـلدعملاو رارقب ر زو لدـعلا مـقر ( 7414 ) خـ راتو 1441 /6/ دملا مك ل ـ اقلا مدـع صاصتخا ةـمكحملا ةـماعلا رظنب ىوعدـلا داقع او صاصتخ ةـمكحملل ةـ راجتلا ، مدـعو ةـ زاوج دان ـس ع صنلا يماظنلا ھنو ل قحال ةـماقإل ىوعدلا لسلـس لا مزلا عا لل لـحم ىوعدـلا ، مدـقتن انتركذـمب ع وحنلا اـتلا : ـالوأ : حمـس س ةرئادـلا ةرقوملا دـيكأتلاب ع عفدـلا مدـع صاـصتخا ةـمكحملا ايعون رظنب ىوعدـلا ؛ مدـعل ميدـقت مدـقملا نـم اـنلبق .) اـمك تـعلطا ةرئادـلا ع ةركذملا ةـيمات ا ةـمدقملا نـم لـيكو دملا ھـيلع ةـعدوملاو ماـظنلا خـ راتب 29 02/ 1445/ ـ ا لـصاحو ( : ءاـنب ع بـلط ةرئادـلا ةرقوملا درـس اوجراختو ع اذ مييقتلا ؛ كلذل املو قبـس ھضرع ھناي و نإف بلطأ نم ماقم ةرئادلا ةرقوملا اقاقحإ ق ل ةرصنو ةلادعلل : مك ا دييأتب مك ا ليصفتو ھقوطنم قفو بلط فان تس ةـيل ، اـم و نأ ع دـيلا اـم تذـخأ ـح ھيدؤـت ، اـم و نأ صـص ا تمت ا يفـصت اـ رايتخا نم دملا ھيلع ، اـم و اـ أ تحبـصأ ةـمدعنم ملو قبي ـالإ اـ ميق ، اـم و نأ عيمج فارط اوقفتا ةئمتـسو دـحاو نوـسمخو اـفلأ ناـتئمو ةعـس و رـشع ـالا ر ، كلذـل اـم و ھنأ ت ث بجوـمب مك ا ي اـضقلا نأ ثروملا - ءاـنثأ دـقعلا موـعزملا - ناـ ادـقاف ةـيل ألل ـالو زوـجي دـقاعتلا عـم دقاـف (٢٧٠,٧٧٩,٩٦ لاـ ر ) ةتـس نوعـس و نوـيلم ةئمعبـسو ةعـس و نوعبـسو اـفلأ ناـتئمو نوعبـسو ـالا ر ، ـل ومو ھقتاـع قحتـس اـغلبم هردـقو ( ٢١٩,٦٥١,٢٧ لاـ ر ) ةعبـس نورـشعو انوـيلم ـ ولا ، حارطاـ و غـلبم ةيـصولا اذـيفنتو اـ ل اـقفوو ةبـصنألل ةيعرـشلا ؛ نإـف كوـم قحتـس لـ اـم م ءاـنب ع غـلبم ةـميق صـص ا موـ حملا ھـب ، نإـف كوـم ناندـع قحتـس اغلبم ٠٢ ١٢/ ( ـ قفرم مقر ٥ ) لاو غلبت نم ةميق صص ا غلبم هردقو ( ۹۷۳,۲۷٦،١١٠ ) ةئم ةرشعو نويلم ةئمتسو نانثاو و نوعبس افلأ ةئمثالثو ةعس و نوعبسو الا ر ، دملاو ھيلع و اذـ ل ر رقتلا ةرو ـشم اـ ي س مك ل لـحم .رظنلا اـع اس : ثروـم كوـم ھمحر هللا ـ وأ ثلثلاـب ھيقحتـسمل بجومب مكح ةيـصولا مقر ( ۲۲۰۰۲٢٢٩٠١٤٧٢١١٩٤٣ ) خـ راتو /١٤٣٢ ةـيئادتب اـ مكح ي ناـ لحم اضر لوبقو نم دملا ھيلع ال زوجي ھعم لوبق نعطلا كيكـش لاو ھت ـ نم ھلبق ، امل نا ات ثم ق غ ھت ـصم ةرئادـلاو ةـيئادتب تقرطت لوـص اـيقوس س ل نـم ھب ـس اـعطق مـسا .كـلاملا ھجوـلاو ي اـثلا نـم درلا وـضوملا : نأ مـييقت صـص ا نـم لـبق بـ ا يذـلاو تدن ـسا ھـيلإ مـك ا جراـختلاب اـقباس نـمو مـث ةرئادـلا تا رـشلا لوصأـك اـ ل ةـلوادتم وأ غ ةـلوادتم ـال غتت اـ ميق ةـيقوسلا ـالإ ثأـتب ي اـجيإ أرطي ع قوـقح ةـيكلملا اـمإ ـ ب سأر لاـم دـيدج ر ظي ةـمئاق زكرملا املا وأ عاـفترا ةميق</w:t>
+        <w:t>جوز إعادة تقييم الحصص بموجب تقييم محاسبي لكونها مقيمة فعلياً بين</w:t>
+        <w:br/>
+        <w:t>الطرفين ومقر بتقييمها الفعلي...). 5- مذكرته المرصودة في الجلسة المعقودة أمام دائرة الاستئناف بتاربخ 1445-03-04 ه. حيث أورد فبها مانصه: (...ولماكان البين من مدونات التسبيب</w:t>
+        <w:br/>
+        <w:t>أن الدائرة استندت على استحقاق المدعي للمبلغ المحكوم به تأسيساً على التقرير المحاسبي الصادر من مكتب طلالل أبو غزالة. وهو استدلال معيب ذلك أنه لو افترضنا صحة التقرير</w:t>
+        <w:br/>
+        <w:t>المشار إليهء فإنه قد تضمن ما ذكر صراحة في البند خامساً: "ملخص حقوق الملكية الدفترية للشركات التابعة المعدلة بالتقييم كما في 2011/ 31/03م" (مرفق رقم 1)» والذي يظهر أن</w:t>
+        <w:br/>
+        <w:t>قيمة شركة أحمد زيني التجارية تم تقييمها بمبلغ وقدره 68.424.362 ريالء وتم تعديل تقييم شركة أحمد زيني التجارية بتاربخ 2011/ 06/ 27م حسب ماورد بتقرير المحاسب القانوني</w:t>
       </w:r>
     </w:p>
     <w:p>
@@ -494,7 +1996,89 @@
           <w:b w:val="0"/>
           <w:i w:val="0"/>
         </w:rPr>
-        <w:t>٤۵۳۰۲٤۱٦۲۲ رقم صك</w:t>
+        <w:t>[صفحة 15]</w:t>
+        <w:br/>
+        <w:t>ةيد اةيبرعلاةكلمملا</w:t>
+        <w:br/>
+        <w:t>0 0 صك رقم ‎447١541175‏ الج ك2</w:t>
+        <w:br/>
+        <w:t>إىتوانطم _--5</w:t>
+        <w:br/>
+        <w:t>المحكمة التجارية يجدة رقم الصفحة: ‎١8‏ 0 5</w:t>
+        <w:br/>
+        <w:t>دائرة الاستئناف الثانية تاريخ الصك: 7١/9./ف:5١‏ 0 9 5</w:t>
+        <w:br/>
+        <w:t>طلال أبو غزالة» في البند "ثانياً: صافي الحقوق الدفترية المعدلة للشركاء" (مرفق رقم 2) والذي يظهر أن قيمة شركة أحمد زيني التجارية بمبلغ وقدره (79.924.901 ريال) وتجلى ذلك في</w:t>
+        <w:br/>
+        <w:t>يعدملا 6- .(...ءاغلإلاب ًايرح ىضيو لالدتسالا يف روصقلاب ابيعم مكحلا هعم ىضي يذلا رمألا ,بيبستلاب دراولا وحنلا ىلع (لاير 368.757.931) سيلو ريرقتلا نم .8 .6 4ةحفصلا</w:t>
+        <w:br/>
+        <w:t>كان عَمَدُه في الدعوى التقرير الصادر من أبو غزالة. والمؤرخ في 1432-11-07ه. وقد أشار إليه في غير ما موضع أمام الدائرة الابتدائية. ولم يطعن فيه المدعى عليه بل كان دفعه بأن</w:t>
+        <w:br/>
+        <w:t>القيمة الإسمية هي (450.000) ربالء وأن القيمة المسددة هي (120.000.000) ربالء وأن هناك عقد بيع مع والدهء ويتمسك بالحكم المنتبي صلحاً. كما يتمسك بتعديلات عقد</w:t>
+        <w:br/>
+        <w:t>التأسيس والوفاء بالقيمة... إلى آخر دفوعه الخالية من الطعن على التقريرء بل أجاب عن تقرير أبو غزالة في الجلسة المعقودة أمام الدائرة الابتدائية المؤرخة في 1444-12-02ه. بما</w:t>
+        <w:br/>
+        <w:t>نصه: (... وأما عن تقييم أبو غزالة فإن موكله لم يوافق عليه وإنما وافق على الصلح في التخارج...). وفي مذكرته المقدمة لدائرة الاستئناف في الجلسة المؤرخة في 1445-02-20 ه.ء وصف</w:t>
+        <w:br/>
+        <w:t>دعوى المدعي بأها غير محررةء مما يعد تناقضاً مع ماسبق له الجواب به. وعن عدم اتخاذ الدائرة الإجراء النظامي حيال الدفع بالتزوير للعقد. وحيث نصت المادة (41) من نظام</w:t>
+        <w:br/>
+        <w:t>الإثبات على أنه: (1.تحدد المحكمة جلسة لحضور الخصوم لتقديم مالدهم من محررات للمضاهاة. 2. يجب على الخصم الذي ينازع في صحة المحرر أن يحضر بنفسه للاستكتاب في</w:t>
+        <w:br/>
+        <w:t>الموعد المحدد لذلك). وبما أن من يُراد مضاهاة توقيعه متوفىء. وعليه فلا يمكن مضاهاة التوقيع بإجراء الاستكتاب. أو بعث المستندات للجهة المختصة أو لخبير متخصص. والدائرة</w:t>
+        <w:br/>
+        <w:t>رأت إعمال الأصل في ضوء ما سبق بيانهء من أن الاضطراب يوجب السقوط. وأنه لاحجة مع التناقضء ووقائع الدعوى أضحت منتجة في النزاع» بما لايلزم منه النظر في صحة العقد أو</w:t>
+        <w:br/>
+        <w:t>عدمباء ولما نصت عليه المادة الأربعون من نظام الإثبات على أنه: (إذا أنكر من احتج عليه بالمحرّر العادي خطه أو إمضاءه أو ختمه أو بصمته. أو أنكر ذلك خلفه أو نائبه أو نفي علمه</w:t>
+        <w:br/>
+        <w:t>رمأتف ؛ةمصبلا وأ متخلا وأ ءاضمإلا وأ طخلا ةحصب ةمكحملا عانقإ يف اهتادنتسمو ىوعدلا عئاقو فكت ملو ,عازنلا يف ًاجتنم ررحملا ناكو ,ررحملاب ًاكسمتم رخآلا مصخلا لظو ءهب</w:t>
+        <w:br/>
+        <w:t>المحكمة بالتحقيق بالمضاهاة: أو بسماع الشهود أو بكلهماء وفقاً للقواعد والإجراءات المنصوص علها في هذا النظام. ولا.تسمع الشهادة إلا. فيما يتعلق بإثبات حصول الكتابة أو</w:t>
+        <w:br/>
+        <w:t>الإمضاء أو الختم أو البصمة على المحرر)ء ولما نصت عليه الفقرة الأولى من المادة الأزبعون من الأدلة الإجرائية لنظام الإثبات على أنه: (يعتد بصورة المحرر العادي التي لم ينازع فيها ذوو</w:t>
+        <w:br/>
+        <w:t>الشأن. وتعد مطابقة لأصلها)ء وبما أن القرائن محتفة بعدم صحة عقد البيع » ووقوع الغبن الفاحش فيهء على القول بصحته. والدائرة القضائية غير ملزمة بتحقيقه إلا إذاكانت وقائع</w:t>
+        <w:br/>
+        <w:t>الدعوى ومستنداتها لم تتضمن ما يكفي للقضاء بصحة المحرر أو تزويره أو عدم صحته. إذ أن للدائرة فحص القرائن ووزنها بغية للوصول للنتيجة المنتجة في الدعوى. فضلاً عن</w:t>
+        <w:br/>
+        <w:t>الدعوى الماثلة متوجهة ليس لإنكار واقعة البيع وعدم صحتهاء بل للغبن في قيمة المبيع ليس إلا.. ولما نصت عليه الفقرة الأولى من المادة التاسعة من نظام الإثبات على أنه: (للمحكمة أن</w:t>
+        <w:br/>
+        <w:t>تعدل عما أمرت به من إجراءات الإثبات؛ بشرط أن تبين أسباب العدول في محضر الجلسة)ء فضلاً عن أن وكيل المدعي في الجلسة المعقودة أمام الدائرة الابتدائية في تاريخ 11-17-</w:t>
+        <w:br/>
+        <w:t>4 ه. قرر بما نصه: (... بأن البينات التي يتمسك به موكليه كافية في إثبات دعواهم دون الحاجة إلى ما يتعلق بالتزوير). كما قرر أمام دائرة الاستئناف في مذكرته المؤرخة في 02-29-</w:t>
+        <w:br/>
+        <w:t>5ه . بما نصه: (... وهذا ما جعلنا نعدل عن الدفع بتزوير عقد البيع فهو دفع غير مؤثر وغير منتج بعد تصفية الشركة اختيارياً من قبل المدعى عليه فهذا العقد تعددت أسباب</w:t>
+        <w:br/>
+        <w:t>سقوطه ركناً ومحلاً بعدم أهلية أحد العاقدين ابتداءً ثم بتخلف الثمن الحقيقي العادل للمبيع وثبوت انتفائه...). كما لايُنال من ذلك دفع المدعى عليه صدور قرار الشركاء ببيع الحمصص</w:t>
+        <w:br/>
+        <w:t>من المورث لهء وتوثيقه أمام وزارة التجارة وكاتب العدلء حيث إن المدعى عليه اضطرب في جوابه على دفعه لقيمة الحصص المشتراة منهء حيث يدعي أنه بموجب عقد التأسيس,ء والذي</w:t>
+        <w:br/>
+        <w:t>نص على استيفاء كامل الحصص من قبل جميع الشركاءء بمبلغ قدره (450.000) ربالء ثم ادعى أنه اتفق مع والده على سداد مديونات عليه بمبلغ قدره (120.000.000) ريال» ثم ادعى</w:t>
+        <w:br/>
+        <w:t>بأنه بموجب عقد بيع واتفاق مؤرخ في 1431-09-20 ه. والذي يدعي أنه يقع ضمن مشموله قيمة المبيع: مع ما ورد في العقد من التزامات على المدعى عليه تجاه والده. وقد اطرحته</w:t>
+        <w:br/>
+        <w:t>محكمة أول درجة مسببة في ذلك بما نصه: (...أنه أشار إلى جملة وقائع قانونية وتاريخية سابقة أساساً على تأسيس الشركة محل الدعوى بسنوات طويلة وجملتها لا يتعلق بالشركة ولا</w:t>
+        <w:br/>
+        <w:t>ريغ ىرخأ تاكرش ىتح صخت ةقباس لمع ةرجأ وأ ةيلئاع فيراصم لمحتك هتّقد وأ هتحص نم ققحتلا ناكمإ روصتملا ريغ نم يميق ٍلباقم نم هيلع لمتشا امع كيهان ءاهلامعأ</w:t>
+        <w:br/>
+        <w:t>الشركة محل الدعوى. فضلاً عن ذلك كله عدم تقديم المستند المشار إليه إطلاقاً في أي مرحلة سابقة في الدعوى؛ بل حتى لم يشر المدعى عليه أصالةً إلى وجود المستند في جلسة</w:t>
+        <w:br/>
+        <w:t>3 هه بل ذكر ما يناقض ما اشتمل عليه المستند تماماً. وهو ماكانت الدائرة قد استغنت بجملة ما أشير إليه عن استكمال إجراءات فحص المستند وفق ما ساقته</w:t>
+        <w:br/>
+        <w:t>الوقائع...).أ.ه ثم ادعى أخيراً في مذكرته المقدمة في 1445-02-29ه. بأن سداد المبلغ كان عن طريق سداد التزامات مورث المدعي البنكية (بإجمالي مبلغ مدفوع من المدعى عليه/ أسامة</w:t>
+        <w:br/>
+        <w:t>أحمد زينيء عن والده المرحوم أحمد عباس زينيء بواقع: 135.446.186) مئة وخمسة وثلاثون مليوناً وأربعمئة وستة وأربعون ألفاً ومئة وستة وثمانون ريالاً)ء وهذا مثبت بالتقرير</w:t>
+        <w:br/>
+        <w:t>المحاسبي (كي بي إم جي الفوزان وشركاه)ء وحيث إن حاصل جواب المدعى عليه يُثبت الإقرار بأن ثمن الحصة - موضوع النزاع- ليس هو الثمن المدون في تعديل عقد الشركة, وماذكره</w:t>
+        <w:br/>
+        <w:t>المدعى عليه لإثبات سداد قيمة الحصة فإنه بتفحص البينة الأولى يتبين أن مجرد التوقيع على عقد التأسيس الذي نص على استيفاء كامل الحصص من الشركاء لا.يعني بالضرورة</w:t>
+        <w:br/>
+        <w:t>حدوثهء كما أنه يعارضها ادعاءات المدعى عليه الأخرى التي يدعي أنه تم سداد رأس المال عن طريق سداد مديونيات على والدهء أو تكليفات كلفها بها والده منها: الصرف عليهء فضلاً عن</w:t>
+        <w:br/>
+        <w:t>كونه طلب أمام دائرة الاستئناف مهلة لتقديم مايئبت السدادء ولم يقدم ذلك؛ وبالتالي فبي ليست بينة كافية على قيام المدعى عليه بدفع القيمة. فضلاً عن أن تقرير (كي بي إم جي</w:t>
+        <w:br/>
+        <w:t>الفوزان وشركاه)» تبين أنه لم يقم بفحص كافة المستندات, وإنما نتيجته أتت على نحو من فحص عينات منها فحسب. علاوة على اشتماله على ماليس له علاقة بقيمة الحصص.</w:t>
+        <w:br/>
+        <w:t>وحيث إن الأصل أن تكون مثل هذه الأموال مما يحتاط لهاء ويتم إثباتها بموجب حوالة بنكية ونحوها من المستندات ال</w:t>
       </w:r>
     </w:p>
     <w:p>
@@ -507,7 +2091,35 @@
           <w:b w:val="0"/>
           <w:i w:val="0"/>
         </w:rPr>
-        <w:t>رات ـخ صلا ـك : ۳۱/۳۰/۵٤٤۱ مقر حفصلا ـة : ۸ ةرئاد فان تس فان تس ةيناثلا ةمكحملا ة راجتلا ة راجتلا ةدجب</w:t>
+        <w:t>مثبتة؛ حفظاً لحقوق الشركاء المتبايعين. كما أنه ولماكانت</w:t>
+        <w:br/>
+        <w:t>الالتزامات والحقوق الناشئة عن العقد و الوفاء بها من شأنها أن تظهر إذاكانت صحيحة من تاربخ قرار الشركاء بيع الحصص وإشهارهاء ودون ظهور ما يعارضهاء وحيث وإن كان البيع</w:t>
+        <w:br/>
+        <w:t>أجرت عليه وزارة التجارة وكاتب العدل الإمضاء. وأصبحا محررات رسمية, إلا.أن دورهما يقتصر على توثيق ما يطلب منهما توثيقه وفقاًللإجراءات المطبقة لديهماء دون ما ينشأ عن</w:t>
+        <w:br/>
+        <w:t>ذلك الإثبات أو الإمضاء من أثر لاحق أو سابقء. والدليل إذا تطرق له الاحتمالء يسقط به الاستدلالء ولما نصت عليه المادة الرابعة من نظام الإثبات على أنه: (دون الإخلال بأحكام هذا</w:t>
+        <w:br/>
+        <w:t>النظامء إذا تعارضت أدلة الإثباتء ولم يمكن الجمع بينهاء فتأخذ المحكمة منها بحسب مايترجح لها من ظروف الدعوى..). ولما نصت عليه الفقرة الثانية من المادة السادسة والعشرون</w:t>
+        <w:br/>
+        <w:t>من نظام الإثبات على أنه: (يكون مضمون ماذكره أي من ذوي الشأن في المحرر الرسمي حجة عليه؛ مالم يثبت غير ذلك)؛ وبما أن القرائن محتفة بكون المورث لم يوقع أصالة على عقد</w:t>
+        <w:br/>
+        <w:t>البيع وتعديل عقد التأسيسء كما أن القرائن احتفت بكونه غير مدرك وفاقد للأهلية, كما أن الأدلة تضضافرت بأن القيمة المتنازل عنها من المورث للمدعى عليه قد تحقق فها الغين</w:t>
+        <w:br/>
+        <w:t>الفاحش؛ لذا فيكون التوثيق فيما (إيخص قيمة الحصص). غير نافذ في مواجهة الورثة. "والثابت لا يصار إلى غيره إلا بدليل جلي معتمد". فضلاً عن أن من قام بالتوقيع على ذلك ليس</w:t>
+        <w:br/>
+        <w:t>المورث ذاتهء بل وكيل عنه. وهو مايناهض به ادعاء المدعى عليه من أن المورث هو من أمضى بيع الحصص.ء وأمضى التوقيع على تعديل عقد التأسيس. كما أن دفع المدعى عليه</w:t>
+        <w:br/>
+        <w:t>بإمضاء المدعي وبيعه لحصصه الأصلية في (شركة أحمد زيني التجارية). لا علاقة لهذا الدفع بالدعوى الماثلة. من حيث تقرير صحة قيمة الحصص المباعة من المورث. فالجبة منفكة.</w:t>
+        <w:br/>
+        <w:t>ولايُنال من ذلك ما أثاره المدعى عليه من سقوط حق المدعيين في قيمة الحصص. بسقوط حقهما في الاسترداد لباء بقوله: (الدفع بسقوط حق المدعي في المطالبة بقيمة الحصص</w:t>
+        <w:br/>
+        <w:t>المباعة في شركة أحمد زيني التجارية: لماكان البين من الدعوى أن المدعي يطالب بنصيبه من قيمة الحصص المباعة للمدعى عليه من مورثه, وحيث أنه - وفقاً لصحيح النظام - فإن</w:t>
+        <w:br/>
+        <w:t>المدعي سقط حقه في المطالبة بتلك الدعوى وبياناً لذلك: أ الواقعة - محل الدعوى -كان يسري بشأنها نظام الشركات الصادر مرسوم ملكي رقم م/6 بتاريخ 22 /3 / 1385ه وقرار</w:t>
+        <w:br/>
+        <w:t>مجلس الوزراء رقم 185 بتاريخ 3/17 / 1385هء وقد نصت المادة (165) من النظام على أنه: (يجوز للشريك أن يتنازل عن حصته لأحد الشركاء أو للغير وفقّ لشروط عقد الشركة. ومع</w:t>
+        <w:br/>
+        <w:t>ذلك إذا أراد الشريك التنازل عن حصته بعوض للغير وجب أن يخطر باقي الشركاء عن طريق مدير الشركة بشروط التنازلء وفي هذه الحالة يجوز لكل شريك أن يطلب استرداد الحصة</w:t>
       </w:r>
     </w:p>
     <w:p>
@@ -520,7 +2132,89 @@
           <w:b w:val="0"/>
           <w:i w:val="0"/>
         </w:rPr>
-        <w:t xml:space="preserve">تاداـيعلا ةـيجرا ا ةـنيدمب كـلملا دـبع هللا ةـيبطلا ، نـمو مـث وـ ف ررحم عونـصم نـم عنـص دـي دملا ، املو ناـ نـم ررقملا ءاـضق ھـنا ـال زوـجي ذـخ لوـقب ءرملا ليلدـك ھـسفنل مـغرو ملع تاـطلاغملاو ةـلواحمو لاـخدإل طـغللا س لدـتلاو ع ةرئادـلا ماـ إلاب تاءاـعداب غ ةحي ـ ، بـيجنو ھيلع :أ - ـش ةـيادب إ نأ اذـ ر رقتلا وـ ر رقت عوفدـم نمثلا ثيح ھنأ رداـص نم ءاـعدا دملا نـالطبب عيبـلا ةـباصإل دملا ةخوخيـشلاب كاذـنآ ءاـنب ع ر رقت ـط رداـص نـم ةـنيدم كـلملا دـبع هللا .ةـيبطلا باوـ ا : بـيجنف ع كـلذ نأـب اذـ ءاـعد ء م ضقاـنتلاب ةدراولا افلـس ىوعدـلا ثيح قبـس ھل نأو رقأ ة ـ ب عيقوت ھثروم ع دـقعلا ثيح دا ن غلا ةـلا او نمثلا اذ و رارقإ او ح رـصو ھنم ة ـ ب عيقوت ھثروم ع .دقعلا 3 - امأو ھتاءاعدا ثيح ةرات دي نالطبلاب ةيادب ىوعدلا مث دع كلذ رقي عيقوتلاب ة ـ و دقعلا مث دع كلذ ضقاني ھسفن ث و عفدلا نالطبلاب ةرم .ىرخأ ت - امك نأ دملا ضقاني ھلاوقأ دـقع عيبـلا تررقو ة ـ اذـ دـقعلا ثـيح تركذ اـصن " : نأ ىوعدـلا مـل ضخمتت نـع نـعط ة ـ عيبـلا وأ كـسمت ..ھنـالطبب ،" نـمو مـث نإـف اذـ ب بـس لا تاـبثإ ضقاـنتل دملا اقباس نأ رارق عيب صـص ا مت ملع دملا ھتقفاومو ع رارق ءا رـشلا يذـلا مت ةـيبلغألاب هرارقإو ة ـ ب ع زوت .صـص ا ب - امك نأ ةرئادـلا ترقأ ا ي س مدـع نعط دملا ة ـ مـث نإـف رارق ءا رـشلا ـضي مـكح ررحملا ـسرلا اـقفو صنل ةداملا ( 25 ) نم ماـظن تاـبث دـعُ و ھنومـضم ةـ ةـ جاوم دملا ، اقفوو صنل ةداملا ( 26 ) نم تاذ ماـظنلا ، دـقو ان ب لدعلا ديـشر ي ر ا ) روضح عيقوتو فارط ةينعملا ( قفرم رارق ءا رـشلا - دن سم مقر 9 ،) املو نا رارق ءا رـشلا دـق مت ھقيثوت عيقوتلاو ھيلع نم لبق بتا لدعلا و و فظوم ماع نمو ءا رـشلا نم لبق ةـباتك لدـعلا ةـفرغلاب ة راجتلا ةيعانـصلا ةظفاحمب ةدج بجومب قيثوتلا مقر (( 275 - ) ةفي 172 - دلجم 8 /ع ، / خ راتو 1431 10/ 16/ )ـ يذلاو ت ثأ ھبجومب ( بتا ثروم دملا ( دـمحأ سابع ز ) اصل دملا ھيلع ( ةماسأ ز ) يذلاو جتي ھنم ھنأ ليذم عيقوتب ليكو ثروم دملا دقو مت قيثوت عيقوت ن فرطلا م مو ليكو ثروم دملا ع رارق ھتاءاـعدا كـلذو نأ :أ - نأ دملا ھيلع مل عي ي ھسفنل صـص ا نإو عيبلا مت عيقوتب ليكو ثروم دملا ليلدـلاو ع كلذ رارق ءا رـشلا رداصلا خـ راتب 1431 9/ 20/ ـ يذلاو ھبجومب لزانت ھثروم دـملل ھيلع نو ل دملا ھيلع ةـماسأ ز عاب ھسفنل .صـص ا باو ا : بيجنف ع كلذ نأب اذـ عفدـلا غ حي ـ ت ث و ضقانت دملا ھتاءاعدا ھعوفدو ع وحن بيع و كرحملا ثعابلاو ا ل ا لعو مت ـصلا ـ ا لاو ءارب و ليذملا ھب كص مك ا ، نمو ان ر ظي ىدملا يذـلا لصو ھيلإ دملا .ليلـضتلا 2 - اباوج ع عفد دملا نالطبب عيب صصح صـص ا لداـع ( ٥٤٪ ) نم صـصح تا رـشلا ةبـس و صـصح ناندـع ءاـنبأو يزاـغ ن عمتجم لداـع ( 46 ،)% اـتلا و ناـف صـص ا لـحم عا لا تناـ روحم كلت ىوعدـلا ةيـساس ناندـع ع ةـماسأ تنا ب ـس هذاوحتـسا ع صـصح هدـلاو ةـغلابلا ( 90 )% ةكرـش دـمحأ ز ةـ راجتلا دـقو مت ـصلا جراـختلاو ع كـلذ ساـس ، دـقف تنا ةبـس ھماسأ نم كلمت فارطأ عا لا ، ملو نكي ثروملا دـمحأ ز اـمو ھكلمي نم بس ةـفا تا رـشلا اـفرط ھيف ھنـأل ناـ ع دـيق .ةاـي ا باو ا : نإـف اـم هاـعدا دملا غ حي ـ نإف ىوعدـلا لا ا ماقأ اـم هاـعدا لزاـن ب دملا ناندـع ءاـنبأو يزاـغ ز - مـكحب ـصلا - نـع لـما صـص ا ةـكولمملا مـ ل بجوـمب دـقع س ـسأتلا مـتو غارفإ صـص ا دـملل ھـيلع نأو ـصلا ناـ ـالثمم ع تاءاعدا دملا : ةراشإلاب إ ةركذملا ةـيمات ا ةـمدقملا نم دملا ةمدقملاو 1445 2/ 25/ ،ـ ثيحو توطنا ع تاءاعدا ةـضقانتم ن عتي درلا ا لع ع وحنلا ي 1: - اباوج ع ةدـج ، تضقو ةـمكحملا فرـصب رظنلا نع .ىوعدـلا ةـفاضإ إ دـيدعلا نم ىواعدلا لا ا ماقأ دملا ا مو هذ ىوعدلا امم ت ثي ةلواحم دملا ديكلا ھيخأب دملا .ھيلع اسماخ : درلا ةـيناثلا تـضقو ةـمكحملا درب .ىوعدـلا كلذـك ماـقأ دملا دـض دملا ھـيلع ىوعدـلا مـقر ( 421323538 ) خـ راتو 2021 02/ 03/م ىدـل ةرئادـلا ةـيذيفنتلا و ةـمكحمب ذـيفنتلا ةظفاـحمب ناندـع مقرب كـص ( ٤۰۳۳۸۰۷۲٤ خـ راتو 1442 09/ 01/ .)ـ دـع و ضفر هذـ ىوعدلا ماقأ ناندع ز ىوعد مقرب ( 42823620 خ راتو 1442 11/ 06/ )ـ ةمكحملاب ة راجتلا ةدجب ةرئادلا 2020 12/ 29/م ةـماقملا نم دملا دض دملا ھيلع ىدل ةمكحم ذيفنتلا ةدجب بلط ض وع نع ررـض جراختلا نم تا رـشلا دقو تضق ةمكحم فان تس ةدجب ضفرب فان تس نم بجومب مك ا ي اضقلا فلاسلا ركذـلا الإ نأ دملا ماقأ ديدعلا نم ىواعدلا لا مت ا در اعيمج بابـسأل ةديدع ، ا مو ع لي س لاثملا ال رـص ا : ىوعدلا مقر ( 421254094 ) خ راتو اح رـصو نـم دملا ة ـ ب عيبـلا م ملا نـ ب دملا ھيلع ثروـمو دملا كـلمتو دملا ھيلع صـص هدـلاو - رادـم عا لا - ةـيكلم ةـمات ةـصلاخو ـال كـش .اـ ف عو مغرلا نم جراـختلا ماـتلا ا مك ا نم كلت تا رـشلا ءانثأ كلمت دملا ھيلع امل ھت ـس 54 % نم كلت تا رـشلا لصحت ا لع ءارج هذاوحتسا ع ةبس ( 90 )% نم صـص ا - لحم عا لا - اذ و دع ارارقإ ا او دملا دملاو ھـيلع اـمو ھنمـضت نم رارقإ دملا دـملل ھيلع ءاربإـب ةـمذ دملا ھيلع ( قـفرم مك ا دن ـسم مقر 8 .) 8 - ثيحو نأ جراـخت دملا ع وحنلا ن بملا ةـيقافتاب ـصلا رداصلا اـ بس ـ املا رـضا او لبقتـسملاو اـميف قـلعتي كـلتب ...تا رـشلا ،) ھـيلعو تردـصأ ةرئادـلا اـ مكح مـقر ( 2 17/ 185/ ) ماـعل 1432 ـ رداـصلا خـ راتب 1432 12/ 2/ ـ تاـبثإب ـصلا ن ب اذـ جراـختلا ـصلاب ءاربإ ةـمذ لـماش ي اـ و ةـمذل فرطلا لو نـع لاـمعأ ةراد تا رـشلل جراـختملا اـ ع ءاربإ اـمات ـالماشو طاقـسإو مـ ق يأ بـلطم وأ ىوـعد اـم م ناـ اـ عون وأ لو ثلاثلاو ءاوس ھتفـصب ك رـش وأ ريدـم كلتل تا رـشلا وأ تا رـشلا لحم هذـ ىوعدـلا عورفلاو ةع اتلا ا ل يأب ةبلاطم ام م نا ا عون وأ ا بـس ةقلعتم لامعأب كلت تا رـشلا تع و هدالوأو امب ا ل نم صصح تا ارشو تا رشلا ةرو ذملا ( تا رشلا ةع اتلا ةكرشل دمحأ ز هدالوأو تا رشلاو ةع اتلا ةكرشل دمحا ز ة راجتلا ،) ھنأو س ل ھل يأ قح ةبلاطمب فرطلا اـي مو ةـموص ل مـ يب ن ت ـضقلا ) ـلا مـت قاـفت اـ ف ع رارقإ دملا ( ناندـع ز ) اـمب ي ( : رقي فرطلا ي اـثلا ھلزاـن ب اـيئا نـع ةـفا ھصـصح ا ردـقو 23 % ةكرـش دـمحأ ز ا ـس ئر بـ رقتب تاـ جو رظنلا مـتو لـصوتلا ةـيقافتال ـصلا ( ـلاو تـ بثأ رـضحم ةـسل ا تـمكحو ةرئادـلا : داـمتعاب ـصلا نـ ب فارطأ ىوعدـلا ءارجإو ھنومـضم هراـبتعاو اـمزلم م ل دن ـسم مقر 7 ،) دـقو ل ـ دملا ھـيلع ھـظفحت ع ر رقتلا ، ھنوـ ل ـتعا ريدـقتلا ازج ا فلاـخ و عـقاولا .ةـقيق او 7 - ارظنو مدـعل قاـفتا نـ فرطلا ع ر رقتلا تلخدـت ةرئادـلا ةـلثمم ساس ) ردـقو ةـميق ةكرـش دـمحأ ز ةـ راجتلا غلبمب هردـقو ( 79.924.901 لاـ ر ) ةعـس نوعبـسو انويلم ةئمعـس و ةـع رأو نورـشعو افلأ ةئمعـس و دـحاوو لا ر ( قفرم ر رقتلا ساحملا - خـ رات و 2011 6/ 27/م ردـصأ بـ ا ساـحملا هر رقت عا لا ( تـ ثأو نأ ةـصح دملا ھـيلع ةـماسأ دـمحأ ز ةكرـش دـمحأ ز ةـ راجتلا 90 % ميقو ةـيكلم ءا رـشلا ةكرـشلاب ع اذـ دـمحأ ز هدالوأو ةكرـشو دـمحأ ز ةـ راجتلا ، ارظنو فالتخالل لوح ريدقت ةميق صـص ا تا رـشلاب دقف تمت ا لاحإ ب ساحم بتكم لالط وبأ ھلازغ </w:t>
+        <w:t>[صفحة 16]</w:t>
+        <w:br/>
+        <w:t>ةيد اةيبرعلا ةكلمملا</w:t>
+        <w:br/>
+        <w:t>0 و صك رقم ‎447١541175‏ الج ك2</w:t>
+        <w:br/>
+        <w:t>+ اشر ل</w:t>
+        <w:br/>
+        <w:t>المحكمة التجارية بجدة رقم الصفحة: ‎١5‏ 0 1</w:t>
+        <w:br/>
+        <w:t>دائرة الاستئناف الثانية تاريخ الصك:  ‎١:44/.”/١١‏ 0-0 5 5</w:t>
+        <w:br/>
+        <w:t>بثمنها الحقيقي. فإذا انقضت ثلاثون يومّا من تاريخ الإخطار دون أن يستعمل أحد الشركاء حقه في الاسترداد كان لصاحب الحصة الحق في التصرف فها مع مراعاة حكم الفقرة الثانية</w:t>
+        <w:br/>
+        <w:t>من المادة (157)» وإذا استعمل حق الاسترداد أكثر من شريك وكان التنازل يتعلق بجملة حصص قسمت هذه الحصص بين طالبي الاسترداد بنسبة حصة كل منهم في رأس المالء» وإذا تعلق</w:t>
+        <w:br/>
+        <w:t>التنازل بحصة واحدة أعطيت هذه الحصة للشركاء الذين طلبوا الاسترداد مع مراعاة حكم الفقرة الثانية من المادة (158). ب ولماكان مفاد تلك المادة أنها أجازت للشريك التنازل عن</w:t>
+        <w:br/>
+        <w:t>حصته لأحد الشركاء وأجازت لأي من الشركاء بعضهم أو جميعهم حق الاسترداد وطلب الحصول على تلك الحصص بعوضء وحيث إن الثابت - وبإقرار المدعي- طلب المدعى عليه</w:t>
+        <w:br/>
+        <w:t>(أسامة زبني) استرداد الحصص المملوكة لمورئه ومورث المدعين. وحيث إن المدعي لم يطلب حق الاسترداد أو حق الشفعة بشأن تلك الحصص ولم يبد ثمة اعتراض على البيع لتلك</w:t>
+        <w:br/>
+        <w:t>الحصصء ومن ثم عدم جوازية مطالبته بتلك الدعوى).أ.ه. ذلك أن المدعي لم يطلب الاسترداد لهاء ولم ينكر واقعة البيع لباء إنما يطعن في صحة القيمة التي ابتاعها المدعى عليه. وفقاً</w:t>
+        <w:br/>
+        <w:t>لما أسس به الدعوى من وجود الغبن الفاحشء وكون المورث فاقداً للأهلية والإدراك: وعليه فلايمكن إعمال هذه المواد آنفة الذكر على الواقعة محل الدعوى. وأما طلب المدعى عليه</w:t>
+        <w:br/>
+        <w:t>بالكتابة للبنك المركزي والبنوك ذات العلاقة أو المحكمة العامة بجدة من أجل استجلاب دليل له على كونه قام ببسداد قيمة الحصصء فإن من ادعى شيئاً فعليه تقديم مايثبته» وأما</w:t>
+        <w:br/>
+        <w:t>تكليف المحكمة بصنع الدليلء ففيه تناقض لمبدأ حياد القضاءء لما نصت عليه الفقرة الأولى من المادة الثانية من نظام الإثبات على أنه: (على المدعي أن يثبت مايدعيه من حق)ء وما</w:t>
+        <w:br/>
+        <w:t>نصت عليه الفقرة الأولى من المادة الثالثة من ذات النظام على أنه: (البينة على من ادعى...). وبما أن المدعى عليه في جلسة 1445-02-20ه. ادعى أنه تقدم بصور شيكات تثبت سداده</w:t>
+        <w:br/>
+        <w:t>لقيمة الحصص. وباطلاع الدائرة على ما أرفقه (عبر النظام) اتضح عدم تقديمه لأي مستند يدل على ذلك. سوى توثيق كاتب العدل وعقد التأسيس المعدل (مكرر مرتين): ولما نصت</w:t>
+        <w:br/>
+        <w:t>عليه الفقرة الأولى من المادة السادسة عشرة من الأدلة الإجرائية لنظام الإثبات: (فيما لم يرد به نص خا ص؛ يجب عند تقديم أي دليل من أدلة الإثبات للمحكمة. إرفاق نسخة واضحة</w:t>
+        <w:br/>
+        <w:t>من الدليل... مرفقاً به الآتي: أ- مذكرة تبين نوع الدليل وبياناته. ب- صلته بالدعوى وأثره فها)ء وبما أن المدعى عليه حتى تاريخه. لم يقدم ما التزم بتقديمه من بينته على السدادء مما</w:t>
+        <w:br/>
+        <w:t>يكون معه تجسد صحة دعوى المدعين. وأما الشيك بقيمة (450.000) ربال» برقم (000844) وتاريخ 2010-10-04م»ء المسحوب على بنك سامباء فإنه لم يكن عمد المدعى عليه في دعواه</w:t>
+        <w:br/>
+        <w:t>بالسدادء إذ اضطرب - كما سبق بيانه - في دفوعه في قيمة الحصص والمسدد منهاء فضبلاً عن كون الشيك تاريخه لاحق لتاربخ البيع» إذ أن تاريخ البيع كان في 2010-08-30م» وتوثيقه</w:t>
+        <w:br/>
+        <w:t>أمام كاتب العدل كان في تاريخ 2010-09-25م» علاوة على خلو الشيك من أي شرح عليه يبين سبب تحريره. ولاينال من ذلك ما أثاره المدعى عليه في مذكرته المقدمة في تاريخ 1445-02-29 ه.</w:t>
+        <w:br/>
+        <w:t>من أن قيمة شركة أحمد زيني التجارية ‏ وفقاً لتقرير طلال أبو غزالة ليست كما قررته محكمة أول درجة من أنها: (368.757.931) ريال حيث يدعي أنها بقيمة قدرها: (79.924.901</w:t>
+        <w:br/>
+        <w:t>ريال)» ويما أن هذا الدفع يضاف إلى دفوع المدعى عليه المتناقضة السابق ذكرهاء إذ يدعي أن التقرير مسودة. ثم يدعي أنه لم يوافق عليه وإنما وافق على الصلح في التخارج» ثم يطعن في</w:t>
+        <w:br/>
+        <w:t>تقرير اعتماد الدائرة عليه ثم الآن يطلب تصحيح القيمة الفعلية للشركة. كما أن ما أثاره المدعى عليه من صحة عقد البيع المبرم مع مورثه. فقد تناولت محكمة أول درجة الرد عليه بما</w:t>
+        <w:br/>
+        <w:t>فيه الكفايةء علاوة إلى أنه بعد اطلاع الدائرة على التقرير (تقرير طلال أبو غزالة): استبان أن الخبير أورد المبلغ االمقدر ب: (79.924.901 ريال).» في تقريره المبدئي المؤرخ في 1432-07-25ه.</w:t>
+        <w:br/>
+        <w:t>؛يئدبملا ال يئاهنلا ريرقتلاب ةربعلاو م2011-10-05 قفاوملا .ه1432-11-07 يف خرؤملا يئاهنلا هريرقت يف ريبخلا هدروأ ءلابر (368.757.931) ب ردقملا غلبملا نأ نيح يف ءم2011-06-27 قفاوملا</w:t>
+        <w:br/>
+        <w:t>فضلاً عن أن حكم الصلح صدر في تاريخ لاحق عن هذا التقريرء حيث صدر الحكم في 1432-12-02ه. مُؤَسَ ساً على ماقدمه الخبير في التقرير (الأخير) آنف الذكرء وأقر الأطراف</w:t>
+        <w:br/>
+        <w:t>نم ةرشع ةيداحلا ةحفصلا يف تبثملا حلصلا نم سداسلا دنبلاو ء.مكحلا كص نم ةرشاعلا ةحفصلا يف ةتبثملا حلصلا ةقيثو نم عبارلا دنبلا نم ةعبارلا ةرقفلا يف ريرقتلا ىلع مهعالطاب</w:t>
+        <w:br/>
+        <w:t>صك الحكم. علاوة إلى أن (تقرير طلال أبو غزالة). استبان أن الخبير ذكر مبلغ (68.424.362) ربالء على أنه: (ملخص حقوق الملكية الدفترية التابعة المعدلة بالتقييم كما في 03-31-</w:t>
+        <w:br/>
+        <w:t>1م ). في حيين أن الخبير فصل المبلغ الآخر وقدره: (368.757.931) ريالء على أنه: (صافي حقوق الشركاء الدفترية المعدلة بالتقييم وأثر التجاوزات). وعليه فإن الرقم الأخير هو</w:t>
+        <w:br/>
+        <w:t>المعتمد من الخبير المحاسبي في القيمة الحقيقية للشركة؛ لكونها اشتملت على صافي الحقوق واحتساب تجاوزات المدعى عليه فهاء وليس كما ادعاه المدعى عليه من كونه الرقم الأول»</w:t>
+        <w:br/>
+        <w:t>وهو ما أكد عليه الخبير المنتدب في نهاية الفقرة (ج) من البند ثانياًء بما نصه: (توزيع صافي حقوق الشركاء في شركة أحمد زيني التجارية» على الشركاء بعد إعادة توزيع حصة شركة أحمد</w:t>
+        <w:br/>
+        <w:t>زيني وأولاده التجارية..). وعليه وتأسيساً عن عدول الدائرة حيال استدعاء الخبير (طلال أبو غزالة)» لما نصت عليه الفقرة الأولى من المادة التاسعة من نظام الإثبات على أنه: (للمحكمة</w:t>
+        <w:br/>
+        <w:t>أن تعدل عما أمرت به من إجراءات الإثبات؛ بشرط أن تبين أسباب العدول في محضر الجلسة)» وبما أنه استبان للدائرة إبَان فحصها للتقريرين المبدئي والنهائي. زوال الاستشكال الذي</w:t>
+        <w:br/>
+        <w:t>أورده المدعى عليه في قيمة الحصص. مما لايكون معه محل لاستدعاء الخبير المنتدب؛ لانتفاء سببه. وأما عن طلب المدعى عليه (استجواب والدته: عاتقة). ولما نصت عليه المادة</w:t>
+        <w:br/>
+        <w:t>(21/1) من نظام الإثبات على أنه: (للمحكمة - من تلقاء نفسها أو بناء على طلب أحد الخصوم- أن تأمر بحضور الخصم لاستجوابه. ويجب على من تقرر استجوابه أن يحضر الجلسة</w:t>
+        <w:br/>
+        <w:t>المحددة لذلك). ولما نصت عليه المادة الخامسة والثلاثون من الأدلة الإجرائية لنظام الإثبات على أنه: (يجوز للمحكمة - من تلقاء نفسها أو بناء على طلب أحد الخصوم- إجراء</w:t>
+        <w:br/>
+        <w:t>الاستجواب في أي مرحلة كانت علها الدعوى)., ويما أن الإجراء جوازي لا. وجوبيء وبما أن دائرة الاستئناف رأت عدم الحاجة إليه, لكفاية وقائع الدعوى في الفصل في النزاع. فضلاً عن</w:t>
+        <w:br/>
+        <w:t>كون غاية المدعى عليه من الاستجواب هو التوصل إلى إيطال الوكالة الشرعية الصادرة منها للمدعي» والتي هي محرر رسمي له حجيته القائمة بذاته ولم يتم الطعن فها بالتزويرء كما أن</w:t>
+        <w:br/>
+        <w:t>الدائرة باشرت الاطلاع على الفيديو المرسل من وكيل المدعى عليه على بريد الدائرة الإلكتروني. والذي تم فيه تسجيل منسوب ل والدة طرفي الدعوى. ورأت أنه أتى على نحو ابتغى منه</w:t>
+        <w:br/>
+        <w:t>المدعى عليه الوصول إ</w:t>
       </w:r>
     </w:p>
     <w:p>
@@ -533,7 +2227,27 @@
           <w:b w:val="0"/>
           <w:i w:val="0"/>
         </w:rPr>
-        <w:t>نوبـساحم .نوعجارمو -6 ةـ راجتلا مـقر ( 2 5798/ /ق ) ماـعل 1431 ـ دـض دملا ھيلع / ةـماسأ ز ىدـل ةرئادلا ة راجتلا ةع اسلا ةرـشع ةمكحملاب ة راد ةظفاحمب ةدج ابلاط جراختلا نم تا رـشلا ةع اتلا ةكرـشل س ضقن اـم مـت نـم ھـت ج ھيعـسف دودرم ھـيلع .) 5 - دـع و ھقفاوـم دملا ع رارق ءارـش دملا ھـيلع صـص ل ةكرـش دـمحأ ز ةـ راجتلا ماـقأ دملا ناندـع ز ن رخآو ىوعدـلا دملا لييذـتب رارق ءا رـشلا ھعيقوتب قفرم رارق .ءا رـشلا ( دن ـسم مقر 6 .) املو ناـ اـم مدـقت ھنإـف ال زوجي دـملل عوجرلا امع مت ع ھيدـي اقفو ةدـعاقلل ةيعرـشلا لا صنت ع ھنأ ( : نم فرطلا ي شملا ك رـشلا دـيد ا ةكرـشلا - ةـماسأ ز - تع و عيقوت ل ام م ةـباثمب ةـصلاخم ةـمات ةـيئا و ءاربإو ةـمذل ي شملا ،) ارارقإو ة ـ ب ع زوت صـص ا اميف م يب ، دقو ماق ةبـس كـلمت دملا ھـيلع ةبـس ل هدـلاو - ثروـم دملا - أربأو ةـمذ دملا ھـيلع نـم ھـيأ قوـقح قـلعتت كـلتب ةكرـشلا ثـيح نمـضت رارقإ دملا اـصن ( : ثـيح وتـسا فرطلا لزاـنتملا ھـقح نم دحأ ءا رـشلا ا ) نم ةكرش دمحأ ز ة راجتلا اصل ةكرش و زوأ ةدودحملا - ةكولمملا ةماسأل ز - بجومب رارق ءا رشلا قثوملا 1434 2/ 10/ ـ نودو يأ ظفحت وأ ھضراعم اضيأ ع دمحأ ز ة راجتلا ةدمل ن ت ـس ، دع ءارـش ةماسأ صـص هدلاو نود ءادبإ ةمث ضا عا ع كلمت ةماسأ ز ةبس ل هدلاو لا ا ا شا ھنم ، تجراختو ةكرش دمحأ ز هدالوأو ( ناندع ن عتي ھعم لاـ او كلذـك ءاربإ ةـمذ دملا ھيلع درو ىوعد . دملا 4 - رمتـسا دملا ( ناندع ز - ھتفـصب ا رـش ةكرـش دمحأ ز هدالوأو ) ا رش عم دملا ھيلع ( ةماسأ ز ) ةكرش ةيعرـشلا صنت ع ( : نأ لـص دوـقعلا طورـشلاو ة ـ لا موزللاو ،) نـمو مـث ھنإـف نـ عتي لاـمعإ كـلذ دـقعلا رارقو ءا رـشلا ـالامعإ ةدـعاقلل نأ ( : لاـمعإ مـالكلا وأ نـم ھلاـم إ ،) امم ( دمحأ سابع ز ) ثروم دملا ھب ـصن نم دملا ھيلع نم اذ لزانتلا ارارقإو ة ب ع زوت كلت صص ا لا تلآ دملل ھيلع قفرم رارق .ءا رشلا ( دن سم مقر 5 ،) املو تنا ةدعاقلا م مو دملا ناندع ز ،) امك ءاج رارقلا اضيأ ( : رقي ءا رـشلا ة ـ ب ع زوت صـص ا اميف م يب ،) نمو مث نإف اذ رارقلا دعُ ارارقإ نم دملا ة ـ ب عيبلا اخيـسرتو مالتـسال ك رشلا دـيد ا ةكرـشلا تع و عيقوت ل ام م ةـباثمب ةـصلاخم ةـمات ةـيئا و ءاربإو ةـمذل فرطلا ي شملا ، اذـل دـقف ررق ةـيبلغأ ءا رـشلا نيذلا نو لمي كأ نم سأر لاملا لاو لداع 97.7 - % ثروـم دملا ءاـن و ع اذـ دـقعلا دـقف مـت ر رحت رارق ءا رـشلا يذـلا نمـضت اـصن ( : وتـسا فرطلا لزاـنتملا - دـمحأ ز ثروـم دملا ھـقح نـم فرطلا ي ـشملا - دملا ھـيلع - ك رـشلا</w:t>
+        <w:t>لى نتيجة إبطال الوكالات الصادرة عن والدتهم للمدعي. دون سند صحيح. لذا فيكون طلب المدعى عليه (استجواب والدته) غير مقبول. وفيما يتعلق بتنفيذ</w:t>
+        <w:br/>
+        <w:t>الوصية بصرف (9605) لأوجه البر والخير. وصرف المتبقي من الثلث لأبناء المتوق (غازي)» وبما أن هذا الطلب لم تتناوله محكمة أول درجة ولم تفصل فيه حيث لم تبين فيه من اللزم</w:t>
+        <w:br/>
+        <w:t>بدفعهء ومن المستحق لاستلامه. ووفقاً لقاعدة الأثر الناقل للاستئناف, ولمبدأ التقاضي على درجتين» ولما نصت عليه الفقرة الأولى من المادة الثانية والثمانون من نظام المحاكم</w:t>
+        <w:br/>
+        <w:t>التجارية على أنه: (يُنقل الاستئناف الدعوى بحالتها التي كانت علها قبل صدور الحكم المستأنف بالنسبة إلى مارفع عنه الاستئناف فقطء وتنظر المحكمة الاستئناف على أساس ما قدم</w:t>
+        <w:br/>
+        <w:t>إلى الدائرة مصدرة الحكم.ء وما تقبله المحكمة من أدلة ودفوع وأوجه دفاع جديدة)ء وعليه فيمكن لصاحب الصفة .إن رغب ‏ التقدم بدعوى جديدة مستقلة أمام المحكمة المختصة.</w:t>
+        <w:br/>
+        <w:t>لتُنظر وفق المقتضى الشرعي والنظاميء بما يتعين معه حصر الفصل في دعوى المدعيين؛ وعليه وتأسيساً لما سبق بيانهء فتنتبي معه دائرة الاستئناف إلى تأييد حكم محكمة أول درجة</w:t>
+        <w:br/>
+        <w:t>محمولاً على أسبابه. وعلى ماتضمنه (هذا الحكم) من أسباب إضافية.</w:t>
+        <w:br/>
+        <w:t>حَكمَتٍِ الدَائِرَةُ: بقبول الاعتراضين شكلاًء وفي الموضوع: بتأييد حكم الدائرة التجارية الأولى في المحكمة التجارية بجدة المؤرخ في 1445-01-01ه في القضية</w:t>
+        <w:br/>
+        <w:t>رقم (42824717) مع تعديل منطوقه ليكون بما يلي: (أولةً إلزام أسامة بن أحمد بن عباس زينيء هوية وطنية رقم (1008017301) بأن يدفع ل عاتقة محمد</w:t>
+        <w:br/>
+        <w:t>يحبى محمد علي الحرازي. هوية وطنية رقم (1007056847). مبلغاً قدره: (77,101,715) سبعة وعشرون مليوناً وستمئة واحد وخمسون ألفاً ومئتان</w:t>
+        <w:br/>
+        <w:t>وتسعة عشر ربالا ثانياً: إلزام أسامة بن أحمد بن عباس زينيء هوية وطنية رقم (1008017301) بأن يدفع ل عدنان أحمد عباس زينيء هوية وطنية رقم</w:t>
       </w:r>
     </w:p>
     <w:p>
@@ -546,553 +2260,49 @@
           <w:b w:val="0"/>
           <w:i w:val="0"/>
         </w:rPr>
-        <w:t>٤۵۳۰۲٤۱٦۲۲ رقم صك</w:t>
-      </w:r>
-    </w:p>
-    <w:p>
-      <w:pPr>
-        <w:jc w:val="right"/>
-        <w:bidi/>
-      </w:pPr>
-      <w:r>
-        <w:rPr>
-          <w:b w:val="0"/>
-          <w:i w:val="0"/>
-        </w:rPr>
-        <w:t>رات ـخ صلا ـك : ۳۱/۳۰/۵٤٤۱ مقر حفصلا ـة : ۹ ةرئاد فان تس فان تس ةيناثلا ةمكحملا ة راجتلا ة راجتلا ةدجب</w:t>
-      </w:r>
-    </w:p>
-    <w:p>
-      <w:pPr>
-        <w:jc w:val="right"/>
-        <w:bidi/>
-      </w:pPr>
-      <w:r>
-        <w:rPr>
-          <w:b w:val="0"/>
-          <w:i w:val="0"/>
-        </w:rPr>
-        <w:t xml:space="preserve">ةـ دان ـس ع كـلت ةداملا ، نإـف دملا دـق أ ـجا صنلا ذـخأو اـم نـظي ھـعفن كرتو اـبلا ، ثـيح نإ ةداملا توـطنا ع ءان تـسا ا ـصنب اـم مـل دـجوي ـ تقم اـ لوبقل ، نـمو مـث ة زاوـج ع ما ح دـق تصن ع مدـع لوبق " ةـلدأ " ن ح ھنأ صيحمتب عفد دملا ھيلع دجن ھنأ نا قرطتي إ ةباج ع عفد نم دملا قرفو عساش ن ب ليلدلا عفدلاو .ھب ب - عو ضرف 427036201 خ راتو 1442 6/ 28/ ( ـ قفرم مقر ( 15 .) 7 - اباوج ع عفد دملا مدع ة زاوج عفدلا ةلدأب ةديدج بيجنف ھيلع :أ - نأ كلت ةداملا ( 21 ) نم ةحئاللا ةيذيفنتلا قرطل ضا ع نـالطبب دـقعلا ، مغرلاـب نـم توـبث ةـيل أ خيـشلا دـمحأ ز ، س لو لدأ ع كـلذ نـم مـك ا ي اـ لا ضفرب ىوـعد دملا ناندـع ز لاـطبإب ةيـصو هدـلاو رداـصلاو كـصب مـك ا مقر فرـصب رظنلا نـع بـلط نـ ي ملا ةـلا و لاـط ةـماقإ سلجم ةـيالو ع دـمحأ ز ، ثـيح ضقاـن ي عـم ھـسفن ھلاوـقأو ، يفف ةـيادبلا دـي ةـ روصب دـقعلا ماـقأو ىوـعد كلذـب ، ن و دـي ىوعدـلا نـ لـصفلا ىوـعد ءاـ ةـمدقملا إ ةليـضف ـ اقلا مـي اربإ نادـي لا ـ اقلا ةـمكحملاب ةـماعلا ـلاو مـكح اـ ف بجوـمب كـصلا مـقر 33286392 خـ راتو 1433 6/ 8/ ،ـ 1432 3/ 4/ ـ ماـمأ ةليـضف ـ اقلا دـمحم نـب كراـبم ـ يعدلا ، لاـطبإب عيبـلا يروـصلا رداـصلا نـع دـلاولا ةـلا و عـيب ھصـصح ةكرـش دـمحأ ز ةـ راجتلا ا فنأتـسملا ، ررقتو ظفح نـ عدملا خـ راتب 1438 4/ 12/ ـ ـالو دـجوي يأ ضقاـنت اذـ اـمك ھنأ ـال فلاـخي عرـشلا الو .ماظنلا 3 - خـ راتب 1432 3/ 4/ ـ ماقأ فنأتـسملا هدـض ناندـع ز ، ىوعدـلا مقر 18883 / 32 ن عدملا دـمحأ ساـبع ز ميمعتلاـب ع مكاـحملا تاـباتكو لدـعلا فاـقيإب فرـصتلا عـيمجب تاراـقعلا فاـقيإو رادـصإ تـالا و ھمـساب وأ لـمعلا تـالا ولاب ةـقباسلا ، ـحو خـ رات ةاـفو ثروـم ها رـشو ( قـفرم مـقر 14 ،) رداـصلاو نـم خـ رات 1432 6/ 18/ ـ مـيمعتلا رداـصلا نـم ر زو لدـعلا يذـلا ردـص ءاـنب ع بلط دملا ناندـع ز ، فاـقيإب تاـباس ا ةـيكنبلا ( هدـلاول ) ثروـم موحرملا دـمحأ ساـبع ز عقاوب 135.446.186 ) ةـئم ةـسمخو نوثالثو انويلم ةـئمع رأو ةتـسو نوع رأو افلأ ةـئمو ةتـسو نونامثو الا ر ،) اذـ و ت ثم ر رقتلاب ساحملا ي ي مإ نازوفلا ىوعدـلا و ىوـعد ةـقباس اـ ل ةدـع تاونـس نأ دادـس غـلبملا ناـ نـع قـ رط دادـس تاـما لا ثروـم دملا ةـيكنبلا ( اـمجإب غـلبم عوفدـم نـم دملا ھـيلع / ةـماسأ دـمحأ ز ، نـع هدـلاو مـقر ( 6 ) رطـسلا ي اثلا اذكو ةحفـصلا مقر ( 8 ) رطس ( 13 ) ن رطـسلاو ني خ ( قفرم مقر 13 .) 2 - اـمأو نع دادـس غلبملا ھنإـف مل نكي ھب ضقانت اقلطم ثيح نإ دملا ھيلع عفد ذـنم رجف .راجتلا ( هذـ و ةميقلا ةيلعفلا دق مت ةراش ا لإ ةميقب 120.000.000 نويلم لا ر كص مك ا مقر 342881449 خ راتو 1434 7/ 26/ ـ ةحفص مقر ( 5 ) ن رطسلا ني خ ، ةحفصلا و (450.000 لا ر ) ن ح نأ دقعلا م ملا قلعتملاو عي ب تاذ صص ا دق مت ةميقلاب ةيلعفلا كلتل صص ا كلذو غلبمب ( 120 نويلم لا ر ،) امو مت اذ نأشلا نم فرعلا فراعتملا ھيلع ن ب ةرئادـلا دوـجوب ضقاـنت كـلذ نأ 1: - دملاـف ھـيلع عـفد نأـب عـيب صـص ا ةـكولمملا ھـثرومل ةـغلابلا ( 450 ) ةـصح ، مـت ةـميقلاب ةيمـس رارق ءا رـشلا م ملا ھـن ب نـ و ثروـم دملا غلبمب ھـيلع ةـميق صـص ا ھنأو ةراـت معزي نأ نمثلا 450 فلأ لاـ ر ةراـتو ىرخأ معزي نأـب نمثلا 120 نويلم .لاـ ر باو ا : بيجنف ع كـلذ نأـب اذـ ءاعد غ حي ـ دملاو لواحي ما إ 29 .)ـ 5 - اـمأو اـم عفد ھب دملا عفدـلا ( اـثلاث ، اـع ارو ) راركت لخم عوفدـلل ةـقباسلا قبـسو درلا ھيلع الو ودـع الإ نأ نو ي الدـج .ايعوضوم 6 - اـباوج ع ءاـعدا دملا ضقان ب دملا ـ تقمب رـش وأ يماظن ( ) ةـنودم ما ح ةـيئاضقلا ماعل 1434 مقر كـصلا ( 3431443 ) خ راتو 1434 2/ 6/ ـ قدـصملا نم ةمكحم فان تس رارقلاب مقر ( 34200931 ) خ راتو 1434 /4/ ةراـش ھـيلإ نـمو مـث ة ـ ذاـفنو تافرـصتلا ةرداـصلا ھـنم ةـقباسلاو اذـ ل مـك ا ، املو ناـ نـم ررقملا ءاـضق ( : نأ لـص تافرـصتلا اـ لمح ع ة ـ لا اـم ماد مـل تـ ثي فـالخ كلذ - دـقو تـ ثأ تاذ - ـ اق ءاـ نادـي لا - بجوـمب مـكح ي اـضق بـس كم ةـيعطقلا ةـيل أ ثروـم دملا دـع عـيقوت دـقع عـيب صـص ا لـحم ىوعدـلا بجوـمب ر رقت ـط ـسر قبـس الو اميس نأو ةرئادلا ت بثأ ھكاردإ ءايشأل ةليلق غو كردم ءايشألل ةيضاملا ، نمو مث ھنإف نم غ غاس سملا توبث كلذ ةرئادلل مث ھلأس نع تافرصت م ا لع ام براقي لا ـ6 .ر شأ ث ھتدجوو ةرئادلا كردم ءايـشأل ةليلق غو كردم ءايـشألل ةيـضاملا ، دقو نا لاؤس ةرئادلا ةباجإو ثروم دملا قلعتت عي ب ايأ نم ھكالما ءانثأ ءا نود دادتما كلذ تافرصتلل ةقباسلا ع مـكترئاد ةرقوملا مدـع عـيب ثروـم دملا ھصـص دـملل ھـيلع وـ و غ حي ـ ، ثـيح أ ـجا دملا نومـضم كـصلا ، ةرئادـلاف تـ بثأ اـصن نأ ثروـم دملا ( دـمحأ ز ) رـضح تلزاـنت نع ء ـ نم كـكالمأ دـح نم كـئانبأ ؟ لاـق ـال مل ع أ .ء ـ ثيحو نإ دملا لواـحي طـ ر كلت ةـباج عي ب صـص ا دـملل ھيلع و و لالدتـسا رـصاق ةـلواحمو لاخدإل س للا كسمت .ھنالطبب ت - عو ضرف ضرفلاو يواس مدـعلا - دادـتع اذـ كصلا نإف تباثلا نم كصلا روضح ثروم دملا ليكوتل ةـماسأ ز ناندـعو ز ھنأو دق مت ھلاؤس ل تع وأ .ةـيل ب - نأ اذـ ھض اـني رارقإ دملا افلـس ة ـ ب دـقع عيب صـص ا نم ھثروم كلذـكو دـيكأت ةرئادـلا ع كـلذ رارق ا بس نأ ىوعدـلا مل ضخمتت نع نعط ة ـ عيبلا وأ ھثروـم ھـنأ مـل عي ـي ائ ـش باوـ ا : بـيجنف ع كـلذ :أ - دملا ضقاـني ھـسفن اذـ ءاـعد ثـيح ھـنأ ناـ دـق دا نأـب ھثروـم خـ راتب 1431 11/ 3/ ـ ناـ ي اـع نم فر ا ناـ و مدـعنم ةدـعاقلا ةيعرـشلا " : نأ تو ـسلا ضرعم ةـجا ا إ ناـيبلا ناـیب ." 5 - اـباوج ع دان ـسا دملا ع كـص ءاـ رداـصلا نم ـ اق تاءاـ ةـمكحملاب ةـماعلا ةدـجب نمـضتملا ةباجإ دـع و ن يع و ع تافرـصت ثروـم دملا مل دـبي يأ ضا ـعا ع دـقع عـيب صـص ا اـمم ت ثي ذاـفن فرـصتلا ، ثيحو نأ تو ـس وـلا نع نعطلا نع اذـ فرـصتلا ارارقإ ھب املو تناـ ھس لدتو ع مكترئاد .ةرقوملا خ - ح ول انض فا الدج ذخ اذ مك ا نإف ىوعد ةيالولا لا ا جومب مت ن يع و نع ثروم دملا دق تعفر نأشل نالطب اذ دقعلا لحم ىوعدلا روـفلا نـ يعتب و ھـيلع توـبثو مدـع ةـ زاوج ھتافرـصت ـالإ ھـنأ تردـص دـيدعلا نـم ر راـقتلا ةـيبطلا ةـت ثملا ةمالـسل هاوـق ةـيلقعلا ـح رودـص مـك ا ، رم يذـلا تـ ثي مدـع ة ـ ھتاءاـعدا 6 تاونـس نـم عـيقوت دـقعلا ، اـمك ھـنأ رداـص ىوـعد ةـماقم ماـع 1434 ـ اذـ و تاـبثإ ةمالـسل ىوـقلا ةـيلقعلا ثرومل دملا وـلف ناـ اـباصم ةخوخيـشلاب اـمك دـي دملا ـ قل ع دن ـسم مقر ( 12 .) ح - امأو دان ـسا دملا ع مك ا ي اضقلا رداصلا نم ةـمكحم فان تس مقرب ( 37153592 ) نإف تباثلا نم اذـ مك ا ھنأ ردـص ماع 1437 ـ يأ دع ام د زي نع تـضقو ةـمكحملا مك اـب مـقر ( 33286392 ) خـ راتو 1433 6/ 8/ ( ـ فرـصب رظنلا نـع بـلط نـ ملا ةـماقإ سلجم ةـيالو ع دـمحأ ز ( .) قـفرم مك ا رداـصلا نم ةـمكحملا ةـماعلا .ةدـجب ةـماقإ سلجم ةـيالولا ، ءاـن و ع اذـ باـط ا دـقف تـضق ةـمكحملا ةـماعلا ةـظفاحمب ةدـج تاـبثإب نومـضم اذـ ر رقتلا ىوـعد ءاـ ـلا اـ ماقأ دملا دـض هدـلاو نـ يعتل و ھنع ةروـص طبـضلا حـئاوللاو ةيـضا ع ررقت ةـقفاوملا ع ءارج خ </w:t>
-      </w:r>
-    </w:p>
-    <w:p>
-      <w:pPr>
-        <w:jc w:val="right"/>
-        <w:bidi/>
-      </w:pPr>
-      <w:r>
-        <w:rPr>
-          <w:b w:val="0"/>
-          <w:i w:val="0"/>
-        </w:rPr>
-        <w:t>ةليـضفل ـ اقلا ،) تررقو عـفر ز ا يظفحتلا نـع ةدـصرأ دـمحأ ز يذـلا مـت ءاـنب ع بـلط نـ ي ملا ةـلا و بلاـط عيم تاـمولعملا .....ةيـساس ءان و ع اذـ باط ا ءان و ع رارقلا مقر 33125567 خ راتو 1433 3/ 12/ ـ قداصملا ھيلع نم ةمكحم فان تس ةكمب ةمركملا نمـضتملاو ( : ةـسارد و ـطلا - فـن ناـيبلا - ة ـ و اـم درو ھـب ركذو باـطخ ةرازوـلا اـصن نأ ر رقتلا ـطلا ـ فنلا رداـصلا نـم ىفـش سم ضارم ةيـسفنلا مـقرب 1951 خـ راتو 1432 6/ 8/ ـ تع ايفوتـسم 113 28590/ /ج ) خـ راتو 1432 8/ 4/ ( ـ قفرم باـط ا - دن ـسم مقر 11 .) ج - اـمك ت ثأ بحاص ةليـضفلا ر زو لدـعلا ھباطخ مقر ( 33 567889/ 21/ ) خ راتو 1433 4/ 17/ ،ـ ر رقتلاب ريدـم نوؤشلا ةي ـ لا ةـظفاحمب ةدـج ة ـ ر رقتلا طلا فلاـسلا ناـيبلا ةمالـسو ىوقلا ةـيلقعلا ثرومل دملا - ع ابلا بجومب ھباطخ لسرملا س ئرل ةـمكحملا ةـماعلا ةدـجب مقر ( /47 ن يعتل ميق دـقو لـيذ ر رقتلا عـيقوتب ءاـبط ن ع اـتلا ةرازوـل ةي ـ لا - ن فظوملا ن يمومعلا - قفرم ر رقتلا ـطلا رداـصلا نم ىفـش سم ة ـ لا ةيـسفنلا ( – دن ـسم مقر 10 .) امك ت ثأ صـص ا - نمـضتو نأ روـ ذملا ءيداـ نواـعتمو مـلو ر ظت ھـيلع ضارعأ ضرم قع ناـ و ھـكاردإ ھـيعوو ھـتركاذو دودـ ا ةـيعيبطلا نأو روـ ذملا رداـق ع ماـيقلا ھنوؤـش ـالو جاـتحي دـع ماربإ دـقعلا ىوعد ن يع و دـض ھثروم ، دـقو ردـص ر رقت ةـن لا ةـيبطلا ىفـش سمب ة ـ لا ةيـسفنلا ةدجب رداصلا مقرب ( 1951 ) خ راتو 1432 6/ 8/ - ـ يأ دـع خـ رات ماربا دـقع عيب ركذ ھنأ مل عبي ائ ـش ، عفد ت ثي ضقاـنتلا ميـس ا لاوقأ . دملا ت - اـمك نأ اـمم ضقاـني ءاعدا دملا نأ دـقع عيب صـص ا نا خـ راتب 9 20/ 1431/ ـ دقو قبـس نأو ماقأ دملا مدـقتملا فعـضو كارد نمو مث مادـع ا ھتيل أ و تاذ عفدـلا دن ـس ع دن ـسم رداص خ رات 1432 2/ 18/ - ـ يأ دـع خـ رات اذ ر رقتلا ب ـ3 رو ـش - عفدـ و ھنأب نا لما ةيل ھنأو ة ـ لا ةيـسفنلا .ةدـجب ب - اـمك نأ دملا ضقاـني ھـسفن اـميف دن ـسا ھـيلع ھئاـعدا ع ر رقت ـط رداـص خـ راتب 1431 11/ 3/ ـ مـعزي ھنمـضت نأ ھثروـم ي اـع نم فر ا وخيـشلا ھـب ، اـمأو ر رقتلا رداـصلا نـم ةـنيدم كـلملا دـبع هللا ةـيبطلا وـ ر رقت نـم تاداـيع ةـيجراخ ةـعوفدم رج ملو ھبلطت ةـمكحملا ، لـب نإ ةـمكحملا تضاـغ ھنع تبلطو ر رقتلا نم ىفـش سم ةيـسفنلا وأ باطخ ر زو لدـعلا وأ باطخ ر زو ة ـ لا وأ باطخ ريدـم نوئـشلا ةي ـ لا ةدـجب ، ثيح وعمجأ نأ ر رقت ة ـ لا ةيـسفنلا و ر رقت لماش رداصو نم ن راش ـسا دتع و رـضا ا نع دملا ناندـع ز نأـب ةـمكحملا تضاـغ نع اذـ ر رقتلا ملو ذـخأت ھب ـالإ ھنأ لواـحي ادـ اج لـياحتلا ع عقاولا ماـ إو ةـمكحملا ة ـ ب اـم ھمعزي ملو قرطتي ر رقتل ة ـ لا</w:t>
-      </w:r>
-    </w:p>
-    <w:p>
-      <w:pPr>
-        <w:jc w:val="right"/>
-        <w:bidi/>
-      </w:pPr>
-      <w:r>
-        <w:rPr>
-          <w:b w:val="0"/>
-          <w:i w:val="0"/>
-        </w:rPr>
-        <w:t>٤۵۳۰۲٤۱٦۲۲ رقم صك</w:t>
-      </w:r>
-    </w:p>
-    <w:p>
-      <w:pPr>
-        <w:jc w:val="right"/>
-        <w:bidi/>
-      </w:pPr>
-      <w:r>
-        <w:rPr>
-          <w:b w:val="0"/>
-          <w:i w:val="0"/>
-        </w:rPr>
-        <w:t>رات ـخ صلا ـك : ۳۱/۳۰/۵٤٤۱ مقر حفصلا ـة : ۰۱ ةرئاد فان تس فان تس ةيناثلا ةمكحملا ة راجتلا ة راجتلا ةدجب</w:t>
-      </w:r>
-    </w:p>
-    <w:p>
-      <w:pPr>
-        <w:jc w:val="right"/>
-        <w:bidi/>
-      </w:pPr>
-      <w:r>
-        <w:rPr>
-          <w:b w:val="0"/>
-          <w:i w:val="0"/>
-        </w:rPr>
-        <w:t>ـال لـبقي كيكـش لا لـ وأتلاو ا رارـصإ ع ةـبلاطملا اـ قحب ح ةـيا لا ضحدو تاءا فا دملا ھيلع ھبيذاـ أو ةراـثملا ھنم ةـسل ا ةيـضاملا دـصقب طاقـسإ قوق ا ةـتباثلا ھت جاوم ة اب ال تالي ـ ب ال ملع فورظ ا لي ـ وأ ا يقوت وأ ا ـ ، اديكأتو نم ل وم ع ا ـصرح ع ةبلاطملا ا قحب رـشلا يماظنلاو اننإف قفرن ماقمل ةرئادلا رارق ح رصلا يذلاو لي ـ روـصم ـل ومل يدـبت ھـيف مدـع اـ بغر ةمـصاخم دملا ھـيلع وأ ةـبلاطملا اـ قوقحب ءوـ و دملا ھـيلع هذـ ل بيلاـس ةـ وتلملا ةـثعاب ھـكاردإ ةمالـس ھفقوـم ـالإو ةـ اف عراـقت جارختـسا اذـ قـ ا ھعا ـناو تردـصأ ةـلا ولا ةـيماظنلا اـ ليثمتل ةـبلاطملاو اـ قوقحب ( قـفرم ۲ .) ةروـص ةـلا ولا ، ـالو لاـني نـم هذـ ةـقيق ا ةـتباثلا اـم ھـمعزي دملا ھـيلع نـم دوـجو هللا لثمتملا ا يـصن رـشلا صص ا ةغلابلا 90 % نم ةكرـش دمحأ ز هدالواو ة راجتلا يذلا ذوحتـسا ا لع دملا ھيلع غ قح الو لي س تعم كلمتلل رش وأ يماظن و لي س اذـ و ام لمأن نأ نو ي لحم رابتعا ىدـل ةرئادلا .ةرقوملا ايناث : دكؤن ماقمل ةرئادلا ةرقوملا نأ ل وم ةيعدملا ةقتاع يزار ا ةكـسمتم ةبلاطملاب ا قحب ثرإ ا جوز وتملا دمحأ ز ةمحر ةـمكحملا كاذـنآ ل و اذـ فرـصتلا ةـل مب اـضرلا وأ مدـع ضا ع نم لـبق فارطأ عا لا اـعيمج م مو دملا ھيلع هذـ ىوعدـلا ـالو لـبقي نم خ ھطاقـسإ وأ كيكـش لا ھت ـ دـمعتملا ر رقتل ةـميق صـص ا لـحم ةـبلاطملا و غلبملا مو حملا ھب نم لـبق ةـمكحم ةـجردلا و ءانب ع مييقتلا ر رقتلاو ي ا لا ب ل ساحملا متو جراختلا بجومب اذـ ر رقتلا مامأ نـم لـحارم .ىوعدـلا ٣ - درو ر رقتلا ي اـ لا ( ص ٦ ) اـمو ا دـع نأ ةـميق ةكرـش دـمحأ ز ةـ راجتلا وـ غـلبم هردـقو ( ٩٣١،٧٥٧,٣٦٧ لاـ ر ( ) قـفرم ۱ ةروـص ر رقتلا .) ھـيلعو نإـف غلبملا غـلبم ٩٣١،٧٥٧،٣٦٧ .لا ر ٢ - نأ اذـ غلبملا رو ذملا ر رقتلاب ي ا لا - لحم مك ا - و غلبملا يذلا مت جراخت ءا رـشلا ھيلع رقأو ھب دملا ھيلع ملو ض ع ع ھنيماضم يأ ةلحرم ۹۷ نويلم لاـ ر طقف عفد هاو طقاسو نم هوجو ١: - نأ اذـ غلبملا مل نكي ر رقتلا ي ا لا امنإو نا ر رقتلا ي دبملا مث دع تاضا عا فارط ردص ر رقتلا ي ا لا يذلا ررق نأ ةميقلا اـ لع اـقيبطت صنل ةداملا ( ۱۲ ) ةـفلاس ركذـلا طاقـسإ اذـ عفدلا الكـش مدعو ھلوبق .ھحارطاو نمو ةيحانلا ةيعوضوملا ؛ نإف عفد دملا ھيلع نأب صـص ا لحم عا لا ردقت ةميقب غلبت ھثا كا امب ءاج ھيف نأب ةميقلا صـص ل لحم عا لا ٧٩ نويلم امك معزي الو زوجي خأت نايبلا نع تقو ةجا ا ، املو نا لا ا كلذك نإف ةمكحم فان تس ةرقوملا دق ىرت ھنأ امازل ھيلع مل ي اذـ عفدـلا ماـمأ ةـمكحم ةـجردلا و عم نأ ةـجا ا ةـسام ھكـسمتل اذـ عفدـلا ول ناـ نمؤي ھت ـ ب ر رقتلاو ساـحملا س ل ثيدـح رودـصلا ةأـش لاو ح لـبقي ھنم مدـع نم ةـحئاللا ةـيذيفنتلا قرطل ضا ع ع ( : ـال لـبقت ةـمكحملا - يأ فاـن تس - يأ ةـلدأ مل نكت ةـضورعم ماـمأ ةـمكحم ةـجردلا و ناـ و ناـ مإب موص ا ...ا ميدـقت ،) اـم و نأ دملا ثروملا دـمحأ ز ةـمحر هللا لـحم اذـ عا لا - ردـقت غـلبمب هردـقو ( ۰۰۰,۰۰۰,۹۷ نويلم لاـ ر ) اذـ ف عفدـلا لـطاب دودرمو الكـش .اعوضومو نمف ةـيحانلا ةيل ـشلا دـقف تصن ةداملا ( ۱۲) ةـسل ا ةـقباسلا لاو تنا خـ راتب ١٤٤٥/٠٣/٠٤ ـ ـالوأ : اـميف قلعتي عفدـب دملا ھيلع نأـب ر رقتلا ساـحملا رداـصلا نم ب ا ساـحملا لـالط وبأ ھلازغ دـق نمـضت نأ ةـميق صـصح ز )و( ةـقتاع دـمحم حي دـمحم ع يزار ا ) ةـعدوملاو تاقفرمب ةيـضقلا خ راتب 10 03/ 1445/ ـ ا لـصاحو ( : ـ ون ماـقمل ةرئادـلا ي ادر ع ام هراثأ ليكو دملا ھيلع ةطوبـضملا ةـسلج 1445-03-11 ،ـ ةدـقعنملا ع لاصت ي رملا نع دـع غلبملاو ا ا فارطأ اينو كلإ ، تعلطاو ةرئادـلا ع فلم ةيـضقلا ، عو ةركذملا ةمدقملا ليكو ن يعدملا ( ناندع دمحأ سابع APP-JED-COMM2@moj.gov.sa عم ةرورـض نأ موقي لـ فرط دـ و ب فرطلا رخ ةـباجإلاب ع لـيميإ ل ام م ، م فتف ل فرط .كلذ ھيلعو ررقت ةرئادـلا ليجأت رظن .ىوعدـلا و امك تم فأ ل فرط درلاب ع ماظنلا ع ام ھمدقيـس فارط لالخ ةـل م ةـيلات ا ردـقو موي دحاو ، ع ھنإ نإ رذع لاسرإ ةباج ع ماظنلا ، نكميف ا لاسرإ ع ليميإ ةرئادلا اتلا : ھيلع درلاب ع ام هركذ ن يعدملا ةسلجب مويلا نأش ةلأسم زاجتح ىو ـشلاو ىدل تا ا ةصتخملا ، ميدقتو ھتباجإ لالخ ةل م ال زواجتت موي دحاو ع ماظنلا ، غيـصب pdf و word ةـمداقلا دـ وزتو ةرئادـلا لـئاسوب لـصاوتلا عـم بـ ا ، تـم فأو لـيكو ن يعدملا درلاـب ع اـم ھنمـضت باوـج لـيكو دملا ھيلع نأـش ةـميقلا ـلا ا ردـق بـ ا ، اـمك تم فأ لـيكو دملا داـي ا نـ ب اـ نبا ـالو ىري ةرورـض اـ راضحإل دـقو تباجتـسا ھـل ةرئادـلا ـالو فرع يأ ب ـس عـنمي نـم اـ روضح ةـمكحملل عامـسل اـم ا دـل .) مـث تـم فأ ةرئادـلا بـ ا روض اـب ةـسل ا لقح ةثداحملا ھصنو ( : ىوعدلا ةرو ذملا س ل ا ل ةقالع هذ ىوعدلا ، دقو قبـس ةرئادلل ةيئادتب نأ تبلط روضح ةديـسلا ةقتاع عامسل ام ا دل ، نكلو ليكولا ركذ اصن ا أ فقت ع ةـصتخملا ، مـث نإ دملا ھـيلع ماـقأ ىوـعد دـض ھتدـلاو مـقرب 4570053093 اـ لاطي ميلـس ب 130 نوـيلم لاـ ر ، تلازـالو دـيق رظنلا ةـمكحملاب ةـماعلا ،) بقعف لـيكو دملا ھيلع ھباوـجب ـع كوـم ناندـع اـ أو مـل لـ وت اذـ ف مـالكلا غ حي ـ زوجيـالو نـعطلا قارو ةيمـسرلا ـالإ ر و لاـب س لو اذـ نـم صاـصتخا ةـمكحملا ةـ راجتلا ، ناـ مإ و دملا مدـقتلا تاـ ل صاـ ا ةرئادـلاب ، ھـنأو بـلطي ا اوجتـسا اـنب ع ةداملا 20/2 نـم ماـظن تاـبث بـقعف لـيكو دملا ھـنا ثـع ةـباوجب ـع لـقح ةـثداحملا ھـصنو ( : اـم هركذ دملا ھـيلع نـم زاـجتحا ةدـلاو اـ أب ـال بلاـطت اـ با ةـماسأ يأـب ةـبلاطم ، اـ أو مـل لـ وت يأ يماـحم ـالو فرع نـع ةيـضقلا ائ ـش ، يذـلاو ماـق ر وـصتب ويدـيفلا وـ اـ وخأ قوزرم يزار ا ، متو ھثع ع دـي لا ي و ـكل اذـ ام تدرأ ھنايب .) مث بقع ليكو دملا ھيلع دـيكأتلاب ع نأ ةدـلاو دملا ھيلع ةزجتحم ىدـل دملا ، نأو كان لي ـ ويدـيف مت لبق ن عوبـسأ ر ظت ھيف ةـيعدملا ةـقتاع و لوقت ةيفـصت ةكرـشلا ا رايتخا نم لبق دملا ھيلع اذـ ف دـقعلا تددـع بابـسأ ھطوقـس انكر الحمو مدـع ةـيل أ دـحأ نيدقاعلا ءادتبا مث فلختب نمثلا يقيق ا لداعلا عيبملل توبثو .هءافتنا ءـالجب اـ ي س مـك ل لـحم رظنلا لـيحنو امل قبـس اـعنم راركتلل اـظفحو تقوـل ةرئادـلا نـ مثلا ، اذـ و اـم اـنلعج لدـع نـع عفدـلا ر و ـب دـقع عيبـلا وـ ف عـفد غ رثؤـم غو جـتنم دع ضا فا ھت ـ مدع عفد ةميقلا ةلداعلا صـص ل لب ھنإ مل ملـس ا م ائ ـش ضقانتو دملا ھيلع نايب ةيلآ دادس نمثلا امك و لصفم ةركذملا ةقباسلا ھتلـصفو ةرئادلا ةيئادتب يأ نأ ثروملا دـقاف ةـيل ألل غو كردـم لبق اذـ خـ راتلا ثكب اتلا و نإف دـقع عيبلا طقاس غو تعم اعرـش اماظنو غو جتنم هراثآل ةيماظنلا كلذكو نم تاطقـسم دقع عيبلا ع قـفاوملا ١٤٣١-١٢-٠٢ ـ يأ دـع خ رات دقع عيب صـص ا لحم عا لا مايأب ةليلق ، نمـضتو ر رقتلا نأ ب - ثروم كوم - ي اع نم فر ا وخيـشلا مدقملا فعـضو كارد ( قفرم .) دن ـسم ةـياغ ةـيم ذإ اـننأ اـن ب ةرقفلا مـقر ( ۱ ) نـم دـنبلا ( اـيناث ) نم انتركذـم ةـيقا ة خ ةراـش إ رودـص ر رقت ـط نم ىفـش سم سر ا طوـلا خـ راتب ۹۰-۱۱-۰۱۰۲م اـ لطاممو طـقف دـقو ترج ماـ حأ ءاـضقلا ع مدـع صاـصتخا مك</w:t>
-      </w:r>
-    </w:p>
-    <w:p>
-      <w:pPr>
-        <w:jc w:val="right"/>
-        <w:bidi/>
-      </w:pPr>
-      <w:r>
-        <w:rPr>
-          <w:b w:val="0"/>
-          <w:i w:val="0"/>
-        </w:rPr>
-        <w:t>اـحم لاوـح رظنلاـب تاـعزانم تا رـشلا ةـ راجتلا فـال او ع صـص ا وأ .ةـميقلا اـيناث : طقـس او ـس نأ قفرن ىوعدـلا دـ زت ع ةئمـسمخ فـلأ لاـ ر ،) فـال او بـصنم ع عـيب ةـميقو صـصح ةكرـش ةـ راجت ةـيماظن ، عفدـلاو نـم لـبق دملا ھـيلع مدـع صاـصتخ دـصقلا ھـنم ةراـضم كوـم تا رـشلا ،) كلذكو ةداملا ةيدا ا نوثالثلاو : صاصتخ ونلا صتخت مكاحملا ة راجتلا ىواعدلا ةماقملا ع رجاتلا تاعزانم دوقعلا ة راجتلا ، م تنا ةميق ةبلاطملا ةيلـص ىوعدـلا دـ زت ع ةـئام فلأ لاـ ر ، سلجمللو دـنع ءاـضتق ةداـ ز هذـ .ةـميقلا تاـعزانم ءا رـشلا ةكرـش .ةـ راضملا ٤ . ىواعدـلا تاـفلاخملاو ةئـشانلا نع قيبطت ماـ حأ ماظن رظنلاـب ي ١: . تاـعزانملا ـلا أـش ت نـ ب راـجتلا ب ـس م لاـمعأ ةـ راجتلا ةيلـص وأ .ةـيعبتلا ٢ . ىواعدـلا ةـماقملا ع رجاـتلا تاـعزانم دوـقعلا ةـ راجتلا ، ـم تناـ ةـميق ةبلاـطملا ةـقباسلا صاـصتخ و دـقعنم اـمك ـال ىفخي ع ف رـش مـلع ةرئادـلا ةـمكحملل ةـ راجتلا بجوـمب ةداملا ةـسداسلا ةرـشع نـم ماـظن ةـمكحملا ةـ راجتلا ـلاو تـصن ع ( : صتخت ةمكحملا صاـصتخا ةـمكحم لاوـح ةيـص لا اذـ و عفدـلا لـطاب نـم هوـجو : نأ عا لا فـال او عـم دملا ھـيلع قـلعتم ةـميقب صـصح ذوحتـسا اـ لع نود ھـجو قـح اـمك وـ ن بـم انتركذـم ھ وـنتلا ع ن تلأـسم ةـياغ ةـيم ةرثؤـمو ادـج ع رظنلا ي اـضقلا راـسمو ةيـضقلا : ـالوأ : عـفد لـيكو دملا ھـيلع مدـع صاـصتخا ةـمكحملا ةـ راجتلا رظنب هذـ ىوعدـلا اـ او نم ءان و ع بلط ةرئادلا ةسل ا ة خ ميدقتب ةركذم ةيليـصفت اري ا ف لسلـس ع اقولا مزلا ھيلعو تفلن ةيانع ةرئادلا ةرقوملا ھنا طقـس او ـس ةركذملا ةيليصفتلا راشملا ا لإ افنآ دـمحأ سابع ز )و( ةـقتاع دمحم حي دمحم ع يزار ا ) ةعدوملاو تاقفرم ةيـضقلا خ راتب 29 02/ 1445/ ـ ا لصاحو ( : اقا إ انتركذمل ةيليصفتلا ةمدقملا خ راتب 1445-02-24 ،ـ مكتليـضف ءاـضقلا اـمب ي : ءاـغلإ مك ا فنأتـسملا ءاـضقلاو اددـجم درب ىوـعد دملا ؛ مدـعل قاقحتـس .) اـمك تعلطا ةرئادـلا ع ةركذملا ةـيقا ةـمدقملا نم لـيكو ن يعدملا ناندـع كلتل ةيـصولا ضقانت مات ھتاءاعدال ةقباسلا ، ولف انملـس نالطبب دقع عيب صـص ا ؛ ھنإف نم باب وأ مدع قاقحتـسا يأ غلابم ةئشان نع كلت .ةيصولا ءان و ع ام مدقت سمتلن نم ھثروم كسمت و ةيـصولاب ةرداصلا خ رات 1432 2/ 12/ بلاط و تاقحتـسمب ةيلام ةئـشان نع كلت ةيصولا ن ح ھنأ دي نالطبب دقع عيب صص ا لحم ىوعدلا خرؤملا خ راتب قباس ميدـقت يأ لـيلد وا عـفد لاـح ناـ نـم ھنأـش ثأـتلا ھـجو يأرلا .ىوعدـلا 8 - اـمأو دان ـسا دملا ع مـكح ةيـصولا : بـيجنف ع كـلذ 1: - نأ دملا رقي ارارقإ ا ـ او اح رـصو ةيل أـب</w:t>
-      </w:r>
-    </w:p>
-    <w:p>
-      <w:pPr>
-        <w:jc w:val="right"/>
-        <w:bidi/>
-      </w:pPr>
-      <w:r>
-        <w:rPr>
-          <w:b w:val="0"/>
-          <w:i w:val="0"/>
-        </w:rPr>
-        <w:t>٤۵۳۰۲٤۱٦۲۲ رقم صك</w:t>
-      </w:r>
-    </w:p>
-    <w:p>
-      <w:pPr>
-        <w:jc w:val="right"/>
-        <w:bidi/>
-      </w:pPr>
-      <w:r>
-        <w:rPr>
-          <w:b w:val="0"/>
-          <w:i w:val="0"/>
-        </w:rPr>
-        <w:t>رات ـخ صلا ـك : ۳۱/۳۰/۵٤٤۱ مقر حفصلا ـة : ۱۱ ةرئاد فان تس فان تس ةيناثلا ةمكحملا ة راجتلا ة راجتلا ةدجب</w:t>
-      </w:r>
-    </w:p>
-    <w:p>
-      <w:pPr>
-        <w:jc w:val="right"/>
-        <w:bidi/>
-      </w:pPr>
-      <w:r>
-        <w:rPr>
-          <w:b w:val="0"/>
-          <w:i w:val="0"/>
-        </w:rPr>
-        <w:t>اـبيعم روصقلاـب ب بس لا اقفو امل رقتـسا ھيلع ءاضق ةـمكحملا ايلعلا لا ترقأ أدـبم ثيح نإ لص نأ ىدـصتت ةـمكحم عوضوملا يأل عفد ير وج ىوعدـلا ، يذـلاو ول ـ غتل ھب كـلت ىوعدـلا ةـن ارلا كـلذ نأ نـم نأـش اذـ عفدـلا ثأـتلا ھـجو يأرلا ىوعدـلا ع وـحن نـ عتي ذـخ ھـب ھـصيحمت و لـب نأو ةـمكحملا ةـمزلم ھـصيحمتب ھقيقدـتو ـالإو حبـصأ ا مكح ضتقم ...ا لوبقل ثيحو نإ دافم كلت ةداملا ا أ تنمـضت ا اردتـسا ءان تـساو نم مدـع ةـ زاوج ميدـقت يأ ليلد دـيدج فان تس ةزاجإب كلذ لاح دوجو ـ تقم ا لوبقل و و ام رفاوتي ھـنأ عوجرلاـب صنل ةداملا ( 21 ) ةـفلاسلا ركذـلا اـ إف تـصن ع ھـنأ ـال لـبقت ةـمكحملا يأ ةـلدأ مـل نـكت ةـضورعم ماـمأ ةـمكحم ةـجردلا و ناـ و ناـ مإب موـص ا ا ميدـقت ، اـم مـل دجوـي ةركذملاو ةـيباو ا ةـقباسلا ءادبإ فنأتـسملا عفدل ير وج س لو اليلد ايدام .اديدج ث - ليكو فنأتـسملا هدض أ جإ صن كلت ةداملا ذخأو ا م ام معزي دييأت ھفقوم كرتو ام ھضحدي كلذ نـ ح نأ ةداملا ـلا دـناس ي اـ لع ترـصق مدـع لوـبق ةـمكحم فاـن تس ةـلدأل ةدـيدج ، ـالو ىفخي ع مكتليـضف قرفلا ير وـ ا نـ ب عوفدـلا ةـلد و ، تباـثلاو نم رارقإ فنأتـسملا هدـض تانامـضلا لا ا لفك مظنملا عنمو موص ا نم ءادـبإ م عوفد لعجي مك ا ابيعم لالخإلاب قحب عافدـلا افلاخمو .ماظنلل ت - فنأتـسملا هدـض رقأ نأب ام هادـبأ فنأتـسملا تع اعفد هاوـعد لـثمتملاو ر رقتلا ساـحملا نـمو مـث ھنإـف زوـجي لـ ل يذ نأـش ىوعدـلا عفدـلا اـمب دـ ؤي ھفقوـم ىوعدـلا نود ع اـم لوـحي ھـن ب نـ و كـلذ لـب نإ عفدـلا ىوعدـلا نـم زربأ بدـتنملا نم ةـمكحملا بس كي ةفـص فظوملا ماعلا نمو مث ن عتي ھعم لاح ا وبث ھتلاحإ ةـباينلل .ةـماعلا ب - نأ اذـ عفدـلا امنإ قلعتي ليلدب ھمدق فنأتـسملا هدض ھسفن دناس و ھيلع ق رطب ةـفاض وأ فذـ ا وأ لادـب وأ فالت ي ز ا ررحملل يذـلا غ نم ھنومـضم ،) نمو مث نإف ام ھف قا نم مرج بقاع ھيلع صنب ةداملا ( 8 ) نم تاذ ماـظنلا رابتعاب نأ ب ا ھيمحي ماظنلا نم ررحم وأ متاخ وأ ةـمالع وأ ع اط ،) كلذـكو صن ةداملا ( 2 ) نم تاذ ماـظنلا لا ت تعا ار وزت ( د - يغتلا وأ ف رحتلا ررحم وأ متاخ وأ ةـمالع وأ ع اط ، ءاوس عقو كلذ لـيبق ر و لا فرعملا صنب ةداملا ( 1 ) نم ماظنلا ي از ا ةحفا مل ر و لا ھنأ ( : ل يغ ةقيق ل ىدحإب قرطلا صوصنملا ا لع اذ ماظنلا - ثدح ءوس ةين - ادصق لامعتسالل اميف انم ةركذملاب ةيباو ا ةقباسلا دجن نأ ل ةحفـص ر رقتلاب ساحملا رداصلا نم ب ا ساحملا ةليذم خ راتب ر رقتلا مقرو ل ةحفص نم كلت تاحفصلا ، ثيحو نإ توبث كلذ دع نم قاـفرإ ر رقتلا لو عم ةـمدقم ر رقتلا ي اـثلا اـمب يدؤي ةـيا لا إ س لدـتلا ع ةـمكحملا ماـ و قحب غ عورـشم اـن ي عم ةـقيق ا عقاولاو ، ةـلالدو كـلذ ھنأ عوجرلاب ر رقتلل مدـقملا ليدعتلاو نم ليكو فنأتـسملا هدض ثيح ماق فذحب خ راتلا ليذملا ل ب ةحفص نم تاحفص خ راتلا ي ال قباطتي عم خ راتلا نودملا ةحفصلاب و ةمدقمب ر رقتلا ي و نكمي ھسفنل نم تاـسرامم شغلا ليلـضتلاو ةـسرامملا ع ةرئادـلا ماـ إلاب مـعزب نمـضت ر رقتلا مـييقت صـص ا غـلبمب ( 368 نوـيلم لاـ ر ( ) دن ـسم مـقر 2 .) نـ ح نأ اذـ دن ـسملا دـق ھتلاـط يدـيأ ثبعلا دملا ع مدـع زاوـج دان ـس ع ر رقتلا ساـحملا يذـلا ركذـي نأ مـييقت صـصح ةكرـش دـمحأ ز ةـ راجتلا غـلبمب ( 79 نوـيلم لاـ ر ( ) دن ـسم مـقر 1 ) وـ ةـلواحم ھـنم ةـيطغتلل ع ةكرـشلل غـلبمب ( 79.000.000 لاـ ر ) ع دنـس نـم ةداملا ( 21 ) نـم ةـحئاللا ةـيذيفنتلا قرطل ضا ـع ؛ بـيجنف ع كـلذ نأـب اذـ عفدـلا غ دـيدس و غ ھـلحم كـلذ نأ :أ - رارـصإ ليكو دملا لاـح نود .كـلذ اثلاث : درلا ع عوفدـلا ةيل ـشلا ةـيعوضوملاو ةـمدقملا نم ليكو فنأتـسملا هدـض ( ناندـع :) -1 اباوج ع عفدـلا كـشلا مدـع زاوج عفدـلا ريدـقتب ر رقتلا ساحملا ماـعلا تدـيقت مـقرب 2307033671543 خـ راتو 2023/09/20 .م ءاـن و ع اـم مدـقت ھنإـف تـ ثي مكتليـضفل كولـس دملا ھيلع ةـفا ل لبـسلا قرطلاو مدـعو ھتو ـس نع ةـيامح ھتدـلاو ـالإ نأ ا ي ام الو فرع ا ومـضم ا اوتحمو ماق دملا ھيلع عفرب ةـيقرب ةـلجاع ومـسل ر زو ةـيلخادلا تدـيقت مقرب 2307033671544 خ راتو 2023/09/20م ةيقر و ىرخأ ةليـضفل اعم بئانلا اـ داعإو ناـ مل ا ـس ح اـ زاجتحاو نود اـ يكمت نـم ميدـقت .ىو ـشلا 4 - دـع نأ تـغلبأ ةديـسلا ةـقئاع اـ با دملا ھـيلع ماـيقب ناندـع ھـنباو ناـسغ عـضوب ا مـصب ع ةدـع قاروأ ـال ملع كفل ا ـس ح الإ نأ دملا رـضح ھب ـ ب هدـلو ( ناسغ ناندـع ز ) ماقو يدـعتلاب ع ھلاخ : قوزرم ھ رـضو هردـص لاقو ھل اظفل ( هللاو كي رأل لثم ام ت ر ك غ ،) ماقو ذخأب ھتدلاو ةكم ةمركملا ميدقتل ىو ـش هدض الإ ا أ تضفر ىو ـشلا تاذل ب ـسلا .اضيأ 3 - امك نأ وخأ ةدلاو ن عادتملا ديـسلا قوزرم يزار ا ماق ا راضحإب ةطرـشلل ا يكمتل نم ميدقت ىو شلا ىو ش هدـض ىدـل زكرم ةطرـش ةمالـسلا الإ ا أ تضفر كلذ ب ـس ةفـصلا ا ألو ةلما ةيل مدعو دوجو ام ت ثي مدع ا ردق ع كلذ ، امك نأ دملا ھيلع ماق ةعجارمب ةرامإ ةقطنم دملاو ھيلع نم وتي فرـصلا ا لع دـيدس و تاوف ءاملا ءا ر كلاو عفدو بتاور ةـلامعلا ةـيل ملا ةصا ا .ا 2 - مل تكـس دملا ھيلع ءازإ كلت تافرـصتلا ةن شملا نم دملا ررقو ميدقت اـ لثمت ذـنم ءدـب .ىوعدـلا اـضيأ لـقن اـ يب ھمـساب نمثب مل ھضبقت ةـلا و و س ل اـ ف قح عيبـلا ھسفنل لـقنو اـ اراقع اـضيأ ھمـساب ـكأو نم كـلذ ھنإـف نم ـكأ نم رـشع تاونـس ـح ن يماـحملل رـضا ا اـ ع ر ـش يذ ةدـعقلا 1444 ـ نـ ح نأ هذـ ىوعدـلا ةـماقم ةنـس 1442 ،ـ اـ ل عـضب تاونـس ، سمتلن نـم ماـقم ةرئادـلا ةرقوملا ةـظحالم كـلذ ثـح و ىدـم ة ـ نم لاـصت ھتدـلاوب كلذـكو ماـق ليكوتب ھسفن ليكوتو ھيماحم دـع ھئالي سا ع ماقرأ ةـصنم رـش أ دـقو انظحال نأ ةـلا و ةدـلاولا دـملل تنا ر ـش ىدامج ةـيناثلا 1444 ـ ھليكوتو تايفـش سملل ةـعجارمل ءاـبط ن فرـشملا ع ا ـ ، دـقو عنم دملا ھيلع نم ناـنئمط اـ لع عو ا ـ اـمك ماق درط ةـثالث نم ن لماعلا ا دـل س ل ب ـس ھنأ م م ي ن كمتب دملا ھـنيكمت نـم اـ ملا م نـع مـ ق رط ناـنئمطالل ع ا ـ ـالو اميـس اـ أو ةديـس ةـنعاط نـسلا تـغل و نـم ـكلا اـيتع ا ـ و ةئ ـس ا دـلو نـم ضارم ـلا مزلتـس اـ عجارم ا ذـخأو يزار ا ) ا زاجتحاو ةلازإو باب ا يب ذإ مل دع ا يبل لخدم الإ روبعلاب نم ل م دملا ماقو ب ا لاوج عنمو دملا نم لصاوتلا ا عم يأب ل ش ديد و ةلامعلا ةيل ملا م ريذحتو نم يزار ا .) 1 - لاـق اـع ( ـ قو كـ ر ـالأ اودـبع ـالإ هاـيإ نيدـلاولا و اـناسحإ ) الدـ و نـم نأ نـسحي ھتدـلاول لـثتم و رمـأل هللا اـع ماـق دملا س حب ھتدـلاو ةدـلاوو دملا ھـيلع ( ھقتاـع عافدـلا عوفدـلاو ةادـبملا تاركذملاب ةـقباسلا تع و ةفا عوفدلا ةدراولا ا ءزج ال أزجتي نم كلت .ةركذملا ايناث : اباوج ع راسفتـسا ةرئادلا نأش زاجتحا فنأتـسملا هدض ھتدلاول ( ةقتاع قملا ھب .) امك تعلطا ةرئادلا ع ةركذملا ةمدقملا ليكو دملا ھيلع ( ةماسأ دمحا سابع ز ) ةعدوملاو تاقفرمب ةيضقلا خ راتب 10 03/ 1445/ ـ ا لصاحو ( : الوأ : كسمتن ةفا ب ھجوأ ةيـضا ع لا اـنبلاط اـ ف ليـصفتب قوطنم مك ا يذـلا ءاـج ـالمجم ح ققحتت ةـياغلا نم ماـ ح ةـيئاضقلا لصفلا تاعزانملا ل ـش تاب عطاقو بس كتو ما ح ةـي رم هذـ ةركذملا تاركذم</w:t>
-      </w:r>
-    </w:p>
-    <w:p>
-      <w:pPr>
-        <w:jc w:val="right"/>
-        <w:bidi/>
-      </w:pPr>
-      <w:r>
-        <w:rPr>
-          <w:b w:val="0"/>
-          <w:i w:val="0"/>
-        </w:rPr>
-        <w:t>لاو ةـقباسلا بلطن نم ماـقم ةرئادـلا دـييأت مكح ةـمكحم ةـجردلا و لـحم رظنلا عـم ليـصفت ةـقوطنم قـفو ليـصفتلا فـن دـنبلا اـثلاث اـمو هان ـ و انتركذـم ةيـصولل حبـصب نم ا قحتـسملا اـ ل اعرـش اـغلبم هردـقو ( ٢١٩,٦٥١،٢٧ لاـ ر ) ةعبـس نورـشعو اـنويلم ةئمتـسو دـحاوو نوسمخو اـفلأ ناـتئمو ةعـس و رـشع ـالا ر ؛ لـ لو ام قبـس ھنايب دملا ھيلع قحتـس اغلبم هردقو ( ٢٧٠,٧٧٩,٩٦ لا ر ) ةتـس و نوعـس انويلم ةئامعبسو و ةعس نوعبسو افلأ ناتئمو و نوعبس .الا ر 3 - ل وم ةـقتاع يرار ا :، دع مصخ غلبم ثلا (٣٧٩,٦٧٢،١١٠ ) ةـئم ةرـشعو نويلم ةئمتـسو ناـنثاو نوعبـسو اـفلأ ةـئمثالثو ةعـس و نوعبـسو .الا ر ٢ - كوـم ناندـع ز : دـع مـصخ غـلبم ثلثلا ةيـصولل نمثلاو ـل ومل ةفـصانملاب عم ثر ،) ر ظي ةرئادـلل ةرقوملا الو ىفخي ع ف رـش ا ملع نأ ةـميق غلبملا مو حملا ھب حبـصت اتلا ١: - ةيـصولا : ثلثلا فرـصي بسح ا فراصم نو و امجإ كلذ اغلبم هردقو غلبم و هردق تاـبغر ثروملا ھت ـصو ـال غ نـم نأ ةيـصولا ثـلثلا نود ةداـ ز وأ ناـصقن ، لازنإـ و اذـ ر رقتلا رـشلا ع غـلبملا موـ حملا ھـب دـع و عـالط ع كـص رـصح ثر ( قـفرم ٥ رصح تـ ثملا ةيـصولاب ، دـقو ىرت ةرئادـلا ةرقوملا نأ كـص تاـبثإ ةيـصولا أدـتبا نأـب فراـصم ثـلثلا ةـثالثلا ، مـث صن ع نأ اـم ىقبت نـم اذـ ثـلثلا عزوـي ع داـفح ميدـقتلاو خأـتلاو دـصر ةبـس لا ٥٪ ةرـشعلاو ن يـالم ةـسم او ن يـالم مـصخت نم ثلث ةيـصولا تس لو جراـخ ثلثلا اـمو ىقب ي نم اذـ ثلثلا دـع هذـ فراـصملا ةـثالثلا ةددـحملا عزوـي ع داـفح قـفو ليـصفتلا ٥ % فقو لآل ز ةرـشعو ن يالم فقو لع ةسمخو ن يالم ءايحإل ضرأ ةدج يداوب ةمطاف دع اذ ھل مت صنلا ع (( : امو ىقبت نم ثلثلا عزوي ع ...يدافحا إ ،)) امم ع نأ عـالطالا و لـمأتلاو ع كص ةيـصولا ( قفرم ٤ كص ةيـصولا ) دـجن نأ ثروملا ھمحر هللا دـق ـ وأ ثلثب ھتكرت قفو فراصم ةيـصولا ةت ثملا كصب تابثإ ةيـصولا ، دعبف نأ صن ع ةبـس ةرقوملا د زم نايب حاضيإو لوح ةلأسم بلط ليـصفت قوطنم مك ا صيـصنتلاو ع ب ـصن كوم ةميق صص ا مو حملا ا عم دوجو ةيصو نم ثروملا ھمحر هللا ةبجاو ذافنلا ، ةدـجب مقرب ( ٤٥٧٠٠٥٣٠٩٣ ) اـنأو اـ ليكو اـ ماحمو كـلت ىوعدـلا ؛ امم ن بي دوجو ةـموص ا فال او ن ب فارط تفا و اذـ عفدـلا نم دملا .ھيلع اثلاث : بغرن نأ نذأت انل ةرئادـلا ةرقوملا نأ ةـموص ا ن ب كوم دملاو ھيلع ةـمدتحم دـقف ماقأ دملا ھيلع ىوعد دـض ل وم ا مازلإل نأب عفدت ھل غلبم ( ۰۰۰.۰۰۰.۵۳۱ لا ر ) و ةروظنم ةـمكحملاب ةماعلا بيغـش لاو ا لع اذـ و ام نقي ن ھنأ نل طني ع رظن ة ـص و ةرئادلا ا م فو بقاثلا دع نوع هللا هدييأتو دقو د ـش ھيلع ا دافحأ نم ا با يزاغ ( قفرم ۳ ةروص رارق ،) دونو نأ هونن</w:t>
-      </w:r>
-    </w:p>
-    <w:p>
-      <w:pPr>
-        <w:jc w:val="right"/>
-        <w:bidi/>
-      </w:pPr>
-      <w:r>
-        <w:rPr>
-          <w:b w:val="0"/>
-          <w:i w:val="0"/>
-        </w:rPr>
-        <w:t>٤۵۳۰۲٤۱٦۲۲ رقم صك</w:t>
-      </w:r>
-    </w:p>
-    <w:p>
-      <w:pPr>
-        <w:jc w:val="right"/>
-        <w:bidi/>
-      </w:pPr>
-      <w:r>
-        <w:rPr>
-          <w:b w:val="0"/>
-          <w:i w:val="0"/>
-        </w:rPr>
-        <w:t>رات ـخ صلا ـك : ۳۱/۳۰/۵٤٤۱ مقر حفصلا ـة : ۲۱ ةرئاد فان تس فان تس ةيناثلا ةمكحملا ة راجتلا ة راجتلا ةدجب</w:t>
-      </w:r>
-    </w:p>
-    <w:p>
-      <w:pPr>
-        <w:jc w:val="right"/>
-        <w:bidi/>
-      </w:pPr>
-      <w:r>
-        <w:rPr>
-          <w:b w:val="0"/>
-          <w:i w:val="0"/>
-        </w:rPr>
-        <w:t xml:space="preserve">اـمك ھنأ بلطي روضح ةدـلاو دملا و دملا ھيلع ؛ نـأل اـم هر ظت ع اـقو ىوعدـلا اـ أ مل لـ وت ادـحأ ةـماقإل هذـ ىوعدـلا ، بقعف لـيكو ن يعدملا : نأـب لـيكو دملا ھيلع لواـحي ةـلاطإ دمأ ةـباينلل ةـماعلا قيقحتلل اـم عم نأـش ر و لا يذـلا اـماق ھب لاـح ھتوبث .) بقف لـيكو ن عدملا ـالئاق : ھنأـب ررقي .ءاـفتك اميف دـكأ ليكو دملا ھيلع نأب ب ا مل رـضحي ةـسلجب مويلا ، (000,500 ) ةئمـسمخ فلأ لا ر يدوعس ظن باع أ .ةاماحملا ايطايتحا : ءاعدتسا ةقتاع يزار ا ةدافإلل ا م نأش ا ليكوت ليكول دملا عفرل ىوعدلا نم ھمدع ، ةلاحإو دملا ھليكوو سمتلن نـم مكتليـضف ءاـضقلا اـمب ي : ـالوأ : لوـبق فاـن تس .الكـش اـيناث عوـضوملا : ءاـغلإب مـك ا فنأتـسملا ءاـضقلاو اددـجم اـمب ي : ايلـصأ در ىوـعد دملا عـم ھـمازلإ غـلبمب هردـقو داـ ج لثم هذـ روم ر رقتو ام هاري اققحم لدـعلل ال زمو ملظلل ناودـعلاو ارجاز نم دـمعتي رارـض ھناوخإب ن ملـسملا اعدار ه غل نمم لوس م ل م ـسفنا كلذ ؛" ءان و ع ام مدـقت ةـحابلا ةـباينلاب " : صوـصخب مكداـش سا نمع دـمعتي ةـبغاشملا رارـض و ه غ نع ق رط ةاـعادملا اـمو ھمزلتـس ةاـعادملا نم تاـقفن رفـسلا ةـماق و هوحنو مكدـيفن نأ مكاـ ل رـشلا هللا ةرـصبتلا " : نـم ماـق ةيكـش غ قـح وأ دا ـالطاب ب يف نأ بدؤـي ،" ءاـجو ىواـتف ةحامـس خيـشلا دـمحم نـب مـي اربإ ھـمحر هللا اـع باـطخ ھجوـم ةليـضفل س ئر ةمكحم هللا ح ع ي ،)) املو ءاـج دـنع يراـخبلا نع ي أ ـ وم يرعـش ـ ر هللا ھنع لاـق اولاـق اي لوسر هللا يأ ن ملـسملا لضفأ لاق (( : نم ملـس سانلا نم ھناسل هدـ و .)) لاق نبا نوحرف ھمحر رمع ـ ر هللا ام ع لاق تعمـس لوسر هللا ـص هللا ھيلع ملـسو لوقي (( : نم تلاح ھتعافـش نود دـح نم دودـح هللا دقف داض هللا نمو مصاخ لطاب و و ھملع مل لزي ط ـ نم عـقو ع كوـم نـم ملظ اـمو قـ ھب نم ررـض يداـم يوـنعمو ةـجي ن ىواـعد ةـيديك ةدـيدع ـالو ىفخي مكيلع ةـمرح ءاـعد لـطابلا ، امل ھجرخأ وـبأ دوواد دـمحأو يق بـلاو نم ثيدـح نبا ىوعدـلا ، ظاـفتح و قاروألاب ىرخ ا ميدـقتل لاح حاضتفا ام ھبكترا نم تاسرامم ةـلطاب دـصقب راث تس ھسفنل كالمأب ھتدـلاو ا ـصحو نم .ةـك لا با ـ أ ةليـضفلا ال مكافخي ام نويعلا ذـخأو ا مـصب نود و وأ كاردإ اـ اوتحمل اـمك رقت ھب ةحارـص كـلذو ع قاروأ ا دـعأ قيقحتل هاياون غلا ةميلـس لاو ال ا رقي ال عرـشلا الو ماظنلا ةـيغ ليلظت ةـمكحملا هذـ فنأتـسملا و ھتدـلاو ةـليل عـضو ا مـصب ع ددـع نـم قارو اـ م اـم مـت ھميدـقت ةركذملاـب ة خ ن بـتو نـم ةملاـ ملا ةـسرامملا ةـئطا ا ةملاـظلاو نـم دملا عـم ھتدـلاو ا احطـصاب ب بـطل رم يذـلا نعطي ة ـ كـلت ةـقرولا ن عت و تاـفتل .ا ع 5 - لاـق هللا اـع (( : لـب فذـقن ق اـب ع لطابلا ھغمدـيف اذإف و ق از .) مدـقن مكل لي ـ ي وص ةملا ملل لا ترج ن ب ةـقرولا مني نع نومـضم ي وناـق يوق ـال ردـصي نم ي وناـق ، ولو تناـ ع ةـيارد ھنومـضمب تناـ ل تعقو الدـب نم ا مـصب ـالو اميـس اـ أو ع ردـق نم ميلعتلا يذـلا اـ كمي نم ةباـتكلا نمـضتت ا رارقإ موعزملا مغر ا أ دـق تغلب نم كلا ايتع تغل و ةـع رأ ن عـس و اماع تحبـصأو ةزجاع نع ةءارق تامل لا ةـياردلاو امب ھنمـضتت كلت ةـقرولا دـناس ملا ا لع ، امك نأ ىوتحم لي ـ ويدـيفلا مدـعو مـلع ھـفورظ ھت ـ و نـ ح مـكحي نـم ءاـقلت ھـسفن ع رارق موـعزملا ھت ـ ب ضغو فرطلا نـع فورظ عـيقوت ةديـسلا ةـقتاع يزار ا ع كـلت ةـقرولا ـلا ، بـيجنف ع كـلذ :ت 1/ : عفدـن راـ نإب ة ـ كـلت ةـقرولا ةـلمج .اليـصفتو ت 2/ : نإ لـيكو فنأتـسملا هدـض لازـال كلـس ةـفا لبـس ضقاـنتلا بارغتـس و ھعوـفد ثـيح نـعطي ع ةـيحان .ىرخأ ب - امأو اباوج ع نعط فنأتـسملا هدـض ع لي ـ لا مدعو ملع فورظ تيقوتو لي ـ لا ھقافرإو رارقإ - موعزم هرودص نم ةيعدملا ع ا رارـصإ ع ةبلاطملا ا قحب - اـمع اذإ تناـ بلاـطت دملا ھـيلع كـلتب ىوعدـلا نم ھمدـع ذإ نأ كـلذ نم ھنأـش ثأـتلا ھجو يأرلا ىوعدـلا عـطقل رباد تاءاـعد نم دـيكأتلا ع اـ ليكوت نم ةـيحان يفنو اـ ل وت نم هدـض عـفد فنأتـسملا مدـع اـ ليكوت ھل ةـبلاطملل اـ قوقحب ثرإ اـ جوز وتملا دـمحأ ز بيجنف ع كـلذ :أ - كـسمتن ءاعدتـساب ةديـسلا ( ةـقئاع يزار ا ) ا اوجتـسال كـلذو ا لاؤسل ھص ـ ا و ءا رـشلا ةكرش دمحأ ز هدالوأو نع ةبس لا لا تنا ةيقبتم و 10 .% دع و كلذ مت ةيفصت ةكرشلا بسح ماظنلا ماع 1437 .ـ 4 - اباوج ع نعط ليكو فنأتسملا نوـيلم ، مـلعللو ھنإـف مـت ضا ـع ع نـ ر رقتلا مـتو جراـخت ءا رـشلا ـصلاب ـ ا لاو ، جراـختلا و مـل دـع ن يعدـملل يأ قوـقح ةكرـش دـمحأ ز ةـ راجتلا ـلا جراـخت اـ م دملا ناندـع لاـ ر ةئمتـس ناـنثاو ن رـشعو نوـيلم لاـ ر اـب رقت ، اـمب عم نأ ةبـس لا ( ـ 10 )% كـلتل تا رـشلا اـمك ةدوـسملا و غـلبم 68 نوـيلم ، و ةدوـسملا ةـيناثلا خـ راتب 2011-06-27م ، غـلبم 79 233 .نوـيلم ( ةكرـشو ة م ا ) اـ ميقو ةـيلامج اـب رقت 17 .نويلم ( ةكرـشو اـن ترو ) اـ ميقو ةـيلامج اـب رقت 14 .نوـيلم اذـ و ع نأ عوـمجم ةـميق كـلت تا رـشلا وـ غلبم 622 نويلم ن ومتلل ) اـ ميقو ةـيلامج اب رقت 15 نويلم ( .) ةكرـشو دـمحأ ز ءاـ ر كلل فييكتلاو ) ا ميقو ةـيلامج اب رقت 31 .نويلم ( ةكرـشلاو ةـينطولا ةرادإلل تامدـ او ) ا ميقو ةيلامج اب رقت 10 % لـ ةكرـش و ( ةكرـش ةـعرزم يداو ةـمطاف ) اـ ميقو ةـيلامج اـب رقت 37 .نويلم ( ةكرـشو عنـصم تاـ ول ا ةـنيحطلاو ) اـ ميقو ةـيلامج اب رقت 270 .نوـيلم ( ةكرـشو دـمحأ ز ةليـضفلا : طيحن مكتليـضف املع نأب ةكرـش دـمحأ ز ةـ راجتلا ةكرـش ةـيقرو ا ميقو ي أت نم ا ـصصح تا رـشلا لا ا كلمت ةكرـش دـمحأ ز هدالوأو ا ددعو ( 7 ) تا رش عقاوب ھعيقوـتب ، املو ناـ اـم مدـقت ھنإـف ـال زوـجي دـملل عوـجرلا اـمع مـت ع ھيدـي اـقفو ةدـعاقلل ةيعرـشلا ـلا صنت ع ھنأ ( : نم ـس ضقن اـم مت نم ھت ج ھيعـسف دودرم ھيلع .) با ـ أ ديد ا ةكرـشلا - ةماسأ ز - تع و عيقوت ل ام م ةباثمب ةصلاخم ةمات ةيئا و ءاربإو ةمذل ي شملا ) ارارقإو ة ب ع زوت صص ا اميف م يب ، دقو ماق دملا لييذتب رارق ءا رشلا ةـمذ دملا ھـيلع نـم ةـيأ قوـقح قـلعتت كـلتب ةكرـشلا ثـيح نمـضت رارقإ دملا فنأتـسملا هدـض - اـصن ھـنأ ( : وتـسا فرطلا لزاـنتملا - فنأتـسملا هدـض - ھقح نم فرطلا ي ـشملا ك رـشلا ءارش ةـماسأ صـص هدـلاو نود ءادـبإ ةـمث ضا عا ع كلمت ةماسأ ز ةبـس ل هدلاو لا ا ا شا ھنم ، كلذكو ل اجت رارق ءا رـشلا قثوملا 1434/2/10 ( .ـ دن سم مقر 5 .) يذلا أربأ لـ اجت لـيكو فنأتـسملا هدـض رارمتـسا ھل وـم ( ناندـع ز - ھتفـصب ا رـش ةكرـش دـمحأ ز هدـالوأو ) ا رـش عـم دملا ھـيلع ( ةـماسأ ز ) ةكرـش دـمحأ ز ةـ راجتلا ةدمل ن ت ـس دع ة ـ ب عيبـلا اخيـسرتو مالتـسال ك رـشلا ( دـمحأ ساـبع ز ) ثروـم دملا ھب ـصن نـم دملا ھـيلع نـم اذـ لزاـنتلا ارارقإو ة ـ ب عـ زوت كـلت صـص ا ـلا تـلآ .فنأتـسملل ت - كلذـك دملا ناندـع ز ،) اـمك ءاـج رارقلا اـضيأ ( : رقي ءا رـشلا - مـ مو فنأتـسملا هدـض ة ـ ب عـ زوت صـص ا اـميف مـ يب ،) نـمو مـث نإـف اذـ رارقلا دـع ارارقإ ءاـضرو نـم فنأتـسملا هدـض ةكرـشلا تع و عيقوت لـ اـم م ةـباثمب ةـصلاخم ةـمات ةـيئا و ءاربإو ةـمذل فرطلا ي شملا ، اذـل دـقف ررق ةـيبلغأ ءا رـشلا نيذـلا نو لمي كأ </w:t>
-      </w:r>
-    </w:p>
-    <w:p>
-      <w:pPr>
-        <w:jc w:val="right"/>
-        <w:bidi/>
-      </w:pPr>
-      <w:r>
-        <w:rPr>
-          <w:b w:val="0"/>
-          <w:i w:val="0"/>
-        </w:rPr>
-        <w:t>نم % سأر لاملا لاو لداـع 97.7 - % م مو 1431/09/20 ( ـ دن ـسم مقر 4 ) يذـلا دـع اررحم ايمـسر يذلاو نمـضت ھنأ ( : وتـسا فرطلا لزانتملا - دمحأ ز ثروم دملا ھقح نم فرطلا ي شملا - دملا ھيلع - ك رـشلا ديد ا ةل م اضرلا مدعو ضا ع نم فنأتـسملا .هدض ب - كلذك برغتـس كسمتلا اضرلاب ر رقت ساحم ل اجت و اضرلا ماتلا رداصلا نم ثروم فنأتـسملا هدض رارقب ءا رشلا خرؤملا لو اطاقـسإو م ق يأ بلطم وأ ىوعد اـم م ناـ اـ عون وأ ا بـس ـ املا رـضا او لبقتـسملاو اـميف قلعتي كـلتب تا رـشلا ام ادـع ام قبـس ھعفر نم ىواعد ةـقباس نا و اضيأ وأ ريدـم تا رـشلل لـحم ىوعدـلا - اـ مو ةكرـش دـمحأ ز ةـ راجتلا عورفلاو ةـع اتلا ا ل يأب ةـبلاطم ام م نا ا عون وأ ا بـس تع و جراختلا ـصلاب ءاربإ ةـمذ لماش ي ا و ةـمذل فرطلا (2/17/185 ) خـ راتو 1432/12/2 ( .)ـ دن سم مقر 3 .) يذلاو رقأ ھيف فنأتسملا هدض دنبلاب ( 1/4 ) نم مك ا ھنأب س ل ھل يأ قح ةبلاطم فرطلا لو - فنأتـسملا ءاوس ھتفصب ك رش ةـيحانو ىرخأ دـجن ھنأ كـسمتي ر رقتلاـب ساـحملا ه ـتع و ھل مب اـضرلا ـالو زوـجي ھطاقـسإ ، ن ح ھنأ بلاـطي طاقـسإب مك ا ي اـضقلا نم ةرئادـلا ةـ راجتلا ةـع اسلا رـشع رداـصلا مقرب ر رقتلا لواـح و ادـ اج ث ةـمكحملا نـم عـالط ع اـم ھني نـس ھفـشكنو نـم طيلـس ءوـضلا ع كاذ ر رقتلا اـمو ھثدـحأ ھـب نـم فـ رحت يغ و دـمعتم امل ھـب نـم تاـنايب ةـيئا نـم ة ج هراـبتعاو ل مب اـضرلا وأ مدـع ضا ـع ـالو لـبقي ھطاقـسإ وأ كيكـش لا ھت ـ اـننإف برغتـس ضقاـنتلا ـ اولا ح رـصلاو رداـصلا نم دملا :أ - أدـبي ھتركذـم ضفرب ضو ا كلذ لاؤـس دـكؤي تـ ث و مدـع ة ـ ىوـعد دملا نأو هاوـعد ةئـشان نـع تاـباسح ةـينظ ةـيم وو اـ ياغ رارـض .فنأتـسملاب 3 - اـمأو اـباوج ع دان ـسا دملا ع ر رقتلا بـ ل ساـحملا ز هدـالوأو ا ددـعو ( 11 ) ةكرـش نوـ تو ھتـصح ( 170.000.000 ) نوـيلم لاـ ر ( ، ةـلماش كرـش نـكياد ،) فـيكو بلاـطي ھتـصحب ةكرـش ةدـحاو نم كـلت تا رـشلا 96.779.270 لا ر !\!\؟؟ معزو نأـب ھتـصح ةيعرـشلا نم ثرإ هدـلاو ةكرـش دـمحأ ز ةـ راجتلا غلبمب هردـقو ( 96.779.270 لاـ ر ) اـن و لءاـس ن فيك دـملل نأ جراختي ھتـصحب نم عيمج تا رـشلا ةكرـش دمحأ تايـضتقم لقعلا قطنملاو ضقان و عم تباثلا قاروألاب فلاخ و مك ا طقلا رداصلا تابثإب ـصلا ـ ا لاو ن ب فارطأ عا لا كلذ نأ فنأتـسملا هدـض دـق لصف ھقوقح - ةموعزملا 4228122 خـ راتو 1442/12/1: ."ـ 2 - اباوج ع عفد فنأتـسملا هدـض نأب ةـميق ةكرـش دمحأ ز ة راجتلا غلبم ( 367.757.931 لاـ ر ) ر رقتلا بيجنف ع كلذ نأب اذـ ان ي عم طـس أ ھـجو مـك ا ىوعدـلا ، ـمو لـفغأ مـك ا كـلذ ھنإـف نوـ ي اـبيعم روـصقب ب بـس لا نـ عت و ھـضقن ھتداـعإو ةـمكحملل ةردـصم .رارقلا " رارق ةرئادـلا ةـسما ا ةـمكحملاب اـيلعلا مـقر :</w:t>
-      </w:r>
-    </w:p>
-    <w:p>
-      <w:pPr>
-        <w:jc w:val="right"/>
-        <w:bidi/>
-      </w:pPr>
-      <w:r>
-        <w:rPr>
-          <w:b w:val="0"/>
-          <w:i w:val="0"/>
-        </w:rPr>
-        <w:t>٤۵۳۰۲٤۱٦۲۲ رقم صك</w:t>
-      </w:r>
-    </w:p>
-    <w:p>
-      <w:pPr>
-        <w:jc w:val="right"/>
-        <w:bidi/>
-      </w:pPr>
-      <w:r>
-        <w:rPr>
-          <w:b w:val="0"/>
-          <w:i w:val="0"/>
-        </w:rPr>
-        <w:t>رات ـخ صلا ـك : ۳۱/۳۰/۵٤٤۱ مقر حفصلا ـة : ۳۱ ةرئاد فان تس فان تس ةيناثلا ةمكحملا ة راجتلا ة راجتلا ةدجب</w:t>
-      </w:r>
-    </w:p>
-    <w:p>
-      <w:pPr>
-        <w:jc w:val="right"/>
-        <w:bidi/>
-      </w:pPr>
-      <w:r>
-        <w:rPr>
-          <w:b w:val="0"/>
-          <w:i w:val="0"/>
-        </w:rPr>
-        <w:t>لصفلل ا ف تعفر ةسل ا .ةلوادملل ىوعدـلا ةماقم ذنم ماع 1442 ،ـ بقعف ليكو ن يعدملا نأب ھتلا و ذـنم 7 ر ـشأ اب رقت ، ھنأو مل ركذي ھنأ نا اليكو م ع ذنم ةيادب .ىوعدلا مث ررق فارط ءافتك ، ةيحالصلو ةيضقلا دـيد ا وـ نأ لـيكو ن يعدملا مدـقت ةـلا وب ةـخرؤم 16/11/1444 ـ نم دملا ناندـع ھتفـصب ـاليكو نع ھتدـلاو ةـقتاع ةـلا وو ةـقتاع اـ بال ناندـع ةـخرؤم 26/06/1444 ـ نـ ح نأ بـقعف لـيكو دملا ھـيلع : نأـب ىوعدـلا ةـمكحملا ةـماعلا تاـبثإل ثرإ دملا ( ةـماسأ ) تـس لو ةمـصاخم ةـيقيقح و تـس ل ةرـصتقم ع ھتدـلاو لـب ع عـيمج ةـثرولا ، ب ـسو عفدـلا ةيـضقلا ةراـثإب تاـبلطلا ةدـيد ا ، اـملع نأ دملا ھـيلع ماـقأ ىوـعد ع ھتدـلاو غـلبمب 135 نوـيلم ، ـالو لازت دـيق رظنلا ةـمكحملاب ةـماعلا ةدـجب ، دـقو تل و ھتدـلاو باو اـب ع هاوـعد ،</w:t>
-      </w:r>
-    </w:p>
-    <w:p>
-      <w:pPr>
-        <w:jc w:val="right"/>
-        <w:bidi/>
-      </w:pPr>
-      <w:r>
-        <w:rPr>
-          <w:b w:val="0"/>
-          <w:i w:val="0"/>
-        </w:rPr>
-        <w:t>سباب</w:t>
-      </w:r>
-    </w:p>
-    <w:p>
-      <w:pPr>
-        <w:jc w:val="right"/>
-        <w:bidi/>
-      </w:pPr>
-      <w:r>
-        <w:rPr>
-          <w:b w:val="0"/>
-          <w:i w:val="0"/>
-        </w:rPr>
-        <w:t xml:space="preserve">ةـميق ةكرـش دـمحأ ز ةـ راجتلا مـت اـ مييقت غـلبمب هردـقو 68.424.362 لاـ ر ، مـتو ليدـع مـييقت ةكرـش دـمحأ ز ةـ راجتلا خـ راتب 2011 06/ 27/م بـسح درواـم ر رقتب بساـحملا ي وناـقلا راشملا ھيلإ ، ھنإف دـق نمـضت ام ركذ ةحارـص دـنبلا اسماخ " : ص م قوقح ةـيكلملا ةـي فدلا تا رـشلل ةـع اتلا ةلدعملا مييقتلاب امك 2011 03/ 31/م ( " قـفرم مقر 1 ،) يذلاو ر ظي نأ نأ ةرئادـلا تدن ـسا ع قاقحتـسا دملا غـلبملل موـ حملا ھب اس ـسأت ع ر رقتلا ساـحملا رداـصلا نم بتكم لـالط وـبأ ةـلازغ ، وـ و لالدتـسا بيعم كـلذ ھنأ وـل انـض فا ة ـ ر رقتلا ن فرطلا رقمو اـ مييقتب ... عفلا .) 5 - ھتركذـم ةدوصرملا ةـسل ا ةدوقعملا مامأ ةرئاد فان تس خ راتب 1445-03-04 ،ـ ثيح دروأ ا ف ھصنام ...( : املو نا ن بلا نم تانودـم ب بس لا رداـصلا نم بتكم لـالط وـبأ ھلازغ ساـسأك مييقتل ...صـص ا ) اـم و ھصن ...( : ءاـن و ع اـم مدـقت ھنإـف ـال زوجي ةداـعإ مييقت صـص ا بجومب مييقت ساـحم اـ و ل ةـميقم اـيلعف ن ب ةـميقلا ل ـش ...ام .) 4 - مامأ هذـ ةرئادـلا ةـسل ا ةدوقعملا خ راتب 1445-02-20 ،ـ باجأ ھتركذـم امب ھصن ...( : دـيكأتلا كسمتلاو عفدـلاب مدـع زاوج دان ـس ع مييقتلا ساحملا ةرئاد فان تس ةـحئال ضا ع ، ثيح ركذ امب ھصن ...( : ھنأ مل تفتلي لوخدـل ك رـش دـيدج ةكرـش و زوأ ةدودـحملا م اسمك امب ا ل نم ( ا ادوجوم ...و إ ) يذلاو ىدأ امتح إ عفر دملا ھـيلع بـلطب در ىوعدـلا ، ھنأو ناـ ع ن عدملا مدـع ةـقفاوملا ع ـصلا ، نأو ةـميق صـص ا ةـعابملا غـلبمب هردـق ( 120.000.000 ) لاـ ر ، لـبق رودـص مييقت وبأ .ةـلازغ 3 - مامأ خـ راتو 1434-07-26 ،ـ ةدـع عـضاوم ، اـ مو ن تحفـصلا ةـع اسلا ةـنماثلاو ھنم ، ذإ صن دملا كـلت ىوعدـلا ع ر رقتلا دـعملا نم وـبأ ةـلازغ ، خرؤملاو 1432-11-07 ،ـ باـجأو ھنع ةقيثو ـصلا ، اقفو امل و دراو ن تحفـصلا ( 10 و 11 ) نم كص .مك ا 2 - مامأ ةمكحملا ةماعلا ةدج ةيضقلا مقرب ( 3216104 ) خ راتو 1432-02-22 ،ـ كصلا مقر ( 34281449) ةـمكحملا ةـ راد ةدجب ن ت ـضقلا مقر ( 5798 2/ /ق ماعل 1431 ،ـ و 1375 2/ /ق ماعل 1432 ،)ـ رداصلا ام مك ا مقر ( 185/17/2 ماعل 1432 ،))ـ ةي نملا ا ص ، ةدع دونب نم ةـيلامج صـص ل غـلبمب هردـق ( : 368.757.931 ) لاـ ر ، مـلو عدـي يأ نـم نـ فرطلا هر وزت ؛ لـب نإ دملا ھـيلع ھشقاـن ةدـع عـضاوم اـ م 1: - مامأ ةرئادـلا ةـيئادتب ةـع اسلا ةرـشع إ عوفد دملا ھيلع ةـضقانتملا ةـقباسلا ، ذإ نأ ر رقتلا لا تسـسأ ھيلع ةرئادلا ا مكح و ر رقتلا خرؤملا 1432-11-07 ،ـ قفاوملا 2011-10-05م ، دقو درو ھيف نأب ةميقلا ھسفنل نم قافرإ ر رقتلا لو عم ةـمدقم ر رقتلا ي اثلا امب يدؤي ةـيا لا إ س لدتلا ع ةمكحملا ما و قحب غ عورـشم ان ي عم ةقيق ا ...عقاولاو إ ؛) نإف اذ عفدلا فاضي ثـبعلا ليدـعتلاو نـم لـيكو فنأتـسملا هدـض ثيح ماـق فذـحب خـ راتلا لـيذملا لـ ب ةحفـص نم تاحفـص خـ راتلا ي ـال قباـطتي عـم خـ راتلا نودملا ةحفـصلاب و ةـمدقمب ر رقتلا ي و نكمي ةـ راجتلا ، ھـيلعو عفدـف دملا ھـيلع قبـس لـصفلا ، قفاوتيـال عـم ـس .ن ت ـضقلا اـمك لاـنيال نـم كـلذ ءاـعدا دملا ھـيلع نـم نأ ر رقتلا يذـلا تدـمتعا ھيلع ةرئادـلا ...( : دـق ھتلاـط يدـيأ عيبلا نم ھمدـع ، اـمأو ىوعدـلا ىرخ ، نإو ناـ بلطلا ا ف لاطبإ عيبلا ـ لحم هذـ ىوعدـلا ـ الإ نأ ةـمكحملا تمكح مدـع ا ـصاصتخا ونلا ا رظنب ، نأو صاصتخ دـقعنم رئاودـلل عوفدـلا عيبلا ـ لحم هذـ ىوعدـلا ـ الإ ام أ مل الـصفي عا لا ، ىوعدـلاف و ةقلعتم ةماقإب ميق ع ثروملا ، ت ناو ةماقإب ةكرـش قازرلادبع و ت ـس اميق ، ملو لصفت ة ـ ماـمأ ةـمكحملا ةـماعلا ةـظفاحمب ةدـج ةيـضقلا مـقرب ( 3216104 ) خـ راتو 1432-02-22 ،ـ كلذـكو ةيـضقلا مـقر ( 3218883 ) خـ راتو 1432-03-04 ،ـ ذإ نأ ن وعدـلا نإو اـنا دـق الواـنت لاملا ( ، لاـم ھثروم تـالا وب ھنع لاـح ھتاـيح ،) لـعج و ھب نوبغملل وأ ھتثرو قح عوجرلا ع نباـغلا اـمإ ـ فلاب وأ دادـس .قرفلا لاـنُيالو نم كـلذ عفد دملا ھيلع قبـس لصفلا عا لا مـلو مصتخُي كـلت ىوعدـلا ، ـالو غ نم كـلذ ءاـضقنا ةكرـشلا ( : ةيفـصت ةكرـش دـمحأ ز ةـ راجتلا ،) كـلذ ھنأ دـق ت ث قـقحت ن غلا شحاـفلا ، دملاو ھيلع مكح فرـشملا فرـصتملا اب ـسو ،) رظنلا و هذـ ةداملا ـ تي نأ ـصلا عقو ع ةـص ا ةـكولمملا دملل س لو ع صـصح ثروملا دمحأ ز ـ لحم هذ ىوعدلا ـ يذلاو نا كلذ تقولا ع ديق ةاي ا ، ادان ـسا ع ةداملا ةـسداسلا نوناـمثلاو نـم ماـظن تاـبث ، ـلاو تـصن ( : ـالو نوـ ت كـلتل ماـ ح ةـي ا ـالإ عازن ماـق نـ ب موـص ا نود نأ غتت م افـص قـلع و ق اـب ھـتاذ الحم ثر عيبلا يذـلا مت ن ب دملا ھيلع ثروملاو ، س لو نع ھتـصح ةيلـص ، لاو تنا لحم عا لا ىوعدلا ةقباسلا ( ةي نملا ا ـص ،) ھيلعو الف قدصي ع عا لا لثاملا قبـس لصفلا ، (185/17/2 ماـعل 1432 )ـ خـ راتب 1432-12-02 ،ـ موـ حملا اـم ف ا ـص ، اذـل نوـ يف ر رقتلا ةـباثمب ريدـقتلا حي ـ لا اـ ل ، الـضف نـع نأ بـلط دملا هذـ ىوعدـلا وـ نع ھتـصح فـيل ت ةـمكحملا ھـل ،) ءاـ إل ةيـضقلا ةروـظنملا ماـمأ ةـمكحملا ةـ راد ةدـجب ن ت ـضقلا مـقر ( 5798 2/ /ق ماـ عل 1431 ،ـ و 1375 2/ /ق ماـ عل 1432 ،)ـ رداـصلا اـم مـك ا مقر ر رقت ىفـش سم ة ـ لا ةيـسفنلا خرؤملا 1432-06-08 ،ـ ثـيح تـ ثأ ( ھتاـيط ) نأ ثروملا ي اـع نـم .نايـس لا اـم و نأ ر رقت لـالط وـبأ ةـلازغ وـ ر رقتلا يذـلا هاـضترا فارط ( دع ءاعدا بيع ع رارق رو ذملا ، امك نأ تباثلا رودـص ر رقت ط نم ةـنيدم كلملا ز زعلادـبع ةـيبطلا ( ىفـش سم سر ا طولا ) خـ راتب 1431-12-02 ،ـ ن بي مدـع كاردإ ثروملا ، هززعو دـحأل ھئاـنبأ ( ، ت ثملاو كصلاب مقر ( 33286392 ) خ راتو 1433-06-08 ،ـ ةحفـصلا ةـع ارلا ھنم ، رداصلا نع ةمكحملا ةماعلا ةدجب ،) رارق و ة هزوع ال ليلد إ ھتابثإ ، ملو نكي ةمث الـضف نع نأ باـطخ ـ اق ةـمكحملا ةـماعلا ةدـجب خرؤملا 1442-02-18 ،ـ يذـلاو رـضح ھـيف ثروملا ھماـمأ نم لـجأ لـيكوت ھنبا ةـماسأ ، رقأ ( ثروملا ) ھنأـب مل عـبي يأ ء ـ نم ھكـالمأ باوـج لـيكو دملا ھيلع نأـب فرـصتلا مت تقو ناـ ثروملا ھيف اـيلاخ نم ةـفا ضراوعلا ، ھنإـف ھضراـع بارطـضا دملا ھيلع ھعوفد ، اـقفو امل ھتقاـس بابـسأ ةـمكحم لوأ ةـجرد ، ةـميقب ةـصح ةكرـش ةـعابم نم ثروم ن يعدملا دملل ھيلع ، و نم صاصتخا مكاحملا ة راجتلا ، اقفو ةرقفلل ةع ارلا نم ةداملا ةسداسلا ةرـشع نم ماظن مكاحملا .ة راجتلا امأو نع ىوعدـلا ـ لـحم فاـن تس ـ تدـيُق ىدـل هذـ ةـمكحملا دـع نا رـس ليدـعتلا ئـاللا روـ ذملا ، ھـيلعو نوـ تف ةـمزلُم اـ رظنب ، اـقفو مـك ةـمكحملا ةـماعلا .ةدـجب الـضف نع اـ و ةبلاطم نوـ ت نـم صاـصتخا مكاـحملا .ةـ راجتلا لاـنُيالو ھـنم عـفد دملا ھـيلع نأـب ةـحئاللا ةـيذيفنتلا ةروـ ذملا تردـص دـع مكح ةـمكحملا ةـماعلا ةدـجب ، نأو ماـظنلا يرـس ال رثأـب جر ، كـلذ نأ مكحم ـة خأ ـىر كحتف ـم ع ـ مد ـصتخ ـ صا ،فـ اذإ ـس كا ـب ك ا ـم فـصلا ـة يئا لا ـة ، ليحتف ـا إ ةمكحملا ةصتخملا ، تلتو ـمز ةمكحملا لاحملا لإ ـا عدلا ـ ىو رظنب ـا ،) ھيلعو نإف هذ ىوعدلا ـلاو تـصن ع ھنأ ( : اذإ تعفر ةيـضقلا ةـمكحمل ، تأرو اـ أ غ ةـصتخم نوـ يف اـ رظن اـقفو لاوحـألل ةـيت ( : ب ) اذإ </w:t>
-      </w:r>
-    </w:p>
-    <w:p>
-      <w:pPr>
-        <w:jc w:val="right"/>
-        <w:bidi/>
-      </w:pPr>
-      <w:r>
-        <w:rPr>
-          <w:b w:val="0"/>
-          <w:i w:val="0"/>
-        </w:rPr>
-        <w:t>تأر عـ مد ـصاصتخا ـا عوـنلا ـي ظنب ـر يـضقلا ـة اـ أو مـن ـصتخا ـ صا ةـيقوق ا ةـع اسلا ةـمكحمب فان تس ةكمب ةمركملا رارقلاب مقر ( 38403785 ،) خ راتو 1438-11-25 ،ـ ھيلعو ادان ـساو ع ةداملا ( : 78 ) نم ةحئاللا ةيذيفنتلا ماظنل تاعفارملا ةع رـشلا (3855849 ) خـ راتو 1438-10-25 ،ـ ـ اقلاو بـ ام ھصن ( : فرـص رظنلا نع ىوعدـلا مدـعل صاصتخ ، و نم صاصتخا رئاودـلا ةـ راجتلا ناويدـب ملاظملا ،) قداصملاو ھيلع نم ةرئادلا رظنب ىوعدـلا ، كلذ نأ تباثلا رودـص مكح ةرئادـلا ةـيقوق ا ةـثلاثلا ةرـشع ةمكحملاب ةماعلا ةظفاحمب ةدج ةيـضقلا مقر ( 3218883 ) خ راتو 1432-03-04 ،ـ رداـصلاو ا كصلا مقر فـ و مـ بق ـ نالو كـش ـال ، امأو نع عوضوملا : دع و عالط ع بابـسأ مك ا ي ادتب ، فيـضت هذ ةرئادلا : لانُيالو نم كلذ ام هراثأ ليكو دملا ھيلع نم مدع صاصتخا مكاحملا ة راجتلا ةـلاحإ و ةيـضقلا هذـ ل ةرئادـلا تعلطا ع اـ قاروأ عو مك ا رداـصلا اـ ف عو ن ـضا ع ن مدـقُملا ھيلع ـ تاف لـ اـ نأ تع ـ ن ـضار قـد قُـ امد خـ لال ج ـل لاـ حم ـ دد نـظـ ما ـا مو ـن ثـم</w:t>
-      </w:r>
-    </w:p>
-    <w:p>
-      <w:pPr>
-        <w:jc w:val="right"/>
-        <w:bidi/>
-      </w:pPr>
-      <w:r>
-        <w:rPr>
-          <w:b w:val="0"/>
-          <w:i w:val="0"/>
-        </w:rPr>
-        <w:t>٤۵۳۰۲٤۱٦۲۲ رقم صك</w:t>
-      </w:r>
-    </w:p>
-    <w:p>
-      <w:pPr>
-        <w:jc w:val="right"/>
-        <w:bidi/>
-      </w:pPr>
-      <w:r>
-        <w:rPr>
-          <w:b w:val="0"/>
-          <w:i w:val="0"/>
-        </w:rPr>
-        <w:t>رات ـخ صلا ـك : ۳۱/۳۰/۵٤٤۱ مقر حفصلا ـة : ٤۱ ةرئاد فان تس فان تس ةيناثلا ةمكحملا ة راجتلا ة راجتلا ةدجب</w:t>
-      </w:r>
-    </w:p>
-    <w:p>
-      <w:pPr>
-        <w:jc w:val="right"/>
-        <w:bidi/>
-      </w:pPr>
-      <w:r>
-        <w:rPr>
-          <w:b w:val="0"/>
-          <w:i w:val="0"/>
-        </w:rPr>
-        <w:t>كـلذ اذإ دارأ ك رـشلا لزاـنتلا نع ھتـصح ضوع غلل بجو نأ رطخي اب ءا رـشلا نع ق رط ريدـم ةكرـشلا طورـش لزانتلا ، و هذـ ةـلا ا زوجي ل ل ك رـش نأ بلطي داد سا ةـص ا سلجم ءارزوـلا مـقر 185 خـ راتب 17 / 3 / 1385 ،ـ دـقو تصن ةداملا ( 165 ) نم ماظنلا ع ھنأ ( : زوجي ك رـشلل نأ لزان ي نع ھتـصح دحأل ءا رـشلا وأ غلل قفو طورـشل دقع ةكرـشلا ، عمو دملا طقـس ھـقح ةـبلاطملا كـلتب ىوعدـلا اـناي و كلذـل :أ ـ ةـعقاولا – لـحم ىوعدـلا – ناـ يرـس اـ أش ماـظن تا رـشلا رداـصلا موـسرم ي لم مـقر م6/ خـ راتب 22 / 3 / 1385 ـ رارقو ةـعابملا ةكرـش دـمحأ ز ةـ راجتلا : امل ناـ ن بـلا نـم ىوعدـلا نأ دملا بلاـطي ھب ـصنب نـم ةـميق صـص ا ةـعابملا دـملل ھـيلع نـم ھثروـم ، ثـيحو ھنأ – اـقفو حي ـ ل ماـظنلا - نإـف لاـنُيالو نـم كـلذ اـم هراـثأ دملا ھـيلع نـم طوقـس قـح نـ يعدملا ةـميق صـص ا ، طوقـس اـم قح داد ـس اـ ل ، ھلوـقب ( : عفدـلا طوقـس قـح دملا ةـبلاطملا ةـميقب صـص ا ءاضمإب دملا ھعي و ھصـص ةيلـص ( ةكرـش دـمحأ ز ةـ راجتلا ،) ال ةـقالع اذـ ل عفدلا ىوعدلاب ةلثاملا ، نم ثيح ر رقت ة ـ ةميق صـص ا ةعابملا نم ثروملا ، ة اف .ةكفنم ثروملا ھـتاذ ، لـب لـيكو ھـنع ، وـ و ض اـنيام ھـب ءاـعدا دملا ھـيلع نـم نأ ثروملا وـ نـم ـ مأ عـيب صـص ا ، ـ مأو عـيقوتلا ع ليدـع دـقع .س ـسأتلا اـمك نأ عـفد دملا ھيلع شحافلا ؛ اذـل نو يف قيثوتلا اميف ( صخي ةـميق صـص ا ،) غ ذـفان ة جاوم .ةثرولا " تباـثلاو ال راصي إ ه غ الإ ليلدـب ج دـمتعم ." الـضف نع نأ نم ماق عيقوتلاب ع كلذ س ل عيبـلا ليدـع و دـقع س ـسأتلا ، اـمك نأ نـئارقلا تـفتحا ھنوـ ب غ كردـم دـقافو ةـيل ألل ، اـمك نأ ةـلد ترفاـضت نأـب ةـميقلا لزاـنتملا اـ ع نـم ثروملا دـملل ھـيلع دـق قـقحت اـ ف ن غلا نم ماـظن تاـبث ع ھنأ ( : نو ي نومـضم هركذاـم يأ نم يوذ نأـشلا ررحملا ـسرلا ةـ ھيلع ؛ ملاـم ت ثي غ كلذ ،) ام و نأ نئارقلا ةـفتحم نو ب ثروملا مل عقوي ةـلاصأ ع دقع ماظنلا ، اذإ تضراع ةـلدأ تابث ، ملو نكمي عم ا ا يب ، ذـخأتف ةـمكحملا ا م بسحب يام ا ل نم فورظ ..ىوعدلا ،) املو تصن ھيلع ةرقفلا ةيناثلا نم ةداملا ةسداسلا نورـشعلاو كـلذ تابث وأ ءاضم نم رثأ قحال وأ قباس ، ليلدـلاو اذإ قرطت ھل لامتح ، طقـس ھب لالدتـس ، املو تصن ھيلع ةداملا ةـع ارلا نم ماظن تابث ع ھنأ ( : نود لالخ ما حأب اذـ ترجأ ھـيلع ةرازو ةراـجتلا بتاـ و لدـعلا ءاـضم ، احبـصأو تاررحم ةيمـسر ، ـالإ نأ اـم رود رـصتقي ع قـيثوت اـم بلطي اـم م ھقيثوـت اـقفو تاءارجـإلل ةـقبطملا ام دـل ، نود اـم أـش ي نع تاما ل قوق او ةئـشانلا نع دـقعلا و ءافولا ا نم ا أش نأ ر ظت اذإ تنا ةحي ـ نم خ رات رارق ءا رـشلا عيب صـص ا ا را ـشإو ، نودو رو ظ ام ا ـضراع ، ثيحو نإو نا عيبلا ثـيحو نإ لـص نأ نوـ ت لـثم هذـ لاوـم اـمم طاـتحي اـ ل ، مـت و اـ ابثإ بجوـمب ةـلاوح ةـيكنب اـ وحنو نـم تادن ـسملا ةـت ثملا ؛ اـظفح قوـق ءا رـشلا ن ع اـبتملا ، اـمك ھـنأ املو تناـ نازوـفلا ها رـشو ،) ن بـت ھـنأ مـل مـقي صحفب ةـفا تادن ـسملا ، اـمنإو ھتجي ـن تـتأ ع وـحن نـم صحف تاـنيع اـ م بـسحف ، ةوـالع ع ھلامتـشا ع اـم س ل ھـل ةـقالع ةـميقب .صـص ا ھنوـ بـلط ماـمأ ةرئاد فاـن تس ةـل م ميدـقتل ت ثياـم دادـسلا ، مـلو مدـقي كـلذ ؛ اـتلا و ف تـس ل ةـن ب ةـيفا ع ماـيق دملا ھـيلع عفدـب ةـميقلا ، الـضف نـع نأ ر رقت ( ي ي مإ ھثودـح ، امك ھنأ ا ـضراع تاءاعدا دملا ھيلع ىرخ لا دـي ھنأ مت دادـس سأر لاملا نع ق رط دادـس تاينويدـم ع هدـلاو ، وأ تافيل ت ا فل ا هدلاو ا م : فرـصلا ھيلع ، الـضف نع دملا ھـيلع تاـبثإل دادـس ةـميق ةـص ا ھنإـف صحفتب ةـن بلا و ن بـ ي نأ درجم عـيقوتلا ع دـقع س ـسأتلا يذـلا صن ع ءاـفي سا لـما صـص ا نـم ءا رـشلا ـال ع ةرورـضلاب ساـحملا ( ي ي مإ نازوـفلا ها رـشو ،) ثيحو نإ لـصاح باوـج دملا ھيلع ت ثُي رارق نأـب نمث ةـص ا – عوـضوم عا لا - س ل وـ نمثلا نودملا ليدـع دـقع ةكرـشلا ، هركذاـمو دـمحأ ز ، نـع هدـلاو موـحرملا دـمحأ ساـبع ز ، عـقاوب 135.446.186: ) ةـئم ةـسمخو نوثـالثو اـنويلم ةـئمع رأو ةتـسو نوـع رأو اـفلأ ةـئمو ةتـسو نوناـمثو ـالا ر ،) اذـ و تـ ثم ر رقتلاـب ...ع اـقولا .) .أ .ـ مث دا ا خأ ھتركذـم ةـمدقملا 1445-02-29 ،ـ نأـب دادـس غلبملا نا نع ق رط دادـس تاما لا ثروم دملا ةـيكنبلا ( امجإب غلبم عوفدـم نم دملا ھيلع / ةماسأ 9/11/1443 ؛ـ لـب ركذ اـم ضقاـني اـم لمتـشا ھـيلع دن ـسملا اـمامت ، وـ و اـم تناـ ةرئادـلا دـق تنغتـسا ةـلمجب اـم ـشأ ھـيلإ نـع لامكتـسا تاءارجإ صحف دن ـسملا قـفو اـم ھتقاـس ةكرـشلا لـحم ىوعدـلا ، الـضف نـع كـلذ ھـل مدـع ميدـقت دن ـسملا راـشملا ھـيلإ اـقالطإ يأ ةـلحرم ةـقباس ىوعدـلا ؛ لـب ـح مـل رـش دملا ھـيلع ةـلاصأ إ دوـجو دن ـسملا ةـسلج اـ لامعأ ، كـي ان اـمع لمتـشا ھـيلع نـم لـباقم يق نـم غ روـصتملا ناـ مإ قـقحتلا نـم ھت ـ وأ ھـتقد لـمحتك ف راـصم ةـيلئاع وأ ةرجأ لـمع ةـقباس صخت ـح تا رـش ىرخأ غ ةـمكحم لوأ ةـجرد ةب ـسم كلذ امب ھصن ...( : ھنأ راشأ إ ةـلمج ع اقو ةـينوناق ةيخ راتو ةقباس اساسأ ع س ـسأت ةكرـشلا لحم ىوعدلا تاونـس ةل وط ا لمجو ال قلعتي ةكرـشلاب الو ھنأـب بجوـمب دـقع عـيب قاـفتاو خرؤـم 1431-09-20 ،ـ يذـلاو دـي ھـنأ عـقي نمـض ھلومـشم ةـميق عـيبملا ، عـم اـم درو دـقعلا نـم تاـما لا ع دملا ھـيلع هاـجت هدـلاو ، دـقو ھتحرطا صن ع ءاـفي سا لـما صـص ا نم لبق عيمج ءا رـشلا ، غلبمب هردـق ( 450.000 ) لاـ ر ، مث دا ھنأ قـفتا عم هدـلاو ع دادـس تانويدـم ھيلع غلبمب هردـق ( 120.000.000 ) لاـ ر ، مث دا نم ثروملا ھل ، ھقيثوتو مامأ ةرازو ةراجتلا بتا و لدـعلا ، ثيح نإ دملا ھيلع برطـضا ھباوج ع ھعفد ةـميقل صـص ا ةا شملا ھنم ، ثيح دـي ھنأ بجومب دقع س ـسأتلا ، يذلاو ھطوقس انكر الحمو مدـع ةيل أ دحأ نيدقاعلا ءادتبا مث فلختب نمثلا يقيق ا لداعلا عيبملل توبثو ...ھئافتنا .) امك لانُيال نم كلذ عفد دملا ھيلع رودص رارق ءا رشلا عي ب صص ا 1445 ،ـ اـمب ھـصن ...( : اذـ و اـم اـنلعج لدـع نع عفدـلا ر و ـب دـقع عيبـلا وـ ف عـفد غ رثؤـم غو جـتنم دـع ةيفـصت ةكرـشلا اـ رايتخا نم لـبق دملا ھيلع اذـ ف دـقعلا تددـع بابـسأ 1444 ،ـ ررق اـمب ھصن ...( : نأـب تاـن بلا لا كـسمتي ھب ھيل وم ةـيفا تاـبثإ م اوعد نود ةـجا ا إ اـم قلعتي ر و لاـب .) اـمك ررق ماـمأ ةرئاد فان تس ھتركذـم ةـخرؤملا -02-29 لدـع اـمع ترمأ ھـب نـم تاءارجإ تاـبث ؛ طرـش نأ ن بـت بابـسأ لودـعلا رـضحم ةـسل ا ،) الـضف نـع نأ لـيكو دملا ةـسل ا ةدوـقعملا ماـمأ ةرئادـلا ةـيئادتب خـ رات -11-17 ىوعدـلا ةـلثاملا ةـ جوتم س ل راـ نإل ةـعقاو عيبلا مدـعو ا ـ ، لـب ن غلل ةـميق عيبملا س ل ـالإ ، املو تصن ھيلع ةرقفلا و نم ةداملا ةعـساتلا نم ماظن تابث ع ھنأ ( : ةـمكحملل نأ ىوعدـلا ا ادن ـسمو مـل نمـضتت اـم يفكي ءاـضقلل ة ـ ب ررحملا وأ هر وزت وأ مدـع ھت ـ ، ذإ نأ ةرئادـلل صحف نـئارقلا اـ زوو ةـيغ لوـصولل ةـجي نلل ةـجتنملا ىوعدـلا ، الـضف نع نأشلا ، دع و ةقباطم ا لـصأل ،) ام و نأ نئارقلا ةفتحم مدع ة دقع عيبلا ، عوقوو ن غلا شحافلا ھيف ، ع لوقلا ھت ب ، ةرئادلاو ةيئا</w:t>
-      </w:r>
-    </w:p>
-    <w:p>
-      <w:pPr>
-        <w:jc w:val="right"/>
-        <w:bidi/>
-      </w:pPr>
-      <w:r>
-        <w:rPr>
-          <w:b w:val="0"/>
-          <w:i w:val="0"/>
-        </w:rPr>
-        <w:t>ضقلا غ ةمزلم ھقيقحتب الإ اذإ تنا ع اقو ءاـضم وأ مـت ا وأ ةمـصبلا ع ررحملا ،) املو تصن ھيلع ةرقفلا و نم ةداملا نوـع ر نم ةـلد ةـيئارج ماـظنل تاـبث ع ھنأ ( : دـتع ةروـصب ررحملا يداـعلا ـلا مل عزاـني اـ ف ووذ ةـمكحملا قيقحتلاـب ةاـ اضملاب ، وأ عامـس دو ـشلا وأ اـم ل ب ، اـقفو دـعاوقلل تاءارج و صوـصنملا اـ لع اذـ .ماـظنلا ـالو عمـس ةدا ـشلا ـالإ اـميف قـلعتي تاـبثإب لوـصح ةـباتكلا وأ ھـب ، لـظو مـص ا رخ ا ـسمتم ررحملاـب ، ناـ و ررحملا اـجتنم عا لا ، مـلو فـكت ع اـقو ىوعدـلا ا ادن ـسمو عاـنقإ ةـمكحملا ة ـ ب طـ ا وأ ءاـضم وأ مـت ا وأ ةمـصبلا ؛ رمأـتف ا مدـع ، املو تـصن ھـيلع ةداملا نوـع ر نـم ماـظن تاـبث ع ھـنأ ( : اذإ ركنأ نم جـتحا ھيلع ررحملاـب يداـعلا ھطخ وأ هءاـضمإ وأ ھمتخ وأ ھتمـصب ، وأ ركنأ كـلذ ھفلخ وأ ھبئاـن وأ يفن ھملع تأر لامعإ لص ءوض ام قبـس ھنايب ، نم نأ بارطـض بجوي طوقسلا ، ھنأو ة ال عم ضقانتلا ، ع اقوو ىوعدلا ت أ ةجتنم عا لا ، امب مزليال ھنم رظنلا ة دقعلا وأ دـعوملا ددـحملا كلذـل ،) اـم و نأ نم دارُي ةا اضم ھعيقوت وتم ، ھيلعو الف نكمي ةا اضم عيقوتلا ءارجإب باتكتـس ، وأ ثع تادن ـسملا ةـ ل ةـصتخملا وأ ب صـصختم ، ةرئادـلاو تاـبث ع ھـنأ ( : 1 ـ ددـحت ةـمكحملا ةـسلج روـض موص ا ميدـقتل اـم م دـل نم تاررحم .ةاـ اضملل 2 ـ بـجي ع مـص ا يذـلا عزاـني ة ـ ررحملا نأ رـضحي ھـسفنب باتكتـسالل ىوـعد دملا اـ أب غ ةررحم ، اـمم دـع اـضقانت عـم قبـسام ھـل باوـ ا .ھـب نـعو مدـع ذاـختا ةرئادـلا ءارج يماـظنلا لاـيح عفدـلا ر و لاـب دـقعلل ، ثـيحو تـصن ةداملا ( 41 ) نـم ماـظن ھصن ...( : اـمأو نع مييقت وـبأ ةـلازغ نإـف ھل وـم مل قفاوي ھيلع اـمنإو قفاو ع ـصلا ...جراـختلا .) و ھتركذـم ةـمدقملا ةرئادـل فاـن تس ةـسل ا ةـخرؤملا 1445-02-20 ،ـ فصو س ـسأتلا ءاـفولاو ...ةـميقلاب إ رخآ ھعوـفد ةـيلا ا نـم نـعطلا ع ر رقتلا ، لـب باـجأ نـع ر رقت وـبأ ةـلازغ ةـسل ا ةدوـقعملا ماـمأ ةرئادـلا ةـيئادتب ةـخرؤملا 1444-12-02 ،ـ امب ةـميقلا ةيمـس ( 450.000 ) لاـ ر ، نأو ةـميقلا ةددـسملا ( 120.000.000 ) لاـ ر ، نأو كاـن دـقع عـيب عـم هدـلاو ، كـسمت و مك اـب تنملا ا ـص ، اـمك كـسمتي تاليدـعتب دقع ناـ هُدـمع ىوعدـلا ر رقتلا رداـصلا نـم وـبأ ةـلازغ ، خرؤملاو 1432-11-07 ،ـ دـقو راـشأ ھيلإ غ اـم عـضوم ماـمأ ةرئادـلا ةـيئادتب ، ملو نعطي ھيف دملا ھيلع ، لـب ناـ ھعفد نأـب ةحفـصلا 4 ، 6 ، 8 نـم ر رقتلا س لو ( 368.757.931 لاـ ر ) ع وحنلا دراولا ب بس لاـب ، رم يذـلا ـضي ھعم مك ا اـبيعم روصقلاـب لالدتـس ـض و اـ رح ...ءاـغلإلاب .) 6 - دملا لـالط وـبأ ةـلازغ ، دـنبلا " اـيناث : اـص قوـق ا ةـي فدلا ةـلدعملا ءا رـشلل ( " قفرم مقر 2 ) يذـلاو ر ظي نأ ةـميق ةكرـش دـمحأ ز ةـ راجتلا غـلبمب هردـقو ( 79.924.901 لاـ ر ) جتو كـلذ</w:t>
-      </w:r>
-    </w:p>
-    <w:p>
-      <w:pPr>
-        <w:jc w:val="right"/>
-        <w:bidi/>
-      </w:pPr>
-      <w:r>
-        <w:rPr>
-          <w:b w:val="0"/>
-          <w:i w:val="0"/>
-        </w:rPr>
-        <w:t>٤۵۳۰۲٤۱٦۲۲ رقم صك</w:t>
-      </w:r>
-    </w:p>
-    <w:p>
-      <w:pPr>
-        <w:jc w:val="right"/>
-        <w:bidi/>
-      </w:pPr>
-      <w:r>
-        <w:rPr>
-          <w:b w:val="0"/>
-          <w:i w:val="0"/>
-        </w:rPr>
-        <w:t>رات ـخ صلا ـك : ۳۱/۳۰/۵٤٤۱ مقر حفصلا ـة : ۵۱ ةرئاد فان تس فان تس ةيناثلا ةمكحملا ة راجتلا ة راجتلا ةدجب</w:t>
-      </w:r>
-    </w:p>
-    <w:p>
-      <w:pPr>
-        <w:jc w:val="right"/>
-        <w:bidi/>
-      </w:pPr>
-      <w:r>
-        <w:rPr>
-          <w:b w:val="0"/>
-          <w:i w:val="0"/>
-        </w:rPr>
-        <w:t>الومحم ع ھبابسأ ، عو ھنمضتام ( اذ مك ا ) نم بابسأ .ةيفاضإ رظنُتل قفو ـ تقملا رـشلا يماـظنلاو ، اـمب ن عتي ھعم رـصح لـصفلا ىوعد ن يعدملا ؛ ھيلعو اس ـسأتو امل قبـس ھنايب ، ت تف ھعم ةرئاد فان تس إ دـييأت مكح ةـمكحم لوأ ةجرد إ ةرئادـلا ةردـصم مـك ا ، اـمو ھلبقت ةـمكحملا نم ةـلدأ عوـفدو ھجوأو عاـفد ةدـيدج ،) ھيلعو نكميف بحاـصل ةفـصلا ـ نإ بغر ـ مدـقتلا ىوعدب ةديدج ةلقتـسم مامأ ةمكحملا ةصتخملا ، ةـ راجتلا ع ھنأ ( : لقنُي فان تس ىوعدـلا ا لاحب لا تنا ا لع لبق رودـص مك ا فنأتـسملا ةبـس لاب إ ام عفر ھنع فان تس طقف ، رظنتو ةـمكحملا فان تس ع ساسأ ام مدق ھعفدـب ، نـمو قحتـسملا ھمالتـسال ، اـقفوو ةدـعاقل رث لـقانلا فاـن تسالل ، أدـبملو ـ اقتلا ع ن تـجرد ، املو تـصن ھـيلع ةرقفلا و نـم ةداملا ةـيناثلا نوناـمثلاو نـم ماـظن مكاـحملا ةيـصولا فرـصب ( 5 )% ھجوـأل ـلا او ، فرـصو يقبتملا نـم ثـلثلا ءاـنبأل وـتملا ( يزاـغ ،) اـم و نأ اذـ بـلطلا مـل ھلواـن ت ةـمكحم لوأ ةـجرد ملو لـصفت ھيف ، ثيح مل ن بـت ھيف نم مزلُملا دملا ھـيلع لوـصولا إ ةـجي ن لاـطبإ تـالا ولا ةرداـصلا نـع م دـلاو دـملل ، نود دنـس حي ـ ، اذـل نوـ يف بـلط دملا ھـيلع ( باوجتـسا ھتدـلاو ) غ .لوـبقم اـميفو قـلعتي ذيفن ب ةرئادـلا ترـشاب عـالط ع ويدـيفلا لـسرملا نـم لـيكو دملا ھـيلع ع دـ رب ةرئادـلا ي و ـكل ، يذـلاو مـت ھـيف لي ـ بوـس م ل ـ ةدـلاو رط ىوعدـلا ، تأرو ھـنأ ى أ ع وـحن تبا ھنم نو ةـياغ دملا ھيلع نم باوجتـس و لصوتلا إ لاطبإ ةـلا ولا ةيعرـشلا ةرداصلا ا م دملل ، لاو ررحم ـسر ھل ھتي ةمئاقلا ھتاذب ، ملو متي نعطلا ا ف ر و لاب ، امك نأ باوجتـس يأ ةـلحرم تناـ اـ لع ىوعدـلا ،) اـم و نأ ءارج يزاوـج ـال ي وـجو ، اـم و نأ ةرئاد فاـن تس تأر مدـع ةـجا ا ھيلإ ، ةـيافكل ع اـقو ىوعدـلا لـصفلا عا لا ، الـضف نع ةددـحملا كلذـل ،) املو تـصن ھـيلع ةداملا ةـسما ا نوثـالثلاو نـم ةـلد ةـيئارج ماـظنل تاـبث ع ھـنأ ( : زوـجي ةـمكحملل - نـم ءاـقلت ا ـسفن وأ ءاـنب ع بـلط دـحأ موـص ا - ءارجإ (21/1 ) نم ماـظن تاـبث ع ھنأ ( : ةـمكحملل - نم ءاـقلت ا ـسفن وأ ءاـنب ع بلط دـحأ موـص ا - نأ رمأـت روـضحب مص ا ھباوجتـسال ، بج و ع نم ررقت ھباوجتـسا نأ رـضحي ةـسل ا هدروأ دملا ھـيلع ةـميق صـص ا ، اـمم نو يـال ھـعم لـحم ءاعدتـسال بـ ا بدـتنملا ؛ ءاـفتنال .ھب ـس اـمأو نـع بـلط دملا ھـيلع ( باوجتـسا ھتدـلاو : ةـقتاع ،) املو تـصن ھـيلع ةداملا نأ لدـع امع ترمأ ھب نم تاءارجإ تابث ؛ طرـش نأ ن بت بابـسأ لودـعلا رـضحم ةسل ا ،) ام و ھنأ ناب ـسا ةرئادلل نابإ ا ـصحف ن ر رقتلل ي دبملا ي ا لاو ، لاوز لا ـش س يذلا ز هدالوأو ..ةـ راجتلا .) ھيلعو اس ـسأتو نع لودـع ةرئادـلا لاـيح ءاعدتـسا ب ا ( لالط وبأ ةـلازغ ،) امل تصن ھيلع ةرقفلا و نم ةداملا ةعـساتلا نم ماظن تابث ع ھنأ ( : ةمكحملل و و ام دـكأ ھيلع ب ا بدـتنملا ةـيا ةرقفلا ( ج ) نم دنبلا ايناث ، امب ھصن ( : ع زوت اص قوقح ءا رـشلا ةكرـش دمحأ ز ة راجتلا ، ع ءا رـشلا دع ةداعإ ع زوت ةصح ةكرـش دمحأ دـمتعملا نم ب ا ساـحملا ةـميقلا ةـيقيق ا ةكرـشلل ؛ اـ و ل تلمتـشا ع اـص قوق ا باـس حاو تازواـجت دملا ھيلع اـ ف ، س لو امك هاعدا دملا ھيلع نم ھنو مقرلا لو ، 2011م ،) نـ ح نأ بـ ا لـصف غـلبملا رخ هردـقو ( : 368.757.931 ) لاـ ر ، ع ھـنأ ( : اـص قوـقح ءا رـشلا ةـي فدلا ةـلدعملا مييقتلاـب رثأو تازواـجتلا ،) ھـيلعو نإـف مـقرلا خ و كـص .مـك ا ةوـالع إ نأ ( ر رقت لـالط وـبأ ةـلازغ ،) ناب ـسا نأ بـ ا ركذ غـلبم ( 68.424.362 ) لاـ ر ، ع ھـنأ ( : ص م قوـقح ةـيكلملا ةـي فدلا ةـع اتلا ةـلدعملا مييقتلاـب اـمك -03-31 م عـالطاب ع ر رقتلا ةرقفلا ةـع ارلا نـم دـنبلا عـ ارلا نم ةـقيثو ـصلا ةـت ثملا ةحفـصلا ةرـشاعلا نم كـص مك ا ، دـنبلاو سداـسلا نم ـصلا ت ثملا ةحفـصلا ةـيدا ا ةرـشع نم الـضف نـع نأ مـكح ـصلا ردـص خـ رات قحـال نـع اذـ ر رقتلا ، ثـيح ردـص مـك ا 1432-12-02 ،ـ اس ـسؤُم ع ھمدـقام بـ ا ر رقتلا ( خ ) فـنآ ركذـلا ، رقأو فارط قـفاوملا 2011-06-27م ، ن ح نأ غـلبملا ردـقملا ب( ـ 368.757.931 ) لاـ ر ، هدروأ بـ ا هر رقت ي اـ لا خرؤملا 1432-11-07 ،ـ قفاوملا 2011-10-05م ة علاو ر رقتلاب ي ا لا ال ي دـبملا ؛ ھيف ةـيافكلا ، ةوـالع إ ھنأ دـع عـالطا ةرئادـلا ع ر رقتلا ( ر رقت لالط وبأ ةـلازغ ،) ناب ـسا نأ ب ا دروأ غلبملا ردـقملا ب ( :ـ 79.924.901 لاـ ر ،) هر رقت ي دـبملا خرؤملا 1432-07-25 ،ـ ر رقت دامتعا ةرئادـلا ھيلع ، مث ن بلطي حي ـ ت ةـميقلا ةـيلعفلا ةكرـشلل ، امك نأ ام هراثأ دملا ھيلع نم ة ـ دـقع عيبلا م ملا عم ھثروم ، دقف تلوانت ةمكحم لوأ ةجرد درلا ھيلع امب لا ر ،) ام و نأ اذـ عفدـلا فاضي إ عوفد دملا ھيلع ةـضقانتملا قباسلا ا ركذ ، ذإ دـي نأ ر رقتلا ةدوسم ، مث دـي ھنأ مل قفاوي ھيلع امنإو قفاو ع ـصلا جراختلا ، مث نعطي نـم نأ ةـميق ةكرـش دـمحأ ز ةـ راجتلا ـ اـقفو ر رقتل لـالط وـبأ ةـلازغ ـ تـس ل اـمك ھـتررق ةـمكحم لوأ ةـجرد نـم اـ أ ( : 368.757.931 ) لاـ ر ، ثيح دـي اـ أ ةـميقب ا ردـق ( : 79.924.901 مامأ بتا لدعلا نا خ رات 2010-09-25م ، ةوالع ع ولخ كيشلا نم يأ حرش ھيلع ن بي ب س .هر رحت لانيالو نم كلذ ام هراثأ دملا ھيلع ھتركذم ةمدقملا خ رات 1445-02-29 ،ـ دادـسلاب ، ذإ برطـضا – اـمك قبـس ھناـيب – ھعوفد ةـميق صـص ا ددـسملاو ا م ، الـضف نع نو كيـشلا ھخ رات قحال خـ راتل عيبلا ، ذإ نأ خـ رات عيبلا نا 2010-08-30م ، ھقيثوتو نو ي ھعم دـسجت ة ـ ىوعد .ن عدملا امأو كيـشلا ةميقب ( 450.000 ) لاـ ر ، مقرب ( 000844 ) خ راتو 2010-10-04م ، بو ـ ملا ع كنب ابماس ، ھنإف مل نكي دـمع دملا ھيلع هاوعد نـم ...ليلدـلا اـقفرم ھـب ي :أ - ةركذـم ن بـت عوـن ليلدـلا .ھتاـناي و ب - ھتلـص ىوعدـلاب هرثأو اـ ف ،) اـم و نأ دملا ھيلع ـح ھخ راـت ، مل مدـقي اـم م ـلا ھميدـقتب نم ھت يب ع دادـسلا ، امم ھيلع ةرقفلا و نم ةداملا ةـسداسلا ةرـشع نم ةـلد ةـيئارج ماظنل تابث ( : اميف مل دري ھب صن صاخ ؛ بجي دـنع ميدـقت يأ ليلد نم ةلدأ تابث ةمكحملل ، قافرإ ة ـ ة ـ او ةـميقل صـص ا ، عـالطا و ةرئادـلا ع اـم ھقفرأ ( ع ماظنلا ) ـ تا مدـع ھميدـقت يأل دن ـسم لدـي ع كلذ ، ىوس قيثوت بتا لدـعلا دـقعو س ـسأتلا لدـعملا ( رركم ن ترم ،) املو تـصن ھـيلع ةرقفلا و نـم ةداملا ةـثلاثلا نـم تاذ ماـظنلا ع ھـنأ ( : ةـن بلا ع نـم ... دا ،) اـم و نأ دملا ھـيلع ةـسلج 1445-02-20 ،ـ دا ھنأ مدـقت روـصب تا يـش ت ثت هدادـس فـيل ت ةـمكحملا عنـصب ليلدـلا ، ھـيفف ضقاـنت أدـبمل داـيح ءاـضقلا ، امل تـصن ھـيلع ةرقفلا و نـم ةداملا ةـيناثلا نـم ماـظن تاـبث ع ھـنأ ( : ع دملا نأ تـ ثي ھيعدـيام نـم قـح ،) امو ةـباتكلاب كـنبلل يزكرملا كونبلاو تاذ ةـقالعلا وأ ةـمكحملا ةـماعلا ةدـجب نم لـجأ بالجتـسا ليلد ھل ع ھنو ماق دادـس ةـميق صـص ا ، نإف نم دا ائ ـش ھيلعف ميدـقت ھت ثيام ، امأو امل سـسأ ھب ىوعدـلا نم دوـجو ن غلا شحاـفلا ، نو و ثروملا ادـقاف ةـيل ألل كارد و ، ھيلعو نكميـالف لاـمعإ هذـ داوملا ةـفنآ ركذـلا ع ةـعقاولا لـحم .ىوعدـلا اـمأو بلط دملا ھيلع صـص ا ، نمو مث مدـع ة ز</w:t>
-      </w:r>
-    </w:p>
-    <w:p>
-      <w:pPr>
-        <w:jc w:val="right"/>
-        <w:bidi/>
-      </w:pPr>
-      <w:r>
-        <w:rPr>
-          <w:b w:val="0"/>
-          <w:i w:val="0"/>
-        </w:rPr>
-        <w:t>اوج ھتبلاطم كلتب ىوعدلا .) .أ .ـ كلذ نأ دملا مل بلطي داد س ا ل ، ملو ركني ةـعقاو عيبلا ا ل ، امنإ نعطي ة ـ ةميقلا لا ا عاتبا دملا ھيلع ، اقفو ( ةـماسأ ز ) داد ـسا صـص ا ةـكولمملا ھـثرومل ثروـمو نـ عدملا ، ثـيحو نإ دملا مـل بـلطي قـح داد ـس وأ قـح ةعفـشلا نأـش كـلت صـص ا مـلو دـبي ةـمث ضا ـعا ع عيبـلا كلتل ھتـصح دـحأل ءا رـشلا تزاـجأو يـأل نـم ءا رـشلا م ـضع وأ مـ عيمج قـح داد ـس بـلطو لوـص ا ع كـلت صـص ا ضوـع ، ثـيحو نإ تباـثلا – رارقإـ و دملا - بـلط دملا ھيلع لزاـنتلا ةـصحب ةدـحاو تيطعأ هذـ ةـص ا ءا رـشلل نيذـلا اوبلط داد ـس عم ةاـعارم مكح ةرقفلا ةـيناثلا نم ةداملا ( 158 .) ب ـ املو ناـ داـفم كـلت ةداملا اـ أ تزاـجأ ك رـشلل لزاـنتلا نع نـم ةداملا ( 157 ،) اذإو لمعتسا قح داد س كأ نم ك رش نا و لزانتلا قلعتي ةلمجب صصح تمسق هذ صص ا ن ب لاط داد س ةبس ب ةصح ل م م سأر لاملا ، اذإو قلع اـ مثب يقيق ا ، اذإـف تضقنا نوثـالث اـموي نم خـ رات راطخ نود نأ لمعتـس دـحأ ءا رـشلا ھقح داد س نا بحاصل ةـص ا ق ا فرـصتلا ا ف عم ةاعارم مكح ةرقفلا ةيناثلا</w:t>
-      </w:r>
-    </w:p>
-    <w:p>
-      <w:pPr>
-        <w:jc w:val="right"/>
-        <w:bidi/>
-      </w:pPr>
-      <w:r>
-        <w:rPr>
-          <w:b w:val="0"/>
-          <w:i w:val="0"/>
-        </w:rPr>
-        <w:t>ا كم ا كم منطوق</w:t>
-      </w:r>
-    </w:p>
-    <w:p>
-      <w:pPr>
-        <w:jc w:val="right"/>
-        <w:bidi/>
-      </w:pPr>
-      <w:r>
-        <w:rPr>
-          <w:b w:val="0"/>
-          <w:i w:val="0"/>
-        </w:rPr>
-        <w:t>ةعـس و رـشع .ـالا ر اـيناث : مازلإ ةـماسأ نـب دـمحأ نـب ساـبع ز ، ةـ و ةـينطو مـقر ( 1008017301 ) نأـب عفدـي ل ـ ناندـع دـمحأ ساـبع ز ، ةـ و ةـينطو مقر حي دـمحم ع يزار ا ، ةـ و ةـينطو مـقر ( 1007056847 ،) اـغلبم هردـق ( : ٢١٩,٦٥١,٢٧ ) ةعبـس نورـشعو اـنويلم ةئمتـسو دـحاو نوـسمخو اـفلأ ناـتئمو مـقر ( 42824717 ) عـم ليدـع ھقوـطنم نوـ يل بـ اـم ي ( : ـالوأ : مازلإ ةـماسأ نـب دـمحأ نـب ساـبع ز ، ةـ و ةـينطو مقر ( 1008017301 ) نأـب عفدـي ل ـ ةـقتاع دمحم تمكح ُةرئادـلا : لوـبقب ن ـضا ع الكـش ، و عوـضوملا : دـييأتب مكح ةرئادـلا ةـ راجتلا و ةـمكحملا ةـ راجتلا ةدـجب خرؤملا 1445-01-01 ،ـ ةيـضقلا</w:t>
-      </w:r>
-    </w:p>
-    <w:p>
-      <w:pPr>
-        <w:jc w:val="right"/>
-        <w:bidi/>
-      </w:pPr>
-      <w:r>
-        <w:rPr>
-          <w:b w:val="0"/>
-          <w:i w:val="0"/>
-        </w:rPr>
-        <w:t>٤۵۳۰۲٤۱٦۲۲ رقم صك</w:t>
-      </w:r>
-    </w:p>
-    <w:p>
-      <w:pPr>
-        <w:jc w:val="right"/>
-        <w:bidi/>
-      </w:pPr>
-      <w:r>
-        <w:rPr>
-          <w:b w:val="0"/>
-          <w:i w:val="0"/>
-        </w:rPr>
-        <w:t>رات ـخ صلا ـك : ۳۱/۳۰/۵٤٤۱ مقر حفصلا ـة : ٦۱ ةرئاد فان تس فان تس ةيناثلا ةمكحملا ة راجتلا ة راجتلا ةدجب</w:t>
-      </w:r>
-    </w:p>
-    <w:p>
-      <w:pPr>
-        <w:jc w:val="right"/>
-        <w:bidi/>
-      </w:pPr>
-      <w:r>
-        <w:rPr>
-          <w:b w:val="0"/>
-          <w:i w:val="0"/>
-        </w:rPr>
-        <w:t>قفوملا ، صو هللا ملسو ع ان بن دمحم ھلآو ھب و .ن عمجأ (1017092733 ،) اـغلبم هردـق ( : ٢٧٠,٧٧٩,٩٦ ) ةتـس نوعـس و اـنويلم ةئمعبـسو ةعـس و نوعبـسو اـفلأ ناـتئمو نوعبـسو ـالا ر ؛) امل وـ ـ وم .بابـسألاب هللاو</w:t>
-      </w:r>
-    </w:p>
-    <w:p>
-      <w:pPr>
-        <w:jc w:val="right"/>
-        <w:bidi/>
-      </w:pPr>
-      <w:r>
-        <w:rPr>
-          <w:b w:val="0"/>
-          <w:i w:val="0"/>
-        </w:rPr>
-        <w:t>التنفيذية الصيغة</w:t>
-      </w:r>
-    </w:p>
-    <w:p>
-      <w:pPr>
-        <w:jc w:val="right"/>
-        <w:bidi/>
-      </w:pPr>
-      <w:r>
-        <w:rPr>
-          <w:b w:val="0"/>
-          <w:i w:val="0"/>
-        </w:rPr>
-        <w:t>بلطي نم عيمج تارازولا ةز ج و ةيمو ا ىرخ لمعلا ع ذيفنت اذ مك ا عيمجب لئاسولا ةيماظنلا ةعبتملا ولو ىدأ إ لامعتسا ةوقلا ةي ا</w:t>
-      </w:r>
-    </w:p>
-    <w:p>
-      <w:pPr>
-        <w:jc w:val="right"/>
-        <w:bidi/>
-      </w:pPr>
-      <w:r>
-        <w:rPr>
-          <w:b w:val="0"/>
-          <w:i w:val="0"/>
-        </w:rPr>
-        <w:t>ديلو نب دمحم ير شلا وضع ةرئادلا</w:t>
-      </w:r>
-    </w:p>
-    <w:p>
-      <w:pPr>
-        <w:jc w:val="right"/>
-        <w:bidi/>
-      </w:pPr>
-      <w:r>
-        <w:rPr>
-          <w:b w:val="0"/>
-          <w:i w:val="0"/>
-        </w:rPr>
-        <w:t>٤۵۳۰۲٤۱٦۲۲ رقم صك</w:t>
-      </w:r>
-    </w:p>
-    <w:p>
-      <w:pPr>
-        <w:jc w:val="right"/>
-        <w:bidi/>
-      </w:pPr>
-      <w:r>
-        <w:rPr>
-          <w:b w:val="0"/>
-          <w:i w:val="0"/>
-        </w:rPr>
-        <w:t>ديبع ضوع ع يرمعلا س ئر ةرئادلا ةيئاضقلا</w:t>
-      </w:r>
-    </w:p>
-    <w:p>
-      <w:pPr>
-        <w:jc w:val="right"/>
-        <w:bidi/>
-      </w:pPr>
-      <w:r>
-        <w:rPr>
-          <w:b w:val="0"/>
-          <w:i w:val="0"/>
-        </w:rPr>
-        <w:t>رات ـخ صلا ـك : ۳۱/۳۰/۵٤٤۱ مقر حفصلا ـة : ۷۱ ةرئاد فان تس فان تس ةيناثلا ةمكحملا ة راجتلا ة راجتلا ةدجب</w:t>
-      </w:r>
-    </w:p>
-    <w:p>
-      <w:pPr>
-        <w:jc w:val="right"/>
-        <w:bidi/>
-      </w:pPr>
-      <w:r>
-        <w:rPr>
-          <w:b w:val="0"/>
-          <w:i w:val="0"/>
-        </w:rPr>
-        <w:t>نسحملادبع نب ز زعلادبع يفيل ا وضع ةرئادلا</w:t>
-      </w:r>
-    </w:p>
-    <w:p>
-      <w:pPr>
-        <w:jc w:val="right"/>
-        <w:bidi/>
-      </w:pPr>
-      <w:r>
-        <w:rPr>
-          <w:b w:val="0"/>
-          <w:i w:val="0"/>
-        </w:rPr>
-        <w:t>ةرادإ ىواعدلا ما ح و ما ح و</w:t>
+        <w:t>[صفحة 17]</w:t>
+        <w:br/>
+        <w:t>ةيدوعسلا ةيبرعلاةكلمملا هه</w:t>
+        <w:br/>
+        <w:t>ْ زارة العدل صك رقم 4017.7415577 :</w:t>
+        <w:br/>
+        <w:t>هما وزارة لال لعا</w:t>
+        <w:br/>
+        <w:t>4 اجات 0</w:t>
+        <w:br/>
+        <w:t>لمق ‎٠2‏ ف ا</w:t>
+        <w:br/>
+        <w:t>المحكمة التجارية بجدة رقم الصفحة : /1 د 1</w:t>
+        <w:br/>
+        <w:t>دائرة الاستئناف الثانية تاريخ الصك: ١١/”./ف44١‏ العا لعو 1 ]</w:t>
+        <w:br/>
+        <w:t>(1017092733): مبلغاً قدره: (17,1/75,770) ستة وتسعون مليوناً وسبعمئة وتسعة وسبعون ألفاً ومئتان وسبعون ربالا)؛ لما هو موضح بالأسباب. والله</w:t>
+        <w:br/>
+        <w:t>الموفق. وصلى اللّه وسلم على نبينا محمد وآله وصحبه أجمعين.</w:t>
+        <w:br/>
+        <w:t>0</w:t>
+        <w:br/>
+        <w:t>ةيربجلا ةوقلا لامعتسا ىلإ ىدأ ولو ةعبتملا ةيماظنلا لئاسولا عيمجب مكحلا اذه ذيفنت ىلع لمعلا ىرخألا ةيموكحلا ةزهجألاو تارازولا عيمج نم بلطي</w:t>
+        <w:br/>
+        <w:t>ماكحألاو ىواعدلا ةرادإ</w:t>
+        <w:br/>
+        <w:t>ةرئادلا وضع ةيئاضقلا ةرئادلا سيئر ةرئادلا وضع</w:t>
+        <w:br/>
+        <w:t>يرهشلا دمحم نب ديلو يرمعلا يلع ضوع ديبع يفيلجلا زيزعلا دبع نب نسحملا دبع</w:t>
+        <w:br/>
+        <w:t>00 0 1</w:t>
+        <w:br/>
+        <w:t>0 101 000</w:t>
+        <w:br/>
+        <w:t>0 0 0</w:t>
+        <w:br/>
+        <w:t>0 0 ا</w:t>
+        <w:br/>
+        <w:t>0 0 مك ل ا 0</w:t>
+        <w:br/>
+        <w:t>0 0 0</w:t>
+        <w:br/>
+        <w:t>ل 0 0</w:t>
       </w:r>
     </w:p>
     <w:sectPr>

--- a/zaini_case_audit_output/outputs/word/documents/183_صك حكم نهائي ـ الاستئناف الثانية ـ نسخة.docx
+++ b/zaini_case_audit_output/outputs/word/documents/183_صك حكم نهائي ـ الاستئناف الثانية ـ نسخة.docx
@@ -70,53 +70,88 @@
     <w:p/>
     <w:p>
       <w:pPr>
+        <w:pStyle w:val="Heading2"/>
         <w:jc w:val="right"/>
         <w:bidi/>
       </w:pPr>
       <w:r>
-        <w:rPr>
-          <w:b w:val="0"/>
-          <w:i w:val="0"/>
-        </w:rPr>
-        <w:t>[صفحة 1]</w:t>
+        <w:t>صفحة 1</w:t>
+      </w:r>
+    </w:p>
+    <w:p>
+      <w:pPr>
+        <w:pStyle w:val="Heading2"/>
+        <w:jc w:val="right"/>
+        <w:bidi/>
+      </w:pPr>
+      <w:r>
+        <w:t>[نص الضبط / الحكم — المتن الفعلي] ===</w:t>
         <w:br/>
         <w:t>8 ةيدوعسلا ةيبرعلاةكلمملا</w:t>
       </w:r>
     </w:p>
     <w:p>
       <w:pPr>
+        <w:pStyle w:val="Heading2"/>
         <w:jc w:val="right"/>
         <w:bidi/>
       </w:pPr>
       <w:r>
-        <w:rPr>
-          <w:b w:val="0"/>
-          <w:i w:val="0"/>
-        </w:rPr>
+        <w:t>[ترويسة / كليشة وزارة العدل — معلومات رسمية متكررة] ===</w:t>
+        <w:br/>
         <w:t>فت ملك وزارة العدل صك رقم 7١551557١.7هغع‏ لتو</w:t>
       </w:r>
     </w:p>
     <w:p>
       <w:pPr>
+        <w:pStyle w:val="Heading2"/>
         <w:jc w:val="right"/>
         <w:bidi/>
       </w:pPr>
       <w:r>
-        <w:rPr>
-          <w:b w:val="0"/>
-          <w:i w:val="0"/>
-        </w:rPr>
+        <w:t>[نص الضبط / الحكم — المتن الفعلي] ===</w:t>
+        <w:br/>
         <w:t>+ اشر ا</w:t>
+      </w:r>
+    </w:p>
+    <w:p>
+      <w:pPr>
+        <w:pStyle w:val="Heading2"/>
+        <w:jc w:val="right"/>
+        <w:bidi/>
+      </w:pPr>
+      <w:r>
+        <w:t>[ترويسة / كليشة وزارة العدل — معلومات رسمية متكررة] ===</w:t>
         <w:br/>
         <w:t>المحكمة التجارية يجدة رقم الصفحة: ‎١‏ 0</w:t>
         <w:br/>
         <w:t>دائرة الاستئناف الثانية تاريخ الصك:  ‎١:44/.”/١١‏ 0-0 5 5</w:t>
+      </w:r>
+    </w:p>
+    <w:p>
+      <w:pPr>
+        <w:pStyle w:val="Heading2"/>
+        <w:jc w:val="right"/>
+        <w:bidi/>
+      </w:pPr>
+      <w:r>
+        <w:t>[نص الضبط / الحكم — المتن الفعلي] ===</w:t>
         <w:br/>
         <w:t>الحمد لله والصلاة والسلام على رسول الله أما بعد:</w:t>
         <w:br/>
         <w:t>فلدى دائرة الاستئناف الثانية وبناء على القضية رقم 1١/ا1‏ 2758752 وتاريخ 8؟17/17١/5537١1ه‏</w:t>
         <w:br/>
         <w:t>ُجآججط!/!/|/|!|آ|آظآ ل ةيضقلا قارطلل دل</w:t>
+      </w:r>
+    </w:p>
+    <w:p>
+      <w:pPr>
+        <w:pStyle w:val="Heading2"/>
+        <w:jc w:val="right"/>
+        <w:bidi/>
+      </w:pPr>
+      <w:r>
+        <w:t>[بيانات الأطراف: المدعي / المدعى عليه / الحاضرون] ===</w:t>
         <w:br/>
         <w:t>عدنان احمد عباس زيني الهوبة الوطنية لشفي 6ك سعودي المدعي مستأنف</w:t>
         <w:br/>
@@ -127,14 +162,13 @@
     </w:p>
     <w:p>
       <w:pPr>
+        <w:pStyle w:val="Heading2"/>
         <w:jc w:val="right"/>
         <w:bidi/>
       </w:pPr>
       <w:r>
-        <w:rPr>
-          <w:b w:val="0"/>
-          <w:i w:val="0"/>
-        </w:rPr>
+        <w:t>[نص الضبط / الحكم — المتن الفعلي] ===</w:t>
+        <w:br/>
         <w:t>وبما أن وقائع هذه القضية قد أوردها حكم الدائرة الابتدائية, فإن هذه الدائرة تحيل إليه تأسيساً على الفقرة الثانية من المادة السادسة والسبعون من نظام المحاكم التجارية,</w:t>
         <w:br/>
         <w:t>ووجيزها/ أنهكان قد صدر حكم المحكمة العامة بجدة برقم (43281449) وتاريخ 26/7/1434ه القاضي بتولي قيماً على أحمد عباس زيني -مورث المتداعين- لفقدانه الأهلية والإدراك.</w:t>
@@ -204,112 +238,126 @@
     </w:p>
     <w:p>
       <w:pPr>
+        <w:pStyle w:val="Heading2"/>
         <w:jc w:val="right"/>
         <w:bidi/>
       </w:pPr>
       <w:r>
-        <w:rPr>
-          <w:b w:val="0"/>
-          <w:i w:val="0"/>
-        </w:rPr>
-        <w:t>[صفحة 2]</w:t>
-        <w:br/>
-        <w:t>ةيد اةيبرعلا ةكلمملا</w:t>
-        <w:br/>
-        <w:t>0 0 صك رقم ‎447١541175‏ الج ك2</w:t>
-        <w:br/>
-        <w:t>إ تواقطم --</w:t>
-        <w:br/>
-        <w:t>المحكمة التجارية يجدة رقم الصفحة: 2 ” 0 5</w:t>
-        <w:br/>
-        <w:t>دائرة الاستئناف الثانية تاريخ الصك:  ‎١:44/.”/١١‏ 0-0 5 ا</w:t>
-        <w:br/>
-        <w:t>المورث قد غبن في التنازل ببيع حصصه لموكلي وبناء على ادعائهم تم الرد علهم وإرفاق العقد المبرم محل الدعوى. 2- بالاطلاع على أسباب الحكم المعترض عليه فنجد أن صاحب الفضيلة</w:t>
-        <w:br/>
-        <w:t>قد بني حكمه على افتراضات و تفسير للوقائع وعلى قناعات وعلى علمه الشخصي دون أي مستند نظامي كما أنه قد فسر لبعض الوقائع تفسيراً غير صحيح ومثال على ذلك نصه:</w:t>
-        <w:br/>
-        <w:t>(ذكر في أسبابه أنه لا.يوجد قيمة حقيقية أساسأكان قد تم بشأنها اتفاق بين مورث المدعين و المدعى علهم). وبالاطلاع على ضبوط الجلسات يتبين أن الدائرة الموقرة لم تناقش العقد</w:t>
-        <w:br/>
-        <w:t>المبرم بين مورث المدعي وموكلي والمقدم من قبل موكلي بل أنه أسس حكمه عليه ولم يطلب من موكلي إثبات سداد قيمة الحصص محل العقد رغم أن موكلي قد قام بالالمتزام المترتب</w:t>
-        <w:br/>
-        <w:t>عليه من سداد قيمة الحصص المتنازل عنها ولم تقم كذلك باستدعاء شهود العقد لسماع مالديهم من أقوالء كما يتضح لفضيلتكم أن الدائرة الموقرة قد استندت في أسباب حكمها</w:t>
-        <w:br/>
-        <w:t>على علمها الشخصصمي وهذا مخالف لما نصت عليه الفقرة الثالثة من المادة الثانية من نظام الإثبات والتي نصت على: (لا.يجوز للقاضي أن يحكم بعلمه الشخصمي). 3- كما نشير</w:t>
-        <w:br/>
-        <w:t>لفضيلتكم أن الدائرة ذكرت في أسبابها عدة مرات تناقض موكلي بشأن قيمة الحصص محل الدعوى وهذا غير صحيح. حيث أن المدعي قد ذكر في دعواه أن القيمة محل تخارج المورث</w:t>
-        <w:br/>
-        <w:t>من شركة أحمد زيني التجارية هي (450,000) أربعمئة وخمسون ألف ربال سعودي وتم الرد عليه أن القيمة الحقيقة هي (120,000,00) مئة وعشرون مليون ريال سعودي وأن القيمة</w:t>
-        <w:br/>
-        <w:t>المسجلة لدى كتابة العدل فرع وزارة التجارة هي مجرد قيمة اسمية وهذا ما جرت عليه العادة والعرف لدى أسرة المدعي والمدعى عليه وتم إثبات ذلك إلا.أن الدائرة الموقرة تصر على أن</w:t>
-        <w:br/>
-        <w:t>موكلي متناقض. رابعاً: عدم اختصاص المحكمة التجارية نوعاً بنظر الدعوى... 1- لماكان من المقرر نظاماً أن الدفع بعدم الاختصاص النوعي يجوز الدفع به في أي مرحلة تكون علها</w:t>
-        <w:br/>
-        <w:t>الدعوى باعتبارها من النظام العام وفقاً لنص المادة (76) من نظام المرافعات الشرعية التي تنص على أن (الدفع بعدم اختصاص المحكمة لانتفاء ولايتها أو بسبب نوع الدعوى أو قيمتهاء</w:t>
-        <w:br/>
-        <w:t>كلت لازنإبو 2- .(اهسفن ءاقلت نم ةمكحملا هب مكحتو ىوعدلا اههف نوكت ةلحرم يأ يف هب عفدلا زوجي ءرخآ ببس يأل وأ ةحلصملا وأ ةيلهألا وأ ةفصلا مادعنال ىوعدلا لوبق مدعب عفدلا وأ</w:t>
-        <w:br/>
-        <w:t>المادة على وقائع الدعوى الراهنة فإن البين من الحكم محل الاعتراض ولائحة الدعوى نجد أن دعوى المستأنف ضده تدور حول ما أورده نصاً في لائحة دعواه: (مطالبته للمستأنف</w:t>
-        <w:br/>
-        <w:t>بنصيبه من بيع نسبة 9090 من حصص ملكية مورثهما (أحمد عباس زبني) بشركة أحمد زيني التجارية) مما مفاده أن تلك الدعوى تدور رحاها حول نزاع بشأن تركة. مما تخرج معه تلك</w:t>
-        <w:br/>
-        <w:t>الدعوى عن اختصاص المحكمة التجارية وفقاً للإختصاصات المنوطة بها المحكمة وفق المادة (19) من نظام المحاكم التجارية وتنحسر معه اختصاص تلك المحكمة عن نظر هذه</w:t>
-        <w:br/>
-        <w:t>الدعوىء مما يتعين معه الحكم بعدم اختتصاص المحكمة بنظر تلك الدعوى. خامساً: مع التمسك بعدم اختصاص المحكمة نوعاً بنظر الدعوى- التأكيد على الدفع بعدم جواز نظر</w:t>
-        <w:br/>
-        <w:t>ةلحرم يأ يف هب عفدلا زوجي اهف لصفلا قبسل ىوعدلا رظن زاوج مدعب عفدلا نأ ًاماظن ررقملا نم ناكامل 1- ...هب يضقملا ءيشلا ةيجحل ةزئاح ةتاب ماكحأب اهف لصفلا قبسل ىوعدلا</w:t>
-        <w:br/>
-        <w:t>تكون علها الدعوى باعتبارها من النظام العام وفقاً لنص المادة (76) من نظام المرافعات الشرعية التي تنص على أن: (الدفع بعدم اختصاص المحكمة لانتفاء ولايتها أو بسبب نوع</w:t>
-        <w:br/>
-        <w:t>الدعوى أو قيمتها وكذا الدفع بعدم جواز نظر الدعوى لسبق الفصل فهاء يجوز الدفع به في أي مرحلة تكون فها الدعوى وتحكم به المحكمة من تلقاء نفسها). 2- ويما أن المستأنف</w:t>
-        <w:br/>
-        <w:t>ضده رفع وأقام دعواه بغية المطالبة بقيمة حصص مورثه المباعة في شركة أحمد زيني التجارية والتي اشتراها المستأنف بموجب عقد المبايعة المبرم بتاريخ 20/09/1431ه بين المستأنف</w:t>
-        <w:br/>
-        <w:t>ومورث المدعي. وحيث إن المستأنف قد دفع منذ بداية الدعوى بدفع جوهري مفاده عدم جواز نظر تلك الدعوى لسبق الفصل فها بموجب أحكام قضبائية باتة مكتسبة لحجية الثيء</w:t>
-        <w:br/>
-        <w:t>المقضي به وبيان ذلك فيما يلي: أ- المستأنف ضده سبق وأن أقام ذات موضوع الدعوى لدى المحكمة العامة بمحافظة جدة والمقيدة بالمحكمة برقم (3218883) وتاريخ 4/3/1432ه</w:t>
-        <w:br/>
-        <w:t>لدى القاضي محمد بن مبارك الدعيلج وكذلك الدعوى رقم (33286392) وتاريخ 8/6/1433ه بذات المحكمة ولدى القاضي صالح بن محمد الزايدي وطلب فهما إبطال البيع الذي تم بين</w:t>
-        <w:br/>
-        <w:t>المستأنف ومورثهما - والذي تضمن استلام مورث المدعي لقيمة الحصص المباعة وقد أثبتت المحكمة عقد البيع - المراد إبطاله - وأثبتت الدائرتان صحة البيع المبرم بين المستأنف</w:t>
-        <w:br/>
-        <w:t>ومورث المدعي وماتضمنه من بنود وصحة آثارهما القانونية بحق المتعاقدين وقضت برد الدعوى (مرفق صورة الحكمين - مستند رقم1) وقد اكتسبت تلك الأحكام الصفة الباتة</w:t>
-        <w:br/>
-        <w:t>فنأتسملا حلاصت تبثأ يذلاو ه2/12/1432 خيراتو (185/17/2) مقرب رداصلا رشع ةعباسلا ةيراجتلا ةرئادلا نم يئاضقلا مكحلا ردص كلذك -ب .هب يضقملا ءيشلا ةيجح تزاحو</w:t>
-        <w:br/>
-        <w:t>والمستأنف ضده بشأن كل ما يتعلق بالشركة - محل الدعوى (شركة أحمد زيني التجاربة) - والتزام المستأنف ضده بالبند (4/1) من الحكم على أن (يقر الطرف الثاني - المستأنف ضده</w:t>
-        <w:br/>
-        <w:t>- بأنه ليس له أي حق في مطالبة الطرف الأول - المستأنف- سواء بصفته شريك أو مدير للشركات محل الدعوى - ومنها شركة أحمد زيني التجارية- والفروع التابعة لها بأي مطالبة مهما</w:t>
-        <w:br/>
-        <w:t>لبقتسملاو رضاحلاو يضاملا يف اهبس وأ اهبعون ناكامهم ىوعد وا بلطم يأ يف مهقحل ًاطاقسإو لوألا فرطلا ةمذل يئاهنو لماش ةمذ ًءاربإ حلصلاب جراختلا ربتعيو اهببس وأ اهعون ناك</w:t>
-        <w:br/>
-        <w:t>فيما يتعلق بتلك الشركات ما عدا ما سبق رفعه من دعاوى سابقة) (مرفق الحكم - مستند رقم2).» ولماكان مفاد هذا الحكم أنه قد قطع أي نزاع مستقبلي بين المستأنف والمستأنف</w:t>
-        <w:br/>
-        <w:t>ضده يتعلق بتلك الشركة (شركة أحمد زيني التجارية) وأن المستأنف ضده قد أبرأ ذمة المستأنف من أي مطالبات تتعلق بتلك الشركة أو حصصها ومن ثم إسقاط حقه في أي مطالبة -</w:t>
-        <w:br/>
-        <w:t>بما فها تلك المطالبة الراهنة- وقد حاز هذا الحكم الصفة الباتة أيضاً. ج- كما أن المستأنف ضده بنفسه إنفاذاً لحكم التخارج قام بالتوقيع أمام كاتب العدل وتخارجه. من شركة أحمد</w:t>
-        <w:br/>
-        <w:t>زيني التجارية. سجل تجاري رقم (4030169102) والذي تم توثيقه بالرقم (130) صحيفة 82 مجلد (9١ع20)‏ بتاريخ 1434102110هء (وكان توقيع المستأنف بنفسه وتخارجه من الشركة</w:t>
-        <w:br/>
-        <w:t>يف درو يذلاو :(ةيراجتلا ينيز دمحأ ةكرش سفن نم ءموحرملا هدلاول قباسلا جراختلل ًاقيدصت دعي امم ءًابيرقت تاونس ثالث يلاوحب ينيز سابع دمحأ موحرملا هدلاو جراختو عيقوتل ًايلات</w:t>
-        <w:br/>
-        <w:t>قفرم) (...يرتشملا فرطلا ةمذل ءاربإو ةيئاهنو ةمات ةصلاخم ةباثمب امهم لك عيقوت ربتعيو ةكرشلا يف ديدجلا كيرشلا يرتشملا فرطلا نم هقح لزانتملا فرطلا فوتسا ثيحو ...) :هديهمت</w:t>
-        <w:br/>
-        <w:t>اميف ٌةجح يضقملا رمألا ةيجح تزاح يتلا ماكحألا) :هنأ ىلع تابثإلا ماظن نم (86) ةداملا تصن ثيحو .هب يضقملا ءيشلا ةيجحل ةزئاح نايبلا ةفلاسلا ماكحألا كلت تناكاملو -د .(3مقر</w:t>
-        <w:br/>
-        <w:t xml:space="preserve">فصلت فيه </w:t>
+        <w:t>صفحة 2</w:t>
       </w:r>
     </w:p>
     <w:p>
       <w:pPr>
+        <w:pStyle w:val="Heading2"/>
         <w:jc w:val="right"/>
         <w:bidi/>
       </w:pPr>
       <w:r>
-        <w:rPr>
-          <w:b w:val="0"/>
-          <w:i w:val="0"/>
-        </w:rPr>
-        <w:t>من الحقوق.ء ولا.يجوز قبول دليل ينقض هذه الحجية. ولا تكون لتلك الأحكام هذه الحجية إلا في نزاع قام بين الخصوم أنفسهم دون أن تتغير صفاتهم» وتعلق بالحق ذاته</w:t>
+        <w:t>[نص الضبط / الحكم — المتن الفعلي] ===</w:t>
+        <w:br/>
+        <w:t>ةيد اةيبرعلا ةكلمملا</w:t>
+        <w:br/>
+        <w:t>0 0 صك رقم ‎447١541175‏ الج ك2</w:t>
+        <w:br/>
+        <w:t>إ تواقطم --</w:t>
+      </w:r>
+    </w:p>
+    <w:p>
+      <w:pPr>
+        <w:pStyle w:val="Heading2"/>
+        <w:jc w:val="right"/>
+        <w:bidi/>
+      </w:pPr>
+      <w:r>
+        <w:t>[ترويسة / كليشة وزارة العدل — معلومات رسمية متكررة] ===</w:t>
+        <w:br/>
+        <w:t>المحكمة التجارية يجدة رقم الصفحة: 2 ” 0 5</w:t>
+        <w:br/>
+        <w:t>دائرة الاستئناف الثانية تاريخ الصك:  ‎١:44/.”/١١‏ 0-0 5 ا</w:t>
+      </w:r>
+    </w:p>
+    <w:p>
+      <w:pPr>
+        <w:pStyle w:val="Heading2"/>
+        <w:jc w:val="right"/>
+        <w:bidi/>
+      </w:pPr>
+      <w:r>
+        <w:t>[نص الضبط / الحكم — المتن الفعلي] ===</w:t>
+        <w:br/>
+        <w:t>المورث قد غبن في التنازل ببيع حصصه لموكلي وبناء على ادعائهم تم الرد علهم وإرفاق العقد المبرم محل الدعوى. 2- بالاطلاع على أسباب الحكم المعترض عليه فنجد أن صاحب الفضيلة</w:t>
+        <w:br/>
+        <w:t>قد بني حكمه على افتراضات و تفسير للوقائع وعلى قناعات وعلى علمه الشخصي دون أي مستند نظامي كما أنه قد فسر لبعض الوقائع تفسيراً غير صحيح ومثال على ذلك نصه:</w:t>
+        <w:br/>
+        <w:t>(ذكر في أسبابه أنه لا.يوجد قيمة حقيقية أساسأكان قد تم بشأنها اتفاق بين مورث المدعين و المدعى علهم). وبالاطلاع على ضبوط الجلسات يتبين أن الدائرة الموقرة لم تناقش العقد</w:t>
+        <w:br/>
+        <w:t>المبرم بين مورث المدعي وموكلي والمقدم من قبل موكلي بل أنه أسس حكمه عليه ولم يطلب من موكلي إثبات سداد قيمة الحصص محل العقد رغم أن موكلي قد قام بالالمتزام المترتب</w:t>
+        <w:br/>
+        <w:t>عليه من سداد قيمة الحصص المتنازل عنها ولم تقم كذلك باستدعاء شهود العقد لسماع مالديهم من أقوالء كما يتضح لفضيلتكم أن الدائرة الموقرة قد استندت في أسباب حكمها</w:t>
+        <w:br/>
+        <w:t>على علمها الشخصصمي وهذا مخالف لما نصت عليه الفقرة الثالثة من المادة الثانية من نظام الإثبات والتي نصت على: (لا.يجوز للقاضي أن يحكم بعلمه الشخصمي). 3- كما نشير</w:t>
+        <w:br/>
+        <w:t>لفضيلتكم أن الدائرة ذكرت في أسبابها عدة مرات تناقض موكلي بشأن قيمة الحصص محل الدعوى وهذا غير صحيح. حيث أن المدعي قد ذكر في دعواه أن القيمة محل تخارج المورث</w:t>
+        <w:br/>
+        <w:t>من شركة أحمد زيني التجارية هي (450,000) أربعمئة وخمسون ألف ربال سعودي وتم الرد عليه أن القيمة الحقيقة هي (120,000,00) مئة وعشرون مليون ريال سعودي وأن القيمة</w:t>
+        <w:br/>
+        <w:t>المسجلة لدى كتابة العدل فرع وزارة التجارة هي مجرد قيمة اسمية وهذا ما جرت عليه العادة والعرف لدى أسرة المدعي والمدعى عليه وتم إثبات ذلك إلا.أن الدائرة الموقرة تصر على أن</w:t>
+        <w:br/>
+        <w:t>موكلي متناقض. رابعاً: عدم اختصاص المحكمة التجارية نوعاً بنظر الدعوى... 1- لماكان من المقرر نظاماً أن الدفع بعدم الاختصاص النوعي يجوز الدفع به في أي مرحلة تكون علها</w:t>
+        <w:br/>
+        <w:t>الدعوى باعتبارها من النظام العام وفقاً لنص المادة (76) من نظام المرافعات الشرعية التي تنص على أن (الدفع بعدم اختصاص المحكمة لانتفاء ولايتها أو بسبب نوع الدعوى أو قيمتهاء</w:t>
+        <w:br/>
+        <w:t>كلت لازنإبو 2- .(اهسفن ءاقلت نم ةمكحملا هب مكحتو ىوعدلا اههف نوكت ةلحرم يأ يف هب عفدلا زوجي ءرخآ ببس يأل وأ ةحلصملا وأ ةيلهألا وأ ةفصلا مادعنال ىوعدلا لوبق مدعب عفدلا وأ</w:t>
+        <w:br/>
+        <w:t>المادة على وقائع الدعوى الراهنة فإن البين من الحكم محل الاعتراض ولائحة الدعوى نجد أن دعوى المستأنف ضده تدور حول ما أورده نصاً في لائحة دعواه: (مطالبته للمستأنف</w:t>
+        <w:br/>
+        <w:t>بنصيبه من بيع نسبة 9090 من حصص ملكية مورثهما (أحمد عباس زبني) بشركة أحمد زيني التجارية) مما مفاده أن تلك الدعوى تدور رحاها حول نزاع بشأن تركة. مما تخرج معه تلك</w:t>
+        <w:br/>
+        <w:t>الدعوى عن اختصاص المحكمة التجارية وفقاً للإختصاصات المنوطة بها المحكمة وفق المادة (19) من نظام المحاكم التجارية وتنحسر معه اختصاص تلك المحكمة عن نظر هذه</w:t>
+        <w:br/>
+        <w:t>الدعوىء مما يتعين معه الحكم بعدم اختتصاص المحكمة بنظر تلك الدعوى. خامساً: مع التمسك بعدم اختصاص المحكمة نوعاً بنظر الدعوى- التأكيد على الدفع بعدم جواز نظر</w:t>
+        <w:br/>
+        <w:t>ةلحرم يأ يف هب عفدلا زوجي اهف لصفلا قبسل ىوعدلا رظن زاوج مدعب عفدلا نأ ًاماظن ررقملا نم ناكامل 1- ...هب يضقملا ءيشلا ةيجحل ةزئاح ةتاب ماكحأب اهف لصفلا قبسل ىوعدلا</w:t>
+        <w:br/>
+        <w:t>تكون علها الدعوى باعتبارها من النظام العام وفقاً لنص المادة (76) من نظام المرافعات الشرعية التي تنص على أن: (الدفع بعدم اختصاص المحكمة لانتفاء ولايتها أو بسبب نوع</w:t>
+        <w:br/>
+        <w:t>الدعوى أو قيمتها وكذا الدفع بعدم جواز نظر الدعوى لسبق الفصل فهاء يجوز الدفع به في أي مرحلة تكون فها الدعوى وتحكم به المحكمة من تلقاء نفسها). 2- ويما أن المستأنف</w:t>
+        <w:br/>
+        <w:t>ضده رفع وأقام دعواه بغية المطالبة بقيمة حصص مورثه المباعة في شركة أحمد زيني التجارية والتي اشتراها المستأنف بموجب عقد المبايعة المبرم بتاريخ 20/09/1431ه بين المستأنف</w:t>
+        <w:br/>
+        <w:t>ومورث المدعي. وحيث إن المستأنف قد دفع منذ بداية الدعوى بدفع جوهري مفاده عدم جواز نظر تلك الدعوى لسبق الفصل فها بموجب أحكام قضبائية باتة مكتسبة لحجية الثيء</w:t>
+        <w:br/>
+        <w:t>المقضي به وبيان ذلك فيما يلي: أ- المستأنف ضده سبق وأن أقام ذات موضوع الدعوى لدى المحكمة العامة بمحافظة جدة والمقيدة بالمحكمة برقم (3218883) وتاريخ 4/3/1432ه</w:t>
+        <w:br/>
+        <w:t>لدى القاضي محمد بن مبارك الدعيلج وكذلك الدعوى رقم (33286392) وتاريخ 8/6/1433ه بذات المحكمة ولدى القاضي صالح بن محمد الزايدي وطلب فهما إبطال البيع الذي تم بين</w:t>
+        <w:br/>
+        <w:t>المستأنف ومورثهما - والذي تضمن استلام مورث المدعي لقيمة الحصص المباعة وقد أثبتت المحكمة عقد البيع - المراد إبطاله - وأثبتت الدائرتان صحة البيع المبرم بين المستأنف</w:t>
+        <w:br/>
+        <w:t>ومورث المدعي وماتضمنه من بنود وصحة آثارهما القانونية بحق المتعاقدين وقضت برد الدعوى (مرفق صورة الحكمين - مستند رقم1) وقد اكتسبت تلك الأحكام الصفة الباتة</w:t>
+        <w:br/>
+        <w:t>فنأتسملا حلاصت تبثأ يذلاو ه2/12/1432 خيراتو (185/17/2) مقرب رداصلا رشع ةعباسلا ةيراجتلا ةرئادلا نم يئاضقلا مكحلا ردص كلذك -ب .هب يضقملا ءيشلا ةيجح تزاحو</w:t>
+        <w:br/>
+        <w:t>والمستأنف ضده بشأن كل ما يتعلق بالشركة - محل الدعوى (شركة أحمد زيني التجاربة) - والتزام المستأنف ضده بالبند (4/1) من الحكم على أن (يقر الطرف الثاني - المستأنف ضده</w:t>
+        <w:br/>
+        <w:t>- بأنه ليس له أي حق في مطالبة الطرف الأول - المستأنف- سواء بصفته شريك أو مدير للشركات محل الدعوى - ومنها شركة أحمد زيني التجارية- والفروع التابعة لها بأي مطالبة مهما</w:t>
+        <w:br/>
+        <w:t>لبقتسملاو رضاحلاو يضاملا يف اهبس وأ اهبعون ناكامهم ىوعد وا بلطم يأ يف مهقحل ًاطاقسإو لوألا فرطلا ةمذل يئاهنو لماش ةمذ ًءاربإ حلصلاب جراختلا ربتعيو اهببس وأ اهعون ناك</w:t>
+        <w:br/>
+        <w:t>فيما يتعلق بتلك الشركات ما عدا ما سبق رفعه من دعاوى سابقة) (مرفق الحكم - مستند رقم2).» ولماكان مفاد هذا الحكم أنه قد قطع أي نزاع مستقبلي بين المستأنف والمستأنف</w:t>
+        <w:br/>
+        <w:t>ضده يتعلق بتلك الشركة (شركة أحمد زيني التجارية) وأن المستأنف ضده قد أبرأ ذمة المستأنف من أي مطالبات تتعلق بتلك الشركة أو حصصها ومن ثم إسقاط حقه في أي مطالبة -</w:t>
+        <w:br/>
+        <w:t>بما فها تلك المطالبة الراهنة- وقد حاز هذا الحكم الصفة الباتة أيضاً. ج- كما أن المستأنف ضده بنفسه إنفاذاً لحكم التخارج قام بالتوقيع أمام كاتب العدل وتخارجه. من شركة أحمد</w:t>
+        <w:br/>
+        <w:t>زيني التجارية. سجل تجاري رقم (4030169102) والذي تم توثيقه بالرقم (130) صحيفة 82 مجلد (9١ع20)‏ بتاريخ 1434102110هء (وكان توقيع المستأنف بنفسه وتخارجه من الشركة</w:t>
+        <w:br/>
+        <w:t>يف درو يذلاو :(ةيراجتلا ينيز دمحأ ةكرش سفن نم ءموحرملا هدلاول قباسلا جراختلل ًاقيدصت دعي امم ءًابيرقت تاونس ثالث يلاوحب ينيز سابع دمحأ موحرملا هدلاو جراختو عيقوتل ًايلات</w:t>
+        <w:br/>
+        <w:t>قفرم) (...يرتشملا فرطلا ةمذل ءاربإو ةيئاهنو ةمات ةصلاخم ةباثمب امهم لك عيقوت ربتعيو ةكرشلا يف ديدجلا كيرشلا يرتشملا فرطلا نم هقح لزانتملا فرطلا فوتسا ثيحو ...) :هديهمت</w:t>
+        <w:br/>
+        <w:t>اميف ٌةجح يضقملا رمألا ةيجح تزاح يتلا ماكحألا) :هنأ ىلع تابثإلا ماظن نم (86) ةداملا تصن ثيحو .هب يضقملا ءيشلا ةيجحل ةزئاح نايبلا ةفلاسلا ماكحألا كلت تناكاملو -د .(3مقر</w:t>
+        <w:br/>
+        <w:t>فصلت فيه من الحقوق.ء ولا.يجوز قبول دليل ينقض هذه الحجية. ولا تكون لتلك الأحكام هذه الحجية إلا في نزاع قام بين الخصوم أنفسهم دون أن تتغير صفاتهم» وتعلق بالحق ذاته</w:t>
         <w:br/>
         <w:t>محلاً وسبباً. وتقضي المحكمة بهذه الحجية من تلقاء نفسها)ء ولماكان من المقرر قضباءً: (أنه لا يجوز النظر قضاءً في موضوع صدر فيه حكم نهائي من جهة قضائية أو ذات اختصاص</w:t>
         <w:br/>
@@ -340,110 +388,124 @@
     </w:p>
     <w:p>
       <w:pPr>
+        <w:pStyle w:val="Heading2"/>
         <w:jc w:val="right"/>
         <w:bidi/>
       </w:pPr>
       <w:r>
-        <w:rPr>
-          <w:b w:val="0"/>
-          <w:i w:val="0"/>
-        </w:rPr>
-        <w:t>[صفحة 3]</w:t>
-        <w:br/>
-        <w:t>ةيد اةيبرعلا ةكلمملا</w:t>
-        <w:br/>
-        <w:t>ل كد رقم 141:15.ه؛ 10</w:t>
-        <w:br/>
-        <w:t>إ تواقطم --</w:t>
-        <w:br/>
-        <w:t>المحكمة التجارية يجدة رقم الصفحة: 2 م ا 4</w:t>
-        <w:br/>
-        <w:t>دائرة الاستئناف الثانية تاريخ الصك:  ‎١552/.7/١7‏ ا لور 9 زه</w:t>
-        <w:br/>
-        <w:t>المقدم في مواجهته العقد - في الطعن في الجوانب الشكلية للعقد من إنكار الخط أو الإمضاء أو الختم أو البصمة ومن ثم بقاء حجية المحرر العادي وسريانه في مواجية المستأنف ضدهء</w:t>
-        <w:br/>
-        <w:t>ةيئانجلا ةلدألل اتلاحإ ليبس تكلسو ءاهف قحلا طوقس مغر ريوزتلاب عفدلل تباجتساو اهنع اهناجب تأنو تضرعأو ةعطاقلا ةيجحلا كلت تلفغأ ةرئادلا نأ.الإ مدقت امم مغرلا ىلعو</w:t>
-        <w:br/>
-        <w:t>ذاختا مدعب ماظنلل مكحلا ةفلاخم - عيبلا دقع ىلع ريوزتلاب عفدلا يف قحلا طوقسب كسمتلا عم :ًاعباس .ءاغلإلاو ضقنلاب ًايرح هلعجيو ماظنلا ةفلاخمب مكحلا بيعيامم اهتيجح مغر</w:t>
-        <w:br/>
-        <w:t>الإجراءات النظامية للتحقيق في صحة عقد البيع كونه منتجاً جوهرياً في الدعوى ومخالفة المبادئ القضائية الصادرة من المحكمة العليا.. 1- فمن حيث أن الثابت من الحكم أن المستأنف</w:t>
-        <w:br/>
-        <w:t>ضده طعن في عقد البيع المبرم بين المستأنف ومورثهما بالتزوير وقد سلكت الدائرة إجراءات إحالة العقد للأدلة الجنائية حيث: أ- طلبت الدائرة من المدعى عليه إحضار أصل العقد ونسخ</w:t>
-        <w:br/>
-        <w:t>يفو ,يزكرملا كنبلل ةباتكلاب ةرئادلا تماق ه02/04/1444 ةسلجب -ب .ةيئانجلا ةلدألل دقعلا ةلاحإل ًاديبمت ةيكنبلا ةيمسرلا تالماعتلا عقاو نم نيعادتملا ثروم عيقاوت نم ةددعتم</w:t>
-        <w:br/>
-        <w:t>ةرئادلل درو ه10/11/1444 ةسلجبو -ج .يزكرملا كنبلا نم ةدراولا تادنتسملا ةقفر ةطرشلل قاروألا ةلاحإب ةرئادلا تماقو يزكرملا كنبلا نم تادنتسملا لاسرإ مته01/08/1444 ةسلج</w:t>
-        <w:br/>
-        <w:t>1- .لقتسم فرظ لخادب اهزرحتو اهلزعو نعطلا لحم ةقرولا لصأ ثعب ةرورضب ه22/10/1444 خيراتو (1/4403035471) مقر ةدج ةظفاحم ةطرشب ةيئانجلا ةلدألا ريدم ةدافإ</w:t>
-        <w:br/>
-        <w:t>وحيث نصت المادة (40) من نظام الإثبات: (إذا أنكر من احتج عليه بالمحرّر العادي خطه أو إمضاءه أو ختمه أو بصمته. أو أنكر ذلك خلفه أو نائبه أونفى علمه به. وظل الخصم الآخر</w:t>
-        <w:br/>
-        <w:t>قيقحتلاب ةمكحملا رمأتف ؛ةمصبلا وأ متخلا وأ ءاضمإلا وأ طخلا ةحصب ةمكحملا عانقإ يف اهتادنتسمو ىوعدلا عئاقو فكت ملو «عازنلا يف ا جِتنم رّرحملا ناكو ,رّحملاب ًاكسمتم</w:t>
-        <w:br/>
-        <w:t>بالمضاهاة. أو بسماع الشهود أو بكلهماء وفقاً للقواعد والإجراءات المنصوص علها في هذا النظام, ولا.تسمع الشهادة إلا. فيما يتعلق بإثبات حصول الكتابة أو الإمضاء أو الختم أو</w:t>
-        <w:br/>
-        <w:t>البصمة على المحرّر). 2- وحيث أن مفاد تلك المادة أنه إذا اتخذ الخصم إجراءات الطعن بالتزوير وحدد مواطن التزوير وأعلن شواهده طرح الطعن على المحكمة وتعين علها أن تفصل</w:t>
-        <w:br/>
-        <w:t>فيه وهي غير ملزمة بتحقيقه إلا.إذاكانت وقائع الدعوى ومستنداتها ولم تتضمن ما يكفي للقضاء بصحة المحرر أو تزويره وحينئذ تتولى تحقيق الادعاء بالتزوير ويجوز إثبات صحة</w:t>
-        <w:br/>
-        <w:t>الورقة أو تزويرها بكافة الطرق القانونية ومنها القرائن القضائية حيث يجوز للمحكمة إثبات صحة العقد من عدمه حال وجود اعتبارات تسيغ لها ذلك ولا.يُعاب في ذلك على تقدير</w:t>
-        <w:br/>
-        <w:t>ةيئانجلا ةلدألا ةرادإ باطخ لابقتساب تفتكا ةرئادلا نأ.الإ ىوعدلا يف ررحملل يرهوجلا ريثأتلا نم مغرلا ىلعو 3- .ىوعدلا يف ةجتنم ةجيتنل لوصولا ةيغب ةلدألل عوضوملا ةمكحم</w:t>
-        <w:br/>
-        <w:t>بطلب العقد الأصلي ولم تجر الإجراءات النظامية اللازمة والكفيلة للبت في هذا المحرر المنتج في الدعوى ولم تقم بما أجازه لها النظام في هذا الشأن من حق التحقيق بالمضاهاة أو سماع</w:t>
-        <w:br/>
-        <w:t>الشهود فالدائرة كانت متوافرة لديها العديد من القرائن المثبتة لصحة العقد وكان لديها استخلاص صحة الورقة من عدمه من واقع ظروف الدعوى ومنا: أ- توثيق توقيع مورث</w:t>
-        <w:br/>
-        <w:t>المتداعين على قرار الشركاء المؤرخ في 20/09/1431ه والذي تخضمن إقراراً واضحاً وصريحاً أن (السيد أحمد عباس زيني تنازل بالبيع عن كامل حصصه بالشركة وعددها 450 حصة إلى</w:t>
-        <w:br/>
-        <w:t>ةيئاهنو ةمات ةصلاخم ةباثمب امهنم لك عيقوت ربتعيو ةكرشلا يف ديدجلا كيرشلا يرتشملا فرطلا نم هقح لزانتملا فرطلا ىفوتساو .لزانتلا اذه لبق يذلا ينيز سابع دمحأ ةماسأ ديسلا</w:t>
-        <w:br/>
-        <w:t>وإبراء لذمة المشتري...). وقد تم توثيق التوقيعات عن طريق كاتب العدل لدى الغرفة التجارية الصناعية بمحافظة جدة برقم (275) صحيفة (172) مجلد (8/ع/ر) وتاريخ 16/10/1431ه</w:t>
-        <w:br/>
-        <w:t>وهو محرر رسمي يندرج تحت الأدلة الدامغة وأقوى من القرينة وهو يكفي لإثبات صحة البيع وإثبات استلام مورث المدعي لكامل قيمة الحصص المتنازل عليها. ب- كما أن مايثبت صحة</w:t>
-        <w:br/>
-        <w:t>عقد البيع - المزعوم تزويره - هو الدعوى الراهنة التي أقامها المستأنف ضده حيث أنها تثبت صحة قرار الشركاء وعقد البيع وما تضمنه من استلام مورثه للمبلغ. ت- كذلك فإن</w:t>
-        <w:br/>
-        <w:t>أدبم ايلعلا ةمكحملا ءاضق يف ررقملا نم ناكاملو .ةاهاضملا اهل لهسيو اهل زيجي وحن ىلع نيعادتملا ثروم تاعيقوت نمضتت يزكرملا كنبلا نم ةلسرملا ةيكنبلا تالماعتلا تادنتسم</w:t>
-        <w:br/>
-        <w:t>قضائياً أن: (الأصل أن تتصدى محكمة الموضوع لأي دفع جوهري في الدعوى, والذي لو صح لتغير به وجه الحكم في الدعوى, ومتى أغفل الحكم ذلك فإنه يكون معيباً بقصور في</w:t>
-        <w:br/>
-        <w:t>التسبيب وبتعين نقضه وإعادته للمحكمة مصدرة القرار). (قرار الدائرة الخامسة بالمحكمة العليا رقم:4228122 وتاريخ:1/12/1442ه). وحيث إن الدائرة قد غضت الطرف عن هذا</w:t>
-        <w:br/>
-        <w:t>الإجراء المنتج والجوهري في الدعوى؛ مما تكون قد خالفت المبادئ القضائية الصادرة عن المحكمة العلياء وبما أن المادة (41) من اللائحة التنفيذية لطرق الاعتراض على الأحكام قد</w:t>
-        <w:br/>
-        <w:t>ةمكحملا نم رداص يئاضق أدبمل مكحلا ةفلاخم ضارتعالا لحم ناكاذإ) هنأ ىلع تصنو ماظنلا ةفلاخم تحت جردني ايلعلا ةمكحملا نع ةرداصلا ةيئاضقلا ئدابملا دحأ ةفلاخم تربتعا</w:t>
-        <w:br/>
-        <w:t>مكحلا :ًانماث .هؤاغلإ نيعتبو ضقنلاب ًايرح هلعجيو ماظنلا ةفلاخمب مكحلا بيعي امم .(ماظنلا ةفلاخمل اًضارتعا ّدُع «ةقباس اياضق ينايلعلا ةمكحملا رئاود ىدحإ هب تذخأوأ ءايلعلا</w:t>
-        <w:br/>
-        <w:t>ماعل 55 /3511754. مقر ةيضقلاب ةرشع ةنماثلا ةرئادلا نم رداصلا مكحلا) (يعدملا نم ةمدقملا ةيماتخلا تابلطلاب ةربعلا) نا ًءابضق ررقملا نم ناكامل 1- :موصخلا هبلطيامم رثكأب</w:t>
-        <w:br/>
-        <w:t>52ا51554709./ مقر ةيضقلاب رداصلا مكحلا ‏ءه١ 5544 ماعل 47.76551910: مقر ةيضقلاب رداصلا مكحلا ‏ءه١ 445 ماعل 4417/.7125705 مقر ةيضقلاب رداصلا مكحلا ءهه 5</w:t>
-        <w:br/>
-        <w:t>لعام 444١ه).2-‏ ولماكان البين من الحكم - محل الاعتراض - أن المدعي قد حصر طلباته الختامية في (الصفحة 3) بما دونته الدائرة نصاً: (انتبى المدعي إلى طلب الحكم بإلزام المدعى</w:t>
-        <w:br/>
-        <w:t>عليه بأن يدفع لعدنان مبلغ وقدره (97.762.042ريال)» ولعاتقه الحرازي مبلغ (27.932.012ريال): إلا أن الدائرة قضت بأكثر مما يطلبه الخصوم وقضت بإلزام المستأنف بان يدفع لورثة</w:t>
-        <w:br/>
-        <w:t>أحمد عباس زيني مبلغاً وقدره (331.882.138 مليون ريال) وهو مبلغ يزيد عن الطلبات الختامية المقدمة من المستأنف ضده. مما يعيب الحكم بالقصور ويجعله حرياً بالإلغاء. تاسعاً:</w:t>
-        <w:br/>
-        <w:t>ةيادب ذنمو هنأ ةيباوجلا فنأتسملا تاركذمو مكحلا نم تباثلا نإ ثيح 1- :هتيجحو نيعدملا ثروم لزانتل تبثملاو ةيماظنلا هناكرأل لمتكملا ءاكرشلا رارق يمسرلا ررحملل ةرئادلا لافغإ</w:t>
-        <w:br/>
-        <w:t>هصصح لماك نع عيبلاب لزانت ينيز سابع دمحأ ديسلا) :ًاصن نمضت يذلاو -ةيلقعلا هاوق لماكب - نيعادتملا ثرومو فنأتسملا نم عقوملا ءاكرشلا رارقب فنأتسملا كسمتو ىوعدلا</w:t>
-        <w:br/>
-        <w:t xml:space="preserve">عيقوت ربتعيو ةكرشلا يف ديدجلا كيرشلا يرتشملا فرطلا نم هقح لزانتملا فرطلا ىفوتسا ثيحو .لزانتلا اذه لبق يذلا ينيز سابع دمحأ </w:t>
+        <w:t>صفحة 3</w:t>
       </w:r>
     </w:p>
     <w:p>
       <w:pPr>
+        <w:pStyle w:val="Heading2"/>
         <w:jc w:val="right"/>
         <w:bidi/>
       </w:pPr>
       <w:r>
-        <w:rPr>
-          <w:b w:val="0"/>
-          <w:i w:val="0"/>
-        </w:rPr>
-        <w:t>ةماسأ ديسلا ىلإ ةصح 450 اهددعو ةكرشلاب</w:t>
+        <w:t>[نص الضبط / الحكم — المتن الفعلي] ===</w:t>
+        <w:br/>
+        <w:t>ةيد اةيبرعلا ةكلمملا</w:t>
+        <w:br/>
+        <w:t>ل كد رقم 141:15.ه؛ 10</w:t>
+        <w:br/>
+        <w:t>إ تواقطم --</w:t>
+      </w:r>
+    </w:p>
+    <w:p>
+      <w:pPr>
+        <w:pStyle w:val="Heading2"/>
+        <w:jc w:val="right"/>
+        <w:bidi/>
+      </w:pPr>
+      <w:r>
+        <w:t>[ترويسة / كليشة وزارة العدل — معلومات رسمية متكررة] ===</w:t>
+        <w:br/>
+        <w:t>المحكمة التجارية يجدة رقم الصفحة: 2 م ا 4</w:t>
+        <w:br/>
+        <w:t>دائرة الاستئناف الثانية تاريخ الصك:  ‎١552/.7/١7‏ ا لور 9 زه</w:t>
+      </w:r>
+    </w:p>
+    <w:p>
+      <w:pPr>
+        <w:pStyle w:val="Heading2"/>
+        <w:jc w:val="right"/>
+        <w:bidi/>
+      </w:pPr>
+      <w:r>
+        <w:t>[نص الضبط / الحكم — المتن الفعلي] ===</w:t>
+        <w:br/>
+        <w:t>المقدم في مواجهته العقد - في الطعن في الجوانب الشكلية للعقد من إنكار الخط أو الإمضاء أو الختم أو البصمة ومن ثم بقاء حجية المحرر العادي وسريانه في مواجية المستأنف ضدهء</w:t>
+        <w:br/>
+        <w:t>ةيئانجلا ةلدألل اتلاحإ ليبس تكلسو ءاهف قحلا طوقس مغر ريوزتلاب عفدلل تباجتساو اهنع اهناجب تأنو تضرعأو ةعطاقلا ةيجحلا كلت تلفغأ ةرئادلا نأ.الإ مدقت امم مغرلا ىلعو</w:t>
+        <w:br/>
+        <w:t>ذاختا مدعب ماظنلل مكحلا ةفلاخم - عيبلا دقع ىلع ريوزتلاب عفدلا يف قحلا طوقسب كسمتلا عم :ًاعباس .ءاغلإلاو ضقنلاب ًايرح هلعجيو ماظنلا ةفلاخمب مكحلا بيعيامم اهتيجح مغر</w:t>
+        <w:br/>
+        <w:t>الإجراءات النظامية للتحقيق في صحة عقد البيع كونه منتجاً جوهرياً في الدعوى ومخالفة المبادئ القضائية الصادرة من المحكمة العليا.. 1- فمن حيث أن الثابت من الحكم أن المستأنف</w:t>
+        <w:br/>
+        <w:t>ضده طعن في عقد البيع المبرم بين المستأنف ومورثهما بالتزوير وقد سلكت الدائرة إجراءات إحالة العقد للأدلة الجنائية حيث: أ- طلبت الدائرة من المدعى عليه إحضار أصل العقد ونسخ</w:t>
+        <w:br/>
+        <w:t>يفو ,يزكرملا كنبلل ةباتكلاب ةرئادلا تماق ه02/04/1444 ةسلجب -ب .ةيئانجلا ةلدألل دقعلا ةلاحإل ًاديبمت ةيكنبلا ةيمسرلا تالماعتلا عقاو نم نيعادتملا ثروم عيقاوت نم ةددعتم</w:t>
+        <w:br/>
+        <w:t>ةرئادلل درو ه10/11/1444 ةسلجبو -ج .يزكرملا كنبلا نم ةدراولا تادنتسملا ةقفر ةطرشلل قاروألا ةلاحإب ةرئادلا تماقو يزكرملا كنبلا نم تادنتسملا لاسرإ مته01/08/1444 ةسلج</w:t>
+        <w:br/>
+        <w:t>1- .لقتسم فرظ لخادب اهزرحتو اهلزعو نعطلا لحم ةقرولا لصأ ثعب ةرورضب ه22/10/1444 خيراتو (1/4403035471) مقر ةدج ةظفاحم ةطرشب ةيئانجلا ةلدألا ريدم ةدافإ</w:t>
+        <w:br/>
+        <w:t>وحيث نصت المادة (40) من نظام الإثبات: (إذا أنكر من احتج عليه بالمحرّر العادي خطه أو إمضاءه أو ختمه أو بصمته. أو أنكر ذلك خلفه أو نائبه أونفى علمه به. وظل الخصم الآخر</w:t>
+        <w:br/>
+        <w:t>قيقحتلاب ةمكحملا رمأتف ؛ةمصبلا وأ متخلا وأ ءاضمإلا وأ طخلا ةحصب ةمكحملا عانقإ يف اهتادنتسمو ىوعدلا عئاقو فكت ملو «عازنلا يف ا جِتنم رّرحملا ناكو ,رّحملاب ًاكسمتم</w:t>
+        <w:br/>
+        <w:t>بالمضاهاة. أو بسماع الشهود أو بكلهماء وفقاً للقواعد والإجراءات المنصوص علها في هذا النظام, ولا.تسمع الشهادة إلا. فيما يتعلق بإثبات حصول الكتابة أو الإمضاء أو الختم أو</w:t>
+        <w:br/>
+        <w:t>البصمة على المحرّر). 2- وحيث أن مفاد تلك المادة أنه إذا اتخذ الخصم إجراءات الطعن بالتزوير وحدد مواطن التزوير وأعلن شواهده طرح الطعن على المحكمة وتعين علها أن تفصل</w:t>
+        <w:br/>
+        <w:t>فيه وهي غير ملزمة بتحقيقه إلا.إذاكانت وقائع الدعوى ومستنداتها ولم تتضمن ما يكفي للقضاء بصحة المحرر أو تزويره وحينئذ تتولى تحقيق الادعاء بالتزوير ويجوز إثبات صحة</w:t>
+        <w:br/>
+        <w:t>الورقة أو تزويرها بكافة الطرق القانونية ومنها القرائن القضائية حيث يجوز للمحكمة إثبات صحة العقد من عدمه حال وجود اعتبارات تسيغ لها ذلك ولا.يُعاب في ذلك على تقدير</w:t>
+        <w:br/>
+        <w:t>ةيئانجلا ةلدألا ةرادإ باطخ لابقتساب تفتكا ةرئادلا نأ.الإ ىوعدلا يف ررحملل يرهوجلا ريثأتلا نم مغرلا ىلعو 3- .ىوعدلا يف ةجتنم ةجيتنل لوصولا ةيغب ةلدألل عوضوملا ةمكحم</w:t>
+        <w:br/>
+        <w:t>بطلب العقد الأصلي ولم تجر الإجراءات النظامية اللازمة والكفيلة للبت في هذا المحرر المنتج في الدعوى ولم تقم بما أجازه لها النظام في هذا الشأن من حق التحقيق بالمضاهاة أو سماع</w:t>
+        <w:br/>
+        <w:t>الشهود فالدائرة كانت متوافرة لديها العديد من القرائن المثبتة لصحة العقد وكان لديها استخلاص صحة الورقة من عدمه من واقع ظروف الدعوى ومنا: أ- توثيق توقيع مورث</w:t>
+        <w:br/>
+        <w:t>المتداعين على قرار الشركاء المؤرخ في 20/09/1431ه والذي تخضمن إقراراً واضحاً وصريحاً أن (السيد أحمد عباس زيني تنازل بالبيع عن كامل حصصه بالشركة وعددها 450 حصة إلى</w:t>
+        <w:br/>
+        <w:t>ةيئاهنو ةمات ةصلاخم ةباثمب امهنم لك عيقوت ربتعيو ةكرشلا يف ديدجلا كيرشلا يرتشملا فرطلا نم هقح لزانتملا فرطلا ىفوتساو .لزانتلا اذه لبق يذلا ينيز سابع دمحأ ةماسأ ديسلا</w:t>
+        <w:br/>
+        <w:t>وإبراء لذمة المشتري...). وقد تم توثيق التوقيعات عن طريق كاتب العدل لدى الغرفة التجارية الصناعية بمحافظة جدة برقم (275) صحيفة (172) مجلد (8/ع/ر) وتاريخ 16/10/1431ه</w:t>
+        <w:br/>
+        <w:t>وهو محرر رسمي يندرج تحت الأدلة الدامغة وأقوى من القرينة وهو يكفي لإثبات صحة البيع وإثبات استلام مورث المدعي لكامل قيمة الحصص المتنازل عليها. ب- كما أن مايثبت صحة</w:t>
+        <w:br/>
+        <w:t>عقد البيع - المزعوم تزويره - هو الدعوى الراهنة التي أقامها المستأنف ضده حيث أنها تثبت صحة قرار الشركاء وعقد البيع وما تضمنه من استلام مورثه للمبلغ. ت- كذلك فإن</w:t>
+        <w:br/>
+        <w:t>أدبم ايلعلا ةمكحملا ءاضق يف ررقملا نم ناكاملو .ةاهاضملا اهل لهسيو اهل زيجي وحن ىلع نيعادتملا ثروم تاعيقوت نمضتت يزكرملا كنبلا نم ةلسرملا ةيكنبلا تالماعتلا تادنتسم</w:t>
+        <w:br/>
+        <w:t>قضائياً أن: (الأصل أن تتصدى محكمة الموضوع لأي دفع جوهري في الدعوى, والذي لو صح لتغير به وجه الحكم في الدعوى, ومتى أغفل الحكم ذلك فإنه يكون معيباً بقصور في</w:t>
+        <w:br/>
+        <w:t>التسبيب وبتعين نقضه وإعادته للمحكمة مصدرة القرار). (قرار الدائرة الخامسة بالمحكمة العليا رقم:4228122 وتاريخ:1/12/1442ه). وحيث إن الدائرة قد غضت الطرف عن هذا</w:t>
+        <w:br/>
+        <w:t>الإجراء المنتج والجوهري في الدعوى؛ مما تكون قد خالفت المبادئ القضائية الصادرة عن المحكمة العلياء وبما أن المادة (41) من اللائحة التنفيذية لطرق الاعتراض على الأحكام قد</w:t>
+        <w:br/>
+        <w:t>ةمكحملا نم رداص يئاضق أدبمل مكحلا ةفلاخم ضارتعالا لحم ناكاذإ) هنأ ىلع تصنو ماظنلا ةفلاخم تحت جردني ايلعلا ةمكحملا نع ةرداصلا ةيئاضقلا ئدابملا دحأ ةفلاخم تربتعا</w:t>
+        <w:br/>
+        <w:t>مكحلا :ًانماث .هؤاغلإ نيعتبو ضقنلاب ًايرح هلعجيو ماظنلا ةفلاخمب مكحلا بيعي امم .(ماظنلا ةفلاخمل اًضارتعا ّدُع «ةقباس اياضق ينايلعلا ةمكحملا رئاود ىدحإ هب تذخأوأ ءايلعلا</w:t>
+        <w:br/>
+        <w:t>ماعل 55 /3511754. مقر ةيضقلاب ةرشع ةنماثلا ةرئادلا نم رداصلا مكحلا) (يعدملا نم ةمدقملا ةيماتخلا تابلطلاب ةربعلا) نا ًءابضق ررقملا نم ناكامل 1- :موصخلا هبلطيامم رثكأب</w:t>
+        <w:br/>
+        <w:t>52ا51554709./ مقر ةيضقلاب رداصلا مكحلا ‏ءه١ 5544 ماعل 47.76551910: مقر ةيضقلاب رداصلا مكحلا ‏ءه١ 445 ماعل 4417/.7125705 مقر ةيضقلاب رداصلا مكحلا ءهه 5</w:t>
+        <w:br/>
+        <w:t>لعام 444١ه).2-‏ ولماكان البين من الحكم - محل الاعتراض - أن المدعي قد حصر طلباته الختامية في (الصفحة 3) بما دونته الدائرة نصاً: (انتبى المدعي إلى طلب الحكم بإلزام المدعى</w:t>
+        <w:br/>
+        <w:t>عليه بأن يدفع لعدنان مبلغ وقدره (97.762.042ريال)» ولعاتقه الحرازي مبلغ (27.932.012ريال): إلا أن الدائرة قضت بأكثر مما يطلبه الخصوم وقضت بإلزام المستأنف بان يدفع لورثة</w:t>
+        <w:br/>
+        <w:t>أحمد عباس زيني مبلغاً وقدره (331.882.138 مليون ريال) وهو مبلغ يزيد عن الطلبات الختامية المقدمة من المستأنف ضده. مما يعيب الحكم بالقصور ويجعله حرياً بالإلغاء. تاسعاً:</w:t>
+        <w:br/>
+        <w:t>ةيادب ذنمو هنأ ةيباوجلا فنأتسملا تاركذمو مكحلا نم تباثلا نإ ثيح 1- :هتيجحو نيعدملا ثروم لزانتل تبثملاو ةيماظنلا هناكرأل لمتكملا ءاكرشلا رارق يمسرلا ررحملل ةرئادلا لافغإ</w:t>
+        <w:br/>
+        <w:t>هصصح لماك نع عيبلاب لزانت ينيز سابع دمحأ ديسلا) :ًاصن نمضت يذلاو -ةيلقعلا هاوق لماكب - نيعادتملا ثرومو فنأتسملا نم عقوملا ءاكرشلا رارقب فنأتسملا كسمتو ىوعدلا</w:t>
+        <w:br/>
+        <w:t>عيقوت ربتعيو ةكرشلا يف ديدجلا كيرشلا يرتشملا فرطلا نم هقح لزانتملا فرطلا ىفوتسا ثيحو .لزانتلا اذه لبق يذلا ينيز سابع دمحأ ةماسأ ديسلا ىلإ ةصح 450 اهددعو ةكرشلاب</w:t>
         <w:br/>
         <w:t>ةبراجتلا ةفرغلا ىدل لدعلا ةباتك مامأ تبثملاو ةراجتلا ةرازو لبق نم ققدملاو (...مقر دنتسم - ءاكرشلا رارق قفرم) (...يرتشملا ةمذل ءاربإو ةيئاهنو ةمات ةصلاخم ةباثمب امهنم لك</w:t>
         <w:br/>
@@ -476,110 +538,124 @@
     </w:p>
     <w:p>
       <w:pPr>
+        <w:pStyle w:val="Heading2"/>
         <w:jc w:val="right"/>
         <w:bidi/>
       </w:pPr>
       <w:r>
-        <w:rPr>
-          <w:b w:val="0"/>
-          <w:i w:val="0"/>
-        </w:rPr>
-        <w:t>[صفحة 4]</w:t>
-        <w:br/>
-        <w:t>ةيد اةيبرعلاةكلمملا</w:t>
-        <w:br/>
-        <w:t>0 0 صك رقم ‎447١541175‏ الج ك2</w:t>
-        <w:br/>
-        <w:t>إىتوانطم --</w:t>
-        <w:br/>
-        <w:t>المحكمة التجارية يجدة رقم الصفحة: 4 0 5</w:t>
-        <w:br/>
-        <w:t>دائرة الاستئناف الثانية تاريخ الصك: 7١/9./ف:5١‏ 0 9 5</w:t>
-        <w:br/>
-        <w:t>عليه أي اعتراض على البيع وكذلك لم يثار أي نزاع بين مورث المتداعين والمستأنف بشأن عدم استلام قيمة تلك الحصص الأمر الذي يثبت معه صحة البيع وسريان آثاره النظامية المترتبة</w:t>
-        <w:br/>
-        <w:t>ةيفصت ةرئادلا لافغإ :ًارشاع .(لطابلاب مكنيب مكلاومأ اولكأت الو) :ىلاعت هلوقل ةفلاخملاب لطابلاب سانلا لاومأ لكأ ليبق نم دعي هعفد ةداعإ نوكل غلبملا تاذب ةبلاطملا زاوج مدعو هيلع</w:t>
-        <w:br/>
-        <w:t>شركة أحمد زيني التجارية وعدم جواز المطالبة بالحصص المتعلقة بها: تجاهل حكم محكمة أول درجة. أن شركة أحمد زيني التجارية قد تم تصفيتها حسب النظام وتم شطب السجل</w:t>
-        <w:br/>
-        <w:t>التجاري لها منذ 1437هء وكان يجب علهها رد الدعوى وعدم قبول إقامة الدعوى على شركة منهية ولاوجود لها حسب النظامء حيث أنه بعد تخارج كل من الشيخ أحمد زبني رحمه الله في</w:t>
-        <w:br/>
-        <w:t>لعام 1431 هء مورث المستأنف والمستأنف ضده. وكذا تخارج المستأنف ضده في العام 1434ه من نفس الشركة شركة أحمد زيني التجارية (الشركة محل الدعوى) فقد قام الشركاء</w:t>
-        <w:br/>
-        <w:t>الجدد بشركة أحمد زيني التجارية بتصفية شركة أحمد زيني التجارية. وكذا شطب السجل التجاري بتاريخ 11/4/1437ه و(مرفق رقم 7 ورقم 8). الحادي عشر: تجاهل الدائرة للدفع</w:t>
-        <w:br/>
-        <w:t>بترتيس هنوكل ةعيرشلل مكحلا ةفلاخمو ىوعدلا يف يأرلا هجو يف يرهوجلا هريثأت مغر كلذ تابثإل ةليفكلا تاءارجإلا ذاختا مدعو صصحلا غلبم عفدب فنأتسملا نم ئدبملا يرهوجلا</w:t>
-        <w:br/>
-        <w:t>عليه دفع المبلغ مرتين مما يعد من قبل أكل أموال الناس بالباطل. فمن حيث أن الثابت من الحكم محل الاعتراض (بداية الصفحة3) أن المدعى عليه أصالة أجاب على استيضاح الدائرة</w:t>
-        <w:br/>
-        <w:t>بجلسة 09/11/1443ه عن واقعة قيامه بشراء حصة والده لنفسه في شركة أحمد زيني التجارية بمبلغ (450.000 ريال) فقط.ء في حين أن قيمتها وفقاًلدعوى المدعي أكثر من ذلك فأجاب</w:t>
-        <w:br/>
-        <w:t>المدعى عليه: (أنه اتفق مع والده حال حياته على أن يشتري منه جميع حصصه في جميع الشركات التي كان لوالده حصص فها في المملكة. وذلك مقابل مبلغ (120.000.000 ريال) مئة</w:t>
-        <w:br/>
-        <w:t>درجمب اهقوقح كونبلا تفوتسا دقو نويدلا كلت نم نيد لكب ةصاخلا ةيكنبلا هتاباسح يف غلابملا عاديإ لالخ نم كونبلل هدلاو نويد دادس لالخ نم اهدادس مت لاير نويلم نورشعو</w:t>
-        <w:br/>
-        <w:t>إيداع تلك المبالغ. وقدمت للمحكمة قبل سنوات في قضية المحكمة العامة الصادر بشأنه من قبل القاضي الزايديء وحيث إن البين من هذا الدفع أنه دفعاً جوهرياً ومنتج في تلك</w:t>
-        <w:br/>
-        <w:t>الدعوى حيث من شأنه التأثير في وجه الرأي في الدعوى إلا أن الدائرة أغفلته وكان الأولى بالدائرة اتخاذ الإجراءات التي من شأنها إثبات هذا الدفع من عدمه وعلى سبيل المثال لا الحصر:</w:t>
-        <w:br/>
-        <w:t>اهقوقحل نويدلا ءافيتسا ىدمو نويدلا كلت نم نيد لكب ةصاخلا ةيكنبلا هتاباسح يف غلابملا عاديإو غلبملا دادسب فنأتسملا ماق اذإ امع مالعتسالل يدوعسلا دقنلا ةسسؤم ةبطاخم 1-</w:t>
-        <w:br/>
-        <w:t>من المستأنف المدفوعة عن والده من عدمه. 2- مخاطبة المحكمة العامة بمحافظة جدة في الدائرة ناظرة الدعوى رقم (33286392) وتاريخ 8/6/1433ه لطلب المستندات المحاسبية</w:t>
-        <w:br/>
-        <w:t>المقدمة في تلك الدعوى لكونها في حوزة الدائرة. إلا.ان الدائرة أغفلت تلك الإجراءات وترتب على ذلك الإغفال صدور الحكم - محل الاعتراض - بإلزام المستأنف بدفع تلك المبالغ مرة</w:t>
-        <w:br/>
-        <w:t>هميدقت قبس املو هلك كلذل :تابلطلا .ءاغلإلاب ًايرح هلعجيو ةيمالسإلا ةعيرشلا ةفلاخمو روصقلاب مكحلا بيعي امم لطابلاب سانلا لاومأ لكأ ليبق نم دعي مكحلا اذه ناكاملو ءىرخأ</w:t>
-        <w:br/>
-        <w:t>ولما تراه الدائرة الموقرة من أسباب نطلب من فضيلتكم قبول الاستئناف شكلاً وني الموضوع نقض الحكم الصادر والحكم مجدداً برد دعوى المدعي). وأكد وكيل المدعى عليه على ما ورد</w:t>
-        <w:br/>
-        <w:t>بلائحة الاعتراض. كما اطلعت الدائرة على لائحة الاعتراض المقدمة من وكيل المدعي وحاصلها: (نؤكد أن اعتراضنا منصب فقط على صيغة منطوق الحكم فالدائرة لم تفصل المنطوق</w:t>
-        <w:br/>
-        <w:t>على النحو الصحيح حيث إن الدائرة حكمت بإلزام المدعى عليه بسداد مبلغ (331,882,138 ريال) ثلاثمئة وواحد وثلاثون مليوناً وثمانمئة واثنان وثمانون ألفاً ومئة وثمانية وثلاثون ربالاً.</w:t>
-        <w:br/>
-        <w:t>بجوتي ماكحألا نأ مكتليضف ملع فيرش ىلع ىفخي.الو يلامجإلا غلبملا ركذب تفتكا امنإو مهددعت مغر ديدحتلا هجو ىلع نيعدملل ةقحتسملا غلابملا مكحلا ةردصم ةرئادلا حضوت ملو</w:t>
-        <w:br/>
-        <w:t>نظاماءأن تكون مفصلة حتى يمكن تنفيذها علماً أنه تم إفادة الدائرة بأن هناك وصية ثابتة بموجب حكم قضائي (229014721194320022) (مرفق صورة الصك) كما أن المدعى عليه</w:t>
-        <w:br/>
-        <w:t>هو أحد الورثة بموجب حصر الورثة رقم (38391575) و تاريخ 12/05/1438ه.ء و عليه فإن بيان المستحقين حسب أنصبتهم الشرعية وبعد أخذ الوصية بعين الاعتبار ما يلي :-1 عدنان</w:t>
-        <w:br/>
-        <w:t>أحمد عباس زيني, هوية رقم (1017092733) وهو يستحق مبلغ وقدره (96.779.270ريال) ستة وتسعون مليوناً وسبعمئة وتسعة وسبعون ألفاً و مئتان وسبعون ريالاً. 2- عاتقة محمد</w:t>
-        <w:br/>
-        <w:t>يحيى محمد علي الحرازي. هوية رقم (1007056847) وهي تستحق مبلغ وقدره (27.651.219 ريال) سبعة وعشرون مليوناً وستمئة وواحد وخمسون ألفاً ومئتان وتسعة عشرريالا. 3-</w:t>
-        <w:br/>
-        <w:t>الوصية والتي أوصى بها مورث المتداعين والمستحقة مبلغ وقدره (110.672.379 ريال) مئة وعشرة مليون وستمئة واثنان وسبعون ألفاً وثلائمئة وتسعة وسبعون ريالاً. أصحاب الفضيلة</w:t>
-        <w:br/>
-        <w:t>وحيث تبين لمقام الدائرة الموقرة عدم تفصيل الحكم على النحو الصحيح وجوباً وعدم تفصيل مستحقات المدعين فإنني اطلب من مقام الدائرة الموقرة. أولاً: قبول الاستئناف شكلاً</w:t>
-        <w:br/>
-        <w:t>لتقديمه في المدة النظامية. ثانياً: الحكم بالزام المدعى عليه أن يدفع للمدعي عدنان أحمد عباس زينيء هوية رقم (1017092733) مبلغ إجمالي قدره (96.779.270ريال) ستة وتسعون</w:t>
-        <w:br/>
-        <w:t>مليوناً وسبعمئة وتسعة وسبعون ألفاً و مئتان و سبعون ريالاً. وأن يدفع للمدعية عاتقة محمد يحيى محمد علي الحرازيء هوية رقم (1007056847) مبلغ قدره (27.651.219 ريال)</w:t>
-        <w:br/>
-        <w:t>سبعة وعشرون مليوناً وستمئة وواحد وخمسون ألفاً ومئتان وتسعة عشر ريالاً. والحكم بإلزام المدعى عليه أن يدفع لمستحقي الوصية مبلغ وقدره (110.672.379 ريال) مئة وعشرة</w:t>
-        <w:br/>
-        <w:t>مليون وستمئة واثنان وسبعون ألفاً وثلائمئة وتسعة و سبعون ربالاً). وأكد وكيل المدعي على ما ورد بلائحة الاعتراض. كما اطلعت الدائرة على المذكرة المودعة في النظام بتاريخ 02-11-</w:t>
-        <w:br/>
-        <w:t>5ه. المقدمة من وكيل المدعي. ونصها: (جواباً على الاستئناف المقدم من المدعى عليه أسامة زيني» أود أن أبيّن لأصحاب الفضيلة أن جميع الطعون التي أثارها المدعى عليه لا ترقي أن</w:t>
-        <w:br/>
-        <w:t>تغير نتيجة الحكم المعترض عليهء وسبق أن تمت الإجابة علها في حينه وني اسباب الحكم المعترض عليه ما يكفي للإجابة علها ومن باب زيادة الإيضاح أقول: أولاً: أن دفع المدعى عليه</w:t>
-        <w:br/>
-        <w:t>بعدم جواز النظر لسبق الفصل فها لا.يصح ولا. محل له. وذلك لأن الحصة محل الدعوى هي ملك مورث موكلي أحمد زيني. والصاح المذكور إنما وقع على الحصة المملوكة لموكلي في</w:t>
-        <w:br/>
-        <w:t>الشركة آنذاكء ولم يكن المورث طرفاً في تلك الدعوىء واستناداً إلى المادة 87 من نظام الإثباتء والتي نصت: (ولا.تكون لتلك الأحكام الحجية إلا في نزاع قام بين الخصوم دون أن تتغير</w:t>
-        <w:br/>
-        <w:t xml:space="preserve">صفاتهم وتعلق بالحق ذاته محلاً وسبباً)ء وبالنظر في هذه المادة يتضح أن الصلح وقع على الحصة المملوكة للموكل وليس على حصص </w:t>
+        <w:t>صفحة 4</w:t>
       </w:r>
     </w:p>
     <w:p>
       <w:pPr>
+        <w:pStyle w:val="Heading2"/>
         <w:jc w:val="right"/>
         <w:bidi/>
       </w:pPr>
       <w:r>
-        <w:rPr>
-          <w:b w:val="0"/>
-          <w:i w:val="0"/>
-        </w:rPr>
-        <w:t>المورث أحمد زيني . محل هذه الدعوى ‏ والذي كان</w:t>
+        <w:t>[نص الضبط / الحكم — المتن الفعلي] ===</w:t>
+        <w:br/>
+        <w:t>ةيد اةيبرعلاةكلمملا</w:t>
+        <w:br/>
+        <w:t>0 0 صك رقم ‎447١541175‏ الج ك2</w:t>
+        <w:br/>
+        <w:t>إىتوانطم --</w:t>
+      </w:r>
+    </w:p>
+    <w:p>
+      <w:pPr>
+        <w:pStyle w:val="Heading2"/>
+        <w:jc w:val="right"/>
+        <w:bidi/>
+      </w:pPr>
+      <w:r>
+        <w:t>[ترويسة / كليشة وزارة العدل — معلومات رسمية متكررة] ===</w:t>
+        <w:br/>
+        <w:t>المحكمة التجارية يجدة رقم الصفحة: 4 0 5</w:t>
+        <w:br/>
+        <w:t>دائرة الاستئناف الثانية تاريخ الصك: 7١/9./ف:5١‏ 0 9 5</w:t>
+      </w:r>
+    </w:p>
+    <w:p>
+      <w:pPr>
+        <w:pStyle w:val="Heading2"/>
+        <w:jc w:val="right"/>
+        <w:bidi/>
+      </w:pPr>
+      <w:r>
+        <w:t>[نص الضبط / الحكم — المتن الفعلي] ===</w:t>
+        <w:br/>
+        <w:t>عليه أي اعتراض على البيع وكذلك لم يثار أي نزاع بين مورث المتداعين والمستأنف بشأن عدم استلام قيمة تلك الحصص الأمر الذي يثبت معه صحة البيع وسريان آثاره النظامية المترتبة</w:t>
+        <w:br/>
+        <w:t>ةيفصت ةرئادلا لافغإ :ًارشاع .(لطابلاب مكنيب مكلاومأ اولكأت الو) :ىلاعت هلوقل ةفلاخملاب لطابلاب سانلا لاومأ لكأ ليبق نم دعي هعفد ةداعإ نوكل غلبملا تاذب ةبلاطملا زاوج مدعو هيلع</w:t>
+        <w:br/>
+        <w:t>شركة أحمد زيني التجارية وعدم جواز المطالبة بالحصص المتعلقة بها: تجاهل حكم محكمة أول درجة. أن شركة أحمد زيني التجارية قد تم تصفيتها حسب النظام وتم شطب السجل</w:t>
+        <w:br/>
+        <w:t>التجاري لها منذ 1437هء وكان يجب علهها رد الدعوى وعدم قبول إقامة الدعوى على شركة منهية ولاوجود لها حسب النظامء حيث أنه بعد تخارج كل من الشيخ أحمد زبني رحمه الله في</w:t>
+        <w:br/>
+        <w:t>لعام 1431 هء مورث المستأنف والمستأنف ضده. وكذا تخارج المستأنف ضده في العام 1434ه من نفس الشركة شركة أحمد زيني التجارية (الشركة محل الدعوى) فقد قام الشركاء</w:t>
+        <w:br/>
+        <w:t>الجدد بشركة أحمد زيني التجارية بتصفية شركة أحمد زيني التجارية. وكذا شطب السجل التجاري بتاريخ 11/4/1437ه و(مرفق رقم 7 ورقم 8). الحادي عشر: تجاهل الدائرة للدفع</w:t>
+        <w:br/>
+        <w:t>بترتيس هنوكل ةعيرشلل مكحلا ةفلاخمو ىوعدلا يف يأرلا هجو يف يرهوجلا هريثأت مغر كلذ تابثإل ةليفكلا تاءارجإلا ذاختا مدعو صصحلا غلبم عفدب فنأتسملا نم ئدبملا يرهوجلا</w:t>
+        <w:br/>
+        <w:t>عليه دفع المبلغ مرتين مما يعد من قبل أكل أموال الناس بالباطل. فمن حيث أن الثابت من الحكم محل الاعتراض (بداية الصفحة3) أن المدعى عليه أصالة أجاب على استيضاح الدائرة</w:t>
+        <w:br/>
+        <w:t>بجلسة 09/11/1443ه عن واقعة قيامه بشراء حصة والده لنفسه في شركة أحمد زيني التجارية بمبلغ (450.000 ريال) فقط.ء في حين أن قيمتها وفقاًلدعوى المدعي أكثر من ذلك فأجاب</w:t>
+        <w:br/>
+        <w:t>المدعى عليه: (أنه اتفق مع والده حال حياته على أن يشتري منه جميع حصصه في جميع الشركات التي كان لوالده حصص فها في المملكة. وذلك مقابل مبلغ (120.000.000 ريال) مئة</w:t>
+        <w:br/>
+        <w:t>درجمب اهقوقح كونبلا تفوتسا دقو نويدلا كلت نم نيد لكب ةصاخلا ةيكنبلا هتاباسح يف غلابملا عاديإ لالخ نم كونبلل هدلاو نويد دادس لالخ نم اهدادس مت لاير نويلم نورشعو</w:t>
+        <w:br/>
+        <w:t>إيداع تلك المبالغ. وقدمت للمحكمة قبل سنوات في قضية المحكمة العامة الصادر بشأنه من قبل القاضي الزايديء وحيث إن البين من هذا الدفع أنه دفعاً جوهرياً ومنتج في تلك</w:t>
+        <w:br/>
+        <w:t>الدعوى حيث من شأنه التأثير في وجه الرأي في الدعوى إلا أن الدائرة أغفلته وكان الأولى بالدائرة اتخاذ الإجراءات التي من شأنها إثبات هذا الدفع من عدمه وعلى سبيل المثال لا الحصر:</w:t>
+        <w:br/>
+        <w:t>اهقوقحل نويدلا ءافيتسا ىدمو نويدلا كلت نم نيد لكب ةصاخلا ةيكنبلا هتاباسح يف غلابملا عاديإو غلبملا دادسب فنأتسملا ماق اذإ امع مالعتسالل يدوعسلا دقنلا ةسسؤم ةبطاخم 1-</w:t>
+        <w:br/>
+        <w:t>من المستأنف المدفوعة عن والده من عدمه. 2- مخاطبة المحكمة العامة بمحافظة جدة في الدائرة ناظرة الدعوى رقم (33286392) وتاريخ 8/6/1433ه لطلب المستندات المحاسبية</w:t>
+        <w:br/>
+        <w:t>المقدمة في تلك الدعوى لكونها في حوزة الدائرة. إلا.ان الدائرة أغفلت تلك الإجراءات وترتب على ذلك الإغفال صدور الحكم - محل الاعتراض - بإلزام المستأنف بدفع تلك المبالغ مرة</w:t>
+        <w:br/>
+        <w:t>هميدقت قبس املو هلك كلذل :تابلطلا .ءاغلإلاب ًايرح هلعجيو ةيمالسإلا ةعيرشلا ةفلاخمو روصقلاب مكحلا بيعي امم لطابلاب سانلا لاومأ لكأ ليبق نم دعي مكحلا اذه ناكاملو ءىرخأ</w:t>
+        <w:br/>
+        <w:t>ولما تراه الدائرة الموقرة من أسباب نطلب من فضيلتكم قبول الاستئناف شكلاً وني الموضوع نقض الحكم الصادر والحكم مجدداً برد دعوى المدعي). وأكد وكيل المدعى عليه على ما ورد</w:t>
+        <w:br/>
+        <w:t>بلائحة الاعتراض. كما اطلعت الدائرة على لائحة الاعتراض المقدمة من وكيل المدعي وحاصلها: (نؤكد أن اعتراضنا منصب فقط على صيغة منطوق الحكم فالدائرة لم تفصل المنطوق</w:t>
+        <w:br/>
+        <w:t>على النحو الصحيح حيث إن الدائرة حكمت بإلزام المدعى عليه بسداد مبلغ (331,882,138 ريال) ثلاثمئة وواحد وثلاثون مليوناً وثمانمئة واثنان وثمانون ألفاً ومئة وثمانية وثلاثون ربالاً.</w:t>
+        <w:br/>
+        <w:t>بجوتي ماكحألا نأ مكتليضف ملع فيرش ىلع ىفخي.الو يلامجإلا غلبملا ركذب تفتكا امنإو مهددعت مغر ديدحتلا هجو ىلع نيعدملل ةقحتسملا غلابملا مكحلا ةردصم ةرئادلا حضوت ملو</w:t>
+        <w:br/>
+        <w:t>نظاماءأن تكون مفصلة حتى يمكن تنفيذها علماً أنه تم إفادة الدائرة بأن هناك وصية ثابتة بموجب حكم قضائي (229014721194320022) (مرفق صورة الصك) كما أن المدعى عليه</w:t>
+        <w:br/>
+        <w:t>هو أحد الورثة بموجب حصر الورثة رقم (38391575) و تاريخ 12/05/1438ه.ء و عليه فإن بيان المستحقين حسب أنصبتهم الشرعية وبعد أخذ الوصية بعين الاعتبار ما يلي :-1 عدنان</w:t>
+        <w:br/>
+        <w:t>أحمد عباس زيني, هوية رقم (1017092733) وهو يستحق مبلغ وقدره (96.779.270ريال) ستة وتسعون مليوناً وسبعمئة وتسعة وسبعون ألفاً و مئتان وسبعون ريالاً. 2- عاتقة محمد</w:t>
+        <w:br/>
+        <w:t>يحيى محمد علي الحرازي. هوية رقم (1007056847) وهي تستحق مبلغ وقدره (27.651.219 ريال) سبعة وعشرون مليوناً وستمئة وواحد وخمسون ألفاً ومئتان وتسعة عشرريالا. 3-</w:t>
+        <w:br/>
+        <w:t>الوصية والتي أوصى بها مورث المتداعين والمستحقة مبلغ وقدره (110.672.379 ريال) مئة وعشرة مليون وستمئة واثنان وسبعون ألفاً وثلائمئة وتسعة وسبعون ريالاً. أصحاب الفضيلة</w:t>
+        <w:br/>
+        <w:t>وحيث تبين لمقام الدائرة الموقرة عدم تفصيل الحكم على النحو الصحيح وجوباً وعدم تفصيل مستحقات المدعين فإنني اطلب من مقام الدائرة الموقرة. أولاً: قبول الاستئناف شكلاً</w:t>
+        <w:br/>
+        <w:t>لتقديمه في المدة النظامية. ثانياً: الحكم بالزام المدعى عليه أن يدفع للمدعي عدنان أحمد عباس زينيء هوية رقم (1017092733) مبلغ إجمالي قدره (96.779.270ريال) ستة وتسعون</w:t>
+        <w:br/>
+        <w:t>مليوناً وسبعمئة وتسعة وسبعون ألفاً و مئتان و سبعون ريالاً. وأن يدفع للمدعية عاتقة محمد يحيى محمد علي الحرازيء هوية رقم (1007056847) مبلغ قدره (27.651.219 ريال)</w:t>
+        <w:br/>
+        <w:t>سبعة وعشرون مليوناً وستمئة وواحد وخمسون ألفاً ومئتان وتسعة عشر ريالاً. والحكم بإلزام المدعى عليه أن يدفع لمستحقي الوصية مبلغ وقدره (110.672.379 ريال) مئة وعشرة</w:t>
+        <w:br/>
+        <w:t>مليون وستمئة واثنان وسبعون ألفاً وثلائمئة وتسعة و سبعون ربالاً). وأكد وكيل المدعي على ما ورد بلائحة الاعتراض. كما اطلعت الدائرة على المذكرة المودعة في النظام بتاريخ 02-11-</w:t>
+        <w:br/>
+        <w:t>5ه. المقدمة من وكيل المدعي. ونصها: (جواباً على الاستئناف المقدم من المدعى عليه أسامة زيني» أود أن أبيّن لأصحاب الفضيلة أن جميع الطعون التي أثارها المدعى عليه لا ترقي أن</w:t>
+        <w:br/>
+        <w:t>تغير نتيجة الحكم المعترض عليهء وسبق أن تمت الإجابة علها في حينه وني اسباب الحكم المعترض عليه ما يكفي للإجابة علها ومن باب زيادة الإيضاح أقول: أولاً: أن دفع المدعى عليه</w:t>
+        <w:br/>
+        <w:t>بعدم جواز النظر لسبق الفصل فها لا.يصح ولا. محل له. وذلك لأن الحصة محل الدعوى هي ملك مورث موكلي أحمد زيني. والصاح المذكور إنما وقع على الحصة المملوكة لموكلي في</w:t>
+        <w:br/>
+        <w:t>الشركة آنذاكء ولم يكن المورث طرفاً في تلك الدعوىء واستناداً إلى المادة 87 من نظام الإثباتء والتي نصت: (ولا.تكون لتلك الأحكام الحجية إلا في نزاع قام بين الخصوم دون أن تتغير</w:t>
+        <w:br/>
+        <w:t>صفاتهم وتعلق بالحق ذاته محلاً وسبباً)ء وبالنظر في هذه المادة يتضح أن الصلح وقع على الحصة المملوكة للموكل وليس على حصص المورث أحمد زيني . محل هذه الدعوى ‏ والذي كان</w:t>
         <w:br/>
         <w:t>في ذلك الوقت حياً يرزق» ولم يُختصم في الدعوى. وليس للموكل الحق في الصلح عنه أو تمثيله» وبالتالي فإن دفع المدعى عليه بعدم جواز النظر لا وجه له. ثانياً إن مما يدل على أن البيع</w:t>
         <w:br/>
@@ -612,110 +688,124 @@
     </w:p>
     <w:p>
       <w:pPr>
+        <w:pStyle w:val="Heading2"/>
         <w:jc w:val="right"/>
         <w:bidi/>
       </w:pPr>
       <w:r>
-        <w:rPr>
-          <w:b w:val="0"/>
-          <w:i w:val="0"/>
-        </w:rPr>
-        <w:t>[صفحة 5]</w:t>
-        <w:br/>
-        <w:t>ةيد اةيبرعلا ةكلمملا</w:t>
-        <w:br/>
-        <w:t>0 0 صك رقم ‎447١541175‏ الج ك2</w:t>
-        <w:br/>
-        <w:t>إ تواقطم --</w:t>
-        <w:br/>
-        <w:t>المحكمة التجارية يجدة ‎١‏ رقم الصفحة: ه 0 5</w:t>
-        <w:br/>
-        <w:t>دائرة الاستئناف الثانية تاريخ الصك:  ‎١:44/.”/١١‏ 0-0 5 ا</w:t>
-        <w:br/>
-        <w:t>الرد علها بمايلي: أولا.: التأكيد على الدفع بسداد مبلغ بيع الحصص للديون المستحقة على مورث المدعي للبنوك: فمن حيث أن الثابت والبين من مدونات الحكم ان المدعى عليه -</w:t>
-        <w:br/>
-        <w:t>المستأنف - قد أثار دفعاً جوهرياً مفاده إبرام عقد بيع حصص مع مورث المدعي مدون به القيمة الفعلية للحصص والبالغة (120.000.000 ريال) ودفع بدفعه لذلك المبلغ من خلا.ل</w:t>
-        <w:br/>
-        <w:t>سداد ديون والده - مورث المدعي- للبنوك . وحيث إن المدعى عليه توصل لمستندات دامغة تثبت سداد المدعى عليه للمبلغ للبنوك. نوردها على سبيل المثال لا الحصر: شيك بنكي رقم</w:t>
-        <w:br/>
-        <w:t>غلبمب ينطولا يبرعلا كنبلل ينيز سابع دمحأ نم ةددسملا ةميقلا هنوكب ًاببسم ينطولا يبرعلا كنبلا حلاصل يسنرفلا يدوعسلا كنبلا ىلع بوحسم ه26/11/1431 خيراتو (599140/1)</w:t>
-        <w:br/>
-        <w:t>وقدره (3.000.000 ريال) ومذيل بتوقيع المدعى عليه (أسامة أحمد زيني). شيك بنكي آخر رقم (599139/1) وتاريخ 26/11/1431ه مسحوب على البنك السعودي الفرنبي لصالح البنك</w:t>
-        <w:br/>
-        <w:t>العربي الوطني مسبباً بكونه القيمة المسددة من أحمد عباس زيني للبنك العربي الوطني بمبلغ وقدره (3.000.000 ريال) ومذيل بتوقيع المدعى عليه (أسامة احمد زيني). وحيث إن هذين</w:t>
-        <w:br/>
-        <w:t>المستندين تعدان قرينة قوية ودامغة تثبت على دفع المدعى عليه بسداد القيمة الفعلية للحصص عن طريق دفع الديون المستحقة على مورث المدعي - بائع الحصص- للبنوك. وحيث</w:t>
-        <w:br/>
-        <w:t>إن تلك المستندات تعد مستندات جوهرية من شأنها التأثير في وجه الرأي في الدعوىء مما يتعين معه رد الدعوى. ثانياً: التأكيد والتمسك بكافة أوجه الطعون المقدمة من المدعى عليه</w:t>
-        <w:br/>
-        <w:t>على الحكم محل الطعن ولا.سيما (الدفع بعدم اختصاص المحكمة نوعياً بنظر الدعوى. وكذلك الدفع بعدم جواز نظر الدعوى لسبق الفصل فيها بموجب أحكام قضائية باتة حائزة</w:t>
-        <w:br/>
-        <w:t>يف روصقلا ىوعدلا رظنب ًايعون ةمكحملا صاصتخا مدعب - فانئتسالا رادم - مكحلا ىلع نعطلا هجو ىلإ فيضن :ًاثلاث .ىرخألا نوعطلا يقابب كسمتلا عم (هب يضقملا ءيشلا ةيجحل</w:t>
-        <w:br/>
-        <w:t>التسبيب فيما سببته باختصاصها بنظر الدعوى. فالبين من مدونات الحكم أن الدائرة سببت اختصاصها نصاً بناء على (ينبسط اختصاص المحكمة التجارية على تلك الدعوى وفق</w:t>
-        <w:br/>
-        <w:t>الفقرة (4) من المادة (16) من نظام المحاكم التجارية). وحيث إن ما سببته الدائرة تسبيب قاصر ومعيب ذلك أن: أنه بالرجوع للمادة المتساند علها فإنها تتعلق (بنظر المحاكم التجارية</w:t>
-        <w:br/>
-        <w:t>للدعاوى والمخالفات الناشئة عن تطبيق أحكام نظام الشركات). وحيث إن نظام الشركات يحتوي على العديد من النصوص النظامية التي تصل إلى ما يزيد عن 250 مادة وتشتمل على</w:t>
-        <w:br/>
-        <w:t>العديد من القواعد الآمرة وحيث أن الدائرة لم تحدد وجه المخالفة التي شابت العلاقة بيهما - على فرض صحتها والفرض يساوي العدم -. كما أن طبيعة هذه الدعوى تخرج خروجاً تاماً</w:t>
-        <w:br/>
-        <w:t>كلت رظنب اهصاصتخاب اهمكح سيسأت ةرئادلل غيسي ىوعدلا كلت ةعيبط يف ةفلاخم يأ دجوت.:ال اذإ تاكرشلا ماظن ماكحأ قيبطت نع ةئشانلا تافلاخملاب ةصاخلا ةرقفلا كلت نع</w:t>
-        <w:br/>
-        <w:t>الدعوى بناء على هذه المادة الآنفة البيان, مما يعيب الحكم بالقصور ويجعله حرياً بالإلغاء. ويضح لا. مناص من الحكم بعدم اختصاص المحكمة نوعياً بنظر الدعوى. رابعاً: الدفع</w:t>
-        <w:br/>
-        <w:t>بصرف النظر عن الدعوى لعدم تحريرها لكونها تنطوي على تناقضات يعيها بالتجهيل: لماكانت المادة (93) من نظام المحاكم التجارية نصت على أنه (فيما لم يرد فيه نص خاص ني</w:t>
-        <w:br/>
-        <w:t>دق ةيعرشلا تاعفارملا ماظن نم (66) ةداملا نإ ثيحو .(ةبراجتلا ىوعدلا ةعيبط فلاخي ال امب ةمكحملا اهرظنب صتخت يتلا ىواعدلا ىلع ةيعرشلا تاعفارملا ماظن ماكحأ قبطت ءماظنلا</w:t>
-        <w:br/>
-        <w:t>استلزمت تحرير الدعوىء ولما قرره الفقهاء - رحمهم اللّه - من أن من شروط الدعوى أن تكون الدعوى محررة أي معلومة. معلومة المدعى بهء قال الموفق - رحمه الله تعالى - في المغني: "</w:t>
-        <w:br/>
-        <w:t>ولا.يسمع الحاكم الدعوى إلا. محررة" (510/8), ولماكان من المقرر فقها ونظاما أن الدعوى لا.يصح السير فها قبل تحريرها قال الشيخ الهوتي: "ولا.تصح الدعوى إلا. محررة تحريراً</w:t>
-        <w:br/>
-        <w:t>يعلمه المدعي لأن الحاكم يسأل المدعى عليه عما ادعاه المدعي فإن اعترف به ألزمه ولا يمكنه أن يلزمه مجهولا" (كشاف القناع -) (6 -436-435). وحيث إنه بتمحيص لائحة الدعوى نجد</w:t>
-        <w:br/>
-        <w:t>أنها قد خلت من التحرير الواضح اللازم نظاماً حيث انطوت على تناقضات تعيب الدعوى بالتجهيل والغموض والإبهام ذلك أن المدعي قد ضِمّن دعواه وتساند فها على بطلان البيع بناء</w:t>
-        <w:br/>
-        <w:t>على ما أورده نصاً: (أن الوكالات التي أجريت بها عملية البيع وكالات باطلة بناء على فقدان المورث للأهلية أثناء فترة البيع) إلا.أنه ختم دعواه بما يناقض فحوى ومضمون دعواه-</w:t>
-        <w:br/>
-        <w:t>السابق التي كان يطالب فيها ببطلان عقد البيع نتيجة بطلان الوكالات - وطالب بإلزام المدعى عليه بدفع قيمة الحصص ثم عاد وأقر بصحة عقد البيع مرة أخرى مما يجعل الدعوى</w:t>
-        <w:br/>
-        <w:t>ةقتاع) اهلع ىعدملا باوجتسا بلطب عفدلا :ًاسماخ .ىوعدلا كلت نع رظنلا فرص هعم نيعتي امم ضومغلاو ماهبإلاو ليبجتلاب ىوعدلا بيعي يذلا ميسجلا ضقانتلا ىلع ةيوطنم</w:t>
-        <w:br/>
-        <w:t>الحرازي) لكون استجوابها من شأنه التأثير في وجه الرأي في الدعوى: بناء على نص المادة (20/2) من نظام الإثبات التي تنص على أنه: (2- لأي من الخصوم استجواب خصمه مباشرة)»</w:t>
-        <w:br/>
-        <w:t>وتنص المادة (21/1) من ذات النظام على أنه: (للمحكمة - من تلقاء نفسها أو بناء على طلب أحد الخصوم- أن تأمر بحضور الخصم لاستجوابه: ويجب على من تقرر استجوابه أن يحضر</w:t>
-        <w:br/>
-        <w:t>الجلسة المحددة لذلك). ولماكان المدعى عليه قد أثار دفعاً امام المحكمة الابتدائية بطلب استجواب المدعى علها (عاتقة الحرازي) إلا أن وكيل المدعي رفض بزعم عدم ضرورة ذلك دون</w:t>
-        <w:br/>
-        <w:t>مبرر واضح أو سبب سائغ واكتفى بالقول بأن المدعى علها " على الحياد " في رد مهم وغير مفهوم وغير منطقي إذ لا يستساغ أن تقيم المدعى علها دعوى تطالب بها (ابنها - المدعى عليه) ثم</w:t>
-        <w:br/>
-        <w:t>تكون على الحياد . وقد انساقت الدائرة وراء رفضه دون سبب أو مبرر واضح على الرغم من كونه دفعاً جوهرياً يتعين تمحيصه وإجابته أو الرد عليه بسبب سائغ على نحويعيب الحكم.</w:t>
-        <w:br/>
-        <w:t>وحيث نتمسك بطلب استجواب المدعى علهها وإحضارها للاستجواب لكون أقوالها ستكون مؤثرة في تلك الدعوى حيث سيثبت عدم رغبتها في رفع تلك الدعوى لثبوت استيفاء مورنها</w:t>
-        <w:br/>
-        <w:t>ومورث المدعي لقيمة الحصص ومن ثم فإن من شأنها التأثير في وجه الرأي في الدعوى. سادساً: التأكيد والتمسك بالدفع بعدم جواز الاستناد على التقييم المحاسبي الصادر من مكتب</w:t>
-        <w:br/>
-        <w:t>طلا أبو غزاله كأساس لتقييم الحصص: فالمدعى عليه أثار منذ فجر تلك الدعوى دفعاً جوهرياً مؤداه عدم جواز الاستناد على التقييم المحاسبي الصادر في دعوى التخارج المنظورة</w:t>
-        <w:br/>
-        <w:t>لدى المحكمة الإدارية ذلك أن:1. أن تلك الحصص المباعة قد تم تقديرها بعقد صحيح ومكتمل الأركان بين المدعى عليه ومورث المدعي وقد أقر المدعي بصحته والذي يتضمن تقدير</w:t>
-        <w:br/>
-        <w:t>قيمة حصص مورث المدعي بمبلغ وقدره (120.000.000 ريال) مئة وعشرون مليون ريالء وبما أن عقد البيع من العقود الرضائية وقد ارتضى البائع والمشتري تلك القيمة وهما بكامل</w:t>
-        <w:br/>
-        <w:t>اهليتهما المعتبرة شرعاً ونظاماً. إضافة إلى ذلك فإن المدعى عليه بعد شرائه حصص مورث المدعي وتملكه الحصة الأكبر في شركة احمد زيني التجارية بنسبة (96090</w:t>
+        <w:t>صفحة 5</w:t>
       </w:r>
     </w:p>
     <w:p>
       <w:pPr>
+        <w:pStyle w:val="Heading2"/>
         <w:jc w:val="right"/>
         <w:bidi/>
       </w:pPr>
       <w:r>
-        <w:rPr>
-          <w:b w:val="0"/>
-          <w:i w:val="0"/>
-        </w:rPr>
-        <w:t>- حصة والده) استمر</w:t>
+        <w:t>[نص الضبط / الحكم — المتن الفعلي] ===</w:t>
+        <w:br/>
+        <w:t>ةيد اةيبرعلا ةكلمملا</w:t>
+        <w:br/>
+        <w:t>0 0 صك رقم ‎447١541175‏ الج ك2</w:t>
+        <w:br/>
+        <w:t>إ تواقطم --</w:t>
+      </w:r>
+    </w:p>
+    <w:p>
+      <w:pPr>
+        <w:pStyle w:val="Heading2"/>
+        <w:jc w:val="right"/>
+        <w:bidi/>
+      </w:pPr>
+      <w:r>
+        <w:t>[ترويسة / كليشة وزارة العدل — معلومات رسمية متكررة] ===</w:t>
+        <w:br/>
+        <w:t>المحكمة التجارية يجدة ‎١‏ رقم الصفحة: ه 0 5</w:t>
+        <w:br/>
+        <w:t>دائرة الاستئناف الثانية تاريخ الصك:  ‎١:44/.”/١١‏ 0-0 5 ا</w:t>
+      </w:r>
+    </w:p>
+    <w:p>
+      <w:pPr>
+        <w:pStyle w:val="Heading2"/>
+        <w:jc w:val="right"/>
+        <w:bidi/>
+      </w:pPr>
+      <w:r>
+        <w:t>[نص الضبط / الحكم — المتن الفعلي] ===</w:t>
+        <w:br/>
+        <w:t>الرد علها بمايلي: أولا.: التأكيد على الدفع بسداد مبلغ بيع الحصص للديون المستحقة على مورث المدعي للبنوك: فمن حيث أن الثابت والبين من مدونات الحكم ان المدعى عليه -</w:t>
+        <w:br/>
+        <w:t>المستأنف - قد أثار دفعاً جوهرياً مفاده إبرام عقد بيع حصص مع مورث المدعي مدون به القيمة الفعلية للحصص والبالغة (120.000.000 ريال) ودفع بدفعه لذلك المبلغ من خلا.ل</w:t>
+        <w:br/>
+        <w:t>سداد ديون والده - مورث المدعي- للبنوك . وحيث إن المدعى عليه توصل لمستندات دامغة تثبت سداد المدعى عليه للمبلغ للبنوك. نوردها على سبيل المثال لا الحصر: شيك بنكي رقم</w:t>
+        <w:br/>
+        <w:t>غلبمب ينطولا يبرعلا كنبلل ينيز سابع دمحأ نم ةددسملا ةميقلا هنوكب ًاببسم ينطولا يبرعلا كنبلا حلاصل يسنرفلا يدوعسلا كنبلا ىلع بوحسم ه26/11/1431 خيراتو (599140/1)</w:t>
+        <w:br/>
+        <w:t>وقدره (3.000.000 ريال) ومذيل بتوقيع المدعى عليه (أسامة أحمد زيني). شيك بنكي آخر رقم (599139/1) وتاريخ 26/11/1431ه مسحوب على البنك السعودي الفرنبي لصالح البنك</w:t>
+        <w:br/>
+        <w:t>العربي الوطني مسبباً بكونه القيمة المسددة من أحمد عباس زيني للبنك العربي الوطني بمبلغ وقدره (3.000.000 ريال) ومذيل بتوقيع المدعى عليه (أسامة احمد زيني). وحيث إن هذين</w:t>
+        <w:br/>
+        <w:t>المستندين تعدان قرينة قوية ودامغة تثبت على دفع المدعى عليه بسداد القيمة الفعلية للحصص عن طريق دفع الديون المستحقة على مورث المدعي - بائع الحصص- للبنوك. وحيث</w:t>
+        <w:br/>
+        <w:t>إن تلك المستندات تعد مستندات جوهرية من شأنها التأثير في وجه الرأي في الدعوىء مما يتعين معه رد الدعوى. ثانياً: التأكيد والتمسك بكافة أوجه الطعون المقدمة من المدعى عليه</w:t>
+        <w:br/>
+        <w:t>على الحكم محل الطعن ولا.سيما (الدفع بعدم اختصاص المحكمة نوعياً بنظر الدعوى. وكذلك الدفع بعدم جواز نظر الدعوى لسبق الفصل فيها بموجب أحكام قضائية باتة حائزة</w:t>
+        <w:br/>
+        <w:t>يف روصقلا ىوعدلا رظنب ًايعون ةمكحملا صاصتخا مدعب - فانئتسالا رادم - مكحلا ىلع نعطلا هجو ىلإ فيضن :ًاثلاث .ىرخألا نوعطلا يقابب كسمتلا عم (هب يضقملا ءيشلا ةيجحل</w:t>
+        <w:br/>
+        <w:t>التسبيب فيما سببته باختصاصها بنظر الدعوى. فالبين من مدونات الحكم أن الدائرة سببت اختصاصها نصاً بناء على (ينبسط اختصاص المحكمة التجارية على تلك الدعوى وفق</w:t>
+        <w:br/>
+        <w:t>الفقرة (4) من المادة (16) من نظام المحاكم التجارية). وحيث إن ما سببته الدائرة تسبيب قاصر ومعيب ذلك أن: أنه بالرجوع للمادة المتساند علها فإنها تتعلق (بنظر المحاكم التجارية</w:t>
+        <w:br/>
+        <w:t>للدعاوى والمخالفات الناشئة عن تطبيق أحكام نظام الشركات). وحيث إن نظام الشركات يحتوي على العديد من النصوص النظامية التي تصل إلى ما يزيد عن 250 مادة وتشتمل على</w:t>
+        <w:br/>
+        <w:t>العديد من القواعد الآمرة وحيث أن الدائرة لم تحدد وجه المخالفة التي شابت العلاقة بيهما - على فرض صحتها والفرض يساوي العدم -. كما أن طبيعة هذه الدعوى تخرج خروجاً تاماً</w:t>
+        <w:br/>
+        <w:t>كلت رظنب اهصاصتخاب اهمكح سيسأت ةرئادلل غيسي ىوعدلا كلت ةعيبط يف ةفلاخم يأ دجوت.:ال اذإ تاكرشلا ماظن ماكحأ قيبطت نع ةئشانلا تافلاخملاب ةصاخلا ةرقفلا كلت نع</w:t>
+        <w:br/>
+        <w:t>الدعوى بناء على هذه المادة الآنفة البيان, مما يعيب الحكم بالقصور ويجعله حرياً بالإلغاء. ويضح لا. مناص من الحكم بعدم اختصاص المحكمة نوعياً بنظر الدعوى. رابعاً: الدفع</w:t>
+        <w:br/>
+        <w:t>بصرف النظر عن الدعوى لعدم تحريرها لكونها تنطوي على تناقضات يعيها بالتجهيل: لماكانت المادة (93) من نظام المحاكم التجارية نصت على أنه (فيما لم يرد فيه نص خاص ني</w:t>
+        <w:br/>
+        <w:t>دق ةيعرشلا تاعفارملا ماظن نم (66) ةداملا نإ ثيحو .(ةبراجتلا ىوعدلا ةعيبط فلاخي ال امب ةمكحملا اهرظنب صتخت يتلا ىواعدلا ىلع ةيعرشلا تاعفارملا ماظن ماكحأ قبطت ءماظنلا</w:t>
+        <w:br/>
+        <w:t>استلزمت تحرير الدعوىء ولما قرره الفقهاء - رحمهم اللّه - من أن من شروط الدعوى أن تكون الدعوى محررة أي معلومة. معلومة المدعى بهء قال الموفق - رحمه الله تعالى - في المغني: "</w:t>
+        <w:br/>
+        <w:t>ولا.يسمع الحاكم الدعوى إلا. محررة" (510/8), ولماكان من المقرر فقها ونظاما أن الدعوى لا.يصح السير فها قبل تحريرها قال الشيخ الهوتي: "ولا.تصح الدعوى إلا. محررة تحريراً</w:t>
+        <w:br/>
+        <w:t>يعلمه المدعي لأن الحاكم يسأل المدعى عليه عما ادعاه المدعي فإن اعترف به ألزمه ولا يمكنه أن يلزمه مجهولا" (كشاف القناع -) (6 -436-435). وحيث إنه بتمحيص لائحة الدعوى نجد</w:t>
+        <w:br/>
+        <w:t>أنها قد خلت من التحرير الواضح اللازم نظاماً حيث انطوت على تناقضات تعيب الدعوى بالتجهيل والغموض والإبهام ذلك أن المدعي قد ضِمّن دعواه وتساند فها على بطلان البيع بناء</w:t>
+        <w:br/>
+        <w:t>على ما أورده نصاً: (أن الوكالات التي أجريت بها عملية البيع وكالات باطلة بناء على فقدان المورث للأهلية أثناء فترة البيع) إلا.أنه ختم دعواه بما يناقض فحوى ومضمون دعواه-</w:t>
+        <w:br/>
+        <w:t>السابق التي كان يطالب فيها ببطلان عقد البيع نتيجة بطلان الوكالات - وطالب بإلزام المدعى عليه بدفع قيمة الحصص ثم عاد وأقر بصحة عقد البيع مرة أخرى مما يجعل الدعوى</w:t>
+        <w:br/>
+        <w:t>ةقتاع) اهلع ىعدملا باوجتسا بلطب عفدلا :ًاسماخ .ىوعدلا كلت نع رظنلا فرص هعم نيعتي امم ضومغلاو ماهبإلاو ليبجتلاب ىوعدلا بيعي يذلا ميسجلا ضقانتلا ىلع ةيوطنم</w:t>
+        <w:br/>
+        <w:t>الحرازي) لكون استجوابها من شأنه التأثير في وجه الرأي في الدعوى: بناء على نص المادة (20/2) من نظام الإثبات التي تنص على أنه: (2- لأي من الخصوم استجواب خصمه مباشرة)»</w:t>
+        <w:br/>
+        <w:t>وتنص المادة (21/1) من ذات النظام على أنه: (للمحكمة - من تلقاء نفسها أو بناء على طلب أحد الخصوم- أن تأمر بحضور الخصم لاستجوابه: ويجب على من تقرر استجوابه أن يحضر</w:t>
+        <w:br/>
+        <w:t>الجلسة المحددة لذلك). ولماكان المدعى عليه قد أثار دفعاً امام المحكمة الابتدائية بطلب استجواب المدعى علها (عاتقة الحرازي) إلا أن وكيل المدعي رفض بزعم عدم ضرورة ذلك دون</w:t>
+        <w:br/>
+        <w:t>مبرر واضح أو سبب سائغ واكتفى بالقول بأن المدعى علها " على الحياد " في رد مهم وغير مفهوم وغير منطقي إذ لا يستساغ أن تقيم المدعى علها دعوى تطالب بها (ابنها - المدعى عليه) ثم</w:t>
+        <w:br/>
+        <w:t>تكون على الحياد . وقد انساقت الدائرة وراء رفضه دون سبب أو مبرر واضح على الرغم من كونه دفعاً جوهرياً يتعين تمحيصه وإجابته أو الرد عليه بسبب سائغ على نحويعيب الحكم.</w:t>
+        <w:br/>
+        <w:t>وحيث نتمسك بطلب استجواب المدعى علهها وإحضارها للاستجواب لكون أقوالها ستكون مؤثرة في تلك الدعوى حيث سيثبت عدم رغبتها في رفع تلك الدعوى لثبوت استيفاء مورنها</w:t>
+        <w:br/>
+        <w:t>ومورث المدعي لقيمة الحصص ومن ثم فإن من شأنها التأثير في وجه الرأي في الدعوى. سادساً: التأكيد والتمسك بالدفع بعدم جواز الاستناد على التقييم المحاسبي الصادر من مكتب</w:t>
+        <w:br/>
+        <w:t>طلا أبو غزاله كأساس لتقييم الحصص: فالمدعى عليه أثار منذ فجر تلك الدعوى دفعاً جوهرياً مؤداه عدم جواز الاستناد على التقييم المحاسبي الصادر في دعوى التخارج المنظورة</w:t>
+        <w:br/>
+        <w:t>لدى المحكمة الإدارية ذلك أن:1. أن تلك الحصص المباعة قد تم تقديرها بعقد صحيح ومكتمل الأركان بين المدعى عليه ومورث المدعي وقد أقر المدعي بصحته والذي يتضمن تقدير</w:t>
+        <w:br/>
+        <w:t>قيمة حصص مورث المدعي بمبلغ وقدره (120.000.000 ريال) مئة وعشرون مليون ريالء وبما أن عقد البيع من العقود الرضائية وقد ارتضى البائع والمشتري تلك القيمة وهما بكامل</w:t>
+        <w:br/>
+        <w:t>اهليتهما المعتبرة شرعاً ونظاماً. إضافة إلى ذلك فإن المدعى عليه بعد شرائه حصص مورث المدعي وتملكه الحصة الأكبر في شركة احمد زيني التجارية بنسبة (96090- حصة والده) استمر</w:t>
         <w:br/>
         <w:t>المدعي في شراكته في الشركة مع المدعى عليه لمدة سنتين ولم يبد أي اعتراض بشأن ملكية المدعى عليه لحصص والده ثم قام بالتخارج من الشركة وبيع حصصه للمدعى عليه والتوقيع</w:t>
         <w:br/>
@@ -748,110 +838,124 @@
     </w:p>
     <w:p>
       <w:pPr>
+        <w:pStyle w:val="Heading2"/>
         <w:jc w:val="right"/>
         <w:bidi/>
       </w:pPr>
       <w:r>
-        <w:rPr>
-          <w:b w:val="0"/>
-          <w:i w:val="0"/>
-        </w:rPr>
-        <w:t>[صفحة 6]</w:t>
-        <w:br/>
-        <w:t>ةيد اةيبرعلا ةكلمملا</w:t>
-        <w:br/>
-        <w:t>0 0 صك رقم ‎447١541175‏ الج ك2</w:t>
-        <w:br/>
-        <w:t>إ تواقطم --</w:t>
-        <w:br/>
-        <w:t>المحكمة التجارية بجدة رقم الصفحة: 2 ” 0 5</w:t>
-        <w:br/>
-        <w:t>دائرة الاستئناف الثانية تاريخ الصك:  ‎١:44/.”/١١‏ 0-0 5 ا</w:t>
-        <w:br/>
-        <w:t>للتعاقد - والمدعى عليه بتاريخ 16/10/1431هء وقام مورث المدعي بالتوقيع على قرار التنازل عن الحصص بموجب التصديق الصادر من وزارة التجارة والمثبت أمام كاتب العدل بالغرفة</w:t>
-        <w:br/>
-        <w:t>التجارية بجدة تحت الرقم (257) صحيفة (172) مجلد (8/ع/ر) وتاريخ 16/10/1431هء ولم يتم تعيين ولياً عنه إلا.في عام 1436ه أي بعد ما يزيد على (5 سنوات كاملة) من تاريخ التوقيع</w:t>
-        <w:br/>
-        <w:t>على عقد بيع الحصص لامر الذي يثبت صحة العقد وموافقته لصحيح الشرع والنظام. وحيث ان عدم سلوك مورث المدعي - في ظل توافر أهليته - أي طريق للمطالبة بمقابل تلك</w:t>
-        <w:br/>
-        <w:t>الحصص أو حتى باستردادها يعد دليلاً قاطعاً على استيفائه لقيمة تلك الحصص محل الدعوى. ولماكان من المقرر قضباءً أنه "تقضي القواعد العامة بأن البيع يعد من أعمال التصرف</w:t>
-        <w:br/>
-        <w:t>سواء بالنسبة للبائع أو المشتري ومن ثم فإن العقد ينعقد ممن هو أهل للتصرف وهو من بلغ سن الرشد ولم يحجر عليه والعبرة بتوافر الأهلية للتصرف هي بوقت التصرف أي وقت</w:t>
-        <w:br/>
-        <w:t>انعقاد العقد ولا.أثر على صحة العقد ووجوده لما قد يطرأ على أهلية أي مهما بعد ذلك". ثامناً: انطواء ادعاءات المدعي على تناقضات وتدليس جلي: فبتمحيص ردود وادعاءات المدعي</w:t>
-        <w:br/>
-        <w:t>نجد أنها ران علها التدليس الواضح والتناقض الجليّ وتجلى ذلك فيما يلي: 1.في سبيل سعيه لتضليل الدائرة مصدرة الحكم طعن بتزوير العقد المبرم بين المدعى عليه ووالده مالك</w:t>
-        <w:br/>
-        <w:t>الحصص والذي يثبت قيمة الحصص الفعلية والتي تم التراضي علها بقيمة 120 مليون ربالء» وزعم أنه أول مرة يسمع عنه أو يطلع عليه على الرغم من أنه أقام عديد الدعاوى لدى عدة</w:t>
-        <w:br/>
-        <w:t>جهات قضائية بذات الموضوع. 2.كما أنه المدعي كان يذكر دائماً بأن العقد المثبت لدى الجهات ذات العلاقة كان بالقيمة الاسمية وذكر نصاً أنه أحد وكلاء المدعى عليه ذكر في دعوى</w:t>
-        <w:br/>
-        <w:t>سابقة أن القيمة الفعلية للحصص هي 120 مليون ربال وأنها ثابتة في ضبط إحدى جلسات تلك الدعاوىء وهذا يثبت علمه بالعقد علماً يقيناً وعلمه بقيمته وصحته واطلاعه عليه سابقاً</w:t>
-        <w:br/>
-        <w:t>عند تقديمه في مواجهته في دعوى قضائية أخرى ولم يطعن عليه بالإنكار أو التزوير مما يسقط حقه في إنكاره أو إنكار صحته أو الطعن بتزويره ذلك أن سكوته أمام المحكمة يعتبر إقراراً</w:t>
-        <w:br/>
-        <w:t>بالعقد وبصحتهء ومن المقرر قضباءً "عدم جواز الرجوع في الإقرار في الحق الخاص". 3.كما أن ما يثبت تضليل المدعي على الدائرة استناد وكيله في دعواه على التقييم المحاسبي الصادر</w:t>
-        <w:br/>
-        <w:t>من مكتب طلا.ل أبو غزاله الصادر في دعوى التخارج التي كانت منظورة من الدائرة التجارية السابعة عشر بالمحكمة الادارية بجدة الصادر بها الحكم رقم (185/17/2) وتاريخ</w:t>
-        <w:br/>
-        <w:t>12 هف حين أنه ينفي صلة تلك الدعوى بموضوع الدعوى وعدم ارتباطها وتعلقها بتلك الدعوى - على النحو الوارد في الحكم وكذلك في مذكرته الجوابية التي جاء فها نصاً: (أن</w:t>
-        <w:br/>
-        <w:t>دفع المدعى عليه بعدم جواز النظر في الدعوى لسبق الفصل فها بالحكم رقم ((185/17/2) وتاريخ 2/12/1432ه دفع لا يصح ولا محل له...)؛ مما يثبت ويؤكد تضليل المدعي على الدائرة</w:t>
-        <w:br/>
-        <w:t>فنجده يجتزيء الوقائع بحيث يأخذ من تلك الدعوى ما يراه ويظنه لمصلحته ويترك ما يضره. 4. ومن تضليل المدعي أنه ذكر بأن وكيل أحمد زيني في نقل الحصص باسم أسامة هو موظف</w:t>
-        <w:br/>
-        <w:t>عند أسامة نجده هو نفسه من قام المدعي عدنان بتوكيله في إتمام عملية تخارجه من ذات الشركة بعد أكثر من سنتين أيضباً نقص الأهلية ليست من القواعد العامة التي تبطل العقد</w:t>
-        <w:br/>
-        <w:t>بطلاثًا مطلقا انما تعتبر من عيوب الارادة التي تجيز لصاحب المصلحة التمسك بها فالعقد هنا يصبح قابل للإيطال ولم نرى ان عدنان تمسك بحقه ان كان له حق في تلك الدعوى بل بعد</w:t>
-        <w:br/>
-        <w:t>سنة باع الحصص الخاصة به على المشتري نفسه فكيف تقبل منه هذه الدعوى. تاسعاً: الرد على الدفوع الموضوعية المقدمة من المدعي: جواباً على الدفع المبدئي من المدعي بعدم صحة</w:t>
-        <w:br/>
-        <w:t>الدفع بعدم جواز نظر الدعوى لسبق الفصل فهها تأسيساً على أن الحصة محل الدعوى ملك مورثه أحمد زيني وأن الصلح وقع على الحصة المملوكة لموكلي في الشركة فنجيب فضيلتكم</w:t>
-        <w:br/>
-        <w:t>ةديقملاو ةدج ةظفاحمب ةماعلا ةمكحملا نم نيرداصلا نيمكحلا يف تلثمت هب يضقملا ءيشلا ةيجح تزاح ىرخأ ةتاب ةيئاضق ماكحأ ىلع هيلع ىعدملا دانتسا لفغأ يعدملا :-يلاتلاب</w:t>
-        <w:br/>
-        <w:t>بالمحكمة برقم (3218883) وتاريخ 4/3/1432ه لدى القاضي محمد بن مبارك الدعيلجء وكذلك الدعوى رقم (33286392) وتاريخ 8/6/1433ه بذات المحكمة ولدى القاضي صالح بن</w:t>
-        <w:br/>
-        <w:t>محمد الزايدي والتي طلب فهما إيطال البيع الذي تم بين المستأنف ومورثهما - والذي تضمن استلام مورث المدعي لقيمة الحصص المباعة وقد أثبتت المحكمة عقد البيع - المراد إيطاله</w:t>
-        <w:br/>
-        <w:t>- وأثبتت الدائرتان صحة البيع المبرم بيهما وصحة بنوده باستلام الثمن وتوافر كافة الأركان اللازمة لصحة العقد وإنتاج آثاره القانونية بحق المتعاقدين وقضى الحكمان برد الدعوى وقد</w:t>
-        <w:br/>
-        <w:t>اكتسبت تلك الأحكام الصفة الباتة وحازت حجية الشيء المقضي به ومن ثم فلا.يجوز إعادة إثارته مرة أخرى. أن ما ادعاه المدعي في جوابه بعدم جواز الاستناد على الحكم القضائي</w:t>
-        <w:br/>
-        <w:t>الصادر من الدائرة التجارية السابعة عشر الصادر برقم (185/17/2) وتاريخ 02/12/1432ه فهو مردود عليه ذلك أن: ب/1: المدعي قبل توقيعه على هذا الصلح المدون بالاتفاقية اطلع</w:t>
-        <w:br/>
-        <w:t>عيب اهف امب ةكرشلل يلاحلاو يضاملا يلاملاو ينوناقلا عضولا بناوج ةفاكب ًاماتًاملع ملعو - حلصلا نمضتملا مكحلا اذه رودص ءانثأ - ىوعدلا لحم ةكرشلل يلاملاو ينوناقلا عضولا ىلع</w:t>
-        <w:br/>
-        <w:t>مورثه للحصص التي كانت مملوكة له بالشركة للمدعى عليه وقد ارتضى هذا الوضع ولم يبدثمة معارضة على هذا الأمر ولم يبد دفعاً بعدم استيفاء ثمن تلك الحصص - على النحو</w:t>
-        <w:br/>
-        <w:t>الذي يدعيه- وبناء على ذلك وقّع على هذا الصلح المدون بالحكم القضبائي الذي أثبت تصالح المستأنف والمستأنف ضضده بشأن كل ما يتعلق بالشركة - محل الدعوى (شركة أحمد زبني</w:t>
-        <w:br/>
-        <w:t>التجارية) سواء ما يتعلق بنسبة والده ال(9690) التي تنازل عنها بعوض للمدعى عليه قبل الحكم وعدم اعتراضه على هذا التنازل» وكذلك ما يتعلق بنصيبه في الشركة من نسبة ال(9610)</w:t>
-        <w:br/>
-        <w:t>بالشركة وأبرأ بموجب هذا الحكم ذمة المدعى عليه من أي مطالبات تتعلق بتلك الشركة أو حصصها ومن ثم إسقاط حقه في أي مطالبة - بما فها تلك المطالبة الراهنة. ب/2: ومما يؤكد</w:t>
-        <w:br/>
-        <w:t>جوازية الاستناد على هذا الحكم هو توقيع المدعي على قرار الشركاء بتعديل عقد تأسيس شركة أحمد زيني التجارية المبرم بتاريخ 21/11/1433ه والذي بموجبه أقر المدعي بصحة بيع</w:t>
-        <w:br/>
-        <w:t>مورثه لحصصه بشركة أحمد زيني التجارية إلى المدعى عليه عن طريق إقراره بالوضع القانوني الجديد للشركاء في شركة أحمد زيني التجارية وإقراره بشراكة أسامة بن أحمد عباس زيني -</w:t>
-        <w:br/>
-        <w:t>المدعى عليه - كشريك في الشركة والتي أصبح شريكاً منفرداً فها بناء على شراء حصص مورث المدعي في تلك الشركة وقد تم تأكيد ذلك بتسجيل قرار الشركاء لدى وزارة التجارة برقم</w:t>
-        <w:br/>
-        <w:t>(130- عدد7- مجلد 9/ع/2 لعام 1434ه بتاريخ 10/2/1434ه بخطاب كاتب العدل بالغرفة التجارية الصناعية بجدة رقم (7050/34) وتاريخ 10/2/1434ه. حيث أن قرار الشركاء</w:t>
-        <w:br/>
-        <w:t>ةحئال نم تباثلا :نأ كلذ ديدس ريغ عفدلا اذه ناب هيلع بيجنف .عئابلا لوق لوقلا نوكب عفدلاو يعدملا ءاعدا ىلع ًاباوج .نايبلا ف</w:t>
+        <w:t>صفحة 6</w:t>
       </w:r>
     </w:p>
     <w:p>
       <w:pPr>
+        <w:pStyle w:val="Heading2"/>
         <w:jc w:val="right"/>
         <w:bidi/>
       </w:pPr>
       <w:r>
-        <w:rPr>
-          <w:b w:val="0"/>
-          <w:i w:val="0"/>
-        </w:rPr>
-        <w:t>نآلا يراجتلا مكحلا ىلع ًاينبم ءاج هيلع عيقوتلاو</w:t>
+        <w:t>[نص الضبط / الحكم — المتن الفعلي] ===</w:t>
+        <w:br/>
+        <w:t>ةيد اةيبرعلا ةكلمملا</w:t>
+        <w:br/>
+        <w:t>0 0 صك رقم ‎447١541175‏ الج ك2</w:t>
+        <w:br/>
+        <w:t>إ تواقطم --</w:t>
+      </w:r>
+    </w:p>
+    <w:p>
+      <w:pPr>
+        <w:pStyle w:val="Heading2"/>
+        <w:jc w:val="right"/>
+        <w:bidi/>
+      </w:pPr>
+      <w:r>
+        <w:t>[ترويسة / كليشة وزارة العدل — معلومات رسمية متكررة] ===</w:t>
+        <w:br/>
+        <w:t>المحكمة التجارية بجدة رقم الصفحة: 2 ” 0 5</w:t>
+        <w:br/>
+        <w:t>دائرة الاستئناف الثانية تاريخ الصك:  ‎١:44/.”/١١‏ 0-0 5 ا</w:t>
+      </w:r>
+    </w:p>
+    <w:p>
+      <w:pPr>
+        <w:pStyle w:val="Heading2"/>
+        <w:jc w:val="right"/>
+        <w:bidi/>
+      </w:pPr>
+      <w:r>
+        <w:t>[نص الضبط / الحكم — المتن الفعلي] ===</w:t>
+        <w:br/>
+        <w:t>للتعاقد - والمدعى عليه بتاريخ 16/10/1431هء وقام مورث المدعي بالتوقيع على قرار التنازل عن الحصص بموجب التصديق الصادر من وزارة التجارة والمثبت أمام كاتب العدل بالغرفة</w:t>
+        <w:br/>
+        <w:t>التجارية بجدة تحت الرقم (257) صحيفة (172) مجلد (8/ع/ر) وتاريخ 16/10/1431هء ولم يتم تعيين ولياً عنه إلا.في عام 1436ه أي بعد ما يزيد على (5 سنوات كاملة) من تاريخ التوقيع</w:t>
+        <w:br/>
+        <w:t>على عقد بيع الحصص لامر الذي يثبت صحة العقد وموافقته لصحيح الشرع والنظام. وحيث ان عدم سلوك مورث المدعي - في ظل توافر أهليته - أي طريق للمطالبة بمقابل تلك</w:t>
+        <w:br/>
+        <w:t>الحصص أو حتى باستردادها يعد دليلاً قاطعاً على استيفائه لقيمة تلك الحصص محل الدعوى. ولماكان من المقرر قضباءً أنه "تقضي القواعد العامة بأن البيع يعد من أعمال التصرف</w:t>
+        <w:br/>
+        <w:t>سواء بالنسبة للبائع أو المشتري ومن ثم فإن العقد ينعقد ممن هو أهل للتصرف وهو من بلغ سن الرشد ولم يحجر عليه والعبرة بتوافر الأهلية للتصرف هي بوقت التصرف أي وقت</w:t>
+        <w:br/>
+        <w:t>انعقاد العقد ولا.أثر على صحة العقد ووجوده لما قد يطرأ على أهلية أي مهما بعد ذلك". ثامناً: انطواء ادعاءات المدعي على تناقضات وتدليس جلي: فبتمحيص ردود وادعاءات المدعي</w:t>
+        <w:br/>
+        <w:t>نجد أنها ران علها التدليس الواضح والتناقض الجليّ وتجلى ذلك فيما يلي: 1.في سبيل سعيه لتضليل الدائرة مصدرة الحكم طعن بتزوير العقد المبرم بين المدعى عليه ووالده مالك</w:t>
+        <w:br/>
+        <w:t>الحصص والذي يثبت قيمة الحصص الفعلية والتي تم التراضي علها بقيمة 120 مليون ربالء» وزعم أنه أول مرة يسمع عنه أو يطلع عليه على الرغم من أنه أقام عديد الدعاوى لدى عدة</w:t>
+        <w:br/>
+        <w:t>جهات قضائية بذات الموضوع. 2.كما أنه المدعي كان يذكر دائماً بأن العقد المثبت لدى الجهات ذات العلاقة كان بالقيمة الاسمية وذكر نصاً أنه أحد وكلاء المدعى عليه ذكر في دعوى</w:t>
+        <w:br/>
+        <w:t>سابقة أن القيمة الفعلية للحصص هي 120 مليون ربال وأنها ثابتة في ضبط إحدى جلسات تلك الدعاوىء وهذا يثبت علمه بالعقد علماً يقيناً وعلمه بقيمته وصحته واطلاعه عليه سابقاً</w:t>
+        <w:br/>
+        <w:t>عند تقديمه في مواجهته في دعوى قضائية أخرى ولم يطعن عليه بالإنكار أو التزوير مما يسقط حقه في إنكاره أو إنكار صحته أو الطعن بتزويره ذلك أن سكوته أمام المحكمة يعتبر إقراراً</w:t>
+        <w:br/>
+        <w:t>بالعقد وبصحتهء ومن المقرر قضباءً "عدم جواز الرجوع في الإقرار في الحق الخاص". 3.كما أن ما يثبت تضليل المدعي على الدائرة استناد وكيله في دعواه على التقييم المحاسبي الصادر</w:t>
+        <w:br/>
+        <w:t>من مكتب طلا.ل أبو غزاله الصادر في دعوى التخارج التي كانت منظورة من الدائرة التجارية السابعة عشر بالمحكمة الادارية بجدة الصادر بها الحكم رقم (185/17/2) وتاريخ</w:t>
+        <w:br/>
+        <w:t>12 هف حين أنه ينفي صلة تلك الدعوى بموضوع الدعوى وعدم ارتباطها وتعلقها بتلك الدعوى - على النحو الوارد في الحكم وكذلك في مذكرته الجوابية التي جاء فها نصاً: (أن</w:t>
+        <w:br/>
+        <w:t>دفع المدعى عليه بعدم جواز النظر في الدعوى لسبق الفصل فها بالحكم رقم ((185/17/2) وتاريخ 2/12/1432ه دفع لا يصح ولا محل له...)؛ مما يثبت ويؤكد تضليل المدعي على الدائرة</w:t>
+        <w:br/>
+        <w:t>فنجده يجتزيء الوقائع بحيث يأخذ من تلك الدعوى ما يراه ويظنه لمصلحته ويترك ما يضره. 4. ومن تضليل المدعي أنه ذكر بأن وكيل أحمد زيني في نقل الحصص باسم أسامة هو موظف</w:t>
+        <w:br/>
+        <w:t>عند أسامة نجده هو نفسه من قام المدعي عدنان بتوكيله في إتمام عملية تخارجه من ذات الشركة بعد أكثر من سنتين أيضباً نقص الأهلية ليست من القواعد العامة التي تبطل العقد</w:t>
+        <w:br/>
+        <w:t>بطلاثًا مطلقا انما تعتبر من عيوب الارادة التي تجيز لصاحب المصلحة التمسك بها فالعقد هنا يصبح قابل للإيطال ولم نرى ان عدنان تمسك بحقه ان كان له حق في تلك الدعوى بل بعد</w:t>
+        <w:br/>
+        <w:t>سنة باع الحصص الخاصة به على المشتري نفسه فكيف تقبل منه هذه الدعوى. تاسعاً: الرد على الدفوع الموضوعية المقدمة من المدعي: جواباً على الدفع المبدئي من المدعي بعدم صحة</w:t>
+        <w:br/>
+        <w:t>الدفع بعدم جواز نظر الدعوى لسبق الفصل فهها تأسيساً على أن الحصة محل الدعوى ملك مورثه أحمد زيني وأن الصلح وقع على الحصة المملوكة لموكلي في الشركة فنجيب فضيلتكم</w:t>
+        <w:br/>
+        <w:t>ةديقملاو ةدج ةظفاحمب ةماعلا ةمكحملا نم نيرداصلا نيمكحلا يف تلثمت هب يضقملا ءيشلا ةيجح تزاح ىرخأ ةتاب ةيئاضق ماكحأ ىلع هيلع ىعدملا دانتسا لفغأ يعدملا :-يلاتلاب</w:t>
+        <w:br/>
+        <w:t>بالمحكمة برقم (3218883) وتاريخ 4/3/1432ه لدى القاضي محمد بن مبارك الدعيلجء وكذلك الدعوى رقم (33286392) وتاريخ 8/6/1433ه بذات المحكمة ولدى القاضي صالح بن</w:t>
+        <w:br/>
+        <w:t>محمد الزايدي والتي طلب فهما إيطال البيع الذي تم بين المستأنف ومورثهما - والذي تضمن استلام مورث المدعي لقيمة الحصص المباعة وقد أثبتت المحكمة عقد البيع - المراد إيطاله</w:t>
+        <w:br/>
+        <w:t>- وأثبتت الدائرتان صحة البيع المبرم بيهما وصحة بنوده باستلام الثمن وتوافر كافة الأركان اللازمة لصحة العقد وإنتاج آثاره القانونية بحق المتعاقدين وقضى الحكمان برد الدعوى وقد</w:t>
+        <w:br/>
+        <w:t>اكتسبت تلك الأحكام الصفة الباتة وحازت حجية الشيء المقضي به ومن ثم فلا.يجوز إعادة إثارته مرة أخرى. أن ما ادعاه المدعي في جوابه بعدم جواز الاستناد على الحكم القضائي</w:t>
+        <w:br/>
+        <w:t>الصادر من الدائرة التجارية السابعة عشر الصادر برقم (185/17/2) وتاريخ 02/12/1432ه فهو مردود عليه ذلك أن: ب/1: المدعي قبل توقيعه على هذا الصلح المدون بالاتفاقية اطلع</w:t>
+        <w:br/>
+        <w:t>عيب اهف امب ةكرشلل يلاحلاو يضاملا يلاملاو ينوناقلا عضولا بناوج ةفاكب ًاماتًاملع ملعو - حلصلا نمضتملا مكحلا اذه رودص ءانثأ - ىوعدلا لحم ةكرشلل يلاملاو ينوناقلا عضولا ىلع</w:t>
+        <w:br/>
+        <w:t>مورثه للحصص التي كانت مملوكة له بالشركة للمدعى عليه وقد ارتضى هذا الوضع ولم يبدثمة معارضة على هذا الأمر ولم يبد دفعاً بعدم استيفاء ثمن تلك الحصص - على النحو</w:t>
+        <w:br/>
+        <w:t>الذي يدعيه- وبناء على ذلك وقّع على هذا الصلح المدون بالحكم القضبائي الذي أثبت تصالح المستأنف والمستأنف ضضده بشأن كل ما يتعلق بالشركة - محل الدعوى (شركة أحمد زبني</w:t>
+        <w:br/>
+        <w:t>التجارية) سواء ما يتعلق بنسبة والده ال(9690) التي تنازل عنها بعوض للمدعى عليه قبل الحكم وعدم اعتراضه على هذا التنازل» وكذلك ما يتعلق بنصيبه في الشركة من نسبة ال(9610)</w:t>
+        <w:br/>
+        <w:t>بالشركة وأبرأ بموجب هذا الحكم ذمة المدعى عليه من أي مطالبات تتعلق بتلك الشركة أو حصصها ومن ثم إسقاط حقه في أي مطالبة - بما فها تلك المطالبة الراهنة. ب/2: ومما يؤكد</w:t>
+        <w:br/>
+        <w:t>جوازية الاستناد على هذا الحكم هو توقيع المدعي على قرار الشركاء بتعديل عقد تأسيس شركة أحمد زيني التجارية المبرم بتاريخ 21/11/1433ه والذي بموجبه أقر المدعي بصحة بيع</w:t>
+        <w:br/>
+        <w:t>مورثه لحصصه بشركة أحمد زيني التجارية إلى المدعى عليه عن طريق إقراره بالوضع القانوني الجديد للشركاء في شركة أحمد زيني التجارية وإقراره بشراكة أسامة بن أحمد عباس زيني -</w:t>
+        <w:br/>
+        <w:t>المدعى عليه - كشريك في الشركة والتي أصبح شريكاً منفرداً فها بناء على شراء حصص مورث المدعي في تلك الشركة وقد تم تأكيد ذلك بتسجيل قرار الشركاء لدى وزارة التجارة برقم</w:t>
+        <w:br/>
+        <w:t>(130- عدد7- مجلد 9/ع/2 لعام 1434ه بتاريخ 10/2/1434ه بخطاب كاتب العدل بالغرفة التجارية الصناعية بجدة رقم (7050/34) وتاريخ 10/2/1434ه. حيث أن قرار الشركاء</w:t>
+        <w:br/>
+        <w:t>ةحئال نم تباثلا :نأ كلذ ديدس ريغ عفدلا اذه ناب هيلع بيجنف .عئابلا لوق لوقلا نوكب عفدلاو يعدملا ءاعدا ىلع ًاباوج .نايبلا فنآلا يراجتلا مكحلا ىلع ًاينبم ءاج هيلع عيقوتلاو</w:t>
         <w:br/>
         <w:t>الدعوى اختلاف المدعي-مورث البائع للحصص - والمدعى عليه - المشتري للحصص - في خروج المال. وحيث أنه من المقرر في قضباء المحاكم التجارية أنه (إذا اختلف الباذل والمبذول له</w:t>
         <w:br/>
@@ -884,110 +988,124 @@
     </w:p>
     <w:p>
       <w:pPr>
+        <w:pStyle w:val="Heading2"/>
         <w:jc w:val="right"/>
         <w:bidi/>
       </w:pPr>
       <w:r>
-        <w:rPr>
-          <w:b w:val="0"/>
-          <w:i w:val="0"/>
-        </w:rPr>
-        <w:t>[صفحة 7]</w:t>
-        <w:br/>
-        <w:t>ةيد اةيبرعلاةكلمملا</w:t>
-        <w:br/>
-        <w:t>0 0 صك رقم ‎447١541175‏ الج ك2</w:t>
-        <w:br/>
-        <w:t>إىتوانطم _--5</w:t>
-        <w:br/>
-        <w:t>المحكمة التجارية يجدة رقم الصفحة: “7 0 5</w:t>
-        <w:br/>
-        <w:t>دائرة الاستئناف الثانية تاريخ الصك: 7١/9./ف:5١‏ 0-0 9 5</w:t>
-        <w:br/>
-        <w:t>هيلع ىعدملا ثروم مالتسا تبثت يتلاو ةيجحلل ةبستكملاو قيثوتلاب طونملا (لدعلا بتاك) ماعلا فظوملا عيقوتب ةليذملاو هيلع ىعدملا نم ةعقوملا ءاكرشلا تارارق يف ةلثمتملاو هفانئتسا يف</w:t>
-        <w:br/>
-        <w:t>واستيفاء حقوقه عن بيع تلك الحصصء وحيث أن هذا المحرر يكتسب حجية في مواجهة المدعي وفقاً للمادة (26) من نظام الإثبات التي تنص على أنه: (المحرّر الرسمي حجة على الكافة</w:t>
-        <w:br/>
-        <w:t>بما دون فيه من أمور قام بها محرره في حدود مهمته, أو حدثت من ذوي الشأن في حضوره؛ مالم يثبت تزويره بالطرق المقررة نظاماً). إضافة إلى ذلك فإن المدعى عليه قام بنشر عقد</w:t>
-        <w:br/>
-        <w:t>التأسيس بعد استرداد حصص مورث المدعي والمدعى عليه في الجريدة الرسمية ولم يعترض عليه المدعى أو يبد ثمة دفوع تتعلق بذلك مما يضى معه هذا النشر مكتسباًللحجية في</w:t>
-        <w:br/>
-        <w:t>مواجهة المدعي. الحادي عشر: الدفع بعدم قبول الدعوى لرفعها من غير ذي صفة: لماكان من المقرر نظاماً أن الدفع بعدم قبول الدعوى لرفعها من غير ذي صفة من الدفوع المتعلقة</w:t>
-        <w:br/>
-        <w:t>بالنظام العام التي يجوز الدفع بها في أي مرحلة تكون عليها الدعوى: وحيث إن من المقرر إذا رجع البطلان لاعتبارات موضوعية كما هو الحال في انعدام أحد أركان العقد الثلاثة الرضا أو</w:t>
-        <w:br/>
-        <w:t>المحل أو السبب أو الثمن فإن هذا البطلان هو الذي يخضع للقواعد العامة وتخلص في أن العقد الباطل منعدم كأصل ولا.ينتج أثرّاء ولا.يزول البطلان بالإجازة وفي حالة البطلان يعاد</w:t>
-        <w:br/>
-        <w:t>المتعاقدين الى الحالة التي كانا علها قبل التعاقدء وبما أن المدعي أقر بصحة العقد والدائرة قررت صحته أيضاً فيصبح والحال كذلك لا صفة للمدعي في طلب تقدير قيمة الحصص في</w:t>
-        <w:br/>
-        <w:t>عقد صحيح وليس للدائرة أيضاً ذلك الحق. وبناء على ما تقدّم نلتمس من فضيلتكم القضاء يمايلي: قبول الاستئناف شكلاً. في الموضوع: بإلغاء الحكم المستأنف والقضاء مجدداً برد</w:t>
-        <w:br/>
-        <w:t>الدعوى). فعقب وكيل المدعيين قائلاً: بأنه يطلب مهلة لتقديم جوابه. ثم طلبت الدائرة من الطرفين تقديم مذكرات ختامية للمدعي 3 أيام من تاريخه. وللمدعى عليه 3 أيام تالية لهاء</w:t>
-        <w:br/>
-        <w:t>على أن تكون المذكرات مختصرة وغير مكررة لما تم بيانه سابقاً وأن تشتمل المذكرات على التسلسل الزمني لواقعة البيع إلى حين تاربخ صدور حكم (قطعي) بإقامة قيّم على مورث</w:t>
-        <w:br/>
-        <w:t>الطرفينء مع ذكر التواريخ وإرفاق المستندات الدالة علهاء وتكون بصيغتي 06م و 0:0؛ كما أفهمت كل طرف بأن يكون الرد عبر النظامء على إنه إن تعذر إرسال الإجابة عبر النظام»</w:t>
-        <w:br/>
-        <w:t>فيمكن إرسالها عبر إيميل الدائرة التالي: 100[.507.52 ©001/11/12-(1][-4820 مع ضرورة أن يقوم كل طرف بتزويد الطرف الآخر بالإجابة عبر إيميل كل منهماء فتفهم كل طرف ذلك.</w:t>
-        <w:br/>
-        <w:t>وعليه تقرر الدائرة تأجيل نظر الدعوى. وفي جلسة 1445-03-04 هء المنعقدة عبر الاتصال المرئي عن بعد والمبلغ بها أطرافها إلكترونياًء واطلعت الدائرة على ملف القخبية, وعلى المذكرة</w:t>
-        <w:br/>
-        <w:t>المودعة في النظام من وكيل المدعيين (عدنان أحمد عباس زيني) و (عاتقة محمد يحيى محمد علي الحرازي) بتاريخ 25/ 02/ 1445ه وحاصلها: (في البداية وقبل أن ندلف في تفا صيل وقائع</w:t>
-        <w:br/>
-        <w:t>النزاع المائل نود أن نقدم لمقام الدائرة رسم بياني نبين فيه تسلسل وملاك الشركات المملوكة لأطراف الدعوى حتى نقطع أي محاولة للتشويش على فهم الدائرة ومن ثم الوصول بعد ذلك</w:t>
-        <w:br/>
-        <w:t>للحقيقة ناصعة جلية. (يُنظر للرسم البياني): من الرسم البياني أعلاه يتضح لمقام الدائرة الآتي: أولاً: أن شركة أحمد زيني التجارية محل النزاع في هذه القضية يملكها عدة أطراف نسهم</w:t>
-        <w:br/>
-        <w:t>كمايلي:1- مورث موكلي أحمد زيني (9090) التي استحوذ علها المدعى عليه دون وجه حق. 2- شركة أحمد زيني وأولاده تمتلك ‎.)/٠١(‏ 3- وشركة أحمد زيني وأولاده يملكها عدة أطراف</w:t>
-        <w:br/>
-        <w:t>نسهم كما يلي: أ- (9071) لأسامة زبني وشركة أوزكو بعد ذلك. ب- (9671) من هذه الشركة يملكبا شركة أحمد زيني التجارية. ج- (9071) لعدنان زيني. د- (90777) يملكها أبناء غازي زبني</w:t>
-        <w:br/>
-        <w:t>وأولاده. ثم بناء على حكم الصلح (مرفق ‎)١‏ تنازل الموكل عدنان زيني وأبناء غازي زيني عن كامل الحصص ال مملوكة لهم بموجب عقد التأسيسء وقد تم إفراغ الحصص للمدعى عليه</w:t>
-        <w:br/>
-        <w:t>وهذا الصلح كان مُمَثلاً في أطراف النزاع آنذاك فقطء ولم يكن المورث أحمد زيني وما يملكه من نسب في كافة الشركات طرفاً فيه؛ لأنه كان على قيد الحياة. ثانياً: بتاريخ ‎471-١0-١‏ ١ه‏</w:t>
-        <w:br/>
-        <w:t>قام المدعي عليه أسامة بتعديل عقد شركة أحمد زيني التجارية: وباع لنفسه حصة مورث موكلي عدنان وعاتكة البالغة (9090): وهذا البيع هو محل نزاعنا ومطالبتنا الماثلة وهو بيع</w:t>
-        <w:br/>
-        <w:t>باطل شرعًا ونظاماً من عدة أوجه وبيانها كما يلي: ‎-١‏ بعد عقد البيع المزعوم من قبل المدعى عليه بأيام قليلة وبتاريخ 2010-11-09م الموافق 1431-11-03هء صدر تقرير طبي من مدينة</w:t>
-        <w:br/>
-        <w:t>فرصت يأ يلاتلابو «ةمدعنم يلكوم ثروم ةيلهأ نأ ينعي امم ؛كاردإلا فعضو مدقتملا يخوخيشلا فرخلا نم يناعي ينبز دمحأ بألا نأ نمضضت :ينطولا سرحلاب ةيبطلا هللا دبع كلملا</w:t>
-        <w:br/>
-        <w:t>يُنسب له باطل وغير معتبر ولا.يترتب عليه أثره. ودليل ذلك: أن ورثئة غازي أحمد زيني تقد موا بطلب إقامة قيم على الجد؛ لأن المدعى عليه أسامة أصبح ينقل أموال وأملاك والده إلى</w:t>
-        <w:br/>
-        <w:t>نفسه بالباطلء وآلت هذه المطالبة بصدور الحكم القضائي رقم ‎)١578١5549(‏ وتاريخ 1434-07-26هء والمصادق عليه من محكمة الاستئناف برقم ‎)"1/١015957(‏ وتاريخ 05-09-</w:t>
-        <w:br/>
-        <w:t>7ه. القاضي بثبوت عدم أهلية أحمد زيني وإقامة حارس قضائي لثبوت عدم أهليته. (مرفق ‎.)١‏ وبهذا يتبين بجلاء لمقام الدائرة بطلان عقد البيع الذي بموجبه انتقلت الحصص محل</w:t>
-        <w:br/>
-        <w:t>الدعوى للمدعى عليه: ومما يدل على عدم علم مورث موكلي أحمد زيني رحمه اللّه ببيع الحصص أو عدم إدراكه - وكلاهما مسقطان للتصرف - وبعد واقعة انتقال الحصص بحوالي أربعة</w:t>
-        <w:br/>
-        <w:t>أشهر تقريباً. تم سؤاله من قبل قاضي الإنهاءات بالمحكمة العامة بجدة عن واقعة البيع؟ فأجاب بأنه لم يبع شيئاً وضبط جوابه. (مرفق”). وهذا الضبط القضائي نص قاطع في محل</w:t>
-        <w:br/>
-        <w:t>النزاع يظهر استغلال المدعى عليه لمرض وعدم إدراك والده واستحوذ على الحصص دون وجه حق. ؟- بتاريخ ‎١578-4-7١‏ ههتوني مورث موكلي أحمد زيني وانتقلت حقوقه وأملاكه</w:t>
-        <w:br/>
-        <w:t>لورثته. وانحصر ورثته في زوجته المدعية عاتقة محمد الحرازي وولديه عدنان وأسامة. (مرفق صك حصر الإرث مرفق 5).ثالثاً: أقام موكلي عدنان وأمه هذه الدعوى المنظورة أمام</w:t>
-        <w:br/>
-        <w:t>ةبجاوم يف ةلداعلا صصحلا ةميقب همازتلا حبصأو .ًاناودعو ًاملظ هسفنل هيلع ىعدملا اهلقن يتلا ةيراجتلا ينيز دمحأ ةكرش نم ‏)/5٠(‎ ةغلابلا هدلاو صصح ةميقب ةبلاطملل ةرقوملا ةرئادلا</w:t>
-        <w:br/>
-        <w:t>موكلي شخصياً متعلقاً بذمته وليس عينياً في ذات الحصص, بعد أن قام بإنهاء الشركة وشطب سجلها بإرادته المنفردة ظناً منه أنه بهذا الإجراء سيفوت الحقوق المتعلقة بذمته بصفة</w:t>
-        <w:br/>
-        <w:t>شخصية. رابعاً: أما مايزعمه المدعى عليه بأن الصلح بات في هذا النزاع؛ فإنه دفع باطل وخارج محل النزاع: وبيان ذلك: أن صلح موكلي مع المدعى عليه المثبت وفق تقييم الخبير طلال</w:t>
-        <w:br/>
-        <w:t>أبو غزالة كان على الحصص العائدة له والبالغة (9023) من شركة أحمد زيني و أولاده ولا علاقة لها بحصص والده أحمد زيني؛ لأن الأخير حي يرزق ولم يختصم في الدعوى. والاستحقاق</w:t>
-        <w:br/>
-        <w:t>نيبو هدلاو ةايح نابإ هيلع ىعدملاو يلكوم نيب ل</w:t>
+        <w:t>صفحة 7</w:t>
       </w:r>
     </w:p>
     <w:p>
       <w:pPr>
+        <w:pStyle w:val="Heading2"/>
         <w:jc w:val="right"/>
         <w:bidi/>
       </w:pPr>
       <w:r>
-        <w:rPr>
-          <w:b w:val="0"/>
-          <w:i w:val="0"/>
-        </w:rPr>
-        <w:t>صح يذلا حلصلا نيب جزملا ةلواحمو ثرإلا ببسب كلمتلا مهلإ لآو ءهّللا همحر ثروملا ةافو دعب ةبلاطملا لحم صصحلا يف يلكوملأشن</w:t>
+        <w:t>[نص الضبط / الحكم — المتن الفعلي] ===</w:t>
+        <w:br/>
+        <w:t>ةيد اةيبرعلاةكلمملا</w:t>
+        <w:br/>
+        <w:t>0 0 صك رقم ‎447١541175‏ الج ك2</w:t>
+        <w:br/>
+        <w:t>إىتوانطم _--5</w:t>
+      </w:r>
+    </w:p>
+    <w:p>
+      <w:pPr>
+        <w:pStyle w:val="Heading2"/>
+        <w:jc w:val="right"/>
+        <w:bidi/>
+      </w:pPr>
+      <w:r>
+        <w:t>[ترويسة / كليشة وزارة العدل — معلومات رسمية متكررة] ===</w:t>
+        <w:br/>
+        <w:t>المحكمة التجارية يجدة رقم الصفحة: “7 0 5</w:t>
+        <w:br/>
+        <w:t>دائرة الاستئناف الثانية تاريخ الصك: 7١/9./ف:5١‏ 0-0 9 5</w:t>
+      </w:r>
+    </w:p>
+    <w:p>
+      <w:pPr>
+        <w:pStyle w:val="Heading2"/>
+        <w:jc w:val="right"/>
+        <w:bidi/>
+      </w:pPr>
+      <w:r>
+        <w:t>[نص الضبط / الحكم — المتن الفعلي] ===</w:t>
+        <w:br/>
+        <w:t>هيلع ىعدملا ثروم مالتسا تبثت يتلاو ةيجحلل ةبستكملاو قيثوتلاب طونملا (لدعلا بتاك) ماعلا فظوملا عيقوتب ةليذملاو هيلع ىعدملا نم ةعقوملا ءاكرشلا تارارق يف ةلثمتملاو هفانئتسا يف</w:t>
+        <w:br/>
+        <w:t>واستيفاء حقوقه عن بيع تلك الحصصء وحيث أن هذا المحرر يكتسب حجية في مواجهة المدعي وفقاً للمادة (26) من نظام الإثبات التي تنص على أنه: (المحرّر الرسمي حجة على الكافة</w:t>
+        <w:br/>
+        <w:t>بما دون فيه من أمور قام بها محرره في حدود مهمته, أو حدثت من ذوي الشأن في حضوره؛ مالم يثبت تزويره بالطرق المقررة نظاماً). إضافة إلى ذلك فإن المدعى عليه قام بنشر عقد</w:t>
+        <w:br/>
+        <w:t>التأسيس بعد استرداد حصص مورث المدعي والمدعى عليه في الجريدة الرسمية ولم يعترض عليه المدعى أو يبد ثمة دفوع تتعلق بذلك مما يضى معه هذا النشر مكتسباًللحجية في</w:t>
+        <w:br/>
+        <w:t>مواجهة المدعي. الحادي عشر: الدفع بعدم قبول الدعوى لرفعها من غير ذي صفة: لماكان من المقرر نظاماً أن الدفع بعدم قبول الدعوى لرفعها من غير ذي صفة من الدفوع المتعلقة</w:t>
+        <w:br/>
+        <w:t>بالنظام العام التي يجوز الدفع بها في أي مرحلة تكون عليها الدعوى: وحيث إن من المقرر إذا رجع البطلان لاعتبارات موضوعية كما هو الحال في انعدام أحد أركان العقد الثلاثة الرضا أو</w:t>
+        <w:br/>
+        <w:t>المحل أو السبب أو الثمن فإن هذا البطلان هو الذي يخضع للقواعد العامة وتخلص في أن العقد الباطل منعدم كأصل ولا.ينتج أثرّاء ولا.يزول البطلان بالإجازة وفي حالة البطلان يعاد</w:t>
+        <w:br/>
+        <w:t>المتعاقدين الى الحالة التي كانا علها قبل التعاقدء وبما أن المدعي أقر بصحة العقد والدائرة قررت صحته أيضاً فيصبح والحال كذلك لا صفة للمدعي في طلب تقدير قيمة الحصص في</w:t>
+        <w:br/>
+        <w:t>عقد صحيح وليس للدائرة أيضاً ذلك الحق. وبناء على ما تقدّم نلتمس من فضيلتكم القضاء يمايلي: قبول الاستئناف شكلاً. في الموضوع: بإلغاء الحكم المستأنف والقضاء مجدداً برد</w:t>
+        <w:br/>
+        <w:t>الدعوى). فعقب وكيل المدعيين قائلاً: بأنه يطلب مهلة لتقديم جوابه. ثم طلبت الدائرة من الطرفين تقديم مذكرات ختامية للمدعي 3 أيام من تاريخه. وللمدعى عليه 3 أيام تالية لهاء</w:t>
+        <w:br/>
+        <w:t>على أن تكون المذكرات مختصرة وغير مكررة لما تم بيانه سابقاً وأن تشتمل المذكرات على التسلسل الزمني لواقعة البيع إلى حين تاربخ صدور حكم (قطعي) بإقامة قيّم على مورث</w:t>
+        <w:br/>
+        <w:t>الطرفينء مع ذكر التواريخ وإرفاق المستندات الدالة علهاء وتكون بصيغتي 06م و 0:0؛ كما أفهمت كل طرف بأن يكون الرد عبر النظامء على إنه إن تعذر إرسال الإجابة عبر النظام»</w:t>
+        <w:br/>
+        <w:t>فيمكن إرسالها عبر إيميل الدائرة التالي: 100[.507.52 ©001/11/12-(1][-4820 مع ضرورة أن يقوم كل طرف بتزويد الطرف الآخر بالإجابة عبر إيميل كل منهماء فتفهم كل طرف ذلك.</w:t>
+        <w:br/>
+        <w:t>وعليه تقرر الدائرة تأجيل نظر الدعوى. وفي جلسة 1445-03-04 هء المنعقدة عبر الاتصال المرئي عن بعد والمبلغ بها أطرافها إلكترونياًء واطلعت الدائرة على ملف القخبية, وعلى المذكرة</w:t>
+        <w:br/>
+        <w:t>المودعة في النظام من وكيل المدعيين (عدنان أحمد عباس زيني) و (عاتقة محمد يحيى محمد علي الحرازي) بتاريخ 25/ 02/ 1445ه وحاصلها: (في البداية وقبل أن ندلف في تفا صيل وقائع</w:t>
+        <w:br/>
+        <w:t>النزاع المائل نود أن نقدم لمقام الدائرة رسم بياني نبين فيه تسلسل وملاك الشركات المملوكة لأطراف الدعوى حتى نقطع أي محاولة للتشويش على فهم الدائرة ومن ثم الوصول بعد ذلك</w:t>
+        <w:br/>
+        <w:t>للحقيقة ناصعة جلية. (يُنظر للرسم البياني): من الرسم البياني أعلاه يتضح لمقام الدائرة الآتي: أولاً: أن شركة أحمد زيني التجارية محل النزاع في هذه القضية يملكها عدة أطراف نسهم</w:t>
+        <w:br/>
+        <w:t>كمايلي:1- مورث موكلي أحمد زيني (9090) التي استحوذ علها المدعى عليه دون وجه حق. 2- شركة أحمد زيني وأولاده تمتلك ‎.)/٠١(‏ 3- وشركة أحمد زيني وأولاده يملكها عدة أطراف</w:t>
+        <w:br/>
+        <w:t>نسهم كما يلي: أ- (9071) لأسامة زبني وشركة أوزكو بعد ذلك. ب- (9671) من هذه الشركة يملكبا شركة أحمد زيني التجارية. ج- (9071) لعدنان زيني. د- (90777) يملكها أبناء غازي زبني</w:t>
+        <w:br/>
+        <w:t>وأولاده. ثم بناء على حكم الصلح (مرفق ‎)١‏ تنازل الموكل عدنان زيني وأبناء غازي زيني عن كامل الحصص ال مملوكة لهم بموجب عقد التأسيسء وقد تم إفراغ الحصص للمدعى عليه</w:t>
+        <w:br/>
+        <w:t>وهذا الصلح كان مُمَثلاً في أطراف النزاع آنذاك فقطء ولم يكن المورث أحمد زيني وما يملكه من نسب في كافة الشركات طرفاً فيه؛ لأنه كان على قيد الحياة. ثانياً: بتاريخ ‎471-١0-١‏ ١ه‏</w:t>
+        <w:br/>
+        <w:t>قام المدعي عليه أسامة بتعديل عقد شركة أحمد زيني التجارية: وباع لنفسه حصة مورث موكلي عدنان وعاتكة البالغة (9090): وهذا البيع هو محل نزاعنا ومطالبتنا الماثلة وهو بيع</w:t>
+        <w:br/>
+        <w:t>باطل شرعًا ونظاماً من عدة أوجه وبيانها كما يلي: ‎-١‏ بعد عقد البيع المزعوم من قبل المدعى عليه بأيام قليلة وبتاريخ 2010-11-09م الموافق 1431-11-03هء صدر تقرير طبي من مدينة</w:t>
+        <w:br/>
+        <w:t>فرصت يأ يلاتلابو «ةمدعنم يلكوم ثروم ةيلهأ نأ ينعي امم ؛كاردإلا فعضو مدقتملا يخوخيشلا فرخلا نم يناعي ينبز دمحأ بألا نأ نمضضت :ينطولا سرحلاب ةيبطلا هللا دبع كلملا</w:t>
+        <w:br/>
+        <w:t>يُنسب له باطل وغير معتبر ولا.يترتب عليه أثره. ودليل ذلك: أن ورثئة غازي أحمد زيني تقد موا بطلب إقامة قيم على الجد؛ لأن المدعى عليه أسامة أصبح ينقل أموال وأملاك والده إلى</w:t>
+        <w:br/>
+        <w:t>نفسه بالباطلء وآلت هذه المطالبة بصدور الحكم القضائي رقم ‎)١578١5549(‏ وتاريخ 1434-07-26هء والمصادق عليه من محكمة الاستئناف برقم ‎)"1/١015957(‏ وتاريخ 05-09-</w:t>
+        <w:br/>
+        <w:t>7ه. القاضي بثبوت عدم أهلية أحمد زيني وإقامة حارس قضائي لثبوت عدم أهليته. (مرفق ‎.)١‏ وبهذا يتبين بجلاء لمقام الدائرة بطلان عقد البيع الذي بموجبه انتقلت الحصص محل</w:t>
+        <w:br/>
+        <w:t>الدعوى للمدعى عليه: ومما يدل على عدم علم مورث موكلي أحمد زيني رحمه اللّه ببيع الحصص أو عدم إدراكه - وكلاهما مسقطان للتصرف - وبعد واقعة انتقال الحصص بحوالي أربعة</w:t>
+        <w:br/>
+        <w:t>أشهر تقريباً. تم سؤاله من قبل قاضي الإنهاءات بالمحكمة العامة بجدة عن واقعة البيع؟ فأجاب بأنه لم يبع شيئاً وضبط جوابه. (مرفق”). وهذا الضبط القضائي نص قاطع في محل</w:t>
+        <w:br/>
+        <w:t>النزاع يظهر استغلال المدعى عليه لمرض وعدم إدراك والده واستحوذ على الحصص دون وجه حق. ؟- بتاريخ ‎١578-4-7١‏ ههتوني مورث موكلي أحمد زيني وانتقلت حقوقه وأملاكه</w:t>
+        <w:br/>
+        <w:t>لورثته. وانحصر ورثته في زوجته المدعية عاتقة محمد الحرازي وولديه عدنان وأسامة. (مرفق صك حصر الإرث مرفق 5).ثالثاً: أقام موكلي عدنان وأمه هذه الدعوى المنظورة أمام</w:t>
+        <w:br/>
+        <w:t>ةبجاوم يف ةلداعلا صصحلا ةميقب همازتلا حبصأو .ًاناودعو ًاملظ هسفنل هيلع ىعدملا اهلقن يتلا ةيراجتلا ينيز دمحأ ةكرش نم ‏)/5٠(‎ ةغلابلا هدلاو صصح ةميقب ةبلاطملل ةرقوملا ةرئادلا</w:t>
+        <w:br/>
+        <w:t>موكلي شخصياً متعلقاً بذمته وليس عينياً في ذات الحصص, بعد أن قام بإنهاء الشركة وشطب سجلها بإرادته المنفردة ظناً منه أنه بهذا الإجراء سيفوت الحقوق المتعلقة بذمته بصفة</w:t>
+        <w:br/>
+        <w:t>شخصية. رابعاً: أما مايزعمه المدعى عليه بأن الصلح بات في هذا النزاع؛ فإنه دفع باطل وخارج محل النزاع: وبيان ذلك: أن صلح موكلي مع المدعى عليه المثبت وفق تقييم الخبير طلال</w:t>
+        <w:br/>
+        <w:t>أبو غزالة كان على الحصص العائدة له والبالغة (9023) من شركة أحمد زيني و أولاده ولا علاقة لها بحصص والده أحمد زيني؛ لأن الأخير حي يرزق ولم يختصم في الدعوى. والاستحقاق</w:t>
+        <w:br/>
+        <w:t>نيبو هدلاو ةايح نابإ هيلع ىعدملاو يلكوم نيب لصح يذلا حلصلا نيب جزملا ةلواحمو ثرإلا ببسب كلمتلا مهلإ لآو ءهّللا همحر ثروملا ةافو دعب ةبلاطملا لحم صصحلا يف يلكوملأشن</w:t>
         <w:br/>
         <w:t>الاستحقاق بالإوث؛ لدرء وإسقاط حق موكلي في الإرث المستحوذ عليه بالباطل -الحصص 9090 من شركة أحمد زيني وأولاده التجارية -تشغيب وتشويش لن ينطلي على فهم الدائرة</w:t>
         <w:br/>
@@ -1020,110 +1138,124 @@
     </w:p>
     <w:p>
       <w:pPr>
+        <w:pStyle w:val="Heading2"/>
         <w:jc w:val="right"/>
         <w:bidi/>
       </w:pPr>
       <w:r>
-        <w:rPr>
-          <w:b w:val="0"/>
-          <w:i w:val="0"/>
-        </w:rPr>
-        <w:t>[صفحة 8]</w:t>
-        <w:br/>
-        <w:t>ةيد اةيبرعلا ةكلمملا</w:t>
-        <w:br/>
-        <w:t>0 0 صك رقم ‎447١541175‏ الج ك2</w:t>
-        <w:br/>
-        <w:t>إ تواقطم --</w:t>
-        <w:br/>
-        <w:t>المحكمة التجارية يجدة رقم الصفحة: / 0 5</w:t>
-        <w:br/>
-        <w:t>دائرة الاستئناف الثانية تاريخ الصك:  ‎١:44/.”/١١‏ 0-0 5 ا</w:t>
-        <w:br/>
-        <w:t>الشركات كأصول لها متداولة أو غير متداولة لا.تتغير قيمتها السوقية إلا.بتأثير إيجابي يطرأ على حقوق الملكية إما بضخ رأس مال جديد يظهر في قائمة المركز المالي أو ارتفاع في قيمة</w:t>
-        <w:br/>
-        <w:t>ةرئادلا مث نمو ًاقباس جراختلاب مكحلا هيلإ تدنتسا يذلاو ريبخلا لبق نم صصحلا مييقت نأ :يعوضوملا درلا نم يناثلا هجولاو .كلاملا مسا ًاعطق هببس نم سيل ًايقوس لوصألا</w:t>
-        <w:br/>
-        <w:t>الابتدائية في حكمها الآني كان محل رضا وقبول من المدعى عليه لا يجوز معه قبول الطعن والتشكيك في صحته من قبله؛ لماكان مثبتاً لحق في غير مصلحته والدائرة الابتدائية تطرقت</w:t>
-        <w:br/>
-        <w:t>لهذا التقرير مشكورة في تسبيها للحكم محل النظر. سابعاً: مورث موكلي رحمه الله أوصى بالثلث لمستحقيه بموجب حكم الوصية رقم ‎)١1710151771151577..371(‏ وتاريخ 5177 ‎/1١‏</w:t>
-        <w:br/>
-        <w:t>‏هه (مرفق رقم 5) والتي تبلغ من قيمة الحصص مبلغ وقدره ‎)١١٠7177,5379(‏ مئة وعشرة مليون وستمئة واثنان و سبعون ألفاً وثلائمئة وتسعة وسبعون ريالاً. والمدعى عليه هو</w:t>
-        <w:br/>
-        <w:t>الوصيء وباطراح مبلغ الوصية وتنفيذاً لها ووفقاً للأنصبة الشرعية؛ فإن موكلي يستحق كل مهما بناءً على مبلغ قيمة الحصص المحكوم به. فإن موكلي عدنان يستحق مبلغاً</w:t>
-        <w:br/>
-        <w:t>(17,7179,77 ريال) ستة وتسعون مليون وسبعمئة وتسعة وسبعون ألفاً ومئتان وسبعون ربالا وموكلتي عاتقه تستحق مبلغاً وقدره ‎77,101,7١19(‏ ريال) سبعة وعشرون مليوناً</w:t>
-        <w:br/>
-        <w:t>وستمئة واحد وخمسون ألفاً ومئتان وتسعة عشر ربالا لذلك وبما أنه ثبت بموجب الحكم القضائي أن المورث - أثناء العقد المزعوم -كان فاقداً للأهلية ولا.يجوز التعاقد مع فاقد</w:t>
-        <w:br/>
-        <w:t>الأهلية وبما أن على اليد ما أخذت حتى تؤديه» ويما أن الحصص تمت تصفيتها اختيارياً من المدعى عليه؛ وبما أنها أصبحت منعدمة ولم يبق إلا. قيمتهاء ويما أن جميع الأطراف اتفقوا</w:t>
-        <w:br/>
-        <w:t>وتخارجوا على هذا التقييم؛ لذلك ولما سبق عرضه وبيانه فإنني أطلب من مقام الدائرة الموقرة إحقاقاً للحق ونصرة للعدالة: الحكم بتأييد الحكم وتفصيل منطوقه وفق طلب الاستئناف</w:t>
-        <w:br/>
-        <w:t>المقدم من قبلنا). كما اطلعت الدائرة على المذكرة الختامية المقدمة من وكيل المدعى عليه والمودعة في النظام بتاريخ 29/ 02/ 1445ه وحاصلها: (بناءً على طلب الدائرة الموقرة ببسرد</w:t>
-        <w:br/>
-        <w:t>ميدقت مدعل ؛ىوعدلا رظنب ًايعون ةمكحملا صاصتخا مدعب عفدلا ىلع ديكأتلاب ةرقوملا ةرئادلا حمستسن :ًالوأ :يلاتلا وحنلا ىلع انتركذمب مدقتن ءىوعدلا لحم عازنلل ينمزلا لسلستلا</w:t>
-        <w:br/>
-        <w:t>ىوعدلا ةماقإل قحال هنوكل يماظنلا صنلا ىلع دانتسالا ةيزاوج مدعو .ةيراجتلا ةمكحملل صاصتخالا داقعناو ىوعدلا رظنب ةماعلا ةمكحملا صاصتخا مدعب يضاقلا مكحلل يعدملا</w:t>
-        <w:br/>
-        <w:t>إعمالا:لمبدأ عدم رجعية تطبيق القوانين. 1- نشير إلى نص المادة (78/1/ ب) من اللائحة التنفيذية لنظام المرافعات الشرعية والمعدلة بقرار وزير العدل رقم (7414) وتاريخ 6/1441/</w:t>
-        <w:br/>
-        <w:t>6ه والتي نصت على أنه: (إذا رأت عدم اختصاصها النوعي بنظر القضية وأنها من اختصاص محكمة أخرى فتحكم بعدم الاختصاص فإذا اكتسب الحكم النهائية فتحيلها للمحكمة</w:t>
-        <w:br/>
-        <w:t>مدعب قباس مكح رودص ةرورض ىوعدلا رظنب ةصتخم (ةرقوملا مكتمكحم) ىرخألا ةمكحملا نوكتل مزلتسا هنأ صنلا اذه دافم ناكاملو ء(اهرظنب اهبلإ لاحملا ةمكحملا مزتلتو ةصتخملا</w:t>
-        <w:br/>
-        <w:t>الاختتصا ص وأن يكتسب الصفة النهائية. 2- وبما أن المدعي قد زعم - في لائحة دعواه صدور حكم من المحكمة العامة بجدة رقم (3855849) وتاريخ 2/1438 /10ه يقضى بعدم</w:t>
-        <w:br/>
-        <w:t>اختصاصها بنظر الدعوى واختصاص القضاء التجاري بنظرهاء وحيث إنه بالبحث في أوراق الدعوى ومرفقاتها تبين عدم تقديم المدعي لهذا الحكم المزعوم صدوره. كما أنه بالبحث</w:t>
-        <w:br/>
-        <w:t>والتمحيص في القضايا الخاصة بالمدعى عليه تبين عدم وجود هذا الحكم في النظام الإلكتروني القضائي (ناجز) الخاص بالمدعى عليهء ولماكان ما تقدم فإنه بانتفاء وجود الحكم</w:t>
-        <w:br/>
-        <w:t>القاضي بعدم الاختصاص فإنه ينتفي معه إعمال نص المادة الآنفة البيان ويضج من المتعين معه إعمال الأصل وهو عدم اختصاص المحكمة التجارية بنظر تلك الدعوى. 3- وعلى</w:t>
-        <w:br/>
-        <w:t>1441/ خيراتب ةرداصلاو نايبلا ةفنآلا - ةيذيفنتلا ةحئاللاب ةدراولا ةداملا صن ىلع دانتسالا زاوج مدعب عفدن اننإف صاصتخالا مدعب مكحلا رودص ةحص مدعلا - يواسي ضرفلاو - ضرف</w:t>
-        <w:br/>
-        <w:t>6ه إعمالا:لمبدأ عدم رجعية تطبيق القوانين ذلك أن الحكم الصادر فيه عدم الاختصاص صدر في عام 1438ه أي قبل إعمال وتنفيذ تلك اللائحة في عام 1441ه مما لا.يجوز</w:t>
-        <w:br/>
-        <w:t>الاستناد على هذا النص النظامي. ثانياً: نتمسك بالدفع المبدى سلفاً بطلب استجواب المدعية (عاتقة الحرازي) لكون استجوابها من شأنه التأثير في وجه الرأي في الدعوى: 1- بناء على نص</w:t>
-        <w:br/>
-        <w:t>المادة (20/2) من نظام الإثبات التي تنص على أنه: (2- لأي من الخصوم استجواب خصمه مباشرة)»: وتنص المادة (21/1) من ذات النظام على أنه للمحكمة - من تلقاء نفسها أو بناء على</w:t>
-        <w:br/>
-        <w:t>طلب أحد الخصوم - أن تأمر بحضور الخصم لاستجوابه» ويجب على من تقرر استجوابه أن يحضر الجلسة المحددة لذلك). وحيث إن المدعى عليه قد تحصل على دليل مادي دامغ</w:t>
-        <w:br/>
-        <w:t>عبارة عن مقطع فيديو تؤكد فيه (عاتقة الحرازي)ء صراحة عدم قيامها برفع الدعوى ضد أسامة زيني وأنها لم تقم بتوكيل أحد لإقامة تلك الدعوى على المدعى عليه (أسامة زيني) ولا</w:t>
-        <w:br/>
-        <w:t>تطالبه بأي مستحقات. وهذا دليل من شأنه التأثير في وجه الرأي في الدعوى إذ أن ثبوت ذلك من شأنه ثبوت ارتكاب المدعي والوكيل لجريمة تزوير مكتملة الأركان وفقاًللمادة (2) من</w:t>
-        <w:br/>
-        <w:t>النظام الجزائي لمكافحة التزوير مما يتعين معه إحالتهما للنيابة العامة. 3- كما أن المدعى عليه قد أثار دفعاً امام المحكمة الابتدائية بطلب استجواب (عاتقة الحرازي) إلا أن وكيل المدعي</w:t>
-        <w:br/>
-        <w:t>رفض ذلك بزعم عدم ضرورة إحضارها دون مبرر واضح أو سبب سائغ واكتفى بالقول بأن السيدة عائقة "على الحياد" في رد غير منطقي إذ لا يستساغ أن تقيم السيدة عاتقة الحرازي</w:t>
-        <w:br/>
-        <w:t>دعوى تطالب بها ابنها - المدعى عليه - ثم تكون على الحياد فهذا إقرار صريح بعدم توكيلها لمحامي لرفع دعوى ضد ابها المدعى عليهء وقد انساقت الدائرة وراء رفضه دون سبب أو مبرر</w:t>
-        <w:br/>
-        <w:t>واضح على الرغم من كونه دفعاً جوهرياً يتعين تمحيصه وإجابته أو الرد عليه ببسبب سائغ على نحو يعيب الحكم. 4- وحيث نتمسك بطلب استجواب المدعى علها وإحضارها للاستجواب</w:t>
-        <w:br/>
-        <w:t>لكون أقوالها ستكون مؤثرة في تلك الدعوى حيث سيثبت عدم رغبتها في رفع الدعوى لثبوت استيفاء مورثها ومورث المدعي لقيمة الحصصء ومن ثم فإن من شأنها التأثير في وجه الرأي في</w:t>
-        <w:br/>
-        <w:t>الدعوى ويتعين إجابتها وفقاً لما استقر عليه قضاء المحكمة العليا: (حيث إن الأصل أن تتصدى محكمة الموضوع لأي دفع جوهري في الدعوى. والذي لو صح لتغير به وجه الحكم في</w:t>
-        <w:br/>
-        <w:t>الدعوىء ومتى أغفل الحكم ذلك فإنه يكون معيباً بقصور في التسبيب وبتعين نقضه وإعادته للمحكمة مصدرة القرار) "قرار الدائرة الخامسة بالمحكمة العليا رقم: 4228122 وتاريخ:</w:t>
-        <w:br/>
-        <w:t>2 هه" ". ثالثاً: احتياطياً: الدفع بالقصور في الاستدلال على التقرير المحاسبي مع التمسك - بعدم صحة دعوى المدعي - فإن الدائرة قد ران على حكمها القصور في الاستدلال</w:t>
-        <w:br/>
-        <w:t>بتأسيس حكمها باستحقاق المدعي لمبلغ (331.882.138 ريال) تأسيساً على ما أوردته نصاً: (الدائرة تجد أعدل تقييم للحصص محل الدعوى هو ماكان ذات الأطراف قد تر</w:t>
+        <w:t>صفحة 8</w:t>
       </w:r>
     </w:p>
     <w:p>
       <w:pPr>
+        <w:pStyle w:val="Heading2"/>
         <w:jc w:val="right"/>
         <w:bidi/>
       </w:pPr>
       <w:r>
-        <w:rPr>
-          <w:b w:val="0"/>
-          <w:i w:val="0"/>
-        </w:rPr>
-        <w:t>اضوا عليه</w:t>
+        <w:t>[نص الضبط / الحكم — المتن الفعلي] ===</w:t>
+        <w:br/>
+        <w:t>ةيد اةيبرعلا ةكلمملا</w:t>
+        <w:br/>
+        <w:t>0 0 صك رقم ‎447١541175‏ الج ك2</w:t>
+        <w:br/>
+        <w:t>إ تواقطم --</w:t>
+      </w:r>
+    </w:p>
+    <w:p>
+      <w:pPr>
+        <w:pStyle w:val="Heading2"/>
+        <w:jc w:val="right"/>
+        <w:bidi/>
+      </w:pPr>
+      <w:r>
+        <w:t>[ترويسة / كليشة وزارة العدل — معلومات رسمية متكررة] ===</w:t>
+        <w:br/>
+        <w:t>المحكمة التجارية يجدة رقم الصفحة: / 0 5</w:t>
+        <w:br/>
+        <w:t>دائرة الاستئناف الثانية تاريخ الصك:  ‎١:44/.”/١١‏ 0-0 5 ا</w:t>
+      </w:r>
+    </w:p>
+    <w:p>
+      <w:pPr>
+        <w:pStyle w:val="Heading2"/>
+        <w:jc w:val="right"/>
+        <w:bidi/>
+      </w:pPr>
+      <w:r>
+        <w:t>[نص الضبط / الحكم — المتن الفعلي] ===</w:t>
+        <w:br/>
+        <w:t>الشركات كأصول لها متداولة أو غير متداولة لا.تتغير قيمتها السوقية إلا.بتأثير إيجابي يطرأ على حقوق الملكية إما بضخ رأس مال جديد يظهر في قائمة المركز المالي أو ارتفاع في قيمة</w:t>
+        <w:br/>
+        <w:t>ةرئادلا مث نمو ًاقباس جراختلاب مكحلا هيلإ تدنتسا يذلاو ريبخلا لبق نم صصحلا مييقت نأ :يعوضوملا درلا نم يناثلا هجولاو .كلاملا مسا ًاعطق هببس نم سيل ًايقوس لوصألا</w:t>
+        <w:br/>
+        <w:t>الابتدائية في حكمها الآني كان محل رضا وقبول من المدعى عليه لا يجوز معه قبول الطعن والتشكيك في صحته من قبله؛ لماكان مثبتاً لحق في غير مصلحته والدائرة الابتدائية تطرقت</w:t>
+        <w:br/>
+        <w:t>لهذا التقرير مشكورة في تسبيها للحكم محل النظر. سابعاً: مورث موكلي رحمه الله أوصى بالثلث لمستحقيه بموجب حكم الوصية رقم ‎)١1710151771151577..371(‏ وتاريخ 5177 ‎/1١‏</w:t>
+        <w:br/>
+        <w:t>‏هه (مرفق رقم 5) والتي تبلغ من قيمة الحصص مبلغ وقدره ‎)١١٠7177,5379(‏ مئة وعشرة مليون وستمئة واثنان و سبعون ألفاً وثلائمئة وتسعة وسبعون ريالاً. والمدعى عليه هو</w:t>
+        <w:br/>
+        <w:t>الوصيء وباطراح مبلغ الوصية وتنفيذاً لها ووفقاً للأنصبة الشرعية؛ فإن موكلي يستحق كل مهما بناءً على مبلغ قيمة الحصص المحكوم به. فإن موكلي عدنان يستحق مبلغاً</w:t>
+        <w:br/>
+        <w:t>(17,7179,77 ريال) ستة وتسعون مليون وسبعمئة وتسعة وسبعون ألفاً ومئتان وسبعون ربالا وموكلتي عاتقه تستحق مبلغاً وقدره ‎77,101,7١19(‏ ريال) سبعة وعشرون مليوناً</w:t>
+        <w:br/>
+        <w:t>وستمئة واحد وخمسون ألفاً ومئتان وتسعة عشر ربالا لذلك وبما أنه ثبت بموجب الحكم القضائي أن المورث - أثناء العقد المزعوم -كان فاقداً للأهلية ولا.يجوز التعاقد مع فاقد</w:t>
+        <w:br/>
+        <w:t>الأهلية وبما أن على اليد ما أخذت حتى تؤديه» ويما أن الحصص تمت تصفيتها اختيارياً من المدعى عليه؛ وبما أنها أصبحت منعدمة ولم يبق إلا. قيمتهاء ويما أن جميع الأطراف اتفقوا</w:t>
+        <w:br/>
+        <w:t>وتخارجوا على هذا التقييم؛ لذلك ولما سبق عرضه وبيانه فإنني أطلب من مقام الدائرة الموقرة إحقاقاً للحق ونصرة للعدالة: الحكم بتأييد الحكم وتفصيل منطوقه وفق طلب الاستئناف</w:t>
+        <w:br/>
+        <w:t>المقدم من قبلنا). كما اطلعت الدائرة على المذكرة الختامية المقدمة من وكيل المدعى عليه والمودعة في النظام بتاريخ 29/ 02/ 1445ه وحاصلها: (بناءً على طلب الدائرة الموقرة ببسرد</w:t>
+        <w:br/>
+        <w:t>ميدقت مدعل ؛ىوعدلا رظنب ًايعون ةمكحملا صاصتخا مدعب عفدلا ىلع ديكأتلاب ةرقوملا ةرئادلا حمستسن :ًالوأ :يلاتلا وحنلا ىلع انتركذمب مدقتن ءىوعدلا لحم عازنلل ينمزلا لسلستلا</w:t>
+        <w:br/>
+        <w:t>ىوعدلا ةماقإل قحال هنوكل يماظنلا صنلا ىلع دانتسالا ةيزاوج مدعو .ةيراجتلا ةمكحملل صاصتخالا داقعناو ىوعدلا رظنب ةماعلا ةمكحملا صاصتخا مدعب يضاقلا مكحلل يعدملا</w:t>
+        <w:br/>
+        <w:t>إعمالا:لمبدأ عدم رجعية تطبيق القوانين. 1- نشير إلى نص المادة (78/1/ ب) من اللائحة التنفيذية لنظام المرافعات الشرعية والمعدلة بقرار وزير العدل رقم (7414) وتاريخ 6/1441/</w:t>
+        <w:br/>
+        <w:t>6ه والتي نصت على أنه: (إذا رأت عدم اختصاصها النوعي بنظر القضية وأنها من اختصاص محكمة أخرى فتحكم بعدم الاختصاص فإذا اكتسب الحكم النهائية فتحيلها للمحكمة</w:t>
+        <w:br/>
+        <w:t>مدعب قباس مكح رودص ةرورض ىوعدلا رظنب ةصتخم (ةرقوملا مكتمكحم) ىرخألا ةمكحملا نوكتل مزلتسا هنأ صنلا اذه دافم ناكاملو ء(اهرظنب اهبلإ لاحملا ةمكحملا مزتلتو ةصتخملا</w:t>
+        <w:br/>
+        <w:t>الاختتصا ص وأن يكتسب الصفة النهائية. 2- وبما أن المدعي قد زعم - في لائحة دعواه صدور حكم من المحكمة العامة بجدة رقم (3855849) وتاريخ 2/1438 /10ه يقضى بعدم</w:t>
+        <w:br/>
+        <w:t>اختصاصها بنظر الدعوى واختصاص القضاء التجاري بنظرهاء وحيث إنه بالبحث في أوراق الدعوى ومرفقاتها تبين عدم تقديم المدعي لهذا الحكم المزعوم صدوره. كما أنه بالبحث</w:t>
+        <w:br/>
+        <w:t>والتمحيص في القضايا الخاصة بالمدعى عليه تبين عدم وجود هذا الحكم في النظام الإلكتروني القضائي (ناجز) الخاص بالمدعى عليهء ولماكان ما تقدم فإنه بانتفاء وجود الحكم</w:t>
+        <w:br/>
+        <w:t>القاضي بعدم الاختصاص فإنه ينتفي معه إعمال نص المادة الآنفة البيان ويضج من المتعين معه إعمال الأصل وهو عدم اختصاص المحكمة التجارية بنظر تلك الدعوى. 3- وعلى</w:t>
+        <w:br/>
+        <w:t>1441/ خيراتب ةرداصلاو نايبلا ةفنآلا - ةيذيفنتلا ةحئاللاب ةدراولا ةداملا صن ىلع دانتسالا زاوج مدعب عفدن اننإف صاصتخالا مدعب مكحلا رودص ةحص مدعلا - يواسي ضرفلاو - ضرف</w:t>
+        <w:br/>
+        <w:t>6ه إعمالا:لمبدأ عدم رجعية تطبيق القوانين ذلك أن الحكم الصادر فيه عدم الاختصاص صدر في عام 1438ه أي قبل إعمال وتنفيذ تلك اللائحة في عام 1441ه مما لا.يجوز</w:t>
+        <w:br/>
+        <w:t>الاستناد على هذا النص النظامي. ثانياً: نتمسك بالدفع المبدى سلفاً بطلب استجواب المدعية (عاتقة الحرازي) لكون استجوابها من شأنه التأثير في وجه الرأي في الدعوى: 1- بناء على نص</w:t>
+        <w:br/>
+        <w:t>المادة (20/2) من نظام الإثبات التي تنص على أنه: (2- لأي من الخصوم استجواب خصمه مباشرة)»: وتنص المادة (21/1) من ذات النظام على أنه للمحكمة - من تلقاء نفسها أو بناء على</w:t>
+        <w:br/>
+        <w:t>طلب أحد الخصوم - أن تأمر بحضور الخصم لاستجوابه» ويجب على من تقرر استجوابه أن يحضر الجلسة المحددة لذلك). وحيث إن المدعى عليه قد تحصل على دليل مادي دامغ</w:t>
+        <w:br/>
+        <w:t>عبارة عن مقطع فيديو تؤكد فيه (عاتقة الحرازي)ء صراحة عدم قيامها برفع الدعوى ضد أسامة زيني وأنها لم تقم بتوكيل أحد لإقامة تلك الدعوى على المدعى عليه (أسامة زيني) ولا</w:t>
+        <w:br/>
+        <w:t>تطالبه بأي مستحقات. وهذا دليل من شأنه التأثير في وجه الرأي في الدعوى إذ أن ثبوت ذلك من شأنه ثبوت ارتكاب المدعي والوكيل لجريمة تزوير مكتملة الأركان وفقاًللمادة (2) من</w:t>
+        <w:br/>
+        <w:t>النظام الجزائي لمكافحة التزوير مما يتعين معه إحالتهما للنيابة العامة. 3- كما أن المدعى عليه قد أثار دفعاً امام المحكمة الابتدائية بطلب استجواب (عاتقة الحرازي) إلا أن وكيل المدعي</w:t>
+        <w:br/>
+        <w:t>رفض ذلك بزعم عدم ضرورة إحضارها دون مبرر واضح أو سبب سائغ واكتفى بالقول بأن السيدة عائقة "على الحياد" في رد غير منطقي إذ لا يستساغ أن تقيم السيدة عاتقة الحرازي</w:t>
+        <w:br/>
+        <w:t>دعوى تطالب بها ابنها - المدعى عليه - ثم تكون على الحياد فهذا إقرار صريح بعدم توكيلها لمحامي لرفع دعوى ضد ابها المدعى عليهء وقد انساقت الدائرة وراء رفضه دون سبب أو مبرر</w:t>
+        <w:br/>
+        <w:t>واضح على الرغم من كونه دفعاً جوهرياً يتعين تمحيصه وإجابته أو الرد عليه ببسبب سائغ على نحو يعيب الحكم. 4- وحيث نتمسك بطلب استجواب المدعى علها وإحضارها للاستجواب</w:t>
+        <w:br/>
+        <w:t>لكون أقوالها ستكون مؤثرة في تلك الدعوى حيث سيثبت عدم رغبتها في رفع الدعوى لثبوت استيفاء مورثها ومورث المدعي لقيمة الحصصء ومن ثم فإن من شأنها التأثير في وجه الرأي في</w:t>
+        <w:br/>
+        <w:t>الدعوى ويتعين إجابتها وفقاً لما استقر عليه قضاء المحكمة العليا: (حيث إن الأصل أن تتصدى محكمة الموضوع لأي دفع جوهري في الدعوى. والذي لو صح لتغير به وجه الحكم في</w:t>
+        <w:br/>
+        <w:t>الدعوىء ومتى أغفل الحكم ذلك فإنه يكون معيباً بقصور في التسبيب وبتعين نقضه وإعادته للمحكمة مصدرة القرار) "قرار الدائرة الخامسة بالمحكمة العليا رقم: 4228122 وتاريخ:</w:t>
+        <w:br/>
+        <w:t>2 هه" ". ثالثاً: احتياطياً: الدفع بالقصور في الاستدلال على التقرير المحاسبي مع التمسك - بعدم صحة دعوى المدعي - فإن الدائرة قد ران على حكمها القصور في الاستدلال</w:t>
+        <w:br/>
+        <w:t>بتأسيس حكمها باستحقاق المدعي لمبلغ (331.882.138 ريال) تأسيساً على ما أوردته نصاً: (الدائرة تجد أعدل تقييم للحصص محل الدعوى هو ماكان ذات الأطراف قد تراضوا عليه</w:t>
         <w:br/>
         <w:t>وتخارجوا على وفقه في دعوى التخارج والمتمثل بتقرير الخبير المحاسبي طلال أبو غزاله وشركاه الذي اشتمل على تقييم إجمالي قيمة حصص الشركة بمبلغ (368.757.931 ريال) تمثل</w:t>
         <w:br/>
@@ -1156,110 +1288,124 @@
     </w:p>
     <w:p>
       <w:pPr>
+        <w:pStyle w:val="Heading2"/>
         <w:jc w:val="right"/>
         <w:bidi/>
       </w:pPr>
       <w:r>
-        <w:rPr>
-          <w:b w:val="0"/>
-          <w:i w:val="0"/>
-        </w:rPr>
-        <w:t>[صفحة 9]</w:t>
-        <w:br/>
-        <w:t>ةيد اةيبرعلاةكلمملا</w:t>
-        <w:br/>
-        <w:t>0 0 صك رقم ‎447١541175‏ الج ك2</w:t>
-        <w:br/>
-        <w:t>إ تواقطم --</w:t>
-        <w:br/>
-        <w:t>المحكمة التجارية يجدة رقم الصفحة: 4 0 5</w:t>
-        <w:br/>
-        <w:t>دائرة الاستئناف الثانية تاريخ الصك:  ‎١:44/.”/١١‏ 0-0 5 5</w:t>
-        <w:br/>
-        <w:t>مورث المدعي وبناء على هذا العقد فقد تم تحرير قرار الشركاء الذي تضمن نصاً: (استوفى الطرف المتنازل - أحمد زيني مورث المدعي حقه من الطرف المشتري - المدعى عليه - الشريك</w:t>
-        <w:br/>
-        <w:t>الجديد في الشركة ويعتبر توقيع كل منهما بمثابة مخالصة تامة ونهائية وإبراء لذمة الطرف المشتري. لذا فقد قرر أغلبية الشركاء الذين يملكون أكثر من رأس المال والتي تعادل 9097.7 -</w:t>
-        <w:br/>
-        <w:t>ومنهم المدعي عدنان زيني). كما جاء في القرار أيضاً: (يقر الشركاء بصحة توزبع الحصص فيما بيهم): ومن ثم فإن هذا القرار يُعد إقراراً من المدعي بصحة البيع وترسيخاً لاستلام الشريك</w:t>
-        <w:br/>
-        <w:t>(أحمد عباس زيني) مورث المدعي نصيبه من المدعى عليه من هذا التنازل وإقراراً بصحة توزيع تلك الحصص التي آلت للمدعى عليه مرفق قرار الشركاء. (مستند رقم 5)» ولماكانت القاعدة</w:t>
-        <w:br/>
-        <w:t>امم :(هلامهإ نم ىلوأ مالكلا لامعإ) :نأ ةدعاقلل.الامعإ ءاكرشلا رارقو دقعلا كلذ لامعإ نيعتي هنإف مث نمو :(موزللاو ةحصلا ط ورشلاو دوقعلا يف لصألا نأ) :ىلع صنت ةيعرشلا</w:t>
-        <w:br/>
-        <w:t>يتعين معه والحال كذلك إبراء ذمة المدعى عليه ورد دعوى المدعي. 4- استمر المدعي (عدنان زيني - بصفته شريكاً بشركة أحمد زيني وأولاده) شريكاً مع المدعى عليه (أسامة زيني) في شركة</w:t>
-        <w:br/>
-        <w:t>أحمد زيني التجارية لمدة سنتين, بعد شراء أسامة لحصص والده دون إبداء ثمة اعتراض على تملك أسامة زيني لنسبة والده التي اشتراها منه. وتخارجت شركة أحمد زيني وأولاده (عدنان</w:t>
-        <w:br/>
-        <w:t>أحد الشركاء بها) من شركة أحمد زيني التجارية لصالح شركة أوزكو المحدودة - المملوكة لأسامة زيني - بموجب قرار الشركاء الموثق في 10/2/1434ه ودون أي تحفظ أو معارضه أيضاً على</w:t>
-        <w:br/>
-        <w:t>نسبة تملك المدعى عليه لنسبة والده - مورث المدعي - وأبرأ ذمة المدعى عليه من أيه حقوق تتعلق بتلك الشركة حيث تمن إقرار المدعي نصاً: (حيث استوف الطرف المتنازل حقه من</w:t>
-        <w:br/>
-        <w:t>الطرف المشتري الشريك الجديد في الشركة - أسامة زيني- ويعتبر توقيع كل منهما بمثابة مخالصة تامة ونهائية وإبراء لذمة المشتري)» وإقراراً بصحة توزيع الحصص فيما بيهم, وقد قام</w:t>
-        <w:br/>
-        <w:t>المدعي بتذييل قرار الشركاء بتوقيعه مرفق قرار الشركاء. (مستند رقم6). ولماكان ما تقدم فإنه لا يجوز للمدعي الرجوع عما تم على يديه وفقاً للقاعدة الشرعية التي تنص على أنه: (من</w:t>
-        <w:br/>
-        <w:t>سعى في نقض ماتم من جهته فسعيه مردود عليه). 5- وبعد موافقه المدعي على قرار شراء المدعى عليه للحصص في شركة أحمد زيني التجارية أقام المدعي عدنان زبني وآخرين الدعوى</w:t>
-        <w:br/>
-        <w:t>ةكرشل ةعباتلا تاكرشلا نم جراختلا ًابلاط ةدج ةظفاحمب ةيرادإلا ةمكحملاب ةرشع ةعباسلا ةيراجتلا ةرئادلا ىدل ينيز ةماسأ /هيلع ىعدملا دض ه1431 ماعل (ق 5798/ 2/) مقر ةيراجتلا</w:t>
-        <w:br/>
-        <w:t>أحمد زيني وأولاده وشركة أحمد زيني التجارية. ونظراً للإختلاف حول تقدير قيمة الحصص بالشركات فقد تمت إحالتها لخبير محاسبي مكتب طلال أبو غزاله محاسبون ومراجعون. 6-</w:t>
-        <w:br/>
-        <w:t>وبتاريخ 27/6/2011م أصدر الخبير المحاسبي تقريره في النزاع (وأثبت أن حصة المدعى عليه أسامة أحمد زيني بشركة أحمد زيني التجارية 96090 وقيم ملكية الشركاء بالشركة على هذا</w:t>
-        <w:br/>
-        <w:t>الأساس) وقدر قيمة شركة أحمد زيني التجارية بمبلغ وقدره (79.924.901 ريال) تسعة وسبعون مليوناً وتسعمئة وأربعة وعشرون ألفاً وتسعمئة وواحد ريال (مرفق التقرير المحاسبي -</w:t>
-        <w:br/>
-        <w:t>مستند رقم7). وقد سجل المدعى عليه تحفظه على التقريرء لكونه اعتبر التقدير جزافياً وبخالف الواقع والحقيقة. 7- ونظراً لعدم اتفاق الطرفين على التقرير تدخلت الدائرة ممثلة في</w:t>
-        <w:br/>
-        <w:t>رئيسها بتقريب وجهات النظر وتم التوصل لاتفاقية الصلح (والتي أثبتت في محضر الجلسة وحكمت الدائرة: باعتماد الصلح بين أطراف الدعوى وإجراء مضمونه واعتباره ملزماً لهم</w:t>
-        <w:br/>
-        <w:t>ومنهياً للخصومة بينهم في القضيتين) التي تم الاتفاق فها على إقرار المدعي (عدنان زيني) بما يلي: (يقر الطرف الثاني بتنازله نمائياً عن كافة حصصه وقدرها 9023 في شركة أحمد زيني</w:t>
-        <w:br/>
-        <w:t>وأولاده بمالها من حصص وشركات في الشركات المذكورة (الشركات التابعة لشركة أحمد زيني وأولاده والشركات التابعة لشركة احمد زيني التجارية)» وأنه ليس له أي حق بمطالبة الطرف</w:t>
-        <w:br/>
-        <w:t>ربتعيو تاكرشلا كلت لامعأب ةقلعتم اهبس وأ اهعون ناكامهم ةبلاطم يأب اهل ةعباتلا عورفلاو ىوعدلا هذه لحم تاكرشلا وأ تاكرشلا كلتل ريدم وأ كيرش هتفصب ءاوس ثلاثلاو لوألا</w:t>
-        <w:br/>
-        <w:t>وأ اهعون ناكامهم ىوعد وأ بلطم يأ يف مهقحل طاقسإو.الماشو ًامات ءاربإ اهنع جراختملا تاكرشلل ةرادإلا لامعأ نع لوألا فرطلا ةمذل يئاهنو لماش ةمذ ءاربإ حلصلاب جراختلا اذه</w:t>
-        <w:br/>
-        <w:t>نيب حلصلا تابثإب ه2/12/1432 خبراتب رداصلا ه1432 ماعل (185/17/2) مقر اهمكح ةرئادلا تردصأ هيلعو .(...تاكرشلا كلتب قلعتي اميف لبقتسملاو رضاحلاو يضاملا يف اهبس</w:t>
-        <w:br/>
-        <w:t>المدعي والمدعى عليه وما تضمنه من إقرار المدعي للمدعى عليه بإبراء ذمة المدعى عليه (مرفق الحكم مستند رقم 8). 8- وحيث أن تخارج المدعي على النحو المبين باتفاقية الصلح الصادر</w:t>
-        <w:br/>
-        <w:t>بها الحكم من تلك الشركات أثناء تملك المدعى عليه لما نسبته 9054 من تلك الشركات تحصل علهها جراء استحواذه على نسبة (9690) من الحصص - محل النزاع - وهذا يعد إقراراً واضحاً</w:t>
-        <w:br/>
-        <w:t>ماتلا جراختلا نم مغرلا ىلعو .اههف كش.ال ةصلاخو ةمات ةيكلم - عازنلا رادم - هدلاو صصحل هيلع ىعدملا كلمتو يعدملا ثرومو هيلع ىعدملا نيب مربملا عيبلا ةحصب يعدملا نم ًاحيرصو</w:t>
-        <w:br/>
-        <w:t>بموجب الحكم القضائي السالف الذكر إلا أن المدعي أقام العديد من الدعاوى التي تم ردها جميعاً لأسباب عديدة» ومنها على سبيل المثال لا الحصر: الدعوى رقم (421254094) وتاريخ</w:t>
-        <w:br/>
-        <w:t>0 ااالمقامة من المدعي ضد المدعى عليه لدى محكمة التنفيذ بجدة طلب تعويض عن ضرر التخارج من الشركات وقد قضت محكمة الاستئناف بجدة برفض الاستئناف من</w:t>
-        <w:br/>
-        <w:t>عدنان برقم صك (5 .477708757 وتاريخ 01/09/1442ه). وبعد رفض هذه الدعوى أقام عدنان زبني دعوى برقم (42823620 وتاريخ 11/1442/ 06ه) بالمحكمة التجارية بجدة الدائرة</w:t>
-        <w:br/>
-        <w:t>الثانية وقضت المحكمة برد الدعوى. كذلك أقام المدعي ضد المدعى عليه الدعوى رقم (421323538) وتاريخ 02/2021/ 03م لدى الدائرة التنفيذية الأولى بمحكمة التنفيذ بمحافظة</w:t>
-        <w:br/>
-        <w:t>جدةء وقضت المحكمة بصرف النظر عن الدعوى. إضافة إلى العديد من الدعاوى التي أقامها المدعي ومنها هذه الدعوى مما يثبت محاولة المدعي الكيد بأخيه المدعى عليه. خامساً: الرد</w:t>
-        <w:br/>
-        <w:t>على ادعاءات المدعي: بالإشارة إلى المذكرة الختامية المقدمة من المدعي والمقدمة في 2/1445/ 25ه. وحيث انطوت على ادعاءات متناقضة يتعين الرد علها على النحو الآتي: 1- جواباً على</w:t>
-        <w:br/>
-        <w:t>ما ادعاه بتنازل المدعي عدنان وأبناء غازي زيني - بحكم الصلح - عن كامل الحصص المملوكة لهم بموجب عقد التأسيس وتم إفراغ الحصص للمدعى عليه وأن الصلح كان ممثلاًفي</w:t>
-        <w:br/>
-        <w:t>أطراف النزاع» ولم يكن المورث أحمد زبني وما يملكه من نسب في كافة الشركات طرفاً فيه لأنهكان على قيد الحياة. الجواب: فإن ما ادعاه المدعي غير صحيح فإن الدعوى التي أقامها</w:t>
-        <w:br/>
-        <w:t>عدنان على أسامة كانت بسبب استحواذه على حصص والده البالغة (9690) في شركة أحمد زيني التجارية وقد تم الصلح والتخارج على ذلك الأساسء فقد كانت نسبة أسامه من تملك</w:t>
-        <w:br/>
-        <w:t>ةيساسألا ىوعدلا كلت روحم يه تناك عازنلا لحم صصحلا ناف يلاتلابو .(904</w:t>
+        <w:t>صفحة 9</w:t>
       </w:r>
     </w:p>
     <w:p>
       <w:pPr>
+        <w:pStyle w:val="Heading2"/>
         <w:jc w:val="right"/>
         <w:bidi/>
       </w:pPr>
       <w:r>
-        <w:rPr>
-          <w:b w:val="0"/>
-          <w:i w:val="0"/>
-        </w:rPr>
-        <w:t>6) لداعت نيعمتجم يزاغ ءانبأو ناندع صصح ةبسنو تاكرشلا صصح نم (54/) لداعت صصحلا</w:t>
+        <w:t>[نص الضبط / الحكم — المتن الفعلي] ===</w:t>
+        <w:br/>
+        <w:t>ةيد اةيبرعلاةكلمملا</w:t>
+        <w:br/>
+        <w:t>0 0 صك رقم ‎447١541175‏ الج ك2</w:t>
+        <w:br/>
+        <w:t>إ تواقطم --</w:t>
+      </w:r>
+    </w:p>
+    <w:p>
+      <w:pPr>
+        <w:pStyle w:val="Heading2"/>
+        <w:jc w:val="right"/>
+        <w:bidi/>
+      </w:pPr>
+      <w:r>
+        <w:t>[ترويسة / كليشة وزارة العدل — معلومات رسمية متكررة] ===</w:t>
+        <w:br/>
+        <w:t>المحكمة التجارية يجدة رقم الصفحة: 4 0 5</w:t>
+        <w:br/>
+        <w:t>دائرة الاستئناف الثانية تاريخ الصك:  ‎١:44/.”/١١‏ 0-0 5 5</w:t>
+      </w:r>
+    </w:p>
+    <w:p>
+      <w:pPr>
+        <w:pStyle w:val="Heading2"/>
+        <w:jc w:val="right"/>
+        <w:bidi/>
+      </w:pPr>
+      <w:r>
+        <w:t>[نص الضبط / الحكم — المتن الفعلي] ===</w:t>
+        <w:br/>
+        <w:t>مورث المدعي وبناء على هذا العقد فقد تم تحرير قرار الشركاء الذي تضمن نصاً: (استوفى الطرف المتنازل - أحمد زيني مورث المدعي حقه من الطرف المشتري - المدعى عليه - الشريك</w:t>
+        <w:br/>
+        <w:t>الجديد في الشركة ويعتبر توقيع كل منهما بمثابة مخالصة تامة ونهائية وإبراء لذمة الطرف المشتري. لذا فقد قرر أغلبية الشركاء الذين يملكون أكثر من رأس المال والتي تعادل 9097.7 -</w:t>
+        <w:br/>
+        <w:t>ومنهم المدعي عدنان زيني). كما جاء في القرار أيضاً: (يقر الشركاء بصحة توزبع الحصص فيما بيهم): ومن ثم فإن هذا القرار يُعد إقراراً من المدعي بصحة البيع وترسيخاً لاستلام الشريك</w:t>
+        <w:br/>
+        <w:t>(أحمد عباس زيني) مورث المدعي نصيبه من المدعى عليه من هذا التنازل وإقراراً بصحة توزيع تلك الحصص التي آلت للمدعى عليه مرفق قرار الشركاء. (مستند رقم 5)» ولماكانت القاعدة</w:t>
+        <w:br/>
+        <w:t>امم :(هلامهإ نم ىلوأ مالكلا لامعإ) :نأ ةدعاقلل.الامعإ ءاكرشلا رارقو دقعلا كلذ لامعإ نيعتي هنإف مث نمو :(موزللاو ةحصلا ط ورشلاو دوقعلا يف لصألا نأ) :ىلع صنت ةيعرشلا</w:t>
+        <w:br/>
+        <w:t>يتعين معه والحال كذلك إبراء ذمة المدعى عليه ورد دعوى المدعي. 4- استمر المدعي (عدنان زيني - بصفته شريكاً بشركة أحمد زيني وأولاده) شريكاً مع المدعى عليه (أسامة زيني) في شركة</w:t>
+        <w:br/>
+        <w:t>أحمد زيني التجارية لمدة سنتين, بعد شراء أسامة لحصص والده دون إبداء ثمة اعتراض على تملك أسامة زيني لنسبة والده التي اشتراها منه. وتخارجت شركة أحمد زيني وأولاده (عدنان</w:t>
+        <w:br/>
+        <w:t>أحد الشركاء بها) من شركة أحمد زيني التجارية لصالح شركة أوزكو المحدودة - المملوكة لأسامة زيني - بموجب قرار الشركاء الموثق في 10/2/1434ه ودون أي تحفظ أو معارضه أيضاً على</w:t>
+        <w:br/>
+        <w:t>نسبة تملك المدعى عليه لنسبة والده - مورث المدعي - وأبرأ ذمة المدعى عليه من أيه حقوق تتعلق بتلك الشركة حيث تمن إقرار المدعي نصاً: (حيث استوف الطرف المتنازل حقه من</w:t>
+        <w:br/>
+        <w:t>الطرف المشتري الشريك الجديد في الشركة - أسامة زيني- ويعتبر توقيع كل منهما بمثابة مخالصة تامة ونهائية وإبراء لذمة المشتري)» وإقراراً بصحة توزيع الحصص فيما بيهم, وقد قام</w:t>
+        <w:br/>
+        <w:t>المدعي بتذييل قرار الشركاء بتوقيعه مرفق قرار الشركاء. (مستند رقم6). ولماكان ما تقدم فإنه لا يجوز للمدعي الرجوع عما تم على يديه وفقاً للقاعدة الشرعية التي تنص على أنه: (من</w:t>
+        <w:br/>
+        <w:t>سعى في نقض ماتم من جهته فسعيه مردود عليه). 5- وبعد موافقه المدعي على قرار شراء المدعى عليه للحصص في شركة أحمد زيني التجارية أقام المدعي عدنان زبني وآخرين الدعوى</w:t>
+        <w:br/>
+        <w:t>ةكرشل ةعباتلا تاكرشلا نم جراختلا ًابلاط ةدج ةظفاحمب ةيرادإلا ةمكحملاب ةرشع ةعباسلا ةيراجتلا ةرئادلا ىدل ينيز ةماسأ /هيلع ىعدملا دض ه1431 ماعل (ق 5798/ 2/) مقر ةيراجتلا</w:t>
+        <w:br/>
+        <w:t>أحمد زيني وأولاده وشركة أحمد زيني التجارية. ونظراً للإختلاف حول تقدير قيمة الحصص بالشركات فقد تمت إحالتها لخبير محاسبي مكتب طلال أبو غزاله محاسبون ومراجعون. 6-</w:t>
+        <w:br/>
+        <w:t>وبتاريخ 27/6/2011م أصدر الخبير المحاسبي تقريره في النزاع (وأثبت أن حصة المدعى عليه أسامة أحمد زيني بشركة أحمد زيني التجارية 96090 وقيم ملكية الشركاء بالشركة على هذا</w:t>
+        <w:br/>
+        <w:t>الأساس) وقدر قيمة شركة أحمد زيني التجارية بمبلغ وقدره (79.924.901 ريال) تسعة وسبعون مليوناً وتسعمئة وأربعة وعشرون ألفاً وتسعمئة وواحد ريال (مرفق التقرير المحاسبي -</w:t>
+        <w:br/>
+        <w:t>مستند رقم7). وقد سجل المدعى عليه تحفظه على التقريرء لكونه اعتبر التقدير جزافياً وبخالف الواقع والحقيقة. 7- ونظراً لعدم اتفاق الطرفين على التقرير تدخلت الدائرة ممثلة في</w:t>
+        <w:br/>
+        <w:t>رئيسها بتقريب وجهات النظر وتم التوصل لاتفاقية الصلح (والتي أثبتت في محضر الجلسة وحكمت الدائرة: باعتماد الصلح بين أطراف الدعوى وإجراء مضمونه واعتباره ملزماً لهم</w:t>
+        <w:br/>
+        <w:t>ومنهياً للخصومة بينهم في القضيتين) التي تم الاتفاق فها على إقرار المدعي (عدنان زيني) بما يلي: (يقر الطرف الثاني بتنازله نمائياً عن كافة حصصه وقدرها 9023 في شركة أحمد زيني</w:t>
+        <w:br/>
+        <w:t>وأولاده بمالها من حصص وشركات في الشركات المذكورة (الشركات التابعة لشركة أحمد زيني وأولاده والشركات التابعة لشركة احمد زيني التجارية)» وأنه ليس له أي حق بمطالبة الطرف</w:t>
+        <w:br/>
+        <w:t>ربتعيو تاكرشلا كلت لامعأب ةقلعتم اهبس وأ اهعون ناكامهم ةبلاطم يأب اهل ةعباتلا عورفلاو ىوعدلا هذه لحم تاكرشلا وأ تاكرشلا كلتل ريدم وأ كيرش هتفصب ءاوس ثلاثلاو لوألا</w:t>
+        <w:br/>
+        <w:t>وأ اهعون ناكامهم ىوعد وأ بلطم يأ يف مهقحل طاقسإو.الماشو ًامات ءاربإ اهنع جراختملا تاكرشلل ةرادإلا لامعأ نع لوألا فرطلا ةمذل يئاهنو لماش ةمذ ءاربإ حلصلاب جراختلا اذه</w:t>
+        <w:br/>
+        <w:t>نيب حلصلا تابثإب ه2/12/1432 خبراتب رداصلا ه1432 ماعل (185/17/2) مقر اهمكح ةرئادلا تردصأ هيلعو .(...تاكرشلا كلتب قلعتي اميف لبقتسملاو رضاحلاو يضاملا يف اهبس</w:t>
+        <w:br/>
+        <w:t>المدعي والمدعى عليه وما تضمنه من إقرار المدعي للمدعى عليه بإبراء ذمة المدعى عليه (مرفق الحكم مستند رقم 8). 8- وحيث أن تخارج المدعي على النحو المبين باتفاقية الصلح الصادر</w:t>
+        <w:br/>
+        <w:t>بها الحكم من تلك الشركات أثناء تملك المدعى عليه لما نسبته 9054 من تلك الشركات تحصل علهها جراء استحواذه على نسبة (9690) من الحصص - محل النزاع - وهذا يعد إقراراً واضحاً</w:t>
+        <w:br/>
+        <w:t>ماتلا جراختلا نم مغرلا ىلعو .اههف كش.ال ةصلاخو ةمات ةيكلم - عازنلا رادم - هدلاو صصحل هيلع ىعدملا كلمتو يعدملا ثرومو هيلع ىعدملا نيب مربملا عيبلا ةحصب يعدملا نم ًاحيرصو</w:t>
+        <w:br/>
+        <w:t>بموجب الحكم القضائي السالف الذكر إلا أن المدعي أقام العديد من الدعاوى التي تم ردها جميعاً لأسباب عديدة» ومنها على سبيل المثال لا الحصر: الدعوى رقم (421254094) وتاريخ</w:t>
+        <w:br/>
+        <w:t>0 ااالمقامة من المدعي ضد المدعى عليه لدى محكمة التنفيذ بجدة طلب تعويض عن ضرر التخارج من الشركات وقد قضت محكمة الاستئناف بجدة برفض الاستئناف من</w:t>
+        <w:br/>
+        <w:t>عدنان برقم صك (5 .477708757 وتاريخ 01/09/1442ه). وبعد رفض هذه الدعوى أقام عدنان زبني دعوى برقم (42823620 وتاريخ 11/1442/ 06ه) بالمحكمة التجارية بجدة الدائرة</w:t>
+        <w:br/>
+        <w:t>الثانية وقضت المحكمة برد الدعوى. كذلك أقام المدعي ضد المدعى عليه الدعوى رقم (421323538) وتاريخ 02/2021/ 03م لدى الدائرة التنفيذية الأولى بمحكمة التنفيذ بمحافظة</w:t>
+        <w:br/>
+        <w:t>جدةء وقضت المحكمة بصرف النظر عن الدعوى. إضافة إلى العديد من الدعاوى التي أقامها المدعي ومنها هذه الدعوى مما يثبت محاولة المدعي الكيد بأخيه المدعى عليه. خامساً: الرد</w:t>
+        <w:br/>
+        <w:t>على ادعاءات المدعي: بالإشارة إلى المذكرة الختامية المقدمة من المدعي والمقدمة في 2/1445/ 25ه. وحيث انطوت على ادعاءات متناقضة يتعين الرد علها على النحو الآتي: 1- جواباً على</w:t>
+        <w:br/>
+        <w:t>ما ادعاه بتنازل المدعي عدنان وأبناء غازي زيني - بحكم الصلح - عن كامل الحصص المملوكة لهم بموجب عقد التأسيس وتم إفراغ الحصص للمدعى عليه وأن الصلح كان ممثلاًفي</w:t>
+        <w:br/>
+        <w:t>أطراف النزاع» ولم يكن المورث أحمد زبني وما يملكه من نسب في كافة الشركات طرفاً فيه لأنهكان على قيد الحياة. الجواب: فإن ما ادعاه المدعي غير صحيح فإن الدعوى التي أقامها</w:t>
+        <w:br/>
+        <w:t>عدنان على أسامة كانت بسبب استحواذه على حصص والده البالغة (9690) في شركة أحمد زيني التجارية وقد تم الصلح والتخارج على ذلك الأساسء فقد كانت نسبة أسامه من تملك</w:t>
+        <w:br/>
+        <w:t>ةيساسألا ىوعدلا كلت روحم يه تناك عازنلا لحم صصحلا ناف يلاتلابو .(9046) لداعت نيعمتجم يزاغ ءانبأو ناندع صصح ةبسنو تاكرشلا صصح نم (54/) لداعت صصحلا</w:t>
         <w:br/>
         <w:t>صصخح عيب نالطبب ىعدملا عفد ىلع ًاباوج 2- .ليلضتلا يف يعدملا هيلإ لصو يذلا ىدملا رهظي انه نمو ءمكحلا كص هب ليذملا ءاربإلاو يضارتلاو حلصلا مت اههلعو اهل ثعابلاو كرحملا يهو</w:t>
         <w:br/>
@@ -1292,112 +1438,146 @@
     </w:p>
     <w:p>
       <w:pPr>
+        <w:pStyle w:val="Heading2"/>
         <w:jc w:val="right"/>
         <w:bidi/>
       </w:pPr>
       <w:r>
-        <w:rPr>
-          <w:b w:val="0"/>
-          <w:i w:val="0"/>
-        </w:rPr>
-        <w:t>[صفحة 10]</w:t>
-        <w:br/>
-        <w:t>ةيد اةيبرعلاةكلمملا</w:t>
-        <w:br/>
-        <w:t>0 0 صك رقم ‎447١541175‏ الج ك2</w:t>
-        <w:br/>
-        <w:t>إىتوانطم _--5</w:t>
-        <w:br/>
-        <w:t>المحكمة التجارية يجدة رقم الصفحة: ‎١٠١‏ 0 5</w:t>
-        <w:br/>
-        <w:t>دائرة الاستئناف الثانية تاريخ الصك: 7١/9./ف:5١‏ 0 9 5</w:t>
-        <w:br/>
-        <w:t>الحاضر عن المدعى عدنان زيني بأن المحكمة تغاضت عن هذا التقرير ولم تأخذ به إلا.أنه يحاول جاهداً التحايل على الواقع وإمهام المحكمة بصحة ما يزعمه ولم يتطرق لتقرير الصحة</w:t>
-        <w:br/>
-        <w:t>دتعيو نيبراشتسا نم رداصو لماش ريرقت وه ةيسفنلا ةحصلا ريرقت نأ وعمجأ ثيح .ةدجب ةيحصلا نوئشلا ريدم باطخ وأ ةحصلا ريزو باطخ وأ لدعلا ريزو باطخ وأ ةيسفنلا</w:t>
-        <w:br/>
-        <w:t>بهء وأما التقرير الصادر من مدينة الملك عبد الله الطبية هو تقرير من عيادات خارجية مدفوعة الأجر ولم تطلبه المحكمة, بل إن المحكمة تغاضت عنه وطلبت التقرير من مستشفى</w:t>
-        <w:br/>
-        <w:t>الصحة النفسية بجدة. ب - كما أن المدعي يناقض نفسه فيما استند عليه في ادعائه على تقرير طبي صادر بتاريخ 11/1431/ 3ه يزعم تضمنه أن مورثه يعاني من الخرف الشيخوخي</w:t>
-        <w:br/>
-        <w:t>المتقدم وضعف الإدراك ومن ثم انعدام أهليته وفي ذات الدفع يستند على مستند صادر في تاريخ 2/1432/ 18ه - أي بعد تاريخ هذا التقرير ب3 شهور - ويدفع بأنه كان كامل الأهلية وأنه</w:t>
-        <w:br/>
-        <w:t>ذكر أنه لم يبع شيئاًء في دفع يثبت التناقض الجسيم في أقوال المدعي. ت - كما أن مما يناقض ادعاء المدعي أن عقد بيع الحصص كان بتاريخ 1431/20/9ه وقد سبق وأن أقام المدعي</w:t>
-        <w:br/>
-        <w:t>بعد إبرام العقد دعوى تعيين ولي ضد مورثه. وقد صدر تقرير اللجنة الطبية بمستشفى الصحة النفسية بجدة الصادر برقم (1951) وتاريخ 1432/ 6/ 8ه - أي بعد تاريخ ابرام عقد بيع</w:t>
-        <w:br/>
-        <w:t>الحصص - وتضمن أن المذكور هاديء ومتعاون ولم تظهر عليه أعراض مرض عقلي وكان إدراكه ووعيه وذاكرته في الحدود الطبيعية وأن المذكور قادر على القيام بشؤونه ولا.يحتاج</w:t>
-        <w:br/>
-        <w:t>لتعيين قيم وقد ذيل التقرير بتوقيع الأطباء التابعين لوزارة الصحية - الموظفين العموميين - مرفق التقرير الطبي الصادر من مستشفى الصحة النفسية - (مستند رقم 10). كما أثبت</w:t>
-        <w:br/>
-        <w:t>47/) مقر ةدجب ةماعلا ةمكحملا سيئرل لسرملا هباطخ بجومب عئابلا - يعدملا ثرومل ةيلقعلا ىوقلا ةمالسو نايبلا فلاسلا يبطلا ريرقتلا ةحص ةدج ةظفاحمب ةيحصلا نوؤشلا ريدم</w:t>
-        <w:br/>
-        <w:t>9292913 وتاريخ 4/8/1432ه (مرفق الخطاب - مستند رقم 11). ج- كما أثبت صاحب الفضيلة وزير العدل في خطابه رقم (33/ 21/567889) وتاريخ 17/4/1433هء بالتقرير</w:t>
-        <w:br/>
-        <w:t>ًايفوتسم ربتعي ه8 6/1432/ خيراتو 1951 مقرب ةيسفنلا ضارمألا ىفشتسم نم رداصلا يميفنلا يبطلا ريرقتلا نأ ًاصن ةرازولا باطخ ركذو هب درو ام ةحصو - نايبلا فنآلا - يبطلا</w:t>
-        <w:br/>
-        <w:t>لجميع المعلومات الأساسية..... وبناءً على هذا الخطاب وبناءً على القرار رقم 33125567 وتاريخ 12/3/1433 ه المصادق عليه من محكمة الاستئناف بمكة المكرمة والمتضمن: (وبدراسة</w:t>
-        <w:br/>
-        <w:t>صورة الضبط واللوائح الاعتراضية تقرر الموافقة على الإجراء الأخير لفضيلة القاضي), وقررت رفع الحجز التحفظي عن أرصدة أحمد زيني الذي تم بناءً على طلب المهيين وكالة طالب</w:t>
-        <w:br/>
-        <w:t>إقامة مجلس الولاية» وبناء على هذا الخطاب فقد قضت المحكمة العامة بمحافظة جدة بإثبات مضمون هذا التقرير في دعوى الإنهاء التي أقامها المدعي ضد والده لتعيين ولي عنه</w:t>
-        <w:br/>
-        <w:t>وقضت المحكمة بالحكم رقم (33286392) وتاريخ 8/6/1433ه (بصرف النظر عن طلب المهين إقامة مجلس ولاية على أحمد زيني). (مرفق الحكم الصادر من المحكمة العامة بجدة.</w:t>
-        <w:br/>
-        <w:t>مستند رقم (12). ح- وأما استناد المدعي على الحكم القضائي الصادر من محكمة الاستئناف برقم (37153592) فإن الثابت من هذا الحكم أنه صدر في عام 1437ه أي بعد ما يزيد عن</w:t>
-        <w:br/>
-        <w:t>6 سنوات من توقيع العقدء كما أنه صادر في دعوى مقامة في عام 1434ه وهذا إثبات لسلامة القوى العقلية لمورث المدعي فلوكان مصاباً بالشيخوخة كمايدعي المدعي لقضي على</w:t>
-        <w:br/>
-        <w:t>هتاءاعدا ةحص مدع تبثي يذلا رمألا .مكحلا رودص ىتح ةيلقعلا هاوق ةمالسل ةتبثملا ةيبطلا ريراقتلا نم ديدعلا تردص هنأ.الإ هتافرصت ةيزاوج مدع توبثو هيلع يلو نييعتب روفلا</w:t>
-        <w:br/>
-        <w:t>وتدليسه على دائرتكم الموقرة. خ- حتى لو افترضنا جدلاًالأخذ بهذا الحكم فإن دعوى الولاية التي بموجها تم تعيين ولي عن مورث المدعي قد رفعت لشأن بطلان هذا العقد محل الدعوى</w:t>
-        <w:br/>
-        <w:t>وبعد تعيين ولي على تصرفات مورث المدعي لم يبد أي اعتراض على عقد بيع الحصص مما يثبت نفاذ التصرفء وحيث أن سكوت الولي عن الطعن عن هذا التصرف إقراراً به ولماكانت</w:t>
-        <w:br/>
-        <w:t>القاعدة الشرعية: "أن السكوت في معرض الحاجة إلى البيان بيان". 5- جواباً على استناد المدعي على صك الإنهاء الصادر من قاضي الإنهاءات بالمحكمة العامة بجدة المتضمن إجابة</w:t>
-        <w:br/>
-        <w:t>مورثه أنه لم يبيع شيئاً الجواب: فنجيب على ذلك: أ- المدعي يناقض نفسه في هذا الادعاء حيث أنه كان قد ادعى بأن مورثه بتاربخ 11/1431/ 3هكان يعاني من الخرف وكان منعدم</w:t>
-        <w:br/>
-        <w:t>الأهلية. ب - أن هذا يناهضه إقرار المدعي سلفاً بصحة عقد بيع الحصص من مورثه وكذلك تأكيد الدائرة على ذلك الإقرار في تسبها أن الدعوى لم تتمخض عن طعن في صحة البيع أو</w:t>
-        <w:br/>
-        <w:t>تمسك ببطلانه. ت - وعلى فرض والفرض يساوي العدم - الاعتداد بهذا الصك فإن الثابت من الصك حضور مورث المدعي لتوكيل أسامة زيني وعدنان زيني وأنه قد تم سؤاله هل بعت أو</w:t>
-        <w:br/>
-        <w:t>تنازلت عن شيء من أملاكك الأحد من أبنائك؟ قال لا.لم أبع شيء. وحيث إن المدعي يحاول ربط تلك الإجابة ببيع الحصص للمدعى عليه وهو استدلال قاصر ومحاولة لإدخال اللبس</w:t>
-        <w:br/>
-        <w:t>على دائرتكم الموقرة بعدم بيع مورث المدعي لحصصه للمدىى عليه وهو غير صحيح. حيث اجتزأ المدعي مضمون الصك. فالدائرة أثبتت نصاً أن مورث المدعى (أحمد زيني) حضر</w:t>
-        <w:br/>
-        <w:t>ووجدته الدائرة مدرك لأشياء قليلة وغير مدرك للأشياء الماضية. وقدكان سؤال الدائرة وإجابة مورث المدعى تتعلق ببيع أياً من املاكه أثناء الإنهاء دون امتداد ذلك للتصرفات السابقة</w:t>
-        <w:br/>
-        <w:t>ولا سيما وأن الدائرة أثبتت إدراكه لأشياء قليلة وغير مدرك للأشياء الماضية. ومن ثم فإنه من غير المستساغ ثبوت ذلك للدائرة ثم تسأله عن تصرفات مضى علها ما يقارب ال6 أشهر. ث</w:t>
-        <w:br/>
-        <w:t>- وقد أثبت ذات - قاضي الإنهاء اللحيدان - بموجب حكم قضائي مكتسب القطعية أهلية مورث المدعي بعد توقيع عقد بيع الحصص محل الدعوى بموجب تقرير طبي رسمي سبق</w:t>
-        <w:br/>
-        <w:t>الإشارة إليه ومن ثم صحة ونفاذ التصرفات الصادرة منه والسابقة لهذا الحكمء ولماكان من المقرر قضاء: (أن الأصل في التصرفات حملها على الصحة ما دام لم يثبت خلاف ذلك</w:t>
-        <w:br/>
-        <w:t>4/1434/ خيراتو (34200931) مقر رارقلاب فانئتسالا ةمكحم نم قدصملا ه6 2/1434/ خيراتو (3431443) كصلا مقر 1434 ماعل ةيئاضقلا ماكحألا ةنودم) (يماظن وأ يعرش ىضتقمب</w:t>
-        <w:br/>
-        <w:t>9ه ). 5- وأما ما دفع به المدعى في الدفع (ثالثاًء ورابعاً) تكرار مخل للد فوع السابقة وسبق الرد عليه ولا يعدو إلا أن يكون جدلاً موضوعياً. 6- جواباً على ادعاء المدعى بتناقض المدعى</w:t>
-        <w:br/>
-        <w:t>عليه في قيمة الحصص وأنه تارة يزعم أن الثمن 450 ألف ريال وتارة أخرى يزعم بأن الثمن 120 مليون ريال. الجواب: فنجيب على ذلك بأن هذا الادعاء غير صحيح والمدعي يحاول إهام</w:t>
-        <w:br/>
-        <w:t>غلبمب يعدملا ثروم نيبو هنيب مربملا ءاكرشلا رارق يف ةيمسإلا ةميقلاب مت .ةصح (450) ةغلابلا هثرومل ةكولمم لا صصحلا عيب نأب عفد هيلع ىعدملاف 1- :نأ كلذ ضقانت دوجوب ةرئادلا</w:t>
-        <w:br/>
-        <w:t>(450.000 ريال) في حين أن العقد المبرم والمتعلق ببيع ذات الحصص قد تم بالقيمة الفعلية لتلك الحصص وذلك بمبلغ (120 مليون ريال): وماتم بهذا الشأن من العرف المتعارف عليه بين</w:t>
-        <w:br/>
-        <w:t xml:space="preserve">التجار. (وهذه القيمة </w:t>
+        <w:t>صفحة 10</w:t>
       </w:r>
     </w:p>
     <w:p>
       <w:pPr>
+        <w:pStyle w:val="Heading2"/>
         <w:jc w:val="right"/>
         <w:bidi/>
       </w:pPr>
       <w:r>
-        <w:rPr>
-          <w:b w:val="0"/>
-          <w:i w:val="0"/>
-        </w:rPr>
-        <w:t>الفعلية قد تم الإشارة إلها بقيمة 120.000.000 مليون ريال في صك الحكم رقم 342881449 وتاريخ 26/7/1434 ه صفحة رقم (5) السطرين الأخيرين: وبالصفحة</w:t>
+        <w:t>[نص الضبط / الحكم — المتن الفعلي] ===</w:t>
+        <w:br/>
+        <w:t>ةيد اةيبرعلاةكلمملا</w:t>
+        <w:br/>
+        <w:t>0 0 صك رقم ‎447١541175‏ الج ك2</w:t>
+        <w:br/>
+        <w:t>إىتوانطم _--5</w:t>
+      </w:r>
+    </w:p>
+    <w:p>
+      <w:pPr>
+        <w:pStyle w:val="Heading2"/>
+        <w:jc w:val="right"/>
+        <w:bidi/>
+      </w:pPr>
+      <w:r>
+        <w:t>[ترويسة / كليشة وزارة العدل — معلومات رسمية متكررة] ===</w:t>
+        <w:br/>
+        <w:t>المحكمة التجارية يجدة رقم الصفحة: ‎١٠١‏ 0 5</w:t>
+        <w:br/>
+        <w:t>دائرة الاستئناف الثانية تاريخ الصك: 7١/9./ف:5١‏ 0 9 5</w:t>
+      </w:r>
+    </w:p>
+    <w:p>
+      <w:pPr>
+        <w:pStyle w:val="Heading2"/>
+        <w:jc w:val="right"/>
+        <w:bidi/>
+      </w:pPr>
+      <w:r>
+        <w:t>[نص الضبط / الحكم — المتن الفعلي] ===</w:t>
+        <w:br/>
+        <w:t>الحاضر عن المدعى عدنان زيني بأن المحكمة تغاضت عن هذا التقرير ولم تأخذ به إلا.أنه يحاول جاهداً التحايل على الواقع وإمهام المحكمة بصحة ما يزعمه ولم يتطرق لتقرير الصحة</w:t>
+        <w:br/>
+        <w:t>دتعيو نيبراشتسا نم رداصو لماش ريرقت وه ةيسفنلا ةحصلا ريرقت نأ وعمجأ ثيح .ةدجب ةيحصلا نوئشلا ريدم باطخ وأ ةحصلا ريزو باطخ وأ لدعلا ريزو باطخ وأ ةيسفنلا</w:t>
+        <w:br/>
+        <w:t>بهء وأما التقرير الصادر من مدينة الملك عبد الله الطبية هو تقرير من عيادات خارجية مدفوعة الأجر ولم تطلبه المحكمة, بل إن المحكمة تغاضت عنه وطلبت التقرير من مستشفى</w:t>
+        <w:br/>
+        <w:t>الصحة النفسية بجدة. ب - كما أن المدعي يناقض نفسه فيما استند عليه في ادعائه على تقرير طبي صادر بتاريخ 11/1431/ 3ه يزعم تضمنه أن مورثه يعاني من الخرف الشيخوخي</w:t>
+        <w:br/>
+        <w:t>المتقدم وضعف الإدراك ومن ثم انعدام أهليته وفي ذات الدفع يستند على مستند صادر في تاريخ 2/1432/ 18ه - أي بعد تاريخ هذا التقرير ب3 شهور - ويدفع بأنه كان كامل الأهلية وأنه</w:t>
+        <w:br/>
+        <w:t>ذكر أنه لم يبع شيئاًء في دفع يثبت التناقض الجسيم في أقوال المدعي. ت - كما أن مما يناقض ادعاء المدعي أن عقد بيع الحصص كان بتاريخ 1431/20/9ه وقد سبق وأن أقام المدعي</w:t>
+        <w:br/>
+        <w:t>بعد إبرام العقد دعوى تعيين ولي ضد مورثه. وقد صدر تقرير اللجنة الطبية بمستشفى الصحة النفسية بجدة الصادر برقم (1951) وتاريخ 1432/ 6/ 8ه - أي بعد تاريخ ابرام عقد بيع</w:t>
+        <w:br/>
+        <w:t>الحصص - وتضمن أن المذكور هاديء ومتعاون ولم تظهر عليه أعراض مرض عقلي وكان إدراكه ووعيه وذاكرته في الحدود الطبيعية وأن المذكور قادر على القيام بشؤونه ولا.يحتاج</w:t>
+        <w:br/>
+        <w:t>لتعيين قيم وقد ذيل التقرير بتوقيع الأطباء التابعين لوزارة الصحية - الموظفين العموميين - مرفق التقرير الطبي الصادر من مستشفى الصحة النفسية - (مستند رقم 10). كما أثبت</w:t>
+        <w:br/>
+        <w:t>47/) مقر ةدجب ةماعلا ةمكحملا سيئرل لسرملا هباطخ بجومب عئابلا - يعدملا ثرومل ةيلقعلا ىوقلا ةمالسو نايبلا فلاسلا يبطلا ريرقتلا ةحص ةدج ةظفاحمب ةيحصلا نوؤشلا ريدم</w:t>
+        <w:br/>
+        <w:t>9292913 وتاريخ 4/8/1432ه (مرفق الخطاب - مستند رقم 11). ج- كما أثبت صاحب الفضيلة وزير العدل في خطابه رقم (33/ 21/567889) وتاريخ 17/4/1433هء بالتقرير</w:t>
+        <w:br/>
+        <w:t>ًايفوتسم ربتعي ه8 6/1432/ خيراتو 1951 مقرب ةيسفنلا ضارمألا ىفشتسم نم رداصلا يميفنلا يبطلا ريرقتلا نأ ًاصن ةرازولا باطخ ركذو هب درو ام ةحصو - نايبلا فنآلا - يبطلا</w:t>
+        <w:br/>
+        <w:t>لجميع المعلومات الأساسية..... وبناءً على هذا الخطاب وبناءً على القرار رقم 33125567 وتاريخ 12/3/1433 ه المصادق عليه من محكمة الاستئناف بمكة المكرمة والمتضمن: (وبدراسة</w:t>
+        <w:br/>
+        <w:t>صورة الضبط واللوائح الاعتراضية تقرر الموافقة على الإجراء الأخير لفضيلة القاضي), وقررت رفع الحجز التحفظي عن أرصدة أحمد زيني الذي تم بناءً على طلب المهيين وكالة طالب</w:t>
+        <w:br/>
+        <w:t>إقامة مجلس الولاية» وبناء على هذا الخطاب فقد قضت المحكمة العامة بمحافظة جدة بإثبات مضمون هذا التقرير في دعوى الإنهاء التي أقامها المدعي ضد والده لتعيين ولي عنه</w:t>
+        <w:br/>
+        <w:t>وقضت المحكمة بالحكم رقم (33286392) وتاريخ 8/6/1433ه (بصرف النظر عن طلب المهين إقامة مجلس ولاية على أحمد زيني). (مرفق الحكم الصادر من المحكمة العامة بجدة.</w:t>
+        <w:br/>
+        <w:t>مستند رقم (12). ح- وأما استناد المدعي على الحكم القضائي الصادر من محكمة الاستئناف برقم (37153592) فإن الثابت من هذا الحكم أنه صدر في عام 1437ه أي بعد ما يزيد عن</w:t>
+        <w:br/>
+        <w:t>6 سنوات من توقيع العقدء كما أنه صادر في دعوى مقامة في عام 1434ه وهذا إثبات لسلامة القوى العقلية لمورث المدعي فلوكان مصاباً بالشيخوخة كمايدعي المدعي لقضي على</w:t>
+        <w:br/>
+        <w:t>هتاءاعدا ةحص مدع تبثي يذلا رمألا .مكحلا رودص ىتح ةيلقعلا هاوق ةمالسل ةتبثملا ةيبطلا ريراقتلا نم ديدعلا تردص هنأ.الإ هتافرصت ةيزاوج مدع توبثو هيلع يلو نييعتب روفلا</w:t>
+        <w:br/>
+        <w:t>وتدليسه على دائرتكم الموقرة. خ- حتى لو افترضنا جدلاًالأخذ بهذا الحكم فإن دعوى الولاية التي بموجها تم تعيين ولي عن مورث المدعي قد رفعت لشأن بطلان هذا العقد محل الدعوى</w:t>
+        <w:br/>
+        <w:t>وبعد تعيين ولي على تصرفات مورث المدعي لم يبد أي اعتراض على عقد بيع الحصص مما يثبت نفاذ التصرفء وحيث أن سكوت الولي عن الطعن عن هذا التصرف إقراراً به ولماكانت</w:t>
+        <w:br/>
+        <w:t>القاعدة الشرعية: "أن السكوت في معرض الحاجة إلى البيان بيان". 5- جواباً على استناد المدعي على صك الإنهاء الصادر من قاضي الإنهاءات بالمحكمة العامة بجدة المتضمن إجابة</w:t>
+        <w:br/>
+        <w:t>مورثه أنه لم يبيع شيئاً الجواب: فنجيب على ذلك: أ- المدعي يناقض نفسه في هذا الادعاء حيث أنه كان قد ادعى بأن مورثه بتاربخ 11/1431/ 3هكان يعاني من الخرف وكان منعدم</w:t>
+        <w:br/>
+        <w:t>الأهلية. ب - أن هذا يناهضه إقرار المدعي سلفاً بصحة عقد بيع الحصص من مورثه وكذلك تأكيد الدائرة على ذلك الإقرار في تسبها أن الدعوى لم تتمخض عن طعن في صحة البيع أو</w:t>
+        <w:br/>
+        <w:t>تمسك ببطلانه. ت - وعلى فرض والفرض يساوي العدم - الاعتداد بهذا الصك فإن الثابت من الصك حضور مورث المدعي لتوكيل أسامة زيني وعدنان زيني وأنه قد تم سؤاله هل بعت أو</w:t>
+        <w:br/>
+        <w:t>تنازلت عن شيء من أملاكك الأحد من أبنائك؟ قال لا.لم أبع شيء. وحيث إن المدعي يحاول ربط تلك الإجابة ببيع الحصص للمدعى عليه وهو استدلال قاصر ومحاولة لإدخال اللبس</w:t>
+        <w:br/>
+        <w:t>على دائرتكم الموقرة بعدم بيع مورث المدعي لحصصه للمدىى عليه وهو غير صحيح. حيث اجتزأ المدعي مضمون الصك. فالدائرة أثبتت نصاً أن مورث المدعى (أحمد زيني) حضر</w:t>
+        <w:br/>
+        <w:t>ووجدته الدائرة مدرك لأشياء قليلة وغير مدرك للأشياء الماضية. وقدكان سؤال الدائرة وإجابة مورث المدعى تتعلق ببيع أياً من املاكه أثناء الإنهاء دون امتداد ذلك للتصرفات السابقة</w:t>
+        <w:br/>
+        <w:t>ولا سيما وأن الدائرة أثبتت إدراكه لأشياء قليلة وغير مدرك للأشياء الماضية. ومن ثم فإنه من غير المستساغ ثبوت ذلك للدائرة ثم تسأله عن تصرفات مضى علها ما يقارب ال6 أشهر. ث</w:t>
+        <w:br/>
+        <w:t>- وقد أثبت ذات - قاضي الإنهاء اللحيدان - بموجب حكم قضائي مكتسب القطعية أهلية مورث المدعي بعد توقيع عقد بيع الحصص محل الدعوى بموجب تقرير طبي رسمي سبق</w:t>
+        <w:br/>
+        <w:t>الإشارة إليه ومن ثم صحة ونفاذ التصرفات الصادرة منه والسابقة لهذا الحكمء ولماكان من المقرر قضاء: (أن الأصل في التصرفات حملها على الصحة ما دام لم يثبت خلاف ذلك</w:t>
+        <w:br/>
+        <w:t>4/1434/ خيراتو (34200931) مقر رارقلاب فانئتسالا ةمكحم نم قدصملا ه6 2/1434/ خيراتو (3431443) كصلا مقر 1434 ماعل ةيئاضقلا ماكحألا ةنودم) (يماظن وأ يعرش ىضتقمب</w:t>
+        <w:br/>
+        <w:t>9ه ). 5- وأما ما دفع به المدعى في الدفع (ثالثاًء ورابعاً) تكرار مخل للد فوع السابقة وسبق الرد عليه ولا يعدو إلا أن يكون جدلاً موضوعياً. 6- جواباً على ادعاء المدعى بتناقض المدعى</w:t>
+        <w:br/>
+        <w:t>عليه في قيمة الحصص وأنه تارة يزعم أن الثمن 450 ألف ريال وتارة أخرى يزعم بأن الثمن 120 مليون ريال. الجواب: فنجيب على ذلك بأن هذا الادعاء غير صحيح والمدعي يحاول إهام</w:t>
+        <w:br/>
+        <w:t>غلبمب يعدملا ثروم نيبو هنيب مربملا ءاكرشلا رارق يف ةيمسإلا ةميقلاب مت .ةصح (450) ةغلابلا هثرومل ةكولمم لا صصحلا عيب نأب عفد هيلع ىعدملاف 1- :نأ كلذ ضقانت دوجوب ةرئادلا</w:t>
+        <w:br/>
+        <w:t>(450.000 ريال) في حين أن العقد المبرم والمتعلق ببيع ذات الحصص قد تم بالقيمة الفعلية لتلك الحصص وذلك بمبلغ (120 مليون ريال): وماتم بهذا الشأن من العرف المتعارف عليه بين</w:t>
+      </w:r>
+    </w:p>
+    <w:p>
+      <w:pPr>
+        <w:pStyle w:val="Heading2"/>
+        <w:jc w:val="right"/>
+        <w:bidi/>
+      </w:pPr>
+      <w:r>
+        <w:t>[ترويسة / كليشة وزارة العدل — معلومات رسمية متكررة] ===</w:t>
+        <w:br/>
+        <w:t>التجار. (وهذه القيمة الفعلية قد تم الإشارة إلها بقيمة 120.000.000 مليون ريال في صك الحكم رقم 342881449 وتاريخ 26/7/1434 ه صفحة رقم (5) السطرين الأخيرين: وبالصفحة</w:t>
+      </w:r>
+    </w:p>
+    <w:p>
+      <w:pPr>
+        <w:pStyle w:val="Heading2"/>
+        <w:jc w:val="right"/>
+        <w:bidi/>
+      </w:pPr>
+      <w:r>
+        <w:t>[نص الضبط / الحكم — المتن الفعلي] ===</w:t>
         <w:br/>
         <w:t>رقم (6) المسطر الثاني وكذا الصفحة رقم (8) سطر (13) والمسطرين الأخيرين (مرفق رقم 2.)13- وأما عن سداد المبلغ فإنه لم يكن به تناقض مطلقاً حيث إن المدعى عليه دفع منذ فجر</w:t>
         <w:br/>
@@ -1428,110 +1608,144 @@
     </w:p>
     <w:p>
       <w:pPr>
+        <w:pStyle w:val="Heading2"/>
         <w:jc w:val="right"/>
         <w:bidi/>
       </w:pPr>
       <w:r>
-        <w:rPr>
-          <w:b w:val="0"/>
-          <w:i w:val="0"/>
-        </w:rPr>
-        <w:t>[صفحة 11]</w:t>
-        <w:br/>
-        <w:t>ةيد اةيبرعلا ةكلمملا</w:t>
-        <w:br/>
-        <w:t>0 0 صك رقم ‎447١541175‏ الج ك2</w:t>
-        <w:br/>
-        <w:t>إ تواقطم --</w:t>
-        <w:br/>
-        <w:t>المحكمة التجارية يجدة رقم الصفحة: ‎١١‏ 0 5</w:t>
-        <w:br/>
-        <w:t>دائرة الاستئناف الثانية تاريخ الصك:  ‎١:44/.”/١١‏ 0-0 5 ا</w:t>
-        <w:br/>
-        <w:t>تقديم أي دليل او دفع حا لكان من شأنه التأثير ني وجه الرأي في الدعوى. 8- وأما استناد المدعي على حكم الوصية: فنجيب على ذلك: 1- أن المدعي يقر إقراراً واضحا وصريحاً بأهلية</w:t>
-        <w:br/>
-        <w:t>مورثه ويتمسك بالوصية الصادرة في تاريخ 12/2/1432 ويطالب بمستحقات مالية ناشئة عن تلك الوصية في حين أنه يدعي ببطلان عقد بيع الحصص محل الدعوى المؤرخ بتاريخ سابق</w:t>
-        <w:br/>
-        <w:t>لتلك الوصية في تناقض تام لادعاءاته السابقة. فلو سلمنا ببطلان عقد بيع الحصص؛ فإنه من باب أولى عدم استحقاق أي مبالغ ناشئة عن تلك الوصية. وبناءً على ما تقدم نلتمس من</w:t>
-        <w:br/>
-        <w:t>فضيلتكم القضاء بمايلي: إلغاء الحكم المستأنف والقضاء مجدداً برد دعوى المدعي؛ لعدم الاستحقاق). كما اطلعت الدائرة على المذكرة الإلحاقية المقدمة من وكيل المدعيين عدنان</w:t>
-        <w:br/>
-        <w:t>أحمد عباس زيني) و (عاتقة محمد يحيى محمد علي الحرازي) والمودعة في مرفقات القخية بتاريخ 29/ 02/ 1445ه وحاصلها: (إلحاقاً لمذكرتنا التفصيلية المقدمة بتاريخ 1445-02-24ه.</w:t>
-        <w:br/>
-        <w:t>ًافنآ اهلإ راشملا ةيليصفتلا ةركذملا يف اوهس طقس هنا ةرقوملا ةرئادلا ةيانع تفلن هيلعو ينمزلا عئاقولا لسلست اهف ىعاري ةيليصفت ةركذم ميدقتب ةريخألا ةسلجلا يف ةرئادلا بلط ىلع ًءانبو</w:t>
-        <w:br/>
-        <w:t>التنويه على مسألتين في غاية الاهمية ومؤثرة جداً على النظر القضائي ومسار القخبية: أولا دفع وكيل المدعى عليه بعدم اختصاص المحكمة التجارية بنظر هذه الدعوى وانها من</w:t>
-        <w:br/>
-        <w:t>اختصاص محكمة الاحوال الشخصية وهذا الدفع باطل من وجوه: أن النزاع والخلاف مع المدعى عليه متعلق بقيمة حصص استحوذ علها دون وجه حق كما هو مبين في مذكرتنا</w:t>
-        <w:br/>
-        <w:t>السابقة والاختصاص منعقد كما لا.يخفى على شريف علم الدائرة للمحكمة التجارية بموجب المادة السادسة عشرة من نظام المحكمة التجاربة والتي نصت على: (تختص المحكمة</w:t>
-        <w:br/>
-        <w:t>ةبلاطملا ةميق تناك ىتم ,ةيراجتلا دوقعلا تاعزانم يف رجاتلا ىلع ةماقملا ىواعدلا .؟ .ةيعبتلا وأ ةيلصألا ةبراجتلا مهلامعأ ببسب راجتلا نيب أشنت يتلا تاعزانملا ‏.١‎ :يتآلا يفرظنلاب</w:t>
-        <w:br/>
-        <w:t>ماظن ماكحأ قيبطت نع ةئشانلا تافلاخملاو ىواعدلا 4. .ةبراضملا ةكرش يف ءاكرشلا تاعزانم .ةميقلا هذه ةدايز ءابضتقالا دنع سلجمللو «لابر فلأ ةئام ىلع ديزت ىوعدلا يف ةيلصألا</w:t>
-        <w:br/>
-        <w:t>يف ةيلصألا ةبلاطملا ةميق تناك ىتم «ةيراجتلا دوقعلا تاعزانم يف رجاتلا ىلع ةماقملا ىواعدلا يف ةيراجتلا مكاحملا صتخت يعونلا صاصتخالا :نوثالثلاو ةيداحلا ةداملا كلذكو .(تاكرشلا</w:t>
-        <w:br/>
-        <w:t>الدعوى تزيد على خمسمئة ألف ريال): والخلاف منصب على بيع وقيمة حصص في شركة تجارية نظامية, والدفع من قبل المدعى عليه بعدم الاختصاص القصد منه مضارة موكلي</w:t>
-        <w:br/>
-        <w:t>ومماطلتها فقط وقد جرت أحكام القضاء على عدم اختصاص محاكم الأحوال بالنظر في منازعات الشركات التجارية والخلاف على الحصص أو القيمة. ثانياً: سقط سهواً أن نرفق</w:t>
-        <w:br/>
-        <w:t>مستند في غاية الأهمية إذ أننا بينا في الفقرة رقم ‎)١(‏ من البند (ثانياً) من مذكرتنا الإلحاقية الأخيرة الإشارة إلى صدور تقرير طبي من مستشفى الحرس الوطني بتاريخ 5.-1١-١1١٠م‏</w:t>
-        <w:br/>
-        <w:t>الموافق ‎١41721-1١7-.37‏ هه أي بعد تاريخ عقد بيع الحصص محل النزاع بأيام قليلة» وتضمن التقرير أن الأب - مورث موكي - يعاني من الحرف الشيخوخي المقدم وضعف الإدراك (مرفق).</w:t>
-        <w:br/>
-        <w:t>أي أن المورث فاقد للأهلية وغير مدرك قبل هذا التاريخ بكثير وبالتالي فإن عقد البيع ساقط وغير معتبر شرعاً ونظاماً وغير منتج لآثاره النظامية وكذلك من مسقطات عقد البيع على</w:t>
-        <w:br/>
-        <w:t>افتراض صحته عدم دفع القيمة العادلة للحصص بل إنه لم يسلم منها شيئاً وتناقض المدعى عليه في بيان آلية سداد الثمن كما هو مفصل في المذكرة السابقة وفصلته الدائرة الابتدائية</w:t>
-        <w:br/>
-        <w:t>بجلاء في تسبيها للحكم محل النظر ونحيل لما سبق منعاً للتكرار وحفظاً لوقت الدائرة الثمين. وهذا ما جعلنا نعدل عن الدفع بتزوير عقد البيع فهو دفع غير مؤثر وغير منتج بعد</w:t>
-        <w:br/>
-        <w:t>تصفية الشركة اختيارياً من قبل المدعى عليه فهذا العقد تعددت أسباب سقوطه ركناً ومحلاً بعدم أهلية أحد العاقدين ابتداءً ثم بتخلف الثمن الحقيقي العادل للمبيع وثبوت انتفاءه.</w:t>
-        <w:br/>
-        <w:t>هذا ما أردت بيانه). ثم عقب وكيل المدعى عليه بالتأكيد على أن والدة المدعى عليه محتجزة لدى المدعي, وأن هناك تسجيل فيديوتم قبل أسبوعين تظهر فيه المدعية عاتقة وهي تقول</w:t>
-        <w:br/>
-        <w:t>بأنها لا.اتطالب ابنها أسامة بأي مطالبة: وأنها لم توكل أي محامي ولا.تعرف عن القضية شيئاً. والذي قام بتصوير الفيديو هو أخوها مرزوق الحرازيء وتم بعثه على البريد الإلكتروني</w:t>
-        <w:br/>
-        <w:t>الخاص بالدائرة» وأنه يطلب استجوابها بنا على المادة 20/2 من نظام الإثبات فعقب وكيل المدعي انه بعث بجوابة عبر حقل المحادثة ونصه: (ما ذكره المدعى عليه من احتجاز والدة</w:t>
-        <w:br/>
-        <w:t>موكلي عدنان وأنها لم توكل فهذا الكلام غير صحيح ولايجوز الطعن في الأوراق الرسمية إلا بالتزوير وليس هذا من اختصاص المحكمة التجارية» وبإمكان المدعي التقدم للجهات</w:t>
-        <w:br/>
-        <w:t>المختصة. ثم إن المدعى عليه أقام دعوى ضد والدته برقم 4570053093 يطالها بتسليم 130 مليون ريالء ولازالت قيد النظر بالمحكمة العامة). فعقب وكيل المدعى عليه بجوابه عبر</w:t>
-        <w:br/>
-        <w:t>حقل المحادثة ونصه: (الدعوى المذكورة ليس لها علاقة بهذه الدعوىء وقد سبق للدائرة الابتدائية أن طلبت حضور السيدة عاتقة لسماع مالديهاء ولكن الوكيل ذكر نصاً أنها تقف على</w:t>
-        <w:br/>
-        <w:t>الحياد بين ابنها ولا.يرى ضرورة لإحضارها وقد استجابت له الدائرة ولا.نعرف أي سبب يمنع من حضورها للمحكمة لسماع مالدهها). ثم أفهمت الدائرة الخبير بالحضور في الجلسة</w:t>
-        <w:br/>
-        <w:t>القادمة وتزويد الدائرة بوسائل التواصل مع الخبير. وأفهمت وكيل المدعيين بالرد على ما تضمنه جواب وكيل المدعى عليه بشأن القيمة التي قدّرها الخبير. كما أفهمت وكيل المدعى</w:t>
-        <w:br/>
-        <w:t>عليه بالرد على ما ذكره المدعيين بجلسة اليوم بشأن مسألة الاحتجاز والشكوى لدى الجهات المختصة. وتقديم إجابته خلال مهلة لا تتجاوز يوم واحد عبر النظام ء بصيغتي 06م و 010لا</w:t>
-        <w:br/>
-        <w:t>كما أفهمت كل طرف بالرد عبر النظام على ما سيق دمه الأطراف خلال مهلة تالية وقدرها يوم واحدء على إنه إن تعذر إرسال الإجابة عبر النظامء فيمكن إرسالها عبر إيميل الدائرة التالي:</w:t>
-        <w:br/>
-        <w:t>.10 ©011/12- 850-00 مع ضرورة أن يقوم كل طرف بتزويد الطرف الآخر بالإجابة عبر إيميل كل منهماء فتفهم كل طرف ذلك. وعليه تقرر الدائرة تأجيل نظر الدعوى. وني</w:t>
-        <w:br/>
-        <w:t>جلسة 1445-03-11هء المنعقدة عبر الاتصال المرئي عن بعد والمبلغ بها أطرافها إلكترونياًء واطلعت الدائرة على ملف القضبية» وعلى المذكرة المقدمة وكيل المدعيين (عدنان أحمد عباس</w:t>
-        <w:br/>
-        <w:t>زيني) و(عاتقة محمد يحيى محمد علي الحرازي) والمودعة بمرفقات القضية بتاريخ 10/ 03/ 1445ه وحاصلها: (نوضح لمقام الدائرة الآني رداً على ما أثاره وكيل المدعى عليه المضبوطة في</w:t>
-        <w:br/>
-        <w:t>الجلسة السابقة والتي كانت بتاريخ 5 ‎٠.‏ /55/.1 ١ه‏ أولاً: فيما يتعلق بدفع المدعى عليه بأن التقرير المحاسبي الصادر من الخبير المحاسبي طلاال أبو غزاله قد تضمن أن قيمة حصص</w:t>
-        <w:br/>
-        <w:t>المورث أحمد زبني رحمة الله محل هذا النزاع -تقدر بمبلغ وقدره (.. .,9,..0/ مليون ريال) فهذا الدفع باطل ومردود شكلاً وموضوعاً. فمن الناحية الشكلية فقد نصت المادة (١؟)‏</w:t>
-        <w:br/>
-        <w:t xml:space="preserve">من اللائحة التنفيذية لطرق الاعتراض على: (لا.تقبل المحكمة - أي الاستئناف - </w:t>
+        <w:t>صفحة 11</w:t>
       </w:r>
     </w:p>
     <w:p>
       <w:pPr>
+        <w:pStyle w:val="Heading2"/>
         <w:jc w:val="right"/>
         <w:bidi/>
       </w:pPr>
       <w:r>
-        <w:rPr>
-          <w:b w:val="0"/>
-          <w:i w:val="0"/>
-        </w:rPr>
-        <w:t>أي أدلة لم تكن معروضة أمام محكمة الدرجة الأولى وكان بإمكان الخصوم تقديمها...): وبما أن المدعى</w:t>
+        <w:t>[نص الضبط / الحكم — المتن الفعلي] ===</w:t>
+        <w:br/>
+        <w:t>ةيد اةيبرعلا ةكلمملا</w:t>
+        <w:br/>
+        <w:t>0 0 صك رقم ‎447١541175‏ الج ك2</w:t>
+        <w:br/>
+        <w:t>إ تواقطم --</w:t>
+      </w:r>
+    </w:p>
+    <w:p>
+      <w:pPr>
+        <w:pStyle w:val="Heading2"/>
+        <w:jc w:val="right"/>
+        <w:bidi/>
+      </w:pPr>
+      <w:r>
+        <w:t>[ترويسة / كليشة وزارة العدل — معلومات رسمية متكررة] ===</w:t>
+        <w:br/>
+        <w:t>المحكمة التجارية يجدة رقم الصفحة: ‎١١‏ 0 5</w:t>
+        <w:br/>
+        <w:t>دائرة الاستئناف الثانية تاريخ الصك:  ‎١:44/.”/١١‏ 0-0 5 ا</w:t>
+      </w:r>
+    </w:p>
+    <w:p>
+      <w:pPr>
+        <w:pStyle w:val="Heading2"/>
+        <w:jc w:val="right"/>
+        <w:bidi/>
+      </w:pPr>
+      <w:r>
+        <w:t>[نص الضبط / الحكم — المتن الفعلي] ===</w:t>
+        <w:br/>
+        <w:t>تقديم أي دليل او دفع حا لكان من شأنه التأثير ني وجه الرأي في الدعوى. 8- وأما استناد المدعي على حكم الوصية: فنجيب على ذلك: 1- أن المدعي يقر إقراراً واضحا وصريحاً بأهلية</w:t>
+        <w:br/>
+        <w:t>مورثه ويتمسك بالوصية الصادرة في تاريخ 12/2/1432 ويطالب بمستحقات مالية ناشئة عن تلك الوصية في حين أنه يدعي ببطلان عقد بيع الحصص محل الدعوى المؤرخ بتاريخ سابق</w:t>
+        <w:br/>
+        <w:t>لتلك الوصية في تناقض تام لادعاءاته السابقة. فلو سلمنا ببطلان عقد بيع الحصص؛ فإنه من باب أولى عدم استحقاق أي مبالغ ناشئة عن تلك الوصية. وبناءً على ما تقدم نلتمس من</w:t>
+        <w:br/>
+        <w:t>فضيلتكم القضاء بمايلي: إلغاء الحكم المستأنف والقضاء مجدداً برد دعوى المدعي؛ لعدم الاستحقاق). كما اطلعت الدائرة على المذكرة الإلحاقية المقدمة من وكيل المدعيين عدنان</w:t>
+        <w:br/>
+        <w:t>أحمد عباس زيني) و (عاتقة محمد يحيى محمد علي الحرازي) والمودعة في مرفقات القخية بتاريخ 29/ 02/ 1445ه وحاصلها: (إلحاقاً لمذكرتنا التفصيلية المقدمة بتاريخ 1445-02-24ه.</w:t>
+        <w:br/>
+        <w:t>ًافنآ اهلإ راشملا ةيليصفتلا ةركذملا يف اوهس طقس هنا ةرقوملا ةرئادلا ةيانع تفلن هيلعو ينمزلا عئاقولا لسلست اهف ىعاري ةيليصفت ةركذم ميدقتب ةريخألا ةسلجلا يف ةرئادلا بلط ىلع ًءانبو</w:t>
+        <w:br/>
+        <w:t>التنويه على مسألتين في غاية الاهمية ومؤثرة جداً على النظر القضائي ومسار القخبية: أولا دفع وكيل المدعى عليه بعدم اختصاص المحكمة التجارية بنظر هذه الدعوى وانها من</w:t>
+        <w:br/>
+        <w:t>اختصاص محكمة الاحوال الشخصية وهذا الدفع باطل من وجوه: أن النزاع والخلاف مع المدعى عليه متعلق بقيمة حصص استحوذ علها دون وجه حق كما هو مبين في مذكرتنا</w:t>
+        <w:br/>
+        <w:t>السابقة والاختصاص منعقد كما لا.يخفى على شريف علم الدائرة للمحكمة التجارية بموجب المادة السادسة عشرة من نظام المحكمة التجاربة والتي نصت على: (تختص المحكمة</w:t>
+        <w:br/>
+        <w:t>ةبلاطملا ةميق تناك ىتم ,ةيراجتلا دوقعلا تاعزانم يف رجاتلا ىلع ةماقملا ىواعدلا .؟ .ةيعبتلا وأ ةيلصألا ةبراجتلا مهلامعأ ببسب راجتلا نيب أشنت يتلا تاعزانملا ‏.١‎ :يتآلا يفرظنلاب</w:t>
+        <w:br/>
+        <w:t>ماظن ماكحأ قيبطت نع ةئشانلا تافلاخملاو ىواعدلا 4. .ةبراضملا ةكرش يف ءاكرشلا تاعزانم .ةميقلا هذه ةدايز ءابضتقالا دنع سلجمللو «لابر فلأ ةئام ىلع ديزت ىوعدلا يف ةيلصألا</w:t>
+        <w:br/>
+        <w:t>يف ةيلصألا ةبلاطملا ةميق تناك ىتم «ةيراجتلا دوقعلا تاعزانم يف رجاتلا ىلع ةماقملا ىواعدلا يف ةيراجتلا مكاحملا صتخت يعونلا صاصتخالا :نوثالثلاو ةيداحلا ةداملا كلذكو .(تاكرشلا</w:t>
+        <w:br/>
+        <w:t>الدعوى تزيد على خمسمئة ألف ريال): والخلاف منصب على بيع وقيمة حصص في شركة تجارية نظامية, والدفع من قبل المدعى عليه بعدم الاختصاص القصد منه مضارة موكلي</w:t>
+        <w:br/>
+        <w:t>ومماطلتها فقط وقد جرت أحكام القضاء على عدم اختصاص محاكم الأحوال بالنظر في منازعات الشركات التجارية والخلاف على الحصص أو القيمة. ثانياً: سقط سهواً أن نرفق</w:t>
+        <w:br/>
+        <w:t>مستند في غاية الأهمية إذ أننا بينا في الفقرة رقم ‎)١(‏ من البند (ثانياً) من مذكرتنا الإلحاقية الأخيرة الإشارة إلى صدور تقرير طبي من مستشفى الحرس الوطني بتاريخ 5.-1١-١1١٠م‏</w:t>
+        <w:br/>
+        <w:t>الموافق ‎١41721-1١7-.37‏ هه أي بعد تاريخ عقد بيع الحصص محل النزاع بأيام قليلة» وتضمن التقرير أن الأب - مورث موكي - يعاني من الحرف الشيخوخي المقدم وضعف الإدراك (مرفق).</w:t>
+        <w:br/>
+        <w:t>أي أن المورث فاقد للأهلية وغير مدرك قبل هذا التاريخ بكثير وبالتالي فإن عقد البيع ساقط وغير معتبر شرعاً ونظاماً وغير منتج لآثاره النظامية وكذلك من مسقطات عقد البيع على</w:t>
+        <w:br/>
+        <w:t>افتراض صحته عدم دفع القيمة العادلة للحصص بل إنه لم يسلم منها شيئاً وتناقض المدعى عليه في بيان آلية سداد الثمن كما هو مفصل في المذكرة السابقة وفصلته الدائرة الابتدائية</w:t>
+        <w:br/>
+        <w:t>بجلاء في تسبيها للحكم محل النظر ونحيل لما سبق منعاً للتكرار وحفظاً لوقت الدائرة الثمين. وهذا ما جعلنا نعدل عن الدفع بتزوير عقد البيع فهو دفع غير مؤثر وغير منتج بعد</w:t>
+        <w:br/>
+        <w:t>تصفية الشركة اختيارياً من قبل المدعى عليه فهذا العقد تعددت أسباب سقوطه ركناً ومحلاً بعدم أهلية أحد العاقدين ابتداءً ثم بتخلف الثمن الحقيقي العادل للمبيع وثبوت انتفاءه.</w:t>
+        <w:br/>
+        <w:t>هذا ما أردت بيانه). ثم عقب وكيل المدعى عليه بالتأكيد على أن والدة المدعى عليه محتجزة لدى المدعي, وأن هناك تسجيل فيديوتم قبل أسبوعين تظهر فيه المدعية عاتقة وهي تقول</w:t>
+      </w:r>
+    </w:p>
+    <w:p>
+      <w:pPr>
+        <w:pStyle w:val="Heading2"/>
+        <w:jc w:val="right"/>
+        <w:bidi/>
+      </w:pPr>
+      <w:r>
+        <w:t>[ترويسة / كليشة وزارة العدل — معلومات رسمية متكررة] ===</w:t>
+        <w:br/>
+        <w:t>بأنها لا.اتطالب ابنها أسامة بأي مطالبة: وأنها لم توكل أي محامي ولا.تعرف عن القضية شيئاً. والذي قام بتصوير الفيديو هو أخوها مرزوق الحرازيء وتم بعثه على البريد الإلكتروني</w:t>
+      </w:r>
+    </w:p>
+    <w:p>
+      <w:pPr>
+        <w:pStyle w:val="Heading2"/>
+        <w:jc w:val="right"/>
+        <w:bidi/>
+      </w:pPr>
+      <w:r>
+        <w:t>[نص الضبط / الحكم — المتن الفعلي] ===</w:t>
+        <w:br/>
+        <w:t>الخاص بالدائرة» وأنه يطلب استجوابها بنا على المادة 20/2 من نظام الإثبات فعقب وكيل المدعي انه بعث بجوابة عبر حقل المحادثة ونصه: (ما ذكره المدعى عليه من احتجاز والدة</w:t>
+        <w:br/>
+        <w:t>موكلي عدنان وأنها لم توكل فهذا الكلام غير صحيح ولايجوز الطعن في الأوراق الرسمية إلا بالتزوير وليس هذا من اختصاص المحكمة التجارية» وبإمكان المدعي التقدم للجهات</w:t>
+        <w:br/>
+        <w:t>المختصة. ثم إن المدعى عليه أقام دعوى ضد والدته برقم 4570053093 يطالها بتسليم 130 مليون ريالء ولازالت قيد النظر بالمحكمة العامة). فعقب وكيل المدعى عليه بجوابه عبر</w:t>
+        <w:br/>
+        <w:t>حقل المحادثة ونصه: (الدعوى المذكورة ليس لها علاقة بهذه الدعوىء وقد سبق للدائرة الابتدائية أن طلبت حضور السيدة عاتقة لسماع مالديهاء ولكن الوكيل ذكر نصاً أنها تقف على</w:t>
+        <w:br/>
+        <w:t>الحياد بين ابنها ولا.يرى ضرورة لإحضارها وقد استجابت له الدائرة ولا.نعرف أي سبب يمنع من حضورها للمحكمة لسماع مالدهها). ثم أفهمت الدائرة الخبير بالحضور في الجلسة</w:t>
+        <w:br/>
+        <w:t>القادمة وتزويد الدائرة بوسائل التواصل مع الخبير. وأفهمت وكيل المدعيين بالرد على ما تضمنه جواب وكيل المدعى عليه بشأن القيمة التي قدّرها الخبير. كما أفهمت وكيل المدعى</w:t>
+        <w:br/>
+        <w:t>عليه بالرد على ما ذكره المدعيين بجلسة اليوم بشأن مسألة الاحتجاز والشكوى لدى الجهات المختصة. وتقديم إجابته خلال مهلة لا تتجاوز يوم واحد عبر النظام ء بصيغتي 06م و 010لا</w:t>
+        <w:br/>
+        <w:t>كما أفهمت كل طرف بالرد عبر النظام على ما سيق دمه الأطراف خلال مهلة تالية وقدرها يوم واحدء على إنه إن تعذر إرسال الإجابة عبر النظامء فيمكن إرسالها عبر إيميل الدائرة التالي:</w:t>
+        <w:br/>
+        <w:t>.10 ©011/12- 850-00 مع ضرورة أن يقوم كل طرف بتزويد الطرف الآخر بالإجابة عبر إيميل كل منهماء فتفهم كل طرف ذلك. وعليه تقرر الدائرة تأجيل نظر الدعوى. وني</w:t>
+        <w:br/>
+        <w:t>جلسة 1445-03-11هء المنعقدة عبر الاتصال المرئي عن بعد والمبلغ بها أطرافها إلكترونياًء واطلعت الدائرة على ملف القضبية» وعلى المذكرة المقدمة وكيل المدعيين (عدنان أحمد عباس</w:t>
+        <w:br/>
+        <w:t>زيني) و(عاتقة محمد يحيى محمد علي الحرازي) والمودعة بمرفقات القضية بتاريخ 10/ 03/ 1445ه وحاصلها: (نوضح لمقام الدائرة الآني رداً على ما أثاره وكيل المدعى عليه المضبوطة في</w:t>
+        <w:br/>
+        <w:t>الجلسة السابقة والتي كانت بتاريخ 5 ‎٠.‏ /55/.1 ١ه‏ أولاً: فيما يتعلق بدفع المدعى عليه بأن التقرير المحاسبي الصادر من الخبير المحاسبي طلاال أبو غزاله قد تضمن أن قيمة حصص</w:t>
+        <w:br/>
+        <w:t>المورث أحمد زبني رحمة الله محل هذا النزاع -تقدر بمبلغ وقدره (.. .,9,..0/ مليون ريال) فهذا الدفع باطل ومردود شكلاً وموضوعاً. فمن الناحية الشكلية فقد نصت المادة (١؟)‏</w:t>
+        <w:br/>
+        <w:t>من اللائحة التنفيذية لطرق الاعتراض على: (لا.تقبل المحكمة - أي الاستئناف - أي أدلة لم تكن معروضة أمام محكمة الدرجة الأولى وكان بإمكان الخصوم تقديمها...): وبما أن المدعى</w:t>
         <w:br/>
         <w:t>عليه لم يثر هذا الدفع أمام محكمة الدرجة الأولى مع أن الحاجة ماسة لتمسكه بهذا الدفع لوكان يؤمن بصحته والتقرير المحاسبي ليس حديث الصدور والنشأة حتى يقبل منه عدم</w:t>
         <w:br/>
@@ -1564,110 +1778,144 @@
     </w:p>
     <w:p>
       <w:pPr>
+        <w:pStyle w:val="Heading2"/>
         <w:jc w:val="right"/>
         <w:bidi/>
       </w:pPr>
       <w:r>
-        <w:rPr>
-          <w:b w:val="0"/>
-          <w:i w:val="0"/>
-        </w:rPr>
-        <w:t>[صفحة 12]</w:t>
-        <w:br/>
-        <w:t>ةيد اةيبرعلاةكلمملا</w:t>
-        <w:br/>
-        <w:t>0 0 صك رقم ‎447١541175‏ الج ك2</w:t>
-        <w:br/>
-        <w:t>معاطم --</w:t>
-        <w:br/>
-        <w:t>المحكمة التجارية يجدة رقم الصفحة: ؟١‏ 0 5</w:t>
-        <w:br/>
-        <w:t>دائرة الاستئناف الثانية تاريخ الصك: ١١/”./ف44١‏ 1 8 أ</w:t>
-        <w:br/>
-        <w:t>والتشغيب علها وهذا ما نتيقن أنه لن ينطلي على نظر وبصيرة الدائرة وفهمها الثاقب بعد عون الله وتأييده وقد شهد عليه أحفادها من ابنها غازي (مرفق ‎٠‏ صورة الإقرار)ء ونود أن ننوه</w:t>
-        <w:br/>
-        <w:t>الدائرة الموقرة أن الخصومة بين موكلي والمدعى عليه محتدمة فقد أقام المدعى عليه دعوى ضد موكلتي لإلزامها بأن تدفع له مبلغ (. . ......8؟١‏ ريال) وهي منظورة بالمحكمة العامة</w:t>
-        <w:br/>
-        <w:t>بجدة برقم (401..5177.97) وأنا وكيلها ومحامها في تلك الدعوى؛ مما يبين وجود الخصومة والخلاف بين الأطراف وتهافت هذا الدفع من المدعى عليه. ثالثاً: نرغب أن تأذن لنا الدائرة</w:t>
-        <w:br/>
-        <w:t>الموقرة في مزيد بيان وإيضاح حول مسألة طلب تفصيل منطوق الحكم والتنصيص على نصيب موكلي في قيمة الحصص المحكوم بها مع وجود وصية من المورث رحمه الله واجبة النفاذء</w:t>
-        <w:br/>
-        <w:t>وبالاطلاع والتأمل على صك الوصية (مرفق 4 صك الوصية) نجد أن المورث رحمه الله قد أوصى بثلث تركته وفق مصارف الوصية المثبتة بصك إثبات الوصيةء فبعد أن نص على نسبة</w:t>
-        <w:br/>
-        <w:t>5 كوقف لآل زيني وعشرة ملايين كوقف علمي وخمسة ملايين لإحياء أرض جدة بوادي فاطمة بعد هذا كله تم النص على: ((وما تبقى من الثلث يوزع على احفادي... إلخ)), مما يعني أن</w:t>
-        <w:br/>
-        <w:t>ليصفتلا قفو دافحألا ىلع عزوي ةددحملا ةثالثلا فراصملا هذه دعب ثلثلا اذه نم ىقبتي امو ثلثلا جراخ تسيلو ةيصولا ثلث نم مصخت نييالم ةسمخلاو نييالم ةرشعلاو /,5 ةبسنلا</w:t>
-        <w:br/>
-        <w:t>المثبت بالوصية, وقد ترى الدائرة الموقرة أن صك إثبات الوصية ابتدأ بأن مصارف الثلث الثلاثة» ثم نص على أن ما تبقى من هذا الثلث يوزع على الأحفاد والتقديم والتأخير في رصد</w:t>
-        <w:br/>
-        <w:t>رغبات المورث في وصيته لا.يغير من أن الوصية هي الثلث دون زيادة أو نقصان, وبإنزال هذا التقرير الشرعي على المبلغ المحكوم به وبعد الاطلاع على صك حصر الإرث (مرفق ه حصر</w:t>
-        <w:br/>
-        <w:t>هردق و غلبم هردقو ًاغلبم كلذ يلامجإ نوكيو اهفراصم بسح فرصي ثلثلا :ةيصولا ‏-١‎ :يلاتلاك حبصت هب موكحملا غلبملا ةميق نأ اهملع فيرش ىلع ىفخي الو ةرقوملا ةرئادلل رهظي ء(ثرإلا</w:t>
-        <w:br/>
-        <w:t>‎)١11١77,/9(‏ مئة وعشرة مليون وستمئة واثنان وسبعون ألفاً وثلائمئة وتسعة وسبعون ريالاً. ‎-١‏ موكلي عدنان زيني: بعد خصم مبلغ الثلث للوصية والثمن لموكتي بالمناصفة مع</w:t>
-        <w:br/>
-        <w:t>المدعي عليه يستحق مبلغاً وقدره (17,775,770 ريال) ستة وتسعون مليوناً وسبعمائة وتسعة وسبعون ألفاً ومئتان و سبعون ربالاً. 3- موكلتي عاتقة الحراري.: بعد خصم مبلغ الث</w:t>
-        <w:br/>
-        <w:t>للوصية بصبح الحمن المستحق لها شرعاً مبلغاً وقدره ‎710101,7١15(‏ ريال) سبعة وعشرون مليوناً وستمئة وواحد وخمسون ألفاً ومئتان وتسعة عشر ريالاً؟ ولكل ما سبق بيانه في</w:t>
-        <w:br/>
-        <w:t>انتركذم يف هانحضو امو ًاثلاث دنبلا يف فنآلا ليصفتلا قفو ةقوطنم ليصفت عم رظنلا لحم ىلوألا ةجردلا ةمكحم مكح دييأت ةرئادلا ماقم نم بلطن ةقباسلا تاركذملاو ةركذملا هذه</w:t>
-        <w:br/>
-        <w:t>رمألا ةيجح ماكحألا بستكتو عطاقو تاب لكشب تاعزانملا يف لصفلا يف ةيئاضقلا ماكحألا نم ةياغلا ققحتت ىتح المجم ءاج يذلا مكحلا قوطنم ليصفتب اهف انبلاط يتلا ةيضارتعالا</w:t>
-        <w:br/>
-        <w:t>المقضي به). كما اطلعت الدائرة على المذكرة المقدمة وكيل المدعى عليه (أسامة احمد عباس زيني) والمودعة بمرفقات القضية بتاريخ 10/ 03/ 1445 ه وحاصلها: (أولاً: نتتمسك بكافة أوجه</w:t>
-        <w:br/>
-        <w:t>ةقتاع) هتدلاول هدض فنأتسملا زاجتحا نأشب ةرئادلا راسفتسا ىلع ًاباوج :ًايناث .ةركذملا كلت نم أزجتي ال ءزج اهب ةدراولا عوفدلا ةفاكربتعنو ةقباسلا تاركذملاب ةادبملا عوفدلاو عافدلا</w:t>
-        <w:br/>
-        <w:t>هقتاع) هيلع ىعدملا ةدلاوو هتدلاو سبحب يعدملا ماق ىلاعت هللا رمأل لثتميو هتدلاول نسحي نأ نم ًالدبو (ًاناسحإ نيدلاولابو هايإ.الإ اودبعت.الأ كبر ىضقو) ىلاعت لاق 1- . (يزارحلا</w:t>
-        <w:br/>
-        <w:t>نم مهريذحتو ةيلزنملا ةلامعلا ديدهتو لكش يأب اهعم لصاوتلا نم يعدملا عنمو اهلاوج بحس ماقو يعدملا لزنم نم روبعلاب الإ لخدم اهتيبل دعي مل ذإ اهتيب باب ةلازإو اهزاجتحاو (يزارحلا</w:t>
-        <w:br/>
-        <w:t>تمكينه من مكالمها عن طريقهم للاطمئنان على صحتها ولا.سيما وأنها سيدة طاعنة في السن وبلغت من الكبر عتياً وصحتها سيئة ولديها من الأمراض التي يستلزم مراجعتها وأخذها</w:t>
-        <w:br/>
-        <w:t>للمستشفيات لمراجعة الأطباء المشرفين على صحتهاء وقد منع المدعى عليه من الاطمئنان علبها وعلى صحتها كما قام طرد ثلاثة من العاملين لديها ليس بسبب أنه يتهمهم بتمكين المدعي</w:t>
-        <w:br/>
-        <w:t>من الاتصال بوالدته وكذلك قام بتوكيل نفسه وتوكيل محاميه بعد استيلائه على أرقام منصة أبشر وقد لاحظنا أن وكالة الوالدة للمدعي كانت في شهر جمادى الثانية 1444 ه وتوكيله</w:t>
-        <w:br/>
-        <w:t>ةحص ىدم ثحبو كلذ ةظحإلم ةرقوملا ةرئادلا ماقم نم سمتلن ءتاونس عضب اهل ءه 1442 ةنس ةماقم ىوعدلا هذه نأ نيح يفه 1444 ةدعقلا يذ رهش يف اهع رضاحلا يماحملل</w:t>
-        <w:br/>
-        <w:t>تمثلها منذ بدء الدعوى. أيضاً نقل بيتها باسمه بثمن لم تقبضه وبوكالة ليس فيها حق البيع لنفسه ونقل عقاراتها أيضاً باسمه وأكثر من ذلك فإنه من أكثر من عشر سنوات حتى الآن</w:t>
-        <w:br/>
-        <w:t>ميدقت ررقو يعدملا نم ةنيشملا تافرصتلا كلت ءازإ هيلع ىعدملا تكسي مل 2- .اهب ةصاخلا ةيلزنملا ةلامعلا بتاور عفدو ءابرهكلاو ءاملا ريتاوف ديدستو اهلع فرصلا ىلوتي نم هيلع ىعدملاو</w:t>
-        <w:br/>
-        <w:t>شكوى ضده لدى مركز شرطة السلامة إلا أمهاارفضت ذلك بسبب الصفة ولأنها كاملة الأهلية وعدم وجود ما يثبت عدم قدرتها على ذلكء كما أن المدعى عليه قام بمراجعة إمارة منطقة</w:t>
-        <w:br/>
-        <w:t>مكة المكرمة لتقديم شكوى ضده إلا أنها رفضت الشكوى لذات السبب أيضاً. 3- كما أن أخو والدة المتداعين السيد مرزوق الحرازي قام بإحضارها للشرطة لتمكيها من تقديم الشكوى</w:t>
-        <w:br/>
-        <w:t>لفك حبسها إلا أن المدعي حضر بصحبه ولده (غسان عدنان زيني) وقام بالتعدي على خاله: مرزوق وضربه في صدره وقال له لفظاً (والله لأربيك مثل ماربيت غيرك), وقام بأخذ والدته</w:t>
-        <w:br/>
-        <w:t>وإعادتها لمكان حبسها واحتجازها دون تمكينها من تقديم الشكوى.4- بعد أن أبلغت السيدة عائقة ابها المدعى عليه بقيام عدنان وابنه غسان بوضع بصمتها على عدة أوراق لا.تعلم</w:t>
-        <w:br/>
-        <w:t>ماهيتها ولا تعرف مضمونها ومحتواها قام المدعى عليه برفع برقية عاجلة لسمو وزير الداخلية تقيدت برقم 2307033671544 وتاريخ 2023/09/20م وبرقية أخرى لفضيلة معالي النائب</w:t>
-        <w:br/>
-        <w:t>العام تقيدت برقم 2307033671543 وتاريخ 2023/09/20م. وبناء على ما تقدم فإنه يثبت لفضيلتكم سلوك المدعى عليه لكافة السبل والطرق وعدم سكوته عن حماية والدته إلا.أن</w:t>
-        <w:br/>
-        <w:t>يبساحملا ريرقتلا ريدقتب عفدلا زاوج مدعب يلكشلا عفدلا ىلع ًاباوج1- :(ناندع) هدض فنأتسملا ليكو نم ةمدقملا ةيعوضوملاو ةيلكشلا عوفدلا ىلع درلا :ًاثلاث .كلذ نود لاح يعدملا</w:t>
-        <w:br/>
-        <w:t>للشركة بمبلغ (79.000.000 ريال) على سند من المادة (21) من اللائحة التنفيذية لطرق الاعتراض؛ فنجيب على ذلك بأن هذا الدفع غير سديد وفي غير محله ذلك أن: أ- إصرار وكيل</w:t>
-        <w:br/>
-        <w:t>المدعي على عدم جواز الاستناد على التقرير المحاسبي الذي يذكر أن تقييم حصص شركة أحمد زيني التجارية بمبلغ (79 مليون ريال) (مستند رقم 1) هو محاولة منه للتغطية على</w:t>
-        <w:br/>
-        <w:t>ممارسات الغش والتضليل الممارسة على الدائرة بالإهام بزعم تضمن التقرير تقييم الحصص بمبلغ (368 مليون ريال) (مستند رقم 2). في حين أن هذا المستند قد طالته أيدي العبث</w:t>
-        <w:br/>
-        <w:t xml:space="preserve">والتعديل من وكيل المستأنف ضده حيث قام بحذف التاريخ المذيل بكل صفحة من صفحات التاريخ كي لا </w:t>
+        <w:t>صفحة 12</w:t>
       </w:r>
     </w:p>
     <w:p>
       <w:pPr>
+        <w:pStyle w:val="Heading2"/>
         <w:jc w:val="right"/>
         <w:bidi/>
       </w:pPr>
       <w:r>
-        <w:rPr>
-          <w:b w:val="0"/>
-          <w:i w:val="0"/>
-        </w:rPr>
-        <w:t>يتطابق مع التاريخ المدون بالصفحة الأولى بمقدمة التقرير وكي يمكن لنفسه من</w:t>
+        <w:t>[نص الضبط / الحكم — المتن الفعلي] ===</w:t>
+        <w:br/>
+        <w:t>ةيد اةيبرعلاةكلمملا</w:t>
+        <w:br/>
+        <w:t>0 0 صك رقم ‎447١541175‏ الج ك2</w:t>
+        <w:br/>
+        <w:t>معاطم --</w:t>
+      </w:r>
+    </w:p>
+    <w:p>
+      <w:pPr>
+        <w:pStyle w:val="Heading2"/>
+        <w:jc w:val="right"/>
+        <w:bidi/>
+      </w:pPr>
+      <w:r>
+        <w:t>[ترويسة / كليشة وزارة العدل — معلومات رسمية متكررة] ===</w:t>
+        <w:br/>
+        <w:t>المحكمة التجارية يجدة رقم الصفحة: ؟١‏ 0 5</w:t>
+        <w:br/>
+        <w:t>دائرة الاستئناف الثانية تاريخ الصك: ١١/”./ف44١‏ 1 8 أ</w:t>
+      </w:r>
+    </w:p>
+    <w:p>
+      <w:pPr>
+        <w:pStyle w:val="Heading2"/>
+        <w:jc w:val="right"/>
+        <w:bidi/>
+      </w:pPr>
+      <w:r>
+        <w:t>[نص الضبط / الحكم — المتن الفعلي] ===</w:t>
+        <w:br/>
+        <w:t>والتشغيب علها وهذا ما نتيقن أنه لن ينطلي على نظر وبصيرة الدائرة وفهمها الثاقب بعد عون الله وتأييده وقد شهد عليه أحفادها من ابنها غازي (مرفق ‎٠‏ صورة الإقرار)ء ونود أن ننوه</w:t>
+        <w:br/>
+        <w:t>الدائرة الموقرة أن الخصومة بين موكلي والمدعى عليه محتدمة فقد أقام المدعى عليه دعوى ضد موكلتي لإلزامها بأن تدفع له مبلغ (. . ......8؟١‏ ريال) وهي منظورة بالمحكمة العامة</w:t>
+        <w:br/>
+        <w:t>بجدة برقم (401..5177.97) وأنا وكيلها ومحامها في تلك الدعوى؛ مما يبين وجود الخصومة والخلاف بين الأطراف وتهافت هذا الدفع من المدعى عليه. ثالثاً: نرغب أن تأذن لنا الدائرة</w:t>
+        <w:br/>
+        <w:t>الموقرة في مزيد بيان وإيضاح حول مسألة طلب تفصيل منطوق الحكم والتنصيص على نصيب موكلي في قيمة الحصص المحكوم بها مع وجود وصية من المورث رحمه الله واجبة النفاذء</w:t>
+        <w:br/>
+        <w:t>وبالاطلاع والتأمل على صك الوصية (مرفق 4 صك الوصية) نجد أن المورث رحمه الله قد أوصى بثلث تركته وفق مصارف الوصية المثبتة بصك إثبات الوصيةء فبعد أن نص على نسبة</w:t>
+        <w:br/>
+        <w:t>5 كوقف لآل زيني وعشرة ملايين كوقف علمي وخمسة ملايين لإحياء أرض جدة بوادي فاطمة بعد هذا كله تم النص على: ((وما تبقى من الثلث يوزع على احفادي... إلخ)), مما يعني أن</w:t>
+        <w:br/>
+        <w:t>ليصفتلا قفو دافحألا ىلع عزوي ةددحملا ةثالثلا فراصملا هذه دعب ثلثلا اذه نم ىقبتي امو ثلثلا جراخ تسيلو ةيصولا ثلث نم مصخت نييالم ةسمخلاو نييالم ةرشعلاو /,5 ةبسنلا</w:t>
+        <w:br/>
+        <w:t>المثبت بالوصية, وقد ترى الدائرة الموقرة أن صك إثبات الوصية ابتدأ بأن مصارف الثلث الثلاثة» ثم نص على أن ما تبقى من هذا الثلث يوزع على الأحفاد والتقديم والتأخير في رصد</w:t>
+        <w:br/>
+        <w:t>رغبات المورث في وصيته لا.يغير من أن الوصية هي الثلث دون زيادة أو نقصان, وبإنزال هذا التقرير الشرعي على المبلغ المحكوم به وبعد الاطلاع على صك حصر الإرث (مرفق ه حصر</w:t>
+        <w:br/>
+        <w:t>هردق و غلبم هردقو ًاغلبم كلذ يلامجإ نوكيو اهفراصم بسح فرصي ثلثلا :ةيصولا ‏-١‎ :يلاتلاك حبصت هب موكحملا غلبملا ةميق نأ اهملع فيرش ىلع ىفخي الو ةرقوملا ةرئادلل رهظي ء(ثرإلا</w:t>
+        <w:br/>
+        <w:t>‎)١11١77,/9(‏ مئة وعشرة مليون وستمئة واثنان وسبعون ألفاً وثلائمئة وتسعة وسبعون ريالاً. ‎-١‏ موكلي عدنان زيني: بعد خصم مبلغ الثلث للوصية والثمن لموكتي بالمناصفة مع</w:t>
+        <w:br/>
+        <w:t>المدعي عليه يستحق مبلغاً وقدره (17,775,770 ريال) ستة وتسعون مليوناً وسبعمائة وتسعة وسبعون ألفاً ومئتان و سبعون ربالاً. 3- موكلتي عاتقة الحراري.: بعد خصم مبلغ الث</w:t>
+        <w:br/>
+        <w:t>للوصية بصبح الحمن المستحق لها شرعاً مبلغاً وقدره ‎710101,7١15(‏ ريال) سبعة وعشرون مليوناً وستمئة وواحد وخمسون ألفاً ومئتان وتسعة عشر ريالاً؟ ولكل ما سبق بيانه في</w:t>
+        <w:br/>
+        <w:t>انتركذم يف هانحضو امو ًاثلاث دنبلا يف فنآلا ليصفتلا قفو ةقوطنم ليصفت عم رظنلا لحم ىلوألا ةجردلا ةمكحم مكح دييأت ةرئادلا ماقم نم بلطن ةقباسلا تاركذملاو ةركذملا هذه</w:t>
+        <w:br/>
+        <w:t>رمألا ةيجح ماكحألا بستكتو عطاقو تاب لكشب تاعزانملا يف لصفلا يف ةيئاضقلا ماكحألا نم ةياغلا ققحتت ىتح المجم ءاج يذلا مكحلا قوطنم ليصفتب اهف انبلاط يتلا ةيضارتعالا</w:t>
+        <w:br/>
+        <w:t>المقضي به). كما اطلعت الدائرة على المذكرة المقدمة وكيل المدعى عليه (أسامة احمد عباس زيني) والمودعة بمرفقات القضية بتاريخ 10/ 03/ 1445 ه وحاصلها: (أولاً: نتتمسك بكافة أوجه</w:t>
+        <w:br/>
+        <w:t>ةقتاع) هتدلاول هدض فنأتسملا زاجتحا نأشب ةرئادلا راسفتسا ىلع ًاباوج :ًايناث .ةركذملا كلت نم أزجتي ال ءزج اهب ةدراولا عوفدلا ةفاكربتعنو ةقباسلا تاركذملاب ةادبملا عوفدلاو عافدلا</w:t>
+        <w:br/>
+        <w:t>هقتاع) هيلع ىعدملا ةدلاوو هتدلاو سبحب يعدملا ماق ىلاعت هللا رمأل لثتميو هتدلاول نسحي نأ نم ًالدبو (ًاناسحإ نيدلاولابو هايإ.الإ اودبعت.الأ كبر ىضقو) ىلاعت لاق 1- . (يزارحلا</w:t>
+        <w:br/>
+        <w:t>نم مهريذحتو ةيلزنملا ةلامعلا ديدهتو لكش يأب اهعم لصاوتلا نم يعدملا عنمو اهلاوج بحس ماقو يعدملا لزنم نم روبعلاب الإ لخدم اهتيبل دعي مل ذإ اهتيب باب ةلازإو اهزاجتحاو (يزارحلا</w:t>
+        <w:br/>
+        <w:t>تمكينه من مكالمها عن طريقهم للاطمئنان على صحتها ولا.سيما وأنها سيدة طاعنة في السن وبلغت من الكبر عتياً وصحتها سيئة ولديها من الأمراض التي يستلزم مراجعتها وأخذها</w:t>
+        <w:br/>
+        <w:t>للمستشفيات لمراجعة الأطباء المشرفين على صحتهاء وقد منع المدعى عليه من الاطمئنان علبها وعلى صحتها كما قام طرد ثلاثة من العاملين لديها ليس بسبب أنه يتهمهم بتمكين المدعي</w:t>
+        <w:br/>
+        <w:t>من الاتصال بوالدته وكذلك قام بتوكيل نفسه وتوكيل محاميه بعد استيلائه على أرقام منصة أبشر وقد لاحظنا أن وكالة الوالدة للمدعي كانت في شهر جمادى الثانية 1444 ه وتوكيله</w:t>
+        <w:br/>
+        <w:t>ةحص ىدم ثحبو كلذ ةظحإلم ةرقوملا ةرئادلا ماقم نم سمتلن ءتاونس عضب اهل ءه 1442 ةنس ةماقم ىوعدلا هذه نأ نيح يفه 1444 ةدعقلا يذ رهش يف اهع رضاحلا يماحملل</w:t>
+        <w:br/>
+        <w:t>تمثلها منذ بدء الدعوى. أيضاً نقل بيتها باسمه بثمن لم تقبضه وبوكالة ليس فيها حق البيع لنفسه ونقل عقاراتها أيضاً باسمه وأكثر من ذلك فإنه من أكثر من عشر سنوات حتى الآن</w:t>
+        <w:br/>
+        <w:t>ميدقت ررقو يعدملا نم ةنيشملا تافرصتلا كلت ءازإ هيلع ىعدملا تكسي مل 2- .اهب ةصاخلا ةيلزنملا ةلامعلا بتاور عفدو ءابرهكلاو ءاملا ريتاوف ديدستو اهلع فرصلا ىلوتي نم هيلع ىعدملاو</w:t>
+        <w:br/>
+        <w:t>شكوى ضده لدى مركز شرطة السلامة إلا أمهاارفضت ذلك بسبب الصفة ولأنها كاملة الأهلية وعدم وجود ما يثبت عدم قدرتها على ذلكء كما أن المدعى عليه قام بمراجعة إمارة منطقة</w:t>
+        <w:br/>
+        <w:t>مكة المكرمة لتقديم شكوى ضده إلا أنها رفضت الشكوى لذات السبب أيضاً. 3- كما أن أخو والدة المتداعين السيد مرزوق الحرازي قام بإحضارها للشرطة لتمكيها من تقديم الشكوى</w:t>
+        <w:br/>
+        <w:t>لفك حبسها إلا أن المدعي حضر بصحبه ولده (غسان عدنان زيني) وقام بالتعدي على خاله: مرزوق وضربه في صدره وقال له لفظاً (والله لأربيك مثل ماربيت غيرك), وقام بأخذ والدته</w:t>
+        <w:br/>
+        <w:t>وإعادتها لمكان حبسها واحتجازها دون تمكينها من تقديم الشكوى.4- بعد أن أبلغت السيدة عائقة ابها المدعى عليه بقيام عدنان وابنه غسان بوضع بصمتها على عدة أوراق لا.تعلم</w:t>
+        <w:br/>
+        <w:t>ماهيتها ولا تعرف مضمونها ومحتواها قام المدعى عليه برفع برقية عاجلة لسمو وزير الداخلية تقيدت برقم 2307033671544 وتاريخ 2023/09/20م وبرقية أخرى لفضيلة معالي النائب</w:t>
+        <w:br/>
+        <w:t>العام تقيدت برقم 2307033671543 وتاريخ 2023/09/20م. وبناء على ما تقدم فإنه يثبت لفضيلتكم سلوك المدعى عليه لكافة السبل والطرق وعدم سكوته عن حماية والدته إلا.أن</w:t>
+        <w:br/>
+        <w:t>يبساحملا ريرقتلا ريدقتب عفدلا زاوج مدعب يلكشلا عفدلا ىلع ًاباوج1- :(ناندع) هدض فنأتسملا ليكو نم ةمدقملا ةيعوضوملاو ةيلكشلا عوفدلا ىلع درلا :ًاثلاث .كلذ نود لاح يعدملا</w:t>
+        <w:br/>
+        <w:t>للشركة بمبلغ (79.000.000 ريال) على سند من المادة (21) من اللائحة التنفيذية لطرق الاعتراض؛ فنجيب على ذلك بأن هذا الدفع غير سديد وفي غير محله ذلك أن: أ- إصرار وكيل</w:t>
+        <w:br/>
+        <w:t>المدعي على عدم جواز الاستناد على التقرير المحاسبي الذي يذكر أن تقييم حصص شركة أحمد زيني التجارية بمبلغ (79 مليون ريال) (مستند رقم 1) هو محاولة منه للتغطية على</w:t>
+        <w:br/>
+        <w:t>ممارسات الغش والتضليل الممارسة على الدائرة بالإهام بزعم تضمن التقرير تقييم الحصص بمبلغ (368 مليون ريال) (مستند رقم 2). في حين أن هذا المستند قد طالته أيدي العبث</w:t>
+      </w:r>
+    </w:p>
+    <w:p>
+      <w:pPr>
+        <w:pStyle w:val="Heading2"/>
+        <w:jc w:val="right"/>
+        <w:bidi/>
+      </w:pPr>
+      <w:r>
+        <w:t>[ترويسة / كليشة وزارة العدل — معلومات رسمية متكررة] ===</w:t>
+        <w:br/>
+        <w:t>والتعديل من وكيل المستأنف ضده حيث قام بحذف التاريخ المذيل بكل صفحة من صفحات التاريخ كي لا يتطابق مع التاريخ المدون بالصفحة الأولى بمقدمة التقرير وكي يمكن لنفسه من</w:t>
+      </w:r>
+    </w:p>
+    <w:p>
+      <w:pPr>
+        <w:pStyle w:val="Heading2"/>
+        <w:jc w:val="right"/>
+        <w:bidi/>
+      </w:pPr>
+      <w:r>
+        <w:t>[نص الضبط / الحكم — المتن الفعلي] ===</w:t>
         <w:br/>
         <w:t>مدقملا ريرقتلل عوجرلاب هنأ كلذ ةلالدو عقاولاو ةقيقحلا عم ىفانتي عورشم ريغ قحب ماهإلاو ةمكحملا ىلع سيلدتلا ىلإ ةياهنلا يف يدؤي امب يناثلا ريرقتلا ةمدقم عم لوألا ريرقتلا قافرإ</w:t>
         <w:br/>
@@ -1700,110 +1948,124 @@
     </w:p>
     <w:p>
       <w:pPr>
+        <w:pStyle w:val="Heading2"/>
         <w:jc w:val="right"/>
         <w:bidi/>
       </w:pPr>
       <w:r>
-        <w:rPr>
-          <w:b w:val="0"/>
-          <w:i w:val="0"/>
-        </w:rPr>
-        <w:t>[صفحة 13]</w:t>
-        <w:br/>
-        <w:t>ةئد اةيبرعلا ةكلمملا</w:t>
-        <w:br/>
-        <w:t>0 0 صك رقم ‎447١541175‏ الج ك2</w:t>
-        <w:br/>
-        <w:t>إ تواقطم --</w:t>
-        <w:br/>
-        <w:t>المحكمة التجارية بجدة رقم الصفحة:  ‎١7‏ 0 5</w:t>
-        <w:br/>
-        <w:t>دائرة الاستئناف الثانية تاريخ الصك:  ‎١:44/.”/١١‏ 0-0 5 5</w:t>
-        <w:br/>
-        <w:t>وجه الحكم في الدعوىء ومتى أغفل الحكم ذلك فإنه يكون معيباً بقصور في التسبيب ويتعين نقضه وإعادته للمحكمة مصدرة القرار. " قرار الدائرة الخامسة بالمحكمة العليا رقم:</w:t>
-        <w:br/>
-        <w:t>2 وتاريخ: 1ه" 2- جواباً على دفع المستأنف ضده بأن قيمة شركة أحمد زيني التجارية مبلغ (367.757.931 ريال) في التقرير فنجيب على ذلك بأن هذا يتناف مع أبسط</w:t>
-        <w:br/>
-        <w:t>ةموعزملا - هقوقح لصف دق هدضض فنأتسملا نأ كلذ عازنلا فارطأ نيب يضارتلاو حلصلا تابثإب رداصلا يعطقلا مكحلا فلاخيو قاروألاب تباثلا عم ضقانتيو قطنملاو لقعلا تايضضتقم</w:t>
-        <w:br/>
-        <w:t>وزعم بأن حصته الشرعية من إرث والده في شركة أحمد زيني التجارية بمبلغ وقدره (96.779.270 ريال) وهنا نتساءل كيف للمدعى أن يتخارج بحصته من جميع الشركات بشركة أحمد</w:t>
-        <w:br/>
-        <w:t>زيني وأولاده وعددها (11) شركة وتكون حصته (170.000.000) مليون ريال: (شاملة شركتي دايكن): وكيف يطالب بحصته في شركة واحدة من تلك الشركات 96.779.270 ريال ؟ ؟!!</w:t>
-        <w:br/>
-        <w:t>سؤال يؤكد ويثبت عدم صحة دعوى المدعي وأن دعواه ناشئة عن حسابات ظنية ووهمية غاتها الإضرار بالمستأنف. 3- وأما جواباً على استناد المدعي على التقرير للخبير المحاسبي</w:t>
-        <w:br/>
-        <w:t>واعتباره بمنزل الرضا أو عدم الاعتراض ولا.يقبل إسقاطه أو التشكيك في صحته فإننا نستغرب التناقض الواضح والصريح الصادر من المدعي: أ- يبدأ مذكرته برفض الخوض في ذلك</w:t>
-        <w:br/>
-        <w:t>التقرير وبحاول جاهداً ثني المحكمة من الاطلاع على ما سنبينه ونكشفه من تسليط الضوء على ذاك التقرير وما أحدثه به من تحريف وتغيير متعمد لما به من بيانات نهائية من جهبة</w:t>
-        <w:br/>
-        <w:t>وناحية أخرى نجد أنه يتمسك بالتقرير المحاسبي ويعتبره بمنزله الرضا ولا.يجوز إسقاطه. في حين أنه يطالب بإسقاط الحكم القضائي من الدائرة التجارية السابعة عشر الصادر برقم</w:t>
-        <w:br/>
-        <w:t>(2/17/185) وتاريخ 1432/12/2ه). (مستند رقم 3). والذي أقر فيه المستأنف ضده بالبند (1/4) من الحكم بأنه ليس له أي حق في مطالبة الطرف الأول - المستأنف سواء بصفته شريك</w:t>
-        <w:br/>
-        <w:t>أو مدير للشركات محل الدعوى - ومنها شركة أحمد زيني التجارية والفروع التابعة لها بأي مطالبة مهماكان نوعها أو سبها ويعتبر التخارج بالصلح إبراء ذمة شامل ونهائي لذمة الطرف</w:t>
-        <w:br/>
-        <w:t>الأول وإسقاطاً لحقهم في أي مطلب أو دعوى مهما كان نوعها أو سبها في الماضي والحاضر والمستقبل فيما يتعلق بتلك الشركات ما عدا ما سبق رفعه من دعاوى سابقة وكان أيضاً في</w:t>
-        <w:br/>
-        <w:t>منزلة الرضا وعدم الاعتراض من المستأنف ضده. ب - كذلك نستغرب التمسك بالرضا في تقرير محاسبي ويتجاهل الرضا التام الصادر من مورث المستأنف ضده بقرار الشركاء المؤرخ في</w:t>
-        <w:br/>
-        <w:t>0ه (مستند رقم 4) الذي يعد محرراً رسمياً والذي تضمن أنه: (استوفى الطرف المتنازل - أحمد زيني مورث المدعي حقه من الطرف المشتري - المدعى عليه - الشريك الجديد في</w:t>
-        <w:br/>
-        <w:t>الشركة ويعتبر توقيع كل منهما بمثابة مخالصة تامة ونهائية وإبراء لذمة الطرف المشتري . لذا فقد قرر أغلبية الشركاء الذين يملكون أكثر من 96 رأس المال والتي تعادل 9097.7 - ومنهم</w:t>
-        <w:br/>
-        <w:t>المدعي عدنان زيني). كما جاء في القرار أيضاً: (يقر الشركاء - ومنهم المستأنف ضده بصحة توزيع الحصص فيما بيهم): ومن ثم فإن هذا القرار يعد إقراراً ورضاء من المستأنف ضده</w:t>
-        <w:br/>
-        <w:t>بصحة البيع وترسيخاً لاستلام الشريك (أحمد عباس زيني) مورث المدعي نصيبه من المدعى عليه من هذا التنازل وإقراراً بصحة توزيع تلك الحصص التي آلت للمستأنف. ت - كذلك</w:t>
-        <w:br/>
-        <w:t>تجاهل وكيل المستأنف ضده استمرار موكله (عدنان زيني - بصفته شريكاً بشركة أحمد زبني وأولاده) شريكاً مع المدعى عليه (أسامة زيني) في شركة أحمد زبني التجارية لمدة سنتين بعد</w:t>
-        <w:br/>
-        <w:t>شراء أسامة لحصص والده دون إبداء ثمة اعتراض على تملك أسامة زبني لنسبة والده التي اشتراها منه. وكذلك تجاهل قرار الشركاء الموثق في 1434/2/10ه. (مستند رقم 5). الذي أبرأ</w:t>
-        <w:br/>
-        <w:t>ذمة المدعى عليه من أية حقوق تتعلق بتلك الشركة حيث تضمن إقرار المدعي المستأنف ضده - نصاً أنه: (استوف الطرف المتنازل - المستأنف ضده - حقه من الطرف المشتري الشريك</w:t>
-        <w:br/>
-        <w:t>ءاكرشلا رارق لييذتب يعدملا ماق دقو , مهيب اميف صصحلا عبزوت ةحصب ًارارقإو (يرتشملا ةمذل ءاربإو ةيئاهنو ةمات ةصلاخم ةباثمب امهم لك عيقوت ربتعيو - ينبز ةماسأ - ةكرشلا يف ديدجلا</w:t>
-        <w:br/>
-        <w:t>بتوقيعه. ولماكان ما تقدم فإنه لا.يجوز للمدعي الرجوع عماتم على يديه وفقاًللقاعدة الشرعية التي تنص على أنه: (من سعى في نقض ماتم من جهته فسعيه مردود عليه). أصحاب</w:t>
-        <w:br/>
-        <w:t>الفضيلة: نحيط فضيلتكم علما بأن شركة أحمد زيني التجاربة هي شركة ورقية وقيمتها تأتي من حصصها في الشركات التي تملكها في شركة أحمد زبني وأولاده وعددها (7) شركات بواقع</w:t>
-        <w:br/>
-        <w:t>ينيز دمحأ ةكرشو) .نويلم 270 ًابيرقت ةيلامجالا اهتميقو (ةنيحطلاو تايولحلا عنصم ةكرشو) .نويلم 37 ًابيرقت ةيلامجإلا اهتميقو (ةمطاف يداو ةعرزم ةكرش) يهو ةكرش لك ين 0</w:t>
-        <w:br/>
-        <w:t>ًابيرقت ةيلامجإلا اهتميقو (تامدخلاو ةرادإلل ةينطولا ةكرشلاو) .نويلم 31 ًابيرقت ةيلامجإلا اهتميقو (فييكتلاو ءابرهكلل ينيز دمحأ ةكرشو) .(نويلم 15 ًابيرقت ةيلامجإلا اهتميقو (نيومتلل</w:t>
-        <w:br/>
-        <w:t>نويلم 622 غلبم وه تاكرشلا كلت ةميق عومجم نأ ينعي اذهو .نويلم 14 ًابيرقت ةيلامجإلا اهتميقو (انيتروك ةكرشو) .نويلم 17 ابيرقت ةيلامجإلا اهتميقو (ةريمخلا ةكرشو) .نويلم 3</w:t>
-        <w:br/>
-        <w:t>ريال ستمئة واثنان وعشرين مليون ريال تقريباً. بما معنى أن نسبة ال (9010) لتلك الشركات كما في المسودة الأولى مبلغ 68 مليونء وفي المسودة الثانية بتاريخ 2011-06-27مء مبلغ 79</w:t>
-        <w:br/>
-        <w:t>مليون. وللعلم فإنه تم الاعتراض على التقريرين وتم تخارج الشركاء بالصاح والتراضيء وبالتخارج لم يعد للمدعيين أي حقوق بشركة أحمد زيني التجارية التي تخارج منها المدعي عدنان</w:t>
-        <w:br/>
-        <w:t>بشخصه وباقي الشركاء بشركة أحمد زبني وأولاده عن النسبة التي كانت متبقية وهي 9610. وبعد ذلك تم تصفية الشركة حسب النظام في عام 1437 ه. 4- جواباً على طعن وكيل المستأنف</w:t>
-        <w:br/>
-        <w:t>ضده في دفع المستأنف بعدم توكيلها له للمطالبة بحقوقها في إرث زوجها المتوفي أحمد زيني فنجيب على ذلك: أ- نتمسك باستدعاء السيدة (عائقة الحرازي) لاستجوابها وذلك لسؤالها</w:t>
-        <w:br/>
-        <w:t>عما إذاكانت تطالب المدعى عليه بتلك الدعوى من عدمه إذ أن ذلك من شأنه التأثير ني وجه الرأي في الدعوى لقطع دابر الادعاءات من التأكيد على توكيلها من ناحية ونفي توكلها من</w:t>
-        <w:br/>
-        <w:t>ناحية أخرى. ب - وأما جواباً على طعن المستأنف ضده على التسجيل وعدم علم ظروف وتوقيت التسجيل وإرفاقه إقرار - مزعوم صدوره من المدعية على إصرارها على المطالبة بحقها-</w:t>
-        <w:br/>
-        <w:t>» فنجيب على ذلك: ت/1: ندفع بإنكار صحة تلك الورقة جملة وتفصيلاً. ت/2: إن وكيل المستأنف ضده لازال يسلك كافة سبل التناقض والاستغراب في دفوعه حيث يطعن على</w:t>
-        <w:br/>
-        <w:t>تسجيل الفيديو وعدم علم ظروفه وصحته في حين يحكم من تلقاء نفسه على الإقرار المزعوم بصحته وغض الطرف عن ظروف توقيع السيدة عاتقة الحرازي على تلك الورقة التي</w:t>
-        <w:br/>
-        <w:t>تتضمن إقرارها المزعوم رغم أنها قد بلغت من الكبر عتياً وبلغت أربعة وتسعين عاماً وأصبحت عاجزة عن قراءة الكلمات والدراية بما تتضمنه تلك الورقة المتساند علهاء كما أن محتوى</w:t>
-        <w:br/>
-        <w:t>الورقة ينم عن مضمون قانوني قوي لا.يصدر الا من قانوني» ولوكانت على دراية بمضمونه لكانت وقعت بدلاً من بصمتها ولا.سيما وأنها على قدر</w:t>
+        <w:t>صفحة 13</w:t>
       </w:r>
     </w:p>
     <w:p>
       <w:pPr>
+        <w:pStyle w:val="Heading2"/>
         <w:jc w:val="right"/>
         <w:bidi/>
       </w:pPr>
       <w:r>
-        <w:rPr>
-          <w:b w:val="0"/>
-          <w:i w:val="0"/>
-        </w:rPr>
-        <w:t xml:space="preserve"> من التعليم الذي يمكنها من الكتابة</w:t>
+        <w:t>[نص الضبط / الحكم — المتن الفعلي] ===</w:t>
+        <w:br/>
+        <w:t>ةئد اةيبرعلا ةكلمملا</w:t>
+        <w:br/>
+        <w:t>0 0 صك رقم ‎447١541175‏ الج ك2</w:t>
+        <w:br/>
+        <w:t>إ تواقطم --</w:t>
+      </w:r>
+    </w:p>
+    <w:p>
+      <w:pPr>
+        <w:pStyle w:val="Heading2"/>
+        <w:jc w:val="right"/>
+        <w:bidi/>
+      </w:pPr>
+      <w:r>
+        <w:t>[ترويسة / كليشة وزارة العدل — معلومات رسمية متكررة] ===</w:t>
+        <w:br/>
+        <w:t>المحكمة التجارية بجدة رقم الصفحة:  ‎١7‏ 0 5</w:t>
+        <w:br/>
+        <w:t>دائرة الاستئناف الثانية تاريخ الصك:  ‎١:44/.”/١١‏ 0-0 5 5</w:t>
+      </w:r>
+    </w:p>
+    <w:p>
+      <w:pPr>
+        <w:pStyle w:val="Heading2"/>
+        <w:jc w:val="right"/>
+        <w:bidi/>
+      </w:pPr>
+      <w:r>
+        <w:t>[نص الضبط / الحكم — المتن الفعلي] ===</w:t>
+        <w:br/>
+        <w:t>وجه الحكم في الدعوىء ومتى أغفل الحكم ذلك فإنه يكون معيباً بقصور في التسبيب ويتعين نقضه وإعادته للمحكمة مصدرة القرار. " قرار الدائرة الخامسة بالمحكمة العليا رقم:</w:t>
+        <w:br/>
+        <w:t>2 وتاريخ: 1ه" 2- جواباً على دفع المستأنف ضده بأن قيمة شركة أحمد زيني التجارية مبلغ (367.757.931 ريال) في التقرير فنجيب على ذلك بأن هذا يتناف مع أبسط</w:t>
+        <w:br/>
+        <w:t>ةموعزملا - هقوقح لصف دق هدضض فنأتسملا نأ كلذ عازنلا فارطأ نيب يضارتلاو حلصلا تابثإب رداصلا يعطقلا مكحلا فلاخيو قاروألاب تباثلا عم ضقانتيو قطنملاو لقعلا تايضضتقم</w:t>
+        <w:br/>
+        <w:t>وزعم بأن حصته الشرعية من إرث والده في شركة أحمد زيني التجارية بمبلغ وقدره (96.779.270 ريال) وهنا نتساءل كيف للمدعى أن يتخارج بحصته من جميع الشركات بشركة أحمد</w:t>
+        <w:br/>
+        <w:t>زيني وأولاده وعددها (11) شركة وتكون حصته (170.000.000) مليون ريال: (شاملة شركتي دايكن): وكيف يطالب بحصته في شركة واحدة من تلك الشركات 96.779.270 ريال ؟ ؟!!</w:t>
+        <w:br/>
+        <w:t>سؤال يؤكد ويثبت عدم صحة دعوى المدعي وأن دعواه ناشئة عن حسابات ظنية ووهمية غاتها الإضرار بالمستأنف. 3- وأما جواباً على استناد المدعي على التقرير للخبير المحاسبي</w:t>
+        <w:br/>
+        <w:t>واعتباره بمنزل الرضا أو عدم الاعتراض ولا.يقبل إسقاطه أو التشكيك في صحته فإننا نستغرب التناقض الواضح والصريح الصادر من المدعي: أ- يبدأ مذكرته برفض الخوض في ذلك</w:t>
+        <w:br/>
+        <w:t>التقرير وبحاول جاهداً ثني المحكمة من الاطلاع على ما سنبينه ونكشفه من تسليط الضوء على ذاك التقرير وما أحدثه به من تحريف وتغيير متعمد لما به من بيانات نهائية من جهبة</w:t>
+        <w:br/>
+        <w:t>وناحية أخرى نجد أنه يتمسك بالتقرير المحاسبي ويعتبره بمنزله الرضا ولا.يجوز إسقاطه. في حين أنه يطالب بإسقاط الحكم القضائي من الدائرة التجارية السابعة عشر الصادر برقم</w:t>
+        <w:br/>
+        <w:t>(2/17/185) وتاريخ 1432/12/2ه). (مستند رقم 3). والذي أقر فيه المستأنف ضده بالبند (1/4) من الحكم بأنه ليس له أي حق في مطالبة الطرف الأول - المستأنف سواء بصفته شريك</w:t>
+        <w:br/>
+        <w:t>أو مدير للشركات محل الدعوى - ومنها شركة أحمد زيني التجارية والفروع التابعة لها بأي مطالبة مهماكان نوعها أو سبها ويعتبر التخارج بالصلح إبراء ذمة شامل ونهائي لذمة الطرف</w:t>
+        <w:br/>
+        <w:t>الأول وإسقاطاً لحقهم في أي مطلب أو دعوى مهما كان نوعها أو سبها في الماضي والحاضر والمستقبل فيما يتعلق بتلك الشركات ما عدا ما سبق رفعه من دعاوى سابقة وكان أيضاً في</w:t>
+        <w:br/>
+        <w:t>منزلة الرضا وعدم الاعتراض من المستأنف ضده. ب - كذلك نستغرب التمسك بالرضا في تقرير محاسبي ويتجاهل الرضا التام الصادر من مورث المستأنف ضده بقرار الشركاء المؤرخ في</w:t>
+        <w:br/>
+        <w:t>0ه (مستند رقم 4) الذي يعد محرراً رسمياً والذي تضمن أنه: (استوفى الطرف المتنازل - أحمد زيني مورث المدعي حقه من الطرف المشتري - المدعى عليه - الشريك الجديد في</w:t>
+        <w:br/>
+        <w:t>الشركة ويعتبر توقيع كل منهما بمثابة مخالصة تامة ونهائية وإبراء لذمة الطرف المشتري . لذا فقد قرر أغلبية الشركاء الذين يملكون أكثر من 96 رأس المال والتي تعادل 9097.7 - ومنهم</w:t>
+        <w:br/>
+        <w:t>المدعي عدنان زيني). كما جاء في القرار أيضاً: (يقر الشركاء - ومنهم المستأنف ضده بصحة توزيع الحصص فيما بيهم): ومن ثم فإن هذا القرار يعد إقراراً ورضاء من المستأنف ضده</w:t>
+        <w:br/>
+        <w:t>بصحة البيع وترسيخاً لاستلام الشريك (أحمد عباس زيني) مورث المدعي نصيبه من المدعى عليه من هذا التنازل وإقراراً بصحة توزيع تلك الحصص التي آلت للمستأنف. ت - كذلك</w:t>
+        <w:br/>
+        <w:t>تجاهل وكيل المستأنف ضده استمرار موكله (عدنان زيني - بصفته شريكاً بشركة أحمد زبني وأولاده) شريكاً مع المدعى عليه (أسامة زيني) في شركة أحمد زبني التجارية لمدة سنتين بعد</w:t>
+        <w:br/>
+        <w:t>شراء أسامة لحصص والده دون إبداء ثمة اعتراض على تملك أسامة زبني لنسبة والده التي اشتراها منه. وكذلك تجاهل قرار الشركاء الموثق في 1434/2/10ه. (مستند رقم 5). الذي أبرأ</w:t>
+        <w:br/>
+        <w:t>ذمة المدعى عليه من أية حقوق تتعلق بتلك الشركة حيث تضمن إقرار المدعي المستأنف ضده - نصاً أنه: (استوف الطرف المتنازل - المستأنف ضده - حقه من الطرف المشتري الشريك</w:t>
+        <w:br/>
+        <w:t>ءاكرشلا رارق لييذتب يعدملا ماق دقو , مهيب اميف صصحلا عبزوت ةحصب ًارارقإو (يرتشملا ةمذل ءاربإو ةيئاهنو ةمات ةصلاخم ةباثمب امهم لك عيقوت ربتعيو - ينبز ةماسأ - ةكرشلا يف ديدجلا</w:t>
+        <w:br/>
+        <w:t>بتوقيعه. ولماكان ما تقدم فإنه لا.يجوز للمدعي الرجوع عماتم على يديه وفقاًللقاعدة الشرعية التي تنص على أنه: (من سعى في نقض ماتم من جهته فسعيه مردود عليه). أصحاب</w:t>
+        <w:br/>
+        <w:t>الفضيلة: نحيط فضيلتكم علما بأن شركة أحمد زيني التجاربة هي شركة ورقية وقيمتها تأتي من حصصها في الشركات التي تملكها في شركة أحمد زبني وأولاده وعددها (7) شركات بواقع</w:t>
+        <w:br/>
+        <w:t>ينيز دمحأ ةكرشو) .نويلم 270 ًابيرقت ةيلامجالا اهتميقو (ةنيحطلاو تايولحلا عنصم ةكرشو) .نويلم 37 ًابيرقت ةيلامجإلا اهتميقو (ةمطاف يداو ةعرزم ةكرش) يهو ةكرش لك ين 0</w:t>
+        <w:br/>
+        <w:t>ًابيرقت ةيلامجإلا اهتميقو (تامدخلاو ةرادإلل ةينطولا ةكرشلاو) .نويلم 31 ًابيرقت ةيلامجإلا اهتميقو (فييكتلاو ءابرهكلل ينيز دمحأ ةكرشو) .(نويلم 15 ًابيرقت ةيلامجإلا اهتميقو (نيومتلل</w:t>
+        <w:br/>
+        <w:t>نويلم 622 غلبم وه تاكرشلا كلت ةميق عومجم نأ ينعي اذهو .نويلم 14 ًابيرقت ةيلامجإلا اهتميقو (انيتروك ةكرشو) .نويلم 17 ابيرقت ةيلامجإلا اهتميقو (ةريمخلا ةكرشو) .نويلم 3</w:t>
+        <w:br/>
+        <w:t>ريال ستمئة واثنان وعشرين مليون ريال تقريباً. بما معنى أن نسبة ال (9010) لتلك الشركات كما في المسودة الأولى مبلغ 68 مليونء وفي المسودة الثانية بتاريخ 2011-06-27مء مبلغ 79</w:t>
+        <w:br/>
+        <w:t>مليون. وللعلم فإنه تم الاعتراض على التقريرين وتم تخارج الشركاء بالصاح والتراضيء وبالتخارج لم يعد للمدعيين أي حقوق بشركة أحمد زيني التجارية التي تخارج منها المدعي عدنان</w:t>
+        <w:br/>
+        <w:t>بشخصه وباقي الشركاء بشركة أحمد زبني وأولاده عن النسبة التي كانت متبقية وهي 9610. وبعد ذلك تم تصفية الشركة حسب النظام في عام 1437 ه. 4- جواباً على طعن وكيل المستأنف</w:t>
+        <w:br/>
+        <w:t>ضده في دفع المستأنف بعدم توكيلها له للمطالبة بحقوقها في إرث زوجها المتوفي أحمد زيني فنجيب على ذلك: أ- نتمسك باستدعاء السيدة (عائقة الحرازي) لاستجوابها وذلك لسؤالها</w:t>
+        <w:br/>
+        <w:t>عما إذاكانت تطالب المدعى عليه بتلك الدعوى من عدمه إذ أن ذلك من شأنه التأثير ني وجه الرأي في الدعوى لقطع دابر الادعاءات من التأكيد على توكيلها من ناحية ونفي توكلها من</w:t>
+        <w:br/>
+        <w:t>ناحية أخرى. ب - وأما جواباً على طعن المستأنف ضده على التسجيل وعدم علم ظروف وتوقيت التسجيل وإرفاقه إقرار - مزعوم صدوره من المدعية على إصرارها على المطالبة بحقها-</w:t>
+        <w:br/>
+        <w:t>» فنجيب على ذلك: ت/1: ندفع بإنكار صحة تلك الورقة جملة وتفصيلاً. ت/2: إن وكيل المستأنف ضده لازال يسلك كافة سبل التناقض والاستغراب في دفوعه حيث يطعن على</w:t>
+        <w:br/>
+        <w:t>تسجيل الفيديو وعدم علم ظروفه وصحته في حين يحكم من تلقاء نفسه على الإقرار المزعوم بصحته وغض الطرف عن ظروف توقيع السيدة عاتقة الحرازي على تلك الورقة التي</w:t>
+        <w:br/>
+        <w:t>تتضمن إقرارها المزعوم رغم أنها قد بلغت من الكبر عتياً وبلغت أربعة وتسعين عاماً وأصبحت عاجزة عن قراءة الكلمات والدراية بما تتضمنه تلك الورقة المتساند علهاء كما أن محتوى</w:t>
+        <w:br/>
+        <w:t>الورقة ينم عن مضمون قانوني قوي لا.يصدر الا من قانوني» ولوكانت على دراية بمضمونه لكانت وقعت بدلاً من بصمتها ولا.سيما وأنها على قدر من التعليم الذي يمكنها من الكتابة</w:t>
         <w:br/>
         <w:t>نيب ترج يتلا ةملاكملل يتوص ليجست مكل مدقن .(قهاز وه اذإف هغمديف لطابلا ىلع قحلاب فذقن لب)) :ىلاعت هّللا لاق 5- .اهنع تافتلالا نيعتبو ةقرولا كلت ةحص يف نعطي يذلا رمألا</w:t>
         <w:br/>
@@ -1836,15 +2098,22 @@
     </w:p>
     <w:p>
       <w:pPr>
+        <w:pStyle w:val="Heading2"/>
         <w:jc w:val="right"/>
         <w:bidi/>
       </w:pPr>
       <w:r>
-        <w:rPr>
-          <w:b w:val="0"/>
-          <w:i w:val="0"/>
-        </w:rPr>
-        <w:t>[صفحة 14]</w:t>
+        <w:t>صفحة 14</w:t>
+      </w:r>
+    </w:p>
+    <w:p>
+      <w:pPr>
+        <w:pStyle w:val="Heading2"/>
+        <w:jc w:val="right"/>
+        <w:bidi/>
+      </w:pPr>
+      <w:r>
+        <w:t>[نص الضبط / الحكم — المتن الفعلي] ===</w:t>
         <w:br/>
         <w:t>ةيد اةيبرعلاةكلمملا</w:t>
         <w:br/>
@@ -1864,10 +2133,30 @@
           <w:i w:val="0"/>
         </w:rPr>
         <w:t>ا :ةحفصلا ق ةدجي ةبراجتلا ةمكحملا</w:t>
+      </w:r>
+    </w:p>
+    <w:p>
+      <w:pPr>
+        <w:pStyle w:val="Heading2"/>
+        <w:jc w:val="right"/>
+        <w:bidi/>
+      </w:pPr>
+      <w:r>
+        <w:t>[ترويسة / كليشة وزارة العدل — معلومات رسمية متكررة] ===</w:t>
         <w:br/>
         <w:t>لمح جارية بج رقم الصفحة: ‎١4‏ 1</w:t>
         <w:br/>
         <w:t>دائرة الاستئناف الثانية ‎١‏ تاريخ الصك: 7١/9./ف:5١‏ 0 9 5</w:t>
+      </w:r>
+    </w:p>
+    <w:p>
+      <w:pPr>
+        <w:pStyle w:val="Heading2"/>
+        <w:jc w:val="right"/>
+        <w:bidi/>
+      </w:pPr>
+      <w:r>
+        <w:t>[نص الضبط / الحكم — المتن الفعلي] ===</w:t>
         <w:br/>
         <w:t>.هاوعد ىلع باوجلاب هتدلاو ينتلكو دقو ءةدجب ةماعلا ةمكحملاب رظنلا ديق لازت.الو ء.نويلم 135 غلبمب هتدلاو ىلع ىوعد ماقأ هيلع ىعدملا نأ ًاملع «ةديدجلا تابلطلا ةراثإب ةيضقلا</w:t>
         <w:br/>
@@ -1913,69 +2202,96 @@
         <w:t>جواب وكيل المدعى عليه بأن التصرف تم في وقت كان المورث فيه خالياً من كافة العوارضء فإنه يعارضه اضطراب المدعى عليه في دفوعه. وفقاً لما ساقته أسباب محكمة أول درجة,</w:t>
         <w:br/>
         <w:t>فضلاً عن أن خطاب قاضي المحكمة العامة بجدة المؤرخ في 1442-02-18ه. والذي حضر فيه المورث أمامه من أجل توكيل ابنه أسامة. أقر (المورث) بأنه لم يبع أي شيء من أملاكه</w:t>
-        <w:br/>
-        <w:t>لأحد أبنائه. (والمثبت بالصك رقم (33286392) وتاريخ 1433-06-08ه. في الصفحة الرابعة منه. الصادر عن المحكمة العامة بجدة). والإقرار حجة لايعوزه دليل إلى إثباته. ولم يكن ثمة</w:t>
-        <w:br/>
-        <w:t>هززعو .ثروملا كاردإ مدع نيبي .ه1431-12-02 خيراتب (ينطولا سرحلا ىفشتسم) ةيبطلا زيزعلادبع كلملا ةنيدم نم يبط ريرقت رودص تباثلا نأ امك ءروكذملا رارقإلا ىلع بيع ءاعدا</w:t>
-        <w:br/>
-        <w:t>تقرير مستشفى الصحة النفسية المؤرخ في 1432-06-08ه. حيث أثبت (في طياته) أن المورث يعاني من النسيان. وبما أن تقرير طلا.ل أبو غزالة هو التقرير الذي ارتضاه الأطراف (بعد</w:t>
-        <w:br/>
-        <w:t>مقر مكحلا امه رداصلا .(ه1432 ماعل ق2/1375/ و .ه1431 ماعل ق 2/5798/) مقر نيتيضقلا يف ةدجب ةيرادإلا ةمكحملا مامأ ةروظنملا ةيضقلا ءاهنإل .(هل ةمكحملا فيلكت</w:t>
-        <w:br/>
-        <w:t>(185/17/2 لعام 1432ه) بتاربخ 1432-12-02هء المحكوم فهما صلحاً. لذا فيكون التقرير بمثابة التقدير الصحيح لباء فضلاً عن أن طلب المدعي في هذه الدعوى هو عن حصته في</w:t>
-        <w:br/>
-        <w:t>«لصفلا قبس لثاملا عازنلا ىلع قدصي الف هيلعو ء(ًاحلص ةيهتنملا) ةقباسلا ىوعدلا يف عازنلا لحم تناك يقلاو «ةيلصألا هتصح نع سيلو ثروملاو هيلع ىعدملا نيب مت يذلا عيبلا يف ثرإلا</w:t>
-        <w:br/>
-        <w:t>استناداً على المادة السادسة والثمانون من نظام الإثباتء والتي نصت: (ولا-.تكون لتلك الأحكام الحجية إلا.في نزاع قام بهن الخصوم دون أن تتغير صفاتهم وتعلق بالحق ذاته محلاً</w:t>
-        <w:br/>
-        <w:t>وسبباً)ء وبالنظر في هذه المادة يتضح أن الصلح وقع على الحصة المملوكة للمدعي وليس على حصص المورث أحمد زيني ‏ محل هذه الدعوى ‏ والذي كان في ذلك الوقت على قيد الحياة.</w:t>
-        <w:br/>
-        <w:t>ولم يُختصم في تلك الدعوى. ولا.يغيّر من ذلك انقضاء الشركة: (تصفية شركة أحمد زيني التجارية). ذلك أنه قد ثبت تحقق الغبن الفاحش. والمدعى عليه في حكم المشرف المتصرف في</w:t>
-        <w:br/>
-        <w:t>عازنلا يف لصفلا قبسب هيلع ىعدملا عفد كلذ نم لانُيالو .قرفلا دادسب وأ خسفلاب امإ نباغلا ىلع عوجرلا قح هتثرو وأ نوبغملل هب لعجيو ؛(هتايح لاح هنع تالاكوب هثروم لام) «لاملا</w:t>
-        <w:br/>
-        <w:t>أمام المحكمة العامة بمحافظة جدة في القضية برقم (3216104) وتاريخ 1432-02-22ه. وكذلك القضية رقم (3218883) وتاريخ 1432-03-04هء إذ أن الدعويين وإنكانا قد تناولا</w:t>
-        <w:br/>
-        <w:t>الدفوع في البيع ‏ محل هذه الدعوى إلا أنهما لم يفصلا في النزاعء فالدعوى الأولى متعلقة بإقامة قيّم على المورثء وانتهت بإقامة شركة عبدالرزاق ولي سيت قيّماً. ولم تفصل في صحة</w:t>
-        <w:br/>
-        <w:t>البيع من عدمهء وأما الدعوى الأخرىء وإن كان الطلب فيها إيطال البيع . محل هذه الدعوى إلا أن المحكمة حكمت بعدم اختصاصها النوعي بنظرهاء وأن الاختصاص منعقد للدوائر</w:t>
-        <w:br/>
-        <w:t>التجارية. وعليه فدفع المدعى عليه بسبق الفصلء لايتوافق مع سير القضبيتين. كما لاينال من ذلك ادعاء المدعى عليه من أن التقرير الذي اعتمدت عليه الدائرة: (... قد طالته أيدي</w:t>
-        <w:br/>
-        <w:t>العبث والتعديل من وكيل المستأنف ضده حيث قام بحذف التاريخ المذيل بكل صفحة من صفحات التاريخ كي لا.يتطابق مع التاربخ المدون بالصفحة الأولى بمقدمة التقرير وكي يمكن</w:t>
-        <w:br/>
-        <w:t>لنفسه من إرفاق التقرير الأول مع مقدمة التقرير الثاني بما يؤدي في الهاية إلى التدليس على المحكمة والإهام بحق غير مشروع يتنافى مع الحقيقة والواقع... إلخ)؛ فإن هذا الدفع يضاف</w:t>
-        <w:br/>
-        <w:t>إلى دفوع المدعى عليه المتناقضة السابقة, إذ أن التقرير التي أسست عليه الدائرة حكمها هو التقرير المؤرخ في المؤرخ في 1432-11-07هء الموافق 2011-10-05م»: وقد ورد فيه بأن القيمة</w:t>
-        <w:br/>
-        <w:t>الإجمالية للحصص هي بمبلغ قدره: (368.757.931) ربالء ولم يدع أي من الطرفين تزويره؛ بل إن المدعى عليه ناقشه في عدة مواضع منها:1- أمام الدائرة الابتدائية السابعة عشرة في</w:t>
-        <w:br/>
-        <w:t>المحكمة الإداربة بجدة في القضيتين رقم (2/5798/ ق لعام 1431ه. و 2/1375/ ق لعام 1432ه)ء الصادر بهما الحكم رقم (185/17/2 لعام 1432ه))» المنتهية صلحاًء في عدة بنود من</w:t>
-        <w:br/>
-        <w:t>وثيقة الصلحء وفقاً لما هو وارد في الصفحتين (10 و11) من صك الحكم. 2- أمام المحكمة العامة في جدة في القضية برقم (3216104) وتاريخ 1432-02-22 ه. في الصك رقم (34281449)</w:t>
-        <w:br/>
-        <w:t>وتاريخ 1434-07-26ه. في عدة مواضعء ومنها الصفحتين السابعة والثامنة منهء إذ نص المدعي في تلك الدعوى على التقرير المعد من أبو غزالة. والمؤرخ في 1432-11-07هء وأجاب عنه</w:t>
-        <w:br/>
-        <w:t>المدعى عليه بطلب رد الدعوى. وأنه كان على المدعين عدم الموافقة على الصلح. وأن قيمة الحصص المباعة هي بمبلغ قدره (120.000.000) ريالء قبل صدور تقييم أبو غزالة. 3- أمام</w:t>
-        <w:br/>
-        <w:t>دائرة الاستئناف في لائحة الاعتراضء حيث ذكر بما نصه: (...أنه لم يلتفت لدخول شريك جديد شركة أوزكو المحدودة كمساهم بمالها من (موجوداتها و... إلخ) والذي أدى حتماً إلى رفع</w:t>
-        <w:br/>
-        <w:t>القيمة بشكل ما...). 4- أمام هذه الدائرة في الجلسة المعقودة بتاريخ 1445-02-20 ه. أجاب في مذكرته بما نصه: (...التأكيد والتمسك بالدفع بعدم جواز الاستناد على التقييم المحاسبي</w:t>
-        <w:br/>
-        <w:t>الصادر من مكتب طلاال أبو غزاله كأساس لتقييم الحصص...) وبما نصه: (... وبناء على ما تقدّم فإنه لا.ي</w:t>
       </w:r>
     </w:p>
     <w:p>
       <w:pPr>
+        <w:pStyle w:val="Heading2"/>
         <w:jc w:val="right"/>
         <w:bidi/>
       </w:pPr>
       <w:r>
-        <w:rPr>
-          <w:b w:val="0"/>
-          <w:i w:val="0"/>
-        </w:rPr>
-        <w:t>جوز إعادة تقييم الحصص بموجب تقييم محاسبي لكونها مقيمة فعلياً بين</w:t>
+        <w:t>[ترويسة / كليشة وزارة العدل — معلومات رسمية متكررة] ===</w:t>
+        <w:br/>
+        <w:t>لأحد أبنائه. (والمثبت بالصك رقم (33286392) وتاريخ 1433-06-08ه. في الصفحة الرابعة منه. الصادر عن المحكمة العامة بجدة). والإقرار حجة لايعوزه دليل إلى إثباته. ولم يكن ثمة</w:t>
+      </w:r>
+    </w:p>
+    <w:p>
+      <w:pPr>
+        <w:pStyle w:val="Heading2"/>
+        <w:jc w:val="right"/>
+        <w:bidi/>
+      </w:pPr>
+      <w:r>
+        <w:t>[نص الضبط / الحكم — المتن الفعلي] ===</w:t>
+        <w:br/>
+        <w:t>هززعو .ثروملا كاردإ مدع نيبي .ه1431-12-02 خيراتب (ينطولا سرحلا ىفشتسم) ةيبطلا زيزعلادبع كلملا ةنيدم نم يبط ريرقت رودص تباثلا نأ امك ءروكذملا رارقإلا ىلع بيع ءاعدا</w:t>
+        <w:br/>
+        <w:t>تقرير مستشفى الصحة النفسية المؤرخ في 1432-06-08ه. حيث أثبت (في طياته) أن المورث يعاني من النسيان. وبما أن تقرير طلا.ل أبو غزالة هو التقرير الذي ارتضاه الأطراف (بعد</w:t>
+        <w:br/>
+        <w:t>مقر مكحلا امه رداصلا .(ه1432 ماعل ق2/1375/ و .ه1431 ماعل ق 2/5798/) مقر نيتيضقلا يف ةدجب ةيرادإلا ةمكحملا مامأ ةروظنملا ةيضقلا ءاهنإل .(هل ةمكحملا فيلكت</w:t>
+        <w:br/>
+        <w:t>(185/17/2 لعام 1432ه) بتاربخ 1432-12-02هء المحكوم فهما صلحاً. لذا فيكون التقرير بمثابة التقدير الصحيح لباء فضلاً عن أن طلب المدعي في هذه الدعوى هو عن حصته في</w:t>
+        <w:br/>
+        <w:t>«لصفلا قبس لثاملا عازنلا ىلع قدصي الف هيلعو ء(ًاحلص ةيهتنملا) ةقباسلا ىوعدلا يف عازنلا لحم تناك يقلاو «ةيلصألا هتصح نع سيلو ثروملاو هيلع ىعدملا نيب مت يذلا عيبلا يف ثرإلا</w:t>
+        <w:br/>
+        <w:t>استناداً على المادة السادسة والثمانون من نظام الإثباتء والتي نصت: (ولا-.تكون لتلك الأحكام الحجية إلا.في نزاع قام بهن الخصوم دون أن تتغير صفاتهم وتعلق بالحق ذاته محلاً</w:t>
+        <w:br/>
+        <w:t>وسبباً)ء وبالنظر في هذه المادة يتضح أن الصلح وقع على الحصة المملوكة للمدعي وليس على حصص المورث أحمد زيني ‏ محل هذه الدعوى ‏ والذي كان في ذلك الوقت على قيد الحياة.</w:t>
+        <w:br/>
+        <w:t>ولم يُختصم في تلك الدعوى. ولا.يغيّر من ذلك انقضاء الشركة: (تصفية شركة أحمد زيني التجارية). ذلك أنه قد ثبت تحقق الغبن الفاحش. والمدعى عليه في حكم المشرف المتصرف في</w:t>
+        <w:br/>
+        <w:t>عازنلا يف لصفلا قبسب هيلع ىعدملا عفد كلذ نم لانُيالو .قرفلا دادسب وأ خسفلاب امإ نباغلا ىلع عوجرلا قح هتثرو وأ نوبغملل هب لعجيو ؛(هتايح لاح هنع تالاكوب هثروم لام) «لاملا</w:t>
+        <w:br/>
+        <w:t>أمام المحكمة العامة بمحافظة جدة في القضية برقم (3216104) وتاريخ 1432-02-22ه. وكذلك القضية رقم (3218883) وتاريخ 1432-03-04هء إذ أن الدعويين وإنكانا قد تناولا</w:t>
+        <w:br/>
+        <w:t>الدفوع في البيع ‏ محل هذه الدعوى إلا أنهما لم يفصلا في النزاعء فالدعوى الأولى متعلقة بإقامة قيّم على المورثء وانتهت بإقامة شركة عبدالرزاق ولي سيت قيّماً. ولم تفصل في صحة</w:t>
+        <w:br/>
+        <w:t>البيع من عدمهء وأما الدعوى الأخرىء وإن كان الطلب فيها إيطال البيع . محل هذه الدعوى إلا أن المحكمة حكمت بعدم اختصاصها النوعي بنظرهاء وأن الاختصاص منعقد للدوائر</w:t>
+        <w:br/>
+        <w:t>التجارية. وعليه فدفع المدعى عليه بسبق الفصلء لايتوافق مع سير القضبيتين. كما لاينال من ذلك ادعاء المدعى عليه من أن التقرير الذي اعتمدت عليه الدائرة: (... قد طالته أيدي</w:t>
+      </w:r>
+    </w:p>
+    <w:p>
+      <w:pPr>
+        <w:pStyle w:val="Heading2"/>
+        <w:jc w:val="right"/>
+        <w:bidi/>
+      </w:pPr>
+      <w:r>
+        <w:t>[ترويسة / كليشة وزارة العدل — معلومات رسمية متكررة] ===</w:t>
+        <w:br/>
+        <w:t>العبث والتعديل من وكيل المستأنف ضده حيث قام بحذف التاريخ المذيل بكل صفحة من صفحات التاريخ كي لا.يتطابق مع التاربخ المدون بالصفحة الأولى بمقدمة التقرير وكي يمكن</w:t>
+      </w:r>
+    </w:p>
+    <w:p>
+      <w:pPr>
+        <w:pStyle w:val="Heading2"/>
+        <w:jc w:val="right"/>
+        <w:bidi/>
+      </w:pPr>
+      <w:r>
+        <w:t>[نص الضبط / الحكم — المتن الفعلي] ===</w:t>
+        <w:br/>
+        <w:t>لنفسه من إرفاق التقرير الأول مع مقدمة التقرير الثاني بما يؤدي في الهاية إلى التدليس على المحكمة والإهام بحق غير مشروع يتنافى مع الحقيقة والواقع... إلخ)؛ فإن هذا الدفع يضاف</w:t>
+        <w:br/>
+        <w:t>إلى دفوع المدعى عليه المتناقضة السابقة, إذ أن التقرير التي أسست عليه الدائرة حكمها هو التقرير المؤرخ في المؤرخ في 1432-11-07هء الموافق 2011-10-05م»: وقد ورد فيه بأن القيمة</w:t>
+        <w:br/>
+        <w:t>الإجمالية للحصص هي بمبلغ قدره: (368.757.931) ربالء ولم يدع أي من الطرفين تزويره؛ بل إن المدعى عليه ناقشه في عدة مواضع منها:1- أمام الدائرة الابتدائية السابعة عشرة في</w:t>
+        <w:br/>
+        <w:t>المحكمة الإداربة بجدة في القضيتين رقم (2/5798/ ق لعام 1431ه. و 2/1375/ ق لعام 1432ه)ء الصادر بهما الحكم رقم (185/17/2 لعام 1432ه))» المنتهية صلحاًء في عدة بنود من</w:t>
+        <w:br/>
+        <w:t>وثيقة الصلحء وفقاً لما هو وارد في الصفحتين (10 و11) من صك الحكم. 2- أمام المحكمة العامة في جدة في القضية برقم (3216104) وتاريخ 1432-02-22 ه. في الصك رقم (34281449)</w:t>
+        <w:br/>
+        <w:t>وتاريخ 1434-07-26ه. في عدة مواضعء ومنها الصفحتين السابعة والثامنة منهء إذ نص المدعي في تلك الدعوى على التقرير المعد من أبو غزالة. والمؤرخ في 1432-11-07هء وأجاب عنه</w:t>
+        <w:br/>
+        <w:t>المدعى عليه بطلب رد الدعوى. وأنه كان على المدعين عدم الموافقة على الصلح. وأن قيمة الحصص المباعة هي بمبلغ قدره (120.000.000) ريالء قبل صدور تقييم أبو غزالة. 3- أمام</w:t>
+        <w:br/>
+        <w:t>دائرة الاستئناف في لائحة الاعتراضء حيث ذكر بما نصه: (...أنه لم يلتفت لدخول شريك جديد شركة أوزكو المحدودة كمساهم بمالها من (موجوداتها و... إلخ) والذي أدى حتماً إلى رفع</w:t>
+        <w:br/>
+        <w:t>القيمة بشكل ما...). 4- أمام هذه الدائرة في الجلسة المعقودة بتاريخ 1445-02-20 ه. أجاب في مذكرته بما نصه: (...التأكيد والتمسك بالدفع بعدم جواز الاستناد على التقييم المحاسبي</w:t>
+        <w:br/>
+        <w:t>الصادر من مكتب طلاال أبو غزاله كأساس لتقييم الحصص...) وبما نصه: (... وبناء على ما تقدّم فإنه لا.يجوز إعادة تقييم الحصص بموجب تقييم محاسبي لكونها مقيمة فعلياً بين</w:t>
         <w:br/>
         <w:t>الطرفين ومقر بتقييمها الفعلي...). 5- مذكرته المرصودة في الجلسة المعقودة أمام دائرة الاستئناف بتاربخ 1445-03-04 ه. حيث أورد فبها مانصه: (...ولماكان البين من مدونات التسبيب</w:t>
         <w:br/>
@@ -1988,110 +2304,124 @@
     </w:p>
     <w:p>
       <w:pPr>
+        <w:pStyle w:val="Heading2"/>
         <w:jc w:val="right"/>
         <w:bidi/>
       </w:pPr>
       <w:r>
-        <w:rPr>
-          <w:b w:val="0"/>
-          <w:i w:val="0"/>
-        </w:rPr>
-        <w:t>[صفحة 15]</w:t>
-        <w:br/>
-        <w:t>ةيد اةيبرعلاةكلمملا</w:t>
-        <w:br/>
-        <w:t>0 0 صك رقم ‎447١541175‏ الج ك2</w:t>
-        <w:br/>
-        <w:t>إىتوانطم _--5</w:t>
-        <w:br/>
-        <w:t>المحكمة التجارية يجدة رقم الصفحة: ‎١8‏ 0 5</w:t>
-        <w:br/>
-        <w:t>دائرة الاستئناف الثانية تاريخ الصك: 7١/9./ف:5١‏ 0 9 5</w:t>
-        <w:br/>
-        <w:t>طلال أبو غزالة» في البند "ثانياً: صافي الحقوق الدفترية المعدلة للشركاء" (مرفق رقم 2) والذي يظهر أن قيمة شركة أحمد زيني التجارية بمبلغ وقدره (79.924.901 ريال) وتجلى ذلك في</w:t>
-        <w:br/>
-        <w:t>يعدملا 6- .(...ءاغلإلاب ًايرح ىضيو لالدتسالا يف روصقلاب ابيعم مكحلا هعم ىضي يذلا رمألا ,بيبستلاب دراولا وحنلا ىلع (لاير 368.757.931) سيلو ريرقتلا نم .8 .6 4ةحفصلا</w:t>
-        <w:br/>
-        <w:t>كان عَمَدُه في الدعوى التقرير الصادر من أبو غزالة. والمؤرخ في 1432-11-07ه. وقد أشار إليه في غير ما موضع أمام الدائرة الابتدائية. ولم يطعن فيه المدعى عليه بل كان دفعه بأن</w:t>
-        <w:br/>
-        <w:t>القيمة الإسمية هي (450.000) ربالء وأن القيمة المسددة هي (120.000.000) ربالء وأن هناك عقد بيع مع والدهء ويتمسك بالحكم المنتبي صلحاً. كما يتمسك بتعديلات عقد</w:t>
-        <w:br/>
-        <w:t>التأسيس والوفاء بالقيمة... إلى آخر دفوعه الخالية من الطعن على التقريرء بل أجاب عن تقرير أبو غزالة في الجلسة المعقودة أمام الدائرة الابتدائية المؤرخة في 1444-12-02ه. بما</w:t>
-        <w:br/>
-        <w:t>نصه: (... وأما عن تقييم أبو غزالة فإن موكله لم يوافق عليه وإنما وافق على الصلح في التخارج...). وفي مذكرته المقدمة لدائرة الاستئناف في الجلسة المؤرخة في 1445-02-20 ه.ء وصف</w:t>
-        <w:br/>
-        <w:t>دعوى المدعي بأها غير محررةء مما يعد تناقضاً مع ماسبق له الجواب به. وعن عدم اتخاذ الدائرة الإجراء النظامي حيال الدفع بالتزوير للعقد. وحيث نصت المادة (41) من نظام</w:t>
-        <w:br/>
-        <w:t>الإثبات على أنه: (1.تحدد المحكمة جلسة لحضور الخصوم لتقديم مالدهم من محررات للمضاهاة. 2. يجب على الخصم الذي ينازع في صحة المحرر أن يحضر بنفسه للاستكتاب في</w:t>
-        <w:br/>
-        <w:t>الموعد المحدد لذلك). وبما أن من يُراد مضاهاة توقيعه متوفىء. وعليه فلا يمكن مضاهاة التوقيع بإجراء الاستكتاب. أو بعث المستندات للجهة المختصة أو لخبير متخصص. والدائرة</w:t>
-        <w:br/>
-        <w:t>رأت إعمال الأصل في ضوء ما سبق بيانهء من أن الاضطراب يوجب السقوط. وأنه لاحجة مع التناقضء ووقائع الدعوى أضحت منتجة في النزاع» بما لايلزم منه النظر في صحة العقد أو</w:t>
-        <w:br/>
-        <w:t>عدمباء ولما نصت عليه المادة الأربعون من نظام الإثبات على أنه: (إذا أنكر من احتج عليه بالمحرّر العادي خطه أو إمضاءه أو ختمه أو بصمته. أو أنكر ذلك خلفه أو نائبه أو نفي علمه</w:t>
-        <w:br/>
-        <w:t>رمأتف ؛ةمصبلا وأ متخلا وأ ءاضمإلا وأ طخلا ةحصب ةمكحملا عانقإ يف اهتادنتسمو ىوعدلا عئاقو فكت ملو ,عازنلا يف ًاجتنم ررحملا ناكو ,ررحملاب ًاكسمتم رخآلا مصخلا لظو ءهب</w:t>
-        <w:br/>
-        <w:t>المحكمة بالتحقيق بالمضاهاة: أو بسماع الشهود أو بكلهماء وفقاً للقواعد والإجراءات المنصوص علها في هذا النظام. ولا.تسمع الشهادة إلا. فيما يتعلق بإثبات حصول الكتابة أو</w:t>
-        <w:br/>
-        <w:t>الإمضاء أو الختم أو البصمة على المحرر)ء ولما نصت عليه الفقرة الأولى من المادة الأزبعون من الأدلة الإجرائية لنظام الإثبات على أنه: (يعتد بصورة المحرر العادي التي لم ينازع فيها ذوو</w:t>
-        <w:br/>
-        <w:t>الشأن. وتعد مطابقة لأصلها)ء وبما أن القرائن محتفة بعدم صحة عقد البيع » ووقوع الغبن الفاحش فيهء على القول بصحته. والدائرة القضائية غير ملزمة بتحقيقه إلا إذاكانت وقائع</w:t>
-        <w:br/>
-        <w:t>الدعوى ومستنداتها لم تتضمن ما يكفي للقضاء بصحة المحرر أو تزويره أو عدم صحته. إذ أن للدائرة فحص القرائن ووزنها بغية للوصول للنتيجة المنتجة في الدعوى. فضلاً عن</w:t>
-        <w:br/>
-        <w:t>الدعوى الماثلة متوجهة ليس لإنكار واقعة البيع وعدم صحتهاء بل للغبن في قيمة المبيع ليس إلا.. ولما نصت عليه الفقرة الأولى من المادة التاسعة من نظام الإثبات على أنه: (للمحكمة أن</w:t>
-        <w:br/>
-        <w:t>تعدل عما أمرت به من إجراءات الإثبات؛ بشرط أن تبين أسباب العدول في محضر الجلسة)ء فضلاً عن أن وكيل المدعي في الجلسة المعقودة أمام الدائرة الابتدائية في تاريخ 11-17-</w:t>
-        <w:br/>
-        <w:t>4 ه. قرر بما نصه: (... بأن البينات التي يتمسك به موكليه كافية في إثبات دعواهم دون الحاجة إلى ما يتعلق بالتزوير). كما قرر أمام دائرة الاستئناف في مذكرته المؤرخة في 02-29-</w:t>
-        <w:br/>
-        <w:t>5ه . بما نصه: (... وهذا ما جعلنا نعدل عن الدفع بتزوير عقد البيع فهو دفع غير مؤثر وغير منتج بعد تصفية الشركة اختيارياً من قبل المدعى عليه فهذا العقد تعددت أسباب</w:t>
-        <w:br/>
-        <w:t>سقوطه ركناً ومحلاً بعدم أهلية أحد العاقدين ابتداءً ثم بتخلف الثمن الحقيقي العادل للمبيع وثبوت انتفائه...). كما لايُنال من ذلك دفع المدعى عليه صدور قرار الشركاء ببيع الحمصص</w:t>
-        <w:br/>
-        <w:t>من المورث لهء وتوثيقه أمام وزارة التجارة وكاتب العدلء حيث إن المدعى عليه اضطرب في جوابه على دفعه لقيمة الحصص المشتراة منهء حيث يدعي أنه بموجب عقد التأسيس,ء والذي</w:t>
-        <w:br/>
-        <w:t>نص على استيفاء كامل الحصص من قبل جميع الشركاءء بمبلغ قدره (450.000) ربالء ثم ادعى أنه اتفق مع والده على سداد مديونات عليه بمبلغ قدره (120.000.000) ريال» ثم ادعى</w:t>
-        <w:br/>
-        <w:t>بأنه بموجب عقد بيع واتفاق مؤرخ في 1431-09-20 ه. والذي يدعي أنه يقع ضمن مشموله قيمة المبيع: مع ما ورد في العقد من التزامات على المدعى عليه تجاه والده. وقد اطرحته</w:t>
-        <w:br/>
-        <w:t>محكمة أول درجة مسببة في ذلك بما نصه: (...أنه أشار إلى جملة وقائع قانونية وتاريخية سابقة أساساً على تأسيس الشركة محل الدعوى بسنوات طويلة وجملتها لا يتعلق بالشركة ولا</w:t>
-        <w:br/>
-        <w:t>ريغ ىرخأ تاكرش ىتح صخت ةقباس لمع ةرجأ وأ ةيلئاع فيراصم لمحتك هتّقد وأ هتحص نم ققحتلا ناكمإ روصتملا ريغ نم يميق ٍلباقم نم هيلع لمتشا امع كيهان ءاهلامعأ</w:t>
-        <w:br/>
-        <w:t>الشركة محل الدعوى. فضلاً عن ذلك كله عدم تقديم المستند المشار إليه إطلاقاً في أي مرحلة سابقة في الدعوى؛ بل حتى لم يشر المدعى عليه أصالةً إلى وجود المستند في جلسة</w:t>
-        <w:br/>
-        <w:t>3 هه بل ذكر ما يناقض ما اشتمل عليه المستند تماماً. وهو ماكانت الدائرة قد استغنت بجملة ما أشير إليه عن استكمال إجراءات فحص المستند وفق ما ساقته</w:t>
-        <w:br/>
-        <w:t>الوقائع...).أ.ه ثم ادعى أخيراً في مذكرته المقدمة في 1445-02-29ه. بأن سداد المبلغ كان عن طريق سداد التزامات مورث المدعي البنكية (بإجمالي مبلغ مدفوع من المدعى عليه/ أسامة</w:t>
-        <w:br/>
-        <w:t>أحمد زينيء عن والده المرحوم أحمد عباس زينيء بواقع: 135.446.186) مئة وخمسة وثلاثون مليوناً وأربعمئة وستة وأربعون ألفاً ومئة وستة وثمانون ريالاً)ء وهذا مثبت بالتقرير</w:t>
-        <w:br/>
-        <w:t>المحاسبي (كي بي إم جي الفوزان وشركاه)ء وحيث إن حاصل جواب المدعى عليه يُثبت الإقرار بأن ثمن الحصة - موضوع النزاع- ليس هو الثمن المدون في تعديل عقد الشركة, وماذكره</w:t>
-        <w:br/>
-        <w:t>المدعى عليه لإثبات سداد قيمة الحصة فإنه بتفحص البينة الأولى يتبين أن مجرد التوقيع على عقد التأسيس الذي نص على استيفاء كامل الحصص من الشركاء لا.يعني بالضرورة</w:t>
-        <w:br/>
-        <w:t>حدوثهء كما أنه يعارضها ادعاءات المدعى عليه الأخرى التي يدعي أنه تم سداد رأس المال عن طريق سداد مديونيات على والدهء أو تكليفات كلفها بها والده منها: الصرف عليهء فضلاً عن</w:t>
-        <w:br/>
-        <w:t>كونه طلب أمام دائرة الاستئناف مهلة لتقديم مايئبت السدادء ولم يقدم ذلك؛ وبالتالي فبي ليست بينة كافية على قيام المدعى عليه بدفع القيمة. فضلاً عن أن تقرير (كي بي إم جي</w:t>
-        <w:br/>
-        <w:t>الفوزان وشركاه)» تبين أنه لم يقم بفحص كافة المستندات, وإنما نتيجته أتت على نحو من فحص عينات منها فحسب. علاوة على اشتماله على ماليس له علاقة بقيمة الحصص.</w:t>
-        <w:br/>
-        <w:t>وحيث إن الأصل أن تكون مثل هذه الأموال مما يحتاط لهاء ويتم إثباتها بموجب حوالة بنكية ونحوها من المستندات ال</w:t>
+        <w:t>صفحة 15</w:t>
       </w:r>
     </w:p>
     <w:p>
       <w:pPr>
+        <w:pStyle w:val="Heading2"/>
         <w:jc w:val="right"/>
         <w:bidi/>
       </w:pPr>
       <w:r>
-        <w:rPr>
-          <w:b w:val="0"/>
-          <w:i w:val="0"/>
-        </w:rPr>
-        <w:t>مثبتة؛ حفظاً لحقوق الشركاء المتبايعين. كما أنه ولماكانت</w:t>
+        <w:t>[نص الضبط / الحكم — المتن الفعلي] ===</w:t>
+        <w:br/>
+        <w:t>ةيد اةيبرعلاةكلمملا</w:t>
+        <w:br/>
+        <w:t>0 0 صك رقم ‎447١541175‏ الج ك2</w:t>
+        <w:br/>
+        <w:t>إىتوانطم _--5</w:t>
+      </w:r>
+    </w:p>
+    <w:p>
+      <w:pPr>
+        <w:pStyle w:val="Heading2"/>
+        <w:jc w:val="right"/>
+        <w:bidi/>
+      </w:pPr>
+      <w:r>
+        <w:t>[ترويسة / كليشة وزارة العدل — معلومات رسمية متكررة] ===</w:t>
+        <w:br/>
+        <w:t>المحكمة التجارية يجدة رقم الصفحة: ‎١8‏ 0 5</w:t>
+        <w:br/>
+        <w:t>دائرة الاستئناف الثانية تاريخ الصك: 7١/9./ف:5١‏ 0 9 5</w:t>
+      </w:r>
+    </w:p>
+    <w:p>
+      <w:pPr>
+        <w:pStyle w:val="Heading2"/>
+        <w:jc w:val="right"/>
+        <w:bidi/>
+      </w:pPr>
+      <w:r>
+        <w:t>[نص الضبط / الحكم — المتن الفعلي] ===</w:t>
+        <w:br/>
+        <w:t>طلال أبو غزالة» في البند "ثانياً: صافي الحقوق الدفترية المعدلة للشركاء" (مرفق رقم 2) والذي يظهر أن قيمة شركة أحمد زيني التجارية بمبلغ وقدره (79.924.901 ريال) وتجلى ذلك في</w:t>
+        <w:br/>
+        <w:t>يعدملا 6- .(...ءاغلإلاب ًايرح ىضيو لالدتسالا يف روصقلاب ابيعم مكحلا هعم ىضي يذلا رمألا ,بيبستلاب دراولا وحنلا ىلع (لاير 368.757.931) سيلو ريرقتلا نم .8 .6 4ةحفصلا</w:t>
+        <w:br/>
+        <w:t>كان عَمَدُه في الدعوى التقرير الصادر من أبو غزالة. والمؤرخ في 1432-11-07ه. وقد أشار إليه في غير ما موضع أمام الدائرة الابتدائية. ولم يطعن فيه المدعى عليه بل كان دفعه بأن</w:t>
+        <w:br/>
+        <w:t>القيمة الإسمية هي (450.000) ربالء وأن القيمة المسددة هي (120.000.000) ربالء وأن هناك عقد بيع مع والدهء ويتمسك بالحكم المنتبي صلحاً. كما يتمسك بتعديلات عقد</w:t>
+        <w:br/>
+        <w:t>التأسيس والوفاء بالقيمة... إلى آخر دفوعه الخالية من الطعن على التقريرء بل أجاب عن تقرير أبو غزالة في الجلسة المعقودة أمام الدائرة الابتدائية المؤرخة في 1444-12-02ه. بما</w:t>
+        <w:br/>
+        <w:t>نصه: (... وأما عن تقييم أبو غزالة فإن موكله لم يوافق عليه وإنما وافق على الصلح في التخارج...). وفي مذكرته المقدمة لدائرة الاستئناف في الجلسة المؤرخة في 1445-02-20 ه.ء وصف</w:t>
+        <w:br/>
+        <w:t>دعوى المدعي بأها غير محررةء مما يعد تناقضاً مع ماسبق له الجواب به. وعن عدم اتخاذ الدائرة الإجراء النظامي حيال الدفع بالتزوير للعقد. وحيث نصت المادة (41) من نظام</w:t>
+        <w:br/>
+        <w:t>الإثبات على أنه: (1.تحدد المحكمة جلسة لحضور الخصوم لتقديم مالدهم من محررات للمضاهاة. 2. يجب على الخصم الذي ينازع في صحة المحرر أن يحضر بنفسه للاستكتاب في</w:t>
+        <w:br/>
+        <w:t>الموعد المحدد لذلك). وبما أن من يُراد مضاهاة توقيعه متوفىء. وعليه فلا يمكن مضاهاة التوقيع بإجراء الاستكتاب. أو بعث المستندات للجهة المختصة أو لخبير متخصص. والدائرة</w:t>
+        <w:br/>
+        <w:t>رأت إعمال الأصل في ضوء ما سبق بيانهء من أن الاضطراب يوجب السقوط. وأنه لاحجة مع التناقضء ووقائع الدعوى أضحت منتجة في النزاع» بما لايلزم منه النظر في صحة العقد أو</w:t>
+        <w:br/>
+        <w:t>عدمباء ولما نصت عليه المادة الأربعون من نظام الإثبات على أنه: (إذا أنكر من احتج عليه بالمحرّر العادي خطه أو إمضاءه أو ختمه أو بصمته. أو أنكر ذلك خلفه أو نائبه أو نفي علمه</w:t>
+        <w:br/>
+        <w:t>رمأتف ؛ةمصبلا وأ متخلا وأ ءاضمإلا وأ طخلا ةحصب ةمكحملا عانقإ يف اهتادنتسمو ىوعدلا عئاقو فكت ملو ,عازنلا يف ًاجتنم ررحملا ناكو ,ررحملاب ًاكسمتم رخآلا مصخلا لظو ءهب</w:t>
+        <w:br/>
+        <w:t>المحكمة بالتحقيق بالمضاهاة: أو بسماع الشهود أو بكلهماء وفقاً للقواعد والإجراءات المنصوص علها في هذا النظام. ولا.تسمع الشهادة إلا. فيما يتعلق بإثبات حصول الكتابة أو</w:t>
+        <w:br/>
+        <w:t>الإمضاء أو الختم أو البصمة على المحرر)ء ولما نصت عليه الفقرة الأولى من المادة الأزبعون من الأدلة الإجرائية لنظام الإثبات على أنه: (يعتد بصورة المحرر العادي التي لم ينازع فيها ذوو</w:t>
+        <w:br/>
+        <w:t>الشأن. وتعد مطابقة لأصلها)ء وبما أن القرائن محتفة بعدم صحة عقد البيع » ووقوع الغبن الفاحش فيهء على القول بصحته. والدائرة القضائية غير ملزمة بتحقيقه إلا إذاكانت وقائع</w:t>
+        <w:br/>
+        <w:t>الدعوى ومستنداتها لم تتضمن ما يكفي للقضاء بصحة المحرر أو تزويره أو عدم صحته. إذ أن للدائرة فحص القرائن ووزنها بغية للوصول للنتيجة المنتجة في الدعوى. فضلاً عن</w:t>
+        <w:br/>
+        <w:t>الدعوى الماثلة متوجهة ليس لإنكار واقعة البيع وعدم صحتهاء بل للغبن في قيمة المبيع ليس إلا.. ولما نصت عليه الفقرة الأولى من المادة التاسعة من نظام الإثبات على أنه: (للمحكمة أن</w:t>
+        <w:br/>
+        <w:t>تعدل عما أمرت به من إجراءات الإثبات؛ بشرط أن تبين أسباب العدول في محضر الجلسة)ء فضلاً عن أن وكيل المدعي في الجلسة المعقودة أمام الدائرة الابتدائية في تاريخ 11-17-</w:t>
+        <w:br/>
+        <w:t>4 ه. قرر بما نصه: (... بأن البينات التي يتمسك به موكليه كافية في إثبات دعواهم دون الحاجة إلى ما يتعلق بالتزوير). كما قرر أمام دائرة الاستئناف في مذكرته المؤرخة في 02-29-</w:t>
+        <w:br/>
+        <w:t>5ه . بما نصه: (... وهذا ما جعلنا نعدل عن الدفع بتزوير عقد البيع فهو دفع غير مؤثر وغير منتج بعد تصفية الشركة اختيارياً من قبل المدعى عليه فهذا العقد تعددت أسباب</w:t>
+        <w:br/>
+        <w:t>سقوطه ركناً ومحلاً بعدم أهلية أحد العاقدين ابتداءً ثم بتخلف الثمن الحقيقي العادل للمبيع وثبوت انتفائه...). كما لايُنال من ذلك دفع المدعى عليه صدور قرار الشركاء ببيع الحمصص</w:t>
+        <w:br/>
+        <w:t>من المورث لهء وتوثيقه أمام وزارة التجارة وكاتب العدلء حيث إن المدعى عليه اضطرب في جوابه على دفعه لقيمة الحصص المشتراة منهء حيث يدعي أنه بموجب عقد التأسيس,ء والذي</w:t>
+        <w:br/>
+        <w:t>نص على استيفاء كامل الحصص من قبل جميع الشركاءء بمبلغ قدره (450.000) ربالء ثم ادعى أنه اتفق مع والده على سداد مديونات عليه بمبلغ قدره (120.000.000) ريال» ثم ادعى</w:t>
+        <w:br/>
+        <w:t>بأنه بموجب عقد بيع واتفاق مؤرخ في 1431-09-20 ه. والذي يدعي أنه يقع ضمن مشموله قيمة المبيع: مع ما ورد في العقد من التزامات على المدعى عليه تجاه والده. وقد اطرحته</w:t>
+        <w:br/>
+        <w:t>محكمة أول درجة مسببة في ذلك بما نصه: (...أنه أشار إلى جملة وقائع قانونية وتاريخية سابقة أساساً على تأسيس الشركة محل الدعوى بسنوات طويلة وجملتها لا يتعلق بالشركة ولا</w:t>
+        <w:br/>
+        <w:t>ريغ ىرخأ تاكرش ىتح صخت ةقباس لمع ةرجأ وأ ةيلئاع فيراصم لمحتك هتّقد وأ هتحص نم ققحتلا ناكمإ روصتملا ريغ نم يميق ٍلباقم نم هيلع لمتشا امع كيهان ءاهلامعأ</w:t>
+        <w:br/>
+        <w:t>الشركة محل الدعوى. فضلاً عن ذلك كله عدم تقديم المستند المشار إليه إطلاقاً في أي مرحلة سابقة في الدعوى؛ بل حتى لم يشر المدعى عليه أصالةً إلى وجود المستند في جلسة</w:t>
+        <w:br/>
+        <w:t>3 هه بل ذكر ما يناقض ما اشتمل عليه المستند تماماً. وهو ماكانت الدائرة قد استغنت بجملة ما أشير إليه عن استكمال إجراءات فحص المستند وفق ما ساقته</w:t>
+        <w:br/>
+        <w:t>الوقائع...).أ.ه ثم ادعى أخيراً في مذكرته المقدمة في 1445-02-29ه. بأن سداد المبلغ كان عن طريق سداد التزامات مورث المدعي البنكية (بإجمالي مبلغ مدفوع من المدعى عليه/ أسامة</w:t>
+        <w:br/>
+        <w:t>أحمد زينيء عن والده المرحوم أحمد عباس زينيء بواقع: 135.446.186) مئة وخمسة وثلاثون مليوناً وأربعمئة وستة وأربعون ألفاً ومئة وستة وثمانون ريالاً)ء وهذا مثبت بالتقرير</w:t>
+        <w:br/>
+        <w:t>المحاسبي (كي بي إم جي الفوزان وشركاه)ء وحيث إن حاصل جواب المدعى عليه يُثبت الإقرار بأن ثمن الحصة - موضوع النزاع- ليس هو الثمن المدون في تعديل عقد الشركة, وماذكره</w:t>
+        <w:br/>
+        <w:t>المدعى عليه لإثبات سداد قيمة الحصة فإنه بتفحص البينة الأولى يتبين أن مجرد التوقيع على عقد التأسيس الذي نص على استيفاء كامل الحصص من الشركاء لا.يعني بالضرورة</w:t>
+        <w:br/>
+        <w:t>حدوثهء كما أنه يعارضها ادعاءات المدعى عليه الأخرى التي يدعي أنه تم سداد رأس المال عن طريق سداد مديونيات على والدهء أو تكليفات كلفها بها والده منها: الصرف عليهء فضلاً عن</w:t>
+        <w:br/>
+        <w:t>كونه طلب أمام دائرة الاستئناف مهلة لتقديم مايئبت السدادء ولم يقدم ذلك؛ وبالتالي فبي ليست بينة كافية على قيام المدعى عليه بدفع القيمة. فضلاً عن أن تقرير (كي بي إم جي</w:t>
+        <w:br/>
+        <w:t>الفوزان وشركاه)» تبين أنه لم يقم بفحص كافة المستندات, وإنما نتيجته أتت على نحو من فحص عينات منها فحسب. علاوة على اشتماله على ماليس له علاقة بقيمة الحصص.</w:t>
+        <w:br/>
+        <w:t>وحيث إن الأصل أن تكون مثل هذه الأموال مما يحتاط لهاء ويتم إثباتها بموجب حوالة بنكية ونحوها من المستندات المثبتة؛ حفظاً لحقوق الشركاء المتبايعين. كما أنه ولماكانت</w:t>
         <w:br/>
         <w:t>الالتزامات والحقوق الناشئة عن العقد و الوفاء بها من شأنها أن تظهر إذاكانت صحيحة من تاربخ قرار الشركاء بيع الحصص وإشهارهاء ودون ظهور ما يعارضهاء وحيث وإن كان البيع</w:t>
         <w:br/>
@@ -2124,110 +2454,124 @@
     </w:p>
     <w:p>
       <w:pPr>
+        <w:pStyle w:val="Heading2"/>
         <w:jc w:val="right"/>
         <w:bidi/>
       </w:pPr>
       <w:r>
-        <w:rPr>
-          <w:b w:val="0"/>
-          <w:i w:val="0"/>
-        </w:rPr>
-        <w:t>[صفحة 16]</w:t>
-        <w:br/>
-        <w:t>ةيد اةيبرعلا ةكلمملا</w:t>
-        <w:br/>
-        <w:t>0 و صك رقم ‎447١541175‏ الج ك2</w:t>
-        <w:br/>
-        <w:t>+ اشر ل</w:t>
-        <w:br/>
-        <w:t>المحكمة التجارية بجدة رقم الصفحة: ‎١5‏ 0 1</w:t>
-        <w:br/>
-        <w:t>دائرة الاستئناف الثانية تاريخ الصك:  ‎١:44/.”/١١‏ 0-0 5 5</w:t>
-        <w:br/>
-        <w:t>بثمنها الحقيقي. فإذا انقضت ثلاثون يومّا من تاريخ الإخطار دون أن يستعمل أحد الشركاء حقه في الاسترداد كان لصاحب الحصة الحق في التصرف فها مع مراعاة حكم الفقرة الثانية</w:t>
-        <w:br/>
-        <w:t>من المادة (157)» وإذا استعمل حق الاسترداد أكثر من شريك وكان التنازل يتعلق بجملة حصص قسمت هذه الحصص بين طالبي الاسترداد بنسبة حصة كل منهم في رأس المالء» وإذا تعلق</w:t>
-        <w:br/>
-        <w:t>التنازل بحصة واحدة أعطيت هذه الحصة للشركاء الذين طلبوا الاسترداد مع مراعاة حكم الفقرة الثانية من المادة (158). ب ولماكان مفاد تلك المادة أنها أجازت للشريك التنازل عن</w:t>
-        <w:br/>
-        <w:t>حصته لأحد الشركاء وأجازت لأي من الشركاء بعضهم أو جميعهم حق الاسترداد وطلب الحصول على تلك الحصص بعوضء وحيث إن الثابت - وبإقرار المدعي- طلب المدعى عليه</w:t>
-        <w:br/>
-        <w:t>(أسامة زبني) استرداد الحصص المملوكة لمورئه ومورث المدعين. وحيث إن المدعي لم يطلب حق الاسترداد أو حق الشفعة بشأن تلك الحصص ولم يبد ثمة اعتراض على البيع لتلك</w:t>
-        <w:br/>
-        <w:t>الحصصء ومن ثم عدم جوازية مطالبته بتلك الدعوى).أ.ه. ذلك أن المدعي لم يطلب الاسترداد لهاء ولم ينكر واقعة البيع لباء إنما يطعن في صحة القيمة التي ابتاعها المدعى عليه. وفقاً</w:t>
-        <w:br/>
-        <w:t>لما أسس به الدعوى من وجود الغبن الفاحشء وكون المورث فاقداً للأهلية والإدراك: وعليه فلايمكن إعمال هذه المواد آنفة الذكر على الواقعة محل الدعوى. وأما طلب المدعى عليه</w:t>
-        <w:br/>
-        <w:t>بالكتابة للبنك المركزي والبنوك ذات العلاقة أو المحكمة العامة بجدة من أجل استجلاب دليل له على كونه قام ببسداد قيمة الحصصء فإن من ادعى شيئاً فعليه تقديم مايثبته» وأما</w:t>
-        <w:br/>
-        <w:t>تكليف المحكمة بصنع الدليلء ففيه تناقض لمبدأ حياد القضاءء لما نصت عليه الفقرة الأولى من المادة الثانية من نظام الإثبات على أنه: (على المدعي أن يثبت مايدعيه من حق)ء وما</w:t>
-        <w:br/>
-        <w:t>نصت عليه الفقرة الأولى من المادة الثالثة من ذات النظام على أنه: (البينة على من ادعى...). وبما أن المدعى عليه في جلسة 1445-02-20ه. ادعى أنه تقدم بصور شيكات تثبت سداده</w:t>
-        <w:br/>
-        <w:t>لقيمة الحصص. وباطلاع الدائرة على ما أرفقه (عبر النظام) اتضح عدم تقديمه لأي مستند يدل على ذلك. سوى توثيق كاتب العدل وعقد التأسيس المعدل (مكرر مرتين): ولما نصت</w:t>
-        <w:br/>
-        <w:t>عليه الفقرة الأولى من المادة السادسة عشرة من الأدلة الإجرائية لنظام الإثبات: (فيما لم يرد به نص خا ص؛ يجب عند تقديم أي دليل من أدلة الإثبات للمحكمة. إرفاق نسخة واضحة</w:t>
-        <w:br/>
-        <w:t>من الدليل... مرفقاً به الآتي: أ- مذكرة تبين نوع الدليل وبياناته. ب- صلته بالدعوى وأثره فها)ء وبما أن المدعى عليه حتى تاريخه. لم يقدم ما التزم بتقديمه من بينته على السدادء مما</w:t>
-        <w:br/>
-        <w:t>يكون معه تجسد صحة دعوى المدعين. وأما الشيك بقيمة (450.000) ربال» برقم (000844) وتاريخ 2010-10-04م»ء المسحوب على بنك سامباء فإنه لم يكن عمد المدعى عليه في دعواه</w:t>
-        <w:br/>
-        <w:t>بالسدادء إذ اضطرب - كما سبق بيانه - في دفوعه في قيمة الحصص والمسدد منهاء فضبلاً عن كون الشيك تاريخه لاحق لتاربخ البيع» إذ أن تاريخ البيع كان في 2010-08-30م» وتوثيقه</w:t>
-        <w:br/>
-        <w:t>أمام كاتب العدل كان في تاريخ 2010-09-25م» علاوة على خلو الشيك من أي شرح عليه يبين سبب تحريره. ولاينال من ذلك ما أثاره المدعى عليه في مذكرته المقدمة في تاريخ 1445-02-29 ه.</w:t>
-        <w:br/>
-        <w:t>من أن قيمة شركة أحمد زيني التجارية ‏ وفقاً لتقرير طلال أبو غزالة ليست كما قررته محكمة أول درجة من أنها: (368.757.931) ريال حيث يدعي أنها بقيمة قدرها: (79.924.901</w:t>
-        <w:br/>
-        <w:t>ريال)» ويما أن هذا الدفع يضاف إلى دفوع المدعى عليه المتناقضة السابق ذكرهاء إذ يدعي أن التقرير مسودة. ثم يدعي أنه لم يوافق عليه وإنما وافق على الصلح في التخارج» ثم يطعن في</w:t>
-        <w:br/>
-        <w:t>تقرير اعتماد الدائرة عليه ثم الآن يطلب تصحيح القيمة الفعلية للشركة. كما أن ما أثاره المدعى عليه من صحة عقد البيع المبرم مع مورثه. فقد تناولت محكمة أول درجة الرد عليه بما</w:t>
-        <w:br/>
-        <w:t>فيه الكفايةء علاوة إلى أنه بعد اطلاع الدائرة على التقرير (تقرير طلال أبو غزالة): استبان أن الخبير أورد المبلغ االمقدر ب: (79.924.901 ريال).» في تقريره المبدئي المؤرخ في 1432-07-25ه.</w:t>
-        <w:br/>
-        <w:t>؛يئدبملا ال يئاهنلا ريرقتلاب ةربعلاو م2011-10-05 قفاوملا .ه1432-11-07 يف خرؤملا يئاهنلا هريرقت يف ريبخلا هدروأ ءلابر (368.757.931) ب ردقملا غلبملا نأ نيح يف ءم2011-06-27 قفاوملا</w:t>
-        <w:br/>
-        <w:t>فضلاً عن أن حكم الصلح صدر في تاريخ لاحق عن هذا التقريرء حيث صدر الحكم في 1432-12-02ه. مُؤَسَ ساً على ماقدمه الخبير في التقرير (الأخير) آنف الذكرء وأقر الأطراف</w:t>
-        <w:br/>
-        <w:t>نم ةرشع ةيداحلا ةحفصلا يف تبثملا حلصلا نم سداسلا دنبلاو ء.مكحلا كص نم ةرشاعلا ةحفصلا يف ةتبثملا حلصلا ةقيثو نم عبارلا دنبلا نم ةعبارلا ةرقفلا يف ريرقتلا ىلع مهعالطاب</w:t>
-        <w:br/>
-        <w:t>صك الحكم. علاوة إلى أن (تقرير طلال أبو غزالة). استبان أن الخبير ذكر مبلغ (68.424.362) ربالء على أنه: (ملخص حقوق الملكية الدفترية التابعة المعدلة بالتقييم كما في 03-31-</w:t>
-        <w:br/>
-        <w:t>1م ). في حيين أن الخبير فصل المبلغ الآخر وقدره: (368.757.931) ريالء على أنه: (صافي حقوق الشركاء الدفترية المعدلة بالتقييم وأثر التجاوزات). وعليه فإن الرقم الأخير هو</w:t>
-        <w:br/>
-        <w:t>المعتمد من الخبير المحاسبي في القيمة الحقيقية للشركة؛ لكونها اشتملت على صافي الحقوق واحتساب تجاوزات المدعى عليه فهاء وليس كما ادعاه المدعى عليه من كونه الرقم الأول»</w:t>
-        <w:br/>
-        <w:t>وهو ما أكد عليه الخبير المنتدب في نهاية الفقرة (ج) من البند ثانياًء بما نصه: (توزيع صافي حقوق الشركاء في شركة أحمد زيني التجارية» على الشركاء بعد إعادة توزيع حصة شركة أحمد</w:t>
-        <w:br/>
-        <w:t>زيني وأولاده التجارية..). وعليه وتأسيساً عن عدول الدائرة حيال استدعاء الخبير (طلال أبو غزالة)» لما نصت عليه الفقرة الأولى من المادة التاسعة من نظام الإثبات على أنه: (للمحكمة</w:t>
-        <w:br/>
-        <w:t>أن تعدل عما أمرت به من إجراءات الإثبات؛ بشرط أن تبين أسباب العدول في محضر الجلسة)» وبما أنه استبان للدائرة إبَان فحصها للتقريرين المبدئي والنهائي. زوال الاستشكال الذي</w:t>
-        <w:br/>
-        <w:t>أورده المدعى عليه في قيمة الحصص. مما لايكون معه محل لاستدعاء الخبير المنتدب؛ لانتفاء سببه. وأما عن طلب المدعى عليه (استجواب والدته: عاتقة). ولما نصت عليه المادة</w:t>
-        <w:br/>
-        <w:t>(21/1) من نظام الإثبات على أنه: (للمحكمة - من تلقاء نفسها أو بناء على طلب أحد الخصوم- أن تأمر بحضور الخصم لاستجوابه. ويجب على من تقرر استجوابه أن يحضر الجلسة</w:t>
-        <w:br/>
-        <w:t>المحددة لذلك). ولما نصت عليه المادة الخامسة والثلاثون من الأدلة الإجرائية لنظام الإثبات على أنه: (يجوز للمحكمة - من تلقاء نفسها أو بناء على طلب أحد الخصوم- إجراء</w:t>
-        <w:br/>
-        <w:t>الاستجواب في أي مرحلة كانت علها الدعوى)., ويما أن الإجراء جوازي لا. وجوبيء وبما أن دائرة الاستئناف رأت عدم الحاجة إليه, لكفاية وقائع الدعوى في الفصل في النزاع. فضلاً عن</w:t>
-        <w:br/>
-        <w:t>كون غاية المدعى عليه من الاستجواب هو التوصل إلى إيطال الوكالة الشرعية الصادرة منها للمدعي» والتي هي محرر رسمي له حجيته القائمة بذاته ولم يتم الطعن فها بالتزويرء كما أن</w:t>
-        <w:br/>
-        <w:t>الدائرة باشرت الاطلاع على الفيديو المرسل من وكيل المدعى عليه على بريد الدائرة الإلكتروني. والذي تم فيه تسجيل منسوب ل والدة طرفي الدعوى. ورأت أنه أتى على نحو ابتغى منه</w:t>
-        <w:br/>
-        <w:t>المدعى عليه الوصول إ</w:t>
+        <w:t>صفحة 16</w:t>
       </w:r>
     </w:p>
     <w:p>
       <w:pPr>
+        <w:pStyle w:val="Heading2"/>
         <w:jc w:val="right"/>
         <w:bidi/>
       </w:pPr>
       <w:r>
-        <w:rPr>
-          <w:b w:val="0"/>
-          <w:i w:val="0"/>
-        </w:rPr>
-        <w:t>لى نتيجة إبطال الوكالات الصادرة عن والدتهم للمدعي. دون سند صحيح. لذا فيكون طلب المدعى عليه (استجواب والدته) غير مقبول. وفيما يتعلق بتنفيذ</w:t>
+        <w:t>[نص الضبط / الحكم — المتن الفعلي] ===</w:t>
+        <w:br/>
+        <w:t>ةيد اةيبرعلا ةكلمملا</w:t>
+        <w:br/>
+        <w:t>0 و صك رقم ‎447١541175‏ الج ك2</w:t>
+        <w:br/>
+        <w:t>+ اشر ل</w:t>
+      </w:r>
+    </w:p>
+    <w:p>
+      <w:pPr>
+        <w:pStyle w:val="Heading2"/>
+        <w:jc w:val="right"/>
+        <w:bidi/>
+      </w:pPr>
+      <w:r>
+        <w:t>[ترويسة / كليشة وزارة العدل — معلومات رسمية متكررة] ===</w:t>
+        <w:br/>
+        <w:t>المحكمة التجارية بجدة رقم الصفحة: ‎١5‏ 0 1</w:t>
+        <w:br/>
+        <w:t>دائرة الاستئناف الثانية تاريخ الصك:  ‎١:44/.”/١١‏ 0-0 5 5</w:t>
+      </w:r>
+    </w:p>
+    <w:p>
+      <w:pPr>
+        <w:pStyle w:val="Heading2"/>
+        <w:jc w:val="right"/>
+        <w:bidi/>
+      </w:pPr>
+      <w:r>
+        <w:t>[نص الضبط / الحكم — المتن الفعلي] ===</w:t>
+        <w:br/>
+        <w:t>بثمنها الحقيقي. فإذا انقضت ثلاثون يومّا من تاريخ الإخطار دون أن يستعمل أحد الشركاء حقه في الاسترداد كان لصاحب الحصة الحق في التصرف فها مع مراعاة حكم الفقرة الثانية</w:t>
+        <w:br/>
+        <w:t>من المادة (157)» وإذا استعمل حق الاسترداد أكثر من شريك وكان التنازل يتعلق بجملة حصص قسمت هذه الحصص بين طالبي الاسترداد بنسبة حصة كل منهم في رأس المالء» وإذا تعلق</w:t>
+        <w:br/>
+        <w:t>التنازل بحصة واحدة أعطيت هذه الحصة للشركاء الذين طلبوا الاسترداد مع مراعاة حكم الفقرة الثانية من المادة (158). ب ولماكان مفاد تلك المادة أنها أجازت للشريك التنازل عن</w:t>
+        <w:br/>
+        <w:t>حصته لأحد الشركاء وأجازت لأي من الشركاء بعضهم أو جميعهم حق الاسترداد وطلب الحصول على تلك الحصص بعوضء وحيث إن الثابت - وبإقرار المدعي- طلب المدعى عليه</w:t>
+        <w:br/>
+        <w:t>(أسامة زبني) استرداد الحصص المملوكة لمورئه ومورث المدعين. وحيث إن المدعي لم يطلب حق الاسترداد أو حق الشفعة بشأن تلك الحصص ولم يبد ثمة اعتراض على البيع لتلك</w:t>
+        <w:br/>
+        <w:t>الحصصء ومن ثم عدم جوازية مطالبته بتلك الدعوى).أ.ه. ذلك أن المدعي لم يطلب الاسترداد لهاء ولم ينكر واقعة البيع لباء إنما يطعن في صحة القيمة التي ابتاعها المدعى عليه. وفقاً</w:t>
+        <w:br/>
+        <w:t>لما أسس به الدعوى من وجود الغبن الفاحشء وكون المورث فاقداً للأهلية والإدراك: وعليه فلايمكن إعمال هذه المواد آنفة الذكر على الواقعة محل الدعوى. وأما طلب المدعى عليه</w:t>
+        <w:br/>
+        <w:t>بالكتابة للبنك المركزي والبنوك ذات العلاقة أو المحكمة العامة بجدة من أجل استجلاب دليل له على كونه قام ببسداد قيمة الحصصء فإن من ادعى شيئاً فعليه تقديم مايثبته» وأما</w:t>
+        <w:br/>
+        <w:t>تكليف المحكمة بصنع الدليلء ففيه تناقض لمبدأ حياد القضاءء لما نصت عليه الفقرة الأولى من المادة الثانية من نظام الإثبات على أنه: (على المدعي أن يثبت مايدعيه من حق)ء وما</w:t>
+        <w:br/>
+        <w:t>نصت عليه الفقرة الأولى من المادة الثالثة من ذات النظام على أنه: (البينة على من ادعى...). وبما أن المدعى عليه في جلسة 1445-02-20ه. ادعى أنه تقدم بصور شيكات تثبت سداده</w:t>
+        <w:br/>
+        <w:t>لقيمة الحصص. وباطلاع الدائرة على ما أرفقه (عبر النظام) اتضح عدم تقديمه لأي مستند يدل على ذلك. سوى توثيق كاتب العدل وعقد التأسيس المعدل (مكرر مرتين): ولما نصت</w:t>
+        <w:br/>
+        <w:t>عليه الفقرة الأولى من المادة السادسة عشرة من الأدلة الإجرائية لنظام الإثبات: (فيما لم يرد به نص خا ص؛ يجب عند تقديم أي دليل من أدلة الإثبات للمحكمة. إرفاق نسخة واضحة</w:t>
+        <w:br/>
+        <w:t>من الدليل... مرفقاً به الآتي: أ- مذكرة تبين نوع الدليل وبياناته. ب- صلته بالدعوى وأثره فها)ء وبما أن المدعى عليه حتى تاريخه. لم يقدم ما التزم بتقديمه من بينته على السدادء مما</w:t>
+        <w:br/>
+        <w:t>يكون معه تجسد صحة دعوى المدعين. وأما الشيك بقيمة (450.000) ربال» برقم (000844) وتاريخ 2010-10-04م»ء المسحوب على بنك سامباء فإنه لم يكن عمد المدعى عليه في دعواه</w:t>
+        <w:br/>
+        <w:t>بالسدادء إذ اضطرب - كما سبق بيانه - في دفوعه في قيمة الحصص والمسدد منهاء فضبلاً عن كون الشيك تاريخه لاحق لتاربخ البيع» إذ أن تاريخ البيع كان في 2010-08-30م» وتوثيقه</w:t>
+        <w:br/>
+        <w:t>أمام كاتب العدل كان في تاريخ 2010-09-25م» علاوة على خلو الشيك من أي شرح عليه يبين سبب تحريره. ولاينال من ذلك ما أثاره المدعى عليه في مذكرته المقدمة في تاريخ 1445-02-29 ه.</w:t>
+        <w:br/>
+        <w:t>من أن قيمة شركة أحمد زيني التجارية ‏ وفقاً لتقرير طلال أبو غزالة ليست كما قررته محكمة أول درجة من أنها: (368.757.931) ريال حيث يدعي أنها بقيمة قدرها: (79.924.901</w:t>
+        <w:br/>
+        <w:t>ريال)» ويما أن هذا الدفع يضاف إلى دفوع المدعى عليه المتناقضة السابق ذكرهاء إذ يدعي أن التقرير مسودة. ثم يدعي أنه لم يوافق عليه وإنما وافق على الصلح في التخارج» ثم يطعن في</w:t>
+        <w:br/>
+        <w:t>تقرير اعتماد الدائرة عليه ثم الآن يطلب تصحيح القيمة الفعلية للشركة. كما أن ما أثاره المدعى عليه من صحة عقد البيع المبرم مع مورثه. فقد تناولت محكمة أول درجة الرد عليه بما</w:t>
+        <w:br/>
+        <w:t>فيه الكفايةء علاوة إلى أنه بعد اطلاع الدائرة على التقرير (تقرير طلال أبو غزالة): استبان أن الخبير أورد المبلغ االمقدر ب: (79.924.901 ريال).» في تقريره المبدئي المؤرخ في 1432-07-25ه.</w:t>
+        <w:br/>
+        <w:t>؛يئدبملا ال يئاهنلا ريرقتلاب ةربعلاو م2011-10-05 قفاوملا .ه1432-11-07 يف خرؤملا يئاهنلا هريرقت يف ريبخلا هدروأ ءلابر (368.757.931) ب ردقملا غلبملا نأ نيح يف ءم2011-06-27 قفاوملا</w:t>
+        <w:br/>
+        <w:t>فضلاً عن أن حكم الصلح صدر في تاريخ لاحق عن هذا التقريرء حيث صدر الحكم في 1432-12-02ه. مُؤَسَ ساً على ماقدمه الخبير في التقرير (الأخير) آنف الذكرء وأقر الأطراف</w:t>
+        <w:br/>
+        <w:t>نم ةرشع ةيداحلا ةحفصلا يف تبثملا حلصلا نم سداسلا دنبلاو ء.مكحلا كص نم ةرشاعلا ةحفصلا يف ةتبثملا حلصلا ةقيثو نم عبارلا دنبلا نم ةعبارلا ةرقفلا يف ريرقتلا ىلع مهعالطاب</w:t>
+        <w:br/>
+        <w:t>صك الحكم. علاوة إلى أن (تقرير طلال أبو غزالة). استبان أن الخبير ذكر مبلغ (68.424.362) ربالء على أنه: (ملخص حقوق الملكية الدفترية التابعة المعدلة بالتقييم كما في 03-31-</w:t>
+        <w:br/>
+        <w:t>1م ). في حيين أن الخبير فصل المبلغ الآخر وقدره: (368.757.931) ريالء على أنه: (صافي حقوق الشركاء الدفترية المعدلة بالتقييم وأثر التجاوزات). وعليه فإن الرقم الأخير هو</w:t>
+        <w:br/>
+        <w:t>المعتمد من الخبير المحاسبي في القيمة الحقيقية للشركة؛ لكونها اشتملت على صافي الحقوق واحتساب تجاوزات المدعى عليه فهاء وليس كما ادعاه المدعى عليه من كونه الرقم الأول»</w:t>
+        <w:br/>
+        <w:t>وهو ما أكد عليه الخبير المنتدب في نهاية الفقرة (ج) من البند ثانياًء بما نصه: (توزيع صافي حقوق الشركاء في شركة أحمد زيني التجارية» على الشركاء بعد إعادة توزيع حصة شركة أحمد</w:t>
+        <w:br/>
+        <w:t>زيني وأولاده التجارية..). وعليه وتأسيساً عن عدول الدائرة حيال استدعاء الخبير (طلال أبو غزالة)» لما نصت عليه الفقرة الأولى من المادة التاسعة من نظام الإثبات على أنه: (للمحكمة</w:t>
+        <w:br/>
+        <w:t>أن تعدل عما أمرت به من إجراءات الإثبات؛ بشرط أن تبين أسباب العدول في محضر الجلسة)» وبما أنه استبان للدائرة إبَان فحصها للتقريرين المبدئي والنهائي. زوال الاستشكال الذي</w:t>
+        <w:br/>
+        <w:t>أورده المدعى عليه في قيمة الحصص. مما لايكون معه محل لاستدعاء الخبير المنتدب؛ لانتفاء سببه. وأما عن طلب المدعى عليه (استجواب والدته: عاتقة). ولما نصت عليه المادة</w:t>
+        <w:br/>
+        <w:t>(21/1) من نظام الإثبات على أنه: (للمحكمة - من تلقاء نفسها أو بناء على طلب أحد الخصوم- أن تأمر بحضور الخصم لاستجوابه. ويجب على من تقرر استجوابه أن يحضر الجلسة</w:t>
+        <w:br/>
+        <w:t>المحددة لذلك). ولما نصت عليه المادة الخامسة والثلاثون من الأدلة الإجرائية لنظام الإثبات على أنه: (يجوز للمحكمة - من تلقاء نفسها أو بناء على طلب أحد الخصوم- إجراء</w:t>
+        <w:br/>
+        <w:t>الاستجواب في أي مرحلة كانت علها الدعوى)., ويما أن الإجراء جوازي لا. وجوبيء وبما أن دائرة الاستئناف رأت عدم الحاجة إليه, لكفاية وقائع الدعوى في الفصل في النزاع. فضلاً عن</w:t>
+        <w:br/>
+        <w:t>كون غاية المدعى عليه من الاستجواب هو التوصل إلى إيطال الوكالة الشرعية الصادرة منها للمدعي» والتي هي محرر رسمي له حجيته القائمة بذاته ولم يتم الطعن فها بالتزويرء كما أن</w:t>
+        <w:br/>
+        <w:t>الدائرة باشرت الاطلاع على الفيديو المرسل من وكيل المدعى عليه على بريد الدائرة الإلكتروني. والذي تم فيه تسجيل منسوب ل والدة طرفي الدعوى. ورأت أنه أتى على نحو ابتغى منه</w:t>
+        <w:br/>
+        <w:t>المدعى عليه الوصول إلى نتيجة إبطال الوكالات الصادرة عن والدتهم للمدعي. دون سند صحيح. لذا فيكون طلب المدعى عليه (استجواب والدته) غير مقبول. وفيما يتعلق بتنفيذ</w:t>
         <w:br/>
         <w:t>الوصية بصرف (9605) لأوجه البر والخير. وصرف المتبقي من الثلث لأبناء المتوق (غازي)» وبما أن هذا الطلب لم تتناوله محكمة أول درجة ولم تفصل فيه حيث لم تبين فيه من اللزم</w:t>
         <w:br/>
@@ -2252,15 +2596,22 @@
     </w:p>
     <w:p>
       <w:pPr>
+        <w:pStyle w:val="Heading2"/>
         <w:jc w:val="right"/>
         <w:bidi/>
       </w:pPr>
       <w:r>
-        <w:rPr>
-          <w:b w:val="0"/>
-          <w:i w:val="0"/>
-        </w:rPr>
-        <w:t>[صفحة 17]</w:t>
+        <w:t>صفحة 17</w:t>
+      </w:r>
+    </w:p>
+    <w:p>
+      <w:pPr>
+        <w:pStyle w:val="Heading2"/>
+        <w:jc w:val="right"/>
+        <w:bidi/>
+      </w:pPr>
+      <w:r>
+        <w:t>[نص الضبط / الحكم — المتن الفعلي] ===</w:t>
         <w:br/>
         <w:t>ةيدوعسلا ةيبرعلاةكلمملا هه</w:t>
         <w:br/>
@@ -2271,10 +2622,30 @@
         <w:t>4 اجات 0</w:t>
         <w:br/>
         <w:t>لمق ‎٠2‏ ف ا</w:t>
+      </w:r>
+    </w:p>
+    <w:p>
+      <w:pPr>
+        <w:pStyle w:val="Heading2"/>
+        <w:jc w:val="right"/>
+        <w:bidi/>
+      </w:pPr>
+      <w:r>
+        <w:t>[ترويسة / كليشة وزارة العدل — معلومات رسمية متكررة] ===</w:t>
         <w:br/>
         <w:t>المحكمة التجارية بجدة رقم الصفحة : /1 د 1</w:t>
         <w:br/>
         <w:t>دائرة الاستئناف الثانية تاريخ الصك: ١١/”./ف44١‏ العا لعو 1 ]</w:t>
+      </w:r>
+    </w:p>
+    <w:p>
+      <w:pPr>
+        <w:pStyle w:val="Heading2"/>
+        <w:jc w:val="right"/>
+        <w:bidi/>
+      </w:pPr>
+      <w:r>
+        <w:t>[نص الضبط / الحكم — المتن الفعلي] ===</w:t>
         <w:br/>
         <w:t>(1017092733): مبلغاً قدره: (17,1/75,770) ستة وتسعون مليوناً وسبعمئة وتسعة وسبعون ألفاً ومئتان وسبعون ربالا)؛ لما هو موضح بالأسباب. والله</w:t>
         <w:br/>

--- a/zaini_case_audit_output/outputs/word/documents/183_صك حكم نهائي ـ الاستئناف الثانية ـ نسخة.docx
+++ b/zaini_case_audit_output/outputs/word/documents/183_صك حكم نهائي ـ الاستئناف الثانية ـ نسخة.docx
@@ -85,9 +85,9 @@
         <w:bidi/>
       </w:pPr>
       <w:r>
-        <w:t>[نص الضبط / الحكم — المتن الفعلي] ===</w:t>
-        <w:br/>
-        <w:t>8 ةيدوعسلا ةيبرعلاةكلمملا</w:t>
+        <w:t>[بيانات الأطراف: المدعي / المدعى عليه / الحاضرون] ===</w:t>
+        <w:br/>
+        <w:t>المملكةالعربية السعودية 8</w:t>
       </w:r>
     </w:p>
     <w:p>
@@ -141,7 +141,7 @@
         <w:br/>
         <w:t>فلدى دائرة الاستئناف الثانية وبناء على القضية رقم 1١/ا1‏ 2758752 وتاريخ 8؟17/17١/5537١1ه‏</w:t>
         <w:br/>
-        <w:t>ُجآججط!/!/|/|!|آ|آظآ ل ةيضقلا قارطلل دل</w:t>
+        <w:t>لد للطراق القضية ل آظآ|آ|!|/|/!/!طججآجُ</w:t>
       </w:r>
     </w:p>
     <w:p>
@@ -255,7 +255,7 @@
       <w:r>
         <w:t>[نص الضبط / الحكم — المتن الفعلي] ===</w:t>
         <w:br/>
-        <w:t>ةيد اةيبرعلا ةكلمملا</w:t>
+        <w:t>المملكة العربيةا دية</w:t>
         <w:br/>
         <w:t>0 0 صك رقم ‎447١541175‏ الج ك2</w:t>
         <w:br/>
@@ -341,7 +341,7 @@
         <w:br/>
         <w:t>- بأنه ليس له أي حق في مطالبة الطرف الأول - المستأنف- سواء بصفته شريك أو مدير للشركات محل الدعوى - ومنها شركة أحمد زيني التجارية- والفروع التابعة لها بأي مطالبة مهما</w:t>
         <w:br/>
-        <w:t>لبقتسملاو رضاحلاو يضاملا يف اهبس وأ اهبعون ناكامهم ىوعد وا بلطم يأ يف مهقحل ًاطاقسإو لوألا فرطلا ةمذل يئاهنو لماش ةمذ ًءاربإ حلصلاب جراختلا ربتعيو اهببس وأ اهعون ناك</w:t>
+        <w:t>كان نوعها أو سببها ويعتبر التخارج بالصلح إبراءً ذمة شامل ونهائي لذمة الطرف الأول وإسقاطاً لحقهم في أي مطلب او دعوى مهماكان نوعبها أو سبها في الماضي والحاضر والمستقبل</w:t>
         <w:br/>
         <w:t>فيما يتعلق بتلك الشركات ما عدا ما سبق رفعه من دعاوى سابقة) (مرفق الحكم - مستند رقم2).» ولماكان مفاد هذا الحكم أنه قد قطع أي نزاع مستقبلي بين المستأنف والمستأنف</w:t>
         <w:br/>
@@ -405,7 +405,7 @@
       <w:r>
         <w:t>[نص الضبط / الحكم — المتن الفعلي] ===</w:t>
         <w:br/>
-        <w:t>ةيد اةيبرعلا ةكلمملا</w:t>
+        <w:t>المملكة العربيةا دية</w:t>
         <w:br/>
         <w:t>ل كد رقم 141:15.ه؛ 10</w:t>
         <w:br/>
@@ -505,7 +505,7 @@
         <w:br/>
         <w:t>هصصح لماك نع عيبلاب لزانت ينيز سابع دمحأ ديسلا) :ًاصن نمضت يذلاو -ةيلقعلا هاوق لماكب - نيعادتملا ثرومو فنأتسملا نم عقوملا ءاكرشلا رارقب فنأتسملا كسمتو ىوعدلا</w:t>
         <w:br/>
-        <w:t>عيقوت ربتعيو ةكرشلا يف ديدجلا كيرشلا يرتشملا فرطلا نم هقح لزانتملا فرطلا ىفوتسا ثيحو .لزانتلا اذه لبق يذلا ينيز سابع دمحأ ةماسأ ديسلا ىلإ ةصح 450 اهددعو ةكرشلاب</w:t>
+        <w:t>بالشركة وعددها 450 حصة إلى السيد أسامة أحمد عباس زيني الذي قبل هذا التنازل. وحيث استوفى الطرف المتنازل حقه من الطرف المشتري الشريك الجديد في الشركة ويعتبر توقيع</w:t>
         <w:br/>
         <w:t>ةبراجتلا ةفرغلا ىدل لدعلا ةباتك مامأ تبثملاو ةراجتلا ةرازو لبق نم ققدملاو (...مقر دنتسم - ءاكرشلا رارق قفرم) (...يرتشملا ةمذل ءاربإو ةيئاهنو ةمات ةصلاخم ةباثمب امهنم لك</w:t>
         <w:br/>
@@ -555,7 +555,7 @@
       <w:r>
         <w:t>[نص الضبط / الحكم — المتن الفعلي] ===</w:t>
         <w:br/>
-        <w:t>ةيد اةيبرعلاةكلمملا</w:t>
+        <w:t>المملكةالعربيةا دية</w:t>
         <w:br/>
         <w:t>0 0 صك رقم ‎447١541175‏ الج ك2</w:t>
         <w:br/>
@@ -705,7 +705,7 @@
       <w:r>
         <w:t>[نص الضبط / الحكم — المتن الفعلي] ===</w:t>
         <w:br/>
-        <w:t>ةيد اةيبرعلا ةكلمملا</w:t>
+        <w:t>المملكة العربيةا دية</w:t>
         <w:br/>
         <w:t>0 0 صك رقم ‎447١541175‏ الج ك2</w:t>
         <w:br/>
@@ -769,7 +769,7 @@
         <w:br/>
         <w:t>بصرف النظر عن الدعوى لعدم تحريرها لكونها تنطوي على تناقضات يعيها بالتجهيل: لماكانت المادة (93) من نظام المحاكم التجارية نصت على أنه (فيما لم يرد فيه نص خاص ني</w:t>
         <w:br/>
-        <w:t>دق ةيعرشلا تاعفارملا ماظن نم (66) ةداملا نإ ثيحو .(ةبراجتلا ىوعدلا ةعيبط فلاخي ال امب ةمكحملا اهرظنب صتخت يتلا ىواعدلا ىلع ةيعرشلا تاعفارملا ماظن ماكحأ قبطت ءماظنلا</w:t>
+        <w:t>النظامء تطبق أحكام نظام المرافعات الشرعية على الدعاوى التي تختص بنظرها المحكمة بما لا يخالف طبيعة الدعوى التجاربة). وحيث إن المادة (66) من نظام المرافعات الشرعية قد</w:t>
         <w:br/>
         <w:t>استلزمت تحرير الدعوىء ولما قرره الفقهاء - رحمهم اللّه - من أن من شروط الدعوى أن تكون الدعوى محررة أي معلومة. معلومة المدعى بهء قال الموفق - رحمه الله تعالى - في المغني: "</w:t>
         <w:br/>
@@ -855,7 +855,7 @@
       <w:r>
         <w:t>[نص الضبط / الحكم — المتن الفعلي] ===</w:t>
         <w:br/>
-        <w:t>ةيد اةيبرعلا ةكلمملا</w:t>
+        <w:t>المملكة العربيةا دية</w:t>
         <w:br/>
         <w:t>0 0 صك رقم ‎447١541175‏ الج ك2</w:t>
         <w:br/>
@@ -1005,7 +1005,7 @@
       <w:r>
         <w:t>[نص الضبط / الحكم — المتن الفعلي] ===</w:t>
         <w:br/>
-        <w:t>ةيد اةيبرعلاةكلمملا</w:t>
+        <w:t>المملكةالعربيةا دية</w:t>
         <w:br/>
         <w:t>0 0 صك رقم ‎447١541175‏ الج ك2</w:t>
         <w:br/>
@@ -1097,7 +1097,7 @@
         <w:br/>
         <w:t>لورثته. وانحصر ورثته في زوجته المدعية عاتقة محمد الحرازي وولديه عدنان وأسامة. (مرفق صك حصر الإرث مرفق 5).ثالثاً: أقام موكلي عدنان وأمه هذه الدعوى المنظورة أمام</w:t>
         <w:br/>
-        <w:t>ةبجاوم يف ةلداعلا صصحلا ةميقب همازتلا حبصأو .ًاناودعو ًاملظ هسفنل هيلع ىعدملا اهلقن يتلا ةيراجتلا ينيز دمحأ ةكرش نم ‏)/5٠(‎ ةغلابلا هدلاو صصح ةميقب ةبلاطملل ةرقوملا ةرئادلا</w:t>
+        <w:t>الدائرة الموقرة للمطالبة بقيمة حصص والده البالغة ‎)/5٠(‏ من شركة أحمد زيني التجارية التي نقلها المدعى عليه لنفسه ظلماً وعدواناً. وأصبح التزامه بقيمة الحصص العادلة في مواجبة</w:t>
         <w:br/>
         <w:t>موكلي شخصياً متعلقاً بذمته وليس عينياً في ذات الحصص, بعد أن قام بإنهاء الشركة وشطب سجلها بإرادته المنفردة ظناً منه أنه بهذا الإجراء سيفوت الحقوق المتعلقة بذمته بصفة</w:t>
         <w:br/>
@@ -1155,7 +1155,7 @@
       <w:r>
         <w:t>[نص الضبط / الحكم — المتن الفعلي] ===</w:t>
         <w:br/>
-        <w:t>ةيد اةيبرعلا ةكلمملا</w:t>
+        <w:t>المملكة العربيةا دية</w:t>
         <w:br/>
         <w:t>0 0 صك رقم ‎447١541175‏ الج ك2</w:t>
         <w:br/>
@@ -1305,7 +1305,7 @@
       <w:r>
         <w:t>[نص الضبط / الحكم — المتن الفعلي] ===</w:t>
         <w:br/>
-        <w:t>ةيد اةيبرعلاةكلمملا</w:t>
+        <w:t>المملكةالعربيةا دية</w:t>
         <w:br/>
         <w:t>0 0 صك رقم ‎447١541175‏ الج ك2</w:t>
         <w:br/>
@@ -1379,13 +1379,13 @@
         <w:br/>
         <w:t>وأ اهعون ناكامهم ىوعد وأ بلطم يأ يف مهقحل طاقسإو.الماشو ًامات ءاربإ اهنع جراختملا تاكرشلل ةرادإلا لامعأ نع لوألا فرطلا ةمذل يئاهنو لماش ةمذ ءاربإ حلصلاب جراختلا اذه</w:t>
         <w:br/>
-        <w:t>نيب حلصلا تابثإب ه2/12/1432 خبراتب رداصلا ه1432 ماعل (185/17/2) مقر اهمكح ةرئادلا تردصأ هيلعو .(...تاكرشلا كلتب قلعتي اميف لبقتسملاو رضاحلاو يضاملا يف اهبس</w:t>
+        <w:t>سبها في الماضي والحاضر والمستقبل فيما يتعلق بتلك الشركات...). وعليه أصدرت الدائرة حكمها رقم (185/17/2) لعام 1432ه الصادر بتاربخ 2/12/1432ه بإثبات الصلح بين</w:t>
         <w:br/>
         <w:t>المدعي والمدعى عليه وما تضمنه من إقرار المدعي للمدعى عليه بإبراء ذمة المدعى عليه (مرفق الحكم مستند رقم 8). 8- وحيث أن تخارج المدعي على النحو المبين باتفاقية الصلح الصادر</w:t>
         <w:br/>
         <w:t>بها الحكم من تلك الشركات أثناء تملك المدعى عليه لما نسبته 9054 من تلك الشركات تحصل علهها جراء استحواذه على نسبة (9690) من الحصص - محل النزاع - وهذا يعد إقراراً واضحاً</w:t>
         <w:br/>
-        <w:t>ماتلا جراختلا نم مغرلا ىلعو .اههف كش.ال ةصلاخو ةمات ةيكلم - عازنلا رادم - هدلاو صصحل هيلع ىعدملا كلمتو يعدملا ثرومو هيلع ىعدملا نيب مربملا عيبلا ةحصب يعدملا نم ًاحيرصو</w:t>
+        <w:t>وصريحاً من المدعي بصحة البيع المبرم بين المدعى عليه ومورث المدعي وتملك المدعى عليه لحصص والده - مدار النزاع - ملكية تامة وخالصة لا.شك فهها. وعلى الرغم من التخارج التام</w:t>
         <w:br/>
         <w:t>بموجب الحكم القضائي السالف الذكر إلا أن المدعي أقام العديد من الدعاوى التي تم ردها جميعاً لأسباب عديدة» ومنها على سبيل المثال لا الحصر: الدعوى رقم (421254094) وتاريخ</w:t>
         <w:br/>
@@ -1455,7 +1455,7 @@
       <w:r>
         <w:t>[نص الضبط / الحكم — المتن الفعلي] ===</w:t>
         <w:br/>
-        <w:t>ةيد اةيبرعلاةكلمملا</w:t>
+        <w:t>المملكةالعربيةا دية</w:t>
         <w:br/>
         <w:t>0 0 صك رقم ‎447١541175‏ الج ك2</w:t>
         <w:br/>
@@ -1625,7 +1625,7 @@
       <w:r>
         <w:t>[نص الضبط / الحكم — المتن الفعلي] ===</w:t>
         <w:br/>
-        <w:t>ةيد اةيبرعلا ةكلمملا</w:t>
+        <w:t>المملكة العربيةا دية</w:t>
         <w:br/>
         <w:t>0 0 صك رقم ‎447١541175‏ الج ك2</w:t>
         <w:br/>
@@ -1665,7 +1665,7 @@
         <w:br/>
         <w:t>أحمد عباس زيني) و (عاتقة محمد يحيى محمد علي الحرازي) والمودعة في مرفقات القخية بتاريخ 29/ 02/ 1445ه وحاصلها: (إلحاقاً لمذكرتنا التفصيلية المقدمة بتاريخ 1445-02-24ه.</w:t>
         <w:br/>
-        <w:t>ًافنآ اهلإ راشملا ةيليصفتلا ةركذملا يف اوهس طقس هنا ةرقوملا ةرئادلا ةيانع تفلن هيلعو ينمزلا عئاقولا لسلست اهف ىعاري ةيليصفت ةركذم ميدقتب ةريخألا ةسلجلا يف ةرئادلا بلط ىلع ًءانبو</w:t>
+        <w:t>وبناءً على طلب الدائرة في الجلسة الأخيرة بتقديم مذكرة تفصيلية يراعى فها تسلسل الوقائع الزمني وعليه نلفت عناية الدائرة الموقرة انه سقط سهوا في المذكرة التفصيلية المشار إلها آنفاً</w:t>
         <w:br/>
         <w:t>التنويه على مسألتين في غاية الاهمية ومؤثرة جداً على النظر القضائي ومسار القخبية: أولا دفع وكيل المدعى عليه بعدم اختصاص المحكمة التجارية بنظر هذه الدعوى وانها من</w:t>
         <w:br/>
@@ -1795,7 +1795,7 @@
       <w:r>
         <w:t>[نص الضبط / الحكم — المتن الفعلي] ===</w:t>
         <w:br/>
-        <w:t>ةيد اةيبرعلاةكلمملا</w:t>
+        <w:t>المملكةالعربيةا دية</w:t>
         <w:br/>
         <w:t>0 0 صك رقم ‎447١541175‏ الج ك2</w:t>
         <w:br/>
@@ -1869,11 +1869,11 @@
         <w:br/>
         <w:t>من الاتصال بوالدته وكذلك قام بتوكيل نفسه وتوكيل محاميه بعد استيلائه على أرقام منصة أبشر وقد لاحظنا أن وكالة الوالدة للمدعي كانت في شهر جمادى الثانية 1444 ه وتوكيله</w:t>
         <w:br/>
-        <w:t>ةحص ىدم ثحبو كلذ ةظحإلم ةرقوملا ةرئادلا ماقم نم سمتلن ءتاونس عضب اهل ءه 1442 ةنس ةماقم ىوعدلا هذه نأ نيح يفه 1444 ةدعقلا يذ رهش يف اهع رضاحلا يماحملل</w:t>
+        <w:t>للمحامي الحاضر عها في شهر ذي القعدة 1444 هفي حين أن هذه الدعوى مقامة سنة 1442 هء لها بضع سنواتء نلتمس من مقام الدائرة الموقرة ملإحظة ذلك وبحث مدى صحة</w:t>
         <w:br/>
         <w:t>تمثلها منذ بدء الدعوى. أيضاً نقل بيتها باسمه بثمن لم تقبضه وبوكالة ليس فيها حق البيع لنفسه ونقل عقاراتها أيضاً باسمه وأكثر من ذلك فإنه من أكثر من عشر سنوات حتى الآن</w:t>
         <w:br/>
-        <w:t>ميدقت ررقو يعدملا نم ةنيشملا تافرصتلا كلت ءازإ هيلع ىعدملا تكسي مل 2- .اهب ةصاخلا ةيلزنملا ةلامعلا بتاور عفدو ءابرهكلاو ءاملا ريتاوف ديدستو اهلع فرصلا ىلوتي نم هيلع ىعدملاو</w:t>
+        <w:t>والمدعى عليه من يتولى الصرف علها وتسديد فواتير الماء والكهرباء ودفع رواتب العمالة المنزلية الخاصة بها. 2- لم يسكت المدعى عليه إزاء تلك التصرفات المشينة من المدعي وقرر تقديم</w:t>
         <w:br/>
         <w:t>شكوى ضده لدى مركز شرطة السلامة إلا أمهاارفضت ذلك بسبب الصفة ولأنها كاملة الأهلية وعدم وجود ما يثبت عدم قدرتها على ذلكء كما أن المدعى عليه قام بمراجعة إمارة منطقة</w:t>
         <w:br/>
@@ -1965,7 +1965,7 @@
       <w:r>
         <w:t>[نص الضبط / الحكم — المتن الفعلي] ===</w:t>
         <w:br/>
-        <w:t>ةئد اةيبرعلا ةكلمملا</w:t>
+        <w:t>المملكة العربيةا دئة</w:t>
         <w:br/>
         <w:t>0 0 صك رقم ‎447١541175‏ الج ك2</w:t>
         <w:br/>
@@ -2115,7 +2115,7 @@
       <w:r>
         <w:t>[نص الضبط / الحكم — المتن الفعلي] ===</w:t>
         <w:br/>
-        <w:t>ةيد اةيبرعلاةكلمملا</w:t>
+        <w:t>المملكةالعربيةا دية</w:t>
         <w:br/>
         <w:t>0 0 صك رقم ‎447١541175‏ الج ك2</w:t>
         <w:br/>
@@ -2158,9 +2158,9 @@
       <w:r>
         <w:t>[نص الضبط / الحكم — المتن الفعلي] ===</w:t>
         <w:br/>
-        <w:t>.هاوعد ىلع باوجلاب هتدلاو ينتلكو دقو ءةدجب ةماعلا ةمكحملاب رظنلا ديق لازت.الو ء.نويلم 135 غلبمب هتدلاو ىلع ىوعد ماقأ هيلع ىعدملا نأ ًاملع «ةديدجلا تابلطلا ةراثإب ةيضقلا</w:t>
-        <w:br/>
-        <w:t>عفدلا ببسو .ةئرولا عيمج ىلع لب هتدلاو ىلع ةرصتقم تسيل يهو ةيقيقح ةمصاخم تسيلو (ةماسأ) يعدملا ثرإ تابثإل ةماعلا ةمكحملا يف ىوعدلا نأب :هيلع ىعدملا ليكو بقعف</w:t>
+        <w:t>القضية بإثارة الطلبات الجديدة» علماً أن المدعى عليه أقام دعوى على والدته بمبلغ 135 مليون.ء ولا.تزال قيد النظر بالمحكمة العامة بجدةء وقد وكلتني والدته بالجواب على دعواه.</w:t>
+        <w:br/>
+        <w:t>فعقب وكيل المدعى عليه: بأن الدعوى في المحكمة العامة لإثبات إرث المدعي (أسامة) وليست مخاصمة حقيقية وهي ليست مقتصرة على والدته بل على جميع الورئة. وسبب الدفع</w:t>
         <w:br/>
         <w:t>الجديد هو أن وكيل المدعيين تقدم بوكالة مؤرخة 16/11/1444 ه من المدعي عدنان بصفته وكيلاً عن والدته عاتقة ووكالة عاتقة لانها عدنان مؤرخة في 26/06/1444 ه في حيين أن</w:t>
         <w:br/>
@@ -2233,7 +2233,7 @@
         <w:br/>
         <w:t>(185/17/2 لعام 1432ه) بتاربخ 1432-12-02هء المحكوم فهما صلحاً. لذا فيكون التقرير بمثابة التقدير الصحيح لباء فضلاً عن أن طلب المدعي في هذه الدعوى هو عن حصته في</w:t>
         <w:br/>
-        <w:t>«لصفلا قبس لثاملا عازنلا ىلع قدصي الف هيلعو ء(ًاحلص ةيهتنملا) ةقباسلا ىوعدلا يف عازنلا لحم تناك يقلاو «ةيلصألا هتصح نع سيلو ثروملاو هيلع ىعدملا نيب مت يذلا عيبلا يف ثرإلا</w:t>
+        <w:t>الإرث في البيع الذي تم بين المدعى عليه والمورث وليس عن حصته الأصلية» والقي كانت محل النزاع في الدعوى السابقة (المنتهية صلحاً)ء وعليه فلا يصدق على النزاع الماثل سبق الفصل»</w:t>
         <w:br/>
         <w:t>استناداً على المادة السادسة والثمانون من نظام الإثباتء والتي نصت: (ولا-.تكون لتلك الأحكام الحجية إلا.في نزاع قام بهن الخصوم دون أن تتغير صفاتهم وتعلق بالحق ذاته محلاً</w:t>
         <w:br/>
@@ -2241,7 +2241,7 @@
         <w:br/>
         <w:t>ولم يُختصم في تلك الدعوى. ولا.يغيّر من ذلك انقضاء الشركة: (تصفية شركة أحمد زيني التجارية). ذلك أنه قد ثبت تحقق الغبن الفاحش. والمدعى عليه في حكم المشرف المتصرف في</w:t>
         <w:br/>
-        <w:t>عازنلا يف لصفلا قبسب هيلع ىعدملا عفد كلذ نم لانُيالو .قرفلا دادسب وأ خسفلاب امإ نباغلا ىلع عوجرلا قح هتثرو وأ نوبغملل هب لعجيو ؛(هتايح لاح هنع تالاكوب هثروم لام) «لاملا</w:t>
+        <w:t>المال» (مال مورثه بوكالات عنه حال حياته)؛ ويجعل به للمغبون أو ورثته حق الرجوع على الغابن إما بالفسخ أو بسداد الفرق. ولايُنال من ذلك دفع المدعى عليه بسبق الفصل في النزاع</w:t>
         <w:br/>
         <w:t>أمام المحكمة العامة بمحافظة جدة في القضية برقم (3216104) وتاريخ 1432-02-22ه. وكذلك القضية رقم (3218883) وتاريخ 1432-03-04هء إذ أن الدعويين وإنكانا قد تناولا</w:t>
         <w:br/>
@@ -2321,7 +2321,7 @@
       <w:r>
         <w:t>[نص الضبط / الحكم — المتن الفعلي] ===</w:t>
         <w:br/>
-        <w:t>ةيد اةيبرعلاةكلمملا</w:t>
+        <w:t>المملكةالعربيةا دية</w:t>
         <w:br/>
         <w:t>0 0 صك رقم ‎447١541175‏ الج ك2</w:t>
         <w:br/>
@@ -2471,7 +2471,7 @@
       <w:r>
         <w:t>[نص الضبط / الحكم — المتن الفعلي] ===</w:t>
         <w:br/>
-        <w:t>ةيد اةيبرعلا ةكلمملا</w:t>
+        <w:t>المملكة العربيةا دية</w:t>
         <w:br/>
         <w:t>0 و صك رقم ‎447١541175‏ الج ك2</w:t>
         <w:br/>
@@ -2544,8 +2544,28 @@
         <w:t>؛يئدبملا ال يئاهنلا ريرقتلاب ةربعلاو م2011-10-05 قفاوملا .ه1432-11-07 يف خرؤملا يئاهنلا هريرقت يف ريبخلا هدروأ ءلابر (368.757.931) ب ردقملا غلبملا نأ نيح يف ءم2011-06-27 قفاوملا</w:t>
         <w:br/>
         <w:t>فضلاً عن أن حكم الصلح صدر في تاريخ لاحق عن هذا التقريرء حيث صدر الحكم في 1432-12-02ه. مُؤَسَ ساً على ماقدمه الخبير في التقرير (الأخير) آنف الذكرء وأقر الأطراف</w:t>
-        <w:br/>
-        <w:t>نم ةرشع ةيداحلا ةحفصلا يف تبثملا حلصلا نم سداسلا دنبلاو ء.مكحلا كص نم ةرشاعلا ةحفصلا يف ةتبثملا حلصلا ةقيثو نم عبارلا دنبلا نم ةعبارلا ةرقفلا يف ريرقتلا ىلع مهعالطاب</w:t>
+      </w:r>
+    </w:p>
+    <w:p>
+      <w:pPr>
+        <w:pStyle w:val="Heading2"/>
+        <w:jc w:val="right"/>
+        <w:bidi/>
+      </w:pPr>
+      <w:r>
+        <w:t>[ترويسة / كليشة وزارة العدل — معلومات رسمية متكررة] ===</w:t>
+        <w:br/>
+        <w:t>باطلاعهم على التقرير في الفقرة الرابعة من البند الرابع من وثيقة الصلح المثبتة في الصفحة العاشرة من صك الحكم.ء والبند السادس من الصلح المثبت في الصفحة الحادية عشرة من</w:t>
+      </w:r>
+    </w:p>
+    <w:p>
+      <w:pPr>
+        <w:pStyle w:val="Heading2"/>
+        <w:jc w:val="right"/>
+        <w:bidi/>
+      </w:pPr>
+      <w:r>
+        <w:t>[نص الضبط / الحكم — المتن الفعلي] ===</w:t>
         <w:br/>
         <w:t>صك الحكم. علاوة إلى أن (تقرير طلال أبو غزالة). استبان أن الخبير ذكر مبلغ (68.424.362) ربالء على أنه: (ملخص حقوق الملكية الدفترية التابعة المعدلة بالتقييم كما في 03-31-</w:t>
         <w:br/>
@@ -2611,9 +2631,19 @@
         <w:bidi/>
       </w:pPr>
       <w:r>
+        <w:t>[بيانات الأطراف: المدعي / المدعى عليه / الحاضرون] ===</w:t>
+        <w:br/>
+        <w:t>هه المملكةالعربية السعودية</w:t>
+      </w:r>
+    </w:p>
+    <w:p>
+      <w:pPr>
+        <w:pStyle w:val="Heading2"/>
+        <w:jc w:val="right"/>
+        <w:bidi/>
+      </w:pPr>
+      <w:r>
         <w:t>[نص الضبط / الحكم — المتن الفعلي] ===</w:t>
-        <w:br/>
-        <w:t>ةيدوعسلا ةيبرعلاةكلمملا هه</w:t>
         <w:br/>
         <w:t>ْ زارة العدل صك رقم 4017.7415577 :</w:t>
         <w:br/>

--- a/zaini_case_audit_output/outputs/word/documents/183_صك حكم نهائي ـ الاستئناف الثانية ـ نسخة.docx
+++ b/zaini_case_audit_output/outputs/word/documents/183_صك حكم نهائي ـ الاستئناف الثانية ـ نسخة.docx
@@ -97,7 +97,7 @@
         <w:bidi/>
       </w:pPr>
       <w:r>
-        <w:t>[ترويسة / كليشة وزارة العدل — معلومات رسمية متكررة] ===</w:t>
+        <w:t>[ترويسة / كليشة رسمية — معلومات متكررة] ===</w:t>
         <w:br/>
         <w:t>فت ملك وزارة العدل صك رقم 7١551557١.7هغع‏ لتو</w:t>
       </w:r>
@@ -109,7 +109,7 @@
         <w:bidi/>
       </w:pPr>
       <w:r>
-        <w:t>[نص الضبط / الحكم — المتن الفعلي] ===</w:t>
+        <w:t>[المتن الفعلي: الوقائع / الأسباب / المنطوق] ===</w:t>
         <w:br/>
         <w:t>+ اشر ا</w:t>
       </w:r>
@@ -121,7 +121,7 @@
         <w:bidi/>
       </w:pPr>
       <w:r>
-        <w:t>[ترويسة / كليشة وزارة العدل — معلومات رسمية متكررة] ===</w:t>
+        <w:t>[ترويسة / كليشة رسمية — معلومات متكررة] ===</w:t>
         <w:br/>
         <w:t>المحكمة التجارية يجدة رقم الصفحة: ‎١‏ 0</w:t>
         <w:br/>
@@ -135,7 +135,7 @@
         <w:bidi/>
       </w:pPr>
       <w:r>
-        <w:t>[نص الضبط / الحكم — المتن الفعلي] ===</w:t>
+        <w:t>[المتن الفعلي: الوقائع / الأسباب / المنطوق] ===</w:t>
         <w:br/>
         <w:t>الحمد لله والصلاة والسلام على رسول الله أما بعد:</w:t>
         <w:br/>
@@ -167,7 +167,7 @@
         <w:bidi/>
       </w:pPr>
       <w:r>
-        <w:t>[نص الضبط / الحكم — المتن الفعلي] ===</w:t>
+        <w:t>[المتن الفعلي: الوقائع / الأسباب / المنطوق] ===</w:t>
         <w:br/>
         <w:t>وبما أن وقائع هذه القضية قد أوردها حكم الدائرة الابتدائية, فإن هذه الدائرة تحيل إليه تأسيساً على الفقرة الثانية من المادة السادسة والسبعون من نظام المحاكم التجارية,</w:t>
         <w:br/>
@@ -253,7 +253,7 @@
         <w:bidi/>
       </w:pPr>
       <w:r>
-        <w:t>[نص الضبط / الحكم — المتن الفعلي] ===</w:t>
+        <w:t>[المتن الفعلي: الوقائع / الأسباب / المنطوق] ===</w:t>
         <w:br/>
         <w:t>المملكة العربيةا دية</w:t>
         <w:br/>
@@ -269,7 +269,7 @@
         <w:bidi/>
       </w:pPr>
       <w:r>
-        <w:t>[ترويسة / كليشة وزارة العدل — معلومات رسمية متكررة] ===</w:t>
+        <w:t>[ترويسة / كليشة رسمية — معلومات متكررة] ===</w:t>
         <w:br/>
         <w:t>المحكمة التجارية يجدة رقم الصفحة: 2 ” 0 5</w:t>
         <w:br/>
@@ -283,7 +283,7 @@
         <w:bidi/>
       </w:pPr>
       <w:r>
-        <w:t>[نص الضبط / الحكم — المتن الفعلي] ===</w:t>
+        <w:t>[المتن الفعلي: الوقائع / الأسباب / المنطوق] ===</w:t>
         <w:br/>
         <w:t>المورث قد غبن في التنازل ببيع حصصه لموكلي وبناء على ادعائهم تم الرد علهم وإرفاق العقد المبرم محل الدعوى. 2- بالاطلاع على أسباب الحكم المعترض عليه فنجد أن صاحب الفضيلة</w:t>
         <w:br/>
@@ -335,7 +335,7 @@
         <w:br/>
         <w:t>ومورث المدعي وماتضمنه من بنود وصحة آثارهما القانونية بحق المتعاقدين وقضت برد الدعوى (مرفق صورة الحكمين - مستند رقم1) وقد اكتسبت تلك الأحكام الصفة الباتة</w:t>
         <w:br/>
-        <w:t>فنأتسملا حلاصت تبثأ يذلاو ه2/12/1432 خيراتو (185/17/2) مقرب رداصلا رشع ةعباسلا ةيراجتلا ةرئادلا نم يئاضقلا مكحلا ردص كلذك -ب .هب يضقملا ءيشلا ةيجح تزاحو</w:t>
+        <w:t>وحازت حجية الشيء المقضي به. ب- كذلك صدر الحكم القضائي من الدائرة التجارية السابعة عشر الصادر برقم (185/17/2) وتاريخ 2/12/1432ه والذي أثبت تصالح المستأنف</w:t>
         <w:br/>
         <w:t>والمستأنف ضده بشأن كل ما يتعلق بالشركة - محل الدعوى (شركة أحمد زيني التجاربة) - والتزام المستأنف ضده بالبند (4/1) من الحكم على أن (يقر الطرف الثاني - المستأنف ضده</w:t>
         <w:br/>
@@ -403,7 +403,7 @@
         <w:bidi/>
       </w:pPr>
       <w:r>
-        <w:t>[نص الضبط / الحكم — المتن الفعلي] ===</w:t>
+        <w:t>[المتن الفعلي: الوقائع / الأسباب / المنطوق] ===</w:t>
         <w:br/>
         <w:t>المملكة العربيةا دية</w:t>
         <w:br/>
@@ -419,7 +419,7 @@
         <w:bidi/>
       </w:pPr>
       <w:r>
-        <w:t>[ترويسة / كليشة وزارة العدل — معلومات رسمية متكررة] ===</w:t>
+        <w:t>[ترويسة / كليشة رسمية — معلومات متكررة] ===</w:t>
         <w:br/>
         <w:t>المحكمة التجارية يجدة رقم الصفحة: 2 م ا 4</w:t>
         <w:br/>
@@ -433,7 +433,7 @@
         <w:bidi/>
       </w:pPr>
       <w:r>
-        <w:t>[نص الضبط / الحكم — المتن الفعلي] ===</w:t>
+        <w:t>[المتن الفعلي: الوقائع / الأسباب / المنطوق] ===</w:t>
         <w:br/>
         <w:t>المقدم في مواجهته العقد - في الطعن في الجوانب الشكلية للعقد من إنكار الخط أو الإمضاء أو الختم أو البصمة ومن ثم بقاء حجية المحرر العادي وسريانه في مواجية المستأنف ضدهء</w:t>
         <w:br/>
@@ -463,7 +463,7 @@
         <w:br/>
         <w:t>الورقة أو تزويرها بكافة الطرق القانونية ومنها القرائن القضائية حيث يجوز للمحكمة إثبات صحة العقد من عدمه حال وجود اعتبارات تسيغ لها ذلك ولا.يُعاب في ذلك على تقدير</w:t>
         <w:br/>
-        <w:t>ةيئانجلا ةلدألا ةرادإ باطخ لابقتساب تفتكا ةرئادلا نأ.الإ ىوعدلا يف ررحملل يرهوجلا ريثأتلا نم مغرلا ىلعو 3- .ىوعدلا يف ةجتنم ةجيتنل لوصولا ةيغب ةلدألل عوضوملا ةمكحم</w:t>
+        <w:t>محكمة الموضوع للأدلة بغية الوصول لنتيجة منتجة في الدعوى. 3- وعلى الرغم من التأثير الجوهري للمحرر في الدعوى إلا.أن الدائرة اكتفت باستقبال خطاب إدارة الأدلة الجنائية</w:t>
         <w:br/>
         <w:t>بطلب العقد الأصلي ولم تجر الإجراءات النظامية اللازمة والكفيلة للبت في هذا المحرر المنتج في الدعوى ولم تقم بما أجازه لها النظام في هذا الشأن من حق التحقيق بالمضاهاة أو سماع</w:t>
         <w:br/>
@@ -487,7 +487,7 @@
         <w:br/>
         <w:t>الإجراء المنتج والجوهري في الدعوى؛ مما تكون قد خالفت المبادئ القضائية الصادرة عن المحكمة العلياء وبما أن المادة (41) من اللائحة التنفيذية لطرق الاعتراض على الأحكام قد</w:t>
         <w:br/>
-        <w:t>ةمكحملا نم رداص يئاضق أدبمل مكحلا ةفلاخم ضارتعالا لحم ناكاذإ) هنأ ىلع تصنو ماظنلا ةفلاخم تحت جردني ايلعلا ةمكحملا نع ةرداصلا ةيئاضقلا ئدابملا دحأ ةفلاخم تربتعا</w:t>
+        <w:t>اعتبرت مخالفة أحد المبادئ القضائية الصادرة عن المحكمة العليا يندرج تحت مخالفة النظام ونصت على أنه (إذاكان محل الاعتراض مخالفة الحكم لمبدأ قضائي صادر من المحكمة</w:t>
         <w:br/>
         <w:t>مكحلا :ًانماث .هؤاغلإ نيعتبو ضقنلاب ًايرح هلعجيو ماظنلا ةفلاخمب مكحلا بيعي امم .(ماظنلا ةفلاخمل اًضارتعا ّدُع «ةقباس اياضق ينايلعلا ةمكحملا رئاود ىدحإ هب تذخأوأ ءايلعلا</w:t>
         <w:br/>
@@ -498,8 +498,28 @@
         <w:t>لعام 444١ه).2-‏ ولماكان البين من الحكم - محل الاعتراض - أن المدعي قد حصر طلباته الختامية في (الصفحة 3) بما دونته الدائرة نصاً: (انتبى المدعي إلى طلب الحكم بإلزام المدعى</w:t>
         <w:br/>
         <w:t>عليه بأن يدفع لعدنان مبلغ وقدره (97.762.042ريال)» ولعاتقه الحرازي مبلغ (27.932.012ريال): إلا أن الدائرة قضت بأكثر مما يطلبه الخصوم وقضت بإلزام المستأنف بان يدفع لورثة</w:t>
+      </w:r>
+    </w:p>
+    <w:p>
+      <w:pPr>
+        <w:pStyle w:val="Heading2"/>
+        <w:jc w:val="right"/>
+        <w:bidi/>
+      </w:pPr>
+      <w:r>
+        <w:t>[الطلبات / المرفقات] ===</w:t>
         <w:br/>
         <w:t>أحمد عباس زيني مبلغاً وقدره (331.882.138 مليون ريال) وهو مبلغ يزيد عن الطلبات الختامية المقدمة من المستأنف ضده. مما يعيب الحكم بالقصور ويجعله حرياً بالإلغاء. تاسعاً:</w:t>
+      </w:r>
+    </w:p>
+    <w:p>
+      <w:pPr>
+        <w:pStyle w:val="Heading2"/>
+        <w:jc w:val="right"/>
+        <w:bidi/>
+      </w:pPr>
+      <w:r>
+        <w:t>[المتن الفعلي: الوقائع / الأسباب / المنطوق] ===</w:t>
         <w:br/>
         <w:t>ةيادب ذنمو هنأ ةيباوجلا فنأتسملا تاركذمو مكحلا نم تباثلا نإ ثيح 1- :هتيجحو نيعدملا ثروم لزانتل تبثملاو ةيماظنلا هناكرأل لمتكملا ءاكرشلا رارق يمسرلا ررحملل ةرئادلا لافغإ</w:t>
         <w:br/>
@@ -553,7 +573,7 @@
         <w:bidi/>
       </w:pPr>
       <w:r>
-        <w:t>[نص الضبط / الحكم — المتن الفعلي] ===</w:t>
+        <w:t>[المتن الفعلي: الوقائع / الأسباب / المنطوق] ===</w:t>
         <w:br/>
         <w:t>المملكةالعربيةا دية</w:t>
         <w:br/>
@@ -569,7 +589,7 @@
         <w:bidi/>
       </w:pPr>
       <w:r>
-        <w:t>[ترويسة / كليشة وزارة العدل — معلومات رسمية متكررة] ===</w:t>
+        <w:t>[ترويسة / كليشة رسمية — معلومات متكررة] ===</w:t>
         <w:br/>
         <w:t>المحكمة التجارية يجدة رقم الصفحة: 4 0 5</w:t>
         <w:br/>
@@ -583,7 +603,7 @@
         <w:bidi/>
       </w:pPr>
       <w:r>
-        <w:t>[نص الضبط / الحكم — المتن الفعلي] ===</w:t>
+        <w:t>[المتن الفعلي: الوقائع / الأسباب / المنطوق] ===</w:t>
         <w:br/>
         <w:t>عليه أي اعتراض على البيع وكذلك لم يثار أي نزاع بين مورث المتداعين والمستأنف بشأن عدم استلام قيمة تلك الحصص الأمر الذي يثبت معه صحة البيع وسريان آثاره النظامية المترتبة</w:t>
         <w:br/>
@@ -594,8 +614,28 @@
         <w:t>التجاري لها منذ 1437هء وكان يجب علهها رد الدعوى وعدم قبول إقامة الدعوى على شركة منهية ولاوجود لها حسب النظامء حيث أنه بعد تخارج كل من الشيخ أحمد زبني رحمه الله في</w:t>
         <w:br/>
         <w:t>لعام 1431 هء مورث المستأنف والمستأنف ضده. وكذا تخارج المستأنف ضده في العام 1434ه من نفس الشركة شركة أحمد زيني التجارية (الشركة محل الدعوى) فقد قام الشركاء</w:t>
+      </w:r>
+    </w:p>
+    <w:p>
+      <w:pPr>
+        <w:pStyle w:val="Heading2"/>
+        <w:jc w:val="right"/>
+        <w:bidi/>
+      </w:pPr>
+      <w:r>
+        <w:t>[الطلبات / المرفقات] ===</w:t>
         <w:br/>
         <w:t>الجدد بشركة أحمد زيني التجارية بتصفية شركة أحمد زيني التجارية. وكذا شطب السجل التجاري بتاريخ 11/4/1437ه و(مرفق رقم 7 ورقم 8). الحادي عشر: تجاهل الدائرة للدفع</w:t>
+      </w:r>
+    </w:p>
+    <w:p>
+      <w:pPr>
+        <w:pStyle w:val="Heading2"/>
+        <w:jc w:val="right"/>
+        <w:bidi/>
+      </w:pPr>
+      <w:r>
+        <w:t>[المتن الفعلي: الوقائع / الأسباب / المنطوق] ===</w:t>
         <w:br/>
         <w:t>بترتيس هنوكل ةعيرشلل مكحلا ةفلاخمو ىوعدلا يف يأرلا هجو يف يرهوجلا هريثأت مغر كلذ تابثإل ةليفكلا تاءارجإلا ذاختا مدعو صصحلا غلبم عفدب فنأتسملا نم ئدبملا يرهوجلا</w:t>
         <w:br/>
@@ -618,8 +658,28 @@
         <w:t>المقدمة في تلك الدعوى لكونها في حوزة الدائرة. إلا.ان الدائرة أغفلت تلك الإجراءات وترتب على ذلك الإغفال صدور الحكم - محل الاعتراض - بإلزام المستأنف بدفع تلك المبالغ مرة</w:t>
         <w:br/>
         <w:t>هميدقت قبس املو هلك كلذل :تابلطلا .ءاغلإلاب ًايرح هلعجيو ةيمالسإلا ةعيرشلا ةفلاخمو روصقلاب مكحلا بيعي امم لطابلاب سانلا لاومأ لكأ ليبق نم دعي مكحلا اذه ناكاملو ءىرخأ</w:t>
+      </w:r>
+    </w:p>
+    <w:p>
+      <w:pPr>
+        <w:pStyle w:val="Heading2"/>
+        <w:jc w:val="right"/>
+        <w:bidi/>
+      </w:pPr>
+      <w:r>
+        <w:t>[الطلبات / المرفقات] ===</w:t>
         <w:br/>
         <w:t>ولما تراه الدائرة الموقرة من أسباب نطلب من فضيلتكم قبول الاستئناف شكلاً وني الموضوع نقض الحكم الصادر والحكم مجدداً برد دعوى المدعي). وأكد وكيل المدعى عليه على ما ورد</w:t>
+      </w:r>
+    </w:p>
+    <w:p>
+      <w:pPr>
+        <w:pStyle w:val="Heading2"/>
+        <w:jc w:val="right"/>
+        <w:bidi/>
+      </w:pPr>
+      <w:r>
+        <w:t>[المتن الفعلي: الوقائع / الأسباب / المنطوق] ===</w:t>
         <w:br/>
         <w:t>بلائحة الاعتراض. كما اطلعت الدائرة على لائحة الاعتراض المقدمة من وكيل المدعي وحاصلها: (نؤكد أن اعتراضنا منصب فقط على صيغة منطوق الحكم فالدائرة لم تفصل المنطوق</w:t>
         <w:br/>
@@ -670,8 +730,28 @@
         <w:t>اشترى من المورث الحصة المملوكة له في شركة أحمد زيني وأولاده محل الدعوى, ولم يقدم بينة أو دليل صحيح على أن البيع تم» بل تناقض في الثمن والقيمة تناقضاً يؤكد الدعوى</w:t>
         <w:br/>
         <w:t>ويؤيدها .وبما أن الأصل أنه عند الاختلاف في الثمن والقيمة فالقول قول البائع» لما روى ابن مسعود عن رسول الله صلى الله عليه وسلم: إذا اختلف البيعان وليس بيهما بينة فالقول</w:t>
+      </w:r>
+    </w:p>
+    <w:p>
+      <w:pPr>
+        <w:pStyle w:val="Heading2"/>
+        <w:jc w:val="right"/>
+        <w:bidi/>
+      </w:pPr>
+      <w:r>
+        <w:t>[الطلبات / المرفقات] ===</w:t>
         <w:br/>
         <w:t>قول البائع» وبما أن المدعى عليه قام بتصفية الشركة اختياريًا وسحب رأس مالها وألغى صفتها الاعتبارية فإنه يضمن القيمة, لذلك فإني أطلب من دائرتكم الموقرة: أولاً: رفض الاعتراض</w:t>
+      </w:r>
+    </w:p>
+    <w:p>
+      <w:pPr>
+        <w:pStyle w:val="Heading2"/>
+        <w:jc w:val="right"/>
+        <w:bidi/>
+      </w:pPr>
+      <w:r>
+        <w:t>[المتن الفعلي: الوقائع / الأسباب / المنطوق] ===</w:t>
         <w:br/>
         <w:t>المقدم من أسامة أحمد زيني موضوعاً. ثانيا: قبول الاعتراض المقدم من عدنان احمد زيني وعاتقة الحرازي وتفصيل المبالغ وفق ماهي موضحة في صحيفة الاستئناف). فعقب وكيل</w:t>
         <w:br/>
@@ -703,7 +783,7 @@
         <w:bidi/>
       </w:pPr>
       <w:r>
-        <w:t>[نص الضبط / الحكم — المتن الفعلي] ===</w:t>
+        <w:t>[المتن الفعلي: الوقائع / الأسباب / المنطوق] ===</w:t>
         <w:br/>
         <w:t>المملكة العربيةا دية</w:t>
         <w:br/>
@@ -719,7 +799,7 @@
         <w:bidi/>
       </w:pPr>
       <w:r>
-        <w:t>[ترويسة / كليشة وزارة العدل — معلومات رسمية متكررة] ===</w:t>
+        <w:t>[ترويسة / كليشة رسمية — معلومات متكررة] ===</w:t>
         <w:br/>
         <w:t>المحكمة التجارية يجدة ‎١‏ رقم الصفحة: ه 0 5</w:t>
         <w:br/>
@@ -733,7 +813,7 @@
         <w:bidi/>
       </w:pPr>
       <w:r>
-        <w:t>[نص الضبط / الحكم — المتن الفعلي] ===</w:t>
+        <w:t>[المتن الفعلي: الوقائع / الأسباب / المنطوق] ===</w:t>
         <w:br/>
         <w:t>الرد علها بمايلي: أولا.: التأكيد على الدفع بسداد مبلغ بيع الحصص للديون المستحقة على مورث المدعي للبنوك: فمن حيث أن الثابت والبين من مدونات الحكم ان المدعى عليه -</w:t>
         <w:br/>
@@ -853,7 +933,7 @@
         <w:bidi/>
       </w:pPr>
       <w:r>
-        <w:t>[نص الضبط / الحكم — المتن الفعلي] ===</w:t>
+        <w:t>[المتن الفعلي: الوقائع / الأسباب / المنطوق] ===</w:t>
         <w:br/>
         <w:t>المملكة العربيةا دية</w:t>
         <w:br/>
@@ -869,7 +949,7 @@
         <w:bidi/>
       </w:pPr>
       <w:r>
-        <w:t>[ترويسة / كليشة وزارة العدل — معلومات رسمية متكررة] ===</w:t>
+        <w:t>[ترويسة / كليشة رسمية — معلومات متكررة] ===</w:t>
         <w:br/>
         <w:t>المحكمة التجارية بجدة رقم الصفحة: 2 ” 0 5</w:t>
         <w:br/>
@@ -883,7 +963,7 @@
         <w:bidi/>
       </w:pPr>
       <w:r>
-        <w:t>[نص الضبط / الحكم — المتن الفعلي] ===</w:t>
+        <w:t>[المتن الفعلي: الوقائع / الأسباب / المنطوق] ===</w:t>
         <w:br/>
         <w:t>للتعاقد - والمدعى عليه بتاريخ 16/10/1431هء وقام مورث المدعي بالتوقيع على قرار التنازل عن الحصص بموجب التصديق الصادر من وزارة التجارة والمثبت أمام كاتب العدل بالغرفة</w:t>
         <w:br/>
@@ -955,7 +1035,7 @@
         <w:br/>
         <w:t>(130- عدد7- مجلد 9/ع/2 لعام 1434ه بتاريخ 10/2/1434ه بخطاب كاتب العدل بالغرفة التجارية الصناعية بجدة رقم (7050/34) وتاريخ 10/2/1434ه. حيث أن قرار الشركاء</w:t>
         <w:br/>
-        <w:t>ةحئال نم تباثلا :نأ كلذ ديدس ريغ عفدلا اذه ناب هيلع بيجنف .عئابلا لوق لوقلا نوكب عفدلاو يعدملا ءاعدا ىلع ًاباوج .نايبلا فنآلا يراجتلا مكحلا ىلع ًاينبم ءاج هيلع عيقوتلاو</w:t>
+        <w:t>والتوقيع عليه جاء مبنياً على الحكم التجاري الآنف البيان. جواباً على ادعاء المدعي والدفع بكون القول قول البائع. فنجيب عليه بان هذا الدفع غير سديد ذلك أن: الثابت من لائحة</w:t>
         <w:br/>
         <w:t>الدعوى اختلاف المدعي-مورث البائع للحصص - والمدعى عليه - المشتري للحصص - في خروج المال. وحيث أنه من المقرر في قضباء المحاكم التجارية أنه (إذا اختلف الباذل والمبذول له</w:t>
         <w:br/>
@@ -1003,7 +1083,7 @@
         <w:bidi/>
       </w:pPr>
       <w:r>
-        <w:t>[نص الضبط / الحكم — المتن الفعلي] ===</w:t>
+        <w:t>[المتن الفعلي: الوقائع / الأسباب / المنطوق] ===</w:t>
         <w:br/>
         <w:t>المملكةالعربيةا دية</w:t>
         <w:br/>
@@ -1019,7 +1099,7 @@
         <w:bidi/>
       </w:pPr>
       <w:r>
-        <w:t>[ترويسة / كليشة وزارة العدل — معلومات رسمية متكررة] ===</w:t>
+        <w:t>[ترويسة / كليشة رسمية — معلومات متكررة] ===</w:t>
         <w:br/>
         <w:t>المحكمة التجارية يجدة رقم الصفحة: “7 0 5</w:t>
         <w:br/>
@@ -1033,7 +1113,7 @@
         <w:bidi/>
       </w:pPr>
       <w:r>
-        <w:t>[نص الضبط / الحكم — المتن الفعلي] ===</w:t>
+        <w:t>[المتن الفعلي: الوقائع / الأسباب / المنطوق] ===</w:t>
         <w:br/>
         <w:t>هيلع ىعدملا ثروم مالتسا تبثت يتلاو ةيجحلل ةبستكملاو قيثوتلاب طونملا (لدعلا بتاك) ماعلا فظوملا عيقوتب ةليذملاو هيلع ىعدملا نم ةعقوملا ءاكرشلا تارارق يف ةلثمتملاو هفانئتسا يف</w:t>
         <w:br/>
@@ -1050,8 +1130,28 @@
         <w:t>المحل أو السبب أو الثمن فإن هذا البطلان هو الذي يخضع للقواعد العامة وتخلص في أن العقد الباطل منعدم كأصل ولا.ينتج أثرّاء ولا.يزول البطلان بالإجازة وفي حالة البطلان يعاد</w:t>
         <w:br/>
         <w:t>المتعاقدين الى الحالة التي كانا علها قبل التعاقدء وبما أن المدعي أقر بصحة العقد والدائرة قررت صحته أيضاً فيصبح والحال كذلك لا صفة للمدعي في طلب تقدير قيمة الحصص في</w:t>
+      </w:r>
+    </w:p>
+    <w:p>
+      <w:pPr>
+        <w:pStyle w:val="Heading2"/>
+        <w:jc w:val="right"/>
+        <w:bidi/>
+      </w:pPr>
+      <w:r>
+        <w:t>[الطلبات / المرفقات] ===</w:t>
         <w:br/>
         <w:t>عقد صحيح وليس للدائرة أيضاً ذلك الحق. وبناء على ما تقدّم نلتمس من فضيلتكم القضاء يمايلي: قبول الاستئناف شكلاً. في الموضوع: بإلغاء الحكم المستأنف والقضاء مجدداً برد</w:t>
+      </w:r>
+    </w:p>
+    <w:p>
+      <w:pPr>
+        <w:pStyle w:val="Heading2"/>
+        <w:jc w:val="right"/>
+        <w:bidi/>
+      </w:pPr>
+      <w:r>
+        <w:t>[المتن الفعلي: الوقائع / الأسباب / المنطوق] ===</w:t>
         <w:br/>
         <w:t>الدعوى). فعقب وكيل المدعيين قائلاً: بأنه يطلب مهلة لتقديم جوابه. ثم طلبت الدائرة من الطرفين تقديم مذكرات ختامية للمدعي 3 أيام من تاريخه. وللمدعى عليه 3 أيام تالية لهاء</w:t>
         <w:br/>
@@ -1153,7 +1253,7 @@
         <w:bidi/>
       </w:pPr>
       <w:r>
-        <w:t>[نص الضبط / الحكم — المتن الفعلي] ===</w:t>
+        <w:t>[المتن الفعلي: الوقائع / الأسباب / المنطوق] ===</w:t>
         <w:br/>
         <w:t>المملكة العربيةا دية</w:t>
         <w:br/>
@@ -1169,7 +1269,7 @@
         <w:bidi/>
       </w:pPr>
       <w:r>
-        <w:t>[ترويسة / كليشة وزارة العدل — معلومات رسمية متكررة] ===</w:t>
+        <w:t>[ترويسة / كليشة رسمية — معلومات متكررة] ===</w:t>
         <w:br/>
         <w:t>المحكمة التجارية يجدة رقم الصفحة: / 0 5</w:t>
         <w:br/>
@@ -1183,17 +1283,37 @@
         <w:bidi/>
       </w:pPr>
       <w:r>
-        <w:t>[نص الضبط / الحكم — المتن الفعلي] ===</w:t>
+        <w:t>[المتن الفعلي: الوقائع / الأسباب / المنطوق] ===</w:t>
         <w:br/>
         <w:t>الشركات كأصول لها متداولة أو غير متداولة لا.تتغير قيمتها السوقية إلا.بتأثير إيجابي يطرأ على حقوق الملكية إما بضخ رأس مال جديد يظهر في قائمة المركز المالي أو ارتفاع في قيمة</w:t>
         <w:br/>
-        <w:t>ةرئادلا مث نمو ًاقباس جراختلاب مكحلا هيلإ تدنتسا يذلاو ريبخلا لبق نم صصحلا مييقت نأ :يعوضوملا درلا نم يناثلا هجولاو .كلاملا مسا ًاعطق هببس نم سيل ًايقوس لوصألا</w:t>
+        <w:t>الأصول سوقياً ليس من سببه قطعاً اسم المالك. والوجه الثاني من الرد الموضوعي: أن تقييم الحصص من قبل الخبير والذي استندت إليه الحكم بالتخارج سابقاً ومن ثم الدائرة</w:t>
         <w:br/>
         <w:t>الابتدائية في حكمها الآني كان محل رضا وقبول من المدعى عليه لا يجوز معه قبول الطعن والتشكيك في صحته من قبله؛ لماكان مثبتاً لحق في غير مصلحته والدائرة الابتدائية تطرقت</w:t>
         <w:br/>
         <w:t>لهذا التقرير مشكورة في تسبيها للحكم محل النظر. سابعاً: مورث موكلي رحمه الله أوصى بالثلث لمستحقيه بموجب حكم الوصية رقم ‎)١1710151771151577..371(‏ وتاريخ 5177 ‎/1١‏</w:t>
+      </w:r>
+    </w:p>
+    <w:p>
+      <w:pPr>
+        <w:pStyle w:val="Heading2"/>
+        <w:jc w:val="right"/>
+        <w:bidi/>
+      </w:pPr>
+      <w:r>
+        <w:t>[الطلبات / المرفقات] ===</w:t>
         <w:br/>
         <w:t>‏هه (مرفق رقم 5) والتي تبلغ من قيمة الحصص مبلغ وقدره ‎)١١٠7177,5379(‏ مئة وعشرة مليون وستمئة واثنان و سبعون ألفاً وثلائمئة وتسعة وسبعون ريالاً. والمدعى عليه هو</w:t>
+      </w:r>
+    </w:p>
+    <w:p>
+      <w:pPr>
+        <w:pStyle w:val="Heading2"/>
+        <w:jc w:val="right"/>
+        <w:bidi/>
+      </w:pPr>
+      <w:r>
+        <w:t>[المتن الفعلي: الوقائع / الأسباب / المنطوق] ===</w:t>
         <w:br/>
         <w:t>الوصيء وباطراح مبلغ الوصية وتنفيذاً لها ووفقاً للأنصبة الشرعية؛ فإن موكلي يستحق كل مهما بناءً على مبلغ قيمة الحصص المحكوم به. فإن موكلي عدنان يستحق مبلغاً</w:t>
         <w:br/>
@@ -1202,12 +1322,32 @@
         <w:t>وستمئة واحد وخمسون ألفاً ومئتان وتسعة عشر ربالا لذلك وبما أنه ثبت بموجب الحكم القضائي أن المورث - أثناء العقد المزعوم -كان فاقداً للأهلية ولا.يجوز التعاقد مع فاقد</w:t>
         <w:br/>
         <w:t>الأهلية وبما أن على اليد ما أخذت حتى تؤديه» ويما أن الحصص تمت تصفيتها اختيارياً من المدعى عليه؛ وبما أنها أصبحت منعدمة ولم يبق إلا. قيمتهاء ويما أن جميع الأطراف اتفقوا</w:t>
+      </w:r>
+    </w:p>
+    <w:p>
+      <w:pPr>
+        <w:pStyle w:val="Heading2"/>
+        <w:jc w:val="right"/>
+        <w:bidi/>
+      </w:pPr>
+      <w:r>
+        <w:t>[الطلبات / المرفقات] ===</w:t>
         <w:br/>
         <w:t>وتخارجوا على هذا التقييم؛ لذلك ولما سبق عرضه وبيانه فإنني أطلب من مقام الدائرة الموقرة إحقاقاً للحق ونصرة للعدالة: الحكم بتأييد الحكم وتفصيل منطوقه وفق طلب الاستئناف</w:t>
+      </w:r>
+    </w:p>
+    <w:p>
+      <w:pPr>
+        <w:pStyle w:val="Heading2"/>
+        <w:jc w:val="right"/>
+        <w:bidi/>
+      </w:pPr>
+      <w:r>
+        <w:t>[المتن الفعلي: الوقائع / الأسباب / المنطوق] ===</w:t>
         <w:br/>
         <w:t>المقدم من قبلنا). كما اطلعت الدائرة على المذكرة الختامية المقدمة من وكيل المدعى عليه والمودعة في النظام بتاريخ 29/ 02/ 1445ه وحاصلها: (بناءً على طلب الدائرة الموقرة ببسرد</w:t>
         <w:br/>
-        <w:t>ميدقت مدعل ؛ىوعدلا رظنب ًايعون ةمكحملا صاصتخا مدعب عفدلا ىلع ديكأتلاب ةرقوملا ةرئادلا حمستسن :ًالوأ :يلاتلا وحنلا ىلع انتركذمب مدقتن ءىوعدلا لحم عازنلل ينمزلا لسلستلا</w:t>
+        <w:t>التسلسل الزمني للنزاع محل الدعوىء نتقدم بمذكرتنا على النحو التالي: أولاً: نستسمح الدائرة الموقرة بالتأكيد على الدفع بعدم اختصاص المحكمة نوعياً بنظر الدعوى؛ لعدم تقديم</w:t>
         <w:br/>
         <w:t>ىوعدلا ةماقإل قحال هنوكل يماظنلا صنلا ىلع دانتسالا ةيزاوج مدعو .ةيراجتلا ةمكحملل صاصتخالا داقعناو ىوعدلا رظنب ةماعلا ةمكحملا صاصتخا مدعب يضاقلا مكحلل يعدملا</w:t>
         <w:br/>
@@ -1218,14 +1358,34 @@
         <w:t>مدعب قباس مكح رودص ةرورض ىوعدلا رظنب ةصتخم (ةرقوملا مكتمكحم) ىرخألا ةمكحملا نوكتل مزلتسا هنأ صنلا اذه دافم ناكاملو ء(اهرظنب اهبلإ لاحملا ةمكحملا مزتلتو ةصتخملا</w:t>
         <w:br/>
         <w:t>الاختتصا ص وأن يكتسب الصفة النهائية. 2- وبما أن المدعي قد زعم - في لائحة دعواه صدور حكم من المحكمة العامة بجدة رقم (3855849) وتاريخ 2/1438 /10ه يقضى بعدم</w:t>
+      </w:r>
+    </w:p>
+    <w:p>
+      <w:pPr>
+        <w:pStyle w:val="Heading2"/>
+        <w:jc w:val="right"/>
+        <w:bidi/>
+      </w:pPr>
+      <w:r>
+        <w:t>[الطلبات / المرفقات] ===</w:t>
         <w:br/>
         <w:t>اختصاصها بنظر الدعوى واختصاص القضاء التجاري بنظرهاء وحيث إنه بالبحث في أوراق الدعوى ومرفقاتها تبين عدم تقديم المدعي لهذا الحكم المزعوم صدوره. كما أنه بالبحث</w:t>
+      </w:r>
+    </w:p>
+    <w:p>
+      <w:pPr>
+        <w:pStyle w:val="Heading2"/>
+        <w:jc w:val="right"/>
+        <w:bidi/>
+      </w:pPr>
+      <w:r>
+        <w:t>[المتن الفعلي: الوقائع / الأسباب / المنطوق] ===</w:t>
         <w:br/>
         <w:t>والتمحيص في القضايا الخاصة بالمدعى عليه تبين عدم وجود هذا الحكم في النظام الإلكتروني القضائي (ناجز) الخاص بالمدعى عليهء ولماكان ما تقدم فإنه بانتفاء وجود الحكم</w:t>
         <w:br/>
         <w:t>القاضي بعدم الاختصاص فإنه ينتفي معه إعمال نص المادة الآنفة البيان ويضج من المتعين معه إعمال الأصل وهو عدم اختصاص المحكمة التجارية بنظر تلك الدعوى. 3- وعلى</w:t>
         <w:br/>
-        <w:t>1441/ خيراتب ةرداصلاو نايبلا ةفنآلا - ةيذيفنتلا ةحئاللاب ةدراولا ةداملا صن ىلع دانتسالا زاوج مدعب عفدن اننإف صاصتخالا مدعب مكحلا رودص ةحص مدعلا - يواسي ضرفلاو - ضرف</w:t>
+        <w:t>فرض - والفرض يساوي - العدم صحة صدور الحكم بعدم الاختصاص فإننا ندفع بعدم جواز الاستناد على نص المادة الواردة باللائحة التنفيذية - الآنفة البيان والصادرة بتاريخ 1441/</w:t>
         <w:br/>
         <w:t>6ه إعمالا:لمبدأ عدم رجعية تطبيق القوانين ذلك أن الحكم الصادر فيه عدم الاختصاص صدر في عام 1438ه أي قبل إعمال وتنفيذ تلك اللائحة في عام 1441ه مما لا.يجوز</w:t>
         <w:br/>
@@ -1266,10 +1426,40 @@
         <w:t>لوافترضنا صحة التقرير المشار إليهء فإنه قد تضمن ما ذكر صراحة في البند خامساً: "ملخص حقوق الملكية الدفترية للشركات التابعة المعدلة بالتقييم كما في 2011/ 31/03م" (مرفق</w:t>
         <w:br/>
         <w:t>رقم 1). والذي يظهر أن قيمة شركة أحمد زيني التجارية تم تقييمها بمبلغ وقدره 68.424.362 ريالء وتم تعديل تقييم شركة أحمد زيني التجارية بتاريخ 2011/ 06/ 27م حسب ماورد بتقرير</w:t>
+      </w:r>
+    </w:p>
+    <w:p>
+      <w:pPr>
+        <w:pStyle w:val="Heading2"/>
+        <w:jc w:val="right"/>
+        <w:bidi/>
+      </w:pPr>
+      <w:r>
+        <w:t>[الطلبات / المرفقات] ===</w:t>
         <w:br/>
         <w:t>المحاسب القانوني طلال أبو غزالة» في البند"ثانياً: صافي الحقوق الدفترية المعدلة للشركاء" (مرفق رقم 2) والذي يظهر أن قيمة شركة أحمد زيني التجارية بمبلغ وقدره (79.924.901 ريال)</w:t>
-        <w:br/>
-        <w:t>.ءاغلإلاب ًايرح ىضيو لالدتسالا يف روصقلاب ابيعم مكحلا هعم حضي يذلا رمألا ,بيبستلاب دراولا وحنلا ىلع (لاير 368.757.931) سيلو ريرقتلا نم 8 , 6 , 4 ةحفصلا يف كلذ ىلجتو</w:t>
+      </w:r>
+    </w:p>
+    <w:p>
+      <w:pPr>
+        <w:pStyle w:val="Heading2"/>
+        <w:jc w:val="right"/>
+        <w:bidi/>
+      </w:pPr>
+      <w:r>
+        <w:t>[ترويسة / كليشة رسمية — معلومات متكررة] ===</w:t>
+        <w:br/>
+        <w:t>وتجلى ذلك في الصفحة 4 , 6 , 8 من التقرير وليس (368.757.931 ريال) على النحو الوارد بالتسبيب, الأمر الذي يضح معه الحكم معيبا بالقصور في الاستدلال ويضى حرياً بالإلغاء.</w:t>
+      </w:r>
+    </w:p>
+    <w:p>
+      <w:pPr>
+        <w:pStyle w:val="Heading2"/>
+        <w:jc w:val="right"/>
+        <w:bidi/>
+      </w:pPr>
+      <w:r>
+        <w:t>[المتن الفعلي: الوقائع / الأسباب / المنطوق] ===</w:t>
         <w:br/>
         <w:t>رابعاً: سرد التسلسل الزمنى للنزاع محل الدعوى: 1- قام المدعى عليه أسامة أحمد عباس زيني بتأسيس الشركة - محل الدعوى - بتاربخ 14/10/1427ه تحت مسدى (شركة روائع</w:t>
         <w:br/>
@@ -1280,8 +1470,28 @@
         <w:t>سابع دمحأ) ديسلل (لاير 450.000) هردقو غلبمب ةيمسالا اهتميقب (ةصح 450) ةغلابلا هصصح نع لزانتو ةكرشلا نم (ينيز ريبكلا دبع دباع) ةعيرسلا ةجزاطلا معاطملا عئاور ةكرشب</w:t>
         <w:br/>
         <w:t>زبني) أي أن مورث المدعيين كان قد اشترى حصصه بالقيمة الاسمية. ثم خرج أسامة أحمد زيني وحلت محله شركة أحمد زيني وأولاده بنسبة 9610 بالقيمة الاسميةء وتم تعديل اسم</w:t>
+      </w:r>
+    </w:p>
+    <w:p>
+      <w:pPr>
+        <w:pStyle w:val="Heading2"/>
+        <w:jc w:val="right"/>
+        <w:bidi/>
+      </w:pPr>
+      <w:r>
+        <w:t>[الطلبات / المرفقات] ===</w:t>
         <w:br/>
         <w:t>الشركة إلى (شركة أحمد زيني التجارية المحدودة) - بموجب قرار الشركاء المبرم بتاريخ 11/1429/ 6ه الموثق بتاريخ 12/1429/ 3ه (مرفق رقم 4). 3- وبتاريخ 20/09/1431 هتم تعديل</w:t>
+      </w:r>
+    </w:p>
+    <w:p>
+      <w:pPr>
+        <w:pStyle w:val="Heading2"/>
+        <w:jc w:val="right"/>
+        <w:bidi/>
+      </w:pPr>
+      <w:r>
+        <w:t>[المتن الفعلي: الوقائع / الأسباب / المنطوق] ===</w:t>
         <w:br/>
         <w:t>عقد تأسيس شركة أحمد زيني التجارية والذي بموجبه قام أسامة زيني - المدعى عليه - بشراء نسبة والده (9090) بشركة أحمد زيني التجارية بموجب عقد بيع الحصص المبرم بينه وبين</w:t>
       </w:r>
@@ -1303,7 +1513,7 @@
         <w:bidi/>
       </w:pPr>
       <w:r>
-        <w:t>[نص الضبط / الحكم — المتن الفعلي] ===</w:t>
+        <w:t>[المتن الفعلي: الوقائع / الأسباب / المنطوق] ===</w:t>
         <w:br/>
         <w:t>المملكةالعربيةا دية</w:t>
         <w:br/>
@@ -1319,7 +1529,7 @@
         <w:bidi/>
       </w:pPr>
       <w:r>
-        <w:t>[ترويسة / كليشة وزارة العدل — معلومات رسمية متكررة] ===</w:t>
+        <w:t>[ترويسة / كليشة رسمية — معلومات متكررة] ===</w:t>
         <w:br/>
         <w:t>المحكمة التجارية يجدة رقم الصفحة: 4 0 5</w:t>
         <w:br/>
@@ -1333,7 +1543,7 @@
         <w:bidi/>
       </w:pPr>
       <w:r>
-        <w:t>[نص الضبط / الحكم — المتن الفعلي] ===</w:t>
+        <w:t>[المتن الفعلي: الوقائع / الأسباب / المنطوق] ===</w:t>
         <w:br/>
         <w:t>مورث المدعي وبناء على هذا العقد فقد تم تحرير قرار الشركاء الذي تضمن نصاً: (استوفى الطرف المتنازل - أحمد زيني مورث المدعي حقه من الطرف المشتري - المدعى عليه - الشريك</w:t>
         <w:br/>
@@ -1453,7 +1663,7 @@
         <w:bidi/>
       </w:pPr>
       <w:r>
-        <w:t>[نص الضبط / الحكم — المتن الفعلي] ===</w:t>
+        <w:t>[المتن الفعلي: الوقائع / الأسباب / المنطوق] ===</w:t>
         <w:br/>
         <w:t>المملكةالعربيةا دية</w:t>
         <w:br/>
@@ -1469,7 +1679,7 @@
         <w:bidi/>
       </w:pPr>
       <w:r>
-        <w:t>[ترويسة / كليشة وزارة العدل — معلومات رسمية متكررة] ===</w:t>
+        <w:t>[ترويسة / كليشة رسمية — معلومات متكررة] ===</w:t>
         <w:br/>
         <w:t>المحكمة التجارية يجدة رقم الصفحة: ‎١٠١‏ 0 5</w:t>
         <w:br/>
@@ -1483,7 +1693,7 @@
         <w:bidi/>
       </w:pPr>
       <w:r>
-        <w:t>[نص الضبط / الحكم — المتن الفعلي] ===</w:t>
+        <w:t>[المتن الفعلي: الوقائع / الأسباب / المنطوق] ===</w:t>
         <w:br/>
         <w:t>الحاضر عن المدعى عدنان زيني بأن المحكمة تغاضت عن هذا التقرير ولم تأخذ به إلا.أنه يحاول جاهداً التحايل على الواقع وإمهام المحكمة بصحة ما يزعمه ولم يتطرق لتقرير الصحة</w:t>
         <w:br/>
@@ -1520,8 +1730,28 @@
         <w:t>مستند رقم (12). ح- وأما استناد المدعي على الحكم القضائي الصادر من محكمة الاستئناف برقم (37153592) فإن الثابت من هذا الحكم أنه صدر في عام 1437ه أي بعد ما يزيد عن</w:t>
         <w:br/>
         <w:t>6 سنوات من توقيع العقدء كما أنه صادر في دعوى مقامة في عام 1434ه وهذا إثبات لسلامة القوى العقلية لمورث المدعي فلوكان مصاباً بالشيخوخة كمايدعي المدعي لقضي على</w:t>
-        <w:br/>
-        <w:t>هتاءاعدا ةحص مدع تبثي يذلا رمألا .مكحلا رودص ىتح ةيلقعلا هاوق ةمالسل ةتبثملا ةيبطلا ريراقتلا نم ديدعلا تردص هنأ.الإ هتافرصت ةيزاوج مدع توبثو هيلع يلو نييعتب روفلا</w:t>
+      </w:r>
+    </w:p>
+    <w:p>
+      <w:pPr>
+        <w:pStyle w:val="Heading2"/>
+        <w:jc w:val="right"/>
+        <w:bidi/>
+      </w:pPr>
+      <w:r>
+        <w:t>[ترويسة / كليشة رسمية — معلومات متكررة] ===</w:t>
+        <w:br/>
+        <w:t>الفور بتعيين ولي عليه وثبوت عدم جوازية تصرفاته إلا.أنه صدرت العديد من التقارير الطبية المثبتة لسلامة قواه العقلية حتى صدور الحكم. الأمر الذي يثبت عدم صحة ادعاءاته</w:t>
+      </w:r>
+    </w:p>
+    <w:p>
+      <w:pPr>
+        <w:pStyle w:val="Heading2"/>
+        <w:jc w:val="right"/>
+        <w:bidi/>
+      </w:pPr>
+      <w:r>
+        <w:t>[المتن الفعلي: الوقائع / الأسباب / المنطوق] ===</w:t>
         <w:br/>
         <w:t>وتدليسه على دائرتكم الموقرة. خ- حتى لو افترضنا جدلاًالأخذ بهذا الحكم فإن دعوى الولاية التي بموجها تم تعيين ولي عن مورث المدعي قد رفعت لشأن بطلان هذا العقد محل الدعوى</w:t>
         <w:br/>
@@ -1546,8 +1776,28 @@
         <w:t>- وقد أثبت ذات - قاضي الإنهاء اللحيدان - بموجب حكم قضائي مكتسب القطعية أهلية مورث المدعي بعد توقيع عقد بيع الحصص محل الدعوى بموجب تقرير طبي رسمي سبق</w:t>
         <w:br/>
         <w:t>الإشارة إليه ومن ثم صحة ونفاذ التصرفات الصادرة منه والسابقة لهذا الحكمء ولماكان من المقرر قضاء: (أن الأصل في التصرفات حملها على الصحة ما دام لم يثبت خلاف ذلك</w:t>
-        <w:br/>
-        <w:t>4/1434/ خيراتو (34200931) مقر رارقلاب فانئتسالا ةمكحم نم قدصملا ه6 2/1434/ خيراتو (3431443) كصلا مقر 1434 ماعل ةيئاضقلا ماكحألا ةنودم) (يماظن وأ يعرش ىضتقمب</w:t>
+      </w:r>
+    </w:p>
+    <w:p>
+      <w:pPr>
+        <w:pStyle w:val="Heading2"/>
+        <w:jc w:val="right"/>
+        <w:bidi/>
+      </w:pPr>
+      <w:r>
+        <w:t>[ترويسة / كليشة رسمية — معلومات متكررة] ===</w:t>
+        <w:br/>
+        <w:t>بمقتضى شرعي أو نظامي) (مدونة الأحكام القضائية لعام 1434 رقم الصك (3431443) وتاريخ 2/1434/ 6ه المصدق من محكمة الاستئناف بالقرار رقم (34200931) وتاريخ 4/1434/</w:t>
+      </w:r>
+    </w:p>
+    <w:p>
+      <w:pPr>
+        <w:pStyle w:val="Heading2"/>
+        <w:jc w:val="right"/>
+        <w:bidi/>
+      </w:pPr>
+      <w:r>
+        <w:t>[المتن الفعلي: الوقائع / الأسباب / المنطوق] ===</w:t>
         <w:br/>
         <w:t>9ه ). 5- وأما ما دفع به المدعى في الدفع (ثالثاًء ورابعاً) تكرار مخل للد فوع السابقة وسبق الرد عليه ولا يعدو إلا أن يكون جدلاً موضوعياً. 6- جواباً على ادعاء المدعى بتناقض المدعى</w:t>
         <w:br/>
@@ -1565,7 +1815,7 @@
         <w:bidi/>
       </w:pPr>
       <w:r>
-        <w:t>[ترويسة / كليشة وزارة العدل — معلومات رسمية متكررة] ===</w:t>
+        <w:t>[ترويسة / كليشة رسمية — معلومات متكررة] ===</w:t>
         <w:br/>
         <w:t>التجار. (وهذه القيمة الفعلية قد تم الإشارة إلها بقيمة 120.000.000 مليون ريال في صك الحكم رقم 342881449 وتاريخ 26/7/1434 ه صفحة رقم (5) السطرين الأخيرين: وبالصفحة</w:t>
       </w:r>
@@ -1577,15 +1827,45 @@
         <w:bidi/>
       </w:pPr>
       <w:r>
-        <w:t>[نص الضبط / الحكم — المتن الفعلي] ===</w:t>
+        <w:t>[الطلبات / المرفقات] ===</w:t>
         <w:br/>
         <w:t>رقم (6) المسطر الثاني وكذا الصفحة رقم (8) سطر (13) والمسطرين الأخيرين (مرفق رقم 2.)13- وأما عن سداد المبلغ فإنه لم يكن به تناقض مطلقاً حيث إن المدعى عليه دفع منذ فجر</w:t>
+      </w:r>
+    </w:p>
+    <w:p>
+      <w:pPr>
+        <w:pStyle w:val="Heading2"/>
+        <w:jc w:val="right"/>
+        <w:bidi/>
+      </w:pPr>
+      <w:r>
+        <w:t>[المتن الفعلي: الوقائع / الأسباب / المنطوق] ===</w:t>
         <w:br/>
         <w:t>الدعوى وفي دعوى سابقة لها بعدة سنوات أن سداد المبلغ كان عن طريق سداد التزامات مورث المدعي البنكية (بإجمالي مبلغ مدفوع من المدعى عليه/ أسامة أحمد زيني. عن والده</w:t>
         <w:br/>
         <w:t>المرحوم أحمد عباس زيني بواقع 135.446.186) مئة وخمسة وثلاثون مليوناً وأربعمئة وستة وأربعون ألفاً ومئة وستة وثمانون ريالاً)ء وهذا مثبت بالتقرير المحاسبيكي بي إم جي الفوزان</w:t>
+      </w:r>
+    </w:p>
+    <w:p>
+      <w:pPr>
+        <w:pStyle w:val="Heading2"/>
+        <w:jc w:val="right"/>
+        <w:bidi/>
+      </w:pPr>
+      <w:r>
+        <w:t>[الطلبات / المرفقات] ===</w:t>
         <w:br/>
         <w:t>وشركاه (مرفق رقم 14): والصادر من تاريخ 18/6/1432ه التعميم الصادر من وزير العدل الذي صدر بناءً على طلب المدعي عدنان زيني» بإيقاف الحسابات البنكية (لوالده) مورث</w:t>
+      </w:r>
+    </w:p>
+    <w:p>
+      <w:pPr>
+        <w:pStyle w:val="Heading2"/>
+        <w:jc w:val="right"/>
+        <w:bidi/>
+      </w:pPr>
+      <w:r>
+        <w:t>[المتن الفعلي: الوقائع / الأسباب / المنطوق] ===</w:t>
         <w:br/>
         <w:t>ثروم ةافو خيرات ىتحو «ةقباسلا تالاكولاب لمعلا وأ همساب تالاكو رادصإ فاقيإو تاراقعلا عيمجب فرصتلا فاقيإب لدعلا تاباتكو مكاحملا ىلع ميمعتلاب ينيز سابع دمحأ نيعدملا</w:t>
         <w:br/>
@@ -1598,8 +1878,28 @@
         <w:t>بصرف النظر عن طلب المهيين وكالة طالبي إقامة مجلس ولاية على أحمد زينيء حيث يتناقض مع نفسه وأقواله. ففي البداية يدعي بصورية العقد وأقام دعوى بذلك. والآن يدعي</w:t>
         <w:br/>
         <w:t>ببطلان العقد. بالرغم من ثبوت أهلية الشيخ أحمد زيني. وليس أدل على ذلك من الحكم الهائي برفض دعوى المدعي عدنان زيني بإبطال وصية والده والصادر بصك الحكم رقم</w:t>
+      </w:r>
+    </w:p>
+    <w:p>
+      <w:pPr>
+        <w:pStyle w:val="Heading2"/>
+        <w:jc w:val="right"/>
+        <w:bidi/>
+      </w:pPr>
+      <w:r>
+        <w:t>[الطلبات / المرفقات] ===</w:t>
         <w:br/>
         <w:t>1 وتاريخ 2ه (مرفق رقم (15). 7- جواباً على دفع المدعى بعدم جوازية الدفع بأدلة جديدة فنجيب عليه: أ- أن تلك المادة (21) من اللائحة التنفيذية لطرق الاعتراض</w:t>
+      </w:r>
+    </w:p>
+    <w:p>
+      <w:pPr>
+        <w:pStyle w:val="Heading2"/>
+        <w:jc w:val="right"/>
+        <w:bidi/>
+      </w:pPr>
+      <w:r>
+        <w:t>[المتن الفعلي: الوقائع / الأسباب / المنطوق] ===</w:t>
         <w:br/>
         <w:t>على الاحكام قد نصت على عدم قبول "أدلة" في حين أنه بتمحيص دفع المدعى عليه نجد أنه كان يتطرق إلى الإجابة على دفع من المدعي وفرق شاسع بين الدليل والدفع به. ب- وعلى فرض</w:t>
         <w:br/>
@@ -1623,7 +1923,7 @@
         <w:bidi/>
       </w:pPr>
       <w:r>
-        <w:t>[نص الضبط / الحكم — المتن الفعلي] ===</w:t>
+        <w:t>[المتن الفعلي: الوقائع / الأسباب / المنطوق] ===</w:t>
         <w:br/>
         <w:t>المملكة العربيةا دية</w:t>
         <w:br/>
@@ -1639,7 +1939,7 @@
         <w:bidi/>
       </w:pPr>
       <w:r>
-        <w:t>[ترويسة / كليشة وزارة العدل — معلومات رسمية متكررة] ===</w:t>
+        <w:t>[ترويسة / كليشة رسمية — معلومات متكررة] ===</w:t>
         <w:br/>
         <w:t>المحكمة التجارية يجدة رقم الصفحة: ‎١١‏ 0 5</w:t>
         <w:br/>
@@ -1653,17 +1953,57 @@
         <w:bidi/>
       </w:pPr>
       <w:r>
-        <w:t>[نص الضبط / الحكم — المتن الفعلي] ===</w:t>
+        <w:t>[المتن الفعلي: الوقائع / الأسباب / المنطوق] ===</w:t>
         <w:br/>
         <w:t>تقديم أي دليل او دفع حا لكان من شأنه التأثير ني وجه الرأي في الدعوى. 8- وأما استناد المدعي على حكم الوصية: فنجيب على ذلك: 1- أن المدعي يقر إقراراً واضحا وصريحاً بأهلية</w:t>
         <w:br/>
         <w:t>مورثه ويتمسك بالوصية الصادرة في تاريخ 12/2/1432 ويطالب بمستحقات مالية ناشئة عن تلك الوصية في حين أنه يدعي ببطلان عقد بيع الحصص محل الدعوى المؤرخ بتاريخ سابق</w:t>
+      </w:r>
+    </w:p>
+    <w:p>
+      <w:pPr>
+        <w:pStyle w:val="Heading2"/>
+        <w:jc w:val="right"/>
+        <w:bidi/>
+      </w:pPr>
+      <w:r>
+        <w:t>[الطلبات / المرفقات] ===</w:t>
         <w:br/>
         <w:t>لتلك الوصية في تناقض تام لادعاءاته السابقة. فلو سلمنا ببطلان عقد بيع الحصص؛ فإنه من باب أولى عدم استحقاق أي مبالغ ناشئة عن تلك الوصية. وبناءً على ما تقدم نلتمس من</w:t>
+      </w:r>
+    </w:p>
+    <w:p>
+      <w:pPr>
+        <w:pStyle w:val="Heading2"/>
+        <w:jc w:val="right"/>
+        <w:bidi/>
+      </w:pPr>
+      <w:r>
+        <w:t>[المتن الفعلي: الوقائع / الأسباب / المنطوق] ===</w:t>
         <w:br/>
         <w:t>فضيلتكم القضاء بمايلي: إلغاء الحكم المستأنف والقضاء مجدداً برد دعوى المدعي؛ لعدم الاستحقاق). كما اطلعت الدائرة على المذكرة الإلحاقية المقدمة من وكيل المدعيين عدنان</w:t>
+      </w:r>
+    </w:p>
+    <w:p>
+      <w:pPr>
+        <w:pStyle w:val="Heading2"/>
+        <w:jc w:val="right"/>
+        <w:bidi/>
+      </w:pPr>
+      <w:r>
+        <w:t>[الطلبات / المرفقات] ===</w:t>
         <w:br/>
         <w:t>أحمد عباس زيني) و (عاتقة محمد يحيى محمد علي الحرازي) والمودعة في مرفقات القخية بتاريخ 29/ 02/ 1445ه وحاصلها: (إلحاقاً لمذكرتنا التفصيلية المقدمة بتاريخ 1445-02-24ه.</w:t>
+      </w:r>
+    </w:p>
+    <w:p>
+      <w:pPr>
+        <w:pStyle w:val="Heading2"/>
+        <w:jc w:val="right"/>
+        <w:bidi/>
+      </w:pPr>
+      <w:r>
+        <w:t>[المتن الفعلي: الوقائع / الأسباب / المنطوق] ===</w:t>
         <w:br/>
         <w:t>وبناءً على طلب الدائرة في الجلسة الأخيرة بتقديم مذكرة تفصيلية يراعى فها تسلسل الوقائع الزمني وعليه نلفت عناية الدائرة الموقرة انه سقط سهوا في المذكرة التفصيلية المشار إلها آنفاً</w:t>
         <w:br/>
@@ -1705,7 +2045,7 @@
         <w:bidi/>
       </w:pPr>
       <w:r>
-        <w:t>[ترويسة / كليشة وزارة العدل — معلومات رسمية متكررة] ===</w:t>
+        <w:t>[ترويسة / كليشة رسمية — معلومات متكررة] ===</w:t>
         <w:br/>
         <w:t>بأنها لا.اتطالب ابنها أسامة بأي مطالبة: وأنها لم توكل أي محامي ولا.تعرف عن القضية شيئاً. والذي قام بتصوير الفيديو هو أخوها مرزوق الحرازيء وتم بعثه على البريد الإلكتروني</w:t>
       </w:r>
@@ -1717,7 +2057,7 @@
         <w:bidi/>
       </w:pPr>
       <w:r>
-        <w:t>[نص الضبط / الحكم — المتن الفعلي] ===</w:t>
+        <w:t>[المتن الفعلي: الوقائع / الأسباب / المنطوق] ===</w:t>
         <w:br/>
         <w:t>الخاص بالدائرة» وأنه يطلب استجوابها بنا على المادة 20/2 من نظام الإثبات فعقب وكيل المدعي انه بعث بجوابة عبر حقل المحادثة ونصه: (ما ذكره المدعى عليه من احتجاز والدة</w:t>
         <w:br/>
@@ -1738,8 +2078,28 @@
         <w:t>.10 ©011/12- 850-00 مع ضرورة أن يقوم كل طرف بتزويد الطرف الآخر بالإجابة عبر إيميل كل منهماء فتفهم كل طرف ذلك. وعليه تقرر الدائرة تأجيل نظر الدعوى. وني</w:t>
         <w:br/>
         <w:t>جلسة 1445-03-11هء المنعقدة عبر الاتصال المرئي عن بعد والمبلغ بها أطرافها إلكترونياًء واطلعت الدائرة على ملف القضبية» وعلى المذكرة المقدمة وكيل المدعيين (عدنان أحمد عباس</w:t>
+      </w:r>
+    </w:p>
+    <w:p>
+      <w:pPr>
+        <w:pStyle w:val="Heading2"/>
+        <w:jc w:val="right"/>
+        <w:bidi/>
+      </w:pPr>
+      <w:r>
+        <w:t>[الطلبات / المرفقات] ===</w:t>
         <w:br/>
         <w:t>زيني) و(عاتقة محمد يحيى محمد علي الحرازي) والمودعة بمرفقات القضية بتاريخ 10/ 03/ 1445ه وحاصلها: (نوضح لمقام الدائرة الآني رداً على ما أثاره وكيل المدعى عليه المضبوطة في</w:t>
+      </w:r>
+    </w:p>
+    <w:p>
+      <w:pPr>
+        <w:pStyle w:val="Heading2"/>
+        <w:jc w:val="right"/>
+        <w:bidi/>
+      </w:pPr>
+      <w:r>
+        <w:t>[المتن الفعلي: الوقائع / الأسباب / المنطوق] ===</w:t>
         <w:br/>
         <w:t>الجلسة السابقة والتي كانت بتاريخ 5 ‎٠.‏ /55/.1 ١ه‏ أولاً: فيما يتعلق بدفع المدعى عليه بأن التقرير المحاسبي الصادر من الخبير المحاسبي طلاال أبو غزاله قد تضمن أن قيمة حصص</w:t>
         <w:br/>
@@ -1793,7 +2153,7 @@
         <w:bidi/>
       </w:pPr>
       <w:r>
-        <w:t>[نص الضبط / الحكم — المتن الفعلي] ===</w:t>
+        <w:t>[المتن الفعلي: الوقائع / الأسباب / المنطوق] ===</w:t>
         <w:br/>
         <w:t>المملكةالعربيةا دية</w:t>
         <w:br/>
@@ -1809,7 +2169,7 @@
         <w:bidi/>
       </w:pPr>
       <w:r>
-        <w:t>[ترويسة / كليشة وزارة العدل — معلومات رسمية متكررة] ===</w:t>
+        <w:t>[ترويسة / كليشة رسمية — معلومات متكررة] ===</w:t>
         <w:br/>
         <w:t>المحكمة التجارية يجدة رقم الصفحة: ؟١‏ 0 5</w:t>
         <w:br/>
@@ -1823,7 +2183,7 @@
         <w:bidi/>
       </w:pPr>
       <w:r>
-        <w:t>[نص الضبط / الحكم — المتن الفعلي] ===</w:t>
+        <w:t>[المتن الفعلي: الوقائع / الأسباب / المنطوق] ===</w:t>
         <w:br/>
         <w:t>والتشغيب علها وهذا ما نتيقن أنه لن ينطلي على نظر وبصيرة الدائرة وفهمها الثاقب بعد عون الله وتأييده وقد شهد عليه أحفادها من ابنها غازي (مرفق ‎٠‏ صورة الإقرار)ء ونود أن ننوه</w:t>
         <w:br/>
@@ -1854,8 +2214,28 @@
         <w:t>انتركذم يف هانحضو امو ًاثلاث دنبلا يف فنآلا ليصفتلا قفو ةقوطنم ليصفت عم رظنلا لحم ىلوألا ةجردلا ةمكحم مكح دييأت ةرئادلا ماقم نم بلطن ةقباسلا تاركذملاو ةركذملا هذه</w:t>
         <w:br/>
         <w:t>رمألا ةيجح ماكحألا بستكتو عطاقو تاب لكشب تاعزانملا يف لصفلا يف ةيئاضقلا ماكحألا نم ةياغلا ققحتت ىتح المجم ءاج يذلا مكحلا قوطنم ليصفتب اهف انبلاط يتلا ةيضارتعالا</w:t>
+      </w:r>
+    </w:p>
+    <w:p>
+      <w:pPr>
+        <w:pStyle w:val="Heading2"/>
+        <w:jc w:val="right"/>
+        <w:bidi/>
+      </w:pPr>
+      <w:r>
+        <w:t>[الطلبات / المرفقات] ===</w:t>
         <w:br/>
         <w:t>المقضي به). كما اطلعت الدائرة على المذكرة المقدمة وكيل المدعى عليه (أسامة احمد عباس زيني) والمودعة بمرفقات القضية بتاريخ 10/ 03/ 1445 ه وحاصلها: (أولاً: نتتمسك بكافة أوجه</w:t>
+      </w:r>
+    </w:p>
+    <w:p>
+      <w:pPr>
+        <w:pStyle w:val="Heading2"/>
+        <w:jc w:val="right"/>
+        <w:bidi/>
+      </w:pPr>
+      <w:r>
+        <w:t>[المتن الفعلي: الوقائع / الأسباب / المنطوق] ===</w:t>
         <w:br/>
         <w:t>ةقتاع) هتدلاول هدض فنأتسملا زاجتحا نأشب ةرئادلا راسفتسا ىلع ًاباوج :ًايناث .ةركذملا كلت نم أزجتي ال ءزج اهب ةدراولا عوفدلا ةفاكربتعنو ةقباسلا تاركذملاب ةادبملا عوفدلاو عافدلا</w:t>
         <w:br/>
@@ -1868,8 +2248,28 @@
         <w:t>للمستشفيات لمراجعة الأطباء المشرفين على صحتهاء وقد منع المدعى عليه من الاطمئنان علبها وعلى صحتها كما قام طرد ثلاثة من العاملين لديها ليس بسبب أنه يتهمهم بتمكين المدعي</w:t>
         <w:br/>
         <w:t>من الاتصال بوالدته وكذلك قام بتوكيل نفسه وتوكيل محاميه بعد استيلائه على أرقام منصة أبشر وقد لاحظنا أن وكالة الوالدة للمدعي كانت في شهر جمادى الثانية 1444 ه وتوكيله</w:t>
+      </w:r>
+    </w:p>
+    <w:p>
+      <w:pPr>
+        <w:pStyle w:val="Heading2"/>
+        <w:jc w:val="right"/>
+        <w:bidi/>
+      </w:pPr>
+      <w:r>
+        <w:t>[الطلبات / المرفقات] ===</w:t>
         <w:br/>
         <w:t>للمحامي الحاضر عها في شهر ذي القعدة 1444 هفي حين أن هذه الدعوى مقامة سنة 1442 هء لها بضع سنواتء نلتمس من مقام الدائرة الموقرة ملإحظة ذلك وبحث مدى صحة</w:t>
+      </w:r>
+    </w:p>
+    <w:p>
+      <w:pPr>
+        <w:pStyle w:val="Heading2"/>
+        <w:jc w:val="right"/>
+        <w:bidi/>
+      </w:pPr>
+      <w:r>
+        <w:t>[المتن الفعلي: الوقائع / الأسباب / المنطوق] ===</w:t>
         <w:br/>
         <w:t>تمثلها منذ بدء الدعوى. أيضاً نقل بيتها باسمه بثمن لم تقبضه وبوكالة ليس فيها حق البيع لنفسه ونقل عقاراتها أيضاً باسمه وأكثر من ذلك فإنه من أكثر من عشر سنوات حتى الآن</w:t>
         <w:br/>
@@ -1903,7 +2303,7 @@
         <w:bidi/>
       </w:pPr>
       <w:r>
-        <w:t>[ترويسة / كليشة وزارة العدل — معلومات رسمية متكررة] ===</w:t>
+        <w:t>[ترويسة / كليشة رسمية — معلومات متكررة] ===</w:t>
         <w:br/>
         <w:t>والتعديل من وكيل المستأنف ضده حيث قام بحذف التاريخ المذيل بكل صفحة من صفحات التاريخ كي لا يتطابق مع التاريخ المدون بالصفحة الأولى بمقدمة التقرير وكي يمكن لنفسه من</w:t>
       </w:r>
@@ -1915,7 +2315,7 @@
         <w:bidi/>
       </w:pPr>
       <w:r>
-        <w:t>[نص الضبط / الحكم — المتن الفعلي] ===</w:t>
+        <w:t>[المتن الفعلي: الوقائع / الأسباب / المنطوق] ===</w:t>
         <w:br/>
         <w:t>مدقملا ريرقتلل عوجرلاب هنأ كلذ ةلالدو عقاولاو ةقيقحلا عم ىفانتي عورشم ريغ قحب ماهإلاو ةمكحملا ىلع سيلدتلا ىلإ ةياهنلا يف يدؤي امب يناثلا ريرقتلا ةمدقم عم لوألا ريرقتلا قافرإ</w:t>
         <w:br/>
@@ -1963,7 +2363,7 @@
         <w:bidi/>
       </w:pPr>
       <w:r>
-        <w:t>[نص الضبط / الحكم — المتن الفعلي] ===</w:t>
+        <w:t>[المتن الفعلي: الوقائع / الأسباب / المنطوق] ===</w:t>
         <w:br/>
         <w:t>المملكة العربيةا دئة</w:t>
         <w:br/>
@@ -1979,7 +2379,7 @@
         <w:bidi/>
       </w:pPr>
       <w:r>
-        <w:t>[ترويسة / كليشة وزارة العدل — معلومات رسمية متكررة] ===</w:t>
+        <w:t>[ترويسة / كليشة رسمية — معلومات متكررة] ===</w:t>
         <w:br/>
         <w:t>المحكمة التجارية بجدة رقم الصفحة:  ‎١7‏ 0 5</w:t>
         <w:br/>
@@ -1993,7 +2393,7 @@
         <w:bidi/>
       </w:pPr>
       <w:r>
-        <w:t>[نص الضبط / الحكم — المتن الفعلي] ===</w:t>
+        <w:t>[المتن الفعلي: الوقائع / الأسباب / المنطوق] ===</w:t>
         <w:br/>
         <w:t>وجه الحكم في الدعوىء ومتى أغفل الحكم ذلك فإنه يكون معيباً بقصور في التسبيب ويتعين نقضه وإعادته للمحكمة مصدرة القرار. " قرار الدائرة الخامسة بالمحكمة العليا رقم:</w:t>
         <w:br/>
@@ -2086,8 +2486,28 @@
         <w:t>يعءرشلا مكاحلل نأ مكديفن هوحنو ةماقإلاو رفسلا تاقفن نم ةاعادملا همزلتست امو ةاعادملا قيرط نع هريغب رارضإلاو ةبغاشملا دمعتي نمع مكداشرتسا صوصخب" :ةباينلاب ةحابلا</w:t>
         <w:br/>
         <w:t>الاجتهاد في مثل هذه الأمور وتقرير مايراه محققا للعدل ومزيلاً للظلم والعدوان زاجراً من يتعمد الإضبرار بإخوانه المسلمين رادعاً لغيره ممن تسول لهم انفسهم ذلك"؛ وبناء على ما تقدم</w:t>
+      </w:r>
+    </w:p>
+    <w:p>
+      <w:pPr>
+        <w:pStyle w:val="Heading2"/>
+        <w:jc w:val="right"/>
+        <w:bidi/>
+      </w:pPr>
+      <w:r>
+        <w:t>[الطلبات / المرفقات] ===</w:t>
         <w:br/>
         <w:t>نلتمس من فضيلتكم القضاء بمايلي: أولاً: قبول الإستئناف شكلاً. ثانياً في الموضوع: بإلغاء الحكم المستأنف والقضاء مجدداً بمايلي: أصلياًرد دعوى المدعي مع إلزامه بمبلغ وقدره</w:t>
+      </w:r>
+    </w:p>
+    <w:p>
+      <w:pPr>
+        <w:pStyle w:val="Heading2"/>
+        <w:jc w:val="right"/>
+        <w:bidi/>
+      </w:pPr>
+      <w:r>
+        <w:t>[المتن الفعلي: الوقائع / الأسباب / المنطوق] ===</w:t>
         <w:br/>
         <w:t>(500,000) خمسمئة ألف ريال سعودي نظير أتعاب المحاماة. احتياطياً: استدعاء عاتقة الحرازي للإفادة منها بشأن توكيلبا لوكيل المدعي لرفع الدعوى من عدمه.ء وإحالة المدعي ووكيله</w:t>
         <w:br/>
@@ -2113,7 +2533,7 @@
         <w:bidi/>
       </w:pPr>
       <w:r>
-        <w:t>[نص الضبط / الحكم — المتن الفعلي] ===</w:t>
+        <w:t>[المتن الفعلي: الوقائع / الأسباب / المنطوق] ===</w:t>
         <w:br/>
         <w:t>المملكةالعربيةا دية</w:t>
         <w:br/>
@@ -2142,7 +2562,7 @@
         <w:bidi/>
       </w:pPr>
       <w:r>
-        <w:t>[ترويسة / كليشة وزارة العدل — معلومات رسمية متكررة] ===</w:t>
+        <w:t>[ترويسة / كليشة رسمية — معلومات متكررة] ===</w:t>
         <w:br/>
         <w:t>لمح جارية بج رقم الصفحة: ‎١4‏ 1</w:t>
         <w:br/>
@@ -2156,9 +2576,19 @@
         <w:bidi/>
       </w:pPr>
       <w:r>
-        <w:t>[نص الضبط / الحكم — المتن الفعلي] ===</w:t>
+        <w:t>[الطلبات / المرفقات] ===</w:t>
         <w:br/>
         <w:t>القضية بإثارة الطلبات الجديدة» علماً أن المدعى عليه أقام دعوى على والدته بمبلغ 135 مليون.ء ولا.تزال قيد النظر بالمحكمة العامة بجدةء وقد وكلتني والدته بالجواب على دعواه.</w:t>
+      </w:r>
+    </w:p>
+    <w:p>
+      <w:pPr>
+        <w:pStyle w:val="Heading2"/>
+        <w:jc w:val="right"/>
+        <w:bidi/>
+      </w:pPr>
+      <w:r>
+        <w:t>[المتن الفعلي: الوقائع / الأسباب / المنطوق] ===</w:t>
         <w:br/>
         <w:t>فعقب وكيل المدعى عليه: بأن الدعوى في المحكمة العامة لإثبات إرث المدعي (أسامة) وليست مخاصمة حقيقية وهي ليست مقتصرة على والدته بل على جميع الورئة. وسبب الدفع</w:t>
         <w:br/>
@@ -2211,7 +2641,7 @@
         <w:bidi/>
       </w:pPr>
       <w:r>
-        <w:t>[ترويسة / كليشة وزارة العدل — معلومات رسمية متكررة] ===</w:t>
+        <w:t>[ترويسة / كليشة رسمية — معلومات متكررة] ===</w:t>
         <w:br/>
         <w:t>لأحد أبنائه. (والمثبت بالصك رقم (33286392) وتاريخ 1433-06-08ه. في الصفحة الرابعة منه. الصادر عن المحكمة العامة بجدة). والإقرار حجة لايعوزه دليل إلى إثباته. ولم يكن ثمة</w:t>
       </w:r>
@@ -2223,7 +2653,7 @@
         <w:bidi/>
       </w:pPr>
       <w:r>
-        <w:t>[نص الضبط / الحكم — المتن الفعلي] ===</w:t>
+        <w:t>[المتن الفعلي: الوقائع / الأسباب / المنطوق] ===</w:t>
         <w:br/>
         <w:t>هززعو .ثروملا كاردإ مدع نيبي .ه1431-12-02 خيراتب (ينطولا سرحلا ىفشتسم) ةيبطلا زيزعلادبع كلملا ةنيدم نم يبط ريرقت رودص تباثلا نأ امك ءروكذملا رارقإلا ىلع بيع ءاعدا</w:t>
         <w:br/>
@@ -2259,7 +2689,7 @@
         <w:bidi/>
       </w:pPr>
       <w:r>
-        <w:t>[ترويسة / كليشة وزارة العدل — معلومات رسمية متكررة] ===</w:t>
+        <w:t>[ترويسة / كليشة رسمية — معلومات متكررة] ===</w:t>
         <w:br/>
         <w:t>العبث والتعديل من وكيل المستأنف ضده حيث قام بحذف التاريخ المذيل بكل صفحة من صفحات التاريخ كي لا.يتطابق مع التاربخ المدون بالصفحة الأولى بمقدمة التقرير وكي يمكن</w:t>
       </w:r>
@@ -2271,7 +2701,7 @@
         <w:bidi/>
       </w:pPr>
       <w:r>
-        <w:t>[نص الضبط / الحكم — المتن الفعلي] ===</w:t>
+        <w:t>[المتن الفعلي: الوقائع / الأسباب / المنطوق] ===</w:t>
         <w:br/>
         <w:t>لنفسه من إرفاق التقرير الأول مع مقدمة التقرير الثاني بما يؤدي في الهاية إلى التدليس على المحكمة والإهام بحق غير مشروع يتنافى مع الحقيقة والواقع... إلخ)؛ فإن هذا الدفع يضاف</w:t>
         <w:br/>
@@ -2296,8 +2726,28 @@
         <w:t>الطرفين ومقر بتقييمها الفعلي...). 5- مذكرته المرصودة في الجلسة المعقودة أمام دائرة الاستئناف بتاربخ 1445-03-04 ه. حيث أورد فبها مانصه: (...ولماكان البين من مدونات التسبيب</w:t>
         <w:br/>
         <w:t>أن الدائرة استندت على استحقاق المدعي للمبلغ المحكوم به تأسيساً على التقرير المحاسبي الصادر من مكتب طلالل أبو غزالة. وهو استدلال معيب ذلك أنه لو افترضنا صحة التقرير</w:t>
+      </w:r>
+    </w:p>
+    <w:p>
+      <w:pPr>
+        <w:pStyle w:val="Heading2"/>
+        <w:jc w:val="right"/>
+        <w:bidi/>
+      </w:pPr>
+      <w:r>
+        <w:t>[الطلبات / المرفقات] ===</w:t>
         <w:br/>
         <w:t>المشار إليهء فإنه قد تضمن ما ذكر صراحة في البند خامساً: "ملخص حقوق الملكية الدفترية للشركات التابعة المعدلة بالتقييم كما في 2011/ 31/03م" (مرفق رقم 1)» والذي يظهر أن</w:t>
+      </w:r>
+    </w:p>
+    <w:p>
+      <w:pPr>
+        <w:pStyle w:val="Heading2"/>
+        <w:jc w:val="right"/>
+        <w:bidi/>
+      </w:pPr>
+      <w:r>
+        <w:t>[المتن الفعلي: الوقائع / الأسباب / المنطوق] ===</w:t>
         <w:br/>
         <w:t>قيمة شركة أحمد زيني التجارية تم تقييمها بمبلغ وقدره 68.424.362 ريالء وتم تعديل تقييم شركة أحمد زيني التجارية بتاربخ 2011/ 06/ 27م حسب ماورد بتقرير المحاسب القانوني</w:t>
       </w:r>
@@ -2319,7 +2769,7 @@
         <w:bidi/>
       </w:pPr>
       <w:r>
-        <w:t>[نص الضبط / الحكم — المتن الفعلي] ===</w:t>
+        <w:t>[المتن الفعلي: الوقائع / الأسباب / المنطوق] ===</w:t>
         <w:br/>
         <w:t>المملكةالعربيةا دية</w:t>
         <w:br/>
@@ -2335,7 +2785,7 @@
         <w:bidi/>
       </w:pPr>
       <w:r>
-        <w:t>[ترويسة / كليشة وزارة العدل — معلومات رسمية متكررة] ===</w:t>
+        <w:t>[ترويسة / كليشة رسمية — معلومات متكررة] ===</w:t>
         <w:br/>
         <w:t>المحكمة التجارية يجدة رقم الصفحة: ‎١8‏ 0 5</w:t>
         <w:br/>
@@ -2349,9 +2799,19 @@
         <w:bidi/>
       </w:pPr>
       <w:r>
-        <w:t>[نص الضبط / الحكم — المتن الفعلي] ===</w:t>
+        <w:t>[الطلبات / المرفقات] ===</w:t>
         <w:br/>
         <w:t>طلال أبو غزالة» في البند "ثانياً: صافي الحقوق الدفترية المعدلة للشركاء" (مرفق رقم 2) والذي يظهر أن قيمة شركة أحمد زيني التجارية بمبلغ وقدره (79.924.901 ريال) وتجلى ذلك في</w:t>
+      </w:r>
+    </w:p>
+    <w:p>
+      <w:pPr>
+        <w:pStyle w:val="Heading2"/>
+        <w:jc w:val="right"/>
+        <w:bidi/>
+      </w:pPr>
+      <w:r>
+        <w:t>[المتن الفعلي: الوقائع / الأسباب / المنطوق] ===</w:t>
         <w:br/>
         <w:t>يعدملا 6- .(...ءاغلإلاب ًايرح ىضيو لالدتسالا يف روصقلاب ابيعم مكحلا هعم ىضي يذلا رمألا ,بيبستلاب دراولا وحنلا ىلع (لاير 368.757.931) سيلو ريرقتلا نم .8 .6 4ةحفصلا</w:t>
         <w:br/>
@@ -2469,7 +2929,7 @@
         <w:bidi/>
       </w:pPr>
       <w:r>
-        <w:t>[نص الضبط / الحكم — المتن الفعلي] ===</w:t>
+        <w:t>[المتن الفعلي: الوقائع / الأسباب / المنطوق] ===</w:t>
         <w:br/>
         <w:t>المملكة العربيةا دية</w:t>
         <w:br/>
@@ -2485,7 +2945,7 @@
         <w:bidi/>
       </w:pPr>
       <w:r>
-        <w:t>[ترويسة / كليشة وزارة العدل — معلومات رسمية متكررة] ===</w:t>
+        <w:t>[ترويسة / كليشة رسمية — معلومات متكررة] ===</w:t>
         <w:br/>
         <w:t>المحكمة التجارية بجدة رقم الصفحة: ‎١5‏ 0 1</w:t>
         <w:br/>
@@ -2499,7 +2959,7 @@
         <w:bidi/>
       </w:pPr>
       <w:r>
-        <w:t>[نص الضبط / الحكم — المتن الفعلي] ===</w:t>
+        <w:t>[المتن الفعلي: الوقائع / الأسباب / المنطوق] ===</w:t>
         <w:br/>
         <w:t>بثمنها الحقيقي. فإذا انقضت ثلاثون يومّا من تاريخ الإخطار دون أن يستعمل أحد الشركاء حقه في الاسترداد كان لصاحب الحصة الحق في التصرف فها مع مراعاة حكم الفقرة الثانية</w:t>
         <w:br/>
@@ -2553,7 +3013,7 @@
         <w:bidi/>
       </w:pPr>
       <w:r>
-        <w:t>[ترويسة / كليشة وزارة العدل — معلومات رسمية متكررة] ===</w:t>
+        <w:t>[ترويسة / كليشة رسمية — معلومات متكررة] ===</w:t>
         <w:br/>
         <w:t>باطلاعهم على التقرير في الفقرة الرابعة من البند الرابع من وثيقة الصلح المثبتة في الصفحة العاشرة من صك الحكم.ء والبند السادس من الصلح المثبت في الصفحة الحادية عشرة من</w:t>
       </w:r>
@@ -2565,7 +3025,7 @@
         <w:bidi/>
       </w:pPr>
       <w:r>
-        <w:t>[نص الضبط / الحكم — المتن الفعلي] ===</w:t>
+        <w:t>[المتن الفعلي: الوقائع / الأسباب / المنطوق] ===</w:t>
         <w:br/>
         <w:t>صك الحكم. علاوة إلى أن (تقرير طلال أبو غزالة). استبان أن الخبير ذكر مبلغ (68.424.362) ربالء على أنه: (ملخص حقوق الملكية الدفترية التابعة المعدلة بالتقييم كما في 03-31-</w:t>
         <w:br/>
@@ -2643,7 +3103,7 @@
         <w:bidi/>
       </w:pPr>
       <w:r>
-        <w:t>[نص الضبط / الحكم — المتن الفعلي] ===</w:t>
+        <w:t>[المتن الفعلي: الوقائع / الأسباب / المنطوق] ===</w:t>
         <w:br/>
         <w:t>ْ زارة العدل صك رقم 4017.7415577 :</w:t>
         <w:br/>
@@ -2661,7 +3121,7 @@
         <w:bidi/>
       </w:pPr>
       <w:r>
-        <w:t>[ترويسة / كليشة وزارة العدل — معلومات رسمية متكررة] ===</w:t>
+        <w:t>[ترويسة / كليشة رسمية — معلومات متكررة] ===</w:t>
         <w:br/>
         <w:t>المحكمة التجارية بجدة رقم الصفحة : /1 د 1</w:t>
         <w:br/>
@@ -2675,7 +3135,7 @@
         <w:bidi/>
       </w:pPr>
       <w:r>
-        <w:t>[نص الضبط / الحكم — المتن الفعلي] ===</w:t>
+        <w:t>[المتن الفعلي: الوقائع / الأسباب / المنطوق] ===</w:t>
         <w:br/>
         <w:t>(1017092733): مبلغاً قدره: (17,1/75,770) ستة وتسعون مليوناً وسبعمئة وتسعة وسبعون ألفاً ومئتان وسبعون ربالا)؛ لما هو موضح بالأسباب. والله</w:t>
         <w:br/>
@@ -2686,8 +3146,28 @@
         <w:t>ةيربجلا ةوقلا لامعتسا ىلإ ىدأ ولو ةعبتملا ةيماظنلا لئاسولا عيمجب مكحلا اذه ذيفنت ىلع لمعلا ىرخألا ةيموكحلا ةزهجألاو تارازولا عيمج نم بلطي</w:t>
         <w:br/>
         <w:t>ماكحألاو ىواعدلا ةرادإ</w:t>
-        <w:br/>
-        <w:t>ةرئادلا وضع ةيئاضقلا ةرئادلا سيئر ةرئادلا وضع</w:t>
+      </w:r>
+    </w:p>
+    <w:p>
+      <w:pPr>
+        <w:pStyle w:val="Heading2"/>
+        <w:jc w:val="right"/>
+        <w:bidi/>
+      </w:pPr>
+      <w:r>
+        <w:t>[المُرسَل إليه / المخاطَب والتحية] ===</w:t>
+        <w:br/>
+        <w:t>عضو الدائرة رئيس الدائرة القضائية عضو الدائرة</w:t>
+      </w:r>
+    </w:p>
+    <w:p>
+      <w:pPr>
+        <w:pStyle w:val="Heading2"/>
+        <w:jc w:val="right"/>
+        <w:bidi/>
+      </w:pPr>
+      <w:r>
+        <w:t>[المتن الفعلي: الوقائع / الأسباب / المنطوق] ===</w:t>
         <w:br/>
         <w:t>يرهشلا دمحم نب ديلو يرمعلا يلع ضوع ديبع يفيلجلا زيزعلا دبع نب نسحملا دبع</w:t>
         <w:br/>

--- a/zaini_case_audit_output/outputs/word/documents/183_صك حكم نهائي ـ الاستئناف الثانية ـ نسخة.docx
+++ b/zaini_case_audit_output/outputs/word/documents/183_صك حكم نهائي ـ الاستئناف الثانية ـ نسخة.docx
@@ -185,7 +185,7 @@
         <w:br/>
         <w:t>المدعي والمدعى عليه ووالدتهما بموجب صك حصر الورثة رقم (38391575) وتاربخ 12/05/1438هء وطلب ابتداءً الحكم بإلزام المدعى عليه بأن يدفع قيمة الحصص المباعة وقدرها</w:t>
         <w:br/>
-        <w:t>يذلا .ه1445-01-01 يف خرؤملا اهمكح اهنأشب تردصأو اهطوبضب حضوملا وحنلا ىلع اهترظن ةدجب ةيراجتلا ةمكحملاب ىلوألا ةيراجتلا ةرئادلا ىلإ ةيبخقلا ةلاحإبو .(لاير 368.757.931)</w:t>
+        <w:t>(368.757.931 ريال). وبإحالة القخبية إلى الدائرة التجارية الأولى بالمحكمة التجارية بجدة نظرتها على النحو الموضح بضبوطها وأصدرت بشأنها حكمها المؤرخ في 1445-01-01ه. الذي</w:t>
         <w:br/>
         <w:t>قضى (بإلزام أسامة بن أحمد بن عباس زيني» هوية وطنية رقم (1008017301) بأن يدفع لورئة أحمد بن عباس بن زيني زينيء هوية وطنية رقم (1007056839) بموجب صك حصر</w:t>
         <w:br/>
@@ -211,11 +211,11 @@
         <w:br/>
         <w:t>أساس المطالبة -الغين- غير جائز نظره أو التعقيب عليه لأن المتخارج تاجرء كما أن التصرف تم في وقتكان المورث فيه خالياً منكافة العوارض بما يجعل ماثبت في الحكم من بحث</w:t>
         <w:br/>
-        <w:t>يعدملا ةيقحأ ىلع مكحلا لالدتسا 1- ..لالدتسالا داسف :ًايناث .هلبق نم ليلدلا دوجول زئاج ريغ ليلعت درجمو رظنلا لوصأل ًافلاخم ماظنلا وأ عرشلا نم دنس يأ اهل سيل ةقرفتم عئاقو</w:t>
+        <w:t>وقائع متفرقة ليس لها أي سند من الشرع أو النظام مخالفاً لأصول النظر ومجرد تعليل غير جائز لوجود الدليل من قبله. ثانياً: فساد الاستدلال.. 1- استدلال الحكم على أحقية المدعي</w:t>
         <w:br/>
         <w:t>فيما يطالب به من فرق القيمة تأسيساً على تقييم مكتب طلاءل أبو غزاله أمر غير جائز شرعاً وذلك ببسبب عدم إمكانية تحقق الغبن في التاجرء كما أن فيه فساد الاستدلال لأن</w:t>
         <w:br/>
-        <w:t>دنتسملاو لمتكي مل وهف ريرقتلا امنيب نيفرطلا نيب تابلا يعقاولا فرصتتلا وه حلصلاو ًاحلص ةيرادإلا ةمكحملا يف ةروظنملا ىوعدلا ءاهنإب اوماق امنإ مييقتلاب اوذخأي مل مهتاذ موصخلا</w:t>
+        <w:t>الخصوم ذاتهم لم يأخذوا بالتقييم إنما قاموا بإنهاء الدعوى المنظورة في المحكمة الإدارية صلحاً والصلح هو التتصرف الواقعي البات بين الطرفين بينما التقرير فهو لم يكتمل والمستند</w:t>
         <w:br/>
         <w:t>الموجود باسم تقرير هو في الحقيقة مسودة تقرير بما يجعل حكم التخارج صاحاً وليس بناء على التقييم المذكور. 2- كما يجب أن نشير إلى فخبيلتكم بفساد الاستدلال أيضباً في استناد</w:t>
         <w:br/>
@@ -307,7 +307,7 @@
         <w:br/>
         <w:t>الدعوى باعتبارها من النظام العام وفقاً لنص المادة (76) من نظام المرافعات الشرعية التي تنص على أن (الدفع بعدم اختصاص المحكمة لانتفاء ولايتها أو بسبب نوع الدعوى أو قيمتهاء</w:t>
         <w:br/>
-        <w:t>كلت لازنإبو 2- .(اهسفن ءاقلت نم ةمكحملا هب مكحتو ىوعدلا اههف نوكت ةلحرم يأ يف هب عفدلا زوجي ءرخآ ببس يأل وأ ةحلصملا وأ ةيلهألا وأ ةفصلا مادعنال ىوعدلا لوبق مدعب عفدلا وأ</w:t>
+        <w:t>أو الدفع بعدم قبول الدعوى لانعدام الصفة أو الأهلية أو المصلحة أو لأي سبب آخرء يجوز الدفع به في أي مرحلة تكون فهها الدعوى وتحكم به المحكمة من تلقاء نفسها). 2- وبإنزال تلك</w:t>
         <w:br/>
         <w:t>المادة على وقائع الدعوى الراهنة فإن البين من الحكم محل الاعتراض ولائحة الدعوى نجد أن دعوى المستأنف ضده تدور حول ما أورده نصاً في لائحة دعواه: (مطالبته للمستأنف</w:t>
         <w:br/>
@@ -317,7 +317,7 @@
         <w:br/>
         <w:t>الدعوىء مما يتعين معه الحكم بعدم اختتصاص المحكمة بنظر تلك الدعوى. خامساً: مع التمسك بعدم اختصاص المحكمة نوعاً بنظر الدعوى- التأكيد على الدفع بعدم جواز نظر</w:t>
         <w:br/>
-        <w:t>ةلحرم يأ يف هب عفدلا زوجي اهف لصفلا قبسل ىوعدلا رظن زاوج مدعب عفدلا نأ ًاماظن ررقملا نم ناكامل 1- ...هب يضقملا ءيشلا ةيجحل ةزئاح ةتاب ماكحأب اهف لصفلا قبسل ىوعدلا</w:t>
+        <w:t>الدعوى لسبق الفصل فها بأحكام باتة حائزة لحجية الشيء المقضي به... 1- لماكان من المقرر نظاماً أن الدفع بعدم جواز نظر الدعوى لسبق الفصل فها يجوز الدفع به في أي مرحلة</w:t>
         <w:br/>
         <w:t>تكون علها الدعوى باعتبارها من النظام العام وفقاً لنص المادة (76) من نظام المرافعات الشرعية التي تنص على أن: (الدفع بعدم اختصاص المحكمة لانتفاء ولايتها أو بسبب نوع</w:t>
         <w:br/>
@@ -351,11 +351,11 @@
         <w:br/>
         <w:t>زيني التجارية. سجل تجاري رقم (4030169102) والذي تم توثيقه بالرقم (130) صحيفة 82 مجلد (9١ع20)‏ بتاريخ 1434102110هء (وكان توقيع المستأنف بنفسه وتخارجه من الشركة</w:t>
         <w:br/>
-        <w:t>يف درو يذلاو :(ةيراجتلا ينيز دمحأ ةكرش سفن نم ءموحرملا هدلاول قباسلا جراختلل ًاقيدصت دعي امم ءًابيرقت تاونس ثالث يلاوحب ينيز سابع دمحأ موحرملا هدلاو جراختو عيقوتل ًايلات</w:t>
-        <w:br/>
-        <w:t>قفرم) (...يرتشملا فرطلا ةمذل ءاربإو ةيئاهنو ةمات ةصلاخم ةباثمب امهم لك عيقوت ربتعيو ةكرشلا يف ديدجلا كيرشلا يرتشملا فرطلا نم هقح لزانتملا فرطلا فوتسا ثيحو ...) :هديهمت</w:t>
-        <w:br/>
-        <w:t>اميف ٌةجح يضقملا رمألا ةيجح تزاح يتلا ماكحألا) :هنأ ىلع تابثإلا ماظن نم (86) ةداملا تصن ثيحو .هب يضقملا ءيشلا ةيجحل ةزئاح نايبلا ةفلاسلا ماكحألا كلت تناكاملو -د .(3مقر</w:t>
+        <w:t>تالياً لتوقيع وتخارج والده المرحوم أحمد عباس زيني بحوالي ثلاث سنوات تقريباًء مما يعد تصديقاً للتخارج السابق لوالده المرحومء من نفس شركة أحمد زيني التجارية): والذي ورد في</w:t>
+        <w:br/>
+        <w:t>تمهيده: (... وحيث استوف الطرف المتنازل حقه من الطرف المشتري الشريك الجديد في الشركة ويعتبر توقيع كل مهما بمثابة مخالصة تامة ونهائية وإبراء لذمة الطرف المشتري...) (مرفق</w:t>
+        <w:br/>
+        <w:t>رقم3). د- ولماكانت تلك الأحكام السالفة البيان حائزة لحجية الشيء المقضي به. وحيث نصت المادة (86) من نظام الإثبات على أنه: (الأحكام التي حازت حجية الأمر المقضي حجةٌ فيما</w:t>
         <w:br/>
         <w:t>فصلت فيه من الحقوق.ء ولا.يجوز قبول دليل ينقض هذه الحجية. ولا تكون لتلك الأحكام هذه الحجية إلا في نزاع قام بين الخصوم أنفسهم دون أن تتغير صفاتهم» وتعلق بالحق ذاته</w:t>
         <w:br/>
@@ -437,23 +437,23 @@
         <w:br/>
         <w:t>المقدم في مواجهته العقد - في الطعن في الجوانب الشكلية للعقد من إنكار الخط أو الإمضاء أو الختم أو البصمة ومن ثم بقاء حجية المحرر العادي وسريانه في مواجية المستأنف ضدهء</w:t>
         <w:br/>
-        <w:t>ةيئانجلا ةلدألل اتلاحإ ليبس تكلسو ءاهف قحلا طوقس مغر ريوزتلاب عفدلل تباجتساو اهنع اهناجب تأنو تضرعأو ةعطاقلا ةيجحلا كلت تلفغأ ةرئادلا نأ.الإ مدقت امم مغرلا ىلعو</w:t>
-        <w:br/>
-        <w:t>ذاختا مدعب ماظنلل مكحلا ةفلاخم - عيبلا دقع ىلع ريوزتلاب عفدلا يف قحلا طوقسب كسمتلا عم :ًاعباس .ءاغلإلاو ضقنلاب ًايرح هلعجيو ماظنلا ةفلاخمب مكحلا بيعيامم اهتيجح مغر</w:t>
+        <w:t>وعلى الرغم مما تقدم إلا.أن الدائرة أغفلت تلك الحجية القاطعة وأعرضت ونأت بجانها عنها واستجابت للدفع بالتزوير رغم سقوط الحق فهاء وسلكت سبيل إحالتا للأدلة الجنائية</w:t>
+        <w:br/>
+        <w:t>رغم حجيتها ممايعيب الحكم بمخالفة النظام ويجعله حرياً بالنقض والإلغاء. سابعاً: مع التمسك بسقوط الحق في الدفع بالتزوير على عقد البيع - مخالفة الحكم للنظام بعدم اتخاذ</w:t>
         <w:br/>
         <w:t>الإجراءات النظامية للتحقيق في صحة عقد البيع كونه منتجاً جوهرياً في الدعوى ومخالفة المبادئ القضائية الصادرة من المحكمة العليا.. 1- فمن حيث أن الثابت من الحكم أن المستأنف</w:t>
         <w:br/>
         <w:t>ضده طعن في عقد البيع المبرم بين المستأنف ومورثهما بالتزوير وقد سلكت الدائرة إجراءات إحالة العقد للأدلة الجنائية حيث: أ- طلبت الدائرة من المدعى عليه إحضار أصل العقد ونسخ</w:t>
         <w:br/>
-        <w:t>يفو ,يزكرملا كنبلل ةباتكلاب ةرئادلا تماق ه02/04/1444 ةسلجب -ب .ةيئانجلا ةلدألل دقعلا ةلاحإل ًاديبمت ةيكنبلا ةيمسرلا تالماعتلا عقاو نم نيعادتملا ثروم عيقاوت نم ةددعتم</w:t>
-        <w:br/>
-        <w:t>ةرئادلل درو ه10/11/1444 ةسلجبو -ج .يزكرملا كنبلا نم ةدراولا تادنتسملا ةقفر ةطرشلل قاروألا ةلاحإب ةرئادلا تماقو يزكرملا كنبلا نم تادنتسملا لاسرإ مته01/08/1444 ةسلج</w:t>
-        <w:br/>
-        <w:t>1- .لقتسم فرظ لخادب اهزرحتو اهلزعو نعطلا لحم ةقرولا لصأ ثعب ةرورضب ه22/10/1444 خيراتو (1/4403035471) مقر ةدج ةظفاحم ةطرشب ةيئانجلا ةلدألا ريدم ةدافإ</w:t>
+        <w:t>متعددة من تواقيع مورث المتداعين من واقع التعاملات الرسمية البنكية تمبيداً لإحالة العقد للأدلة الجنائية. ب- بجلسة 02/04/1444ه قامت الدائرة بالكتابة للبنك المركزي, وفي</w:t>
+        <w:br/>
+        <w:t>جلسة 01/08/1444هتم إرسال المستندات من البنك المركزي وقامت الدائرة بإحالة الأوراق للشرطة رفقة المستندات الواردة من البنك المركزي. ج- وبجلسة 10/11/1444ه ورد للدائرة</w:t>
+        <w:br/>
+        <w:t>إفادة مدير الأدلة الجنائية بشرطة محافظة جدة رقم (1/4403035471) وتاريخ 22/10/1444ه بضرورة بعث أصل الورقة محل الطعن وعزلها وتحرزها بداخل ظرف مستقل. 1-</w:t>
         <w:br/>
         <w:t>وحيث نصت المادة (40) من نظام الإثبات: (إذا أنكر من احتج عليه بالمحرّر العادي خطه أو إمضاءه أو ختمه أو بصمته. أو أنكر ذلك خلفه أو نائبه أونفى علمه به. وظل الخصم الآخر</w:t>
         <w:br/>
-        <w:t>قيقحتلاب ةمكحملا رمأتف ؛ةمصبلا وأ متخلا وأ ءاضمإلا وأ طخلا ةحصب ةمكحملا عانقإ يف اهتادنتسمو ىوعدلا عئاقو فكت ملو «عازنلا يف ا جِتنم رّرحملا ناكو ,رّحملاب ًاكسمتم</w:t>
+        <w:t>متمسكاً بالمحّر, وكان المحرّر منتِج ا في النزاع» ولم تكف وقائع الدعوى ومستنداتها في إقناع المحكمة بصحة الخط أو الإمضاء أو الختم أو البصمة؛ فتأمر المحكمة بالتحقيق</w:t>
         <w:br/>
         <w:t>بالمضاهاة. أو بسماع الشهود أو بكلهماء وفقاً للقواعد والإجراءات المنصوص علها في هذا النظام, ولا.تسمع الشهادة إلا. فيما يتعلق بإثبات حصول الكتابة أو الإمضاء أو الختم أو</w:t>
         <w:br/>
@@ -471,7 +471,7 @@
         <w:br/>
         <w:t>المتداعين على قرار الشركاء المؤرخ في 20/09/1431ه والذي تخضمن إقراراً واضحاً وصريحاً أن (السيد أحمد عباس زيني تنازل بالبيع عن كامل حصصه بالشركة وعددها 450 حصة إلى</w:t>
         <w:br/>
-        <w:t>ةيئاهنو ةمات ةصلاخم ةباثمب امهنم لك عيقوت ربتعيو ةكرشلا يف ديدجلا كيرشلا يرتشملا فرطلا نم هقح لزانتملا فرطلا ىفوتساو .لزانتلا اذه لبق يذلا ينيز سابع دمحأ ةماسأ ديسلا</w:t>
+        <w:t>السيد أسامة أحمد عباس زيني الذي قبل هذا التنازل. واستوفى الطرف المتنازل حقه من الطرف المشتري الشريك الجديد في الشركة ويعتبر توقيع كل منهما بمثابة مخالصة تامة ونهائية</w:t>
         <w:br/>
         <w:t>وإبراء لذمة المشتري...). وقد تم توثيق التوقيعات عن طريق كاتب العدل لدى الغرفة التجارية الصناعية بمحافظة جدة برقم (275) صحيفة (172) مجلد (8/ع/ر) وتاريخ 16/10/1431ه</w:t>
         <w:br/>
@@ -479,7 +479,7 @@
         <w:br/>
         <w:t>عقد البيع - المزعوم تزويره - هو الدعوى الراهنة التي أقامها المستأنف ضده حيث أنها تثبت صحة قرار الشركاء وعقد البيع وما تضمنه من استلام مورثه للمبلغ. ت- كذلك فإن</w:t>
         <w:br/>
-        <w:t>أدبم ايلعلا ةمكحملا ءاضق يف ررقملا نم ناكاملو .ةاهاضملا اهل لهسيو اهل زيجي وحن ىلع نيعادتملا ثروم تاعيقوت نمضتت يزكرملا كنبلا نم ةلسرملا ةيكنبلا تالماعتلا تادنتسم</w:t>
+        <w:t>مستندات التعاملات البنكية المرسلة من البنك المركزي تتضمن توقيعات مورث المتداعين على نحو يجيز لها ويسهل لها المضاهاة. ولماكان من المقرر في قضاء المحكمة العليا مبدأ</w:t>
         <w:br/>
         <w:t>قضائياً أن: (الأصل أن تتصدى محكمة الموضوع لأي دفع جوهري في الدعوى, والذي لو صح لتغير به وجه الحكم في الدعوى, ومتى أغفل الحكم ذلك فإنه يكون معيباً بقصور في</w:t>
         <w:br/>
@@ -489,11 +489,31 @@
         <w:br/>
         <w:t>اعتبرت مخالفة أحد المبادئ القضائية الصادرة عن المحكمة العليا يندرج تحت مخالفة النظام ونصت على أنه (إذاكان محل الاعتراض مخالفة الحكم لمبدأ قضائي صادر من المحكمة</w:t>
         <w:br/>
-        <w:t>مكحلا :ًانماث .هؤاغلإ نيعتبو ضقنلاب ًايرح هلعجيو ماظنلا ةفلاخمب مكحلا بيعي امم .(ماظنلا ةفلاخمل اًضارتعا ّدُع «ةقباس اياضق ينايلعلا ةمكحملا رئاود ىدحإ هب تذخأوأ ءايلعلا</w:t>
-        <w:br/>
-        <w:t>ماعل 55 /3511754. مقر ةيضقلاب ةرشع ةنماثلا ةرئادلا نم رداصلا مكحلا) (يعدملا نم ةمدقملا ةيماتخلا تابلطلاب ةربعلا) نا ًءابضق ررقملا نم ناكامل 1- :موصخلا هبلطيامم رثكأب</w:t>
-        <w:br/>
-        <w:t>52ا51554709./ مقر ةيضقلاب رداصلا مكحلا ‏ءه١ 5544 ماعل 47.76551910: مقر ةيضقلاب رداصلا مكحلا ‏ءه١ 445 ماعل 4417/.7125705 مقر ةيضقلاب رداصلا مكحلا ءهه 5</w:t>
+        <w:t>العلياء أوأخذت به إحدى دوائر المحكمة العلياني قضايا سابقة» عُدّ اعتراضًا لمخالفة النظام). مما يعيب الحكم بمخالفة النظام ويجعله حرياً بالنقض وبتعين إلغاؤه. ثامناً: الحكم</w:t>
+      </w:r>
+    </w:p>
+    <w:p>
+      <w:pPr>
+        <w:pStyle w:val="Heading2"/>
+        <w:jc w:val="right"/>
+        <w:bidi/>
+      </w:pPr>
+      <w:r>
+        <w:t>[الطلبات / المرفقات] ===</w:t>
+        <w:br/>
+        <w:t>بأكثر ممايطلبه الخصوم: 1- لماكان من المقرر قضباءً ان (العبرة بالطلبات الختامية المقدمة من المدعي) (الحكم الصادر من الدائرة الثامنة عشرة بالقضية رقم /3511754. 55 لعام</w:t>
+      </w:r>
+    </w:p>
+    <w:p>
+      <w:pPr>
+        <w:pStyle w:val="Heading2"/>
+        <w:jc w:val="right"/>
+        <w:bidi/>
+      </w:pPr>
+      <w:r>
+        <w:t>[المتن الفعلي: الوقائع / الأسباب / المنطوق] ===</w:t>
+        <w:br/>
+        <w:t>5 ههء الحكم الصادر بالقضية رقم 4417/.7125705 لعام 445 ١هء‏ الحكم الصادر بالقضية رقم 47.76551910: لعام 5544 ١هء‏ الحكم الصادر بالقضية رقم 51554709./ا52</w:t>
         <w:br/>
         <w:t>لعام 444١ه).2-‏ ولماكان البين من الحكم - محل الاعتراض - أن المدعي قد حصر طلباته الختامية في (الصفحة 3) بما دونته الدائرة نصاً: (انتبى المدعي إلى طلب الحكم بإلزام المدعى</w:t>
         <w:br/>
@@ -521,13 +541,13 @@
       <w:r>
         <w:t>[المتن الفعلي: الوقائع / الأسباب / المنطوق] ===</w:t>
         <w:br/>
-        <w:t>ةيادب ذنمو هنأ ةيباوجلا فنأتسملا تاركذمو مكحلا نم تباثلا نإ ثيح 1- :هتيجحو نيعدملا ثروم لزانتل تبثملاو ةيماظنلا هناكرأل لمتكملا ءاكرشلا رارق يمسرلا ررحملل ةرئادلا لافغإ</w:t>
-        <w:br/>
-        <w:t>هصصح لماك نع عيبلاب لزانت ينيز سابع دمحأ ديسلا) :ًاصن نمضت يذلاو -ةيلقعلا هاوق لماكب - نيعادتملا ثرومو فنأتسملا نم عقوملا ءاكرشلا رارقب فنأتسملا كسمتو ىوعدلا</w:t>
+        <w:t>إغفال الدائرة للمحرر الرسمي قرار الشركاء المكتمل لأركانه النظامية والمثبت لتنازل مورث المدعين وحجيته: 1- حيث إن الثابت من الحكم ومذكرات المستأنف الجوابية أنه ومنذ بداية</w:t>
+        <w:br/>
+        <w:t>الدعوى وتمسك المستأنف بقرار الشركاء الموقع من المستأنف ومورث المتداعين - بكامل قواه العقلية- والذي تضمن نصاً: (السيد أحمد عباس زيني تنازل بالبيع عن كامل حصصه</w:t>
         <w:br/>
         <w:t>بالشركة وعددها 450 حصة إلى السيد أسامة أحمد عباس زيني الذي قبل هذا التنازل. وحيث استوفى الطرف المتنازل حقه من الطرف المشتري الشريك الجديد في الشركة ويعتبر توقيع</w:t>
         <w:br/>
-        <w:t>ةبراجتلا ةفرغلا ىدل لدعلا ةباتك مامأ تبثملاو ةراجتلا ةرازو لبق نم ققدملاو (...مقر دنتسم - ءاكرشلا رارق قفرم) (...يرتشملا ةمذل ءاربإو ةيئاهنو ةمات ةصلاخم ةباثمب امهنم لك</w:t>
+        <w:t>كل منهما بمثابة مخالصة تامة ونهائية وإبراء لذمة المشتري...) (مرفق قرار الشركاء - مستند رقم...) والمدقق من قبل وزارة التجارة والمثبت أمام كتابة العدل لدى الغرفة التجاربة</w:t>
         <w:br/>
         <w:t>الصناعية بمحافظة جدة برقم (275) صحيفة (172) مجلد (8/ع/ر) وتاربخ 16/10/1431هء حيث إن المادة (25) من نظام الإثبات قد عرفت المحرر الرسدي أنه: (المحيّر الرسمي هو</w:t>
         <w:br/>
@@ -543,7 +563,7 @@
         <w:br/>
         <w:t>أو حدثت من ذوي الشأن في حضوره؛ مالم يثبت تزويره بالطرق المقررة نظاماً". وحيث لم يدع المدعى عليه تزويره, الأمر الذي لا.تجد معه الدائرة مناصاً من تأييد حكم محكمة أول</w:t>
         <w:br/>
-        <w:t>3- ‏.(ه١ 5544 ماعل 6 15. . 14 مقر ةيضقلاب ةيناثلا فانئتسالا ةرئاد نم قدصملا -ه 1544 ماعل ‏٠‎ 314.8. 6 مقر ةيضقلاب ةرشع ةيداحلا ةرئادلا نم رداصلا مكحلا) (ةجرد</w:t>
+        <w:t>درجة) (الحكم الصادر من الدائرة الحادية عشرة بالقضية رقم 6 314.8. ‎٠‏ لعام 1544 ه- المصدق من دائرة الاستئناف الثانية بالقضية رقم 14 . 15. 6 لعام 5544 ١ه).‏ 3-</w:t>
         <w:br/>
         <w:t>إضافة لما تقدم فإن من المقرر قضباءً أنه يشترط لتمام البيع للحصص بين الشركاء وصحته توافر أركانه من (الإيجاب والقبول) من أطراف العقد وهو ما استقر عليه قضاء المملكة: (أن</w:t>
         <w:br/>
@@ -607,7 +627,7 @@
         <w:br/>
         <w:t>عليه أي اعتراض على البيع وكذلك لم يثار أي نزاع بين مورث المتداعين والمستأنف بشأن عدم استلام قيمة تلك الحصص الأمر الذي يثبت معه صحة البيع وسريان آثاره النظامية المترتبة</w:t>
         <w:br/>
-        <w:t>ةيفصت ةرئادلا لافغإ :ًارشاع .(لطابلاب مكنيب مكلاومأ اولكأت الو) :ىلاعت هلوقل ةفلاخملاب لطابلاب سانلا لاومأ لكأ ليبق نم دعي هعفد ةداعإ نوكل غلبملا تاذب ةبلاطملا زاوج مدعو هيلع</w:t>
+        <w:t>عليه وعدم جواز المطالبة بذات المبلغ لكون إعادة دفعه يعد من قبيل أكل أموال الناس بالباطل بالمخالفة لقوله تعالى: (ولا تأكلوا أموالكم بينكم بالباطل). عاشراً: إغفال الدائرة تصفية</w:t>
         <w:br/>
         <w:t>شركة أحمد زيني التجارية وعدم جواز المطالبة بالحصص المتعلقة بها: تجاهل حكم محكمة أول درجة. أن شركة أحمد زيني التجارية قد تم تصفيتها حسب النظام وتم شطب السجل</w:t>
         <w:br/>
@@ -637,7 +657,7 @@
       <w:r>
         <w:t>[المتن الفعلي: الوقائع / الأسباب / المنطوق] ===</w:t>
         <w:br/>
-        <w:t>بترتيس هنوكل ةعيرشلل مكحلا ةفلاخمو ىوعدلا يف يأرلا هجو يف يرهوجلا هريثأت مغر كلذ تابثإل ةليفكلا تاءارجإلا ذاختا مدعو صصحلا غلبم عفدب فنأتسملا نم ئدبملا يرهوجلا</w:t>
+        <w:t>الجوهري المبدئ من المستأنف بدفع مبلغ الحصص وعدم اتخاذ الإجراءات الكفيلة لإثبات ذلك رغم تأثيره الجوهري في وجه الرأي في الدعوى ومخالفة الحكم للشريعة لكونه سيترتب</w:t>
         <w:br/>
         <w:t>عليه دفع المبلغ مرتين مما يعد من قبل أكل أموال الناس بالباطل. فمن حيث أن الثابت من الحكم محل الاعتراض (بداية الصفحة3) أن المدعى عليه أصالة أجاب على استيضاح الدائرة</w:t>
         <w:br/>
@@ -645,19 +665,17 @@
         <w:br/>
         <w:t>المدعى عليه: (أنه اتفق مع والده حال حياته على أن يشتري منه جميع حصصه في جميع الشركات التي كان لوالده حصص فها في المملكة. وذلك مقابل مبلغ (120.000.000 ريال) مئة</w:t>
         <w:br/>
-        <w:t>درجمب اهقوقح كونبلا تفوتسا دقو نويدلا كلت نم نيد لكب ةصاخلا ةيكنبلا هتاباسح يف غلابملا عاديإ لالخ نم كونبلل هدلاو نويد دادس لالخ نم اهدادس مت لاير نويلم نورشعو</w:t>
+        <w:t>وعشرون مليون ريال تم سدادها من خلال سداد ديون والده للبنوك من خلال إيداع المبالغ في حساباته البنكية الخاصة بكل دين من تلك الديون وقد استوفت البنوك حقوقها بمجرد</w:t>
         <w:br/>
         <w:t>إيداع تلك المبالغ. وقدمت للمحكمة قبل سنوات في قضية المحكمة العامة الصادر بشأنه من قبل القاضي الزايديء وحيث إن البين من هذا الدفع أنه دفعاً جوهرياً ومنتج في تلك</w:t>
         <w:br/>
         <w:t>الدعوى حيث من شأنه التأثير في وجه الرأي في الدعوى إلا أن الدائرة أغفلته وكان الأولى بالدائرة اتخاذ الإجراءات التي من شأنها إثبات هذا الدفع من عدمه وعلى سبيل المثال لا الحصر:</w:t>
         <w:br/>
-        <w:t>اهقوقحل نويدلا ءافيتسا ىدمو نويدلا كلت نم نيد لكب ةصاخلا ةيكنبلا هتاباسح يف غلابملا عاديإو غلبملا دادسب فنأتسملا ماق اذإ امع مالعتسالل يدوعسلا دقنلا ةسسؤم ةبطاخم 1-</w:t>
+        <w:t>1- مخاطبة مؤسسة النقد السعودي للاستعلام عما إذا قام المستأنف بسداد المبلغ وإيداع المبالغ في حساباته البنكية الخاصة بكل دين من تلك الديون ومدى استيفاء الديون لحقوقها</w:t>
         <w:br/>
         <w:t>من المستأنف المدفوعة عن والده من عدمه. 2- مخاطبة المحكمة العامة بمحافظة جدة في الدائرة ناظرة الدعوى رقم (33286392) وتاريخ 8/6/1433ه لطلب المستندات المحاسبية</w:t>
         <w:br/>
         <w:t>المقدمة في تلك الدعوى لكونها في حوزة الدائرة. إلا.ان الدائرة أغفلت تلك الإجراءات وترتب على ذلك الإغفال صدور الحكم - محل الاعتراض - بإلزام المستأنف بدفع تلك المبالغ مرة</w:t>
-        <w:br/>
-        <w:t>هميدقت قبس املو هلك كلذل :تابلطلا .ءاغلإلاب ًايرح هلعجيو ةيمالسإلا ةعيرشلا ةفلاخمو روصقلاب مكحلا بيعي امم لطابلاب سانلا لاومأ لكأ ليبق نم دعي مكحلا اذه ناكاملو ءىرخأ</w:t>
       </w:r>
     </w:p>
     <w:p>
@@ -668,6 +686,8 @@
       </w:pPr>
       <w:r>
         <w:t>[الطلبات / المرفقات] ===</w:t>
+        <w:br/>
+        <w:t>أخرىء ولماكان هذا الحكم يعد من قبيل أكل أموال الناس بالباطل مما يعيب الحكم بالقصور ومخالفة الشريعة الإسلامية ويجعله حرياً بالإلغاء. الطلبات: لذلك كله ولما سبق تقديمه</w:t>
         <w:br/>
         <w:t>ولما تراه الدائرة الموقرة من أسباب نطلب من فضيلتكم قبول الاستئناف شكلاً وني الموضوع نقض الحكم الصادر والحكم مجدداً برد دعوى المدعي). وأكد وكيل المدعى عليه على ما ورد</w:t>
       </w:r>
@@ -685,7 +705,7 @@
         <w:br/>
         <w:t>على النحو الصحيح حيث إن الدائرة حكمت بإلزام المدعى عليه بسداد مبلغ (331,882,138 ريال) ثلاثمئة وواحد وثلاثون مليوناً وثمانمئة واثنان وثمانون ألفاً ومئة وثمانية وثلاثون ربالاً.</w:t>
         <w:br/>
-        <w:t>بجوتي ماكحألا نأ مكتليضف ملع فيرش ىلع ىفخي.الو يلامجإلا غلبملا ركذب تفتكا امنإو مهددعت مغر ديدحتلا هجو ىلع نيعدملل ةقحتسملا غلابملا مكحلا ةردصم ةرئادلا حضوت ملو</w:t>
+        <w:t>ولم توضح الدائرة مصدرة الحكم المبالغ المستحقة للمدعين على وجه التحديد رغم تعددهم وإنما اكتفت بذكر المبلغ الإجمالي ولا.يخفى على شريف علم فضيلتكم أن الأحكام يتوجب</w:t>
         <w:br/>
         <w:t>نظاماءأن تكون مفصلة حتى يمكن تنفيذها علماً أنه تم إفادة الدائرة بأن هناك وصية ثابتة بموجب حكم قضائي (229014721194320022) (مرفق صورة الصك) كما أن المدعى عليه</w:t>
         <w:br/>
@@ -821,7 +841,7 @@
         <w:br/>
         <w:t>سداد ديون والده - مورث المدعي- للبنوك . وحيث إن المدعى عليه توصل لمستندات دامغة تثبت سداد المدعى عليه للمبلغ للبنوك. نوردها على سبيل المثال لا الحصر: شيك بنكي رقم</w:t>
         <w:br/>
-        <w:t>غلبمب ينطولا يبرعلا كنبلل ينيز سابع دمحأ نم ةددسملا ةميقلا هنوكب ًاببسم ينطولا يبرعلا كنبلا حلاصل يسنرفلا يدوعسلا كنبلا ىلع بوحسم ه26/11/1431 خيراتو (599140/1)</w:t>
+        <w:t>(599140/1) وتاريخ 26/11/1431ه مسحوب على البنك السعودي الفرنسي لصالح البنك العربي الوطني مسبباً بكونه القيمة المسددة من أحمد عباس زيني للبنك العربي الوطني بمبلغ</w:t>
         <w:br/>
         <w:t>وقدره (3.000.000 ريال) ومذيل بتوقيع المدعى عليه (أسامة أحمد زيني). شيك بنكي آخر رقم (599139/1) وتاريخ 26/11/1431ه مسحوب على البنك السعودي الفرنبي لصالح البنك</w:t>
         <w:br/>
@@ -833,7 +853,7 @@
         <w:br/>
         <w:t>على الحكم محل الطعن ولا.سيما (الدفع بعدم اختصاص المحكمة نوعياً بنظر الدعوى. وكذلك الدفع بعدم جواز نظر الدعوى لسبق الفصل فيها بموجب أحكام قضائية باتة حائزة</w:t>
         <w:br/>
-        <w:t>يف روصقلا ىوعدلا رظنب ًايعون ةمكحملا صاصتخا مدعب - فانئتسالا رادم - مكحلا ىلع نعطلا هجو ىلإ فيضن :ًاثلاث .ىرخألا نوعطلا يقابب كسمتلا عم (هب يضقملا ءيشلا ةيجحل</w:t>
+        <w:t>لحجية الشيء المقضي به) مع التمسك بباقي الطعون الأخرى. ثالثاً: نضيف إلى وجه الطعن على الحكم - مدار الاستئناف - بعدم اختصاص المحكمة نوعياً بنظر الدعوى القصور في</w:t>
         <w:br/>
         <w:t>التسبيب فيما سببته باختصاصها بنظر الدعوى. فالبين من مدونات الحكم أن الدائرة سببت اختصاصها نصاً بناء على (ينبسط اختصاص المحكمة التجارية على تلك الدعوى وفق</w:t>
         <w:br/>
@@ -843,7 +863,7 @@
         <w:br/>
         <w:t>العديد من القواعد الآمرة وحيث أن الدائرة لم تحدد وجه المخالفة التي شابت العلاقة بيهما - على فرض صحتها والفرض يساوي العدم -. كما أن طبيعة هذه الدعوى تخرج خروجاً تاماً</w:t>
         <w:br/>
-        <w:t>كلت رظنب اهصاصتخاب اهمكح سيسأت ةرئادلل غيسي ىوعدلا كلت ةعيبط يف ةفلاخم يأ دجوت.:ال اذإ تاكرشلا ماظن ماكحأ قيبطت نع ةئشانلا تافلاخملاب ةصاخلا ةرقفلا كلت نع</w:t>
+        <w:t>عن تلك الفقرة الخاصة بالمخالفات الناشئة عن تطبيق أحكام نظام الشركات إذا لا.:توجد أي مخالفة في طبيعة تلك الدعوى يسيغ للدائرة تأسيس حكمها باختصاصها بنظر تلك</w:t>
         <w:br/>
         <w:t>الدعوى بناء على هذه المادة الآنفة البيان, مما يعيب الحكم بالقصور ويجعله حرياً بالإلغاء. ويضح لا. مناص من الحكم بعدم اختصاص المحكمة نوعياً بنظر الدعوى. رابعاً: الدفع</w:t>
         <w:br/>
@@ -863,7 +883,7 @@
         <w:br/>
         <w:t>السابق التي كان يطالب فيها ببطلان عقد البيع نتيجة بطلان الوكالات - وطالب بإلزام المدعى عليه بدفع قيمة الحصص ثم عاد وأقر بصحة عقد البيع مرة أخرى مما يجعل الدعوى</w:t>
         <w:br/>
-        <w:t>ةقتاع) اهلع ىعدملا باوجتسا بلطب عفدلا :ًاسماخ .ىوعدلا كلت نع رظنلا فرص هعم نيعتي امم ضومغلاو ماهبإلاو ليبجتلاب ىوعدلا بيعي يذلا ميسجلا ضقانتلا ىلع ةيوطنم</w:t>
+        <w:t>منطوية على التناقض الجسيم الذي يعيب الدعوى بالتجبيل والإبهام والغموض مما يتعين معه صرف النظر عن تلك الدعوى. خامساً: الدفع بطلب استجواب المدعى علها (عاتقة</w:t>
         <w:br/>
         <w:t>الحرازي) لكون استجوابها من شأنه التأثير في وجه الرأي في الدعوى: بناء على نص المادة (20/2) من نظام الإثبات التي تنص على أنه: (2- لأي من الخصوم استجواب خصمه مباشرة)»</w:t>
         <w:br/>
@@ -901,7 +921,7 @@
         <w:br/>
         <w:t>(عدم جواز الرجوع في الإقرار ني الحق الخاص).ء وحيث أنه من المقرر انه (من سعى لنقض ماتم على يديه فسعيه مردود ). وحيث انه من المقرر قضباءً أن (الإبراء ونحوه مما يُسقط</w:t>
         <w:br/>
-        <w:t>‏.(ه١ 4544 ماعل 48ا./اا5.7./ مقر ةيضقلا يفه ‏١١/١١/١554‎ :خيراتو ‏470544١15.‎ مقر مكحلاب رداصلا ةيراجتلا ةمكحملاب ةثلاثلا ةيراجتلا ةرئادلا نم رداصلا مكحلا) (ّقحلا</w:t>
+        <w:t>الحقّ) (الحكم الصادر من الدائرة التجارية الثالثة بالمحكمة التجارية الصادر بالحكم رقم ‎470544١15.‏ وتاريخ: ‎١١/١١/١554‏ هفي القضية رقم 5.7./اا./ا48 لعام 4544 ١ه).‏</w:t>
         <w:br/>
         <w:t>وبناء على ما تقدّم فإنه لا.يجوز إعادة تقييم الحصص بموجب تقييم محاسبي لكونها مقيمة فعلياً بين الطرفين ومقر بتقييمها الفعلي. سابعاً: التمسك بالإ.قرار القضائي الصادر من</w:t>
         <w:br/>
@@ -1005,7 +1025,7 @@
         <w:br/>
         <w:t>الدفع بعدم جواز نظر الدعوى لسبق الفصل فهها تأسيساً على أن الحصة محل الدعوى ملك مورثه أحمد زيني وأن الصلح وقع على الحصة المملوكة لموكلي في الشركة فنجيب فضيلتكم</w:t>
         <w:br/>
-        <w:t>ةديقملاو ةدج ةظفاحمب ةماعلا ةمكحملا نم نيرداصلا نيمكحلا يف تلثمت هب يضقملا ءيشلا ةيجح تزاح ىرخأ ةتاب ةيئاضق ماكحأ ىلع هيلع ىعدملا دانتسا لفغأ يعدملا :-يلاتلاب</w:t>
+        <w:t>بالتالي:- المدعي أغفل استناد المدعى عليه على أحكام قضائية باتة أخرى حازت حجية الشيء المقضي به تمثلت في الحكمين الصادرين من المحكمة العامة بمحافظة جدة والمقيدة</w:t>
         <w:br/>
         <w:t>بالمحكمة برقم (3218883) وتاريخ 4/3/1432ه لدى القاضي محمد بن مبارك الدعيلجء وكذلك الدعوى رقم (33286392) وتاريخ 8/6/1433ه بذات المحكمة ولدى القاضي صالح بن</w:t>
         <w:br/>
@@ -1017,7 +1037,7 @@
         <w:br/>
         <w:t>الصادر من الدائرة التجارية السابعة عشر الصادر برقم (185/17/2) وتاريخ 02/12/1432ه فهو مردود عليه ذلك أن: ب/1: المدعي قبل توقيعه على هذا الصلح المدون بالاتفاقية اطلع</w:t>
         <w:br/>
-        <w:t>عيب اهف امب ةكرشلل يلاحلاو يضاملا يلاملاو ينوناقلا عضولا بناوج ةفاكب ًاماتًاملع ملعو - حلصلا نمضتملا مكحلا اذه رودص ءانثأ - ىوعدلا لحم ةكرشلل يلاملاو ينوناقلا عضولا ىلع</w:t>
+        <w:t>على الوضع القانوني والمالي للشركة محل الدعوى - أثناء صدور هذا الحكم المتضمن الصلح - وعلم علماًتاماً بكافة جوانب الوضع القانوني والمالي الماضي والحالي للشركة بما فها بيع</w:t>
         <w:br/>
         <w:t>مورثه للحصص التي كانت مملوكة له بالشركة للمدعى عليه وقد ارتضى هذا الوضع ولم يبدثمة معارضة على هذا الأمر ولم يبد دفعاً بعدم استيفاء ثمن تلك الحصص - على النحو</w:t>
         <w:br/>
@@ -1039,9 +1059,9 @@
         <w:br/>
         <w:t>الدعوى اختلاف المدعي-مورث البائع للحصص - والمدعى عليه - المشتري للحصص - في خروج المال. وحيث أنه من المقرر في قضباء المحاكم التجارية أنه (إذا اختلف الباذل والمبذول له</w:t>
         <w:br/>
-        <w:t>فاشك . يطويسلل رئاظنلاو هابشألا . يشكرزلل روثنملا) ءاهقفلا ناكاملو .هجورخ ةفصو ةقيرطب ملعأ وهو لاملل كلام هنأ كلذ هنيمي عم لذابلا لوق لوقلاف هجورخ ةقيرط يف لاملا</w:t>
-        <w:br/>
-        <w:t>عئابلا نإف عئابلا لوق لوقلا نأب يعدملا هب عفد ام ةحص -مدعلا يواسي ضرفلاو - ضرف ىلعو .(هكيلمت ةهجب ىردأ وهو كّلَمَملا هنأل هنيمي عم عفادلا لوق لوقلا نأ اوررق (يتوهلل عانقلا</w:t>
+        <w:t>المال في طريقة خروجه فالقول قول الباذل مع يمينه ذلك أنه مالك للمال وهو أعلم بطريقة وصفة خروجه. ولماكان الفقهاء (المنثور للزركشي . الأشباه والنظائر للسيوطي . كشاف</w:t>
+        <w:br/>
+        <w:t>القناع للهوتي) قرروا أن القول قول الدافع مع يمينه لأنه المَمَلّك وهو أدرى بجهة تمليكه). وعلى فرض - والفرض يساوي العدم- صحة ما دفع به المدعي بأن القول قول البائع فإن البائع</w:t>
         <w:br/>
         <w:t>- أحمد عباس زيني - قد توفاه الله ومن ثم فلا قول له» ولا يجوز أن يحل المدعي محل والده ولايؤخذ بقوله فصفته لا تتعدى كونه وريث. عاشراً: الدفع بسقوط حق المدعي في المطالبة</w:t>
         <w:br/>
@@ -1115,7 +1135,7 @@
       <w:r>
         <w:t>[المتن الفعلي: الوقائع / الأسباب / المنطوق] ===</w:t>
         <w:br/>
-        <w:t>هيلع ىعدملا ثروم مالتسا تبثت يتلاو ةيجحلل ةبستكملاو قيثوتلاب طونملا (لدعلا بتاك) ماعلا فظوملا عيقوتب ةليذملاو هيلع ىعدملا نم ةعقوملا ءاكرشلا تارارق يف ةلثمتملاو هفانئتسا يف</w:t>
+        <w:t>في استئنافه والمتمثلة في قرارات الشركاء الموقعة من المدعى عليه والمذيلة بتوقيع الموظف العام (كاتب العدل) المنوط بالتوثيق والمكتسبة للحجية والتي تثبت استلام مورث المدعى عليه</w:t>
         <w:br/>
         <w:t>واستيفاء حقوقه عن بيع تلك الحصصء وحيث أن هذا المحرر يكتسب حجية في مواجهة المدعي وفقاً للمادة (26) من نظام الإثبات التي تنص على أنه: (المحرّر الرسمي حجة على الكافة</w:t>
         <w:br/>
@@ -1181,7 +1201,7 @@
         <w:br/>
         <w:t>باطل شرعًا ونظاماً من عدة أوجه وبيانها كما يلي: ‎-١‏ بعد عقد البيع المزعوم من قبل المدعى عليه بأيام قليلة وبتاريخ 2010-11-09م الموافق 1431-11-03هء صدر تقرير طبي من مدينة</w:t>
         <w:br/>
-        <w:t>فرصت يأ يلاتلابو «ةمدعنم يلكوم ثروم ةيلهأ نأ ينعي امم ؛كاردإلا فعضو مدقتملا يخوخيشلا فرخلا نم يناعي ينبز دمحأ بألا نأ نمضضت :ينطولا سرحلاب ةيبطلا هللا دبع كلملا</w:t>
+        <w:t>الملك عبد الله الطبية بالحرس الوطني: تضضمن أن الأب أحمد زبني يعاني من الخرف الشيخوخي المتقدم وضعف الإدراك؛ مما يعني أن أهلية مورث موكلي منعدمة» وبالتالي أي تصرف</w:t>
         <w:br/>
         <w:t>يُنسب له باطل وغير معتبر ولا.يترتب عليه أثره. ودليل ذلك: أن ورثئة غازي أحمد زيني تقد موا بطلب إقامة قيم على الجد؛ لأن المدعى عليه أسامة أصبح ينقل أموال وأملاك والده إلى</w:t>
         <w:br/>
@@ -1205,7 +1225,7 @@
         <w:br/>
         <w:t>أبو غزالة كان على الحصص العائدة له والبالغة (9023) من شركة أحمد زيني و أولاده ولا علاقة لها بحصص والده أحمد زيني؛ لأن الأخير حي يرزق ولم يختصم في الدعوى. والاستحقاق</w:t>
         <w:br/>
-        <w:t>نيبو هدلاو ةايح نابإ هيلع ىعدملاو يلكوم نيب لصح يذلا حلصلا نيب جزملا ةلواحمو ثرإلا ببسب كلمتلا مهلإ لآو ءهّللا همحر ثروملا ةافو دعب ةبلاطملا لحم صصحلا يف يلكوملأشن</w:t>
+        <w:t>نشألموكلي في الحصص محل المطالبة بعد وفاة المورث رحمه اللّهء وآل إلهم التملك بسبب الإرث ومحاولة المزج بين الصلح الذي حصل بين موكلي والمدعى عليه إبان حياة والده وبين</w:t>
         <w:br/>
         <w:t>الاستحقاق بالإوث؛ لدرء وإسقاط حق موكلي في الإرث المستحوذ عليه بالباطل -الحصص 9090 من شركة أحمد زيني وأولاده التجارية -تشغيب وتشويش لن ينطلي على فهم الدائرة</w:t>
         <w:br/>
@@ -1349,13 +1369,13 @@
         <w:br/>
         <w:t>التسلسل الزمني للنزاع محل الدعوىء نتقدم بمذكرتنا على النحو التالي: أولاً: نستسمح الدائرة الموقرة بالتأكيد على الدفع بعدم اختصاص المحكمة نوعياً بنظر الدعوى؛ لعدم تقديم</w:t>
         <w:br/>
-        <w:t>ىوعدلا ةماقإل قحال هنوكل يماظنلا صنلا ىلع دانتسالا ةيزاوج مدعو .ةيراجتلا ةمكحملل صاصتخالا داقعناو ىوعدلا رظنب ةماعلا ةمكحملا صاصتخا مدعب يضاقلا مكحلل يعدملا</w:t>
+        <w:t>المدعي للحكم القاضي بعدم اختصاص المحكمة العامة بنظر الدعوى وانعقاد الاختصاص للمحكمة التجارية. وعدم جوازية الاستناد على النص النظامي لكونه لاحق لإقامة الدعوى</w:t>
         <w:br/>
         <w:t>إعمالا:لمبدأ عدم رجعية تطبيق القوانين. 1- نشير إلى نص المادة (78/1/ ب) من اللائحة التنفيذية لنظام المرافعات الشرعية والمعدلة بقرار وزير العدل رقم (7414) وتاريخ 6/1441/</w:t>
         <w:br/>
         <w:t>6ه والتي نصت على أنه: (إذا رأت عدم اختصاصها النوعي بنظر القضية وأنها من اختصاص محكمة أخرى فتحكم بعدم الاختصاص فإذا اكتسب الحكم النهائية فتحيلها للمحكمة</w:t>
         <w:br/>
-        <w:t>مدعب قباس مكح رودص ةرورض ىوعدلا رظنب ةصتخم (ةرقوملا مكتمكحم) ىرخألا ةمكحملا نوكتل مزلتسا هنأ صنلا اذه دافم ناكاملو ء(اهرظنب اهبلإ لاحملا ةمكحملا مزتلتو ةصتخملا</w:t>
+        <w:t>المختصة وتلتزم المحكمة المحال إلبها بنظرها)ء ولماكان مفاد هذا النص أنه استلزم لتكون المحكمة الأخرى (محكمتكم الموقرة) مختصة بنظر الدعوى ضرورة صدور حكم سابق بعدم</w:t>
         <w:br/>
         <w:t>الاختتصا ص وأن يكتسب الصفة النهائية. 2- وبما أن المدعي قد زعم - في لائحة دعواه صدور حكم من المحكمة العامة بجدة رقم (3855849) وتاريخ 2/1438 /10ه يقضى بعدم</w:t>
       </w:r>
@@ -1463,11 +1483,11 @@
         <w:br/>
         <w:t>رابعاً: سرد التسلسل الزمنى للنزاع محل الدعوى: 1- قام المدعى عليه أسامة أحمد عباس زيني بتأسيس الشركة - محل الدعوى - بتاربخ 14/10/1427ه تحت مسدى (شركة روائع</w:t>
         <w:br/>
-        <w:t>ةباتك ىدل قثوملا سيسأتلا دقع بجومب كلذو (لكوتملا ريبكلا دبع دباعل 9090 . ينبز ةماسأل 9010 عقاوب) «لكوتملا ينيز ريبكلا دبع دباع ديسلا عم ةكارشلاب (ةعيرسلا ةجزاطلا معاطملا</w:t>
+        <w:t>المطاعم الطازجة السريعة) بالشراكة مع السيد عابد عبد الكبير زيني المتوكل» (بواقع 9010 لأسامة زبني . 9090 لعابد عبد الكبير المتوكل) وذلك بموجب عقد التأسيس الموثق لدى كتابة</w:t>
         <w:br/>
         <w:t>العدل بالغرفة التجارية الصناعية بمحافظة جدة برقم ((58) - مجلد 13/ ش/م وتاريخ 14/3/1428ه) (مرفق عقد التأسيس رقم 3). 2- وبتاربخ 11/1429/ 6ه تخارج أحد الشركاء</w:t>
         <w:br/>
-        <w:t>سابع دمحأ) ديسلل (لاير 450.000) هردقو غلبمب ةيمسالا اهتميقب (ةصح 450) ةغلابلا هصصح نع لزانتو ةكرشلا نم (ينيز ريبكلا دبع دباع) ةعيرسلا ةجزاطلا معاطملا عئاور ةكرشب</w:t>
+        <w:t>بشركة روائع المطاعم الطازجة السريعة (عابد عبد الكبير زيني) من الشركة وتنازل عن حصصه البالغة (450 حصة) بقيمتها الاسمية بمبلغ وقدره (450.000 ريال) للسيد (أحمد عباس</w:t>
         <w:br/>
         <w:t>زبني) أي أن مورث المدعيين كان قد اشترى حصصه بالقيمة الاسمية. ثم خرج أسامة أحمد زيني وحلت محله شركة أحمد زيني وأولاده بنسبة 9610 بالقيمة الاسميةء وتم تعديل اسم</w:t>
       </w:r>
@@ -1553,7 +1573,7 @@
         <w:br/>
         <w:t>(أحمد عباس زيني) مورث المدعي نصيبه من المدعى عليه من هذا التنازل وإقراراً بصحة توزيع تلك الحصص التي آلت للمدعى عليه مرفق قرار الشركاء. (مستند رقم 5)» ولماكانت القاعدة</w:t>
         <w:br/>
-        <w:t>امم :(هلامهإ نم ىلوأ مالكلا لامعإ) :نأ ةدعاقلل.الامعإ ءاكرشلا رارقو دقعلا كلذ لامعإ نيعتي هنإف مث نمو :(موزللاو ةحصلا ط ورشلاو دوقعلا يف لصألا نأ) :ىلع صنت ةيعرشلا</w:t>
+        <w:t>الشرعية تنص على: (أن الأصل في العقود والشرو ط الصحة واللزوم): ومن ثم فإنه يتعين إعمال ذلك العقد وقرار الشركاء إعمالا.للقاعدة أن: (إعمال الكلام أولى من إهماله): مما</w:t>
         <w:br/>
         <w:t>يتعين معه والحال كذلك إبراء ذمة المدعى عليه ورد دعوى المدعي. 4- استمر المدعي (عدنان زيني - بصفته شريكاً بشركة أحمد زيني وأولاده) شريكاً مع المدعى عليه (أسامة زيني) في شركة</w:t>
         <w:br/>
@@ -1569,7 +1589,7 @@
         <w:br/>
         <w:t>سعى في نقض ماتم من جهته فسعيه مردود عليه). 5- وبعد موافقه المدعي على قرار شراء المدعى عليه للحصص في شركة أحمد زيني التجارية أقام المدعي عدنان زبني وآخرين الدعوى</w:t>
         <w:br/>
-        <w:t>ةكرشل ةعباتلا تاكرشلا نم جراختلا ًابلاط ةدج ةظفاحمب ةيرادإلا ةمكحملاب ةرشع ةعباسلا ةيراجتلا ةرئادلا ىدل ينيز ةماسأ /هيلع ىعدملا دض ه1431 ماعل (ق 5798/ 2/) مقر ةيراجتلا</w:t>
+        <w:t>التجارية رقم (2/ 5798/ ق) لعام 1431ه ضد المدعى عليه/ أسامة زيني لدى الدائرة التجارية السابعة عشرة بالمحكمة الإدارية بمحافظة جدة طالباً التخارج من الشركات التابعة لشركة</w:t>
         <w:br/>
         <w:t>أحمد زيني وأولاده وشركة أحمد زيني التجارية. ونظراً للإختلاف حول تقدير قيمة الحصص بالشركات فقد تمت إحالتها لخبير محاسبي مكتب طلال أبو غزاله محاسبون ومراجعون. 6-</w:t>
         <w:br/>
@@ -1585,9 +1605,9 @@
         <w:br/>
         <w:t>وأولاده بمالها من حصص وشركات في الشركات المذكورة (الشركات التابعة لشركة أحمد زيني وأولاده والشركات التابعة لشركة احمد زيني التجارية)» وأنه ليس له أي حق بمطالبة الطرف</w:t>
         <w:br/>
-        <w:t>ربتعيو تاكرشلا كلت لامعأب ةقلعتم اهبس وأ اهعون ناكامهم ةبلاطم يأب اهل ةعباتلا عورفلاو ىوعدلا هذه لحم تاكرشلا وأ تاكرشلا كلتل ريدم وأ كيرش هتفصب ءاوس ثلاثلاو لوألا</w:t>
-        <w:br/>
-        <w:t>وأ اهعون ناكامهم ىوعد وأ بلطم يأ يف مهقحل طاقسإو.الماشو ًامات ءاربإ اهنع جراختملا تاكرشلل ةرادإلا لامعأ نع لوألا فرطلا ةمذل يئاهنو لماش ةمذ ءاربإ حلصلاب جراختلا اذه</w:t>
+        <w:t>الأول والثالث سواء بصفته شريك أو مدير لتلك الشركات أو الشركات محل هذه الدعوى والفروع التابعة لها بأي مطالبة مهماكان نوعها أو سبها متعلقة بأعمال تلك الشركات ويعتبر</w:t>
+        <w:br/>
+        <w:t>هذا التخارج بالصلح إبراء ذمة شامل ونهائي لذمة الطرف الأول عن أعمال الإدارة للشركات المتخارج عنها إبراء تاماً وشاملا.وإسقاط لحقهم في أي مطلب أو دعوى مهماكان نوعها أو</w:t>
         <w:br/>
         <w:t>سبها في الماضي والحاضر والمستقبل فيما يتعلق بتلك الشركات...). وعليه أصدرت الدائرة حكمها رقم (185/17/2) لعام 1432ه الصادر بتاربخ 2/12/1432ه بإثبات الصلح بين</w:t>
         <w:br/>
@@ -1615,9 +1635,9 @@
         <w:br/>
         <w:t>عدنان على أسامة كانت بسبب استحواذه على حصص والده البالغة (9690) في شركة أحمد زيني التجارية وقد تم الصلح والتخارج على ذلك الأساسء فقد كانت نسبة أسامه من تملك</w:t>
         <w:br/>
-        <w:t>ةيساسألا ىوعدلا كلت روحم يه تناك عازنلا لحم صصحلا ناف يلاتلابو .(9046) لداعت نيعمتجم يزاغ ءانبأو ناندع صصح ةبسنو تاكرشلا صصح نم (54/) لداعت صصحلا</w:t>
-        <w:br/>
-        <w:t>صصخح عيب نالطبب ىعدملا عفد ىلع ًاباوج 2- .ليلضتلا يف يعدملا هيلإ لصو يذلا ىدملا رهظي انه نمو ءمكحلا كص هب ليذملا ءاربإلاو يضارتلاو حلصلا مت اههلعو اهل ثعابلاو كرحملا يهو</w:t>
+        <w:t>الحصص تعادل (54/) من حصص الشركات ونسبة حصص عدنان وأبناء غازي مجتمعين تعادل (9046). وبالتالي فان الحصص محل النزاع كانت هي محور تلك الدعوى الأساسية</w:t>
+        <w:br/>
+        <w:t>وهي المحرك والباعث لها وعلهها تم الصلح والتراضي والإبراء المذيل به صك الحكمء ومن هنا يظهر المدى الذي وصل إليه المدعي في التضليل. 2- جواباً على دفع المدعى ببطلان بيع حخصص</w:t>
         <w:br/>
         <w:t>مورثه للمدعى عليه لكون المدعى عليه أسامة زيني باع لنفسه الحصص. الجواب: فنجيب على ذلك بأن هذا الدفع غير صحيح وبثبت تناقض المدعي في ادعاءاته ودفوعه على نحو يعيب</w:t>
         <w:br/>
@@ -1625,7 +1645,7 @@
         <w:br/>
         <w:t>مورث المدعي (أحمد عباس زيني) لصالح المدعى عليه (أسامة زيني) والذي يتجلى منه أنه مذيل بتوقيع وكيل مورث المدعي وقد تم توثيق توقيع الطرفين ومنهم وكيل مورث المدعي على قرار</w:t>
         <w:br/>
-        <w:t>بتاك) هبجومب تبثأ يذلاو (ه16 10/1431/ خيراتو ‏٠‎ /ع 8/ دلجم - 172 ةفيحص - (275)) مقر قيثوتلا بجومب ةدج ةظفاحمب ةيعانصلا ةيراجتلا ةفرغلاب لدعلا ةباتك لبق نم ءاكرشلا</w:t>
+        <w:t>الشركاء من قبل كتابة العدل بالغرفة التجارية الصناعية بمحافظة جدة بموجب التوثيق رقم ((275) - صحيفة 172 - مجلد 8/ ع/ ‎٠‏ وتاريخ 10/1431/ 16ه) والذي أثبت بموجبه (كاتب</w:t>
         <w:br/>
         <w:t>العدل رشيد الحربي) حضور وتوقيع الأطراف المعنية (مرفق قرار الشركاء - مستند رقم 9)» ولماكان قرار الشركاء قد تم توثيقه والتوقيع عليه من قبل كاتب العدل وهو موظف عام ومن</w:t>
         <w:br/>
@@ -1643,7 +1663,7 @@
         <w:br/>
         <w:t>والمغالطات ومحاولة لإدخال اللغط والتدليس على الدائرة بالإهام بادعاءات غير صحيحةء ونجيب عليه: أ- نشير بداية إلى أن هذا التقرير هو تقرير مدفوع الثمن حيث أنه صادر من</w:t>
         <w:br/>
-        <w:t>ملع مغرو هسفنل ليلدك ءرملا لوقب ذخألا زوجي.ال هنا ءابضق ررقملا نم ناكاملو «يعدملا دي عنص نم عونصم ررحم وهف مث نمو ,ةيبطلا هللا دبع كلملا ةنيدمب ةيجراخلا تادايعلا</w:t>
+        <w:t>العيادات الخارجية بمدينة الملك عبد الله الطبية, ومن ثم فهو محرر مصنوع من صنع يد المدعي» ولماكان من المقرر قضباء انه لا.يجوز الأخذ بقول المرء كدليل لنفسه ورغم علم</w:t>
       </w:r>
     </w:p>
     <w:p>
@@ -1697,7 +1717,7 @@
         <w:br/>
         <w:t>الحاضر عن المدعى عدنان زيني بأن المحكمة تغاضت عن هذا التقرير ولم تأخذ به إلا.أنه يحاول جاهداً التحايل على الواقع وإمهام المحكمة بصحة ما يزعمه ولم يتطرق لتقرير الصحة</w:t>
         <w:br/>
-        <w:t>دتعيو نيبراشتسا نم رداصو لماش ريرقت وه ةيسفنلا ةحصلا ريرقت نأ وعمجأ ثيح .ةدجب ةيحصلا نوئشلا ريدم باطخ وأ ةحصلا ريزو باطخ وأ لدعلا ريزو باطخ وأ ةيسفنلا</w:t>
+        <w:t>النفسية أو خطاب وزير العدل أو خطاب وزير الصحة أو خطاب مدير الشئون الصحية بجدة. حيث أجمعو أن تقرير الصحة النفسية هو تقرير شامل وصادر من استشاربين ويعتد</w:t>
         <w:br/>
         <w:t>بهء وأما التقرير الصادر من مدينة الملك عبد الله الطبية هو تقرير من عيادات خارجية مدفوعة الأجر ولم تطلبه المحكمة, بل إن المحكمة تغاضت عنه وطلبت التقرير من مستشفى</w:t>
         <w:br/>
@@ -1713,11 +1733,11 @@
         <w:br/>
         <w:t>لتعيين قيم وقد ذيل التقرير بتوقيع الأطباء التابعين لوزارة الصحية - الموظفين العموميين - مرفق التقرير الطبي الصادر من مستشفى الصحة النفسية - (مستند رقم 10). كما أثبت</w:t>
         <w:br/>
-        <w:t>47/) مقر ةدجب ةماعلا ةمكحملا سيئرل لسرملا هباطخ بجومب عئابلا - يعدملا ثرومل ةيلقعلا ىوقلا ةمالسو نايبلا فلاسلا يبطلا ريرقتلا ةحص ةدج ةظفاحمب ةيحصلا نوؤشلا ريدم</w:t>
+        <w:t>مدير الشؤون الصحية بمحافظة جدة صحة التقرير الطبي السالف البيان وسلامة القوى العقلية لمورث المدعي - البائع بموجب خطابه المرسل لرئيس المحكمة العامة بجدة رقم (47/</w:t>
         <w:br/>
         <w:t>9292913 وتاريخ 4/8/1432ه (مرفق الخطاب - مستند رقم 11). ج- كما أثبت صاحب الفضيلة وزير العدل في خطابه رقم (33/ 21/567889) وتاريخ 17/4/1433هء بالتقرير</w:t>
         <w:br/>
-        <w:t>ًايفوتسم ربتعي ه8 6/1432/ خيراتو 1951 مقرب ةيسفنلا ضارمألا ىفشتسم نم رداصلا يميفنلا يبطلا ريرقتلا نأ ًاصن ةرازولا باطخ ركذو هب درو ام ةحصو - نايبلا فنآلا - يبطلا</w:t>
+        <w:t>الطبي - الآنف البيان - وصحة ما ورد به وذكر خطاب الوزارة نصاً أن التقرير الطبي النفيمي الصادر من مستشفى الأمراض النفسية برقم 1951 وتاريخ 6/1432/ 8ه يعتبر مستوفياً</w:t>
         <w:br/>
         <w:t>لجميع المعلومات الأساسية..... وبناءً على هذا الخطاب وبناءً على القرار رقم 33125567 وتاريخ 12/3/1433 ه المصادق عليه من محكمة الاستئناف بمكة المكرمة والمتضمن: (وبدراسة</w:t>
         <w:br/>
@@ -1803,7 +1823,7 @@
         <w:br/>
         <w:t>عليه في قيمة الحصص وأنه تارة يزعم أن الثمن 450 ألف ريال وتارة أخرى يزعم بأن الثمن 120 مليون ريال. الجواب: فنجيب على ذلك بأن هذا الادعاء غير صحيح والمدعي يحاول إهام</w:t>
         <w:br/>
-        <w:t>غلبمب يعدملا ثروم نيبو هنيب مربملا ءاكرشلا رارق يف ةيمسإلا ةميقلاب مت .ةصح (450) ةغلابلا هثرومل ةكولمم لا صصحلا عيب نأب عفد هيلع ىعدملاف 1- :نأ كلذ ضقانت دوجوب ةرئادلا</w:t>
+        <w:t>الدائرة بوجود تناقض ذلك أن: 1- فالمدعى عليه دفع بأن بيع الحصص ال مملوكة لمورثه البالغة (450) حصة. تم بالقيمة الإسمية في قرار الشركاء المبرم بينه وبين مورث المدعي بمبلغ</w:t>
         <w:br/>
         <w:t>(450.000 ريال) في حين أن العقد المبرم والمتعلق ببيع ذات الحصص قد تم بالقيمة الفعلية لتلك الحصص وذلك بمبلغ (120 مليون ريال): وماتم بهذا الشأن من العرف المتعارف عليه بين</w:t>
       </w:r>
@@ -1867,11 +1887,11 @@
       <w:r>
         <w:t>[المتن الفعلي: الوقائع / الأسباب / المنطوق] ===</w:t>
         <w:br/>
-        <w:t>ثروم ةافو خيرات ىتحو «ةقباسلا تالاكولاب لمعلا وأ همساب تالاكو رادصإ فاقيإو تاراقعلا عيمجب فرصتلا فاقيإب لدعلا تاباتكو مكاحملا ىلع ميمعتلاب ينيز سابع دمحأ نيعدملا</w:t>
+        <w:t>المدعين أحمد عباس زيني بالتعميم على المحاكم وكتابات العدل بإيقاف التصرف بجميع العقارات وإيقاف إصدار وكالات باسمه أو العمل بالوكالات السابقة» وحتى تاريخ وفاة مورث</w:t>
         <w:br/>
         <w:t>المدعين بتاربخ 12/4/1438 ه ولا.يوجد أي تناقض في هذا كما أنه لا.يخالف الشرع ولا النظام. 3- بتاريخ 4/3/1432 ه أقام المستأنف ضده عدنان زيني. الدعوى رقم 18883 /32 ني</w:t>
         <w:br/>
-        <w:t>ظفح ررقتو ,فنأتسملا ىلا ةيراجتلا ينيز دمحأ ةكرش يف هصصح عيب ةلاكو دلاولا نع رداصلا يروصلا عيبلا لاطبإب ءجليعدلا كرابم نب دمحم يضاقلا ةليضف مامأه/ 3/2</w:t>
+        <w:t>3/2 /هأمام فضيلة القاضي محمد بن مبارك الدعيلجء بإبطال البيع الصوري الصادر عن الوالد وكالة بيع حصصه في شركة أحمد زيني التجارية الى المستأنف, وتقرر حفظ</w:t>
         <w:br/>
         <w:t>الدعوى لحين الفصل في دعوى الانهاء المقدمة إلى فضيلة القاضي إبراهيم اللحيدان القاضي بالمحكمة العامة والتي حكم فها بموجب الصك رقم 33286392 وتاريخ 8/6/1433 ه.</w:t>
         <w:br/>
@@ -2013,11 +2033,11 @@
         <w:br/>
         <w:t>السابقة والاختصاص منعقد كما لا.يخفى على شريف علم الدائرة للمحكمة التجارية بموجب المادة السادسة عشرة من نظام المحكمة التجاربة والتي نصت على: (تختص المحكمة</w:t>
         <w:br/>
-        <w:t>ةبلاطملا ةميق تناك ىتم ,ةيراجتلا دوقعلا تاعزانم يف رجاتلا ىلع ةماقملا ىواعدلا .؟ .ةيعبتلا وأ ةيلصألا ةبراجتلا مهلامعأ ببسب راجتلا نيب أشنت يتلا تاعزانملا ‏.١‎ :يتآلا يفرظنلاب</w:t>
-        <w:br/>
-        <w:t>ماظن ماكحأ قيبطت نع ةئشانلا تافلاخملاو ىواعدلا 4. .ةبراضملا ةكرش يف ءاكرشلا تاعزانم .ةميقلا هذه ةدايز ءابضتقالا دنع سلجمللو «لابر فلأ ةئام ىلع ديزت ىوعدلا يف ةيلصألا</w:t>
-        <w:br/>
-        <w:t>يف ةيلصألا ةبلاطملا ةميق تناك ىتم «ةيراجتلا دوقعلا تاعزانم يف رجاتلا ىلع ةماقملا ىواعدلا يف ةيراجتلا مكاحملا صتخت يعونلا صاصتخالا :نوثالثلاو ةيداحلا ةداملا كلذكو .(تاكرشلا</w:t>
+        <w:t>بالنظرفي الآتي: ‎.١‏ المنازعات التي تنشأ بين التجار بسبب أعمالهم التجاربة الأصلية أو التبعية. ؟. الدعاوى المقامة على التاجر في منازعات العقود التجارية, متى كانت قيمة المطالبة</w:t>
+        <w:br/>
+        <w:t>الأصلية في الدعوى تزيد على مائة ألف ربال» وللمجلس عند الاقتضباء زيادة هذه القيمة. منازعات الشركاء في شركة المضاربة. 4. الدعاوى والمخالفات الناشئة عن تطبيق أحكام نظام</w:t>
+        <w:br/>
+        <w:t>الشركات). وكذلك المادة الحادية والثلاثون: الاختصاص النوعي تختص المحاكم التجارية في الدعاوى المقامة على التاجر في منازعات العقود التجارية» متى كانت قيمة المطالبة الأصلية في</w:t>
         <w:br/>
         <w:t>الدعوى تزيد على خمسمئة ألف ريال): والخلاف منصب على بيع وقيمة حصص في شركة تجارية نظامية, والدفع من قبل المدعى عليه بعدم الاختصاص القصد منه مضارة موكلي</w:t>
         <w:br/>
@@ -2119,7 +2139,7 @@
         <w:br/>
         <w:t>من مراحل الدعوى. '- ورد في التقرير النهائي (ص ‎)١‏ وما بعدها أن قيمة شركة أحمد زيني التجارية هو مبلغ وقدره (1/,7517:311 ‎١‏ ريال) (مرفق ‎١‏ صورة التقرير). وعليه فإن المبلغ</w:t>
         <w:br/>
-        <w:t>مامأ ريرقتلا اذه بجومب جراختلا متو يبساحملا ريبخلل يئاهنلا ريرقتلاو مييقتلا ىلع ًءانب ىلوألا ةجردلا ةمكحم لبق نم هب موكحملا غلبملا وه ةبلاطملا لحم صصحلا ةميق ريرقتل دمعتملا</w:t>
+        <w:t>المتعمد لتقرير قيمة الحصص محل المطالبة هو المبلغ المحكوم به من قبل محكمة الدرجة الأولى بناءً على التقييم والتقرير النهائي للخبير المحاسبي وتم التخارج بموجب هذا التقرير أمام</w:t>
         <w:br/>
         <w:t>المحكمة آنذاك وينزل هذا التصرف بمنزلة الرضا أو عدم الاعتراض من قبل أطراف النزاع جميعاً ومنهم المدعى عليه في هذه الدعوى ولا.يقبل من الأخير إسقاطه أو التشكيك في صحته</w:t>
         <w:br/>
@@ -2127,7 +2147,7 @@
         <w:br/>
         <w:t>الله المتمثل في نصيها الشرعي في الحصص البالغة 9690 من شركة أحمد زيني واولاده التجارية الذي استحوذ علها المدعى عليه بغير حق ولا سبيل معتبر للتملك شرعي أو نظامي وفي سبيل</w:t>
         <w:br/>
-        <w:t>دوجو نم هيلع ىعدملا همعزي ام ةتباثلا ةقيقحلا هذه نم لاني.الو ,ةلاكولا ةروص ‏١(.‎ قفرم) اهقوقحب ةبلاطملاو اهليثمتل ةيماظنلا ةلاكولا يل تردصأ هعازتناو قحلا اذه جارختسا</w:t>
+        <w:t>استخراج هذا الحق وانتزاعه أصدرت لي الوكالة النظامية لتمثيلها والمطالبة بحقوقها (مرفق ‎.)١‏ صورة الوكالة, ولا.ينال من هذه الحقيقة الثابتة ما يزعمه المدعى عليه من وجود</w:t>
         <w:br/>
         <w:t>تسجيل مصور لموكلتي تبدي فيه عدم رغبتها في مخاصمة المدعى عليه أو المطالبة بحقوقها ولجوء المدعي عليه لهذه الأساليب الملتوية باعثة إدراكه سلامة موقفه وإلا. فالحجة تقارع</w:t>
         <w:br/>
@@ -2197,23 +2217,43 @@
         <w:br/>
         <w:t>5 كوقف لآل زيني وعشرة ملايين كوقف علمي وخمسة ملايين لإحياء أرض جدة بوادي فاطمة بعد هذا كله تم النص على: ((وما تبقى من الثلث يوزع على احفادي... إلخ)), مما يعني أن</w:t>
         <w:br/>
-        <w:t>ليصفتلا قفو دافحألا ىلع عزوي ةددحملا ةثالثلا فراصملا هذه دعب ثلثلا اذه نم ىقبتي امو ثلثلا جراخ تسيلو ةيصولا ثلث نم مصخت نييالم ةسمخلاو نييالم ةرشعلاو /,5 ةبسنلا</w:t>
+        <w:t>النسبة 5,/ والعشرة ملايين والخمسة ملايين تخصم من ثلث الوصية وليست خارج الثلث وما يتبقى من هذا الثلث بعد هذه المصارف الثلاثة المحددة يوزع على الأحفاد وفق التفصيل</w:t>
         <w:br/>
         <w:t>المثبت بالوصية, وقد ترى الدائرة الموقرة أن صك إثبات الوصية ابتدأ بأن مصارف الثلث الثلاثة» ثم نص على أن ما تبقى من هذا الثلث يوزع على الأحفاد والتقديم والتأخير في رصد</w:t>
         <w:br/>
         <w:t>رغبات المورث في وصيته لا.يغير من أن الوصية هي الثلث دون زيادة أو نقصان, وبإنزال هذا التقرير الشرعي على المبلغ المحكوم به وبعد الاطلاع على صك حصر الإرث (مرفق ه حصر</w:t>
         <w:br/>
-        <w:t>هردق و غلبم هردقو ًاغلبم كلذ يلامجإ نوكيو اهفراصم بسح فرصي ثلثلا :ةيصولا ‏-١‎ :يلاتلاك حبصت هب موكحملا غلبملا ةميق نأ اهملع فيرش ىلع ىفخي الو ةرقوملا ةرئادلل رهظي ء(ثرإلا</w:t>
+        <w:t>الإرث)ء يظهر للدائرة الموقرة ولا يخفى على شريف علمها أن قيمة المبلغ المحكوم به تصبح كالتالي: ‎-١‏ الوصية: الثلث يصرف حسب مصارفها ويكون إجمالي ذلك مبلغاً وقدره مبلغ و قدره</w:t>
         <w:br/>
         <w:t>‎)١11١77,/9(‏ مئة وعشرة مليون وستمئة واثنان وسبعون ألفاً وثلائمئة وتسعة وسبعون ريالاً. ‎-١‏ موكلي عدنان زيني: بعد خصم مبلغ الثلث للوصية والثمن لموكتي بالمناصفة مع</w:t>
         <w:br/>
         <w:t>المدعي عليه يستحق مبلغاً وقدره (17,775,770 ريال) ستة وتسعون مليوناً وسبعمائة وتسعة وسبعون ألفاً ومئتان و سبعون ربالاً. 3- موكلتي عاتقة الحراري.: بعد خصم مبلغ الث</w:t>
         <w:br/>
         <w:t>للوصية بصبح الحمن المستحق لها شرعاً مبلغاً وقدره ‎710101,7١15(‏ ريال) سبعة وعشرون مليوناً وستمئة وواحد وخمسون ألفاً ومئتان وتسعة عشر ريالاً؟ ولكل ما سبق بيانه في</w:t>
-        <w:br/>
-        <w:t>انتركذم يف هانحضو امو ًاثلاث دنبلا يف فنآلا ليصفتلا قفو ةقوطنم ليصفت عم رظنلا لحم ىلوألا ةجردلا ةمكحم مكح دييأت ةرئادلا ماقم نم بلطن ةقباسلا تاركذملاو ةركذملا هذه</w:t>
-        <w:br/>
-        <w:t>رمألا ةيجح ماكحألا بستكتو عطاقو تاب لكشب تاعزانملا يف لصفلا يف ةيئاضقلا ماكحألا نم ةياغلا ققحتت ىتح المجم ءاج يذلا مكحلا قوطنم ليصفتب اهف انبلاط يتلا ةيضارتعالا</w:t>
+      </w:r>
+    </w:p>
+    <w:p>
+      <w:pPr>
+        <w:pStyle w:val="Heading2"/>
+        <w:jc w:val="right"/>
+        <w:bidi/>
+      </w:pPr>
+      <w:r>
+        <w:t>[الطلبات / المرفقات] ===</w:t>
+        <w:br/>
+        <w:t>هذه المذكرة والمذكرات السابقة نطلب من مقام الدائرة تأييد حكم محكمة الدرجة الأولى محل النظر مع تفصيل منطوقة وفق التفصيل الآنف في البند ثالثاً وما وضحناه في مذكرتنا</w:t>
+      </w:r>
+    </w:p>
+    <w:p>
+      <w:pPr>
+        <w:pStyle w:val="Heading2"/>
+        <w:jc w:val="right"/>
+        <w:bidi/>
+      </w:pPr>
+      <w:r>
+        <w:t>[المتن الفعلي: الوقائع / الأسباب / المنطوق] ===</w:t>
+        <w:br/>
+        <w:t>الاعتراضية التي طالبنا فها بتفصيل منطوق الحكم الذي جاء مجملا حتى تتحقق الغاية من الأحكام القضائية في الفصل في المنازعات بشكل بات وقاطع وتكتسب الأحكام حجية الأمر</w:t>
       </w:r>
     </w:p>
     <w:p>
@@ -2237,11 +2277,11 @@
       <w:r>
         <w:t>[المتن الفعلي: الوقائع / الأسباب / المنطوق] ===</w:t>
         <w:br/>
-        <w:t>ةقتاع) هتدلاول هدض فنأتسملا زاجتحا نأشب ةرئادلا راسفتسا ىلع ًاباوج :ًايناث .ةركذملا كلت نم أزجتي ال ءزج اهب ةدراولا عوفدلا ةفاكربتعنو ةقباسلا تاركذملاب ةادبملا عوفدلاو عافدلا</w:t>
-        <w:br/>
-        <w:t>هقتاع) هيلع ىعدملا ةدلاوو هتدلاو سبحب يعدملا ماق ىلاعت هللا رمأل لثتميو هتدلاول نسحي نأ نم ًالدبو (ًاناسحإ نيدلاولابو هايإ.الإ اودبعت.الأ كبر ىضقو) ىلاعت لاق 1- . (يزارحلا</w:t>
-        <w:br/>
-        <w:t>نم مهريذحتو ةيلزنملا ةلامعلا ديدهتو لكش يأب اهعم لصاوتلا نم يعدملا عنمو اهلاوج بحس ماقو يعدملا لزنم نم روبعلاب الإ لخدم اهتيبل دعي مل ذإ اهتيب باب ةلازإو اهزاجتحاو (يزارحلا</w:t>
+        <w:t>الدفاع والدفوع المبداة بالمذكرات السابقة ونعتبركافة الدفوع الواردة بها جزء لا يتجزأ من تلك المذكرة. ثانياً: جواباً على استفسار الدائرة بشأن احتجاز المستأنف ضده لوالدته (عاتقة</w:t>
+        <w:br/>
+        <w:t>الحرازي) . 1- قال تعالى (وقضى ربك ألا.تعبدوا إلا.إياه وبالوالدين إحساناً) وبدلاً من أن يحسن لوالدته ويمتثل لأمر الله تعالى قام المدعي بحبس والدته ووالدة المدعى عليه (عاتقه</w:t>
+        <w:br/>
+        <w:t>الحرازي) واحتجازها وإزالة باب بيتها إذ لم يعد لبيتها مدخل إلا بالعبور من منزل المدعي وقام سحب جوالها ومنع المدعي من التواصل معها بأي شكل وتهديد العمالة المنزلية وتحذيرهم من</w:t>
         <w:br/>
         <w:t>تمكينه من مكالمها عن طريقهم للاطمئنان على صحتها ولا.سيما وأنها سيدة طاعنة في السن وبلغت من الكبر عتياً وصحتها سيئة ولديها من الأمراض التي يستلزم مراجعتها وأخذها</w:t>
         <w:br/>
@@ -2287,7 +2327,7 @@
         <w:br/>
         <w:t>العام تقيدت برقم 2307033671543 وتاريخ 2023/09/20م. وبناء على ما تقدم فإنه يثبت لفضيلتكم سلوك المدعى عليه لكافة السبل والطرق وعدم سكوته عن حماية والدته إلا.أن</w:t>
         <w:br/>
-        <w:t>يبساحملا ريرقتلا ريدقتب عفدلا زاوج مدعب يلكشلا عفدلا ىلع ًاباوج1- :(ناندع) هدض فنأتسملا ليكو نم ةمدقملا ةيعوضوملاو ةيلكشلا عوفدلا ىلع درلا :ًاثلاث .كلذ نود لاح يعدملا</w:t>
+        <w:t>المدعي حال دون ذلك. ثالثاً: الرد على الدفوع الشكلية والموضوعية المقدمة من وكيل المستأنف ضده (عدنان): 1-جواباً على الدفع الشكلي بعدم جواز الدفع بتقدير التقرير المحاسبي</w:t>
         <w:br/>
         <w:t>للشركة بمبلغ (79.000.000 ريال) على سند من المادة (21) من اللائحة التنفيذية لطرق الاعتراض؛ فنجيب على ذلك بأن هذا الدفع غير سديد وفي غير محله ذلك أن: أ- إصرار وكيل</w:t>
         <w:br/>
@@ -2317,7 +2357,7 @@
       <w:r>
         <w:t>[المتن الفعلي: الوقائع / الأسباب / المنطوق] ===</w:t>
         <w:br/>
-        <w:t>مدقملا ريرقتلل عوجرلاب هنأ كلذ ةلالدو عقاولاو ةقيقحلا عم ىفانتي عورشم ريغ قحب ماهإلاو ةمكحملا ىلع سيلدتلا ىلإ ةياهنلا يف يدؤي امب يناثلا ريرقتلا ةمدقم عم لوألا ريرقتلا قافرإ</w:t>
+        <w:t>إرفاق التقرير الأول مع مقدمة التقرير الثاني بما يؤدي في النهاية إلى التدليس على المحكمة والإهام بحق غير مشروع يتنافى مع الحقيقة والواقع ودلالة ذلك أنه بالرجوع للتقرير المقدم</w:t>
         <w:br/>
         <w:t>منا بالمذكرة الجوابية السابقة نجد أن كل صفحة بالتقرير المحاسبي الصادر من الخبير المحاسبي مذيلة بتاريخ التقرير ورقم كل صفحة من تلك الصفحات. وحيث إن ثبوت ذلك يعد من</w:t>
         <w:br/>
@@ -2399,7 +2439,7 @@
         <w:br/>
         <w:t>2 وتاريخ: 1ه" 2- جواباً على دفع المستأنف ضده بأن قيمة شركة أحمد زيني التجارية مبلغ (367.757.931 ريال) في التقرير فنجيب على ذلك بأن هذا يتناف مع أبسط</w:t>
         <w:br/>
-        <w:t>ةموعزملا - هقوقح لصف دق هدضض فنأتسملا نأ كلذ عازنلا فارطأ نيب يضارتلاو حلصلا تابثإب رداصلا يعطقلا مكحلا فلاخيو قاروألاب تباثلا عم ضقانتيو قطنملاو لقعلا تايضضتقم</w:t>
+        <w:t>مقتضضيات العقل والمنطق ويتناقض مع الثابت بالأوراق ويخالف الحكم القطعي الصادر بإثبات الصلح والتراضي بين أطراف النزاع ذلك أن المستأنف ضضده قد فصل حقوقه - المزعومة</w:t>
         <w:br/>
         <w:t>وزعم بأن حصته الشرعية من إرث والده في شركة أحمد زيني التجارية بمبلغ وقدره (96.779.270 ريال) وهنا نتساءل كيف للمدعى أن يتخارج بحصته من جميع الشركات بشركة أحمد</w:t>
         <w:br/>
@@ -2435,17 +2475,17 @@
         <w:br/>
         <w:t>ذمة المدعى عليه من أية حقوق تتعلق بتلك الشركة حيث تضمن إقرار المدعي المستأنف ضده - نصاً أنه: (استوف الطرف المتنازل - المستأنف ضده - حقه من الطرف المشتري الشريك</w:t>
         <w:br/>
-        <w:t>ءاكرشلا رارق لييذتب يعدملا ماق دقو , مهيب اميف صصحلا عبزوت ةحصب ًارارقإو (يرتشملا ةمذل ءاربإو ةيئاهنو ةمات ةصلاخم ةباثمب امهم لك عيقوت ربتعيو - ينبز ةماسأ - ةكرشلا يف ديدجلا</w:t>
+        <w:t>الجديد في الشركة - أسامة زبني - ويعتبر توقيع كل مهما بمثابة مخالصة تامة ونهائية وإبراء لذمة المشتري) وإقراراً بصحة توزبع الحصص فيما بيهم , وقد قام المدعي بتذييل قرار الشركاء</w:t>
         <w:br/>
         <w:t>بتوقيعه. ولماكان ما تقدم فإنه لا.يجوز للمدعي الرجوع عماتم على يديه وفقاًللقاعدة الشرعية التي تنص على أنه: (من سعى في نقض ماتم من جهته فسعيه مردود عليه). أصحاب</w:t>
         <w:br/>
         <w:t>الفضيلة: نحيط فضيلتكم علما بأن شركة أحمد زيني التجاربة هي شركة ورقية وقيمتها تأتي من حصصها في الشركات التي تملكها في شركة أحمد زبني وأولاده وعددها (7) شركات بواقع</w:t>
         <w:br/>
-        <w:t>ينيز دمحأ ةكرشو) .نويلم 270 ًابيرقت ةيلامجالا اهتميقو (ةنيحطلاو تايولحلا عنصم ةكرشو) .نويلم 37 ًابيرقت ةيلامجإلا اهتميقو (ةمطاف يداو ةعرزم ةكرش) يهو ةكرش لك ين 0</w:t>
-        <w:br/>
-        <w:t>ًابيرقت ةيلامجإلا اهتميقو (تامدخلاو ةرادإلل ةينطولا ةكرشلاو) .نويلم 31 ًابيرقت ةيلامجإلا اهتميقو (فييكتلاو ءابرهكلل ينيز دمحأ ةكرشو) .(نويلم 15 ًابيرقت ةيلامجإلا اهتميقو (نيومتلل</w:t>
-        <w:br/>
-        <w:t>نويلم 622 غلبم وه تاكرشلا كلت ةميق عومجم نأ ينعي اذهو .نويلم 14 ًابيرقت ةيلامجإلا اهتميقو (انيتروك ةكرشو) .نويلم 17 ابيرقت ةيلامجإلا اهتميقو (ةريمخلا ةكرشو) .نويلم 3</w:t>
+        <w:t>0 ني كل شركة وهي (شركة مزرعة وادي فاطمة) وقيمتها الإجمالية تقريباً 37 مليون. (وشركة مصنع الحلويات والطحينة) وقيمتها الاجمالية تقريباً 270 مليون. (وشركة أحمد زيني</w:t>
+        <w:br/>
+        <w:t>للتموين) وقيمتها الإجمالية تقريباً 15 مليون). (وشركة أحمد زيني للكهرباء والتكييف) وقيمتها الإجمالية تقريباً 31 مليون. (والشركة الوطنية للإدارة والخدمات) وقيمتها الإجمالية تقريباً</w:t>
+        <w:br/>
+        <w:t>3 مليون. (وشركة الخميرة) وقيمتها الإجمالية تقريبا 17 مليون. (وشركة كورتينا) وقيمتها الإجمالية تقريباً 14 مليون. وهذا يعني أن مجموع قيمة تلك الشركات هو مبلغ 622 مليون</w:t>
         <w:br/>
         <w:t>ريال ستمئة واثنان وعشرين مليون ريال تقريباً. بما معنى أن نسبة ال (9010) لتلك الشركات كما في المسودة الأولى مبلغ 68 مليونء وفي المسودة الثانية بتاريخ 2011-06-27مء مبلغ 79</w:t>
         <w:br/>
@@ -2467,7 +2507,7 @@
         <w:br/>
         <w:t>الورقة ينم عن مضمون قانوني قوي لا.يصدر الا من قانوني» ولوكانت على دراية بمضمونه لكانت وقعت بدلاً من بصمتها ولا.سيما وأنها على قدر من التعليم الذي يمكنها من الكتابة</w:t>
         <w:br/>
-        <w:t>نيب ترج يتلا ةملاكملل يتوص ليجست مكل مدقن .(قهاز وه اذإف هغمديف لطابلا ىلع قحلاب فذقن لب)) :ىلاعت هّللا لاق 5- .اهنع تافتلالا نيعتبو ةقرولا كلت ةحص يف نعطي يذلا رمألا</w:t>
+        <w:t>الأمر الذي يطعن في صحة تلك الورقة وبتعين الالتفات عنها. 5- قال اللّه تعالى: ((بل نقذف بالحق على الباطل فيدمغه فإذا هو زاهق). نقدم لكم تسجيل صوتي للمكالمة التي جرت بين</w:t>
         <w:br/>
         <w:t>المستأنف و والدته ليلة وضع بصمتها على عدد من الأوراق منها ماتم تقديمه بالمذكرة الأخيرة وتبين من المكالمة الممارسة الخاطئة والظالمة من المدعي مع والدته باصطحابها لطبيب</w:t>
         <w:br/>
@@ -2483,7 +2523,7 @@
         <w:br/>
         <w:t>الله في التبصرة: "من قام بشكية بغير حق أو ادعى باطلاءً فينبغي أن يؤدب"., وجاء في فتاوى سماحة الشيخ محمد بن إبراهيم رحمه الله تعالى في خطاب موجه لفضيلة رئيس محكمة</w:t>
         <w:br/>
-        <w:t>يعءرشلا مكاحلل نأ مكديفن هوحنو ةماقإلاو رفسلا تاقفن نم ةاعادملا همزلتست امو ةاعادملا قيرط نع هريغب رارضإلاو ةبغاشملا دمعتي نمع مكداشرتسا صوصخب" :ةباينلاب ةحابلا</w:t>
+        <w:t>الباحة بالنيابة: "بخصوص استرشادكم عمن يتعمد المشاغبة والإضرار بغيره عن طريق المداعاة وما تستلزمه المداعاة من نفقات السفر والإقامة ونحوه نفيدكم أن للحاكم الشرءعي</w:t>
         <w:br/>
         <w:t>الاجتهاد في مثل هذه الأمور وتقرير مايراه محققا للعدل ومزيلاً للظلم والعدوان زاجراً من يتعمد الإضبرار بإخوانه المسلمين رادعاً لغيره ممن تسول لهم انفسهم ذلك"؛ وبناء على ما تقدم</w:t>
       </w:r>
@@ -2544,25 +2584,14 @@
     </w:p>
     <w:p>
       <w:pPr>
-        <w:jc w:val="right"/>
-        <w:bidi/>
-      </w:pPr>
-      <w:r>
-        <w:rPr>
-          <w:b w:val="0"/>
-          <w:i w:val="0"/>
-        </w:rPr>
-        <w:t>ا :ةحفصلا ق ةدجي ةبراجتلا ةمكحملا</w:t>
-      </w:r>
-    </w:p>
-    <w:p>
-      <w:pPr>
         <w:pStyle w:val="Heading2"/>
         <w:jc w:val="right"/>
         <w:bidi/>
       </w:pPr>
       <w:r>
         <w:t>[ترويسة / كليشة رسمية — معلومات متكررة] ===</w:t>
+        <w:br/>
+        <w:t>المحكمة التجاربة يجدة ق الصفحة: ا</w:t>
         <w:br/>
         <w:t>لمح جارية بج رقم الصفحة: ‎١4‏ 1</w:t>
         <w:br/>
@@ -2613,7 +2642,7 @@
         <w:br/>
         <w:t>فهو مقبولان شكلاً. وأما عن الموضوع: وبعد الاطلاع على أسباب الحكم الابتدائي. تضيف هذه الدائرة: ولايُنال من ذلك ما أثاره وكيل المدعى عليه من عدم اختصاص المحاكم التجارية</w:t>
         <w:br/>
-        <w:t>مقر كصلا اهب رداصلاو ءه1432-03-04 خيراتو (3218883) مقر ةيضقلا يف ةدج ةظفاحمب ةماعلا ةمكحملاب ةرشع ةثلاثلا ةيقوقحلا ةرئادلا مكح رودص تباثلا نأ كلذ ءىوعدلا رظنب</w:t>
+        <w:t>بنظر الدعوىء ذلك أن الثابت صدور حكم الدائرة الحقوقية الثالثة عشرة بالمحكمة العامة بمحافظة جدة في القضية رقم (3218883) وتاريخ 1432-03-04هء والصادر بها الصك رقم</w:t>
         <w:br/>
         <w:t>(3855849) وتاريخ 1438-10-25ه. والقاضي بما نصه: (صرف النظر عن الدعوى لعدم الاختصاصء. وهي من اختصا ص الدوائر التجارية بديوان المظالم): والمصادق عليه من الدائرة</w:t>
         <w:br/>
@@ -2655,11 +2684,11 @@
       <w:r>
         <w:t>[المتن الفعلي: الوقائع / الأسباب / المنطوق] ===</w:t>
         <w:br/>
-        <w:t>هززعو .ثروملا كاردإ مدع نيبي .ه1431-12-02 خيراتب (ينطولا سرحلا ىفشتسم) ةيبطلا زيزعلادبع كلملا ةنيدم نم يبط ريرقت رودص تباثلا نأ امك ءروكذملا رارقإلا ىلع بيع ءاعدا</w:t>
+        <w:t>ادعاء عيب على الإقرار المذكورء كما أن الثابت صدور تقرير طبي من مدينة الملك عبدالعزيز الطبية (مستشفى الحرس الوطني) بتاريخ 1431-12-02ه. يبين عدم إدراك المورث. وعززه</w:t>
         <w:br/>
         <w:t>تقرير مستشفى الصحة النفسية المؤرخ في 1432-06-08ه. حيث أثبت (في طياته) أن المورث يعاني من النسيان. وبما أن تقرير طلا.ل أبو غزالة هو التقرير الذي ارتضاه الأطراف (بعد</w:t>
         <w:br/>
-        <w:t>مقر مكحلا امه رداصلا .(ه1432 ماعل ق2/1375/ و .ه1431 ماعل ق 2/5798/) مقر نيتيضقلا يف ةدجب ةيرادإلا ةمكحملا مامأ ةروظنملا ةيضقلا ءاهنإل .(هل ةمكحملا فيلكت</w:t>
+        <w:t>تكليف المحكمة له). لإنهاء القضية المنظورة أمام المحكمة الإدارية بجدة في القضيتين رقم (2/5798/ ق لعام 1431ه. و 2/1375/ق لعام 1432ه). الصادر هما الحكم رقم</w:t>
         <w:br/>
         <w:t>(185/17/2 لعام 1432ه) بتاربخ 1432-12-02هء المحكوم فهما صلحاً. لذا فيكون التقرير بمثابة التقدير الصحيح لباء فضلاً عن أن طلب المدعي في هذه الدعوى هو عن حصته في</w:t>
         <w:br/>
@@ -2813,7 +2842,7 @@
       <w:r>
         <w:t>[المتن الفعلي: الوقائع / الأسباب / المنطوق] ===</w:t>
         <w:br/>
-        <w:t>يعدملا 6- .(...ءاغلإلاب ًايرح ىضيو لالدتسالا يف روصقلاب ابيعم مكحلا هعم ىضي يذلا رمألا ,بيبستلاب دراولا وحنلا ىلع (لاير 368.757.931) سيلو ريرقتلا نم .8 .6 4ةحفصلا</w:t>
+        <w:t>الصفحة4 .6 .8 من التقرير وليس (368.757.931 ريال) على النحو الوارد بالتسبيب, الأمر الذي يضى معه الحكم معيبا بالقصور في الاستدلال ويضى حرياً بالإلغاء...). 6- المدعي</w:t>
         <w:br/>
         <w:t>كان عَمَدُه في الدعوى التقرير الصادر من أبو غزالة. والمؤرخ في 1432-11-07ه. وقد أشار إليه في غير ما موضع أمام الدائرة الابتدائية. ولم يطعن فيه المدعى عليه بل كان دفعه بأن</w:t>
         <w:br/>
@@ -2833,7 +2862,7 @@
         <w:br/>
         <w:t>عدمباء ولما نصت عليه المادة الأربعون من نظام الإثبات على أنه: (إذا أنكر من احتج عليه بالمحرّر العادي خطه أو إمضاءه أو ختمه أو بصمته. أو أنكر ذلك خلفه أو نائبه أو نفي علمه</w:t>
         <w:br/>
-        <w:t>رمأتف ؛ةمصبلا وأ متخلا وأ ءاضمإلا وأ طخلا ةحصب ةمكحملا عانقإ يف اهتادنتسمو ىوعدلا عئاقو فكت ملو ,عازنلا يف ًاجتنم ررحملا ناكو ,ررحملاب ًاكسمتم رخآلا مصخلا لظو ءهب</w:t>
+        <w:t>بهء وظل الخصم الآخر متمسكاً بالمحرر, وكان المحرر منتجاً في النزاع, ولم تكف وقائع الدعوى ومستنداتها في إقناع المحكمة بصحة الخط أو الإمضاء أو الختم أو البصمة؛ فتأمر</w:t>
         <w:br/>
         <w:t>المحكمة بالتحقيق بالمضاهاة: أو بسماع الشهود أو بكلهماء وفقاً للقواعد والإجراءات المنصوص علها في هذا النظام. ولا.تسمع الشهادة إلا. فيما يتعلق بإثبات حصول الكتابة أو</w:t>
         <w:br/>
@@ -2861,7 +2890,7 @@
         <w:br/>
         <w:t>محكمة أول درجة مسببة في ذلك بما نصه: (...أنه أشار إلى جملة وقائع قانونية وتاريخية سابقة أساساً على تأسيس الشركة محل الدعوى بسنوات طويلة وجملتها لا يتعلق بالشركة ولا</w:t>
         <w:br/>
-        <w:t>ريغ ىرخأ تاكرش ىتح صخت ةقباس لمع ةرجأ وأ ةيلئاع فيراصم لمحتك هتّقد وأ هتحص نم ققحتلا ناكمإ روصتملا ريغ نم يميق ٍلباقم نم هيلع لمتشا امع كيهان ءاهلامعأ</w:t>
+        <w:t>أعمالهاء ناهيك عما اشتمل عليه من مقابلٍ قيمي من غير المتصور إمكان التحقق من صحته أو دقّته كتحمل مصاريف عائلية أو أجرة عمل سابقة تخص حتى شركات أخرى غير</w:t>
         <w:br/>
         <w:t>الشركة محل الدعوى. فضلاً عن ذلك كله عدم تقديم المستند المشار إليه إطلاقاً في أي مرحلة سابقة في الدعوى؛ بل حتى لم يشر المدعى عليه أصالةً إلى وجود المستند في جلسة</w:t>
         <w:br/>
@@ -3001,7 +3030,7 @@
         <w:br/>
         <w:t>فيه الكفايةء علاوة إلى أنه بعد اطلاع الدائرة على التقرير (تقرير طلال أبو غزالة): استبان أن الخبير أورد المبلغ االمقدر ب: (79.924.901 ريال).» في تقريره المبدئي المؤرخ في 1432-07-25ه.</w:t>
         <w:br/>
-        <w:t>؛يئدبملا ال يئاهنلا ريرقتلاب ةربعلاو م2011-10-05 قفاوملا .ه1432-11-07 يف خرؤملا يئاهنلا هريرقت يف ريبخلا هدروأ ءلابر (368.757.931) ب ردقملا غلبملا نأ نيح يف ءم2011-06-27 قفاوملا</w:t>
+        <w:t>الموافق 2011-06-27مء في حين أن المبلغ المقدر ب (368.757.931) ربالء أورده الخبير في تقريره النهائي المؤرخ في 1432-11-07ه. الموافق 2011-10-05م والعبرة بالتقرير النهائي لا المبدئي؛</w:t>
         <w:br/>
         <w:t>فضلاً عن أن حكم الصلح صدر في تاريخ لاحق عن هذا التقريرء حيث صدر الحكم في 1432-12-02ه. مُؤَسَ ساً على ماقدمه الخبير في التقرير (الأخير) آنف الذكرء وأقر الأطراف</w:t>
       </w:r>
@@ -3143,9 +3172,9 @@
         <w:br/>
         <w:t>0</w:t>
         <w:br/>
-        <w:t>ةيربجلا ةوقلا لامعتسا ىلإ ىدأ ولو ةعبتملا ةيماظنلا لئاسولا عيمجب مكحلا اذه ذيفنت ىلع لمعلا ىرخألا ةيموكحلا ةزهجألاو تارازولا عيمج نم بلطي</w:t>
-        <w:br/>
-        <w:t>ماكحألاو ىواعدلا ةرادإ</w:t>
+        <w:t>يطلب من جميع الوزارات والأجهزة الحكومية الأخرى العمل على تنفيذ هذا الحكم بجميع الوسائل النظامية المتبعة ولو أدى إلى استعمال القوة الجبرية</w:t>
+        <w:br/>
+        <w:t>إدارة الدعاوى والأحكام</w:t>
       </w:r>
     </w:p>
     <w:p>
@@ -3169,7 +3198,7 @@
       <w:r>
         <w:t>[المتن الفعلي: الوقائع / الأسباب / المنطوق] ===</w:t>
         <w:br/>
-        <w:t>يرهشلا دمحم نب ديلو يرمعلا يلع ضوع ديبع يفيلجلا زيزعلا دبع نب نسحملا دبع</w:t>
+        <w:t>عبد المحسن بن عبد العزيز الجليفي عبيد عوض علي العمري وليد بن محمد الشهري</w:t>
         <w:br/>
         <w:t>00 0 1</w:t>
         <w:br/>

--- a/zaini_case_audit_output/outputs/word/documents/183_صك حكم نهائي ـ الاستئناف الثانية ـ نسخة.docx
+++ b/zaini_case_audit_output/outputs/word/documents/183_صك حكم نهائي ـ الاستئناف الثانية ـ نسخة.docx
@@ -2523,7 +2523,7 @@
         <w:br/>
         <w:t>الله في التبصرة: "من قام بشكية بغير حق أو ادعى باطلاءً فينبغي أن يؤدب"., وجاء في فتاوى سماحة الشيخ محمد بن إبراهيم رحمه الله تعالى في خطاب موجه لفضيلة رئيس محكمة</w:t>
         <w:br/>
-        <w:t>الباحة بالنيابة: "بخصوص استرشادكم عمن يتعمد المشاغبة والإضرار بغيره عن طريق المداعاة وما تستلزمه المداعاة من نفقات السفر والإقامة ونحوه نفيدكم أن للحاكم الشرءعي</w:t>
+        <w:t>يعءرشلا مكاحلل نأ مكديفن هوحنو ةماقإلاو رفسلا تاقفن نم ةاعادملا همزلتست امو ةاعادملا قيرط نع هريغب رارضإلاو ةبغاشملا دمعتي نمع مكداشرتسا صوصخب" :ةباينلاب ةحابلا</w:t>
         <w:br/>
         <w:t>الاجتهاد في مثل هذه الأمور وتقرير مايراه محققا للعدل ومزيلاً للظلم والعدوان زاجراً من يتعمد الإضبرار بإخوانه المسلمين رادعاً لغيره ممن تسول لهم انفسهم ذلك"؛ وبناء على ما تقدم</w:t>
       </w:r>
